--- a/public/downloads/research-project-student-workbook.docx
+++ b/public/downloads/research-project-student-workbook.docx
@@ -29,7 +29,7 @@
           <w:sz w:val="30"/>
           <w:szCs w:val="30"/>
         </w:rPr>
-        <w:t xml:space="preserve">Student Workbook</w:t>
+        <w:t xml:space="preserve">Student Workbook — Our Research Book</w:t>
       </w:r>
     </w:p>
     <w:p>
@@ -54,7 +54,7 @@
           <w:sz w:val="22"/>
           <w:szCs w:val="22"/>
         </w:rPr>
-        <w:t xml:space="preserve">This is your book for the Research Project. It has the sources we read, our research words, and a place to keep what we find out. Read the version that is right for you, or listen while your teacher reads.</w:t>
+        <w:t xml:space="preserve">This is your research book. It has the sources we read, our research words, and a page for each step of our investigation. Read the version that is right for you, or listen while your teacher reads. You can use drawings, marks, and a few words — no neat writing needed.</w:t>
       </w:r>
     </w:p>
     <w:p>
@@ -2307,6 +2307,619 @@
           <w:sz w:val="26"/>
           <w:szCs w:val="26"/>
         </w:rPr>
+        <w:t xml:space="preserve">Source G — What the satellites show about our hills</w:t>
+      </w:r>
+    </w:p>
+    <w:p>
+      <w:pPr>
+        <w:spacing w:after="120" w:before="0"/>
+      </w:pPr>
+      <w:r>
+        <w:rPr>
+          <w:sz w:val="22"/>
+          <w:szCs w:val="22"/>
+        </w:rPr>
+        <w:t xml:space="preserve">Helps with sub-questions 1 and 3 (before and now; the heat). A strong, peer-reviewed local study. Reading level: B1.</w:t>
+      </w:r>
+    </w:p>
+    <w:p>
+      <w:pPr>
+        <w:pStyle w:val="Heading3"/>
+        <w:spacing w:after="60" w:before="160"/>
+      </w:pPr>
+      <w:r>
+        <w:rPr>
+          <w:b/>
+          <w:bCs/>
+          <w:color w:val="1F3A5F"/>
+          <w:sz w:val="23"/>
+          <w:szCs w:val="23"/>
+        </w:rPr>
+        <w:t xml:space="preserve">The original article</w:t>
+      </w:r>
+    </w:p>
+    <w:p>
+      <w:pPr>
+        <w:spacing w:after="120" w:before="0"/>
+      </w:pPr>
+      <w:r>
+        <w:rPr>
+          <w:sz w:val="22"/>
+          <w:szCs w:val="22"/>
+        </w:rPr>
+        <w:t xml:space="preserve">A study in the science journal Atmosphere used pictures taken from satellites over our camps from 2013 to 2024. Read it (open access, free to read and share) at [the journal](https://doi.org/10.3390/atmos16030250). (The paper's authors are listed at the source — to confirm when we print the pack.)</w:t>
+      </w:r>
+    </w:p>
+    <w:p>
+      <w:pPr>
+        <w:pStyle w:val="Heading3"/>
+        <w:spacing w:after="60" w:before="160"/>
+      </w:pPr>
+      <w:r>
+        <w:rPr>
+          <w:b/>
+          <w:bCs/>
+          <w:color w:val="1F3A5F"/>
+          <w:sz w:val="23"/>
+          <w:szCs w:val="23"/>
+        </w:rPr>
+        <w:t xml:space="preserve">Read it (B1)</w:t>
+      </w:r>
+    </w:p>
+    <w:p>
+      <w:pPr>
+        <w:spacing w:after="120" w:before="0"/>
+      </w:pPr>
+      <w:r>
+        <w:rPr>
+          <w:sz w:val="22"/>
+          <w:szCs w:val="22"/>
+        </w:rPr>
+        <w:t xml:space="preserve">Scientists used pictures taken from satellites — cameras far above the Earth — to measure how the land around our camps changed from 2013 to 2024. They measured two things: how much of the land was covered in forest, and how hot the ground was.</w:t>
+      </w:r>
+    </w:p>
+    <w:p>
+      <w:pPr>
+        <w:spacing w:after="120" w:before="0"/>
+      </w:pPr>
+      <w:r>
+        <w:rPr>
+          <w:sz w:val="22"/>
+          <w:szCs w:val="22"/>
+        </w:rPr>
+        <w:t xml:space="preserve">They found a big change. Between 2013 and 2018, as the camps were built, almost all of the forest was lost — a drop of 97 out of every 100 — and the built-up land grew fast. As the trees went, the ground got hotter, and the very hot areas grew much bigger.</w:t>
+      </w:r>
+    </w:p>
+    <w:p>
+      <w:pPr>
+        <w:spacing w:after="120" w:before="0"/>
+      </w:pPr>
+      <w:r>
+        <w:rPr>
+          <w:sz w:val="22"/>
+          <w:szCs w:val="22"/>
+        </w:rPr>
+        <w:t xml:space="preserve">But there is hope in the numbers too. From 2018 to 2024, as the government and other groups planted trees and grass again, the hottest area stopped growing and even shrank a little. Bringing the green back is starting to cool the land.</w:t>
+      </w:r>
+    </w:p>
+    <w:p>
+      <w:pPr>
+        <w:pStyle w:val="Heading3"/>
+        <w:spacing w:after="60" w:before="160"/>
+      </w:pPr>
+      <w:r>
+        <w:rPr>
+          <w:b/>
+          <w:bCs/>
+          <w:color w:val="1F3A5F"/>
+          <w:sz w:val="23"/>
+          <w:szCs w:val="23"/>
+        </w:rPr>
+        <w:t xml:space="preserve">Read it (simpler, A1/A2)</w:t>
+      </w:r>
+    </w:p>
+    <w:p>
+      <w:pPr>
+        <w:spacing w:after="120" w:before="0"/>
+      </w:pPr>
+      <w:r>
+        <w:rPr>
+          <w:sz w:val="22"/>
+          <w:szCs w:val="22"/>
+        </w:rPr>
+        <w:t xml:space="preserve">Scientists used pictures from satellites to look at our land from 2013 to 2024. They found that when the trees were cut down, the land got much hotter. Then, when people planted trees and grass again, the land started to cool a little. Green land is cooler than bare land.</w:t>
+      </w:r>
+    </w:p>
+    <w:p>
+      <w:pPr>
+        <w:pStyle w:val="Heading3"/>
+        <w:spacing w:after="60" w:before="160"/>
+      </w:pPr>
+      <w:r>
+        <w:rPr>
+          <w:b/>
+          <w:bCs/>
+          <w:color w:val="1F3A5F"/>
+          <w:sz w:val="23"/>
+          <w:szCs w:val="23"/>
+        </w:rPr>
+        <w:t xml:space="preserve">New words</w:t>
+      </w:r>
+    </w:p>
+    <w:p>
+      <w:pPr>
+        <w:pStyle w:val="ListParagraph"/>
+        <w:numPr>
+          <w:ilvl w:val="0"/>
+          <w:numId w:val="1"/>
+        </w:numPr>
+        <w:spacing w:after="60"/>
+      </w:pPr>
+      <w:r>
+        <w:rPr>
+          <w:sz w:val="22"/>
+          <w:szCs w:val="22"/>
+        </w:rPr>
+        <w:t xml:space="preserve">satellite — a machine far above the Earth that takes pictures of the ground (see Source A)</w:t>
+      </w:r>
+    </w:p>
+    <w:p>
+      <w:pPr>
+        <w:pStyle w:val="ListParagraph"/>
+        <w:numPr>
+          <w:ilvl w:val="0"/>
+          <w:numId w:val="1"/>
+        </w:numPr>
+        <w:spacing w:after="60"/>
+      </w:pPr>
+      <w:r>
+        <w:rPr>
+          <w:sz w:val="22"/>
+          <w:szCs w:val="22"/>
+        </w:rPr>
+        <w:t xml:space="preserve">study — careful work by scientists to find something out</w:t>
+      </w:r>
+    </w:p>
+    <w:p>
+      <w:pPr>
+        <w:pStyle w:val="ListParagraph"/>
+        <w:numPr>
+          <w:ilvl w:val="0"/>
+          <w:numId w:val="1"/>
+        </w:numPr>
+        <w:spacing w:after="60"/>
+      </w:pPr>
+      <w:r>
+        <w:rPr>
+          <w:sz w:val="22"/>
+          <w:szCs w:val="22"/>
+        </w:rPr>
+        <w:t xml:space="preserve">journal — a book where scientists share studies that other scientists have checked</w:t>
+      </w:r>
+    </w:p>
+    <w:p>
+      <w:pPr>
+        <w:pStyle w:val="ListParagraph"/>
+        <w:numPr>
+          <w:ilvl w:val="0"/>
+          <w:numId w:val="1"/>
+        </w:numPr>
+        <w:spacing w:after="60"/>
+      </w:pPr>
+      <w:r>
+        <w:rPr>
+          <w:sz w:val="22"/>
+          <w:szCs w:val="22"/>
+        </w:rPr>
+        <w:t xml:space="preserve">forest — a large area of land covered with many trees (see Source C)</w:t>
+      </w:r>
+    </w:p>
+    <w:p>
+      <w:pPr>
+        <w:pStyle w:val="Heading3"/>
+        <w:spacing w:after="60" w:before="160"/>
+      </w:pPr>
+      <w:r>
+        <w:rPr>
+          <w:b/>
+          <w:bCs/>
+          <w:color w:val="1F3A5F"/>
+          <w:sz w:val="23"/>
+          <w:szCs w:val="23"/>
+        </w:rPr>
+        <w:t xml:space="preserve">Can we trust it?</w:t>
+      </w:r>
+    </w:p>
+    <w:p>
+      <w:pPr>
+        <w:pStyle w:val="ListParagraph"/>
+        <w:numPr>
+          <w:ilvl w:val="0"/>
+          <w:numId w:val="1"/>
+        </w:numPr>
+        <w:spacing w:after="60"/>
+      </w:pPr>
+      <w:r>
+        <w:rPr>
+          <w:sz w:val="22"/>
+          <w:szCs w:val="22"/>
+        </w:rPr>
+        <w:t xml:space="preserve">Who? Scientists, in a science journal that other scientists checked before it was shared.</w:t>
+      </w:r>
+    </w:p>
+    <w:p>
+      <w:pPr>
+        <w:pStyle w:val="ListParagraph"/>
+        <w:numPr>
+          <w:ilvl w:val="0"/>
+          <w:numId w:val="1"/>
+        </w:numPr>
+        <w:spacing w:after="60"/>
+      </w:pPr>
+      <w:r>
+        <w:rPr>
+          <w:sz w:val="22"/>
+          <w:szCs w:val="22"/>
+        </w:rPr>
+        <w:t xml:space="preserve">When? 2024–2025 — new, and about our own area.</w:t>
+      </w:r>
+    </w:p>
+    <w:p>
+      <w:pPr>
+        <w:pStyle w:val="ListParagraph"/>
+        <w:numPr>
+          <w:ilvl w:val="0"/>
+          <w:numId w:val="1"/>
+        </w:numPr>
+        <w:spacing w:after="60"/>
+      </w:pPr>
+      <w:r>
+        <w:rPr>
+          <w:sz w:val="22"/>
+          <w:szCs w:val="22"/>
+        </w:rPr>
+        <w:t xml:space="preserve">Why? To measure and understand what happened to our land — not to sell anything.</w:t>
+      </w:r>
+    </w:p>
+    <w:p>
+      <w:pPr>
+        <w:pStyle w:val="ListParagraph"/>
+        <w:numPr>
+          <w:ilvl w:val="0"/>
+          <w:numId w:val="1"/>
+        </w:numPr>
+        <w:spacing w:after="60"/>
+      </w:pPr>
+      <w:r>
+        <w:rPr>
+          <w:sz w:val="22"/>
+          <w:szCs w:val="22"/>
+        </w:rPr>
+        <w:t xml:space="preserve">Do they show how they know? Yes — they measured it from satellite pictures, with numbers.</w:t>
+      </w:r>
+    </w:p>
+    <w:p>
+      <w:pPr>
+        <w:pStyle w:val="ListParagraph"/>
+        <w:numPr>
+          <w:ilvl w:val="0"/>
+          <w:numId w:val="1"/>
+        </w:numPr>
+        <w:spacing w:after="60"/>
+      </w:pPr>
+      <w:r>
+        <w:rPr>
+          <w:sz w:val="22"/>
+          <w:szCs w:val="22"/>
+        </w:rPr>
+        <w:t xml:space="preserve">Check it another way: it agrees with what we feel (bare land is hotter) and with the other sources.</w:t>
+      </w:r>
+    </w:p>
+    <w:p>
+      <w:pPr>
+        <w:pStyle w:val="Heading2"/>
+        <w:spacing w:after="80" w:before="200"/>
+      </w:pPr>
+      <w:r>
+        <w:rPr>
+          <w:b/>
+          <w:bCs/>
+          <w:color w:val="7A3B69"/>
+          <w:sz w:val="26"/>
+          <w:szCs w:val="26"/>
+        </w:rPr>
+        <w:t xml:space="preserve">Source H — A tree guardian's story</w:t>
+      </w:r>
+    </w:p>
+    <w:p>
+      <w:pPr>
+        <w:spacing w:after="120" w:before="0"/>
+      </w:pPr>
+      <w:r>
+        <w:rPr>
+          <w:sz w:val="22"/>
+          <w:szCs w:val="22"/>
+        </w:rPr>
+        <w:t xml:space="preserve">Helps with sub-question 1 (what is happening now). A refugee's own voice — one person's story. Reading level: A2 to B1.</w:t>
+      </w:r>
+    </w:p>
+    <w:p>
+      <w:pPr>
+        <w:pStyle w:val="Heading3"/>
+        <w:spacing w:after="60" w:before="160"/>
+      </w:pPr>
+      <w:r>
+        <w:rPr>
+          <w:b/>
+          <w:bCs/>
+          <w:color w:val="1F3A5F"/>
+          <w:sz w:val="23"/>
+          <w:szCs w:val="23"/>
+        </w:rPr>
+        <w:t xml:space="preserve">The original article</w:t>
+      </w:r>
+    </w:p>
+    <w:p>
+      <w:pPr>
+        <w:spacing w:after="120" w:before="0"/>
+      </w:pPr>
+      <w:r>
+        <w:rPr>
+          <w:sz w:val="22"/>
+          <w:szCs w:val="22"/>
+        </w:rPr>
+        <w:t xml:space="preserve">Not reproduced here. This is a story from UNHCR, the United Nations refugee agency, about a Rohingya man who cares for young trees in the camps. Find it at [unhcr.org](https://www.unhcr.org/news/stories/rohingya-refugees-restore-depleted-forest-bangladesh). (Published around 2021 — the exact date is to be confirmed at the source.)</w:t>
+      </w:r>
+    </w:p>
+    <w:p>
+      <w:pPr>
+        <w:pStyle w:val="Heading3"/>
+        <w:spacing w:after="60" w:before="160"/>
+      </w:pPr>
+      <w:r>
+        <w:rPr>
+          <w:b/>
+          <w:bCs/>
+          <w:color w:val="1F3A5F"/>
+          <w:sz w:val="23"/>
+          <w:szCs w:val="23"/>
+        </w:rPr>
+        <w:t xml:space="preserve">Read it (B1)</w:t>
+      </w:r>
+    </w:p>
+    <w:p>
+      <w:pPr>
+        <w:spacing w:after="120" w:before="0"/>
+      </w:pPr>
+      <w:r>
+        <w:rPr>
+          <w:sz w:val="22"/>
+          <w:szCs w:val="22"/>
+        </w:rPr>
+        <w:t xml:space="preserve">This is the story of a Rohingya man who works as a "plantation guardian" in the camps — he looks after the young trees that have been planted on the bare hills. He waters them and cares for them, and when a landslide tears young trees out of the ground, he plants them again. He also talks to his neighbours about why the trees matter.</w:t>
+      </w:r>
+    </w:p>
+    <w:p>
+      <w:pPr>
+        <w:spacing w:after="120" w:before="0"/>
+      </w:pPr>
+      <w:r>
+        <w:rPr>
+          <w:sz w:val="22"/>
+          <w:szCs w:val="22"/>
+        </w:rPr>
+        <w:t xml:space="preserve">A story like this is powerful because it comes from someone who is really there, doing the work. But it is one person's story. It tells us what he sees and feels, not what is true for the whole camp — so we listen to it, and we also check it against what other people and other sources say.</w:t>
+      </w:r>
+    </w:p>
+    <w:p>
+      <w:pPr>
+        <w:pStyle w:val="Heading3"/>
+        <w:spacing w:after="60" w:before="160"/>
+      </w:pPr>
+      <w:r>
+        <w:rPr>
+          <w:b/>
+          <w:bCs/>
+          <w:color w:val="1F3A5F"/>
+          <w:sz w:val="23"/>
+          <w:szCs w:val="23"/>
+        </w:rPr>
+        <w:t xml:space="preserve">Read it (simpler, A1/A2)</w:t>
+      </w:r>
+    </w:p>
+    <w:p>
+      <w:pPr>
+        <w:spacing w:after="120" w:before="0"/>
+      </w:pPr>
+      <w:r>
+        <w:rPr>
+          <w:sz w:val="22"/>
+          <w:szCs w:val="22"/>
+        </w:rPr>
+        <w:t xml:space="preserve">This is the story of a Rohingya man who looks after young trees in the camps. He waters them, and when a landslide pulls them out, he plants them again. He tells his neighbours why trees matter. It is one person's story — it tells us what he sees, but it is only one voice.</w:t>
+      </w:r>
+    </w:p>
+    <w:p>
+      <w:pPr>
+        <w:pStyle w:val="Heading3"/>
+        <w:spacing w:after="60" w:before="160"/>
+      </w:pPr>
+      <w:r>
+        <w:rPr>
+          <w:b/>
+          <w:bCs/>
+          <w:color w:val="1F3A5F"/>
+          <w:sz w:val="23"/>
+          <w:szCs w:val="23"/>
+        </w:rPr>
+        <w:t xml:space="preserve">New words</w:t>
+      </w:r>
+    </w:p>
+    <w:p>
+      <w:pPr>
+        <w:pStyle w:val="ListParagraph"/>
+        <w:numPr>
+          <w:ilvl w:val="0"/>
+          <w:numId w:val="1"/>
+        </w:numPr>
+        <w:spacing w:after="60"/>
+      </w:pPr>
+      <w:r>
+        <w:rPr>
+          <w:sz w:val="22"/>
+          <w:szCs w:val="22"/>
+        </w:rPr>
+        <w:t xml:space="preserve">plantation guardian — a person whose job is to look after young trees</w:t>
+      </w:r>
+    </w:p>
+    <w:p>
+      <w:pPr>
+        <w:pStyle w:val="ListParagraph"/>
+        <w:numPr>
+          <w:ilvl w:val="0"/>
+          <w:numId w:val="1"/>
+        </w:numPr>
+        <w:spacing w:after="60"/>
+      </w:pPr>
+      <w:r>
+        <w:rPr>
+          <w:sz w:val="22"/>
+          <w:szCs w:val="22"/>
+        </w:rPr>
+        <w:t xml:space="preserve">UNHCR — the United Nations agency that helps refugees</w:t>
+      </w:r>
+    </w:p>
+    <w:p>
+      <w:pPr>
+        <w:pStyle w:val="ListParagraph"/>
+        <w:numPr>
+          <w:ilvl w:val="0"/>
+          <w:numId w:val="1"/>
+        </w:numPr>
+        <w:spacing w:after="60"/>
+      </w:pPr>
+      <w:r>
+        <w:rPr>
+          <w:sz w:val="22"/>
+          <w:szCs w:val="22"/>
+        </w:rPr>
+        <w:t xml:space="preserve">landslide — when soil and rock slide down a hill (see Source B)</w:t>
+      </w:r>
+    </w:p>
+    <w:p>
+      <w:pPr>
+        <w:pStyle w:val="Heading3"/>
+        <w:spacing w:after="60" w:before="160"/>
+      </w:pPr>
+      <w:r>
+        <w:rPr>
+          <w:b/>
+          <w:bCs/>
+          <w:color w:val="1F3A5F"/>
+          <w:sz w:val="23"/>
+          <w:szCs w:val="23"/>
+        </w:rPr>
+        <w:t xml:space="preserve">Can we trust it?</w:t>
+      </w:r>
+    </w:p>
+    <w:p>
+      <w:pPr>
+        <w:pStyle w:val="ListParagraph"/>
+        <w:numPr>
+          <w:ilvl w:val="0"/>
+          <w:numId w:val="1"/>
+        </w:numPr>
+        <w:spacing w:after="60"/>
+      </w:pPr>
+      <w:r>
+        <w:rPr>
+          <w:sz w:val="22"/>
+          <w:szCs w:val="22"/>
+        </w:rPr>
+        <w:t xml:space="preserve">Who? A Rohingya man who does the work, told through UNHCR (the UN refugee agency).</w:t>
+      </w:r>
+    </w:p>
+    <w:p>
+      <w:pPr>
+        <w:pStyle w:val="ListParagraph"/>
+        <w:numPr>
+          <w:ilvl w:val="0"/>
+          <w:numId w:val="1"/>
+        </w:numPr>
+        <w:spacing w:after="60"/>
+      </w:pPr>
+      <w:r>
+        <w:rPr>
+          <w:sz w:val="22"/>
+          <w:szCs w:val="22"/>
+        </w:rPr>
+        <w:t xml:space="preserve">When? A few years ago (about 2021).</w:t>
+      </w:r>
+    </w:p>
+    <w:p>
+      <w:pPr>
+        <w:pStyle w:val="ListParagraph"/>
+        <w:numPr>
+          <w:ilvl w:val="0"/>
+          <w:numId w:val="1"/>
+        </w:numPr>
+        <w:spacing w:after="60"/>
+      </w:pPr>
+      <w:r>
+        <w:rPr>
+          <w:sz w:val="22"/>
+          <w:szCs w:val="22"/>
+        </w:rPr>
+        <w:t xml:space="preserve">Why? To share a real person's story and show the work being done.</w:t>
+      </w:r>
+    </w:p>
+    <w:p>
+      <w:pPr>
+        <w:pStyle w:val="ListParagraph"/>
+        <w:numPr>
+          <w:ilvl w:val="0"/>
+          <w:numId w:val="1"/>
+        </w:numPr>
+        <w:spacing w:after="60"/>
+      </w:pPr>
+      <w:r>
+        <w:rPr>
+          <w:sz w:val="22"/>
+          <w:szCs w:val="22"/>
+        </w:rPr>
+        <w:t xml:space="preserve">Do they show how they know? It is what one person sees and does — true for him, but only one voice.</w:t>
+      </w:r>
+    </w:p>
+    <w:p>
+      <w:pPr>
+        <w:pStyle w:val="ListParagraph"/>
+        <w:numPr>
+          <w:ilvl w:val="0"/>
+          <w:numId w:val="1"/>
+        </w:numPr>
+        <w:spacing w:after="60"/>
+      </w:pPr>
+      <w:r>
+        <w:rPr>
+          <w:sz w:val="22"/>
+          <w:szCs w:val="22"/>
+        </w:rPr>
+        <w:t xml:space="preserve">Check it another way: does his story match what we saw, and what the stronger sources say?</w:t>
+      </w:r>
+    </w:p>
+    <w:p>
+      <w:pPr>
+        <w:pStyle w:val="Heading2"/>
+        <w:spacing w:after="80" w:before="200"/>
+      </w:pPr>
+      <w:r>
+        <w:rPr>
+          <w:b/>
+          <w:bCs/>
+          <w:color w:val="7A3B69"/>
+          <w:sz w:val="26"/>
+          <w:szCs w:val="26"/>
+        </w:rPr>
         <w:t xml:space="preserve">Programme word bank</w:t>
       </w:r>
     </w:p>
@@ -2591,6 +3204,23 @@
           <w:sz w:val="22"/>
           <w:szCs w:val="22"/>
         </w:rPr>
+        <w:t xml:space="preserve">journal — a book where scientists share studies that other scientists have checked (Source G)</w:t>
+      </w:r>
+    </w:p>
+    <w:p>
+      <w:pPr>
+        <w:pStyle w:val="ListParagraph"/>
+        <w:numPr>
+          <w:ilvl w:val="0"/>
+          <w:numId w:val="1"/>
+        </w:numPr>
+        <w:spacing w:after="60"/>
+      </w:pPr>
+      <w:r>
+        <w:rPr>
+          <w:sz w:val="22"/>
+          <w:szCs w:val="22"/>
+        </w:rPr>
         <w:t xml:space="preserve">landslide — when soil and rock slide down a hill (Source B)</w:t>
       </w:r>
     </w:p>
@@ -2693,6 +3323,23 @@
           <w:sz w:val="22"/>
           <w:szCs w:val="22"/>
         </w:rPr>
+        <w:t xml:space="preserve">plantation guardian — a person whose job is to look after young trees (Source H)</w:t>
+      </w:r>
+    </w:p>
+    <w:p>
+      <w:pPr>
+        <w:pStyle w:val="ListParagraph"/>
+        <w:numPr>
+          <w:ilvl w:val="0"/>
+          <w:numId w:val="1"/>
+        </w:numPr>
+        <w:spacing w:after="60"/>
+      </w:pPr>
+      <w:r>
+        <w:rPr>
+          <w:sz w:val="22"/>
+          <w:szCs w:val="22"/>
+        </w:rPr>
         <w:t xml:space="preserve">refugee — a person who has had to leave their own country to be safe (Source C)</w:t>
       </w:r>
     </w:p>
@@ -2812,6 +3459,23 @@
           <w:sz w:val="22"/>
           <w:szCs w:val="22"/>
         </w:rPr>
+        <w:t xml:space="preserve">study — careful work by scientists to find something out (Source G)</w:t>
+      </w:r>
+    </w:p>
+    <w:p>
+      <w:pPr>
+        <w:pStyle w:val="ListParagraph"/>
+        <w:numPr>
+          <w:ilvl w:val="0"/>
+          <w:numId w:val="1"/>
+        </w:numPr>
+        <w:spacing w:after="60"/>
+      </w:pPr>
+      <w:r>
+        <w:rPr>
+          <w:sz w:val="22"/>
+          <w:szCs w:val="22"/>
+        </w:rPr>
         <w:t xml:space="preserve">United Nations (UN) — a group of most of the world's countries that work together (Sources B and C)</w:t>
       </w:r>
     </w:p>
@@ -2829,6 +3493,23 @@
           <w:sz w:val="22"/>
           <w:szCs w:val="22"/>
         </w:rPr>
+        <w:t xml:space="preserve">UNHCR — the United Nations agency that helps refugees (Source H)</w:t>
+      </w:r>
+    </w:p>
+    <w:p>
+      <w:pPr>
+        <w:pStyle w:val="ListParagraph"/>
+        <w:numPr>
+          <w:ilvl w:val="0"/>
+          <w:numId w:val="1"/>
+        </w:numPr>
+        <w:spacing w:after="60"/>
+      </w:pPr>
+      <w:r>
+        <w:rPr>
+          <w:sz w:val="22"/>
+          <w:szCs w:val="22"/>
+        </w:rPr>
         <w:t xml:space="preserve">vapour — water that has turned into a gas in the air (Source A)</w:t>
       </w:r>
     </w:p>
@@ -2856,8 +3537,22 @@
     </w:p>
     <w:p>
       <w:pPr>
-        <w:pStyle w:val="Heading1"/>
-        <w:spacing w:after="100" w:before="240"/>
+        <w:spacing w:after="40"/>
+      </w:pPr>
+      <w:r>
+        <w:rPr>
+          <w:b/>
+          <w:bCs/>
+          <w:color w:val="7A3B69"/>
+          <w:sz w:val="15"/>
+          <w:szCs w:val="15"/>
+        </w:rPr>
+        <w:t xml:space="preserve">RESEARCH BOOK · MEET OUR CHALLENGE</w:t>
+      </w:r>
+    </w:p>
+    <w:p>
+      <w:pPr>
+        <w:spacing w:after="120"/>
       </w:pPr>
       <w:r>
         <w:rPr>
@@ -2867,7 +3562,7 @@
           <w:sz w:val="30"/>
           <w:szCs w:val="30"/>
         </w:rPr>
-        <w:t xml:space="preserve">What our sources tell us — evidence log</w:t>
+        <w:t xml:space="preserve">My first thoughts about our hills</w:t>
       </w:r>
     </w:p>
     <w:p>
@@ -2883,6 +3578,1572 @@
           <w:sz w:val="26"/>
           <w:szCs w:val="26"/>
         </w:rPr>
+        <w:t xml:space="preserve">My first thoughts about our hills</w:t>
+      </w:r>
+    </w:p>
+    <w:p>
+      <w:pPr>
+        <w:spacing w:after="120" w:before="0"/>
+      </w:pPr>
+      <w:r>
+        <w:rPr>
+          <w:sz w:val="22"/>
+          <w:szCs w:val="22"/>
+        </w:rPr>
+        <w:t xml:space="preserve">This is your first page. It is about what you notice, not about being right.</w:t>
+      </w:r>
+    </w:p>
+    <w:p>
+      <w:pPr>
+        <w:spacing w:after="120" w:before="0"/>
+      </w:pPr>
+      <w:r>
+        <w:rPr>
+          <w:sz w:val="22"/>
+          <w:szCs w:val="22"/>
+        </w:rPr>
+        <w:t xml:space="preserve">On this page you have room to:</w:t>
+      </w:r>
+    </w:p>
+    <w:p>
+      <w:pPr>
+        <w:pStyle w:val="ListParagraph"/>
+        <w:numPr>
+          <w:ilvl w:val="0"/>
+          <w:numId w:val="1"/>
+        </w:numPr>
+        <w:spacing w:after="60"/>
+      </w:pPr>
+      <w:r>
+        <w:rPr>
+          <w:sz w:val="22"/>
+          <w:szCs w:val="22"/>
+        </w:rPr>
+        <w:t xml:space="preserve">Draw or mark what you see when you look at our hills — the trees, the bare slopes, the rain, the sun.</w:t>
+      </w:r>
+    </w:p>
+    <w:p>
+      <w:pPr>
+        <w:pStyle w:val="ListParagraph"/>
+        <w:numPr>
+          <w:ilvl w:val="0"/>
+          <w:numId w:val="1"/>
+        </w:numPr>
+        <w:spacing w:after="60"/>
+      </w:pPr>
+      <w:r>
+        <w:rPr>
+          <w:sz w:val="22"/>
+          <w:szCs w:val="22"/>
+        </w:rPr>
+        <w:t xml:space="preserve">Mark one thing you already know about our hills.</w:t>
+      </w:r>
+    </w:p>
+    <w:p>
+      <w:pPr>
+        <w:pStyle w:val="ListParagraph"/>
+        <w:numPr>
+          <w:ilvl w:val="0"/>
+          <w:numId w:val="1"/>
+        </w:numPr>
+        <w:spacing w:after="60"/>
+      </w:pPr>
+      <w:r>
+        <w:rPr>
+          <w:sz w:val="22"/>
+          <w:szCs w:val="22"/>
+        </w:rPr>
+        <w:t xml:space="preserve">Draw or mark one thing you wonder about the trees and hills.</w:t>
+      </w:r>
+    </w:p>
+    <w:p>
+      <w:pPr>
+        <w:spacing w:after="120" w:before="0"/>
+      </w:pPr>
+      <w:r>
+        <w:rPr>
+          <w:sz w:val="22"/>
+          <w:szCs w:val="22"/>
+        </w:rPr>
+        <w:t xml:space="preserve">You can use drawings, marks, and a few words. There is no wrong answer here. Keep this page in your research book, so that at the end of the course you can look back and see the first thing you wondered.</w:t>
+      </w:r>
+    </w:p>
+    <w:p>
+      <w:pPr>
+        <w:spacing w:after="120" w:before="0"/>
+      </w:pPr>
+      <w:r>
+        <w:rPr>
+          <w:sz w:val="22"/>
+          <w:szCs w:val="22"/>
+        </w:rPr>
+        <w:t xml:space="preserve">A gentle note: our hills can bring up hard memories, like a landslide or a lost home. You never have to draw or say anything about your own life. Draw only what you want to share.</w:t>
+      </w:r>
+    </w:p>
+    <w:tbl>
+      <w:tblPr>
+        <w:tblW w:type="pct" w:w="100%"/>
+        <w:tblBorders>
+          <w:top w:val="single" w:color="auto" w:sz="4"/>
+          <w:left w:val="single" w:color="auto" w:sz="4"/>
+          <w:bottom w:val="single" w:color="auto" w:sz="4"/>
+          <w:right w:val="single" w:color="auto" w:sz="4"/>
+          <w:insideH w:val="single" w:color="auto" w:sz="4"/>
+          <w:insideV w:val="single" w:color="auto" w:sz="4"/>
+        </w:tblBorders>
+      </w:tblPr>
+      <w:tblGrid>
+        <w:gridCol w:w="10800"/>
+      </w:tblGrid>
+      <w:tr>
+        <w:trPr>
+          <w:trHeight w:val="3200" w:hRule="atLeast"/>
+        </w:trPr>
+        <w:tc>
+          <w:tcPr>
+            <w:tcW w:type="dxa" w:w="10800"/>
+          </w:tcPr>
+          <w:p>
+            <w:r>
+              <w:rPr>
+                <w:color w:val="5A6473"/>
+                <w:sz w:val="18"/>
+                <w:szCs w:val="18"/>
+              </w:rPr>
+              <w:t xml:space="preserve">My drawing, marks, and words</w:t>
+            </w:r>
+          </w:p>
+        </w:tc>
+      </w:tr>
+    </w:tbl>
+    <w:p>
+      <w:r>
+        <w:br w:type="page"/>
+      </w:r>
+    </w:p>
+    <w:p>
+      <w:pPr>
+        <w:spacing w:after="40"/>
+      </w:pPr>
+      <w:r>
+        <w:rPr>
+          <w:b/>
+          <w:bCs/>
+          <w:color w:val="7A3B69"/>
+          <w:sz w:val="15"/>
+          <w:szCs w:val="15"/>
+        </w:rPr>
+        <w:t xml:space="preserve">RESEARCH BOOK · SET UP YOUR RESEARCH BOOK</w:t>
+      </w:r>
+    </w:p>
+    <w:p>
+      <w:pPr>
+        <w:spacing w:after="120"/>
+      </w:pPr>
+      <w:r>
+        <w:rPr>
+          <w:b/>
+          <w:bCs/>
+          <w:color w:val="1F3A5F"/>
+          <w:sz w:val="30"/>
+          <w:szCs w:val="30"/>
+        </w:rPr>
+        <w:t xml:space="preserve">My research book — cover and how I use it</w:t>
+      </w:r>
+    </w:p>
+    <w:p>
+      <w:pPr>
+        <w:pStyle w:val="Heading2"/>
+        <w:spacing w:after="80" w:before="200"/>
+      </w:pPr>
+      <w:r>
+        <w:rPr>
+          <w:b/>
+          <w:bCs/>
+          <w:color w:val="7A3B69"/>
+          <w:sz w:val="26"/>
+          <w:szCs w:val="26"/>
+        </w:rPr>
+        <w:t xml:space="preserve">My research book</w:t>
+      </w:r>
+    </w:p>
+    <w:p>
+      <w:pPr>
+        <w:spacing w:after="120" w:before="0"/>
+      </w:pPr>
+      <w:r>
+        <w:rPr>
+          <w:sz w:val="22"/>
+          <w:szCs w:val="22"/>
+        </w:rPr>
+        <w:t xml:space="preserve">This is the front of your book — the book you keep for the whole course.</w:t>
+      </w:r>
+    </w:p>
+    <w:p>
+      <w:pPr>
+        <w:spacing w:after="120" w:before="0"/>
+      </w:pPr>
+      <w:r>
+        <w:rPr>
+          <w:sz w:val="22"/>
+          <w:szCs w:val="22"/>
+        </w:rPr>
+        <w:t xml:space="preserve">On the cover you can:</w:t>
+      </w:r>
+    </w:p>
+    <w:p>
+      <w:pPr>
+        <w:pStyle w:val="ListParagraph"/>
+        <w:numPr>
+          <w:ilvl w:val="0"/>
+          <w:numId w:val="1"/>
+        </w:numPr>
+        <w:spacing w:after="60"/>
+      </w:pPr>
+      <w:r>
+        <w:rPr>
+          <w:sz w:val="22"/>
+          <w:szCs w:val="22"/>
+        </w:rPr>
+        <w:t xml:space="preserve">Put your name or your own mark, so you always know the book is yours.</w:t>
+      </w:r>
+    </w:p>
+    <w:p>
+      <w:pPr>
+        <w:pStyle w:val="ListParagraph"/>
+        <w:numPr>
+          <w:ilvl w:val="0"/>
+          <w:numId w:val="1"/>
+        </w:numPr>
+        <w:spacing w:after="60"/>
+      </w:pPr>
+      <w:r>
+        <w:rPr>
+          <w:sz w:val="22"/>
+          <w:szCs w:val="22"/>
+        </w:rPr>
+        <w:t xml:space="preserve">Draw a small picture of our hills if you wish.</w:t>
+      </w:r>
+    </w:p>
+    <w:p>
+      <w:pPr>
+        <w:spacing w:after="120" w:before="0"/>
+      </w:pPr>
+      <w:r>
+        <w:rPr>
+          <w:sz w:val="22"/>
+          <w:szCs w:val="22"/>
+        </w:rPr>
+        <w:t xml:space="preserve">The next page, "how I use my book", reminds you how the book works:</w:t>
+      </w:r>
+    </w:p>
+    <w:p>
+      <w:pPr>
+        <w:pStyle w:val="ListParagraph"/>
+        <w:numPr>
+          <w:ilvl w:val="0"/>
+          <w:numId w:val="1"/>
+        </w:numPr>
+        <w:spacing w:after="60"/>
+      </w:pPr>
+      <w:r>
+        <w:rPr>
+          <w:sz w:val="22"/>
+          <w:szCs w:val="22"/>
+        </w:rPr>
+        <w:t xml:space="preserve">Drawings and pictures are welcome.</w:t>
+      </w:r>
+    </w:p>
+    <w:p>
+      <w:pPr>
+        <w:pStyle w:val="ListParagraph"/>
+        <w:numPr>
+          <w:ilvl w:val="0"/>
+          <w:numId w:val="1"/>
+        </w:numPr>
+        <w:spacing w:after="60"/>
+      </w:pPr>
+      <w:r>
+        <w:rPr>
+          <w:sz w:val="22"/>
+          <w:szCs w:val="22"/>
+        </w:rPr>
+        <w:t xml:space="preserve">Marks and small signs that mean something to you are welcome.</w:t>
+      </w:r>
+    </w:p>
+    <w:p>
+      <w:pPr>
+        <w:pStyle w:val="ListParagraph"/>
+        <w:numPr>
+          <w:ilvl w:val="0"/>
+          <w:numId w:val="1"/>
+        </w:numPr>
+        <w:spacing w:after="60"/>
+      </w:pPr>
+      <w:r>
+        <w:rPr>
+          <w:sz w:val="22"/>
+          <w:szCs w:val="22"/>
+        </w:rPr>
+        <w:t xml:space="preserve">A few words are fine, when a word helps.</w:t>
+      </w:r>
+    </w:p>
+    <w:p>
+      <w:pPr>
+        <w:pStyle w:val="ListParagraph"/>
+        <w:numPr>
+          <w:ilvl w:val="0"/>
+          <w:numId w:val="1"/>
+        </w:numPr>
+        <w:spacing w:after="60"/>
+      </w:pPr>
+      <w:r>
+        <w:rPr>
+          <w:sz w:val="22"/>
+          <w:szCs w:val="22"/>
+        </w:rPr>
+        <w:t xml:space="preserve">No one marks your book right or wrong. It is yours.</w:t>
+      </w:r>
+    </w:p>
+    <w:p>
+      <w:pPr>
+        <w:spacing w:after="120" w:before="0"/>
+      </w:pPr>
+      <w:r>
+        <w:rPr>
+          <w:sz w:val="22"/>
+          <w:szCs w:val="22"/>
+        </w:rPr>
+        <w:t xml:space="preserve">Keep your book safe, and bring it every time the group meets. If it gets rained on or torn, that is all right — the thinking inside it is what matters.</w:t>
+      </w:r>
+    </w:p>
+    <w:tbl>
+      <w:tblPr>
+        <w:tblW w:type="pct" w:w="100%"/>
+        <w:tblBorders>
+          <w:top w:val="single" w:color="auto" w:sz="4"/>
+          <w:left w:val="single" w:color="auto" w:sz="4"/>
+          <w:bottom w:val="single" w:color="auto" w:sz="4"/>
+          <w:right w:val="single" w:color="auto" w:sz="4"/>
+          <w:insideH w:val="single" w:color="auto" w:sz="4"/>
+          <w:insideV w:val="single" w:color="auto" w:sz="4"/>
+        </w:tblBorders>
+      </w:tblPr>
+      <w:tblGrid>
+        <w:gridCol w:w="10800"/>
+      </w:tblGrid>
+      <w:tr>
+        <w:trPr>
+          <w:trHeight w:val="3200" w:hRule="atLeast"/>
+        </w:trPr>
+        <w:tc>
+          <w:tcPr>
+            <w:tcW w:type="dxa" w:w="10800"/>
+          </w:tcPr>
+          <w:p>
+            <w:r>
+              <w:rPr>
+                <w:color w:val="5A6473"/>
+                <w:sz w:val="18"/>
+                <w:szCs w:val="18"/>
+              </w:rPr>
+              <w:t xml:space="preserve">My drawing, marks, and words</w:t>
+            </w:r>
+          </w:p>
+        </w:tc>
+      </w:tr>
+    </w:tbl>
+    <w:p>
+      <w:r>
+        <w:br w:type="page"/>
+      </w:r>
+    </w:p>
+    <w:p>
+      <w:pPr>
+        <w:spacing w:after="40"/>
+      </w:pPr>
+      <w:r>
+        <w:rPr>
+          <w:b/>
+          <w:bCs/>
+          <w:color w:val="7A3B69"/>
+          <w:sz w:val="15"/>
+          <w:szCs w:val="15"/>
+        </w:rPr>
+        <w:t xml:space="preserve">RESEARCH BOOK · WHAT GOOD RESEARCH LOOKS LIKE</w:t>
+      </w:r>
+    </w:p>
+    <w:p>
+      <w:pPr>
+        <w:spacing w:after="120"/>
+      </w:pPr>
+      <w:r>
+        <w:rPr>
+          <w:b/>
+          <w:bCs/>
+          <w:color w:val="1F3A5F"/>
+          <w:sz w:val="30"/>
+          <w:szCs w:val="30"/>
+        </w:rPr>
+        <w:t xml:space="preserve">Where I am as a researcher</w:t>
+      </w:r>
+    </w:p>
+    <w:p>
+      <w:pPr>
+        <w:pStyle w:val="Heading2"/>
+        <w:spacing w:after="80" w:before="200"/>
+      </w:pPr>
+      <w:r>
+        <w:rPr>
+          <w:b/>
+          <w:bCs/>
+          <w:color w:val="7A3B69"/>
+          <w:sz w:val="26"/>
+          <w:szCs w:val="26"/>
+        </w:rPr>
+        <w:t xml:space="preserve">Where I am as a researcher</w:t>
+      </w:r>
+    </w:p>
+    <w:p>
+      <w:pPr>
+        <w:spacing w:after="120" w:before="0"/>
+      </w:pPr>
+      <w:r>
+        <w:rPr>
+          <w:sz w:val="22"/>
+          <w:szCs w:val="22"/>
+        </w:rPr>
+        <w:t xml:space="preserve">This page is a path in pictures, from just starting out to finding out carefully and fairly on your own. It is not a test. It is a way to see how you grow.</w:t>
+      </w:r>
+    </w:p>
+    <w:p>
+      <w:pPr>
+        <w:spacing w:after="120" w:before="0"/>
+      </w:pPr>
+      <w:r>
+        <w:rPr>
+          <w:sz w:val="22"/>
+          <w:szCs w:val="22"/>
+        </w:rPr>
+        <w:t xml:space="preserve">You use this page twice:</w:t>
+      </w:r>
+    </w:p>
+    <w:p>
+      <w:pPr>
+        <w:pStyle w:val="ListParagraph"/>
+        <w:numPr>
+          <w:ilvl w:val="0"/>
+          <w:numId w:val="1"/>
+        </w:numPr>
+        <w:spacing w:after="60"/>
+      </w:pPr>
+      <w:r>
+        <w:rPr>
+          <w:sz w:val="22"/>
+          <w:szCs w:val="22"/>
+        </w:rPr>
+        <w:t xml:space="preserve">Near the start of the course, you mark where you feel you are now. Near the start is a fine place to be.</w:t>
+      </w:r>
+    </w:p>
+    <w:p>
+      <w:pPr>
+        <w:pStyle w:val="ListParagraph"/>
+        <w:numPr>
+          <w:ilvl w:val="0"/>
+          <w:numId w:val="1"/>
+        </w:numPr>
+        <w:spacing w:after="60"/>
+      </w:pPr>
+      <w:r>
+        <w:rPr>
+          <w:sz w:val="22"/>
+          <w:szCs w:val="22"/>
+        </w:rPr>
+        <w:t xml:space="preserve">At the end of the course, you mark again — and you can see how far you have moved.</w:t>
+      </w:r>
+    </w:p>
+    <w:p>
+      <w:pPr>
+        <w:spacing w:after="120" w:before="0"/>
+      </w:pPr>
+      <w:r>
+        <w:rPr>
+          <w:sz w:val="22"/>
+          <w:szCs w:val="22"/>
+        </w:rPr>
+        <w:t xml:space="preserve">On the page there is room to:</w:t>
+      </w:r>
+    </w:p>
+    <w:p>
+      <w:pPr>
+        <w:pStyle w:val="ListParagraph"/>
+        <w:numPr>
+          <w:ilvl w:val="0"/>
+          <w:numId w:val="1"/>
+        </w:numPr>
+        <w:spacing w:after="60"/>
+      </w:pPr>
+      <w:r>
+        <w:rPr>
+          <w:sz w:val="22"/>
+          <w:szCs w:val="22"/>
+        </w:rPr>
+        <w:t xml:space="preserve">Mark your place on the path now.</w:t>
+      </w:r>
+    </w:p>
+    <w:p>
+      <w:pPr>
+        <w:pStyle w:val="ListParagraph"/>
+        <w:numPr>
+          <w:ilvl w:val="0"/>
+          <w:numId w:val="1"/>
+        </w:numPr>
+        <w:spacing w:after="60"/>
+      </w:pPr>
+      <w:r>
+        <w:rPr>
+          <w:sz w:val="22"/>
+          <w:szCs w:val="22"/>
+        </w:rPr>
+        <w:t xml:space="preserve">Mark your place on the path at the end.</w:t>
+      </w:r>
+    </w:p>
+    <w:p>
+      <w:pPr>
+        <w:pStyle w:val="ListParagraph"/>
+        <w:numPr>
+          <w:ilvl w:val="0"/>
+          <w:numId w:val="1"/>
+        </w:numPr>
+        <w:spacing w:after="60"/>
+      </w:pPr>
+      <w:r>
+        <w:rPr>
+          <w:sz w:val="22"/>
+          <w:szCs w:val="22"/>
+        </w:rPr>
+        <w:t xml:space="preserve">Draw or mark one way you have grown as a researcher.</w:t>
+      </w:r>
+    </w:p>
+    <w:p>
+      <w:pPr>
+        <w:spacing w:after="120" w:before="0"/>
+      </w:pPr>
+      <w:r>
+        <w:rPr>
+          <w:sz w:val="22"/>
+          <w:szCs w:val="22"/>
+        </w:rPr>
+        <w:t xml:space="preserve">There is no wrong answer, and no one marks this page right or wrong. Keep it in your research book so you can find it again on the last day.</w:t>
+      </w:r>
+    </w:p>
+    <w:tbl>
+      <w:tblPr>
+        <w:tblW w:type="pct" w:w="100%"/>
+        <w:tblBorders>
+          <w:top w:val="single" w:color="auto" w:sz="4"/>
+          <w:left w:val="single" w:color="auto" w:sz="4"/>
+          <w:bottom w:val="single" w:color="auto" w:sz="4"/>
+          <w:right w:val="single" w:color="auto" w:sz="4"/>
+          <w:insideH w:val="single" w:color="auto" w:sz="4"/>
+          <w:insideV w:val="single" w:color="auto" w:sz="4"/>
+        </w:tblBorders>
+      </w:tblPr>
+      <w:tblGrid>
+        <w:gridCol w:w="10800"/>
+      </w:tblGrid>
+      <w:tr>
+        <w:trPr>
+          <w:trHeight w:val="3200" w:hRule="atLeast"/>
+        </w:trPr>
+        <w:tc>
+          <w:tcPr>
+            <w:tcW w:type="dxa" w:w="10800"/>
+          </w:tcPr>
+          <w:p>
+            <w:r>
+              <w:rPr>
+                <w:color w:val="5A6473"/>
+                <w:sz w:val="18"/>
+                <w:szCs w:val="18"/>
+              </w:rPr>
+              <w:t xml:space="preserve">My drawing, marks, and words</w:t>
+            </w:r>
+          </w:p>
+        </w:tc>
+      </w:tr>
+    </w:tbl>
+    <w:p>
+      <w:r>
+        <w:br w:type="page"/>
+      </w:r>
+    </w:p>
+    <w:p>
+      <w:pPr>
+        <w:spacing w:after="40"/>
+      </w:pPr>
+      <w:r>
+        <w:rPr>
+          <w:b/>
+          <w:bCs/>
+          <w:color w:val="7A3B69"/>
+          <w:sz w:val="15"/>
+          <w:szCs w:val="15"/>
+        </w:rPr>
+        <w:t xml:space="preserve">RESEARCH BOOK · WHAT WE ALREADY KNOW</w:t>
+      </w:r>
+    </w:p>
+    <w:p>
+      <w:pPr>
+        <w:spacing w:after="120"/>
+      </w:pPr>
+      <w:r>
+        <w:rPr>
+          <w:b/>
+          <w:bCs/>
+          <w:color w:val="1F3A5F"/>
+          <w:sz w:val="30"/>
+          <w:szCs w:val="30"/>
+        </w:rPr>
+        <w:t xml:space="preserve">What we know / what we want to find out</w:t>
+      </w:r>
+    </w:p>
+    <w:p>
+      <w:pPr>
+        <w:pStyle w:val="Heading2"/>
+        <w:spacing w:after="80" w:before="200"/>
+      </w:pPr>
+      <w:r>
+        <w:rPr>
+          <w:b/>
+          <w:bCs/>
+          <w:color w:val="7A3B69"/>
+          <w:sz w:val="26"/>
+          <w:szCs w:val="26"/>
+        </w:rPr>
+        <w:t xml:space="preserve">What we know / what we want to find out</w:t>
+      </w:r>
+    </w:p>
+    <w:p>
+      <w:pPr>
+        <w:spacing w:after="120" w:before="0"/>
+      </w:pPr>
+      <w:r>
+        <w:rPr>
+          <w:sz w:val="22"/>
+          <w:szCs w:val="22"/>
+        </w:rPr>
+        <w:t xml:space="preserve">This page has two sides, like our wall.</w:t>
+      </w:r>
+    </w:p>
+    <w:p>
+      <w:pPr>
+        <w:spacing w:after="120" w:before="0"/>
+      </w:pPr>
+      <w:r>
+        <w:rPr>
+          <w:sz w:val="22"/>
+          <w:szCs w:val="22"/>
+        </w:rPr>
+        <w:t xml:space="preserve">On one side — "what I already know" — put the things you know about our hills and trees: how they looked before, the clearing, the mud when it rains, the heat. Use marks, drawings, or a few words.</w:t>
+      </w:r>
+    </w:p>
+    <w:p>
+      <w:pPr>
+        <w:spacing w:after="120" w:before="0"/>
+      </w:pPr>
+      <w:r>
+        <w:rPr>
+          <w:sz w:val="22"/>
+          <w:szCs w:val="22"/>
+        </w:rPr>
+        <w:t xml:space="preserve">On the other side — "what I still want to find out" — put the questions you have, and the things we only think but do not yet truly know.</w:t>
+      </w:r>
+    </w:p>
+    <w:p>
+      <w:pPr>
+        <w:spacing w:after="120" w:before="0"/>
+      </w:pPr>
+      <w:r>
+        <w:rPr>
+          <w:sz w:val="22"/>
+          <w:szCs w:val="22"/>
+        </w:rPr>
+        <w:t xml:space="preserve">You can add to this page any time. When you find something out, move it across to "what I know". Keep this page in your research book — it shows how your thinking grows across the whole course.</w:t>
+      </w:r>
+    </w:p>
+    <w:tbl>
+      <w:tblPr>
+        <w:tblW w:type="pct" w:w="100%"/>
+        <w:tblBorders>
+          <w:top w:val="single" w:color="auto" w:sz="4"/>
+          <w:left w:val="single" w:color="auto" w:sz="4"/>
+          <w:bottom w:val="single" w:color="auto" w:sz="4"/>
+          <w:right w:val="single" w:color="auto" w:sz="4"/>
+          <w:insideH w:val="single" w:color="auto" w:sz="4"/>
+          <w:insideV w:val="single" w:color="auto" w:sz="4"/>
+        </w:tblBorders>
+      </w:tblPr>
+      <w:tblGrid>
+        <w:gridCol w:w="10800"/>
+      </w:tblGrid>
+      <w:tr>
+        <w:trPr>
+          <w:trHeight w:val="3200" w:hRule="atLeast"/>
+        </w:trPr>
+        <w:tc>
+          <w:tcPr>
+            <w:tcW w:type="dxa" w:w="10800"/>
+          </w:tcPr>
+          <w:p>
+            <w:r>
+              <w:rPr>
+                <w:color w:val="5A6473"/>
+                <w:sz w:val="18"/>
+                <w:szCs w:val="18"/>
+              </w:rPr>
+              <w:t xml:space="preserve">My drawing, marks, and words</w:t>
+            </w:r>
+          </w:p>
+        </w:tc>
+      </w:tr>
+    </w:tbl>
+    <w:p>
+      <w:r>
+        <w:br w:type="page"/>
+      </w:r>
+    </w:p>
+    <w:p>
+      <w:pPr>
+        <w:spacing w:after="40"/>
+      </w:pPr>
+      <w:r>
+        <w:rPr>
+          <w:b/>
+          <w:bCs/>
+          <w:color w:val="7A3B69"/>
+          <w:sz w:val="15"/>
+          <w:szCs w:val="15"/>
+        </w:rPr>
+        <w:t xml:space="preserve">RESEARCH BOOK · WHO AND WHAT IS CONNECTED TO OUR CHALLENGE</w:t>
+      </w:r>
+    </w:p>
+    <w:p>
+      <w:pPr>
+        <w:spacing w:after="120"/>
+      </w:pPr>
+      <w:r>
+        <w:rPr>
+          <w:b/>
+          <w:bCs/>
+          <w:color w:val="1F3A5F"/>
+          <w:sz w:val="30"/>
+          <w:szCs w:val="30"/>
+        </w:rPr>
+        <w:t xml:space="preserve">Our community map</w:t>
+      </w:r>
+    </w:p>
+    <w:p>
+      <w:pPr>
+        <w:pStyle w:val="Heading2"/>
+        <w:spacing w:after="80" w:before="200"/>
+      </w:pPr>
+      <w:r>
+        <w:rPr>
+          <w:b/>
+          <w:bCs/>
+          <w:color w:val="7A3B69"/>
+          <w:sz w:val="26"/>
+          <w:szCs w:val="26"/>
+        </w:rPr>
+        <w:t xml:space="preserve">Our community map</w:t>
+      </w:r>
+    </w:p>
+    <w:p>
+      <w:pPr>
+        <w:spacing w:after="120" w:before="0"/>
+      </w:pPr>
+      <w:r>
+        <w:rPr>
+          <w:sz w:val="22"/>
+          <w:szCs w:val="22"/>
+        </w:rPr>
+        <w:t xml:space="preserve">This is your own small map of what is connected to our hills and trees.</w:t>
+      </w:r>
+    </w:p>
+    <w:p>
+      <w:pPr>
+        <w:spacing w:after="120" w:before="0"/>
+      </w:pPr>
+      <w:r>
+        <w:rPr>
+          <w:sz w:val="22"/>
+          <w:szCs w:val="22"/>
+        </w:rPr>
+        <w:t xml:space="preserve">In the middle, draw our hills. Around them, draw the people, groups, places, and things joined to them: who remembers the forest, who lives on the slopes, what strips the hills, what helps them recover, where it floods or slides. Draw lines to show what is joined to what.</w:t>
+      </w:r>
+    </w:p>
+    <w:p>
+      <w:pPr>
+        <w:spacing w:after="120" w:before="0"/>
+      </w:pPr>
+      <w:r>
+        <w:rPr>
+          <w:sz w:val="22"/>
+          <w:szCs w:val="22"/>
+        </w:rPr>
+        <w:t xml:space="preserve">Mark the people you could safely and kindly learn from later. Remember: always ask permission first, and never use anyone's name.</w:t>
+      </w:r>
+    </w:p>
+    <w:p>
+      <w:pPr>
+        <w:spacing w:after="120" w:before="0"/>
+      </w:pPr>
+      <w:r>
+        <w:rPr>
+          <w:sz w:val="22"/>
+          <w:szCs w:val="22"/>
+        </w:rPr>
+        <w:t xml:space="preserve">You can add to this page as you notice more on your way through the camp. Keep it in your research book — it helps you plan who to talk to when we gather evidence.</w:t>
+      </w:r>
+    </w:p>
+    <w:tbl>
+      <w:tblPr>
+        <w:tblW w:type="pct" w:w="100%"/>
+        <w:tblBorders>
+          <w:top w:val="single" w:color="auto" w:sz="4"/>
+          <w:left w:val="single" w:color="auto" w:sz="4"/>
+          <w:bottom w:val="single" w:color="auto" w:sz="4"/>
+          <w:right w:val="single" w:color="auto" w:sz="4"/>
+          <w:insideH w:val="single" w:color="auto" w:sz="4"/>
+          <w:insideV w:val="single" w:color="auto" w:sz="4"/>
+        </w:tblBorders>
+      </w:tblPr>
+      <w:tblGrid>
+        <w:gridCol w:w="10800"/>
+      </w:tblGrid>
+      <w:tr>
+        <w:trPr>
+          <w:trHeight w:val="3200" w:hRule="atLeast"/>
+        </w:trPr>
+        <w:tc>
+          <w:tcPr>
+            <w:tcW w:type="dxa" w:w="10800"/>
+          </w:tcPr>
+          <w:p>
+            <w:r>
+              <w:rPr>
+                <w:color w:val="5A6473"/>
+                <w:sz w:val="18"/>
+                <w:szCs w:val="18"/>
+              </w:rPr>
+              <w:t xml:space="preserve">My drawing, marks, and words</w:t>
+            </w:r>
+          </w:p>
+        </w:tc>
+      </w:tr>
+    </w:tbl>
+    <w:p>
+      <w:r>
+        <w:br w:type="page"/>
+      </w:r>
+    </w:p>
+    <w:p>
+      <w:pPr>
+        <w:spacing w:after="40"/>
+      </w:pPr>
+      <w:r>
+        <w:rPr>
+          <w:b/>
+          <w:bCs/>
+          <w:color w:val="7A3B69"/>
+          <w:sz w:val="15"/>
+          <w:szCs w:val="15"/>
+        </w:rPr>
+        <w:t xml:space="preserve">RESEARCH BOOK · MAKE OUR RESEARCH QUESTION OUR OWN</w:t>
+      </w:r>
+    </w:p>
+    <w:p>
+      <w:pPr>
+        <w:spacing w:after="120"/>
+      </w:pPr>
+      <w:r>
+        <w:rPr>
+          <w:b/>
+          <w:bCs/>
+          <w:color w:val="1F3A5F"/>
+          <w:sz w:val="30"/>
+          <w:szCs w:val="30"/>
+        </w:rPr>
+        <w:t xml:space="preserve">Our research question and our three sub-questions</w:t>
+      </w:r>
+    </w:p>
+    <w:p>
+      <w:pPr>
+        <w:pStyle w:val="Heading2"/>
+        <w:spacing w:after="80" w:before="200"/>
+      </w:pPr>
+      <w:r>
+        <w:rPr>
+          <w:b/>
+          <w:bCs/>
+          <w:color w:val="7A3B69"/>
+          <w:sz w:val="26"/>
+          <w:szCs w:val="26"/>
+        </w:rPr>
+        <w:t xml:space="preserve">Our research question and our three sub-questions</w:t>
+      </w:r>
+    </w:p>
+    <w:p>
+      <w:pPr>
+        <w:spacing w:after="120" w:before="0"/>
+      </w:pPr>
+      <w:r>
+        <w:rPr>
+          <w:sz w:val="22"/>
+          <w:szCs w:val="22"/>
+        </w:rPr>
+        <w:t xml:space="preserve">At the top of this page is our whole group's research question: what happens to our hills without trees, and what changes when trees and plants grow back? Write it, draw it, or both.</w:t>
+      </w:r>
+    </w:p>
+    <w:p>
+      <w:pPr>
+        <w:spacing w:after="120" w:before="0"/>
+      </w:pPr>
+      <w:r>
+        <w:rPr>
+          <w:sz w:val="22"/>
+          <w:szCs w:val="22"/>
+        </w:rPr>
+        <w:t xml:space="preserve">Below it, the page has room for our three sub-questions:</w:t>
+      </w:r>
+    </w:p>
+    <w:p>
+      <w:pPr>
+        <w:pStyle w:val="ListParagraph"/>
+        <w:numPr>
+          <w:ilvl w:val="0"/>
+          <w:numId w:val="1"/>
+        </w:numPr>
+        <w:spacing w:after="60"/>
+      </w:pPr>
+      <w:r>
+        <w:rPr>
+          <w:sz w:val="22"/>
+          <w:szCs w:val="22"/>
+        </w:rPr>
+        <w:t xml:space="preserve">Before, our hills were …; now, they are … (what changed?)</w:t>
+      </w:r>
+    </w:p>
+    <w:p>
+      <w:pPr>
+        <w:pStyle w:val="ListParagraph"/>
+        <w:numPr>
+          <w:ilvl w:val="0"/>
+          <w:numId w:val="1"/>
+        </w:numPr>
+        <w:spacing w:after="60"/>
+      </w:pPr>
+      <w:r>
+        <w:rPr>
+          <w:sz w:val="22"/>
+          <w:szCs w:val="22"/>
+        </w:rPr>
+        <w:t xml:space="preserve">What happens to a bare hill in the heavy rain, and in the hot sun?</w:t>
+      </w:r>
+    </w:p>
+    <w:p>
+      <w:pPr>
+        <w:pStyle w:val="ListParagraph"/>
+        <w:numPr>
+          <w:ilvl w:val="0"/>
+          <w:numId w:val="1"/>
+        </w:numPr>
+        <w:spacing w:after="60"/>
+      </w:pPr>
+      <w:r>
+        <w:rPr>
+          <w:sz w:val="22"/>
+          <w:szCs w:val="22"/>
+        </w:rPr>
+        <w:t xml:space="preserve">What do trees, grass, and roots do for the soil, and for us?</w:t>
+      </w:r>
+    </w:p>
+    <w:p>
+      <w:pPr>
+        <w:spacing w:after="120" w:before="0"/>
+      </w:pPr>
+      <w:r>
+        <w:rPr>
+          <w:sz w:val="22"/>
+          <w:szCs w:val="22"/>
+        </w:rPr>
+        <w:t xml:space="preserve">Next to each one, mark how we will find it out: by asking people and looking around us here, or from the source pack.</w:t>
+      </w:r>
+    </w:p>
+    <w:p>
+      <w:pPr>
+        <w:spacing w:after="120" w:before="0"/>
+      </w:pPr>
+      <w:r>
+        <w:rPr>
+          <w:sz w:val="22"/>
+          <w:szCs w:val="22"/>
+        </w:rPr>
+        <w:t xml:space="preserve">Keep this page in your research book and look back at it often, so you always know what we are trying to find out.</w:t>
+      </w:r>
+    </w:p>
+    <w:tbl>
+      <w:tblPr>
+        <w:tblW w:type="pct" w:w="100%"/>
+        <w:tblBorders>
+          <w:top w:val="single" w:color="auto" w:sz="4"/>
+          <w:left w:val="single" w:color="auto" w:sz="4"/>
+          <w:bottom w:val="single" w:color="auto" w:sz="4"/>
+          <w:right w:val="single" w:color="auto" w:sz="4"/>
+          <w:insideH w:val="single" w:color="auto" w:sz="4"/>
+          <w:insideV w:val="single" w:color="auto" w:sz="4"/>
+        </w:tblBorders>
+      </w:tblPr>
+      <w:tblGrid>
+        <w:gridCol w:w="10800"/>
+      </w:tblGrid>
+      <w:tr>
+        <w:trPr>
+          <w:trHeight w:val="3200" w:hRule="atLeast"/>
+        </w:trPr>
+        <w:tc>
+          <w:tcPr>
+            <w:tcW w:type="dxa" w:w="10800"/>
+          </w:tcPr>
+          <w:p>
+            <w:r>
+              <w:rPr>
+                <w:color w:val="5A6473"/>
+                <w:sz w:val="18"/>
+                <w:szCs w:val="18"/>
+              </w:rPr>
+              <w:t xml:space="preserve">My drawing, marks, and words</w:t>
+            </w:r>
+          </w:p>
+        </w:tc>
+      </w:tr>
+    </w:tbl>
+    <w:p>
+      <w:r>
+        <w:br w:type="page"/>
+      </w:r>
+    </w:p>
+    <w:p>
+      <w:pPr>
+        <w:spacing w:after="40"/>
+      </w:pPr>
+      <w:r>
+        <w:rPr>
+          <w:b/>
+          <w:bCs/>
+          <w:color w:val="7A3B69"/>
+          <w:sz w:val="15"/>
+          <w:szCs w:val="15"/>
+        </w:rPr>
+        <w:t xml:space="preserve">RESEARCH BOOK · TWO WAYS TO FIND OUT, AND BEING A FAIR AND SAFE RESEARCHER</w:t>
+      </w:r>
+    </w:p>
+    <w:p>
+      <w:pPr>
+        <w:spacing w:after="120"/>
+      </w:pPr>
+      <w:r>
+        <w:rPr>
+          <w:b/>
+          <w:bCs/>
+          <w:color w:val="1F3A5F"/>
+          <w:sz w:val="30"/>
+          <w:szCs w:val="30"/>
+        </w:rPr>
+        <w:t xml:space="preserve">Asking permission — our reminder</w:t>
+      </w:r>
+    </w:p>
+    <w:p>
+      <w:pPr>
+        <w:pStyle w:val="Heading2"/>
+        <w:spacing w:after="80" w:before="200"/>
+      </w:pPr>
+      <w:r>
+        <w:rPr>
+          <w:b/>
+          <w:bCs/>
+          <w:color w:val="7A3B69"/>
+          <w:sz w:val="26"/>
+          <w:szCs w:val="26"/>
+        </w:rPr>
+        <w:t xml:space="preserve">Asking permission</w:t>
+      </w:r>
+    </w:p>
+    <w:p>
+      <w:pPr>
+        <w:spacing w:after="120" w:before="0"/>
+      </w:pPr>
+      <w:r>
+        <w:rPr>
+          <w:sz w:val="22"/>
+          <w:szCs w:val="22"/>
+        </w:rPr>
+        <w:t xml:space="preserve">Before we ask anyone anything, we ask their permission. Say it in your own words, warmly. The sheet gives you the words to practise:</w:t>
+      </w:r>
+    </w:p>
+    <w:p>
+      <w:pPr>
+        <w:pStyle w:val="ListParagraph"/>
+        <w:numPr>
+          <w:ilvl w:val="0"/>
+          <w:numId w:val="1"/>
+        </w:numPr>
+        <w:spacing w:after="60"/>
+      </w:pPr>
+      <w:r>
+        <w:rPr>
+          <w:sz w:val="22"/>
+          <w:szCs w:val="22"/>
+        </w:rPr>
+        <w:t xml:space="preserve">"May I ask you some questions?"</w:t>
+      </w:r>
+    </w:p>
+    <w:p>
+      <w:pPr>
+        <w:pStyle w:val="ListParagraph"/>
+        <w:numPr>
+          <w:ilvl w:val="0"/>
+          <w:numId w:val="1"/>
+        </w:numPr>
+        <w:spacing w:after="60"/>
+      </w:pPr>
+      <w:r>
+        <w:rPr>
+          <w:sz w:val="22"/>
+          <w:szCs w:val="22"/>
+        </w:rPr>
+        <w:t xml:space="preserve">"It is for our group's project about our hills."</w:t>
+      </w:r>
+    </w:p>
+    <w:p>
+      <w:pPr>
+        <w:pStyle w:val="ListParagraph"/>
+        <w:numPr>
+          <w:ilvl w:val="0"/>
+          <w:numId w:val="1"/>
+        </w:numPr>
+        <w:spacing w:after="60"/>
+      </w:pPr>
+      <w:r>
+        <w:rPr>
+          <w:sz w:val="22"/>
+          <w:szCs w:val="22"/>
+        </w:rPr>
+        <w:t xml:space="preserve">"You do not have to answer, and you can stop any time."</w:t>
+      </w:r>
+    </w:p>
+    <w:p>
+      <w:pPr>
+        <w:spacing w:after="120" w:before="0"/>
+      </w:pPr>
+      <w:r>
+        <w:rPr>
+          <w:sz w:val="22"/>
+          <w:szCs w:val="22"/>
+        </w:rPr>
+        <w:t xml:space="preserve">And the rules to keep every time:</w:t>
+      </w:r>
+    </w:p>
+    <w:p>
+      <w:pPr>
+        <w:pStyle w:val="ListParagraph"/>
+        <w:numPr>
+          <w:ilvl w:val="0"/>
+          <w:numId w:val="1"/>
+        </w:numPr>
+        <w:spacing w:after="60"/>
+      </w:pPr>
+      <w:r>
+        <w:rPr>
+          <w:sz w:val="22"/>
+          <w:szCs w:val="22"/>
+        </w:rPr>
+        <w:t xml:space="preserve">Ask first, and say why.</w:t>
+      </w:r>
+    </w:p>
+    <w:p>
+      <w:pPr>
+        <w:pStyle w:val="ListParagraph"/>
+        <w:numPr>
+          <w:ilvl w:val="0"/>
+          <w:numId w:val="1"/>
+        </w:numPr>
+        <w:spacing w:after="60"/>
+      </w:pPr>
+      <w:r>
+        <w:rPr>
+          <w:sz w:val="22"/>
+          <w:szCs w:val="22"/>
+        </w:rPr>
+        <w:t xml:space="preserve">Use no names — never say or write who told you.</w:t>
+      </w:r>
+    </w:p>
+    <w:p>
+      <w:pPr>
+        <w:pStyle w:val="ListParagraph"/>
+        <w:numPr>
+          <w:ilvl w:val="0"/>
+          <w:numId w:val="1"/>
+        </w:numPr>
+        <w:spacing w:after="60"/>
+      </w:pPr>
+      <w:r>
+        <w:rPr>
+          <w:sz w:val="22"/>
+          <w:szCs w:val="22"/>
+        </w:rPr>
+        <w:t xml:space="preserve">Let the person stop whenever they want.</w:t>
+      </w:r>
+    </w:p>
+    <w:p>
+      <w:pPr>
+        <w:pStyle w:val="ListParagraph"/>
+        <w:numPr>
+          <w:ilvl w:val="0"/>
+          <w:numId w:val="1"/>
+        </w:numPr>
+        <w:spacing w:after="60"/>
+      </w:pPr>
+      <w:r>
+        <w:rPr>
+          <w:sz w:val="22"/>
+          <w:szCs w:val="22"/>
+        </w:rPr>
+        <w:t xml:space="preserve">Keep everyone safe — never put another person, or yourself, at risk.</w:t>
+      </w:r>
+    </w:p>
+    <w:p>
+      <w:pPr>
+        <w:spacing w:after="120" w:before="0"/>
+      </w:pPr>
+      <w:r>
+        <w:rPr>
+          <w:sz w:val="22"/>
+          <w:szCs w:val="22"/>
+        </w:rPr>
+        <w:t xml:space="preserve">There is space to write or draw the words in your own language, so they are ready in your mouth. Keep this page in your research book and look at it before every time you go to ask.</w:t>
+      </w:r>
+    </w:p>
+    <w:tbl>
+      <w:tblPr>
+        <w:tblW w:type="pct" w:w="100%"/>
+        <w:tblBorders>
+          <w:top w:val="single" w:color="auto" w:sz="4"/>
+          <w:left w:val="single" w:color="auto" w:sz="4"/>
+          <w:bottom w:val="single" w:color="auto" w:sz="4"/>
+          <w:right w:val="single" w:color="auto" w:sz="4"/>
+          <w:insideH w:val="single" w:color="auto" w:sz="4"/>
+          <w:insideV w:val="single" w:color="auto" w:sz="4"/>
+        </w:tblBorders>
+      </w:tblPr>
+      <w:tblGrid>
+        <w:gridCol w:w="10800"/>
+      </w:tblGrid>
+      <w:tr>
+        <w:trPr>
+          <w:trHeight w:val="3200" w:hRule="atLeast"/>
+        </w:trPr>
+        <w:tc>
+          <w:tcPr>
+            <w:tcW w:type="dxa" w:w="10800"/>
+          </w:tcPr>
+          <w:p>
+            <w:r>
+              <w:rPr>
+                <w:color w:val="5A6473"/>
+                <w:sz w:val="18"/>
+                <w:szCs w:val="18"/>
+              </w:rPr>
+              <w:t xml:space="preserve">My drawing, marks, and words</w:t>
+            </w:r>
+          </w:p>
+        </w:tc>
+      </w:tr>
+    </w:tbl>
+    <w:p>
+      <w:r>
+        <w:br w:type="page"/>
+      </w:r>
+    </w:p>
+    <w:p>
+      <w:pPr>
+        <w:spacing w:after="40"/>
+      </w:pPr>
+      <w:r>
+        <w:rPr>
+          <w:b/>
+          <w:bCs/>
+          <w:color w:val="7A3B69"/>
+          <w:sz w:val="15"/>
+          <w:szCs w:val="15"/>
+        </w:rPr>
+        <w:t xml:space="preserve">RESEARCH BOOK · DESIGN OUR INTERVIEW AND SURVEY QUESTIONS</w:t>
+      </w:r>
+    </w:p>
+    <w:p>
+      <w:pPr>
+        <w:spacing w:after="120"/>
+      </w:pPr>
+      <w:r>
+        <w:rPr>
+          <w:b/>
+          <w:bCs/>
+          <w:color w:val="1F3A5F"/>
+          <w:sz w:val="30"/>
+          <w:szCs w:val="30"/>
+        </w:rPr>
+        <w:t xml:space="preserve">Our questions to ask</w:t>
+      </w:r>
+    </w:p>
+    <w:p>
+      <w:pPr>
+        <w:pStyle w:val="Heading2"/>
+        <w:spacing w:after="80" w:before="200"/>
+      </w:pPr>
+      <w:r>
+        <w:rPr>
+          <w:b/>
+          <w:bCs/>
+          <w:color w:val="7A3B69"/>
+          <w:sz w:val="26"/>
+          <w:szCs w:val="26"/>
+        </w:rPr>
+        <w:t xml:space="preserve">Our questions to ask</w:t>
+      </w:r>
+    </w:p>
+    <w:p>
+      <w:pPr>
+        <w:spacing w:after="120" w:before="0"/>
+      </w:pPr>
+      <w:r>
+        <w:rPr>
+          <w:sz w:val="22"/>
+          <w:szCs w:val="22"/>
+        </w:rPr>
+        <w:t xml:space="preserve">This is where you keep the questions your group designed. They are grouped under our three sub-questions, so each question helps answer one of them:</w:t>
+      </w:r>
+    </w:p>
+    <w:p>
+      <w:pPr>
+        <w:pStyle w:val="ListParagraph"/>
+        <w:numPr>
+          <w:ilvl w:val="0"/>
+          <w:numId w:val="1"/>
+        </w:numPr>
+        <w:spacing w:after="60"/>
+      </w:pPr>
+      <w:r>
+        <w:rPr>
+          <w:sz w:val="22"/>
+          <w:szCs w:val="22"/>
+        </w:rPr>
+        <w:t xml:space="preserve">What were our hills like before, and what are they like now?</w:t>
+      </w:r>
+    </w:p>
+    <w:p>
+      <w:pPr>
+        <w:pStyle w:val="ListParagraph"/>
+        <w:numPr>
+          <w:ilvl w:val="0"/>
+          <w:numId w:val="1"/>
+        </w:numPr>
+        <w:spacing w:after="60"/>
+      </w:pPr>
+      <w:r>
+        <w:rPr>
+          <w:sz w:val="22"/>
+          <w:szCs w:val="22"/>
+        </w:rPr>
+        <w:t xml:space="preserve">What happens to a bare hill when it rains, and in the hot sun?</w:t>
+      </w:r>
+    </w:p>
+    <w:p>
+      <w:pPr>
+        <w:pStyle w:val="ListParagraph"/>
+        <w:numPr>
+          <w:ilvl w:val="0"/>
+          <w:numId w:val="1"/>
+        </w:numPr>
+        <w:spacing w:after="60"/>
+      </w:pPr>
+      <w:r>
+        <w:rPr>
+          <w:sz w:val="22"/>
+          <w:szCs w:val="22"/>
+        </w:rPr>
+        <w:t xml:space="preserve">What do trees, grass, and roots do for the soil and for us?</w:t>
+      </w:r>
+    </w:p>
+    <w:p>
+      <w:pPr>
+        <w:spacing w:after="120" w:before="0"/>
+      </w:pPr>
+      <w:r>
+        <w:rPr>
+          <w:sz w:val="22"/>
+          <w:szCs w:val="22"/>
+        </w:rPr>
+        <w:t xml:space="preserve">For each question, the sheet has room to:</w:t>
+      </w:r>
+    </w:p>
+    <w:p>
+      <w:pPr>
+        <w:pStyle w:val="ListParagraph"/>
+        <w:numPr>
+          <w:ilvl w:val="0"/>
+          <w:numId w:val="1"/>
+        </w:numPr>
+        <w:spacing w:after="60"/>
+      </w:pPr>
+      <w:r>
+        <w:rPr>
+          <w:sz w:val="22"/>
+          <w:szCs w:val="22"/>
+        </w:rPr>
+        <w:t xml:space="preserve">Write or draw the question in your own words.</w:t>
+      </w:r>
+    </w:p>
+    <w:p>
+      <w:pPr>
+        <w:pStyle w:val="ListParagraph"/>
+        <w:numPr>
+          <w:ilvl w:val="0"/>
+          <w:numId w:val="1"/>
+        </w:numPr>
+        <w:spacing w:after="60"/>
+      </w:pPr>
+      <w:r>
+        <w:rPr>
+          <w:sz w:val="22"/>
+          <w:szCs w:val="22"/>
+        </w:rPr>
+        <w:t xml:space="preserve">Mark whether it is an interview question (asked of one person) or a short survey question (asked of many).</w:t>
+      </w:r>
+    </w:p>
+    <w:p>
+      <w:pPr>
+        <w:pStyle w:val="ListParagraph"/>
+        <w:numPr>
+          <w:ilvl w:val="0"/>
+          <w:numId w:val="1"/>
+        </w:numPr>
+        <w:spacing w:after="60"/>
+      </w:pPr>
+      <w:r>
+        <w:rPr>
+          <w:sz w:val="22"/>
+          <w:szCs w:val="22"/>
+        </w:rPr>
+        <w:t xml:space="preserve">Note how a person can answer if they cannot write — with a mark, a face, or a picture.</w:t>
+      </w:r>
+    </w:p>
+    <w:p>
+      <w:pPr>
+        <w:spacing w:after="120" w:before="0"/>
+      </w:pPr>
+      <w:r>
+        <w:rPr>
+          <w:sz w:val="22"/>
+          <w:szCs w:val="22"/>
+        </w:rPr>
+        <w:t xml:space="preserve">Keep this page in your research book and take it with you when you go to ask. Start every time by asking permission first.</w:t>
+      </w:r>
+    </w:p>
+    <w:tbl>
+      <w:tblPr>
+        <w:tblW w:type="pct" w:w="100%"/>
+        <w:tblBorders>
+          <w:top w:val="single" w:color="auto" w:sz="4"/>
+          <w:left w:val="single" w:color="auto" w:sz="4"/>
+          <w:bottom w:val="single" w:color="auto" w:sz="4"/>
+          <w:right w:val="single" w:color="auto" w:sz="4"/>
+          <w:insideH w:val="single" w:color="auto" w:sz="4"/>
+          <w:insideV w:val="single" w:color="auto" w:sz="4"/>
+        </w:tblBorders>
+      </w:tblPr>
+      <w:tblGrid>
+        <w:gridCol w:w="10800"/>
+      </w:tblGrid>
+      <w:tr>
+        <w:trPr>
+          <w:trHeight w:val="3200" w:hRule="atLeast"/>
+        </w:trPr>
+        <w:tc>
+          <w:tcPr>
+            <w:tcW w:type="dxa" w:w="10800"/>
+          </w:tcPr>
+          <w:p>
+            <w:r>
+              <w:rPr>
+                <w:color w:val="5A6473"/>
+                <w:sz w:val="18"/>
+                <w:szCs w:val="18"/>
+              </w:rPr>
+              <w:t xml:space="preserve">My drawing, marks, and words</w:t>
+            </w:r>
+          </w:p>
+        </w:tc>
+      </w:tr>
+    </w:tbl>
+    <w:p>
+      <w:r>
+        <w:br w:type="page"/>
+      </w:r>
+    </w:p>
+    <w:p>
+      <w:pPr>
+        <w:spacing w:after="40"/>
+      </w:pPr>
+      <w:r>
+        <w:rPr>
+          <w:b/>
+          <w:bCs/>
+          <w:color w:val="7A3B69"/>
+          <w:sz w:val="15"/>
+          <w:szCs w:val="15"/>
+        </w:rPr>
+        <w:t xml:space="preserve">RESEARCH BOOK · WORKING WITH OUR SOURCES</w:t>
+      </w:r>
+    </w:p>
+    <w:p>
+      <w:pPr>
+        <w:spacing w:after="120"/>
+      </w:pPr>
+      <w:r>
+        <w:rPr>
+          <w:b/>
+          <w:bCs/>
+          <w:color w:val="1F3A5F"/>
+          <w:sz w:val="30"/>
+          <w:szCs w:val="30"/>
+        </w:rPr>
+        <w:t xml:space="preserve">What our sources tell us — evidence log</w:t>
+      </w:r>
+    </w:p>
+    <w:p>
+      <w:pPr>
+        <w:pStyle w:val="Heading2"/>
+        <w:spacing w:after="80" w:before="200"/>
+      </w:pPr>
+      <w:r>
+        <w:rPr>
+          <w:b/>
+          <w:bCs/>
+          <w:color w:val="7A3B69"/>
+          <w:sz w:val="26"/>
+          <w:szCs w:val="26"/>
+        </w:rPr>
         <w:t xml:space="preserve">What our sources tell us</w:t>
       </w:r>
     </w:p>
@@ -2997,10 +5258,10 @@
       <w:r>
         <w:rPr>
           <w:color w:val="5A6473"/>
-          <w:sz w:val="22"/>
-          <w:szCs w:val="22"/>
-        </w:rPr>
-        <w:t xml:space="preserve">Fill one row for each source you read.</w:t>
+          <w:sz w:val="20"/>
+          <w:szCs w:val="20"/>
+        </w:rPr>
+        <w:t xml:space="preserve">Fill one space for each source or person.</w:t>
       </w:r>
     </w:p>
     <w:tbl>
@@ -3370,6 +5631,140 @@
         <w:br w:type="page"/>
       </w:r>
     </w:p>
+    <w:p>
+      <w:pPr>
+        <w:spacing w:after="40"/>
+      </w:pPr>
+      <w:r>
+        <w:rPr>
+          <w:b/>
+          <w:bCs/>
+          <w:color w:val="7A3B69"/>
+          <w:sz w:val="15"/>
+          <w:szCs w:val="15"/>
+        </w:rPr>
+        <w:t xml:space="preserve">RESEARCH BOOK · GO AND GATHER</w:t>
+      </w:r>
+    </w:p>
+    <w:p>
+      <w:pPr>
+        <w:spacing w:after="120"/>
+      </w:pPr>
+      <w:r>
+        <w:rPr>
+          <w:b/>
+          <w:bCs/>
+          <w:color w:val="1F3A5F"/>
+          <w:sz w:val="30"/>
+          <w:szCs w:val="30"/>
+        </w:rPr>
+        <w:t xml:space="preserve">What I found when I asked and looked</w:t>
+      </w:r>
+    </w:p>
+    <w:p>
+      <w:pPr>
+        <w:pStyle w:val="Heading2"/>
+        <w:spacing w:after="80" w:before="200"/>
+      </w:pPr>
+      <w:r>
+        <w:rPr>
+          <w:b/>
+          <w:bCs/>
+          <w:color w:val="7A3B69"/>
+          <w:sz w:val="26"/>
+          <w:szCs w:val="26"/>
+        </w:rPr>
+        <w:t xml:space="preserve">What I found when I asked and looked</w:t>
+      </w:r>
+    </w:p>
+    <w:p>
+      <w:pPr>
+        <w:spacing w:after="120" w:before="0"/>
+      </w:pPr>
+      <w:r>
+        <w:rPr>
+          <w:sz w:val="22"/>
+          <w:szCs w:val="22"/>
+        </w:rPr>
+        <w:t xml:space="preserve">Use one space for each person you asked or place you looked at. For each one, record — in a drawing, a mark, or a few words:</w:t>
+      </w:r>
+    </w:p>
+    <w:p>
+      <w:pPr>
+        <w:pStyle w:val="ListParagraph"/>
+        <w:numPr>
+          <w:ilvl w:val="0"/>
+          <w:numId w:val="1"/>
+        </w:numPr>
+        <w:spacing w:after="60"/>
+      </w:pPr>
+      <w:r>
+        <w:rPr>
+          <w:sz w:val="22"/>
+          <w:szCs w:val="22"/>
+        </w:rPr>
+        <w:t xml:space="preserve">What kind of person or place it was (do NOT write anyone's name).</w:t>
+      </w:r>
+    </w:p>
+    <w:p>
+      <w:pPr>
+        <w:pStyle w:val="ListParagraph"/>
+        <w:numPr>
+          <w:ilvl w:val="0"/>
+          <w:numId w:val="1"/>
+        </w:numPr>
+        <w:spacing w:after="60"/>
+      </w:pPr>
+      <w:r>
+        <w:rPr>
+          <w:sz w:val="22"/>
+          <w:szCs w:val="22"/>
+        </w:rPr>
+        <w:t xml:space="preserve">What I found out about our question.</w:t>
+      </w:r>
+    </w:p>
+    <w:p>
+      <w:pPr>
+        <w:pStyle w:val="ListParagraph"/>
+        <w:numPr>
+          <w:ilvl w:val="0"/>
+          <w:numId w:val="1"/>
+        </w:numPr>
+        <w:spacing w:after="60"/>
+      </w:pPr>
+      <w:r>
+        <w:rPr>
+          <w:sz w:val="22"/>
+          <w:szCs w:val="22"/>
+        </w:rPr>
+        <w:t xml:space="preserve">One thing that surprised me, or that I want to check.</w:t>
+      </w:r>
+    </w:p>
+    <w:p>
+      <w:pPr>
+        <w:spacing w:after="120" w:before="0"/>
+      </w:pPr>
+      <w:r>
+        <w:rPr>
+          <w:sz w:val="22"/>
+          <w:szCs w:val="22"/>
+        </w:rPr>
+        <w:t xml:space="preserve">Remember: ask permission first, every time. If someone does not want to answer, that is fine. Keep this page in your research book so all our evidence stays in one place.</w:t>
+      </w:r>
+    </w:p>
+    <w:p>
+      <w:pPr>
+        <w:spacing w:after="120" w:before="80"/>
+      </w:pPr>
+      <w:r>
+        <w:rPr>
+          <w:color w:val="5A6473"/>
+          <w:sz w:val="20"/>
+          <w:szCs w:val="20"/>
+        </w:rPr>
+        <w:t xml:space="preserve">Fill one space for each source or person.</w:t>
+      </w:r>
+    </w:p>
     <w:tbl>
       <w:tblPr>
         <w:tblW w:type="pct" w:w="100%"/>
@@ -3731,92 +6126,1298 @@
           </w:p>
         </w:tc>
       </w:tr>
+    </w:tbl>
+    <w:p>
+      <w:r>
+        <w:br w:type="page"/>
+      </w:r>
+    </w:p>
+    <w:p>
+      <w:pPr>
+        <w:spacing w:after="40"/>
+      </w:pPr>
+      <w:r>
+        <w:rPr>
+          <w:b/>
+          <w:bCs/>
+          <w:color w:val="7A3B69"/>
+          <w:sz w:val="15"/>
+          <w:szCs w:val="15"/>
+        </w:rPr>
+        <w:t xml:space="preserve">RESEARCH BOOK · CAN WE TRUST IT? WEIGHING OUR SOURCES</w:t>
+      </w:r>
+    </w:p>
+    <w:p>
+      <w:pPr>
+        <w:spacing w:after="120"/>
+      </w:pPr>
+      <w:r>
+        <w:rPr>
+          <w:b/>
+          <w:bCs/>
+          <w:color w:val="1F3A5F"/>
+          <w:sz w:val="30"/>
+          <w:szCs w:val="30"/>
+        </w:rPr>
+        <w:t xml:space="preserve">Can we trust it?</w:t>
+      </w:r>
+    </w:p>
+    <w:p>
+      <w:pPr>
+        <w:pStyle w:val="Heading2"/>
+        <w:spacing w:after="80" w:before="200"/>
+      </w:pPr>
+      <w:r>
+        <w:rPr>
+          <w:b/>
+          <w:bCs/>
+          <w:color w:val="7A3B69"/>
+          <w:sz w:val="26"/>
+          <w:szCs w:val="26"/>
+        </w:rPr>
+        <w:t xml:space="preserve">Can we trust it?</w:t>
+      </w:r>
+    </w:p>
+    <w:p>
+      <w:pPr>
+        <w:spacing w:after="120" w:before="0"/>
+      </w:pPr>
+      <w:r>
+        <w:rPr>
+          <w:sz w:val="22"/>
+          <w:szCs w:val="22"/>
+        </w:rPr>
+        <w:t xml:space="preserve">Use one of these for each source, and for anything important people told us. Answer in words, drawings, or marks. These are the same five questions printed on the cards in our source pack.</w:t>
+      </w:r>
+    </w:p>
+    <w:p>
+      <w:pPr>
+        <w:spacing w:after="120" w:before="0"/>
+      </w:pPr>
+      <w:r>
+        <w:rPr>
+          <w:sz w:val="22"/>
+          <w:szCs w:val="22"/>
+        </w:rPr>
+        <w:t xml:space="preserve">For each piece of evidence, the sheet has room for:</w:t>
+      </w:r>
+    </w:p>
+    <w:p>
+      <w:pPr>
+        <w:pStyle w:val="ListParagraph"/>
+        <w:numPr>
+          <w:ilvl w:val="0"/>
+          <w:numId w:val="1"/>
+        </w:numPr>
+        <w:spacing w:after="60"/>
+      </w:pPr>
+      <w:r>
+        <w:rPr>
+          <w:sz w:val="22"/>
+          <w:szCs w:val="22"/>
+        </w:rPr>
+        <w:t xml:space="preserve">Who? (who made it or said it)</w:t>
+      </w:r>
+    </w:p>
+    <w:p>
+      <w:pPr>
+        <w:pStyle w:val="ListParagraph"/>
+        <w:numPr>
+          <w:ilvl w:val="0"/>
+          <w:numId w:val="1"/>
+        </w:numPr>
+        <w:spacing w:after="60"/>
+      </w:pPr>
+      <w:r>
+        <w:rPr>
+          <w:sz w:val="22"/>
+          <w:szCs w:val="22"/>
+        </w:rPr>
+        <w:t xml:space="preserve">When?</w:t>
+      </w:r>
+    </w:p>
+    <w:p>
+      <w:pPr>
+        <w:pStyle w:val="ListParagraph"/>
+        <w:numPr>
+          <w:ilvl w:val="0"/>
+          <w:numId w:val="1"/>
+        </w:numPr>
+        <w:spacing w:after="60"/>
+      </w:pPr>
+      <w:r>
+        <w:rPr>
+          <w:sz w:val="22"/>
+          <w:szCs w:val="22"/>
+        </w:rPr>
+        <w:t xml:space="preserve">Why? (why did they say it — could they have a reason to tell it one way?)</w:t>
+      </w:r>
+    </w:p>
+    <w:p>
+      <w:pPr>
+        <w:pStyle w:val="ListParagraph"/>
+        <w:numPr>
+          <w:ilvl w:val="0"/>
+          <w:numId w:val="1"/>
+        </w:numPr>
+        <w:spacing w:after="60"/>
+      </w:pPr>
+      <w:r>
+        <w:rPr>
+          <w:sz w:val="22"/>
+          <w:szCs w:val="22"/>
+        </w:rPr>
+        <w:t xml:space="preserve">Do they show how they know?</w:t>
+      </w:r>
+    </w:p>
+    <w:p>
+      <w:pPr>
+        <w:pStyle w:val="ListParagraph"/>
+        <w:numPr>
+          <w:ilvl w:val="0"/>
+          <w:numId w:val="1"/>
+        </w:numPr>
+        <w:spacing w:after="60"/>
+      </w:pPr>
+      <w:r>
+        <w:rPr>
+          <w:sz w:val="22"/>
+          <w:szCs w:val="22"/>
+        </w:rPr>
+        <w:t xml:space="preserve">Does it help our question?</w:t>
+      </w:r>
+    </w:p>
+    <w:p>
+      <w:pPr>
+        <w:pStyle w:val="ListParagraph"/>
+        <w:numPr>
+          <w:ilvl w:val="0"/>
+          <w:numId w:val="1"/>
+        </w:numPr>
+        <w:spacing w:after="60"/>
+      </w:pPr>
+      <w:r>
+        <w:rPr>
+          <w:sz w:val="22"/>
+          <w:szCs w:val="22"/>
+        </w:rPr>
+        <w:t xml:space="preserve">How much weight can it bear? (a lot, some, or a little)</w:t>
+      </w:r>
+    </w:p>
+    <w:p>
+      <w:pPr>
+        <w:spacing w:after="120" w:before="0"/>
+      </w:pPr>
+      <w:r>
+        <w:rPr>
+          <w:sz w:val="22"/>
+          <w:szCs w:val="22"/>
+        </w:rPr>
+        <w:t xml:space="preserve">Keep these pages in your research book. They show your teacher how you are learning to weigh evidence like a researcher.</w:t>
+      </w:r>
+    </w:p>
+    <w:tbl>
+      <w:tblPr>
+        <w:tblW w:type="pct" w:w="100%"/>
+        <w:tblBorders>
+          <w:top w:val="single" w:color="auto" w:sz="4"/>
+          <w:left w:val="single" w:color="auto" w:sz="4"/>
+          <w:bottom w:val="single" w:color="auto" w:sz="4"/>
+          <w:right w:val="single" w:color="auto" w:sz="4"/>
+          <w:insideH w:val="single" w:color="auto" w:sz="4"/>
+          <w:insideV w:val="single" w:color="auto" w:sz="4"/>
+        </w:tblBorders>
+      </w:tblPr>
+      <w:tblGrid>
+        <w:gridCol w:w="10800"/>
+      </w:tblGrid>
       <w:tr>
         <w:trPr>
-          <w:trHeight w:val="1100" w:hRule="atLeast"/>
+          <w:trHeight w:val="3200" w:hRule="atLeast"/>
         </w:trPr>
         <w:tc>
           <w:tcPr>
-            <w:tcW w:type="dxa" w:w="1700"/>
+            <w:tcW w:type="dxa" w:w="10800"/>
           </w:tcPr>
           <w:p>
             <w:r>
-              <w:t xml:space="preserve"/>
-            </w:r>
-          </w:p>
-        </w:tc>
-        <w:tc>
-          <w:tcPr>
-            <w:tcW w:type="dxa" w:w="4600"/>
-          </w:tcPr>
-          <w:p>
-            <w:r>
-              <w:t xml:space="preserve"/>
-            </w:r>
-          </w:p>
-        </w:tc>
-        <w:tc>
-          <w:tcPr>
-            <w:tcW w:type="dxa" w:w="2200"/>
-          </w:tcPr>
-          <w:p>
-            <w:r>
-              <w:t xml:space="preserve"/>
-            </w:r>
-          </w:p>
-        </w:tc>
-        <w:tc>
-          <w:tcPr>
-            <w:tcW w:type="dxa" w:w="2300"/>
-          </w:tcPr>
-          <w:p>
-            <w:r>
-              <w:t xml:space="preserve"/>
+              <w:rPr>
+                <w:color w:val="5A6473"/>
+                <w:sz w:val="18"/>
+                <w:szCs w:val="18"/>
+              </w:rPr>
+              <w:t xml:space="preserve">My drawing, marks, and words</w:t>
             </w:r>
           </w:p>
         </w:tc>
       </w:tr>
+    </w:tbl>
+    <w:p>
+      <w:r>
+        <w:br w:type="page"/>
+      </w:r>
+    </w:p>
+    <w:p>
+      <w:pPr>
+        <w:spacing w:after="40"/>
+      </w:pPr>
+      <w:r>
+        <w:rPr>
+          <w:b/>
+          <w:bCs/>
+          <w:color w:val="7A3B69"/>
+          <w:sz w:val="15"/>
+          <w:szCs w:val="15"/>
+        </w:rPr>
+        <w:t xml:space="preserve">RESEARCH BOOK · SORT AND THEME WHAT WE FOUND</w:t>
+      </w:r>
+    </w:p>
+    <w:p>
+      <w:pPr>
+        <w:spacing w:after="120"/>
+      </w:pPr>
+      <w:r>
+        <w:rPr>
+          <w:b/>
+          <w:bCs/>
+          <w:color w:val="1F3A5F"/>
+          <w:sz w:val="30"/>
+          <w:szCs w:val="30"/>
+        </w:rPr>
+        <w:t xml:space="preserve">Our themes — what keeps coming up</w:t>
+      </w:r>
+    </w:p>
+    <w:p>
+      <w:pPr>
+        <w:pStyle w:val="Heading2"/>
+        <w:spacing w:after="80" w:before="200"/>
+      </w:pPr>
+      <w:r>
+        <w:rPr>
+          <w:b/>
+          <w:bCs/>
+          <w:color w:val="7A3B69"/>
+          <w:sz w:val="26"/>
+          <w:szCs w:val="26"/>
+        </w:rPr>
+        <w:t xml:space="preserve">Our themes — what keeps coming up</w:t>
+      </w:r>
+    </w:p>
+    <w:p>
+      <w:pPr>
+        <w:spacing w:after="120" w:before="0"/>
+      </w:pPr>
+      <w:r>
+        <w:rPr>
+          <w:sz w:val="22"/>
+          <w:szCs w:val="22"/>
+        </w:rPr>
+        <w:t xml:space="preserve">After we sorted our cards into groups on the floor, use this page to keep the themes we found. Write or draw one theme at a time.</w:t>
+      </w:r>
+    </w:p>
+    <w:p>
+      <w:pPr>
+        <w:spacing w:after="120" w:before="0"/>
+      </w:pPr>
+      <w:r>
+        <w:rPr>
+          <w:sz w:val="22"/>
+          <w:szCs w:val="22"/>
+        </w:rPr>
+        <w:t xml:space="preserve">For each theme, the sheet has room for:</w:t>
+      </w:r>
+    </w:p>
+    <w:p>
+      <w:pPr>
+        <w:pStyle w:val="ListParagraph"/>
+        <w:numPr>
+          <w:ilvl w:val="0"/>
+          <w:numId w:val="1"/>
+        </w:numPr>
+        <w:spacing w:after="60"/>
+      </w:pPr>
+      <w:r>
+        <w:rPr>
+          <w:sz w:val="22"/>
+          <w:szCs w:val="22"/>
+        </w:rPr>
+        <w:t xml:space="preserve">The theme's name (a word or a drawing).</w:t>
+      </w:r>
+    </w:p>
+    <w:p>
+      <w:pPr>
+        <w:pStyle w:val="ListParagraph"/>
+        <w:numPr>
+          <w:ilvl w:val="0"/>
+          <w:numId w:val="1"/>
+        </w:numPr>
+        <w:spacing w:after="60"/>
+      </w:pPr>
+      <w:r>
+        <w:rPr>
+          <w:sz w:val="22"/>
+          <w:szCs w:val="22"/>
+        </w:rPr>
+        <w:t xml:space="preserve">What keeps coming up in this group.</w:t>
+      </w:r>
+    </w:p>
+    <w:p>
+      <w:pPr>
+        <w:pStyle w:val="ListParagraph"/>
+        <w:numPr>
+          <w:ilvl w:val="0"/>
+          <w:numId w:val="1"/>
+        </w:numPr>
+        <w:spacing w:after="60"/>
+      </w:pPr>
+      <w:r>
+        <w:rPr>
+          <w:sz w:val="22"/>
+          <w:szCs w:val="22"/>
+        </w:rPr>
+        <w:t xml:space="preserve">Where our sources and the people we asked agree or disagree.</w:t>
+      </w:r>
+    </w:p>
+    <w:p>
+      <w:pPr>
+        <w:pStyle w:val="ListParagraph"/>
+        <w:numPr>
+          <w:ilvl w:val="0"/>
+          <w:numId w:val="1"/>
+        </w:numPr>
+        <w:spacing w:after="60"/>
+      </w:pPr>
+      <w:r>
+        <w:rPr>
+          <w:sz w:val="22"/>
+          <w:szCs w:val="22"/>
+        </w:rPr>
+        <w:t xml:space="preserve">One thing that seems to cause another (a contributing factor).</w:t>
+      </w:r>
+    </w:p>
+    <w:p>
+      <w:pPr>
+        <w:spacing w:after="120" w:before="0"/>
+      </w:pPr>
+      <w:r>
+        <w:rPr>
+          <w:sz w:val="22"/>
+          <w:szCs w:val="22"/>
+        </w:rPr>
+        <w:t xml:space="preserve">Keep this page in your research book. We carry these themes into the next step, where we ask what they mean for the hills and the people who live on them.</w:t>
+      </w:r>
+    </w:p>
+    <w:tbl>
+      <w:tblPr>
+        <w:tblW w:type="pct" w:w="100%"/>
+        <w:tblBorders>
+          <w:top w:val="single" w:color="auto" w:sz="4"/>
+          <w:left w:val="single" w:color="auto" w:sz="4"/>
+          <w:bottom w:val="single" w:color="auto" w:sz="4"/>
+          <w:right w:val="single" w:color="auto" w:sz="4"/>
+          <w:insideH w:val="single" w:color="auto" w:sz="4"/>
+          <w:insideV w:val="single" w:color="auto" w:sz="4"/>
+        </w:tblBorders>
+      </w:tblPr>
+      <w:tblGrid>
+        <w:gridCol w:w="10800"/>
+      </w:tblGrid>
       <w:tr>
         <w:trPr>
-          <w:trHeight w:val="1100" w:hRule="atLeast"/>
+          <w:trHeight w:val="3200" w:hRule="atLeast"/>
         </w:trPr>
         <w:tc>
           <w:tcPr>
-            <w:tcW w:type="dxa" w:w="1700"/>
+            <w:tcW w:type="dxa" w:w="10800"/>
           </w:tcPr>
           <w:p>
             <w:r>
-              <w:t xml:space="preserve"/>
+              <w:rPr>
+                <w:color w:val="5A6473"/>
+                <w:sz w:val="18"/>
+                <w:szCs w:val="18"/>
+              </w:rPr>
+              <w:t xml:space="preserve">My drawing, marks, and words</w:t>
             </w:r>
           </w:p>
         </w:tc>
+      </w:tr>
+    </w:tbl>
+    <w:p>
+      <w:r>
+        <w:br w:type="page"/>
+      </w:r>
+    </w:p>
+    <w:p>
+      <w:pPr>
+        <w:spacing w:after="40"/>
+      </w:pPr>
+      <w:r>
+        <w:rPr>
+          <w:b/>
+          <w:bCs/>
+          <w:color w:val="7A3B69"/>
+          <w:sz w:val="15"/>
+          <w:szCs w:val="15"/>
+        </w:rPr>
+        <w:t xml:space="preserve">RESEARCH BOOK · FROM FINDINGS TO INSIGHTS</w:t>
+      </w:r>
+    </w:p>
+    <w:p>
+      <w:pPr>
+        <w:spacing w:after="120"/>
+      </w:pPr>
+      <w:r>
+        <w:rPr>
+          <w:b/>
+          <w:bCs/>
+          <w:color w:val="1F3A5F"/>
+          <w:sz w:val="30"/>
+          <w:szCs w:val="30"/>
+        </w:rPr>
+        <w:t xml:space="preserve">Our insights — what we found and why it matters</w:t>
+      </w:r>
+    </w:p>
+    <w:p>
+      <w:pPr>
+        <w:pStyle w:val="Heading2"/>
+        <w:spacing w:after="80" w:before="200"/>
+      </w:pPr>
+      <w:r>
+        <w:rPr>
+          <w:b/>
+          <w:bCs/>
+          <w:color w:val="7A3B69"/>
+          <w:sz w:val="26"/>
+          <w:szCs w:val="26"/>
+        </w:rPr>
+        <w:t xml:space="preserve">Our insights — what we found and why it matters</w:t>
+      </w:r>
+    </w:p>
+    <w:p>
+      <w:pPr>
+        <w:spacing w:after="120" w:before="0"/>
+      </w:pPr>
+      <w:r>
+        <w:rPr>
+          <w:sz w:val="22"/>
+          <w:szCs w:val="22"/>
+        </w:rPr>
+        <w:t xml:space="preserve">Use this page to write our insights — the few clear things we now understand from all our evidence. Write or draw one insight at a time.</w:t>
+      </w:r>
+    </w:p>
+    <w:p>
+      <w:pPr>
+        <w:spacing w:after="120" w:before="0"/>
+      </w:pPr>
+      <w:r>
+        <w:rPr>
+          <w:sz w:val="22"/>
+          <w:szCs w:val="22"/>
+        </w:rPr>
+        <w:t xml:space="preserve">For each insight, the sheet has room for:</w:t>
+      </w:r>
+    </w:p>
+    <w:p>
+      <w:pPr>
+        <w:pStyle w:val="ListParagraph"/>
+        <w:numPr>
+          <w:ilvl w:val="0"/>
+          <w:numId w:val="1"/>
+        </w:numPr>
+        <w:spacing w:after="60"/>
+      </w:pPr>
+      <w:r>
+        <w:rPr>
+          <w:sz w:val="22"/>
+          <w:szCs w:val="22"/>
+        </w:rPr>
+        <w:t xml:space="preserve">What we found (the finding — what the evidence says).</w:t>
+      </w:r>
+    </w:p>
+    <w:p>
+      <w:pPr>
+        <w:pStyle w:val="ListParagraph"/>
+        <w:numPr>
+          <w:ilvl w:val="0"/>
+          <w:numId w:val="1"/>
+        </w:numPr>
+        <w:spacing w:after="60"/>
+      </w:pPr>
+      <w:r>
+        <w:rPr>
+          <w:sz w:val="22"/>
+          <w:szCs w:val="22"/>
+        </w:rPr>
+        <w:t xml:space="preserve">What it means and why it matters for our hills and the people who live on them.</w:t>
+      </w:r>
+    </w:p>
+    <w:p>
+      <w:pPr>
+        <w:pStyle w:val="ListParagraph"/>
+        <w:numPr>
+          <w:ilvl w:val="0"/>
+          <w:numId w:val="1"/>
+        </w:numPr>
+        <w:spacing w:after="60"/>
+      </w:pPr>
+      <w:r>
+        <w:rPr>
+          <w:sz w:val="22"/>
+          <w:szCs w:val="22"/>
+        </w:rPr>
+        <w:t xml:space="preserve">What could be done about it.</w:t>
+      </w:r>
+    </w:p>
+    <w:p>
+      <w:pPr>
+        <w:pStyle w:val="ListParagraph"/>
+        <w:numPr>
+          <w:ilvl w:val="0"/>
+          <w:numId w:val="1"/>
+        </w:numPr>
+        <w:spacing w:after="60"/>
+      </w:pPr>
+      <w:r>
+        <w:rPr>
+          <w:sz w:val="22"/>
+          <w:szCs w:val="22"/>
+        </w:rPr>
+        <w:t xml:space="preserve">The evidence behind it (which sources, or what people said, or what we saw).</w:t>
+      </w:r>
+    </w:p>
+    <w:p>
+      <w:pPr>
+        <w:pStyle w:val="ListParagraph"/>
+        <w:numPr>
+          <w:ilvl w:val="0"/>
+          <w:numId w:val="1"/>
+        </w:numPr>
+        <w:spacing w:after="60"/>
+      </w:pPr>
+      <w:r>
+        <w:rPr>
+          <w:sz w:val="22"/>
+          <w:szCs w:val="22"/>
+        </w:rPr>
+        <w:t xml:space="preserve">Is this what the evidence shows, or is it our opinion?</w:t>
+      </w:r>
+    </w:p>
+    <w:p>
+      <w:pPr>
+        <w:spacing w:after="120" w:before="0"/>
+      </w:pPr>
+      <w:r>
+        <w:rPr>
+          <w:sz w:val="22"/>
+          <w:szCs w:val="22"/>
+        </w:rPr>
+        <w:t xml:space="preserve">Keep this page in your research book. These insights are what our whole investigation was building towards, and what we will share in the last step.</w:t>
+      </w:r>
+    </w:p>
+    <w:tbl>
+      <w:tblPr>
+        <w:tblW w:type="pct" w:w="100%"/>
+        <w:tblBorders>
+          <w:top w:val="single" w:color="auto" w:sz="4"/>
+          <w:left w:val="single" w:color="auto" w:sz="4"/>
+          <w:bottom w:val="single" w:color="auto" w:sz="4"/>
+          <w:right w:val="single" w:color="auto" w:sz="4"/>
+          <w:insideH w:val="single" w:color="auto" w:sz="4"/>
+          <w:insideV w:val="single" w:color="auto" w:sz="4"/>
+        </w:tblBorders>
+      </w:tblPr>
+      <w:tblGrid>
+        <w:gridCol w:w="10800"/>
+      </w:tblGrid>
+      <w:tr>
+        <w:trPr>
+          <w:trHeight w:val="3200" w:hRule="atLeast"/>
+        </w:trPr>
         <w:tc>
           <w:tcPr>
-            <w:tcW w:type="dxa" w:w="4600"/>
+            <w:tcW w:type="dxa" w:w="10800"/>
           </w:tcPr>
           <w:p>
             <w:r>
-              <w:t xml:space="preserve"/>
+              <w:rPr>
+                <w:color w:val="5A6473"/>
+                <w:sz w:val="18"/>
+                <w:szCs w:val="18"/>
+              </w:rPr>
+              <w:t xml:space="preserve">My drawing, marks, and words</w:t>
             </w:r>
           </w:p>
         </w:tc>
+      </w:tr>
+    </w:tbl>
+    <w:p>
+      <w:r>
+        <w:br w:type="page"/>
+      </w:r>
+    </w:p>
+    <w:p>
+      <w:pPr>
+        <w:spacing w:after="40"/>
+      </w:pPr>
+      <w:r>
+        <w:rPr>
+          <w:b/>
+          <w:bCs/>
+          <w:color w:val="7A3B69"/>
+          <w:sz w:val="15"/>
+          <w:szCs w:val="15"/>
+        </w:rPr>
+        <w:t xml:space="preserve">RESEARCH BOOK · CHOOSE OUR FORMAT AND OUR AUDIENCE</w:t>
+      </w:r>
+    </w:p>
+    <w:p>
+      <w:pPr>
+        <w:spacing w:after="120"/>
+      </w:pPr>
+      <w:r>
+        <w:rPr>
+          <w:b/>
+          <w:bCs/>
+          <w:color w:val="1F3A5F"/>
+          <w:sz w:val="30"/>
+          <w:szCs w:val="30"/>
+        </w:rPr>
+        <w:t xml:space="preserve">Who we will tell, and how — our plan</w:t>
+      </w:r>
+    </w:p>
+    <w:p>
+      <w:pPr>
+        <w:pStyle w:val="Heading2"/>
+        <w:spacing w:after="80" w:before="200"/>
+      </w:pPr>
+      <w:r>
+        <w:rPr>
+          <w:b/>
+          <w:bCs/>
+          <w:color w:val="7A3B69"/>
+          <w:sz w:val="26"/>
+          <w:szCs w:val="26"/>
+        </w:rPr>
+        <w:t xml:space="preserve">Who we will tell, and how</w:t>
+      </w:r>
+    </w:p>
+    <w:p>
+      <w:pPr>
+        <w:spacing w:after="120" w:before="0"/>
+      </w:pPr>
+      <w:r>
+        <w:rPr>
+          <w:sz w:val="22"/>
+          <w:szCs w:val="22"/>
+        </w:rPr>
+        <w:t xml:space="preserve">Before we build our output, we plan it. Fill this in — in words or drawings — with your team.</w:t>
+      </w:r>
+    </w:p>
+    <w:p>
+      <w:pPr>
+        <w:spacing w:after="120" w:before="0"/>
+      </w:pPr>
+      <w:r>
+        <w:rPr>
+          <w:sz w:val="22"/>
+          <w:szCs w:val="22"/>
+        </w:rPr>
+        <w:t xml:space="preserve">The sheet has room for:</w:t>
+      </w:r>
+    </w:p>
+    <w:p>
+      <w:pPr>
+        <w:pStyle w:val="ListParagraph"/>
+        <w:numPr>
+          <w:ilvl w:val="0"/>
+          <w:numId w:val="1"/>
+        </w:numPr>
+        <w:spacing w:after="60"/>
+      </w:pPr>
+      <w:r>
+        <w:rPr>
+          <w:sz w:val="22"/>
+          <w:szCs w:val="22"/>
+        </w:rPr>
+        <w:t xml:space="preserve">Who we will tell (our peers, our families, the wider community, a camp committee) and why they</w:t>
+      </w:r>
+    </w:p>
+    <w:p>
+      <w:pPr>
+        <w:spacing w:after="120" w:before="0"/>
+      </w:pPr>
+      <w:r>
+        <w:rPr>
+          <w:sz w:val="22"/>
+          <w:szCs w:val="22"/>
+        </w:rPr>
+        <w:t xml:space="preserve">should care.</w:t>
+      </w:r>
+    </w:p>
+    <w:p>
+      <w:pPr>
+        <w:pStyle w:val="ListParagraph"/>
+        <w:numPr>
+          <w:ilvl w:val="0"/>
+          <w:numId w:val="1"/>
+        </w:numPr>
+        <w:spacing w:after="60"/>
+      </w:pPr>
+      <w:r>
+        <w:rPr>
+          <w:sz w:val="22"/>
+          <w:szCs w:val="22"/>
+        </w:rPr>
+        <w:t xml:space="preserve">The one thing we most want them to understand.</w:t>
+      </w:r>
+    </w:p>
+    <w:p>
+      <w:pPr>
+        <w:pStyle w:val="ListParagraph"/>
+        <w:numPr>
+          <w:ilvl w:val="0"/>
+          <w:numId w:val="1"/>
+        </w:numPr>
+        <w:spacing w:after="60"/>
+      </w:pPr>
+      <w:r>
+        <w:rPr>
+          <w:sz w:val="22"/>
+          <w:szCs w:val="22"/>
+        </w:rPr>
+        <w:t xml:space="preserve">The format we will use (a poster, a talk with pictures, a role-play or story, a simple infographic)</w:t>
+      </w:r>
+    </w:p>
+    <w:p>
+      <w:pPr>
+        <w:spacing w:after="120" w:before="0"/>
+      </w:pPr>
+      <w:r>
+        <w:rPr>
+          <w:sz w:val="22"/>
+          <w:szCs w:val="22"/>
+        </w:rPr>
+        <w:t xml:space="preserve">and why it fits.</w:t>
+      </w:r>
+    </w:p>
+    <w:p>
+      <w:pPr>
+        <w:pStyle w:val="ListParagraph"/>
+        <w:numPr>
+          <w:ilvl w:val="0"/>
+          <w:numId w:val="1"/>
+        </w:numPr>
+        <w:spacing w:after="60"/>
+      </w:pPr>
+      <w:r>
+        <w:rPr>
+          <w:sz w:val="22"/>
+          <w:szCs w:val="22"/>
+        </w:rPr>
+        <w:t xml:space="preserve">For each thing we will say: where our evidence for it is in our evidence log.</w:t>
+      </w:r>
+    </w:p>
+    <w:p>
+      <w:pPr>
+        <w:pStyle w:val="ListParagraph"/>
+        <w:numPr>
+          <w:ilvl w:val="0"/>
+          <w:numId w:val="1"/>
+        </w:numPr>
+        <w:spacing w:after="60"/>
+      </w:pPr>
+      <w:r>
+        <w:rPr>
+          <w:sz w:val="22"/>
+          <w:szCs w:val="22"/>
+        </w:rPr>
+        <w:t xml:space="preserve">What our evidence does NOT tell us — the limits we will be honest about.</w:t>
+      </w:r>
+    </w:p>
+    <w:p>
+      <w:pPr>
+        <w:pStyle w:val="ListParagraph"/>
+        <w:numPr>
+          <w:ilvl w:val="0"/>
+          <w:numId w:val="1"/>
+        </w:numPr>
+        <w:spacing w:after="60"/>
+      </w:pPr>
+      <w:r>
+        <w:rPr>
+          <w:sz w:val="22"/>
+          <w:szCs w:val="22"/>
+        </w:rPr>
+        <w:t xml:space="preserve">How we will present in a way that is safe for everyone, using no names of the people we spoke to.</w:t>
+      </w:r>
+    </w:p>
+    <w:p>
+      <w:pPr>
+        <w:spacing w:after="120" w:before="0"/>
+      </w:pPr>
+      <w:r>
+        <w:rPr>
+          <w:sz w:val="22"/>
+          <w:szCs w:val="22"/>
+        </w:rPr>
+        <w:t xml:space="preserve">Keep this plan in your research book. You will use it when you build your output.</w:t>
+      </w:r>
+    </w:p>
+    <w:tbl>
+      <w:tblPr>
+        <w:tblW w:type="pct" w:w="100%"/>
+        <w:tblBorders>
+          <w:top w:val="single" w:color="auto" w:sz="4"/>
+          <w:left w:val="single" w:color="auto" w:sz="4"/>
+          <w:bottom w:val="single" w:color="auto" w:sz="4"/>
+          <w:right w:val="single" w:color="auto" w:sz="4"/>
+          <w:insideH w:val="single" w:color="auto" w:sz="4"/>
+          <w:insideV w:val="single" w:color="auto" w:sz="4"/>
+        </w:tblBorders>
+      </w:tblPr>
+      <w:tblGrid>
+        <w:gridCol w:w="10800"/>
+      </w:tblGrid>
+      <w:tr>
+        <w:trPr>
+          <w:trHeight w:val="3200" w:hRule="atLeast"/>
+        </w:trPr>
         <w:tc>
           <w:tcPr>
-            <w:tcW w:type="dxa" w:w="2200"/>
+            <w:tcW w:type="dxa" w:w="10800"/>
           </w:tcPr>
           <w:p>
             <w:r>
-              <w:t xml:space="preserve"/>
+              <w:rPr>
+                <w:color w:val="5A6473"/>
+                <w:sz w:val="18"/>
+                <w:szCs w:val="18"/>
+              </w:rPr>
+              <w:t xml:space="preserve">My drawing, marks, and words</w:t>
             </w:r>
           </w:p>
         </w:tc>
+      </w:tr>
+    </w:tbl>
+    <w:p>
+      <w:r>
+        <w:br w:type="page"/>
+      </w:r>
+    </w:p>
+    <w:p>
+      <w:pPr>
+        <w:spacing w:after="40"/>
+      </w:pPr>
+      <w:r>
+        <w:rPr>
+          <w:b/>
+          <w:bCs/>
+          <w:color w:val="7A3B69"/>
+          <w:sz w:val="15"/>
+          <w:szCs w:val="15"/>
+        </w:rPr>
+        <w:t xml:space="preserve">RESEARCH BOOK · BUILD OUR RESEARCH OUTPUT</w:t>
+      </w:r>
+    </w:p>
+    <w:p>
+      <w:pPr>
+        <w:spacing w:after="120"/>
+      </w:pPr>
+      <w:r>
+        <w:rPr>
+          <w:b/>
+          <w:bCs/>
+          <w:color w:val="1F3A5F"/>
+          <w:sz w:val="30"/>
+          <w:szCs w:val="30"/>
+        </w:rPr>
+        <w:t xml:space="preserve">Building our output — our main message and our evidence</w:t>
+      </w:r>
+    </w:p>
+    <w:p>
+      <w:pPr>
+        <w:pStyle w:val="Heading2"/>
+        <w:spacing w:after="80" w:before="200"/>
+      </w:pPr>
+      <w:r>
+        <w:rPr>
+          <w:b/>
+          <w:bCs/>
+          <w:color w:val="7A3B69"/>
+          <w:sz w:val="26"/>
+          <w:szCs w:val="26"/>
+        </w:rPr>
+        <w:t xml:space="preserve">Building our output</w:t>
+      </w:r>
+    </w:p>
+    <w:p>
+      <w:pPr>
+        <w:spacing w:after="120" w:before="0"/>
+      </w:pPr>
+      <w:r>
+        <w:rPr>
+          <w:sz w:val="22"/>
+          <w:szCs w:val="22"/>
+        </w:rPr>
+        <w:t xml:space="preserve">Use this page as you build and rehearse. Fill it in with your team, in words or drawings.</w:t>
+      </w:r>
+    </w:p>
+    <w:p>
+      <w:pPr>
+        <w:spacing w:after="120" w:before="0"/>
+      </w:pPr>
+      <w:r>
+        <w:rPr>
+          <w:sz w:val="22"/>
+          <w:szCs w:val="22"/>
+        </w:rPr>
+        <w:t xml:space="preserve">The sheet has room for:</w:t>
+      </w:r>
+    </w:p>
+    <w:p>
+      <w:pPr>
+        <w:pStyle w:val="ListParagraph"/>
+        <w:numPr>
+          <w:ilvl w:val="0"/>
+          <w:numId w:val="1"/>
+        </w:numPr>
+        <w:spacing w:after="60"/>
+      </w:pPr>
+      <w:r>
+        <w:rPr>
+          <w:sz w:val="22"/>
+          <w:szCs w:val="22"/>
+        </w:rPr>
+        <w:t xml:space="preserve">The one thing we most want people to understand.</w:t>
+      </w:r>
+    </w:p>
+    <w:p>
+      <w:pPr>
+        <w:pStyle w:val="ListParagraph"/>
+        <w:numPr>
+          <w:ilvl w:val="0"/>
+          <w:numId w:val="1"/>
+        </w:numPr>
+        <w:spacing w:after="60"/>
+      </w:pPr>
+      <w:r>
+        <w:rPr>
+          <w:sz w:val="22"/>
+          <w:szCs w:val="22"/>
+        </w:rPr>
+        <w:t xml:space="preserve">The few things our output says — our claims.</w:t>
+      </w:r>
+    </w:p>
+    <w:p>
+      <w:pPr>
+        <w:pStyle w:val="ListParagraph"/>
+        <w:numPr>
+          <w:ilvl w:val="0"/>
+          <w:numId w:val="1"/>
+        </w:numPr>
+        <w:spacing w:after="60"/>
+      </w:pPr>
+      <w:r>
+        <w:rPr>
+          <w:sz w:val="22"/>
+          <w:szCs w:val="22"/>
+        </w:rPr>
+        <w:t xml:space="preserve">For each claim, where the evidence for it is in our evidence log.</w:t>
+      </w:r>
+    </w:p>
+    <w:p>
+      <w:pPr>
+        <w:pStyle w:val="ListParagraph"/>
+        <w:numPr>
+          <w:ilvl w:val="0"/>
+          <w:numId w:val="1"/>
+        </w:numPr>
+        <w:spacing w:after="60"/>
+      </w:pPr>
+      <w:r>
+        <w:rPr>
+          <w:sz w:val="22"/>
+          <w:szCs w:val="22"/>
+        </w:rPr>
+        <w:t xml:space="preserve">What our evidence does NOT tell us — the limits we will show honestly (for example, "we only spoke</w:t>
+      </w:r>
+    </w:p>
+    <w:p>
+      <w:pPr>
+        <w:spacing w:after="120" w:before="0"/>
+      </w:pPr>
+      <w:r>
+        <w:rPr>
+          <w:sz w:val="22"/>
+          <w:szCs w:val="22"/>
+        </w:rPr>
+        <w:t xml:space="preserve">to a few people").</w:t>
+      </w:r>
+    </w:p>
+    <w:p>
+      <w:pPr>
+        <w:pStyle w:val="ListParagraph"/>
+        <w:numPr>
+          <w:ilvl w:val="0"/>
+          <w:numId w:val="1"/>
+        </w:numPr>
+        <w:spacing w:after="60"/>
+      </w:pPr>
+      <w:r>
+        <w:rPr>
+          <w:sz w:val="22"/>
+          <w:szCs w:val="22"/>
+        </w:rPr>
+        <w:t xml:space="preserve">The questions our audience might ask, and how we would answer them.</w:t>
+      </w:r>
+    </w:p>
+    <w:p>
+      <w:pPr>
+        <w:pStyle w:val="ListParagraph"/>
+        <w:numPr>
+          <w:ilvl w:val="0"/>
+          <w:numId w:val="1"/>
+        </w:numPr>
+        <w:spacing w:after="60"/>
+      </w:pPr>
+      <w:r>
+        <w:rPr>
+          <w:sz w:val="22"/>
+          <w:szCs w:val="22"/>
+        </w:rPr>
+        <w:t xml:space="preserve">Who does what when we present — a safe part for everyone, and no names of the people we spoke to.</w:t>
+      </w:r>
+    </w:p>
+    <w:p>
+      <w:pPr>
+        <w:spacing w:after="120" w:before="0"/>
+      </w:pPr>
+      <w:r>
+        <w:rPr>
+          <w:sz w:val="22"/>
+          <w:szCs w:val="22"/>
+        </w:rPr>
+        <w:t xml:space="preserve">Keep this page in your research book. It is part of how your teacher sees you grow as a researcher.</w:t>
+      </w:r>
+    </w:p>
+    <w:tbl>
+      <w:tblPr>
+        <w:tblW w:type="pct" w:w="100%"/>
+        <w:tblBorders>
+          <w:top w:val="single" w:color="auto" w:sz="4"/>
+          <w:left w:val="single" w:color="auto" w:sz="4"/>
+          <w:bottom w:val="single" w:color="auto" w:sz="4"/>
+          <w:right w:val="single" w:color="auto" w:sz="4"/>
+          <w:insideH w:val="single" w:color="auto" w:sz="4"/>
+          <w:insideV w:val="single" w:color="auto" w:sz="4"/>
+        </w:tblBorders>
+      </w:tblPr>
+      <w:tblGrid>
+        <w:gridCol w:w="10800"/>
+      </w:tblGrid>
+      <w:tr>
+        <w:trPr>
+          <w:trHeight w:val="3200" w:hRule="atLeast"/>
+        </w:trPr>
         <w:tc>
           <w:tcPr>
-            <w:tcW w:type="dxa" w:w="2300"/>
+            <w:tcW w:type="dxa" w:w="10800"/>
           </w:tcPr>
           <w:p>
             <w:r>
-              <w:t xml:space="preserve"/>
+              <w:rPr>
+                <w:color w:val="5A6473"/>
+                <w:sz w:val="18"/>
+                <w:szCs w:val="18"/>
+              </w:rPr>
+              <w:t xml:space="preserve">My drawing, marks, and words</w:t>
+            </w:r>
+          </w:p>
+        </w:tc>
+      </w:tr>
+    </w:tbl>
+    <w:p>
+      <w:r>
+        <w:br w:type="page"/>
+      </w:r>
+    </w:p>
+    <w:p>
+      <w:pPr>
+        <w:spacing w:after="40"/>
+      </w:pPr>
+      <w:r>
+        <w:rPr>
+          <w:b/>
+          <w:bCs/>
+          <w:color w:val="7A3B69"/>
+          <w:sz w:val="15"/>
+          <w:szCs w:val="15"/>
+        </w:rPr>
+        <w:t xml:space="preserve">RESEARCH BOOK · SHARE OUR FINDINGS, AND LOOK BACK</w:t>
+      </w:r>
+    </w:p>
+    <w:p>
+      <w:pPr>
+        <w:spacing w:after="120"/>
+      </w:pPr>
+      <w:r>
+        <w:rPr>
+          <w:b/>
+          <w:bCs/>
+          <w:color w:val="1F3A5F"/>
+          <w:sz w:val="30"/>
+          <w:szCs w:val="30"/>
+        </w:rPr>
+        <w:t xml:space="preserve">How I have grown as a researcher</w:t>
+      </w:r>
+    </w:p>
+    <w:p>
+      <w:pPr>
+        <w:pStyle w:val="Heading2"/>
+        <w:spacing w:after="80" w:before="200"/>
+      </w:pPr>
+      <w:r>
+        <w:rPr>
+          <w:b/>
+          <w:bCs/>
+          <w:color w:val="7A3B69"/>
+          <w:sz w:val="26"/>
+          <w:szCs w:val="26"/>
+        </w:rPr>
+        <w:t xml:space="preserve">How I have grown as a researcher</w:t>
+      </w:r>
+    </w:p>
+    <w:p>
+      <w:pPr>
+        <w:spacing w:after="120" w:before="0"/>
+      </w:pPr>
+      <w:r>
+        <w:rPr>
+          <w:sz w:val="22"/>
+          <w:szCs w:val="22"/>
+        </w:rPr>
+        <w:t xml:space="preserve">This is the last page of your research journey. Use it to look back and see how far you have come, in words or in drawings.</w:t>
+      </w:r>
+    </w:p>
+    <w:p>
+      <w:pPr>
+        <w:spacing w:after="120" w:before="0"/>
+      </w:pPr>
+      <w:r>
+        <w:rPr>
+          <w:sz w:val="22"/>
+          <w:szCs w:val="22"/>
+        </w:rPr>
+        <w:t xml:space="preserve">On the page there is room to:</w:t>
+      </w:r>
+    </w:p>
+    <w:p>
+      <w:pPr>
+        <w:pStyle w:val="ListParagraph"/>
+        <w:numPr>
+          <w:ilvl w:val="0"/>
+          <w:numId w:val="1"/>
+        </w:numPr>
+        <w:spacing w:after="60"/>
+      </w:pPr>
+      <w:r>
+        <w:rPr>
+          <w:sz w:val="22"/>
+          <w:szCs w:val="22"/>
+        </w:rPr>
+        <w:t xml:space="preserve">Look again at the growth path you marked on the first day, and mark where you are as a researcher now.</w:t>
+      </w:r>
+    </w:p>
+    <w:p>
+      <w:pPr>
+        <w:pStyle w:val="ListParagraph"/>
+        <w:numPr>
+          <w:ilvl w:val="0"/>
+          <w:numId w:val="1"/>
+        </w:numPr>
+        <w:spacing w:after="60"/>
+      </w:pPr>
+      <w:r>
+        <w:rPr>
+          <w:sz w:val="22"/>
+          <w:szCs w:val="22"/>
+        </w:rPr>
+        <w:t xml:space="preserve">Draw or write one way you have grown — one thing you can do now that you could not do at the start,</w:t>
+      </w:r>
+    </w:p>
+    <w:p>
+      <w:pPr>
+        <w:spacing w:after="120" w:before="0"/>
+      </w:pPr>
+      <w:r>
+        <w:rPr>
+          <w:sz w:val="22"/>
+          <w:szCs w:val="22"/>
+        </w:rPr>
+        <w:t xml:space="preserve">like asking, looking closely, keeping a record, or checking whether something is true.</w:t>
+      </w:r>
+    </w:p>
+    <w:p>
+      <w:pPr>
+        <w:pStyle w:val="ListParagraph"/>
+        <w:numPr>
+          <w:ilvl w:val="0"/>
+          <w:numId w:val="1"/>
+        </w:numPr>
+        <w:spacing w:after="60"/>
+      </w:pPr>
+      <w:r>
+        <w:rPr>
+          <w:sz w:val="22"/>
+          <w:szCs w:val="22"/>
+        </w:rPr>
+        <w:t xml:space="preserve">Draw or write one thing about our hills you would still like to find out.</w:t>
+      </w:r>
+    </w:p>
+    <w:p>
+      <w:pPr>
+        <w:spacing w:after="120" w:before="0"/>
+      </w:pPr>
+      <w:r>
+        <w:rPr>
+          <w:sz w:val="22"/>
+          <w:szCs w:val="22"/>
+        </w:rPr>
+        <w:t xml:space="preserve">There is no wrong answer, and no one marks this page right or wrong. It is yours, to see how you moved from guessing to finding out. Keep it in your research book.</w:t>
+      </w:r>
+    </w:p>
+    <w:tbl>
+      <w:tblPr>
+        <w:tblW w:type="pct" w:w="100%"/>
+        <w:tblBorders>
+          <w:top w:val="single" w:color="auto" w:sz="4"/>
+          <w:left w:val="single" w:color="auto" w:sz="4"/>
+          <w:bottom w:val="single" w:color="auto" w:sz="4"/>
+          <w:right w:val="single" w:color="auto" w:sz="4"/>
+          <w:insideH w:val="single" w:color="auto" w:sz="4"/>
+          <w:insideV w:val="single" w:color="auto" w:sz="4"/>
+        </w:tblBorders>
+      </w:tblPr>
+      <w:tblGrid>
+        <w:gridCol w:w="10800"/>
+      </w:tblGrid>
+      <w:tr>
+        <w:trPr>
+          <w:trHeight w:val="3200" w:hRule="atLeast"/>
+        </w:trPr>
+        <w:tc>
+          <w:tcPr>
+            <w:tcW w:type="dxa" w:w="10800"/>
+          </w:tcPr>
+          <w:p>
+            <w:r>
+              <w:rPr>
+                <w:color w:val="5A6473"/>
+                <w:sz w:val="18"/>
+                <w:szCs w:val="18"/>
+              </w:rPr>
+              <w:t xml:space="preserve">My drawing, marks, and words</w:t>
             </w:r>
           </w:p>
         </w:tc>

--- a/public/downloads/research-project-student-workbook.docx
+++ b/public/downloads/research-project-student-workbook.docx
@@ -137,36 +137,48 @@
           <w:sz w:val="22"/>
           <w:szCs w:val="22"/>
         </w:rPr>
-        <w:t xml:space="preserve">Each source tells you who made it, when, and why — use this to decide how much to trust it.</w:t>
-      </w:r>
-    </w:p>
-    <w:p>
-      <w:pPr>
-        <w:pStyle w:val="ListParagraph"/>
-        <w:numPr>
-          <w:ilvl w:val="0"/>
-          <w:numId w:val="1"/>
-        </w:numPr>
-        <w:spacing w:after="60"/>
-      </w:pPr>
-      <w:r>
-        <w:rPr>
-          <w:sz w:val="22"/>
-          <w:szCs w:val="22"/>
-        </w:rPr>
-        <w:t xml:space="preserve">Add what you find to your evidence log. Then check it another way: does it agree with the other</w:t>
-      </w:r>
-    </w:p>
-    <w:p>
-      <w:pPr>
-        <w:spacing w:after="120" w:before="0"/>
-      </w:pPr>
-      <w:r>
-        <w:rPr>
-          <w:sz w:val="22"/>
-          <w:szCs w:val="22"/>
-        </w:rPr>
-        <w:t xml:space="preserve">sources, and with what we saw and heard on our own hills?</w:t>
+        <w:t xml:space="preserve">Do not believe a source just because it sounds right. Check it, with three questions: Who made it,</w:t>
+      </w:r>
+    </w:p>
+    <w:p>
+      <w:pPr>
+        <w:spacing w:after="120" w:before="0"/>
+      </w:pPr>
+      <w:r>
+        <w:rPr>
+          <w:sz w:val="22"/>
+          <w:szCs w:val="22"/>
+        </w:rPr>
+        <w:t xml:space="preserve">and why? How do they know — and is it still true? And the big one: does it agree with the OTHER sources, and with what WE found by asking and looking?</w:t>
+      </w:r>
+    </w:p>
+    <w:p>
+      <w:pPr>
+        <w:pStyle w:val="ListParagraph"/>
+        <w:numPr>
+          <w:ilvl w:val="0"/>
+          <w:numId w:val="1"/>
+        </w:numPr>
+        <w:spacing w:after="60"/>
+      </w:pPr>
+      <w:r>
+        <w:rPr>
+          <w:sz w:val="22"/>
+          <w:szCs w:val="22"/>
+        </w:rPr>
+        <w:t xml:space="preserve">Add what you find to your evidence log. The strongest evidence is what many sources AND our own</w:t>
+      </w:r>
+    </w:p>
+    <w:p>
+      <w:pPr>
+        <w:spacing w:after="120" w:before="0"/>
+      </w:pPr>
+      <w:r>
+        <w:rPr>
+          <w:sz w:val="22"/>
+          <w:szCs w:val="22"/>
+        </w:rPr>
+        <w:t xml:space="preserve">research agree on. One source on its own — even a good one — is only a start.</w:t>
       </w:r>
     </w:p>
     <w:p>
@@ -6187,7 +6199,7 @@
           <w:sz w:val="22"/>
           <w:szCs w:val="22"/>
         </w:rPr>
-        <w:t xml:space="preserve">Use one of these for each source, and for anything important people told us. Answer in words, drawings, or marks. These are the same five questions printed on the cards in our source pack.</w:t>
+        <w:t xml:space="preserve">Use one of these for each source, and for anything important people told us. Answer in words, drawings, or marks. These are the three checks printed on the cards in our source pack.</w:t>
       </w:r>
     </w:p>
     <w:p>
@@ -6216,75 +6228,41 @@
           <w:sz w:val="22"/>
           <w:szCs w:val="22"/>
         </w:rPr>
-        <w:t xml:space="preserve">Who? (who made it or said it)</w:t>
-      </w:r>
-    </w:p>
-    <w:p>
-      <w:pPr>
-        <w:pStyle w:val="ListParagraph"/>
-        <w:numPr>
-          <w:ilvl w:val="0"/>
-          <w:numId w:val="1"/>
-        </w:numPr>
-        <w:spacing w:after="60"/>
-      </w:pPr>
-      <w:r>
-        <w:rPr>
-          <w:sz w:val="22"/>
-          <w:szCs w:val="22"/>
-        </w:rPr>
-        <w:t xml:space="preserve">When?</w:t>
-      </w:r>
-    </w:p>
-    <w:p>
-      <w:pPr>
-        <w:pStyle w:val="ListParagraph"/>
-        <w:numPr>
-          <w:ilvl w:val="0"/>
-          <w:numId w:val="1"/>
-        </w:numPr>
-        <w:spacing w:after="60"/>
-      </w:pPr>
-      <w:r>
-        <w:rPr>
-          <w:sz w:val="22"/>
-          <w:szCs w:val="22"/>
-        </w:rPr>
-        <w:t xml:space="preserve">Why? (why did they say it — could they have a reason to tell it one way?)</w:t>
-      </w:r>
-    </w:p>
-    <w:p>
-      <w:pPr>
-        <w:pStyle w:val="ListParagraph"/>
-        <w:numPr>
-          <w:ilvl w:val="0"/>
-          <w:numId w:val="1"/>
-        </w:numPr>
-        <w:spacing w:after="60"/>
-      </w:pPr>
-      <w:r>
-        <w:rPr>
-          <w:sz w:val="22"/>
-          <w:szCs w:val="22"/>
-        </w:rPr>
-        <w:t xml:space="preserve">Do they show how they know?</w:t>
-      </w:r>
-    </w:p>
-    <w:p>
-      <w:pPr>
-        <w:pStyle w:val="ListParagraph"/>
-        <w:numPr>
-          <w:ilvl w:val="0"/>
-          <w:numId w:val="1"/>
-        </w:numPr>
-        <w:spacing w:after="60"/>
-      </w:pPr>
-      <w:r>
-        <w:rPr>
-          <w:sz w:val="22"/>
-          <w:szCs w:val="22"/>
-        </w:rPr>
-        <w:t xml:space="preserve">Does it help our question?</w:t>
+        <w:t xml:space="preserve">Who made it, and why? (could they have a reason to tell it one way?)</w:t>
+      </w:r>
+    </w:p>
+    <w:p>
+      <w:pPr>
+        <w:pStyle w:val="ListParagraph"/>
+        <w:numPr>
+          <w:ilvl w:val="0"/>
+          <w:numId w:val="1"/>
+        </w:numPr>
+        <w:spacing w:after="60"/>
+      </w:pPr>
+      <w:r>
+        <w:rPr>
+          <w:sz w:val="22"/>
+          <w:szCs w:val="22"/>
+        </w:rPr>
+        <w:t xml:space="preserve">How do they know — and is it still true? (do they show it, or just say it?)</w:t>
+      </w:r>
+    </w:p>
+    <w:p>
+      <w:pPr>
+        <w:pStyle w:val="ListParagraph"/>
+        <w:numPr>
+          <w:ilvl w:val="0"/>
+          <w:numId w:val="1"/>
+        </w:numPr>
+        <w:spacing w:after="60"/>
+      </w:pPr>
+      <w:r>
+        <w:rPr>
+          <w:sz w:val="22"/>
+          <w:szCs w:val="22"/>
+        </w:rPr>
+        <w:t xml:space="preserve">Does it hold up? (does it agree with the other sources, and with what WE found?)</w:t>
       </w:r>
     </w:p>
     <w:p>
@@ -6313,7 +6291,7 @@
           <w:sz w:val="22"/>
           <w:szCs w:val="22"/>
         </w:rPr>
-        <w:t xml:space="preserve">Keep these pages in your research book. They show your teacher how you are learning to weigh evidence like a researcher.</w:t>
+        <w:t xml:space="preserve">The third check matters most: the strongest evidence is what many sources AND our own research agree on. Keep these pages in your research book. They show your teacher how you are learning to weigh evidence like a researcher.</w:t>
       </w:r>
     </w:p>
     <w:tbl>

--- a/public/downloads/research-project-student-workbook.docx
+++ b/public/downloads/research-project-student-workbook.docx
@@ -2932,6 +2932,580 @@
           <w:sz w:val="26"/>
           <w:szCs w:val="26"/>
         </w:rPr>
+        <w:t xml:space="preserve">Source I — Cooking with gas, not wood</w:t>
+      </w:r>
+    </w:p>
+    <w:p>
+      <w:pPr>
+        <w:spacing w:after="120" w:before="0"/>
+      </w:pPr>
+      <w:r>
+        <w:rPr>
+          <w:sz w:val="22"/>
+          <w:szCs w:val="22"/>
+        </w:rPr>
+        <w:t xml:space="preserve">Helps with sub-question 4 (what people are doing to help, and is it working). A local action. Reading level: A2 to B1.</w:t>
+      </w:r>
+    </w:p>
+    <w:p>
+      <w:pPr>
+        <w:pStyle w:val="Heading3"/>
+        <w:spacing w:after="60" w:before="160"/>
+      </w:pPr>
+      <w:r>
+        <w:rPr>
+          <w:b/>
+          <w:bCs/>
+          <w:color w:val="1F3A5F"/>
+          <w:sz w:val="23"/>
+          <w:szCs w:val="23"/>
+        </w:rPr>
+        <w:t xml:space="preserve">The original article</w:t>
+      </w:r>
+    </w:p>
+    <w:p>
+      <w:pPr>
+        <w:spacing w:after="120" w:before="0"/>
+      </w:pPr>
+      <w:r>
+        <w:rPr>
+          <w:sz w:val="22"/>
+          <w:szCs w:val="22"/>
+        </w:rPr>
+        <w:t xml:space="preserve">Reproduced with attribution under IOM's educational, non-commercial permission. International Organization for Migration (IOM), "UN Agencies and Government Distribute LPG Stoves to Rohingya Refugees to Save Remaining Forests." Read it at [iom.int](https://www.iom.int/news/un-agencies-government-distribute-lpg-stoves-rohingya-refugees-bangladeshi-villagers-save-remaining-forests).</w:t>
+      </w:r>
+    </w:p>
+    <w:p>
+      <w:pPr>
+        <w:pStyle w:val="Heading3"/>
+        <w:spacing w:after="60" w:before="160"/>
+      </w:pPr>
+      <w:r>
+        <w:rPr>
+          <w:b/>
+          <w:bCs/>
+          <w:color w:val="1F3A5F"/>
+          <w:sz w:val="23"/>
+          <w:szCs w:val="23"/>
+        </w:rPr>
+        <w:t xml:space="preserve">Read it (B1)</w:t>
+      </w:r>
+    </w:p>
+    <w:p>
+      <w:pPr>
+        <w:spacing w:after="120" w:before="0"/>
+      </w:pPr>
+      <w:r>
+        <w:rPr>
+          <w:sz w:val="22"/>
+          <w:szCs w:val="22"/>
+        </w:rPr>
+        <w:t xml:space="preserve">When the camps were new, families cut wood from the hills to cook their food. So much wood was cut — about four football fields of trees every day — that the hills were soon bare. To stop this, aid groups and the government gave families gas to cook with instead of wood. The gas is called LPG. In 2024 alone, they gave out nearly two million bottles of it.</w:t>
+      </w:r>
+    </w:p>
+    <w:p>
+      <w:pPr>
+        <w:spacing w:after="120" w:before="0"/>
+      </w:pPr>
+      <w:r>
+        <w:rPr>
+          <w:sz w:val="22"/>
+          <w:szCs w:val="22"/>
+        </w:rPr>
+        <w:t xml:space="preserve">The change helped in more ways than one. The hills stopped being stripped for firewood, so the grass and small trees could start to grow back on their own. Women and girls, who used to walk far into the forest to collect wood — a dangerous job — no longer had to. And the air inside the shelters was cleaner, because there was less smoke.</w:t>
+      </w:r>
+    </w:p>
+    <w:p>
+      <w:pPr>
+        <w:pStyle w:val="Heading3"/>
+        <w:spacing w:after="60" w:before="160"/>
+      </w:pPr>
+      <w:r>
+        <w:rPr>
+          <w:b/>
+          <w:bCs/>
+          <w:color w:val="1F3A5F"/>
+          <w:sz w:val="23"/>
+          <w:szCs w:val="23"/>
+        </w:rPr>
+        <w:t xml:space="preserve">Read it (simpler, A1/A2)</w:t>
+      </w:r>
+    </w:p>
+    <w:p>
+      <w:pPr>
+        <w:spacing w:after="120" w:before="0"/>
+      </w:pPr>
+      <w:r>
+        <w:rPr>
+          <w:sz w:val="22"/>
+          <w:szCs w:val="22"/>
+        </w:rPr>
+        <w:t xml:space="preserve">Families used to cut trees from the hills to cook. This made the hills bare. Now aid groups give families gas to cook with, instead of wood. So fewer trees are cut, and the plants can grow back. Women and girls no longer have to walk far to collect wood. The air is cleaner too.</w:t>
+      </w:r>
+    </w:p>
+    <w:p>
+      <w:pPr>
+        <w:pStyle w:val="Heading3"/>
+        <w:spacing w:after="60" w:before="160"/>
+      </w:pPr>
+      <w:r>
+        <w:rPr>
+          <w:b/>
+          <w:bCs/>
+          <w:color w:val="1F3A5F"/>
+          <w:sz w:val="23"/>
+          <w:szCs w:val="23"/>
+        </w:rPr>
+        <w:t xml:space="preserve">New words</w:t>
+      </w:r>
+    </w:p>
+    <w:p>
+      <w:pPr>
+        <w:pStyle w:val="ListParagraph"/>
+        <w:numPr>
+          <w:ilvl w:val="0"/>
+          <w:numId w:val="1"/>
+        </w:numPr>
+        <w:spacing w:after="60"/>
+      </w:pPr>
+      <w:r>
+        <w:rPr>
+          <w:sz w:val="22"/>
+          <w:szCs w:val="22"/>
+        </w:rPr>
+        <w:t xml:space="preserve">LPG — gas in a bottle, used for cooking instead of wood</w:t>
+      </w:r>
+    </w:p>
+    <w:p>
+      <w:pPr>
+        <w:pStyle w:val="ListParagraph"/>
+        <w:numPr>
+          <w:ilvl w:val="0"/>
+          <w:numId w:val="1"/>
+        </w:numPr>
+        <w:spacing w:after="60"/>
+      </w:pPr>
+      <w:r>
+        <w:rPr>
+          <w:sz w:val="22"/>
+          <w:szCs w:val="22"/>
+        </w:rPr>
+        <w:t xml:space="preserve">firewood — wood that is burned to cook or keep warm</w:t>
+      </w:r>
+    </w:p>
+    <w:p>
+      <w:pPr>
+        <w:pStyle w:val="Heading3"/>
+        <w:spacing w:after="60" w:before="160"/>
+      </w:pPr>
+      <w:r>
+        <w:rPr>
+          <w:b/>
+          <w:bCs/>
+          <w:color w:val="1F3A5F"/>
+          <w:sz w:val="23"/>
+          <w:szCs w:val="23"/>
+        </w:rPr>
+        <w:t xml:space="preserve">Can we trust it?</w:t>
+      </w:r>
+    </w:p>
+    <w:p>
+      <w:pPr>
+        <w:pStyle w:val="ListParagraph"/>
+        <w:numPr>
+          <w:ilvl w:val="0"/>
+          <w:numId w:val="1"/>
+        </w:numPr>
+        <w:spacing w:after="60"/>
+      </w:pPr>
+      <w:r>
+        <w:rPr>
+          <w:sz w:val="22"/>
+          <w:szCs w:val="22"/>
+        </w:rPr>
+        <w:t xml:space="preserve">Who? IOM, a United Nations agency.</w:t>
+      </w:r>
+    </w:p>
+    <w:p>
+      <w:pPr>
+        <w:pStyle w:val="ListParagraph"/>
+        <w:numPr>
+          <w:ilvl w:val="0"/>
+          <w:numId w:val="1"/>
+        </w:numPr>
+        <w:spacing w:after="60"/>
+      </w:pPr>
+      <w:r>
+        <w:rPr>
+          <w:sz w:val="22"/>
+          <w:szCs w:val="22"/>
+        </w:rPr>
+        <w:t xml:space="preserve">When? recent, and about the change from wood to gas.</w:t>
+      </w:r>
+    </w:p>
+    <w:p>
+      <w:pPr>
+        <w:pStyle w:val="ListParagraph"/>
+        <w:numPr>
+          <w:ilvl w:val="0"/>
+          <w:numId w:val="1"/>
+        </w:numPr>
+        <w:spacing w:after="60"/>
+      </w:pPr>
+      <w:r>
+        <w:rPr>
+          <w:sz w:val="22"/>
+          <w:szCs w:val="22"/>
+        </w:rPr>
+        <w:t xml:space="preserve">Why? to report its own work, so it shows the work in a good light.</w:t>
+      </w:r>
+    </w:p>
+    <w:p>
+      <w:pPr>
+        <w:pStyle w:val="ListParagraph"/>
+        <w:numPr>
+          <w:ilvl w:val="0"/>
+          <w:numId w:val="1"/>
+        </w:numPr>
+        <w:spacing w:after="60"/>
+      </w:pPr>
+      <w:r>
+        <w:rPr>
+          <w:sz w:val="22"/>
+          <w:szCs w:val="22"/>
+        </w:rPr>
+        <w:t xml:space="preserve">Do they show how they know? yes — a clear number (nearly two million bottles).</w:t>
+      </w:r>
+    </w:p>
+    <w:p>
+      <w:pPr>
+        <w:pStyle w:val="ListParagraph"/>
+        <w:numPr>
+          <w:ilvl w:val="0"/>
+          <w:numId w:val="1"/>
+        </w:numPr>
+        <w:spacing w:after="60"/>
+      </w:pPr>
+      <w:r>
+        <w:rPr>
+          <w:sz w:val="22"/>
+          <w:szCs w:val="22"/>
+        </w:rPr>
+        <w:t xml:space="preserve">Check it another way: do the families around us really use gas now instead of wood?</w:t>
+      </w:r>
+    </w:p>
+    <w:p>
+      <w:pPr>
+        <w:pStyle w:val="Heading2"/>
+        <w:spacing w:after="80" w:before="200"/>
+      </w:pPr>
+      <w:r>
+        <w:rPr>
+          <w:b/>
+          <w:bCs/>
+          <w:color w:val="7A3B69"/>
+          <w:sz w:val="26"/>
+          <w:szCs w:val="26"/>
+        </w:rPr>
+        <w:t xml:space="preserve">Source J — Bringing the green back: is it working?</w:t>
+      </w:r>
+    </w:p>
+    <w:p>
+      <w:pPr>
+        <w:spacing w:after="120" w:before="0"/>
+      </w:pPr>
+      <w:r>
+        <w:rPr>
+          <w:sz w:val="22"/>
+          <w:szCs w:val="22"/>
+        </w:rPr>
+        <w:t xml:space="preserve">Helps with sub-question 4 (is it working). A "did it work?" source — read it carefully. Reading level: B1.</w:t>
+      </w:r>
+    </w:p>
+    <w:p>
+      <w:pPr>
+        <w:pStyle w:val="Heading3"/>
+        <w:spacing w:after="60" w:before="160"/>
+      </w:pPr>
+      <w:r>
+        <w:rPr>
+          <w:b/>
+          <w:bCs/>
+          <w:color w:val="1F3A5F"/>
+          <w:sz w:val="23"/>
+          <w:szCs w:val="23"/>
+        </w:rPr>
+        <w:t xml:space="preserve">The original article</w:t>
+      </w:r>
+    </w:p>
+    <w:p>
+      <w:pPr>
+        <w:spacing w:after="120" w:before="0"/>
+      </w:pPr>
+      <w:r>
+        <w:rPr>
+          <w:sz w:val="22"/>
+          <w:szCs w:val="22"/>
+        </w:rPr>
+        <w:t xml:space="preserve">Reproduced with attribution under FAO's educational, non-commercial permission. Food and Agriculture Organization of the United Nations (FAO), "Restoring degraded land in Rohingya refugee camps in Cox's Bazar, Bangladesh." Read it at [fao.org](https://openknowledge.fao.org/server/api/core/bitstreams/64716592-d871-46a8-81d9-4759f72dd951/content).</w:t>
+      </w:r>
+    </w:p>
+    <w:p>
+      <w:pPr>
+        <w:pStyle w:val="Heading3"/>
+        <w:spacing w:after="60" w:before="160"/>
+      </w:pPr>
+      <w:r>
+        <w:rPr>
+          <w:b/>
+          <w:bCs/>
+          <w:color w:val="1F3A5F"/>
+          <w:sz w:val="23"/>
+          <w:szCs w:val="23"/>
+        </w:rPr>
+        <w:t xml:space="preserve">Read it (B1)</w:t>
+      </w:r>
+    </w:p>
+    <w:p>
+      <w:pPr>
+        <w:spacing w:after="120" w:before="0"/>
+      </w:pPr>
+      <w:r>
+        <w:rPr>
+          <w:sz w:val="22"/>
+          <w:szCs w:val="22"/>
+        </w:rPr>
+        <w:t xml:space="preserve">The groups working in the camps say the hills are coming back to life. They have planted grass and trees on the bare slopes, and given families gas so fewer trees are cut. They report that the green is returning — one study found the green cover grew by almost half (about 43 in every 100 more) between 2018 and 2024 — and that there are fewer landslides than in the first years.</w:t>
+      </w:r>
+    </w:p>
+    <w:p>
+      <w:pPr>
+        <w:spacing w:after="120" w:before="0"/>
+      </w:pPr>
+      <w:r>
+        <w:rPr>
+          <w:sz w:val="22"/>
+          <w:szCs w:val="22"/>
+        </w:rPr>
+        <w:t xml:space="preserve">But read this carefully. This good news comes from the same groups that did the work, so of course they want it to sound good. And the fuller story is harder: when the camps were built, almost all of the forest on the hills was lost — inside the camps it fell from more than half the land to almost none. Bringing it back is slow, and it is not finished. So the honest answer to "is it working?" is: it is helping, but the hills are not healed yet — and the best way to know is to look with our own eyes and ask the people who live here.</w:t>
+      </w:r>
+    </w:p>
+    <w:p>
+      <w:pPr>
+        <w:pStyle w:val="Heading3"/>
+        <w:spacing w:after="60" w:before="160"/>
+      </w:pPr>
+      <w:r>
+        <w:rPr>
+          <w:b/>
+          <w:bCs/>
+          <w:color w:val="1F3A5F"/>
+          <w:sz w:val="23"/>
+          <w:szCs w:val="23"/>
+        </w:rPr>
+        <w:t xml:space="preserve">Read it (simpler, A1/A2)</w:t>
+      </w:r>
+    </w:p>
+    <w:p>
+      <w:pPr>
+        <w:spacing w:after="120" w:before="0"/>
+      </w:pPr>
+      <w:r>
+        <w:rPr>
+          <w:sz w:val="22"/>
+          <w:szCs w:val="22"/>
+        </w:rPr>
+        <w:t xml:space="preserve">The groups say the hills are getting greener again. They planted trees and gave families gas. Some green has come back, and there are fewer landslides than before. But the forest is not back to how it was — this takes a long time. So it is helping, but it is not finished. Look at our own hills to see.</w:t>
+      </w:r>
+    </w:p>
+    <w:p>
+      <w:pPr>
+        <w:pStyle w:val="Heading3"/>
+        <w:spacing w:after="60" w:before="160"/>
+      </w:pPr>
+      <w:r>
+        <w:rPr>
+          <w:b/>
+          <w:bCs/>
+          <w:color w:val="1F3A5F"/>
+          <w:sz w:val="23"/>
+          <w:szCs w:val="23"/>
+        </w:rPr>
+        <w:t xml:space="preserve">New words</w:t>
+      </w:r>
+    </w:p>
+    <w:p>
+      <w:pPr>
+        <w:pStyle w:val="ListParagraph"/>
+        <w:numPr>
+          <w:ilvl w:val="0"/>
+          <w:numId w:val="1"/>
+        </w:numPr>
+        <w:spacing w:after="60"/>
+      </w:pPr>
+      <w:r>
+        <w:rPr>
+          <w:sz w:val="22"/>
+          <w:szCs w:val="22"/>
+        </w:rPr>
+        <w:t xml:space="preserve">restore — to bring something back to how it was before</w:t>
+      </w:r>
+    </w:p>
+    <w:p>
+      <w:pPr>
+        <w:pStyle w:val="ListParagraph"/>
+        <w:numPr>
+          <w:ilvl w:val="0"/>
+          <w:numId w:val="1"/>
+        </w:numPr>
+        <w:spacing w:after="60"/>
+      </w:pPr>
+      <w:r>
+        <w:rPr>
+          <w:sz w:val="22"/>
+          <w:szCs w:val="22"/>
+        </w:rPr>
+        <w:t xml:space="preserve">green cover — how much of the land is covered by plants and trees</w:t>
+      </w:r>
+    </w:p>
+    <w:p>
+      <w:pPr>
+        <w:pStyle w:val="Heading3"/>
+        <w:spacing w:after="60" w:before="160"/>
+      </w:pPr>
+      <w:r>
+        <w:rPr>
+          <w:b/>
+          <w:bCs/>
+          <w:color w:val="1F3A5F"/>
+          <w:sz w:val="23"/>
+          <w:szCs w:val="23"/>
+        </w:rPr>
+        <w:t xml:space="preserve">Can we trust it?</w:t>
+      </w:r>
+    </w:p>
+    <w:p>
+      <w:pPr>
+        <w:pStyle w:val="ListParagraph"/>
+        <w:numPr>
+          <w:ilvl w:val="0"/>
+          <w:numId w:val="1"/>
+        </w:numPr>
+        <w:spacing w:after="60"/>
+      </w:pPr>
+      <w:r>
+        <w:rPr>
+          <w:sz w:val="22"/>
+          <w:szCs w:val="22"/>
+        </w:rPr>
+        <w:t xml:space="preserve">Who? FAO and the other groups — the ones who did the work.</w:t>
+      </w:r>
+    </w:p>
+    <w:p>
+      <w:pPr>
+        <w:pStyle w:val="ListParagraph"/>
+        <w:numPr>
+          <w:ilvl w:val="0"/>
+          <w:numId w:val="1"/>
+        </w:numPr>
+        <w:spacing w:after="60"/>
+      </w:pPr>
+      <w:r>
+        <w:rPr>
+          <w:sz w:val="22"/>
+          <w:szCs w:val="22"/>
+        </w:rPr>
+        <w:t xml:space="preserve">When? recent.</w:t>
+      </w:r>
+    </w:p>
+    <w:p>
+      <w:pPr>
+        <w:pStyle w:val="ListParagraph"/>
+        <w:numPr>
+          <w:ilvl w:val="0"/>
+          <w:numId w:val="1"/>
+        </w:numPr>
+        <w:spacing w:after="60"/>
+      </w:pPr>
+      <w:r>
+        <w:rPr>
+          <w:sz w:val="22"/>
+          <w:szCs w:val="22"/>
+        </w:rPr>
+        <w:t xml:space="preserve">Why? to show their work is working, so they show the good side.</w:t>
+      </w:r>
+    </w:p>
+    <w:p>
+      <w:pPr>
+        <w:pStyle w:val="ListParagraph"/>
+        <w:numPr>
+          <w:ilvl w:val="0"/>
+          <w:numId w:val="1"/>
+        </w:numPr>
+        <w:spacing w:after="60"/>
+      </w:pPr>
+      <w:r>
+        <w:rPr>
+          <w:sz w:val="22"/>
+          <w:szCs w:val="22"/>
+        </w:rPr>
+        <w:t xml:space="preserve">Do they show how they know? some numbers, but not the whole picture (they say less about what is</w:t>
+      </w:r>
+    </w:p>
+    <w:p>
+      <w:pPr>
+        <w:spacing w:after="120" w:before="0"/>
+      </w:pPr>
+      <w:r>
+        <w:rPr>
+          <w:sz w:val="22"/>
+          <w:szCs w:val="22"/>
+        </w:rPr>
+        <w:t xml:space="preserve">still broken).</w:t>
+      </w:r>
+    </w:p>
+    <w:p>
+      <w:pPr>
+        <w:pStyle w:val="ListParagraph"/>
+        <w:numPr>
+          <w:ilvl w:val="0"/>
+          <w:numId w:val="1"/>
+        </w:numPr>
+        <w:spacing w:after="60"/>
+      </w:pPr>
+      <w:r>
+        <w:rPr>
+          <w:sz w:val="22"/>
+          <w:szCs w:val="22"/>
+        </w:rPr>
+        <w:t xml:space="preserve">Check it another way: does it match what WE see on our own hills, and what people here say? This is</w:t>
+      </w:r>
+    </w:p>
+    <w:p>
+      <w:pPr>
+        <w:spacing w:after="120" w:before="0"/>
+      </w:pPr>
+      <w:r>
+        <w:rPr>
+          <w:sz w:val="22"/>
+          <w:szCs w:val="22"/>
+        </w:rPr>
+        <w:t xml:space="preserve">good news from the people who did the good thing — so weigh it, do not just believe it.</w:t>
+      </w:r>
+    </w:p>
+    <w:p>
+      <w:pPr>
+        <w:pStyle w:val="Heading2"/>
+        <w:spacing w:after="80" w:before="200"/>
+      </w:pPr>
+      <w:r>
+        <w:rPr>
+          <w:b/>
+          <w:bCs/>
+          <w:color w:val="7A3B69"/>
+          <w:sz w:val="26"/>
+          <w:szCs w:val="26"/>
+        </w:rPr>
         <w:t xml:space="preserve">Programme word bank</w:t>
       </w:r>
     </w:p>
@@ -3148,6 +3722,23 @@
           <w:sz w:val="22"/>
           <w:szCs w:val="22"/>
         </w:rPr>
+        <w:t xml:space="preserve">firewood — wood that is burned to cook or keep warm (Source I)</w:t>
+      </w:r>
+    </w:p>
+    <w:p>
+      <w:pPr>
+        <w:pStyle w:val="ListParagraph"/>
+        <w:numPr>
+          <w:ilvl w:val="0"/>
+          <w:numId w:val="1"/>
+        </w:numPr>
+        <w:spacing w:after="60"/>
+      </w:pPr>
+      <w:r>
+        <w:rPr>
+          <w:sz w:val="22"/>
+          <w:szCs w:val="22"/>
+        </w:rPr>
         <w:t xml:space="preserve">Food and Agriculture Organization (FAO) — a part of the United Nations that helps with food, farming, and land (Source B)</w:t>
       </w:r>
     </w:p>
@@ -3182,6 +3773,23 @@
           <w:sz w:val="22"/>
           <w:szCs w:val="22"/>
         </w:rPr>
+        <w:t xml:space="preserve">green cover — how much of the land is covered by plants and trees (Source J)</w:t>
+      </w:r>
+    </w:p>
+    <w:p>
+      <w:pPr>
+        <w:pStyle w:val="ListParagraph"/>
+        <w:numPr>
+          <w:ilvl w:val="0"/>
+          <w:numId w:val="1"/>
+        </w:numPr>
+        <w:spacing w:after="60"/>
+      </w:pPr>
+      <w:r>
+        <w:rPr>
+          <w:sz w:val="22"/>
+          <w:szCs w:val="22"/>
+        </w:rPr>
         <w:t xml:space="preserve">hectare — a unit for measuring land, about the size of a large sports field (Source B)</w:t>
       </w:r>
     </w:p>
@@ -3250,6 +3858,23 @@
           <w:sz w:val="22"/>
           <w:szCs w:val="22"/>
         </w:rPr>
+        <w:t xml:space="preserve">LPG — gas in a bottle, used for cooking instead of wood (Source I)</w:t>
+      </w:r>
+    </w:p>
+    <w:p>
+      <w:pPr>
+        <w:pStyle w:val="ListParagraph"/>
+        <w:numPr>
+          <w:ilvl w:val="0"/>
+          <w:numId w:val="1"/>
+        </w:numPr>
+        <w:spacing w:after="60"/>
+      </w:pPr>
+      <w:r>
+        <w:rPr>
+          <w:sz w:val="22"/>
+          <w:szCs w:val="22"/>
+        </w:rPr>
         <w:t xml:space="preserve">monsoon — the season of very heavy rain (Source B)</w:t>
       </w:r>
     </w:p>
@@ -3353,6 +3978,23 @@
           <w:szCs w:val="22"/>
         </w:rPr>
         <w:t xml:space="preserve">refugee — a person who has had to leave their own country to be safe (Source C)</w:t>
+      </w:r>
+    </w:p>
+    <w:p>
+      <w:pPr>
+        <w:pStyle w:val="ListParagraph"/>
+        <w:numPr>
+          <w:ilvl w:val="0"/>
+          <w:numId w:val="1"/>
+        </w:numPr>
+        <w:spacing w:after="60"/>
+      </w:pPr>
+      <w:r>
+        <w:rPr>
+          <w:sz w:val="22"/>
+          <w:szCs w:val="22"/>
+        </w:rPr>
+        <w:t xml:space="preserve">restore — to bring something back to how it was before (Source J)</w:t>
       </w:r>
     </w:p>
     <w:p>
@@ -4487,7 +5129,7 @@
           <w:sz w:val="30"/>
           <w:szCs w:val="30"/>
         </w:rPr>
-        <w:t xml:space="preserve">Our research question and our three sub-questions</w:t>
+        <w:t xml:space="preserve">Our research question and our four sub-questions</w:t>
       </w:r>
     </w:p>
     <w:p>
@@ -4503,7 +5145,7 @@
           <w:sz w:val="26"/>
           <w:szCs w:val="26"/>
         </w:rPr>
-        <w:t xml:space="preserve">Our research question and our three sub-questions</w:t>
+        <w:t xml:space="preserve">Our research question and our four sub-questions</w:t>
       </w:r>
     </w:p>
     <w:p>
@@ -4527,7 +5169,7 @@
           <w:sz w:val="22"/>
           <w:szCs w:val="22"/>
         </w:rPr>
-        <w:t xml:space="preserve">Below it, the page has room for our three sub-questions:</w:t>
+        <w:t xml:space="preserve">Below it, the page has room for our four sub-questions:</w:t>
       </w:r>
     </w:p>
     <w:p>
@@ -4583,14 +5225,31 @@
     </w:p>
     <w:p>
       <w:pPr>
-        <w:spacing w:after="120" w:before="0"/>
-      </w:pPr>
-      <w:r>
-        <w:rPr>
-          <w:sz w:val="22"/>
-          <w:szCs w:val="22"/>
-        </w:rPr>
-        <w:t xml:space="preserve">Next to each one, mark how we will find it out: by asking people and looking around us here, or from the source pack.</w:t>
+        <w:pStyle w:val="ListParagraph"/>
+        <w:numPr>
+          <w:ilvl w:val="0"/>
+          <w:numId w:val="1"/>
+        </w:numPr>
+        <w:spacing w:after="60"/>
+      </w:pPr>
+      <w:r>
+        <w:rPr>
+          <w:sz w:val="22"/>
+          <w:szCs w:val="22"/>
+        </w:rPr>
+        <w:t xml:space="preserve">What are people doing to help our hills — and is it working?</w:t>
+      </w:r>
+    </w:p>
+    <w:p>
+      <w:pPr>
+        <w:spacing w:after="120" w:before="0"/>
+      </w:pPr>
+      <w:r>
+        <w:rPr>
+          <w:sz w:val="22"/>
+          <w:szCs w:val="22"/>
+        </w:rPr>
+        <w:t xml:space="preserve">Next to each one, mark how we will find it out: by asking people and looking around us here, or from the source pack (for the last one, we do both).</w:t>
       </w:r>
     </w:p>
     <w:p>

--- a/public/downloads/research-project-student-workbook.docx
+++ b/public/downloads/research-project-student-workbook.docx
@@ -194,6 +194,114 @@
           <w:sz w:val="26"/>
           <w:szCs w:val="26"/>
         </w:rPr>
+        <w:t xml:space="preserve">Which sources for which question</w:t>
+      </w:r>
+    </w:p>
+    <w:p>
+      <w:pPr>
+        <w:spacing w:after="120" w:before="0"/>
+      </w:pPr>
+      <w:r>
+        <w:rPr>
+          <w:sz w:val="22"/>
+          <w:szCs w:val="22"/>
+        </w:rPr>
+        <w:t xml:space="preserve">Each sub-question has several sources, so a group can take one sub-question, read its sources, compare them, and check one against another — then teach the rest of us what they found.</w:t>
+      </w:r>
+    </w:p>
+    <w:p>
+      <w:pPr>
+        <w:pStyle w:val="ListParagraph"/>
+        <w:numPr>
+          <w:ilvl w:val="0"/>
+          <w:numId w:val="1"/>
+        </w:numPr>
+        <w:spacing w:after="60"/>
+      </w:pPr>
+      <w:r>
+        <w:rPr>
+          <w:sz w:val="22"/>
+          <w:szCs w:val="22"/>
+        </w:rPr>
+        <w:t xml:space="preserve">Sub-question 1 — before and now (what changed?): Sources B, C, F, G, H</w:t>
+      </w:r>
+    </w:p>
+    <w:p>
+      <w:pPr>
+        <w:pStyle w:val="ListParagraph"/>
+        <w:numPr>
+          <w:ilvl w:val="0"/>
+          <w:numId w:val="1"/>
+        </w:numPr>
+        <w:spacing w:after="60"/>
+      </w:pPr>
+      <w:r>
+        <w:rPr>
+          <w:sz w:val="22"/>
+          <w:szCs w:val="22"/>
+        </w:rPr>
+        <w:t xml:space="preserve">Sub-question 2 — a bare hill in the rain and the hot sun: Sources A, B, D, E, G, K</w:t>
+      </w:r>
+    </w:p>
+    <w:p>
+      <w:pPr>
+        <w:pStyle w:val="ListParagraph"/>
+        <w:numPr>
+          <w:ilvl w:val="0"/>
+          <w:numId w:val="1"/>
+        </w:numPr>
+        <w:spacing w:after="60"/>
+      </w:pPr>
+      <w:r>
+        <w:rPr>
+          <w:sz w:val="22"/>
+          <w:szCs w:val="22"/>
+        </w:rPr>
+        <w:t xml:space="preserve">Sub-question 3 — what trees, grass, and roots do for the soil and for us: Sources A, D, E, G, K</w:t>
+      </w:r>
+    </w:p>
+    <w:p>
+      <w:pPr>
+        <w:pStyle w:val="ListParagraph"/>
+        <w:numPr>
+          <w:ilvl w:val="0"/>
+          <w:numId w:val="1"/>
+        </w:numPr>
+        <w:spacing w:after="60"/>
+      </w:pPr>
+      <w:r>
+        <w:rPr>
+          <w:sz w:val="22"/>
+          <w:szCs w:val="22"/>
+        </w:rPr>
+        <w:t xml:space="preserve">Sub-question 4 — what people are doing to help, and is it working: Sources B, C, F, H, I, J</w:t>
+      </w:r>
+    </w:p>
+    <w:p>
+      <w:pPr>
+        <w:spacing w:after="120" w:before="0"/>
+      </w:pPr>
+      <w:r>
+        <w:rPr>
+          <w:sz w:val="22"/>
+          <w:szCs w:val="22"/>
+        </w:rPr>
+        <w:t xml:space="preserve">Source D (the company's website) is our weak source on purpose — use it to practise checking, not as strong evidence.</w:t>
+      </w:r>
+    </w:p>
+    <w:p>
+      <w:pPr>
+        <w:pStyle w:val="Heading2"/>
+        <w:spacing w:after="80" w:before="200"/>
+      </w:pPr>
+      <w:r>
+        <w:rPr>
+          <w:b/>
+          <w:bCs/>
+          <w:color w:val="7A3B69"/>
+          <w:sz w:val="26"/>
+          <w:szCs w:val="26"/>
+        </w:rPr>
         <w:t xml:space="preserve">Source A — Trees keep the land cool</w:t>
       </w:r>
     </w:p>
@@ -206,7 +314,7 @@
           <w:sz w:val="22"/>
           <w:szCs w:val="22"/>
         </w:rPr>
-        <w:t xml:space="preserve">Helps with sub-question 3 (heat and shade). Reading level: B1.</w:t>
+        <w:t xml:space="preserve">Helps with sub-questions 2 and 3 (a bare hill in the hot sun; what trees do). Reading level: B1.</w:t>
       </w:r>
     </w:p>
     <w:p>
@@ -549,7 +657,7 @@
           <w:sz w:val="22"/>
           <w:szCs w:val="22"/>
         </w:rPr>
-        <w:t xml:space="preserve">Helps with sub-questions 1 and 2 (before and now; a bare hill in the rain). A local action. Reading level: B1.</w:t>
+        <w:t xml:space="preserve">Helps with sub-questions 1, 2, and 4 (before and now; a bare hill in the rain; what people are doing). A local action. Reading level: B1.</w:t>
       </w:r>
     </w:p>
     <w:p>
@@ -1013,7 +1121,7 @@
           <w:sz w:val="22"/>
           <w:szCs w:val="22"/>
         </w:rPr>
-        <w:t xml:space="preserve">Helps with sub-question 1 (before and now). A local action, and a lesson about old news. Reading level: A2.</w:t>
+        <w:t xml:space="preserve">Helps with sub-questions 1 and 4 (before and now; what people are doing). A local action, and a lesson about old news. Reading level: A2.</w:t>
       </w:r>
     </w:p>
     <w:p>
@@ -1694,7 +1802,7 @@
           <w:sz w:val="22"/>
           <w:szCs w:val="22"/>
         </w:rPr>
-        <w:t xml:space="preserve">Helps with sub-question 2 (a bare hill in the rain). A strong, unbiased science source. Reading level: B1.</w:t>
+        <w:t xml:space="preserve">Helps with sub-questions 2 and 3 (a bare hill in the rain; what roots do). A strong, unbiased science source. Reading level: B1.</w:t>
       </w:r>
     </w:p>
     <w:p>
@@ -2027,7 +2135,7 @@
           <w:sz w:val="22"/>
           <w:szCs w:val="22"/>
         </w:rPr>
-        <w:t xml:space="preserve">Helps with sub-question 1 (what is happening now), and shows a local voice. A community news story — low authority. Reading level: A2 to B1.</w:t>
+        <w:t xml:space="preserve">Helps with sub-questions 1 and 4 (what is happening now; what people are doing), and shows a local voice. A community news story — low authority. Reading level: A2 to B1.</w:t>
       </w:r>
     </w:p>
     <w:p>
@@ -2331,7 +2439,7 @@
           <w:sz w:val="22"/>
           <w:szCs w:val="22"/>
         </w:rPr>
-        <w:t xml:space="preserve">Helps with sub-questions 1 and 3 (before and now; the heat). A strong, peer-reviewed local study. Reading level: B1.</w:t>
+        <w:t xml:space="preserve">Helps with sub-questions 1, 2, 3, and 4 (before and now; the heat; what trees do; is it working). A strong, peer-reviewed local study. Reading level: B1.</w:t>
       </w:r>
     </w:p>
     <w:p>
@@ -2652,7 +2760,7 @@
           <w:sz w:val="22"/>
           <w:szCs w:val="22"/>
         </w:rPr>
-        <w:t xml:space="preserve">Helps with sub-question 1 (what is happening now). A refugee's own voice — one person's story. Reading level: A2 to B1.</w:t>
+        <w:t xml:space="preserve">Helps with sub-questions 1 and 4 (what is happening now; what people are doing). A refugee's own voice — one person's story. Reading level: A2 to B1.</w:t>
       </w:r>
     </w:p>
     <w:p>
@@ -3506,6 +3614,264 @@
           <w:sz w:val="26"/>
           <w:szCs w:val="26"/>
         </w:rPr>
+        <w:t xml:space="preserve">Source K — What trees give us</w:t>
+      </w:r>
+    </w:p>
+    <w:p>
+      <w:pPr>
+        <w:spacing w:after="120" w:before="0"/>
+      </w:pPr>
+      <w:r>
+        <w:rPr>
+          <w:sz w:val="22"/>
+          <w:szCs w:val="22"/>
+        </w:rPr>
+        <w:t xml:space="preserve">Helps with sub-questions 2 and 3 (a bare hill in the hot sun; what trees do for the soil and for us). Reading level: A2 to B1.</w:t>
+      </w:r>
+    </w:p>
+    <w:p>
+      <w:pPr>
+        <w:pStyle w:val="Heading3"/>
+        <w:spacing w:after="60" w:before="160"/>
+      </w:pPr>
+      <w:r>
+        <w:rPr>
+          <w:b/>
+          <w:bCs/>
+          <w:color w:val="1F3A5F"/>
+          <w:sz w:val="23"/>
+          <w:szCs w:val="23"/>
+        </w:rPr>
+        <w:t xml:space="preserve">The original article</w:t>
+      </w:r>
+    </w:p>
+    <w:p>
+      <w:pPr>
+        <w:spacing w:after="120" w:before="0"/>
+      </w:pPr>
+      <w:r>
+        <w:rPr>
+          <w:sz w:val="22"/>
+          <w:szCs w:val="22"/>
+        </w:rPr>
+        <w:t xml:space="preserve">Not reproduced here (a tree-planting charity's website, rights reserved), so we name it and summarise it. One Tree Planted, "How trees improve soil quality." Find it at [onetreeplanted.org](https://onetreeplanted.org/blogs/stories/trees-soil-quality).</w:t>
+      </w:r>
+    </w:p>
+    <w:p>
+      <w:pPr>
+        <w:pStyle w:val="Heading3"/>
+        <w:spacing w:after="60" w:before="160"/>
+      </w:pPr>
+      <w:r>
+        <w:rPr>
+          <w:b/>
+          <w:bCs/>
+          <w:color w:val="1F3A5F"/>
+          <w:sz w:val="23"/>
+          <w:szCs w:val="23"/>
+        </w:rPr>
+        <w:t xml:space="preserve">Read it (B1)</w:t>
+      </w:r>
+    </w:p>
+    <w:p>
+      <w:pPr>
+        <w:spacing w:after="120" w:before="0"/>
+      </w:pPr>
+      <w:r>
+        <w:rPr>
+          <w:sz w:val="22"/>
+          <w:szCs w:val="22"/>
+        </w:rPr>
+        <w:t xml:space="preserve">Trees give us more than wood. Their roots hold the soil together and stop it washing away. Their fallen leaves rot into the ground and make the soil richer, so more can grow. Their branches give shade, which keeps the ground — and the people and shelters under them — cooler in the hot sun. And growing plants help clean the air we breathe. So bringing trees back to a bare hill does many good things at once: it holds the soil, cools the ground, and feeds the land.</w:t>
+      </w:r>
+    </w:p>
+    <w:p>
+      <w:pPr>
+        <w:pStyle w:val="Heading3"/>
+        <w:spacing w:after="60" w:before="160"/>
+      </w:pPr>
+      <w:r>
+        <w:rPr>
+          <w:b/>
+          <w:bCs/>
+          <w:color w:val="1F3A5F"/>
+          <w:sz w:val="23"/>
+          <w:szCs w:val="23"/>
+        </w:rPr>
+        <w:t xml:space="preserve">Read it (simpler, A1/A2)</w:t>
+      </w:r>
+    </w:p>
+    <w:p>
+      <w:pPr>
+        <w:spacing w:after="120" w:before="0"/>
+      </w:pPr>
+      <w:r>
+        <w:rPr>
+          <w:sz w:val="22"/>
+          <w:szCs w:val="22"/>
+        </w:rPr>
+        <w:t xml:space="preserve">Trees do many good things. Their roots hold the soil. Their leaves make the soil richer. Their shade keeps us cooler in the hot sun. Growing plants clean the air. So trees on a hill help the soil, the ground, and us.</w:t>
+      </w:r>
+    </w:p>
+    <w:p>
+      <w:pPr>
+        <w:pStyle w:val="Heading3"/>
+        <w:spacing w:after="60" w:before="160"/>
+      </w:pPr>
+      <w:r>
+        <w:rPr>
+          <w:b/>
+          <w:bCs/>
+          <w:color w:val="1F3A5F"/>
+          <w:sz w:val="23"/>
+          <w:szCs w:val="23"/>
+        </w:rPr>
+        <w:t xml:space="preserve">New words</w:t>
+      </w:r>
+    </w:p>
+    <w:p>
+      <w:pPr>
+        <w:pStyle w:val="ListParagraph"/>
+        <w:numPr>
+          <w:ilvl w:val="0"/>
+          <w:numId w:val="1"/>
+        </w:numPr>
+        <w:spacing w:after="60"/>
+      </w:pPr>
+      <w:r>
+        <w:rPr>
+          <w:sz w:val="22"/>
+          <w:szCs w:val="22"/>
+        </w:rPr>
+        <w:t xml:space="preserve">shade — the cooler, darker place under a tree or a roof, out of the sun</w:t>
+      </w:r>
+    </w:p>
+    <w:p>
+      <w:pPr>
+        <w:pStyle w:val="Heading3"/>
+        <w:spacing w:after="60" w:before="160"/>
+      </w:pPr>
+      <w:r>
+        <w:rPr>
+          <w:b/>
+          <w:bCs/>
+          <w:color w:val="1F3A5F"/>
+          <w:sz w:val="23"/>
+          <w:szCs w:val="23"/>
+        </w:rPr>
+        <w:t xml:space="preserve">Can we trust it?</w:t>
+      </w:r>
+    </w:p>
+    <w:p>
+      <w:pPr>
+        <w:pStyle w:val="ListParagraph"/>
+        <w:numPr>
+          <w:ilvl w:val="0"/>
+          <w:numId w:val="1"/>
+        </w:numPr>
+        <w:spacing w:after="60"/>
+      </w:pPr>
+      <w:r>
+        <w:rPr>
+          <w:sz w:val="22"/>
+          <w:szCs w:val="22"/>
+        </w:rPr>
+        <w:t xml:space="preserve">Who? A charity that plants trees.</w:t>
+      </w:r>
+    </w:p>
+    <w:p>
+      <w:pPr>
+        <w:pStyle w:val="ListParagraph"/>
+        <w:numPr>
+          <w:ilvl w:val="0"/>
+          <w:numId w:val="1"/>
+        </w:numPr>
+        <w:spacing w:after="60"/>
+      </w:pPr>
+      <w:r>
+        <w:rPr>
+          <w:sz w:val="22"/>
+          <w:szCs w:val="22"/>
+        </w:rPr>
+        <w:t xml:space="preserve">When? recent.</w:t>
+      </w:r>
+    </w:p>
+    <w:p>
+      <w:pPr>
+        <w:pStyle w:val="ListParagraph"/>
+        <w:numPr>
+          <w:ilvl w:val="0"/>
+          <w:numId w:val="1"/>
+        </w:numPr>
+        <w:spacing w:after="60"/>
+      </w:pPr>
+      <w:r>
+        <w:rPr>
+          <w:sz w:val="22"/>
+          <w:szCs w:val="22"/>
+        </w:rPr>
+        <w:t xml:space="preserve">Why? it loves trees and wants people to plant them, so of course it lists the good things.</w:t>
+      </w:r>
+    </w:p>
+    <w:p>
+      <w:pPr>
+        <w:pStyle w:val="ListParagraph"/>
+        <w:numPr>
+          <w:ilvl w:val="0"/>
+          <w:numId w:val="1"/>
+        </w:numPr>
+        <w:spacing w:after="60"/>
+      </w:pPr>
+      <w:r>
+        <w:rPr>
+          <w:sz w:val="22"/>
+          <w:szCs w:val="22"/>
+        </w:rPr>
+        <w:t xml:space="preserve">Do they show how they know? a little, but not much proof.</w:t>
+      </w:r>
+    </w:p>
+    <w:p>
+      <w:pPr>
+        <w:pStyle w:val="ListParagraph"/>
+        <w:numPr>
+          <w:ilvl w:val="0"/>
+          <w:numId w:val="1"/>
+        </w:numPr>
+        <w:spacing w:after="60"/>
+      </w:pPr>
+      <w:r>
+        <w:rPr>
+          <w:sz w:val="22"/>
+          <w:szCs w:val="22"/>
+        </w:rPr>
+        <w:t xml:space="preserve">Check it another way: do the strong science sources (A and E) say the same? And do we feel it — is it</w:t>
+      </w:r>
+    </w:p>
+    <w:p>
+      <w:pPr>
+        <w:spacing w:after="120" w:before="0"/>
+      </w:pPr>
+      <w:r>
+        <w:rPr>
+          <w:sz w:val="22"/>
+          <w:szCs w:val="22"/>
+        </w:rPr>
+        <w:t xml:space="preserve">cooler under a tree?</w:t>
+      </w:r>
+    </w:p>
+    <w:p>
+      <w:pPr>
+        <w:pStyle w:val="Heading2"/>
+        <w:spacing w:after="80" w:before="200"/>
+      </w:pPr>
+      <w:r>
+        <w:rPr>
+          <w:b/>
+          <w:bCs/>
+          <w:color w:val="7A3B69"/>
+          <w:sz w:val="26"/>
+          <w:szCs w:val="26"/>
+        </w:rPr>
         <w:t xml:space="preserve">Programme word bank</w:t>
       </w:r>
     </w:p>
@@ -4080,6 +4446,23 @@
           <w:szCs w:val="22"/>
         </w:rPr>
         <w:t xml:space="preserve">scientist — a person who studies the world carefully to find out how it works (Source A)</w:t>
+      </w:r>
+    </w:p>
+    <w:p>
+      <w:pPr>
+        <w:pStyle w:val="ListParagraph"/>
+        <w:numPr>
+          <w:ilvl w:val="0"/>
+          <w:numId w:val="1"/>
+        </w:numPr>
+        <w:spacing w:after="60"/>
+      </w:pPr>
+      <w:r>
+        <w:rPr>
+          <w:sz w:val="22"/>
+          <w:szCs w:val="22"/>
+        </w:rPr>
+        <w:t xml:space="preserve">shade — the cooler, darker place under a tree or a roof, out of the sun (Source K)</w:t>
       </w:r>
     </w:p>
     <w:p>

--- a/public/downloads/research-project-student-workbook.docx
+++ b/public/downloads/research-project-student-workbook.docx
@@ -342,7 +342,7 @@
           <w:sz w:val="22"/>
           <w:szCs w:val="22"/>
         </w:rPr>
-        <w:t xml:space="preserve">Thompson, Correa, Duncan and Crompton, "Deforestation can raise local temperatures by up to 4.5C," in The Conversation, 15 November 2021. Read it at [theconversation.com](https://theconversation.com/deforestation-can-raise-local-temperatures-by-up-to-4-5-and-heat-untouched-areas-6km-away-163584). (The real article is reproduced in full in the print pack.)</w:t>
+        <w:t xml:space="preserve">Thompson, Correa, Duncan and Crompton, "Deforestation can raise local temperatures by up to 4.5C," in The Conversation, 15 November 2021. Read it at theconversation.com. (The real article is reproduced in full in the print pack.)</w:t>
       </w:r>
     </w:p>
     <w:p>
@@ -685,7 +685,7 @@
           <w:sz w:val="22"/>
           <w:szCs w:val="22"/>
         </w:rPr>
-        <w:t xml:space="preserve">Food and Agriculture Organization of the United Nations (FAO), Regional Office for Asia and the Pacific, "Protecting 45,000 Rohingya Lives Ahead of Life-Threatening Landslides," 28 April 2026. Read it at [fao.org](https://www.fao.org/asiapacific/news/news-detail/protecting-45-000-rohingya-lives-ahead-of-life-threatening-landslides/en).</w:t>
+        <w:t xml:space="preserve">Food and Agriculture Organization of the United Nations (FAO), Regional Office for Asia and the Pacific, "Protecting 45,000 Rohingya Lives Ahead of Life-Threatening Landslides," 28 April 2026. Read it at fao.org.</w:t>
       </w:r>
     </w:p>
     <w:p>
@@ -1149,7 +1149,7 @@
           <w:sz w:val="22"/>
           <w:szCs w:val="22"/>
         </w:rPr>
-        <w:t xml:space="preserve">Food and Agriculture Organization of the United Nations (FAO) / United Nations in Bangladesh, "Nearly half a million trees planted in two months," 7 January 2020. Read it at [bangladesh.un.org](https://bangladesh.un.org/en/30306-nearly-half-million-trees-planted-two-months-fao-restores-degraded-watersheds-and-forests-cox).</w:t>
+        <w:t xml:space="preserve">Food and Agriculture Organization of the United Nations (FAO) / United Nations in Bangladesh, "Nearly half a million trees planted in two months," 7 January 2020. Read it at bangladesh.un.org.</w:t>
       </w:r>
     </w:p>
     <w:p>
@@ -1521,7 +1521,7 @@
           <w:sz w:val="22"/>
           <w:szCs w:val="22"/>
         </w:rPr>
-        <w:t xml:space="preserve">Not reproduced. This is a company's website (all rights reserved), so we may read it and name it, but not copy it into the pack — and that limit is itself worth noticing. Grow Billion Trees (no named author), "How Can Trees Help Prevent Soil Erosion?" at [growbilliontrees.com](https://growbilliontrees.com/blogs/knowledge/how-can-trees-help-prevent-soil-erosion).</w:t>
+        <w:t xml:space="preserve">Not reproduced. This is a company's website (all rights reserved), so we may read it and name it, but not copy it into the pack — and that limit is itself worth noticing. Grow Billion Trees (no named author), "How Can Trees Help Prevent Soil Erosion?" at growbilliontrees.com.</w:t>
       </w:r>
     </w:p>
     <w:p>
@@ -1830,7 +1830,7 @@
           <w:sz w:val="22"/>
           <w:szCs w:val="22"/>
         </w:rPr>
-        <w:t xml:space="preserve">U.S. Geological Survey (USGS), Water Science School, "Surface Runoff and the Water Cycle." Read it at [usgs.gov](https://www.usgs.gov/water-science-school/science/surface-runoff-and-water-cycle). This is from the United States government science service, so it is free for anyone to use.</w:t>
+        <w:t xml:space="preserve">U.S. Geological Survey (USGS), Water Science School, "Surface Runoff and the Water Cycle." Read it at usgs.gov. This is from the United States government science service, so it is free for anyone to use.</w:t>
       </w:r>
     </w:p>
     <w:p>
@@ -2163,7 +2163,7 @@
           <w:sz w:val="22"/>
           <w:szCs w:val="22"/>
         </w:rPr>
-        <w:t xml:space="preserve">Not reproduced. This is a community news website (rights reserved), so we name it and summarise it but do not copy it. Ro Maung Shwe / RK News Desk, "Rohingya Youth Form Environmental Network to Protect Camps from Growing Ecological Crisis," Rohingya Khobor, 12 December 2025. Find it at [rohingyakhobor.com](https://rohingyakhobor.com/rohingya-youth-form-environmental-network-to-protect-camps-from-growing-ecological-crisis/).</w:t>
+        <w:t xml:space="preserve">Not reproduced. This is a community news website (rights reserved), so we name it and summarise it but do not copy it. Ro Maung Shwe / RK News Desk, "Rohingya Youth Form Environmental Network to Protect Camps from Growing Ecological Crisis," Rohingya Khobor, 12 December 2025. Find it at rohingyakhobor.com.</w:t>
       </w:r>
     </w:p>
     <w:p>
@@ -2467,7 +2467,7 @@
           <w:sz w:val="22"/>
           <w:szCs w:val="22"/>
         </w:rPr>
-        <w:t xml:space="preserve">A study in the science journal Atmosphere used pictures taken from satellites over our camps from 2013 to 2024. Read it (open access, free to read and share) at [the journal](https://doi.org/10.3390/atmos16030250). (The paper's authors are listed at the source — to confirm when we print the pack.)</w:t>
+        <w:t xml:space="preserve">A study in the science journal Atmosphere used pictures taken from satellites over our camps from 2013 to 2024. Read it (open access, free to read and share) at the journal. (The paper's authors are listed at the source — to confirm when we print the pack.)</w:t>
       </w:r>
     </w:p>
     <w:p>
@@ -2788,7 +2788,7 @@
           <w:sz w:val="22"/>
           <w:szCs w:val="22"/>
         </w:rPr>
-        <w:t xml:space="preserve">Not reproduced here. This is a story from UNHCR, the United Nations refugee agency, about a Rohingya man who cares for young trees in the camps. Find it at [unhcr.org](https://www.unhcr.org/news/stories/rohingya-refugees-restore-depleted-forest-bangladesh). (Published around 2021 — the exact date is to be confirmed at the source.)</w:t>
+        <w:t xml:space="preserve">Not reproduced here. This is a story from UNHCR, the United Nations refugee agency, about a Rohingya man who cares for young trees in the camps. Find it at unhcr.org. (Published around 2021 — the exact date is to be confirmed at the source.)</w:t>
       </w:r>
     </w:p>
     <w:p>
@@ -3080,7 +3080,7 @@
           <w:sz w:val="22"/>
           <w:szCs w:val="22"/>
         </w:rPr>
-        <w:t xml:space="preserve">Reproduced with attribution under IOM's educational, non-commercial permission. International Organization for Migration (IOM), "UN Agencies and Government Distribute LPG Stoves to Rohingya Refugees to Save Remaining Forests." Read it at [iom.int](https://www.iom.int/news/un-agencies-government-distribute-lpg-stoves-rohingya-refugees-bangladeshi-villagers-save-remaining-forests).</w:t>
+        <w:t xml:space="preserve">Reproduced with attribution under IOM's educational, non-commercial permission. International Organization for Migration (IOM), "UN Agencies and Government Distribute LPG Stoves to Rohingya Refugees to Save Remaining Forests." Read it at iom.int.</w:t>
       </w:r>
     </w:p>
     <w:p>
@@ -3355,7 +3355,7 @@
           <w:sz w:val="22"/>
           <w:szCs w:val="22"/>
         </w:rPr>
-        <w:t xml:space="preserve">Reproduced with attribution under FAO's educational, non-commercial permission. Food and Agriculture Organization of the United Nations (FAO), "Restoring degraded land in Rohingya refugee camps in Cox's Bazar, Bangladesh." Read it at [fao.org](https://openknowledge.fao.org/server/api/core/bitstreams/64716592-d871-46a8-81d9-4759f72dd951/content).</w:t>
+        <w:t xml:space="preserve">Reproduced with attribution under FAO's educational, non-commercial permission. Food and Agriculture Organization of the United Nations (FAO), "Restoring degraded land in Rohingya refugee camps in Cox's Bazar, Bangladesh." Read it at fao.org.</w:t>
       </w:r>
     </w:p>
     <w:p>
@@ -3654,7 +3654,7 @@
           <w:sz w:val="22"/>
           <w:szCs w:val="22"/>
         </w:rPr>
-        <w:t xml:space="preserve">Not reproduced here (a tree-planting charity's website, rights reserved), so we name it and summarise it. One Tree Planted, "How trees improve soil quality." Find it at [onetreeplanted.org](https://onetreeplanted.org/blogs/stories/trees-soil-quality).</w:t>
+        <w:t xml:space="preserve">Not reproduced here (a tree-planting charity's website, rights reserved), so we name it and summarise it. One Tree Planted, "How trees improve soil quality." Find it at onetreeplanted.org.</w:t>
       </w:r>
     </w:p>
     <w:p>
@@ -8462,6 +8462,7 @@
       </w:r>
     </w:p>
     <w:sectPr>
+      <w:footerReference w:type="default" r:id="rId7"/>
       <w:pgSz w:w="12240" w:h="15840" w:orient="portrait"/>
       <w:pgMar w:top="1440" w:right="1440" w:bottom="1440" w:left="1440" w:header="708" w:footer="708" w:gutter="0"/>
       <w:pgNumType/>
@@ -8510,6 +8511,35 @@
     </w:p>
   </w:endnote>
 </w:endnotes>
+</file>
+
+<file path=word/footer1.xml><?xml version="1.0" encoding="utf-8"?>
+<w:ftr xmlns:wpc="http://schemas.microsoft.com/office/word/2010/wordprocessingCanvas" xmlns:mc="http://schemas.openxmlformats.org/markup-compatibility/2006" xmlns:o="urn:schemas-microsoft-com:office:office" xmlns:r="http://schemas.openxmlformats.org/officeDocument/2006/relationships" xmlns:m="http://schemas.openxmlformats.org/officeDocument/2006/math" xmlns:v="urn:schemas-microsoft-com:vml" xmlns:wp14="http://schemas.microsoft.com/office/word/2010/wordprocessingDrawing" xmlns:wp="http://schemas.openxmlformats.org/drawingml/2006/wordprocessingDrawing" xmlns:w10="urn:schemas-microsoft-com:office:word" xmlns:w="http://schemas.openxmlformats.org/wordprocessingml/2006/main" xmlns:w14="http://schemas.microsoft.com/office/word/2010/wordml" xmlns:w15="http://schemas.microsoft.com/office/word/2012/wordml" xmlns:wpg="http://schemas.microsoft.com/office/word/2010/wordprocessingGroup" xmlns:wpi="http://schemas.microsoft.com/office/word/2010/wordprocessingInk" xmlns:wne="http://schemas.microsoft.com/office/word/2006/wordml" xmlns:wps="http://schemas.microsoft.com/office/word/2010/wordprocessingShape">
+  <w:p>
+    <w:pPr>
+      <w:jc w:val="right"/>
+    </w:pPr>
+    <w:r>
+      <w:rPr>
+        <w:color w:val="5A6473"/>
+        <w:sz w:val="16"/>
+        <w:szCs w:val="16"/>
+      </w:rPr>
+      <w:t xml:space="preserve">Research Project  ·  Learning Bridge+ (Cox's Bazar)    </w:t>
+    </w:r>
+    <w:r>
+      <w:rPr>
+        <w:color w:val="5A6473"/>
+        <w:sz w:val="16"/>
+        <w:szCs w:val="16"/>
+      </w:rPr>
+      <w:fldChar w:fldCharType="begin"/>
+      <w:instrText xml:space="preserve">PAGE</w:instrText>
+      <w:fldChar w:fldCharType="separate"/>
+      <w:fldChar w:fldCharType="end"/>
+    </w:r>
+  </w:p>
+</w:ftr>
 </file>
 
 <file path=word/footnotes.xml><?xml version="1.0" encoding="utf-8"?>

--- a/public/downloads/research-project-student-workbook.docx
+++ b/public/downloads/research-project-student-workbook.docx
@@ -7580,6 +7580,405 @@
           <w:sz w:val="15"/>
           <w:szCs w:val="15"/>
         </w:rPr>
+        <w:t xml:space="preserve">RESEARCH BOOK · DIG FOR THE ROOT CAUSE</w:t>
+      </w:r>
+    </w:p>
+    <w:p>
+      <w:pPr>
+        <w:spacing w:after="120"/>
+      </w:pPr>
+      <w:r>
+        <w:rPr>
+          <w:b/>
+          <w:bCs/>
+          <w:color w:val="1F3A5F"/>
+          <w:sz w:val="30"/>
+          <w:szCs w:val="30"/>
+        </w:rPr>
+        <w:t xml:space="preserve">Dig for the root cause</w:t>
+      </w:r>
+    </w:p>
+    <w:p>
+      <w:pPr>
+        <w:pStyle w:val="Heading2"/>
+        <w:spacing w:after="80" w:before="200"/>
+      </w:pPr>
+      <w:r>
+        <w:rPr>
+          <w:b/>
+          <w:bCs/>
+          <w:color w:val="7A3B69"/>
+          <w:sz w:val="26"/>
+          <w:szCs w:val="26"/>
+        </w:rPr>
+        <w:t xml:space="preserve">Dig for the root cause</w:t>
+      </w:r>
+    </w:p>
+    <w:p>
+      <w:pPr>
+        <w:spacing w:after="120" w:before="0"/>
+      </w:pPr>
+      <w:r>
+        <w:rPr>
+          <w:sz w:val="22"/>
+          <w:szCs w:val="22"/>
+        </w:rPr>
+        <w:t xml:space="preserve">At the top of this page, write or draw one problem our evidence shows. Then dig down: under it, answer "why does this happen?" — and under that answer, ask "why?" again, and again, about five times.</w:t>
+      </w:r>
+    </w:p>
+    <w:p>
+      <w:pPr>
+        <w:spacing w:after="120" w:before="0"/>
+      </w:pPr>
+      <w:r>
+        <w:rPr>
+          <w:sz w:val="22"/>
+          <w:szCs w:val="22"/>
+        </w:rPr>
+        <w:t xml:space="preserve">The page has a chain of spaces going down:</w:t>
+      </w:r>
+    </w:p>
+    <w:p>
+      <w:pPr>
+        <w:pStyle w:val="ListParagraph"/>
+        <w:numPr>
+          <w:ilvl w:val="0"/>
+          <w:numId w:val="1"/>
+        </w:numPr>
+        <w:spacing w:after="60"/>
+      </w:pPr>
+      <w:r>
+        <w:rPr>
+          <w:sz w:val="22"/>
+          <w:szCs w:val="22"/>
+        </w:rPr>
+        <w:t xml:space="preserve">The problem (at the top)</w:t>
+      </w:r>
+    </w:p>
+    <w:p>
+      <w:pPr>
+        <w:pStyle w:val="ListParagraph"/>
+        <w:numPr>
+          <w:ilvl w:val="0"/>
+          <w:numId w:val="1"/>
+        </w:numPr>
+        <w:spacing w:after="60"/>
+      </w:pPr>
+      <w:r>
+        <w:rPr>
+          <w:sz w:val="22"/>
+          <w:szCs w:val="22"/>
+        </w:rPr>
+        <w:t xml:space="preserve">Why? …</w:t>
+      </w:r>
+    </w:p>
+    <w:p>
+      <w:pPr>
+        <w:pStyle w:val="ListParagraph"/>
+        <w:numPr>
+          <w:ilvl w:val="0"/>
+          <w:numId w:val="1"/>
+        </w:numPr>
+        <w:spacing w:after="60"/>
+      </w:pPr>
+      <w:r>
+        <w:rPr>
+          <w:sz w:val="22"/>
+          <w:szCs w:val="22"/>
+        </w:rPr>
+        <w:t xml:space="preserve">Why? …</w:t>
+      </w:r>
+    </w:p>
+    <w:p>
+      <w:pPr>
+        <w:pStyle w:val="ListParagraph"/>
+        <w:numPr>
+          <w:ilvl w:val="0"/>
+          <w:numId w:val="1"/>
+        </w:numPr>
+        <w:spacing w:after="60"/>
+      </w:pPr>
+      <w:r>
+        <w:rPr>
+          <w:sz w:val="22"/>
+          <w:szCs w:val="22"/>
+        </w:rPr>
+        <w:t xml:space="preserve">Why? …</w:t>
+      </w:r>
+    </w:p>
+    <w:p>
+      <w:pPr>
+        <w:pStyle w:val="ListParagraph"/>
+        <w:numPr>
+          <w:ilvl w:val="0"/>
+          <w:numId w:val="1"/>
+        </w:numPr>
+        <w:spacing w:after="60"/>
+      </w:pPr>
+      <w:r>
+        <w:rPr>
+          <w:sz w:val="22"/>
+          <w:szCs w:val="22"/>
+        </w:rPr>
+        <w:t xml:space="preserve">Why? …</w:t>
+      </w:r>
+    </w:p>
+    <w:p>
+      <w:pPr>
+        <w:pStyle w:val="ListParagraph"/>
+        <w:numPr>
+          <w:ilvl w:val="0"/>
+          <w:numId w:val="1"/>
+        </w:numPr>
+        <w:spacing w:after="60"/>
+      </w:pPr>
+      <w:r>
+        <w:rPr>
+          <w:sz w:val="22"/>
+          <w:szCs w:val="22"/>
+        </w:rPr>
+        <w:t xml:space="preserve">The root cause (at the bottom — the reason we cannot easily push past)</w:t>
+      </w:r>
+    </w:p>
+    <w:p>
+      <w:pPr>
+        <w:spacing w:after="120" w:before="0"/>
+      </w:pPr>
+      <w:r>
+        <w:rPr>
+          <w:sz w:val="22"/>
+          <w:szCs w:val="22"/>
+        </w:rPr>
+        <w:t xml:space="preserve">You can draw each step instead of writing it. When you reach the bottom, mark whether our evidence supports this root cause. Keep this page in your research book — it feeds our insights.</w:t>
+      </w:r>
+    </w:p>
+    <w:tbl>
+      <w:tblPr>
+        <w:tblW w:type="pct" w:w="100%"/>
+        <w:tblBorders>
+          <w:top w:val="single" w:color="auto" w:sz="4"/>
+          <w:left w:val="single" w:color="auto" w:sz="4"/>
+          <w:bottom w:val="single" w:color="auto" w:sz="4"/>
+          <w:right w:val="single" w:color="auto" w:sz="4"/>
+          <w:insideH w:val="single" w:color="auto" w:sz="4"/>
+          <w:insideV w:val="single" w:color="auto" w:sz="4"/>
+        </w:tblBorders>
+      </w:tblPr>
+      <w:tblGrid>
+        <w:gridCol w:w="10800"/>
+      </w:tblGrid>
+      <w:tr>
+        <w:trPr>
+          <w:trHeight w:val="3200" w:hRule="atLeast"/>
+        </w:trPr>
+        <w:tc>
+          <w:tcPr>
+            <w:tcW w:type="dxa" w:w="10800"/>
+          </w:tcPr>
+          <w:p>
+            <w:r>
+              <w:rPr>
+                <w:color w:val="5A6473"/>
+                <w:sz w:val="18"/>
+                <w:szCs w:val="18"/>
+              </w:rPr>
+              <w:t xml:space="preserve">My drawing, marks, and words</w:t>
+            </w:r>
+          </w:p>
+        </w:tc>
+      </w:tr>
+    </w:tbl>
+    <w:p>
+      <w:r>
+        <w:br w:type="page"/>
+      </w:r>
+    </w:p>
+    <w:p>
+      <w:pPr>
+        <w:spacing w:after="40"/>
+      </w:pPr>
+      <w:r>
+        <w:rPr>
+          <w:b/>
+          <w:bCs/>
+          <w:color w:val="7A3B69"/>
+          <w:sz w:val="15"/>
+          <w:szCs w:val="15"/>
+        </w:rPr>
+        <w:t xml:space="preserve">RESEARCH BOOK · WHO, WHAT, AND WHY — LOOKING DEEPER</w:t>
+      </w:r>
+    </w:p>
+    <w:p>
+      <w:pPr>
+        <w:spacing w:after="120"/>
+      </w:pPr>
+      <w:r>
+        <w:rPr>
+          <w:b/>
+          <w:bCs/>
+          <w:color w:val="1F3A5F"/>
+          <w:sz w:val="30"/>
+          <w:szCs w:val="30"/>
+        </w:rPr>
+        <w:t xml:space="preserve">Looking deeper — power, beliefs, who is helped and hurt</w:t>
+      </w:r>
+    </w:p>
+    <w:p>
+      <w:pPr>
+        <w:pStyle w:val="Heading2"/>
+        <w:spacing w:after="80" w:before="200"/>
+      </w:pPr>
+      <w:r>
+        <w:rPr>
+          <w:b/>
+          <w:bCs/>
+          <w:color w:val="7A3B69"/>
+          <w:sz w:val="26"/>
+          <w:szCs w:val="26"/>
+        </w:rPr>
+        <w:t xml:space="preserve">Looking deeper</w:t>
+      </w:r>
+    </w:p>
+    <w:p>
+      <w:pPr>
+        <w:spacing w:after="120" w:before="0"/>
+      </w:pPr>
+      <w:r>
+        <w:rPr>
+          <w:sz w:val="22"/>
+          <w:szCs w:val="22"/>
+        </w:rPr>
+        <w:t xml:space="preserve">This page has three spaces, one for each deeper question about our problem. Fill each in words, drawings, or marks:</w:t>
+      </w:r>
+    </w:p>
+    <w:p>
+      <w:pPr>
+        <w:pStyle w:val="ListParagraph"/>
+        <w:numPr>
+          <w:ilvl w:val="0"/>
+          <w:numId w:val="1"/>
+        </w:numPr>
+        <w:spacing w:after="60"/>
+      </w:pPr>
+      <w:r>
+        <w:rPr>
+          <w:sz w:val="22"/>
+          <w:szCs w:val="22"/>
+        </w:rPr>
+        <w:t xml:space="preserve">Who or what has power? Who can make it worse or better — families, agencies, the government, the rain,</w:t>
+      </w:r>
+    </w:p>
+    <w:p>
+      <w:pPr>
+        <w:spacing w:after="120" w:before="0"/>
+      </w:pPr>
+      <w:r>
+        <w:rPr>
+          <w:sz w:val="22"/>
+          <w:szCs w:val="22"/>
+        </w:rPr>
+        <w:t xml:space="preserve">the hills?</w:t>
+      </w:r>
+    </w:p>
+    <w:p>
+      <w:pPr>
+        <w:pStyle w:val="ListParagraph"/>
+        <w:numPr>
+          <w:ilvl w:val="0"/>
+          <w:numId w:val="1"/>
+        </w:numPr>
+        <w:spacing w:after="60"/>
+      </w:pPr>
+      <w:r>
+        <w:rPr>
+          <w:sz w:val="22"/>
+          <w:szCs w:val="22"/>
+        </w:rPr>
+        <w:t xml:space="preserve">What do people believe or feel? Which beliefs make it harder, and which could help?</w:t>
+      </w:r>
+    </w:p>
+    <w:p>
+      <w:pPr>
+        <w:pStyle w:val="ListParagraph"/>
+        <w:numPr>
+          <w:ilvl w:val="0"/>
+          <w:numId w:val="1"/>
+        </w:numPr>
+        <w:spacing w:after="60"/>
+      </w:pPr>
+      <w:r>
+        <w:rPr>
+          <w:sz w:val="22"/>
+          <w:szCs w:val="22"/>
+        </w:rPr>
+        <w:t xml:space="preserve">Who is helped, and who is hurt? Who suffers most, and who is helped when things get better?</w:t>
+      </w:r>
+    </w:p>
+    <w:p>
+      <w:pPr>
+        <w:spacing w:after="120" w:before="0"/>
+      </w:pPr>
+      <w:r>
+        <w:rPr>
+          <w:sz w:val="22"/>
+          <w:szCs w:val="22"/>
+        </w:rPr>
+        <w:t xml:space="preserve">Then, at the bottom, note one thing looking deeper showed you that the plain evidence did not. Remember: this is about understanding, never blaming. Keep this page in your research book — it feeds our insights.</w:t>
+      </w:r>
+    </w:p>
+    <w:tbl>
+      <w:tblPr>
+        <w:tblW w:type="pct" w:w="100%"/>
+        <w:tblBorders>
+          <w:top w:val="single" w:color="auto" w:sz="4"/>
+          <w:left w:val="single" w:color="auto" w:sz="4"/>
+          <w:bottom w:val="single" w:color="auto" w:sz="4"/>
+          <w:right w:val="single" w:color="auto" w:sz="4"/>
+          <w:insideH w:val="single" w:color="auto" w:sz="4"/>
+          <w:insideV w:val="single" w:color="auto" w:sz="4"/>
+        </w:tblBorders>
+      </w:tblPr>
+      <w:tblGrid>
+        <w:gridCol w:w="10800"/>
+      </w:tblGrid>
+      <w:tr>
+        <w:trPr>
+          <w:trHeight w:val="3200" w:hRule="atLeast"/>
+        </w:trPr>
+        <w:tc>
+          <w:tcPr>
+            <w:tcW w:type="dxa" w:w="10800"/>
+          </w:tcPr>
+          <w:p>
+            <w:r>
+              <w:rPr>
+                <w:color w:val="5A6473"/>
+                <w:sz w:val="18"/>
+                <w:szCs w:val="18"/>
+              </w:rPr>
+              <w:t xml:space="preserve">My drawing, marks, and words</w:t>
+            </w:r>
+          </w:p>
+        </w:tc>
+      </w:tr>
+    </w:tbl>
+    <w:p>
+      <w:r>
+        <w:br w:type="page"/>
+      </w:r>
+    </w:p>
+    <w:p>
+      <w:pPr>
+        <w:spacing w:after="40"/>
+      </w:pPr>
+      <w:r>
+        <w:rPr>
+          <w:b/>
+          <w:bCs/>
+          <w:color w:val="7A3B69"/>
+          <w:sz w:val="15"/>
+          <w:szCs w:val="15"/>
+        </w:rPr>
         <w:t xml:space="preserve">RESEARCH BOOK · FROM FINDINGS TO INSIGHTS</w:t>
       </w:r>
     </w:p>

--- a/public/downloads/research-project-student-workbook.docx
+++ b/public/downloads/research-project-student-workbook.docx
@@ -54,7 +54,22 @@
           <w:sz w:val="22"/>
           <w:szCs w:val="22"/>
         </w:rPr>
-        <w:t xml:space="preserve">This is your research book. It has the sources we read, our research words, and a page for each step of our investigation. Read the version that is right for you, or listen while your teacher reads. You can use drawings, marks, and a few words — no neat writing needed.</w:t>
+        <w:t xml:space="preserve">This is your research book. It has the sources we read, a page for each week of our research, and a page for each step of our investigation. Every page shows an example first, then a place for you to add your own. You can draw, make marks, or use a few words — no neat writing needed.</w:t>
+      </w:r>
+    </w:p>
+    <w:p>
+      <w:pPr>
+        <w:spacing w:after="140" w:before="60"/>
+      </w:pPr>
+      <w:r>
+        <w:rPr>
+          <w:i/>
+          <w:iCs/>
+          <w:color w:val="5A6473"/>
+          <w:sz w:val="16"/>
+          <w:szCs w:val="16"/>
+        </w:rPr>
+        <w:t xml:space="preserve">You can draw or say your answer — your teacher will write it for you if you ask.</w:t>
       </w:r>
     </w:p>
     <w:p>
@@ -4574,6 +4589,1266 @@
     </w:p>
     <w:p>
       <w:pPr>
+        <w:pStyle w:val="Heading1"/>
+        <w:spacing w:after="100" w:before="240"/>
+      </w:pPr>
+      <w:r>
+        <w:rPr>
+          <w:b/>
+          <w:bCs/>
+          <w:color w:val="1F3A5F"/>
+          <w:sz w:val="30"/>
+          <w:szCs w:val="30"/>
+        </w:rPr>
+        <w:t xml:space="preserve">My research weeks</w:t>
+      </w:r>
+    </w:p>
+    <w:p>
+      <w:pPr>
+        <w:spacing w:after="120" w:before="0"/>
+      </w:pPr>
+      <w:r>
+        <w:rPr>
+          <w:sz w:val="22"/>
+          <w:szCs w:val="22"/>
+        </w:rPr>
+        <w:t xml:space="preserve">Between our meetings, I do one small step of our research. Each week, I fill one of these. The first one is done as an example.</w:t>
+      </w:r>
+    </w:p>
+    <w:p>
+      <w:pPr>
+        <w:spacing w:after="60" w:before="160"/>
+      </w:pPr>
+      <w:r>
+        <w:rPr>
+          <w:b/>
+          <w:bCs/>
+          <w:color w:val="7A3B69"/>
+          <w:sz w:val="23"/>
+          <w:szCs w:val="23"/>
+        </w:rPr>
+        <w:t xml:space="preserve">My research week 1</w:t>
+      </w:r>
+    </w:p>
+    <w:tbl>
+      <w:tblPr>
+        <w:tblW w:type="pct" w:w="100%"/>
+        <w:tblBorders>
+          <w:top w:val="single" w:color="auto" w:sz="4"/>
+          <w:left w:val="single" w:color="auto" w:sz="4"/>
+          <w:bottom w:val="single" w:color="auto" w:sz="4"/>
+          <w:right w:val="single" w:color="auto" w:sz="4"/>
+          <w:insideH w:val="single" w:color="auto" w:sz="4"/>
+          <w:insideV w:val="single" w:color="auto" w:sz="4"/>
+        </w:tblBorders>
+      </w:tblPr>
+      <w:tblGrid>
+        <w:gridCol w:w="10800"/>
+      </w:tblGrid>
+      <w:tr>
+        <w:tc>
+          <w:tcPr>
+            <w:tcW w:type="dxa" w:w="10800"/>
+            <w:shd w:fill="F1EEE6"/>
+            <w:tcMar>
+              <w:top w:type="dxa" w:w="100"/>
+              <w:left w:type="dxa" w:w="160"/>
+              <w:bottom w:type="dxa" w:w="100"/>
+              <w:right w:type="dxa" w:w="160"/>
+            </w:tcMar>
+          </w:tcPr>
+          <w:p>
+            <w:pPr>
+              <w:spacing w:after="60"/>
+            </w:pPr>
+            <w:r>
+              <w:rPr>
+                <w:b/>
+                <w:bCs/>
+                <w:color w:val="6E7A2E"/>
+                <w:sz w:val="18"/>
+                <w:szCs w:val="18"/>
+              </w:rPr>
+              <w:t xml:space="preserve">Like this:</w:t>
+            </w:r>
+          </w:p>
+          <w:p>
+            <w:pPr>
+              <w:spacing w:after="40"/>
+            </w:pPr>
+            <w:r>
+              <w:rPr>
+                <w:i/>
+                <w:iCs/>
+                <w:color w:val="3F4A34"/>
+                <w:sz w:val="20"/>
+                <w:szCs w:val="20"/>
+              </w:rPr>
+              <w:t xml:space="preserve">This week I will:  ask my grandmother what the hills looked like before.</w:t>
+            </w:r>
+          </w:p>
+          <w:p>
+            <w:pPr>
+              <w:spacing w:after="40"/>
+            </w:pPr>
+            <w:r>
+              <w:rPr>
+                <w:i/>
+                <w:iCs/>
+                <w:color w:val="3F4A34"/>
+                <w:sz w:val="20"/>
+                <w:szCs w:val="20"/>
+              </w:rPr>
+              <w:t xml:space="preserve">Did I do it?  ( ✓ ) yes.</w:t>
+            </w:r>
+          </w:p>
+          <w:p>
+            <w:pPr>
+              <w:spacing w:after="40"/>
+            </w:pPr>
+            <w:r>
+              <w:rPr>
+                <w:i/>
+                <w:iCs/>
+                <w:color w:val="3F4A34"/>
+                <w:sz w:val="20"/>
+                <w:szCs w:val="20"/>
+              </w:rPr>
+              <w:t xml:space="preserve">What happened:  she said there used to be big trees and shade.</w:t>
+            </w:r>
+          </w:p>
+          <w:p>
+            <w:pPr>
+              <w:spacing w:after="40"/>
+            </w:pPr>
+            <w:r>
+              <w:rPr>
+                <w:i/>
+                <w:iCs/>
+                <w:color w:val="3F4A34"/>
+                <w:sz w:val="20"/>
+                <w:szCs w:val="20"/>
+              </w:rPr>
+              <w:t xml:space="preserve">What got in the way:  nothing this time.</w:t>
+            </w:r>
+          </w:p>
+          <w:p>
+            <w:pPr>
+              <w:spacing w:after="40"/>
+            </w:pPr>
+            <w:r>
+              <w:rPr>
+                <w:i/>
+                <w:iCs/>
+                <w:color w:val="3F4A34"/>
+                <w:sz w:val="20"/>
+                <w:szCs w:val="20"/>
+              </w:rPr>
+              <w:t xml:space="preserve">If I cannot find her, then I will:  ask another elder.</w:t>
+            </w:r>
+          </w:p>
+          <w:p>
+            <w:pPr>
+              <w:spacing w:after="40"/>
+            </w:pPr>
+            <w:r>
+              <w:rPr>
+                <w:i/>
+                <w:iCs/>
+                <w:color w:val="3F4A34"/>
+                <w:sz w:val="20"/>
+                <w:szCs w:val="20"/>
+              </w:rPr>
+              <w:t xml:space="preserve">Next week I will:  draw what she told me for our wall.</w:t>
+            </w:r>
+          </w:p>
+        </w:tc>
+      </w:tr>
+    </w:tbl>
+    <w:p>
+      <w:pPr>
+        <w:spacing w:after="150"/>
+      </w:pPr>
+      <w:r>
+        <w:rPr>
+          <w:sz w:val="22"/>
+          <w:szCs w:val="22"/>
+        </w:rPr>
+        <w:t xml:space="preserve">This week I will  </w:t>
+      </w:r>
+      <w:r>
+        <w:rPr>
+          <w:color w:val="B9B3A6"/>
+          <w:sz w:val="22"/>
+          <w:szCs w:val="22"/>
+        </w:rPr>
+        <w:t xml:space="preserve">______________________________________</w:t>
+      </w:r>
+    </w:p>
+    <w:p>
+      <w:pPr>
+        <w:spacing w:after="130"/>
+      </w:pPr>
+      <w:r>
+        <w:rPr>
+          <w:b/>
+          <w:bCs/>
+          <w:sz w:val="22"/>
+          <w:szCs w:val="22"/>
+        </w:rPr>
+        <w:t xml:space="preserve">Did I do it?   </w:t>
+      </w:r>
+      <w:r>
+        <w:rPr>
+          <w:color w:val="7A3B69"/>
+          <w:sz w:val="22"/>
+          <w:szCs w:val="22"/>
+        </w:rPr>
+        <w:t xml:space="preserve">(   ) </w:t>
+      </w:r>
+      <w:r>
+        <w:rPr>
+          <w:sz w:val="22"/>
+          <w:szCs w:val="22"/>
+        </w:rPr>
+        <w:t xml:space="preserve">yes    </w:t>
+      </w:r>
+      <w:r>
+        <w:rPr>
+          <w:color w:val="7A3B69"/>
+          <w:sz w:val="22"/>
+          <w:szCs w:val="22"/>
+        </w:rPr>
+        <w:t xml:space="preserve">(   ) </w:t>
+      </w:r>
+      <w:r>
+        <w:rPr>
+          <w:sz w:val="22"/>
+          <w:szCs w:val="22"/>
+        </w:rPr>
+        <w:t xml:space="preserve">not yet    </w:t>
+      </w:r>
+    </w:p>
+    <w:p>
+      <w:pPr>
+        <w:spacing w:after="150"/>
+      </w:pPr>
+      <w:r>
+        <w:rPr>
+          <w:sz w:val="22"/>
+          <w:szCs w:val="22"/>
+        </w:rPr>
+        <w:t xml:space="preserve">What happened  </w:t>
+      </w:r>
+      <w:r>
+        <w:rPr>
+          <w:color w:val="B9B3A6"/>
+          <w:sz w:val="22"/>
+          <w:szCs w:val="22"/>
+        </w:rPr>
+        <w:t xml:space="preserve">______________________________________</w:t>
+      </w:r>
+    </w:p>
+    <w:p>
+      <w:pPr>
+        <w:spacing w:after="150"/>
+      </w:pPr>
+      <w:r>
+        <w:rPr>
+          <w:sz w:val="22"/>
+          <w:szCs w:val="22"/>
+        </w:rPr>
+        <w:t xml:space="preserve">What got in the way  </w:t>
+      </w:r>
+      <w:r>
+        <w:rPr>
+          <w:color w:val="B9B3A6"/>
+          <w:sz w:val="22"/>
+          <w:szCs w:val="22"/>
+        </w:rPr>
+        <w:t xml:space="preserve">______________________________________</w:t>
+      </w:r>
+    </w:p>
+    <w:p>
+      <w:pPr>
+        <w:spacing w:after="150"/>
+      </w:pPr>
+      <w:r>
+        <w:rPr>
+          <w:sz w:val="22"/>
+          <w:szCs w:val="22"/>
+        </w:rPr>
+        <w:t xml:space="preserve">If  </w:t>
+      </w:r>
+      <w:r>
+        <w:rPr>
+          <w:color w:val="B9B3A6"/>
+          <w:sz w:val="22"/>
+          <w:szCs w:val="22"/>
+        </w:rPr>
+        <w:t xml:space="preserve">____________________  </w:t>
+      </w:r>
+      <w:r>
+        <w:rPr>
+          <w:sz w:val="22"/>
+          <w:szCs w:val="22"/>
+        </w:rPr>
+        <w:t xml:space="preserve">then I will  </w:t>
+      </w:r>
+      <w:r>
+        <w:rPr>
+          <w:color w:val="B9B3A6"/>
+          <w:sz w:val="22"/>
+          <w:szCs w:val="22"/>
+        </w:rPr>
+        <w:t xml:space="preserve">____________________</w:t>
+      </w:r>
+    </w:p>
+    <w:p>
+      <w:pPr>
+        <w:spacing w:after="150"/>
+      </w:pPr>
+      <w:r>
+        <w:rPr>
+          <w:sz w:val="22"/>
+          <w:szCs w:val="22"/>
+        </w:rPr>
+        <w:t xml:space="preserve">Next week I will  </w:t>
+      </w:r>
+      <w:r>
+        <w:rPr>
+          <w:color w:val="B9B3A6"/>
+          <w:sz w:val="22"/>
+          <w:szCs w:val="22"/>
+        </w:rPr>
+        <w:t xml:space="preserve">______________________________________</w:t>
+      </w:r>
+    </w:p>
+    <w:p>
+      <w:pPr>
+        <w:pBdr>
+          <w:bottom w:val="single" w:color="B9B3A6" w:sz="6"/>
+        </w:pBdr>
+        <w:spacing w:after="120"/>
+      </w:pPr>
+    </w:p>
+    <w:p>
+      <w:pPr>
+        <w:spacing w:after="60" w:before="160"/>
+      </w:pPr>
+      <w:r>
+        <w:rPr>
+          <w:b/>
+          <w:bCs/>
+          <w:color w:val="7A3B69"/>
+          <w:sz w:val="23"/>
+          <w:szCs w:val="23"/>
+        </w:rPr>
+        <w:t xml:space="preserve">My research week 2</w:t>
+      </w:r>
+    </w:p>
+    <w:p>
+      <w:pPr>
+        <w:spacing w:after="150"/>
+      </w:pPr>
+      <w:r>
+        <w:rPr>
+          <w:sz w:val="22"/>
+          <w:szCs w:val="22"/>
+        </w:rPr>
+        <w:t xml:space="preserve">This week I will  </w:t>
+      </w:r>
+      <w:r>
+        <w:rPr>
+          <w:color w:val="B9B3A6"/>
+          <w:sz w:val="22"/>
+          <w:szCs w:val="22"/>
+        </w:rPr>
+        <w:t xml:space="preserve">______________________________________</w:t>
+      </w:r>
+    </w:p>
+    <w:p>
+      <w:pPr>
+        <w:spacing w:after="130"/>
+      </w:pPr>
+      <w:r>
+        <w:rPr>
+          <w:b/>
+          <w:bCs/>
+          <w:sz w:val="22"/>
+          <w:szCs w:val="22"/>
+        </w:rPr>
+        <w:t xml:space="preserve">Did I do it?   </w:t>
+      </w:r>
+      <w:r>
+        <w:rPr>
+          <w:color w:val="7A3B69"/>
+          <w:sz w:val="22"/>
+          <w:szCs w:val="22"/>
+        </w:rPr>
+        <w:t xml:space="preserve">(   ) </w:t>
+      </w:r>
+      <w:r>
+        <w:rPr>
+          <w:sz w:val="22"/>
+          <w:szCs w:val="22"/>
+        </w:rPr>
+        <w:t xml:space="preserve">yes    </w:t>
+      </w:r>
+      <w:r>
+        <w:rPr>
+          <w:color w:val="7A3B69"/>
+          <w:sz w:val="22"/>
+          <w:szCs w:val="22"/>
+        </w:rPr>
+        <w:t xml:space="preserve">(   ) </w:t>
+      </w:r>
+      <w:r>
+        <w:rPr>
+          <w:sz w:val="22"/>
+          <w:szCs w:val="22"/>
+        </w:rPr>
+        <w:t xml:space="preserve">not yet    </w:t>
+      </w:r>
+    </w:p>
+    <w:p>
+      <w:pPr>
+        <w:spacing w:after="150"/>
+      </w:pPr>
+      <w:r>
+        <w:rPr>
+          <w:sz w:val="22"/>
+          <w:szCs w:val="22"/>
+        </w:rPr>
+        <w:t xml:space="preserve">What happened  </w:t>
+      </w:r>
+      <w:r>
+        <w:rPr>
+          <w:color w:val="B9B3A6"/>
+          <w:sz w:val="22"/>
+          <w:szCs w:val="22"/>
+        </w:rPr>
+        <w:t xml:space="preserve">______________________________________</w:t>
+      </w:r>
+    </w:p>
+    <w:p>
+      <w:pPr>
+        <w:spacing w:after="150"/>
+      </w:pPr>
+      <w:r>
+        <w:rPr>
+          <w:sz w:val="22"/>
+          <w:szCs w:val="22"/>
+        </w:rPr>
+        <w:t xml:space="preserve">What got in the way  </w:t>
+      </w:r>
+      <w:r>
+        <w:rPr>
+          <w:color w:val="B9B3A6"/>
+          <w:sz w:val="22"/>
+          <w:szCs w:val="22"/>
+        </w:rPr>
+        <w:t xml:space="preserve">______________________________________</w:t>
+      </w:r>
+    </w:p>
+    <w:p>
+      <w:pPr>
+        <w:spacing w:after="150"/>
+      </w:pPr>
+      <w:r>
+        <w:rPr>
+          <w:sz w:val="22"/>
+          <w:szCs w:val="22"/>
+        </w:rPr>
+        <w:t xml:space="preserve">If  </w:t>
+      </w:r>
+      <w:r>
+        <w:rPr>
+          <w:color w:val="B9B3A6"/>
+          <w:sz w:val="22"/>
+          <w:szCs w:val="22"/>
+        </w:rPr>
+        <w:t xml:space="preserve">____________________  </w:t>
+      </w:r>
+      <w:r>
+        <w:rPr>
+          <w:sz w:val="22"/>
+          <w:szCs w:val="22"/>
+        </w:rPr>
+        <w:t xml:space="preserve">then I will  </w:t>
+      </w:r>
+      <w:r>
+        <w:rPr>
+          <w:color w:val="B9B3A6"/>
+          <w:sz w:val="22"/>
+          <w:szCs w:val="22"/>
+        </w:rPr>
+        <w:t xml:space="preserve">____________________</w:t>
+      </w:r>
+    </w:p>
+    <w:p>
+      <w:pPr>
+        <w:spacing w:after="150"/>
+      </w:pPr>
+      <w:r>
+        <w:rPr>
+          <w:sz w:val="22"/>
+          <w:szCs w:val="22"/>
+        </w:rPr>
+        <w:t xml:space="preserve">Next week I will  </w:t>
+      </w:r>
+      <w:r>
+        <w:rPr>
+          <w:color w:val="B9B3A6"/>
+          <w:sz w:val="22"/>
+          <w:szCs w:val="22"/>
+        </w:rPr>
+        <w:t xml:space="preserve">______________________________________</w:t>
+      </w:r>
+    </w:p>
+    <w:p>
+      <w:pPr>
+        <w:pBdr>
+          <w:bottom w:val="single" w:color="B9B3A6" w:sz="6"/>
+        </w:pBdr>
+        <w:spacing w:after="120"/>
+      </w:pPr>
+    </w:p>
+    <w:p>
+      <w:pPr>
+        <w:spacing w:after="60" w:before="160"/>
+      </w:pPr>
+      <w:r>
+        <w:rPr>
+          <w:b/>
+          <w:bCs/>
+          <w:color w:val="7A3B69"/>
+          <w:sz w:val="23"/>
+          <w:szCs w:val="23"/>
+        </w:rPr>
+        <w:t xml:space="preserve">My research week 3</w:t>
+      </w:r>
+    </w:p>
+    <w:p>
+      <w:pPr>
+        <w:spacing w:after="150"/>
+      </w:pPr>
+      <w:r>
+        <w:rPr>
+          <w:sz w:val="22"/>
+          <w:szCs w:val="22"/>
+        </w:rPr>
+        <w:t xml:space="preserve">This week I will  </w:t>
+      </w:r>
+      <w:r>
+        <w:rPr>
+          <w:color w:val="B9B3A6"/>
+          <w:sz w:val="22"/>
+          <w:szCs w:val="22"/>
+        </w:rPr>
+        <w:t xml:space="preserve">______________________________________</w:t>
+      </w:r>
+    </w:p>
+    <w:p>
+      <w:pPr>
+        <w:spacing w:after="130"/>
+      </w:pPr>
+      <w:r>
+        <w:rPr>
+          <w:b/>
+          <w:bCs/>
+          <w:sz w:val="22"/>
+          <w:szCs w:val="22"/>
+        </w:rPr>
+        <w:t xml:space="preserve">Did I do it?   </w:t>
+      </w:r>
+      <w:r>
+        <w:rPr>
+          <w:color w:val="7A3B69"/>
+          <w:sz w:val="22"/>
+          <w:szCs w:val="22"/>
+        </w:rPr>
+        <w:t xml:space="preserve">(   ) </w:t>
+      </w:r>
+      <w:r>
+        <w:rPr>
+          <w:sz w:val="22"/>
+          <w:szCs w:val="22"/>
+        </w:rPr>
+        <w:t xml:space="preserve">yes    </w:t>
+      </w:r>
+      <w:r>
+        <w:rPr>
+          <w:color w:val="7A3B69"/>
+          <w:sz w:val="22"/>
+          <w:szCs w:val="22"/>
+        </w:rPr>
+        <w:t xml:space="preserve">(   ) </w:t>
+      </w:r>
+      <w:r>
+        <w:rPr>
+          <w:sz w:val="22"/>
+          <w:szCs w:val="22"/>
+        </w:rPr>
+        <w:t xml:space="preserve">not yet    </w:t>
+      </w:r>
+    </w:p>
+    <w:p>
+      <w:pPr>
+        <w:spacing w:after="150"/>
+      </w:pPr>
+      <w:r>
+        <w:rPr>
+          <w:sz w:val="22"/>
+          <w:szCs w:val="22"/>
+        </w:rPr>
+        <w:t xml:space="preserve">What happened  </w:t>
+      </w:r>
+      <w:r>
+        <w:rPr>
+          <w:color w:val="B9B3A6"/>
+          <w:sz w:val="22"/>
+          <w:szCs w:val="22"/>
+        </w:rPr>
+        <w:t xml:space="preserve">______________________________________</w:t>
+      </w:r>
+    </w:p>
+    <w:p>
+      <w:pPr>
+        <w:spacing w:after="150"/>
+      </w:pPr>
+      <w:r>
+        <w:rPr>
+          <w:sz w:val="22"/>
+          <w:szCs w:val="22"/>
+        </w:rPr>
+        <w:t xml:space="preserve">What got in the way  </w:t>
+      </w:r>
+      <w:r>
+        <w:rPr>
+          <w:color w:val="B9B3A6"/>
+          <w:sz w:val="22"/>
+          <w:szCs w:val="22"/>
+        </w:rPr>
+        <w:t xml:space="preserve">______________________________________</w:t>
+      </w:r>
+    </w:p>
+    <w:p>
+      <w:pPr>
+        <w:spacing w:after="150"/>
+      </w:pPr>
+      <w:r>
+        <w:rPr>
+          <w:sz w:val="22"/>
+          <w:szCs w:val="22"/>
+        </w:rPr>
+        <w:t xml:space="preserve">If  </w:t>
+      </w:r>
+      <w:r>
+        <w:rPr>
+          <w:color w:val="B9B3A6"/>
+          <w:sz w:val="22"/>
+          <w:szCs w:val="22"/>
+        </w:rPr>
+        <w:t xml:space="preserve">____________________  </w:t>
+      </w:r>
+      <w:r>
+        <w:rPr>
+          <w:sz w:val="22"/>
+          <w:szCs w:val="22"/>
+        </w:rPr>
+        <w:t xml:space="preserve">then I will  </w:t>
+      </w:r>
+      <w:r>
+        <w:rPr>
+          <w:color w:val="B9B3A6"/>
+          <w:sz w:val="22"/>
+          <w:szCs w:val="22"/>
+        </w:rPr>
+        <w:t xml:space="preserve">____________________</w:t>
+      </w:r>
+    </w:p>
+    <w:p>
+      <w:pPr>
+        <w:spacing w:after="150"/>
+      </w:pPr>
+      <w:r>
+        <w:rPr>
+          <w:sz w:val="22"/>
+          <w:szCs w:val="22"/>
+        </w:rPr>
+        <w:t xml:space="preserve">Next week I will  </w:t>
+      </w:r>
+      <w:r>
+        <w:rPr>
+          <w:color w:val="B9B3A6"/>
+          <w:sz w:val="22"/>
+          <w:szCs w:val="22"/>
+        </w:rPr>
+        <w:t xml:space="preserve">______________________________________</w:t>
+      </w:r>
+    </w:p>
+    <w:p>
+      <w:pPr>
+        <w:pBdr>
+          <w:bottom w:val="single" w:color="B9B3A6" w:sz="6"/>
+        </w:pBdr>
+        <w:spacing w:after="120"/>
+      </w:pPr>
+    </w:p>
+    <w:p>
+      <w:pPr>
+        <w:spacing w:after="60" w:before="160"/>
+      </w:pPr>
+      <w:r>
+        <w:rPr>
+          <w:b/>
+          <w:bCs/>
+          <w:color w:val="7A3B69"/>
+          <w:sz w:val="23"/>
+          <w:szCs w:val="23"/>
+        </w:rPr>
+        <w:t xml:space="preserve">My research week 4</w:t>
+      </w:r>
+    </w:p>
+    <w:p>
+      <w:pPr>
+        <w:spacing w:after="150"/>
+      </w:pPr>
+      <w:r>
+        <w:rPr>
+          <w:sz w:val="22"/>
+          <w:szCs w:val="22"/>
+        </w:rPr>
+        <w:t xml:space="preserve">This week I will  </w:t>
+      </w:r>
+      <w:r>
+        <w:rPr>
+          <w:color w:val="B9B3A6"/>
+          <w:sz w:val="22"/>
+          <w:szCs w:val="22"/>
+        </w:rPr>
+        <w:t xml:space="preserve">______________________________________</w:t>
+      </w:r>
+    </w:p>
+    <w:p>
+      <w:pPr>
+        <w:spacing w:after="130"/>
+      </w:pPr>
+      <w:r>
+        <w:rPr>
+          <w:b/>
+          <w:bCs/>
+          <w:sz w:val="22"/>
+          <w:szCs w:val="22"/>
+        </w:rPr>
+        <w:t xml:space="preserve">Did I do it?   </w:t>
+      </w:r>
+      <w:r>
+        <w:rPr>
+          <w:color w:val="7A3B69"/>
+          <w:sz w:val="22"/>
+          <w:szCs w:val="22"/>
+        </w:rPr>
+        <w:t xml:space="preserve">(   ) </w:t>
+      </w:r>
+      <w:r>
+        <w:rPr>
+          <w:sz w:val="22"/>
+          <w:szCs w:val="22"/>
+        </w:rPr>
+        <w:t xml:space="preserve">yes    </w:t>
+      </w:r>
+      <w:r>
+        <w:rPr>
+          <w:color w:val="7A3B69"/>
+          <w:sz w:val="22"/>
+          <w:szCs w:val="22"/>
+        </w:rPr>
+        <w:t xml:space="preserve">(   ) </w:t>
+      </w:r>
+      <w:r>
+        <w:rPr>
+          <w:sz w:val="22"/>
+          <w:szCs w:val="22"/>
+        </w:rPr>
+        <w:t xml:space="preserve">not yet    </w:t>
+      </w:r>
+    </w:p>
+    <w:p>
+      <w:pPr>
+        <w:spacing w:after="150"/>
+      </w:pPr>
+      <w:r>
+        <w:rPr>
+          <w:sz w:val="22"/>
+          <w:szCs w:val="22"/>
+        </w:rPr>
+        <w:t xml:space="preserve">What happened  </w:t>
+      </w:r>
+      <w:r>
+        <w:rPr>
+          <w:color w:val="B9B3A6"/>
+          <w:sz w:val="22"/>
+          <w:szCs w:val="22"/>
+        </w:rPr>
+        <w:t xml:space="preserve">______________________________________</w:t>
+      </w:r>
+    </w:p>
+    <w:p>
+      <w:pPr>
+        <w:spacing w:after="150"/>
+      </w:pPr>
+      <w:r>
+        <w:rPr>
+          <w:sz w:val="22"/>
+          <w:szCs w:val="22"/>
+        </w:rPr>
+        <w:t xml:space="preserve">What got in the way  </w:t>
+      </w:r>
+      <w:r>
+        <w:rPr>
+          <w:color w:val="B9B3A6"/>
+          <w:sz w:val="22"/>
+          <w:szCs w:val="22"/>
+        </w:rPr>
+        <w:t xml:space="preserve">______________________________________</w:t>
+      </w:r>
+    </w:p>
+    <w:p>
+      <w:pPr>
+        <w:spacing w:after="150"/>
+      </w:pPr>
+      <w:r>
+        <w:rPr>
+          <w:sz w:val="22"/>
+          <w:szCs w:val="22"/>
+        </w:rPr>
+        <w:t xml:space="preserve">If  </w:t>
+      </w:r>
+      <w:r>
+        <w:rPr>
+          <w:color w:val="B9B3A6"/>
+          <w:sz w:val="22"/>
+          <w:szCs w:val="22"/>
+        </w:rPr>
+        <w:t xml:space="preserve">____________________  </w:t>
+      </w:r>
+      <w:r>
+        <w:rPr>
+          <w:sz w:val="22"/>
+          <w:szCs w:val="22"/>
+        </w:rPr>
+        <w:t xml:space="preserve">then I will  </w:t>
+      </w:r>
+      <w:r>
+        <w:rPr>
+          <w:color w:val="B9B3A6"/>
+          <w:sz w:val="22"/>
+          <w:szCs w:val="22"/>
+        </w:rPr>
+        <w:t xml:space="preserve">____________________</w:t>
+      </w:r>
+    </w:p>
+    <w:p>
+      <w:pPr>
+        <w:spacing w:after="150"/>
+      </w:pPr>
+      <w:r>
+        <w:rPr>
+          <w:sz w:val="22"/>
+          <w:szCs w:val="22"/>
+        </w:rPr>
+        <w:t xml:space="preserve">Next week I will  </w:t>
+      </w:r>
+      <w:r>
+        <w:rPr>
+          <w:color w:val="B9B3A6"/>
+          <w:sz w:val="22"/>
+          <w:szCs w:val="22"/>
+        </w:rPr>
+        <w:t xml:space="preserve">______________________________________</w:t>
+      </w:r>
+    </w:p>
+    <w:p>
+      <w:pPr>
+        <w:pBdr>
+          <w:bottom w:val="single" w:color="B9B3A6" w:sz="6"/>
+        </w:pBdr>
+        <w:spacing w:after="120"/>
+      </w:pPr>
+    </w:p>
+    <w:p>
+      <w:pPr>
+        <w:spacing w:after="60" w:before="160"/>
+      </w:pPr>
+      <w:r>
+        <w:rPr>
+          <w:b/>
+          <w:bCs/>
+          <w:color w:val="7A3B69"/>
+          <w:sz w:val="23"/>
+          <w:szCs w:val="23"/>
+        </w:rPr>
+        <w:t xml:space="preserve">My research week 5</w:t>
+      </w:r>
+    </w:p>
+    <w:p>
+      <w:pPr>
+        <w:spacing w:after="150"/>
+      </w:pPr>
+      <w:r>
+        <w:rPr>
+          <w:sz w:val="22"/>
+          <w:szCs w:val="22"/>
+        </w:rPr>
+        <w:t xml:space="preserve">This week I will  </w:t>
+      </w:r>
+      <w:r>
+        <w:rPr>
+          <w:color w:val="B9B3A6"/>
+          <w:sz w:val="22"/>
+          <w:szCs w:val="22"/>
+        </w:rPr>
+        <w:t xml:space="preserve">______________________________________</w:t>
+      </w:r>
+    </w:p>
+    <w:p>
+      <w:pPr>
+        <w:spacing w:after="130"/>
+      </w:pPr>
+      <w:r>
+        <w:rPr>
+          <w:b/>
+          <w:bCs/>
+          <w:sz w:val="22"/>
+          <w:szCs w:val="22"/>
+        </w:rPr>
+        <w:t xml:space="preserve">Did I do it?   </w:t>
+      </w:r>
+      <w:r>
+        <w:rPr>
+          <w:color w:val="7A3B69"/>
+          <w:sz w:val="22"/>
+          <w:szCs w:val="22"/>
+        </w:rPr>
+        <w:t xml:space="preserve">(   ) </w:t>
+      </w:r>
+      <w:r>
+        <w:rPr>
+          <w:sz w:val="22"/>
+          <w:szCs w:val="22"/>
+        </w:rPr>
+        <w:t xml:space="preserve">yes    </w:t>
+      </w:r>
+      <w:r>
+        <w:rPr>
+          <w:color w:val="7A3B69"/>
+          <w:sz w:val="22"/>
+          <w:szCs w:val="22"/>
+        </w:rPr>
+        <w:t xml:space="preserve">(   ) </w:t>
+      </w:r>
+      <w:r>
+        <w:rPr>
+          <w:sz w:val="22"/>
+          <w:szCs w:val="22"/>
+        </w:rPr>
+        <w:t xml:space="preserve">not yet    </w:t>
+      </w:r>
+    </w:p>
+    <w:p>
+      <w:pPr>
+        <w:spacing w:after="150"/>
+      </w:pPr>
+      <w:r>
+        <w:rPr>
+          <w:sz w:val="22"/>
+          <w:szCs w:val="22"/>
+        </w:rPr>
+        <w:t xml:space="preserve">What happened  </w:t>
+      </w:r>
+      <w:r>
+        <w:rPr>
+          <w:color w:val="B9B3A6"/>
+          <w:sz w:val="22"/>
+          <w:szCs w:val="22"/>
+        </w:rPr>
+        <w:t xml:space="preserve">______________________________________</w:t>
+      </w:r>
+    </w:p>
+    <w:p>
+      <w:pPr>
+        <w:spacing w:after="150"/>
+      </w:pPr>
+      <w:r>
+        <w:rPr>
+          <w:sz w:val="22"/>
+          <w:szCs w:val="22"/>
+        </w:rPr>
+        <w:t xml:space="preserve">What got in the way  </w:t>
+      </w:r>
+      <w:r>
+        <w:rPr>
+          <w:color w:val="B9B3A6"/>
+          <w:sz w:val="22"/>
+          <w:szCs w:val="22"/>
+        </w:rPr>
+        <w:t xml:space="preserve">______________________________________</w:t>
+      </w:r>
+    </w:p>
+    <w:p>
+      <w:pPr>
+        <w:spacing w:after="150"/>
+      </w:pPr>
+      <w:r>
+        <w:rPr>
+          <w:sz w:val="22"/>
+          <w:szCs w:val="22"/>
+        </w:rPr>
+        <w:t xml:space="preserve">If  </w:t>
+      </w:r>
+      <w:r>
+        <w:rPr>
+          <w:color w:val="B9B3A6"/>
+          <w:sz w:val="22"/>
+          <w:szCs w:val="22"/>
+        </w:rPr>
+        <w:t xml:space="preserve">____________________  </w:t>
+      </w:r>
+      <w:r>
+        <w:rPr>
+          <w:sz w:val="22"/>
+          <w:szCs w:val="22"/>
+        </w:rPr>
+        <w:t xml:space="preserve">then I will  </w:t>
+      </w:r>
+      <w:r>
+        <w:rPr>
+          <w:color w:val="B9B3A6"/>
+          <w:sz w:val="22"/>
+          <w:szCs w:val="22"/>
+        </w:rPr>
+        <w:t xml:space="preserve">____________________</w:t>
+      </w:r>
+    </w:p>
+    <w:p>
+      <w:pPr>
+        <w:spacing w:after="150"/>
+      </w:pPr>
+      <w:r>
+        <w:rPr>
+          <w:sz w:val="22"/>
+          <w:szCs w:val="22"/>
+        </w:rPr>
+        <w:t xml:space="preserve">Next week I will  </w:t>
+      </w:r>
+      <w:r>
+        <w:rPr>
+          <w:color w:val="B9B3A6"/>
+          <w:sz w:val="22"/>
+          <w:szCs w:val="22"/>
+        </w:rPr>
+        <w:t xml:space="preserve">______________________________________</w:t>
+      </w:r>
+    </w:p>
+    <w:p>
+      <w:pPr>
+        <w:pBdr>
+          <w:bottom w:val="single" w:color="B9B3A6" w:sz="6"/>
+        </w:pBdr>
+        <w:spacing w:after="120"/>
+      </w:pPr>
+    </w:p>
+    <w:p>
+      <w:pPr>
+        <w:spacing w:after="60" w:before="160"/>
+      </w:pPr>
+      <w:r>
+        <w:rPr>
+          <w:b/>
+          <w:bCs/>
+          <w:color w:val="7A3B69"/>
+          <w:sz w:val="23"/>
+          <w:szCs w:val="23"/>
+        </w:rPr>
+        <w:t xml:space="preserve">My research week 6</w:t>
+      </w:r>
+    </w:p>
+    <w:p>
+      <w:pPr>
+        <w:spacing w:after="150"/>
+      </w:pPr>
+      <w:r>
+        <w:rPr>
+          <w:sz w:val="22"/>
+          <w:szCs w:val="22"/>
+        </w:rPr>
+        <w:t xml:space="preserve">This week I will  </w:t>
+      </w:r>
+      <w:r>
+        <w:rPr>
+          <w:color w:val="B9B3A6"/>
+          <w:sz w:val="22"/>
+          <w:szCs w:val="22"/>
+        </w:rPr>
+        <w:t xml:space="preserve">______________________________________</w:t>
+      </w:r>
+    </w:p>
+    <w:p>
+      <w:pPr>
+        <w:spacing w:after="130"/>
+      </w:pPr>
+      <w:r>
+        <w:rPr>
+          <w:b/>
+          <w:bCs/>
+          <w:sz w:val="22"/>
+          <w:szCs w:val="22"/>
+        </w:rPr>
+        <w:t xml:space="preserve">Did I do it?   </w:t>
+      </w:r>
+      <w:r>
+        <w:rPr>
+          <w:color w:val="7A3B69"/>
+          <w:sz w:val="22"/>
+          <w:szCs w:val="22"/>
+        </w:rPr>
+        <w:t xml:space="preserve">(   ) </w:t>
+      </w:r>
+      <w:r>
+        <w:rPr>
+          <w:sz w:val="22"/>
+          <w:szCs w:val="22"/>
+        </w:rPr>
+        <w:t xml:space="preserve">yes    </w:t>
+      </w:r>
+      <w:r>
+        <w:rPr>
+          <w:color w:val="7A3B69"/>
+          <w:sz w:val="22"/>
+          <w:szCs w:val="22"/>
+        </w:rPr>
+        <w:t xml:space="preserve">(   ) </w:t>
+      </w:r>
+      <w:r>
+        <w:rPr>
+          <w:sz w:val="22"/>
+          <w:szCs w:val="22"/>
+        </w:rPr>
+        <w:t xml:space="preserve">not yet    </w:t>
+      </w:r>
+    </w:p>
+    <w:p>
+      <w:pPr>
+        <w:spacing w:after="150"/>
+      </w:pPr>
+      <w:r>
+        <w:rPr>
+          <w:sz w:val="22"/>
+          <w:szCs w:val="22"/>
+        </w:rPr>
+        <w:t xml:space="preserve">What happened  </w:t>
+      </w:r>
+      <w:r>
+        <w:rPr>
+          <w:color w:val="B9B3A6"/>
+          <w:sz w:val="22"/>
+          <w:szCs w:val="22"/>
+        </w:rPr>
+        <w:t xml:space="preserve">______________________________________</w:t>
+      </w:r>
+    </w:p>
+    <w:p>
+      <w:pPr>
+        <w:spacing w:after="150"/>
+      </w:pPr>
+      <w:r>
+        <w:rPr>
+          <w:sz w:val="22"/>
+          <w:szCs w:val="22"/>
+        </w:rPr>
+        <w:t xml:space="preserve">What got in the way  </w:t>
+      </w:r>
+      <w:r>
+        <w:rPr>
+          <w:color w:val="B9B3A6"/>
+          <w:sz w:val="22"/>
+          <w:szCs w:val="22"/>
+        </w:rPr>
+        <w:t xml:space="preserve">______________________________________</w:t>
+      </w:r>
+    </w:p>
+    <w:p>
+      <w:pPr>
+        <w:spacing w:after="150"/>
+      </w:pPr>
+      <w:r>
+        <w:rPr>
+          <w:sz w:val="22"/>
+          <w:szCs w:val="22"/>
+        </w:rPr>
+        <w:t xml:space="preserve">If  </w:t>
+      </w:r>
+      <w:r>
+        <w:rPr>
+          <w:color w:val="B9B3A6"/>
+          <w:sz w:val="22"/>
+          <w:szCs w:val="22"/>
+        </w:rPr>
+        <w:t xml:space="preserve">____________________  </w:t>
+      </w:r>
+      <w:r>
+        <w:rPr>
+          <w:sz w:val="22"/>
+          <w:szCs w:val="22"/>
+        </w:rPr>
+        <w:t xml:space="preserve">then I will  </w:t>
+      </w:r>
+      <w:r>
+        <w:rPr>
+          <w:color w:val="B9B3A6"/>
+          <w:sz w:val="22"/>
+          <w:szCs w:val="22"/>
+        </w:rPr>
+        <w:t xml:space="preserve">____________________</w:t>
+      </w:r>
+    </w:p>
+    <w:p>
+      <w:pPr>
+        <w:spacing w:after="150"/>
+      </w:pPr>
+      <w:r>
+        <w:rPr>
+          <w:sz w:val="22"/>
+          <w:szCs w:val="22"/>
+        </w:rPr>
+        <w:t xml:space="preserve">Next week I will  </w:t>
+      </w:r>
+      <w:r>
+        <w:rPr>
+          <w:color w:val="B9B3A6"/>
+          <w:sz w:val="22"/>
+          <w:szCs w:val="22"/>
+        </w:rPr>
+        <w:t xml:space="preserve">______________________________________</w:t>
+      </w:r>
+    </w:p>
+    <w:p>
+      <w:pPr>
+        <w:pBdr>
+          <w:bottom w:val="single" w:color="B9B3A6" w:sz="6"/>
+        </w:pBdr>
+        <w:spacing w:after="120"/>
+      </w:pPr>
+    </w:p>
+    <w:p>
+      <w:r>
+        <w:br w:type="page"/>
+      </w:r>
+    </w:p>
+    <w:p>
+      <w:pPr>
         <w:spacing w:after="40"/>
       </w:pPr>
       <w:r>
@@ -4602,119 +5877,108 @@
         <w:t xml:space="preserve">My first thoughts about our hills</w:t>
       </w:r>
     </w:p>
-    <w:p>
-      <w:pPr>
-        <w:pStyle w:val="Heading2"/>
-        <w:spacing w:after="80" w:before="200"/>
-      </w:pPr>
-      <w:r>
-        <w:rPr>
-          <w:b/>
-          <w:bCs/>
-          <w:color w:val="7A3B69"/>
-          <w:sz w:val="26"/>
-          <w:szCs w:val="26"/>
-        </w:rPr>
-        <w:t xml:space="preserve">My first thoughts about our hills</w:t>
-      </w:r>
-    </w:p>
-    <w:p>
-      <w:pPr>
-        <w:spacing w:after="120" w:before="0"/>
-      </w:pPr>
-      <w:r>
-        <w:rPr>
-          <w:sz w:val="22"/>
-          <w:szCs w:val="22"/>
-        </w:rPr>
-        <w:t xml:space="preserve">This is your first page. It is about what you notice, not about being right.</w:t>
-      </w:r>
-    </w:p>
-    <w:p>
-      <w:pPr>
-        <w:spacing w:after="120" w:before="0"/>
-      </w:pPr>
-      <w:r>
-        <w:rPr>
-          <w:sz w:val="22"/>
-          <w:szCs w:val="22"/>
-        </w:rPr>
-        <w:t xml:space="preserve">On this page you have room to:</w:t>
-      </w:r>
-    </w:p>
-    <w:p>
-      <w:pPr>
-        <w:pStyle w:val="ListParagraph"/>
-        <w:numPr>
-          <w:ilvl w:val="0"/>
-          <w:numId w:val="1"/>
-        </w:numPr>
-        <w:spacing w:after="60"/>
-      </w:pPr>
-      <w:r>
-        <w:rPr>
-          <w:sz w:val="22"/>
-          <w:szCs w:val="22"/>
-        </w:rPr>
-        <w:t xml:space="preserve">Draw or mark what you see when you look at our hills — the trees, the bare slopes, the rain, the sun.</w:t>
-      </w:r>
-    </w:p>
-    <w:p>
-      <w:pPr>
-        <w:pStyle w:val="ListParagraph"/>
-        <w:numPr>
-          <w:ilvl w:val="0"/>
-          <w:numId w:val="1"/>
-        </w:numPr>
-        <w:spacing w:after="60"/>
-      </w:pPr>
-      <w:r>
-        <w:rPr>
-          <w:sz w:val="22"/>
-          <w:szCs w:val="22"/>
-        </w:rPr>
-        <w:t xml:space="preserve">Mark one thing you already know about our hills.</w:t>
-      </w:r>
-    </w:p>
-    <w:p>
-      <w:pPr>
-        <w:pStyle w:val="ListParagraph"/>
-        <w:numPr>
-          <w:ilvl w:val="0"/>
-          <w:numId w:val="1"/>
-        </w:numPr>
-        <w:spacing w:after="60"/>
-      </w:pPr>
-      <w:r>
-        <w:rPr>
-          <w:sz w:val="22"/>
-          <w:szCs w:val="22"/>
-        </w:rPr>
-        <w:t xml:space="preserve">Draw or mark one thing you wonder about the trees and hills.</w:t>
-      </w:r>
-    </w:p>
-    <w:p>
-      <w:pPr>
-        <w:spacing w:after="120" w:before="0"/>
-      </w:pPr>
-      <w:r>
-        <w:rPr>
-          <w:sz w:val="22"/>
-          <w:szCs w:val="22"/>
-        </w:rPr>
-        <w:t xml:space="preserve">You can use drawings, marks, and a few words. There is no wrong answer here. Keep this page in your research book, so that at the end of the course you can look back and see the first thing you wondered.</w:t>
-      </w:r>
-    </w:p>
-    <w:p>
-      <w:pPr>
-        <w:spacing w:after="120" w:before="0"/>
-      </w:pPr>
-      <w:r>
-        <w:rPr>
-          <w:sz w:val="22"/>
-          <w:szCs w:val="22"/>
-        </w:rPr>
-        <w:t xml:space="preserve">A gentle note: our hills can bring up hard memories, like a landslide or a lost home. You never have to draw or say anything about your own life. Draw only what you want to share.</w:t>
+    <w:tbl>
+      <w:tblPr>
+        <w:tblW w:type="pct" w:w="100%"/>
+        <w:tblBorders>
+          <w:top w:val="single" w:color="auto" w:sz="4"/>
+          <w:left w:val="single" w:color="auto" w:sz="4"/>
+          <w:bottom w:val="single" w:color="auto" w:sz="4"/>
+          <w:right w:val="single" w:color="auto" w:sz="4"/>
+          <w:insideH w:val="single" w:color="auto" w:sz="4"/>
+          <w:insideV w:val="single" w:color="auto" w:sz="4"/>
+        </w:tblBorders>
+      </w:tblPr>
+      <w:tblGrid>
+        <w:gridCol w:w="10800"/>
+      </w:tblGrid>
+      <w:tr>
+        <w:tc>
+          <w:tcPr>
+            <w:tcW w:type="dxa" w:w="10800"/>
+            <w:shd w:fill="F1EEE6"/>
+            <w:tcMar>
+              <w:top w:type="dxa" w:w="100"/>
+              <w:left w:type="dxa" w:w="160"/>
+              <w:bottom w:type="dxa" w:w="100"/>
+              <w:right w:type="dxa" w:w="160"/>
+            </w:tcMar>
+          </w:tcPr>
+          <w:p>
+            <w:pPr>
+              <w:spacing w:after="60"/>
+            </w:pPr>
+            <w:r>
+              <w:rPr>
+                <w:b/>
+                <w:bCs/>
+                <w:color w:val="6E7A2E"/>
+                <w:sz w:val="18"/>
+                <w:szCs w:val="18"/>
+              </w:rPr>
+              <w:t xml:space="preserve">Like this:</w:t>
+            </w:r>
+          </w:p>
+          <w:p>
+            <w:pPr>
+              <w:spacing w:after="40"/>
+            </w:pPr>
+            <w:r>
+              <w:rPr>
+                <w:i/>
+                <w:iCs/>
+                <w:color w:val="3F4A34"/>
+                <w:sz w:val="20"/>
+                <w:szCs w:val="20"/>
+              </w:rPr>
+              <w:t xml:space="preserve">(a drawing of bare hills, brown mud)</w:t>
+            </w:r>
+          </w:p>
+          <w:p>
+            <w:pPr>
+              <w:spacing w:after="40"/>
+            </w:pPr>
+            <w:r>
+              <w:rPr>
+                <w:i/>
+                <w:iCs/>
+                <w:color w:val="3F4A34"/>
+                <w:sz w:val="20"/>
+                <w:szCs w:val="20"/>
+              </w:rPr>
+              <w:t xml:space="preserve">I see:  bare hills.</w:t>
+            </w:r>
+          </w:p>
+          <w:p>
+            <w:pPr>
+              <w:spacing w:after="40"/>
+            </w:pPr>
+            <w:r>
+              <w:rPr>
+                <w:i/>
+                <w:iCs/>
+                <w:color w:val="3F4A34"/>
+                <w:sz w:val="20"/>
+                <w:szCs w:val="20"/>
+              </w:rPr>
+              <w:t xml:space="preserve">I wonder:  will the trees come back?</w:t>
+            </w:r>
+          </w:p>
+        </w:tc>
+      </w:tr>
+    </w:tbl>
+    <w:p>
+      <w:pPr>
+        <w:spacing w:after="120" w:before="80"/>
+      </w:pPr>
+      <w:r>
+        <w:rPr>
+          <w:b/>
+          <w:bCs/>
+          <w:sz w:val="22"/>
+          <w:szCs w:val="22"/>
+        </w:rPr>
+        <w:t xml:space="preserve">What I SEE on our hills — draw it:</w:t>
       </w:r>
     </w:p>
     <w:tbl>
@@ -4734,7 +5998,7 @@
       </w:tblGrid>
       <w:tr>
         <w:trPr>
-          <w:trHeight w:val="3200" w:hRule="atLeast"/>
+          <w:trHeight w:val="1600" w:hRule="atLeast"/>
         </w:trPr>
         <w:tc>
           <w:tcPr>
@@ -4742,216 +6006,189 @@
           </w:tcPr>
           <w:p>
             <w:r>
+              <w:t xml:space="preserve"/>
+            </w:r>
+          </w:p>
+        </w:tc>
+      </w:tr>
+    </w:tbl>
+    <w:p>
+      <w:pPr>
+        <w:spacing w:after="150"/>
+      </w:pPr>
+      <w:r>
+        <w:rPr>
+          <w:sz w:val="22"/>
+          <w:szCs w:val="22"/>
+        </w:rPr>
+        <w:t xml:space="preserve">I wonder  </w:t>
+      </w:r>
+      <w:r>
+        <w:rPr>
+          <w:color w:val="B9B3A6"/>
+          <w:sz w:val="22"/>
+          <w:szCs w:val="22"/>
+        </w:rPr>
+        <w:t xml:space="preserve">______________________________________</w:t>
+      </w:r>
+    </w:p>
+    <w:p>
+      <w:pPr>
+        <w:spacing w:after="150"/>
+      </w:pPr>
+      <w:r>
+        <w:rPr>
+          <w:sz w:val="22"/>
+          <w:szCs w:val="22"/>
+        </w:rPr>
+        <w:t xml:space="preserve">I wonder  </w:t>
+      </w:r>
+      <w:r>
+        <w:rPr>
+          <w:color w:val="B9B3A6"/>
+          <w:sz w:val="22"/>
+          <w:szCs w:val="22"/>
+        </w:rPr>
+        <w:t xml:space="preserve">______________________________________</w:t>
+      </w:r>
+    </w:p>
+    <w:p>
+      <w:pPr>
+        <w:spacing w:after="140" w:before="60"/>
+      </w:pPr>
+      <w:r>
+        <w:rPr>
+          <w:i/>
+          <w:iCs/>
+          <w:color w:val="5A6473"/>
+          <w:sz w:val="16"/>
+          <w:szCs w:val="16"/>
+        </w:rPr>
+        <w:t xml:space="preserve">You can draw or say your answer — your teacher will write it for you if you ask.</w:t>
+      </w:r>
+    </w:p>
+    <w:p>
+      <w:r>
+        <w:br w:type="page"/>
+      </w:r>
+    </w:p>
+    <w:p>
+      <w:pPr>
+        <w:spacing w:after="40"/>
+      </w:pPr>
+      <w:r>
+        <w:rPr>
+          <w:b/>
+          <w:bCs/>
+          <w:color w:val="7A3B69"/>
+          <w:sz w:val="15"/>
+          <w:szCs w:val="15"/>
+        </w:rPr>
+        <w:t xml:space="preserve">RESEARCH BOOK · SET UP YOUR RESEARCH BOOK</w:t>
+      </w:r>
+    </w:p>
+    <w:p>
+      <w:pPr>
+        <w:spacing w:after="120"/>
+      </w:pPr>
+      <w:r>
+        <w:rPr>
+          <w:b/>
+          <w:bCs/>
+          <w:color w:val="1F3A5F"/>
+          <w:sz w:val="30"/>
+          <w:szCs w:val="30"/>
+        </w:rPr>
+        <w:t xml:space="preserve">My research book — cover and how I use it</w:t>
+      </w:r>
+    </w:p>
+    <w:tbl>
+      <w:tblPr>
+        <w:tblW w:type="pct" w:w="100%"/>
+        <w:tblBorders>
+          <w:top w:val="single" w:color="auto" w:sz="4"/>
+          <w:left w:val="single" w:color="auto" w:sz="4"/>
+          <w:bottom w:val="single" w:color="auto" w:sz="4"/>
+          <w:right w:val="single" w:color="auto" w:sz="4"/>
+          <w:insideH w:val="single" w:color="auto" w:sz="4"/>
+          <w:insideV w:val="single" w:color="auto" w:sz="4"/>
+        </w:tblBorders>
+      </w:tblPr>
+      <w:tblGrid>
+        <w:gridCol w:w="10800"/>
+      </w:tblGrid>
+      <w:tr>
+        <w:tc>
+          <w:tcPr>
+            <w:tcW w:type="dxa" w:w="10800"/>
+            <w:shd w:fill="F1EEE6"/>
+            <w:tcMar>
+              <w:top w:type="dxa" w:w="100"/>
+              <w:left w:type="dxa" w:w="160"/>
+              <w:bottom w:type="dxa" w:w="100"/>
+              <w:right w:type="dxa" w:w="160"/>
+            </w:tcMar>
+          </w:tcPr>
+          <w:p>
+            <w:pPr>
+              <w:spacing w:after="60"/>
+            </w:pPr>
+            <w:r>
               <w:rPr>
-                <w:color w:val="5A6473"/>
+                <w:b/>
+                <w:bCs/>
+                <w:color w:val="6E7A2E"/>
                 <w:sz w:val="18"/>
                 <w:szCs w:val="18"/>
               </w:rPr>
-              <w:t xml:space="preserve">My drawing, marks, and words</w:t>
+              <w:t xml:space="preserve">Like this:</w:t>
+            </w:r>
+          </w:p>
+          <w:p>
+            <w:pPr>
+              <w:spacing w:after="40"/>
+            </w:pPr>
+            <w:r>
+              <w:rPr>
+                <w:i/>
+                <w:iCs/>
+                <w:color w:val="3F4A34"/>
+                <w:sz w:val="20"/>
+                <w:szCs w:val="20"/>
+              </w:rPr>
+              <w:t xml:space="preserve">My name / my mark</w:t>
+            </w:r>
+          </w:p>
+          <w:p>
+            <w:pPr>
+              <w:spacing w:after="40"/>
+            </w:pPr>
+            <w:r>
+              <w:rPr>
+                <w:i/>
+                <w:iCs/>
+                <w:color w:val="3F4A34"/>
+                <w:sz w:val="20"/>
+                <w:szCs w:val="20"/>
+              </w:rPr>
+              <w:t xml:space="preserve">(a small drawing of our hills)</w:t>
             </w:r>
           </w:p>
         </w:tc>
       </w:tr>
     </w:tbl>
     <w:p>
-      <w:r>
-        <w:br w:type="page"/>
-      </w:r>
-    </w:p>
-    <w:p>
-      <w:pPr>
-        <w:spacing w:after="40"/>
-      </w:pPr>
-      <w:r>
-        <w:rPr>
-          <w:b/>
-          <w:bCs/>
-          <w:color w:val="7A3B69"/>
-          <w:sz w:val="15"/>
-          <w:szCs w:val="15"/>
-        </w:rPr>
-        <w:t xml:space="preserve">RESEARCH BOOK · SET UP YOUR RESEARCH BOOK</w:t>
-      </w:r>
-    </w:p>
-    <w:p>
-      <w:pPr>
-        <w:spacing w:after="120"/>
-      </w:pPr>
-      <w:r>
-        <w:rPr>
-          <w:b/>
-          <w:bCs/>
-          <w:color w:val="1F3A5F"/>
-          <w:sz w:val="30"/>
-          <w:szCs w:val="30"/>
-        </w:rPr>
-        <w:t xml:space="preserve">My research book — cover and how I use it</w:t>
-      </w:r>
-    </w:p>
-    <w:p>
-      <w:pPr>
-        <w:pStyle w:val="Heading2"/>
-        <w:spacing w:after="80" w:before="200"/>
-      </w:pPr>
-      <w:r>
-        <w:rPr>
-          <w:b/>
-          <w:bCs/>
-          <w:color w:val="7A3B69"/>
-          <w:sz w:val="26"/>
-          <w:szCs w:val="26"/>
-        </w:rPr>
-        <w:t xml:space="preserve">My research book</w:t>
-      </w:r>
-    </w:p>
-    <w:p>
-      <w:pPr>
-        <w:spacing w:after="120" w:before="0"/>
-      </w:pPr>
-      <w:r>
-        <w:rPr>
-          <w:sz w:val="22"/>
-          <w:szCs w:val="22"/>
-        </w:rPr>
-        <w:t xml:space="preserve">This is the front of your book — the book you keep for the whole course.</w:t>
-      </w:r>
-    </w:p>
-    <w:p>
-      <w:pPr>
-        <w:spacing w:after="120" w:before="0"/>
-      </w:pPr>
-      <w:r>
-        <w:rPr>
-          <w:sz w:val="22"/>
-          <w:szCs w:val="22"/>
-        </w:rPr>
-        <w:t xml:space="preserve">On the cover you can:</w:t>
-      </w:r>
-    </w:p>
-    <w:p>
-      <w:pPr>
-        <w:pStyle w:val="ListParagraph"/>
-        <w:numPr>
-          <w:ilvl w:val="0"/>
-          <w:numId w:val="1"/>
-        </w:numPr>
-        <w:spacing w:after="60"/>
-      </w:pPr>
-      <w:r>
-        <w:rPr>
-          <w:sz w:val="22"/>
-          <w:szCs w:val="22"/>
-        </w:rPr>
-        <w:t xml:space="preserve">Put your name or your own mark, so you always know the book is yours.</w:t>
-      </w:r>
-    </w:p>
-    <w:p>
-      <w:pPr>
-        <w:pStyle w:val="ListParagraph"/>
-        <w:numPr>
-          <w:ilvl w:val="0"/>
-          <w:numId w:val="1"/>
-        </w:numPr>
-        <w:spacing w:after="60"/>
-      </w:pPr>
-      <w:r>
-        <w:rPr>
-          <w:sz w:val="22"/>
-          <w:szCs w:val="22"/>
-        </w:rPr>
-        <w:t xml:space="preserve">Draw a small picture of our hills if you wish.</w:t>
-      </w:r>
-    </w:p>
-    <w:p>
-      <w:pPr>
-        <w:spacing w:after="120" w:before="0"/>
-      </w:pPr>
-      <w:r>
-        <w:rPr>
-          <w:sz w:val="22"/>
-          <w:szCs w:val="22"/>
-        </w:rPr>
-        <w:t xml:space="preserve">The next page, "how I use my book", reminds you how the book works:</w:t>
-      </w:r>
-    </w:p>
-    <w:p>
-      <w:pPr>
-        <w:pStyle w:val="ListParagraph"/>
-        <w:numPr>
-          <w:ilvl w:val="0"/>
-          <w:numId w:val="1"/>
-        </w:numPr>
-        <w:spacing w:after="60"/>
-      </w:pPr>
-      <w:r>
-        <w:rPr>
-          <w:sz w:val="22"/>
-          <w:szCs w:val="22"/>
-        </w:rPr>
-        <w:t xml:space="preserve">Drawings and pictures are welcome.</w:t>
-      </w:r>
-    </w:p>
-    <w:p>
-      <w:pPr>
-        <w:pStyle w:val="ListParagraph"/>
-        <w:numPr>
-          <w:ilvl w:val="0"/>
-          <w:numId w:val="1"/>
-        </w:numPr>
-        <w:spacing w:after="60"/>
-      </w:pPr>
-      <w:r>
-        <w:rPr>
-          <w:sz w:val="22"/>
-          <w:szCs w:val="22"/>
-        </w:rPr>
-        <w:t xml:space="preserve">Marks and small signs that mean something to you are welcome.</w:t>
-      </w:r>
-    </w:p>
-    <w:p>
-      <w:pPr>
-        <w:pStyle w:val="ListParagraph"/>
-        <w:numPr>
-          <w:ilvl w:val="0"/>
-          <w:numId w:val="1"/>
-        </w:numPr>
-        <w:spacing w:after="60"/>
-      </w:pPr>
-      <w:r>
-        <w:rPr>
-          <w:sz w:val="22"/>
-          <w:szCs w:val="22"/>
-        </w:rPr>
-        <w:t xml:space="preserve">A few words are fine, when a word helps.</w:t>
-      </w:r>
-    </w:p>
-    <w:p>
-      <w:pPr>
-        <w:pStyle w:val="ListParagraph"/>
-        <w:numPr>
-          <w:ilvl w:val="0"/>
-          <w:numId w:val="1"/>
-        </w:numPr>
-        <w:spacing w:after="60"/>
-      </w:pPr>
-      <w:r>
-        <w:rPr>
-          <w:sz w:val="22"/>
-          <w:szCs w:val="22"/>
-        </w:rPr>
-        <w:t xml:space="preserve">No one marks your book right or wrong. It is yours.</w:t>
-      </w:r>
-    </w:p>
-    <w:p>
-      <w:pPr>
-        <w:spacing w:after="120" w:before="0"/>
-      </w:pPr>
-      <w:r>
-        <w:rPr>
-          <w:sz w:val="22"/>
-          <w:szCs w:val="22"/>
-        </w:rPr>
-        <w:t xml:space="preserve">Keep your book safe, and bring it every time the group meets. If it gets rained on or torn, that is all right — the thinking inside it is what matters.</w:t>
+      <w:pPr>
+        <w:spacing w:after="120" w:before="80"/>
+      </w:pPr>
+      <w:r>
+        <w:rPr>
+          <w:b/>
+          <w:bCs/>
+          <w:sz w:val="22"/>
+          <w:szCs w:val="22"/>
+        </w:rPr>
+        <w:t xml:space="preserve">My name, or my own mark:</w:t>
       </w:r>
     </w:p>
     <w:tbl>
@@ -4971,7 +6208,7 @@
       </w:tblGrid>
       <w:tr>
         <w:trPr>
-          <w:trHeight w:val="3200" w:hRule="atLeast"/>
+          <w:trHeight w:val="900" w:hRule="atLeast"/>
         </w:trPr>
         <w:tc>
           <w:tcPr>
@@ -4979,199 +6216,24 @@
           </w:tcPr>
           <w:p>
             <w:r>
-              <w:rPr>
-                <w:color w:val="5A6473"/>
-                <w:sz w:val="18"/>
-                <w:szCs w:val="18"/>
-              </w:rPr>
-              <w:t xml:space="preserve">My drawing, marks, and words</w:t>
+              <w:t xml:space="preserve"/>
             </w:r>
           </w:p>
         </w:tc>
       </w:tr>
     </w:tbl>
     <w:p>
-      <w:r>
-        <w:br w:type="page"/>
-      </w:r>
-    </w:p>
-    <w:p>
-      <w:pPr>
-        <w:spacing w:after="40"/>
-      </w:pPr>
-      <w:r>
-        <w:rPr>
-          <w:b/>
-          <w:bCs/>
-          <w:color w:val="7A3B69"/>
-          <w:sz w:val="15"/>
-          <w:szCs w:val="15"/>
-        </w:rPr>
-        <w:t xml:space="preserve">RESEARCH BOOK · WHAT GOOD RESEARCH LOOKS LIKE</w:t>
-      </w:r>
-    </w:p>
-    <w:p>
-      <w:pPr>
-        <w:spacing w:after="120"/>
-      </w:pPr>
-      <w:r>
-        <w:rPr>
-          <w:b/>
-          <w:bCs/>
-          <w:color w:val="1F3A5F"/>
-          <w:sz w:val="30"/>
-          <w:szCs w:val="30"/>
-        </w:rPr>
-        <w:t xml:space="preserve">Where I am as a researcher</w:t>
-      </w:r>
-    </w:p>
-    <w:p>
-      <w:pPr>
-        <w:pStyle w:val="Heading2"/>
-        <w:spacing w:after="80" w:before="200"/>
-      </w:pPr>
-      <w:r>
-        <w:rPr>
-          <w:b/>
-          <w:bCs/>
-          <w:color w:val="7A3B69"/>
-          <w:sz w:val="26"/>
-          <w:szCs w:val="26"/>
-        </w:rPr>
-        <w:t xml:space="preserve">Where I am as a researcher</w:t>
-      </w:r>
-    </w:p>
-    <w:p>
       <w:pPr>
         <w:spacing w:after="120" w:before="0"/>
       </w:pPr>
       <w:r>
         <w:rPr>
-          <w:sz w:val="22"/>
-          <w:szCs w:val="22"/>
-        </w:rPr>
-        <w:t xml:space="preserve">This page is a path in pictures, from just starting out to finding out carefully and fairly on your own. It is not a test. It is a way to see how you grow.</w:t>
-      </w:r>
-    </w:p>
-    <w:p>
-      <w:pPr>
-        <w:spacing w:after="120" w:before="0"/>
-      </w:pPr>
-      <w:r>
-        <w:rPr>
-          <w:sz w:val="22"/>
-          <w:szCs w:val="22"/>
-        </w:rPr>
-        <w:t xml:space="preserve">You use this page twice:</w:t>
-      </w:r>
-    </w:p>
-    <w:p>
-      <w:pPr>
-        <w:pStyle w:val="ListParagraph"/>
-        <w:numPr>
-          <w:ilvl w:val="0"/>
-          <w:numId w:val="1"/>
-        </w:numPr>
-        <w:spacing w:after="60"/>
-      </w:pPr>
-      <w:r>
-        <w:rPr>
-          <w:sz w:val="22"/>
-          <w:szCs w:val="22"/>
-        </w:rPr>
-        <w:t xml:space="preserve">Near the start of the course, you mark where you feel you are now. Near the start is a fine place to be.</w:t>
-      </w:r>
-    </w:p>
-    <w:p>
-      <w:pPr>
-        <w:pStyle w:val="ListParagraph"/>
-        <w:numPr>
-          <w:ilvl w:val="0"/>
-          <w:numId w:val="1"/>
-        </w:numPr>
-        <w:spacing w:after="60"/>
-      </w:pPr>
-      <w:r>
-        <w:rPr>
-          <w:sz w:val="22"/>
-          <w:szCs w:val="22"/>
-        </w:rPr>
-        <w:t xml:space="preserve">At the end of the course, you mark again — and you can see how far you have moved.</w:t>
-      </w:r>
-    </w:p>
-    <w:p>
-      <w:pPr>
-        <w:spacing w:after="120" w:before="0"/>
-      </w:pPr>
-      <w:r>
-        <w:rPr>
-          <w:sz w:val="22"/>
-          <w:szCs w:val="22"/>
-        </w:rPr>
-        <w:t xml:space="preserve">On the page there is room to:</w:t>
-      </w:r>
-    </w:p>
-    <w:p>
-      <w:pPr>
-        <w:pStyle w:val="ListParagraph"/>
-        <w:numPr>
-          <w:ilvl w:val="0"/>
-          <w:numId w:val="1"/>
-        </w:numPr>
-        <w:spacing w:after="60"/>
-      </w:pPr>
-      <w:r>
-        <w:rPr>
-          <w:sz w:val="22"/>
-          <w:szCs w:val="22"/>
-        </w:rPr>
-        <w:t xml:space="preserve">Mark your place on the path now.</w:t>
-      </w:r>
-    </w:p>
-    <w:p>
-      <w:pPr>
-        <w:pStyle w:val="ListParagraph"/>
-        <w:numPr>
-          <w:ilvl w:val="0"/>
-          <w:numId w:val="1"/>
-        </w:numPr>
-        <w:spacing w:after="60"/>
-      </w:pPr>
-      <w:r>
-        <w:rPr>
-          <w:sz w:val="22"/>
-          <w:szCs w:val="22"/>
-        </w:rPr>
-        <w:t xml:space="preserve">Mark your place on the path at the end.</w:t>
-      </w:r>
-    </w:p>
-    <w:p>
-      <w:pPr>
-        <w:pStyle w:val="ListParagraph"/>
-        <w:numPr>
-          <w:ilvl w:val="0"/>
-          <w:numId w:val="1"/>
-        </w:numPr>
-        <w:spacing w:after="60"/>
-      </w:pPr>
-      <w:r>
-        <w:rPr>
-          <w:sz w:val="22"/>
-          <w:szCs w:val="22"/>
-        </w:rPr>
-        <w:t xml:space="preserve">Draw or mark one way you have grown as a researcher.</w:t>
-      </w:r>
-    </w:p>
-    <w:p>
-      <w:pPr>
-        <w:spacing w:after="120" w:before="0"/>
-      </w:pPr>
-      <w:r>
-        <w:rPr>
-          <w:sz w:val="22"/>
-          <w:szCs w:val="22"/>
-        </w:rPr>
-        <w:t xml:space="preserve">There is no wrong answer, and no one marks this page right or wrong. Keep it in your research book so you can find it again on the last day.</w:t>
+          <w:b/>
+          <w:bCs/>
+          <w:sz w:val="22"/>
+          <w:szCs w:val="22"/>
+        </w:rPr>
+        <w:t xml:space="preserve">A drawing of our hills:</w:t>
       </w:r>
     </w:p>
     <w:tbl>
@@ -5191,7 +6253,7 @@
       </w:tblGrid>
       <w:tr>
         <w:trPr>
-          <w:trHeight w:val="3200" w:hRule="atLeast"/>
+          <w:trHeight w:val="1600" w:hRule="atLeast"/>
         </w:trPr>
         <w:tc>
           <w:tcPr>
@@ -5199,114 +6261,253 @@
           </w:tcPr>
           <w:p>
             <w:r>
+              <w:t xml:space="preserve"/>
+            </w:r>
+          </w:p>
+        </w:tc>
+      </w:tr>
+    </w:tbl>
+    <w:p>
+      <w:pPr>
+        <w:spacing w:after="120" w:before="0"/>
+      </w:pPr>
+      <w:r>
+        <w:rPr>
+          <w:b/>
+          <w:bCs/>
+          <w:sz w:val="22"/>
+          <w:szCs w:val="22"/>
+        </w:rPr>
+        <w:t xml:space="preserve">How I use my book:</w:t>
+      </w:r>
+    </w:p>
+    <w:p>
+      <w:pPr>
+        <w:spacing w:after="70"/>
+      </w:pPr>
+      <w:r>
+        <w:rPr>
+          <w:color w:val="7A3B69"/>
+          <w:sz w:val="22"/>
+          <w:szCs w:val="22"/>
+        </w:rPr>
+        <w:t xml:space="preserve">[   ]  </w:t>
+      </w:r>
+      <w:r>
+        <w:rPr>
+          <w:sz w:val="22"/>
+          <w:szCs w:val="22"/>
+        </w:rPr>
+        <w:t xml:space="preserve">I can draw</w:t>
+      </w:r>
+    </w:p>
+    <w:p>
+      <w:pPr>
+        <w:spacing w:after="70"/>
+      </w:pPr>
+      <w:r>
+        <w:rPr>
+          <w:color w:val="7A3B69"/>
+          <w:sz w:val="22"/>
+          <w:szCs w:val="22"/>
+        </w:rPr>
+        <w:t xml:space="preserve">[   ]  </w:t>
+      </w:r>
+      <w:r>
+        <w:rPr>
+          <w:sz w:val="22"/>
+          <w:szCs w:val="22"/>
+        </w:rPr>
+        <w:t xml:space="preserve">I can make marks</w:t>
+      </w:r>
+    </w:p>
+    <w:p>
+      <w:pPr>
+        <w:spacing w:after="70"/>
+      </w:pPr>
+      <w:r>
+        <w:rPr>
+          <w:color w:val="7A3B69"/>
+          <w:sz w:val="22"/>
+          <w:szCs w:val="22"/>
+        </w:rPr>
+        <w:t xml:space="preserve">[   ]  </w:t>
+      </w:r>
+      <w:r>
+        <w:rPr>
+          <w:sz w:val="22"/>
+          <w:szCs w:val="22"/>
+        </w:rPr>
+        <w:t xml:space="preserve">I can use a few words</w:t>
+      </w:r>
+    </w:p>
+    <w:p>
+      <w:pPr>
+        <w:spacing w:after="70"/>
+      </w:pPr>
+      <w:r>
+        <w:rPr>
+          <w:color w:val="7A3B69"/>
+          <w:sz w:val="22"/>
+          <w:szCs w:val="22"/>
+        </w:rPr>
+        <w:t xml:space="preserve">[   ]  </w:t>
+      </w:r>
+      <w:r>
+        <w:rPr>
+          <w:sz w:val="22"/>
+          <w:szCs w:val="22"/>
+        </w:rPr>
+        <w:t xml:space="preserve">No one marks my book right or wrong</w:t>
+      </w:r>
+    </w:p>
+    <w:p>
+      <w:r>
+        <w:br w:type="page"/>
+      </w:r>
+    </w:p>
+    <w:p>
+      <w:pPr>
+        <w:spacing w:after="40"/>
+      </w:pPr>
+      <w:r>
+        <w:rPr>
+          <w:b/>
+          <w:bCs/>
+          <w:color w:val="7A3B69"/>
+          <w:sz w:val="15"/>
+          <w:szCs w:val="15"/>
+        </w:rPr>
+        <w:t xml:space="preserve">RESEARCH BOOK · WHAT GOOD RESEARCH LOOKS LIKE</w:t>
+      </w:r>
+    </w:p>
+    <w:p>
+      <w:pPr>
+        <w:spacing w:after="120"/>
+      </w:pPr>
+      <w:r>
+        <w:rPr>
+          <w:b/>
+          <w:bCs/>
+          <w:color w:val="1F3A5F"/>
+          <w:sz w:val="30"/>
+          <w:szCs w:val="30"/>
+        </w:rPr>
+        <w:t xml:space="preserve">Where I am as a researcher</w:t>
+      </w:r>
+    </w:p>
+    <w:p>
+      <w:pPr>
+        <w:spacing w:after="120" w:before="0"/>
+      </w:pPr>
+      <w:r>
+        <w:rPr>
+          <w:sz w:val="22"/>
+          <w:szCs w:val="22"/>
+        </w:rPr>
+        <w:t xml:space="preserve">A researcher grows from guessing to finding out. Put a mark where you are — at the start, and again at the end.</w:t>
+      </w:r>
+    </w:p>
+    <w:tbl>
+      <w:tblPr>
+        <w:tblW w:type="pct" w:w="100%"/>
+        <w:tblBorders>
+          <w:top w:val="single" w:color="auto" w:sz="4"/>
+          <w:left w:val="single" w:color="auto" w:sz="4"/>
+          <w:bottom w:val="single" w:color="auto" w:sz="4"/>
+          <w:right w:val="single" w:color="auto" w:sz="4"/>
+          <w:insideH w:val="single" w:color="auto" w:sz="4"/>
+          <w:insideV w:val="single" w:color="auto" w:sz="4"/>
+        </w:tblBorders>
+      </w:tblPr>
+      <w:tblGrid>
+        <w:gridCol w:w="10800"/>
+      </w:tblGrid>
+      <w:tr>
+        <w:tc>
+          <w:tcPr>
+            <w:tcW w:type="dxa" w:w="10800"/>
+            <w:shd w:fill="F1EEE6"/>
+            <w:tcMar>
+              <w:top w:type="dxa" w:w="100"/>
+              <w:left w:type="dxa" w:w="160"/>
+              <w:bottom w:type="dxa" w:w="100"/>
+              <w:right w:type="dxa" w:w="160"/>
+            </w:tcMar>
+          </w:tcPr>
+          <w:p>
+            <w:pPr>
+              <w:spacing w:after="60"/>
+            </w:pPr>
+            <w:r>
               <w:rPr>
-                <w:color w:val="5A6473"/>
+                <w:b/>
+                <w:bCs/>
+                <w:color w:val="6E7A2E"/>
                 <w:sz w:val="18"/>
                 <w:szCs w:val="18"/>
               </w:rPr>
-              <w:t xml:space="preserve">My drawing, marks, and words</w:t>
+              <w:t xml:space="preserve">Like this:</w:t>
+            </w:r>
+          </w:p>
+          <w:p>
+            <w:pPr>
+              <w:spacing w:after="40"/>
+            </w:pPr>
+            <w:r>
+              <w:rPr>
+                <w:i/>
+                <w:iCs/>
+                <w:color w:val="3F4A34"/>
+                <w:sz w:val="20"/>
+                <w:szCs w:val="20"/>
+              </w:rPr>
+              <w:t xml:space="preserve">guess  —  ask  —  check  —  FIND OUT</w:t>
+            </w:r>
+          </w:p>
+          <w:p>
+            <w:pPr>
+              <w:spacing w:after="40"/>
+            </w:pPr>
+            <w:r>
+              <w:rPr>
+                <w:i/>
+                <w:iCs/>
+                <w:color w:val="3F4A34"/>
+                <w:sz w:val="20"/>
+                <w:szCs w:val="20"/>
+              </w:rPr>
+              <w:t xml:space="preserve">                        ○  (near the start)</w:t>
             </w:r>
           </w:p>
         </w:tc>
       </w:tr>
     </w:tbl>
     <w:p>
-      <w:r>
-        <w:br w:type="page"/>
-      </w:r>
-    </w:p>
-    <w:p>
-      <w:pPr>
-        <w:spacing w:after="40"/>
-      </w:pPr>
-      <w:r>
-        <w:rPr>
-          <w:b/>
-          <w:bCs/>
-          <w:color w:val="7A3B69"/>
-          <w:sz w:val="15"/>
-          <w:szCs w:val="15"/>
-        </w:rPr>
-        <w:t xml:space="preserve">RESEARCH BOOK · WHAT WE ALREADY KNOW</w:t>
-      </w:r>
-    </w:p>
-    <w:p>
-      <w:pPr>
-        <w:spacing w:after="120"/>
-      </w:pPr>
-      <w:r>
-        <w:rPr>
-          <w:b/>
-          <w:bCs/>
+      <w:pPr>
+        <w:spacing w:after="120" w:before="100"/>
+      </w:pPr>
+      <w:r>
+        <w:rPr>
+          <w:b/>
+          <w:bCs/>
+          <w:sz w:val="22"/>
+          <w:szCs w:val="22"/>
+        </w:rPr>
+        <w:t xml:space="preserve">At the START of our course:</w:t>
+      </w:r>
+    </w:p>
+    <w:p>
+      <w:pPr>
+        <w:spacing w:after="120" w:before="0"/>
+      </w:pPr>
+      <w:r>
+        <w:rPr>
           <w:color w:val="1F3A5F"/>
-          <w:sz w:val="30"/>
-          <w:szCs w:val="30"/>
-        </w:rPr>
-        <w:t xml:space="preserve">What we know / what we want to find out</w:t>
-      </w:r>
-    </w:p>
-    <w:p>
-      <w:pPr>
-        <w:pStyle w:val="Heading2"/>
-        <w:spacing w:after="80" w:before="200"/>
-      </w:pPr>
-      <w:r>
-        <w:rPr>
-          <w:b/>
-          <w:bCs/>
-          <w:color w:val="7A3B69"/>
-          <w:sz w:val="26"/>
-          <w:szCs w:val="26"/>
-        </w:rPr>
-        <w:t xml:space="preserve">What we know / what we want to find out</w:t>
-      </w:r>
-    </w:p>
-    <w:p>
-      <w:pPr>
-        <w:spacing w:after="120" w:before="0"/>
-      </w:pPr>
-      <w:r>
-        <w:rPr>
-          <w:sz w:val="22"/>
-          <w:szCs w:val="22"/>
-        </w:rPr>
-        <w:t xml:space="preserve">This page has two sides, like our wall.</w:t>
-      </w:r>
-    </w:p>
-    <w:p>
-      <w:pPr>
-        <w:spacing w:after="120" w:before="0"/>
-      </w:pPr>
-      <w:r>
-        <w:rPr>
-          <w:sz w:val="22"/>
-          <w:szCs w:val="22"/>
-        </w:rPr>
-        <w:t xml:space="preserve">On one side — "what I already know" — put the things you know about our hills and trees: how they looked before, the clearing, the mud when it rains, the heat. Use marks, drawings, or a few words.</w:t>
-      </w:r>
-    </w:p>
-    <w:p>
-      <w:pPr>
-        <w:spacing w:after="120" w:before="0"/>
-      </w:pPr>
-      <w:r>
-        <w:rPr>
-          <w:sz w:val="22"/>
-          <w:szCs w:val="22"/>
-        </w:rPr>
-        <w:t xml:space="preserve">On the other side — "what I still want to find out" — put the questions you have, and the things we only think but do not yet truly know.</w:t>
-      </w:r>
-    </w:p>
-    <w:p>
-      <w:pPr>
-        <w:spacing w:after="120" w:before="0"/>
-      </w:pPr>
-      <w:r>
-        <w:rPr>
-          <w:sz w:val="22"/>
-          <w:szCs w:val="22"/>
-        </w:rPr>
-        <w:t xml:space="preserve">You can add to this page any time. When you find something out, move it across to "what I know". Keep this page in your research book — it shows how your thinking grows across the whole course.</w:t>
+          <w:sz w:val="24"/>
+          <w:szCs w:val="24"/>
+        </w:rPr>
+        <w:t xml:space="preserve">guess  —  ask  —  check  —  find out</w:t>
       </w:r>
     </w:p>
     <w:tbl>
@@ -5326,7 +6527,7 @@
       </w:tblGrid>
       <w:tr>
         <w:trPr>
-          <w:trHeight w:val="3200" w:hRule="atLeast"/>
+          <w:trHeight w:val="500" w:hRule="atLeast"/>
         </w:trPr>
         <w:tc>
           <w:tcPr>
@@ -5339,109 +6540,37 @@
                 <w:sz w:val="18"/>
                 <w:szCs w:val="18"/>
               </w:rPr>
-              <w:t xml:space="preserve">My drawing, marks, and words</w:t>
+              <w:t xml:space="preserve">put a ○ where you are</w:t>
             </w:r>
           </w:p>
         </w:tc>
       </w:tr>
     </w:tbl>
     <w:p>
-      <w:r>
-        <w:br w:type="page"/>
-      </w:r>
-    </w:p>
-    <w:p>
-      <w:pPr>
-        <w:spacing w:after="40"/>
-      </w:pPr>
-      <w:r>
-        <w:rPr>
-          <w:b/>
-          <w:bCs/>
-          <w:color w:val="7A3B69"/>
-          <w:sz w:val="15"/>
-          <w:szCs w:val="15"/>
-        </w:rPr>
-        <w:t xml:space="preserve">RESEARCH BOOK · WHO AND WHAT IS CONNECTED TO OUR CHALLENGE</w:t>
-      </w:r>
-    </w:p>
-    <w:p>
-      <w:pPr>
-        <w:spacing w:after="120"/>
-      </w:pPr>
-      <w:r>
-        <w:rPr>
-          <w:b/>
-          <w:bCs/>
+      <w:pPr>
+        <w:spacing w:after="120" w:before="140"/>
+      </w:pPr>
+      <w:r>
+        <w:rPr>
+          <w:b/>
+          <w:bCs/>
+          <w:sz w:val="22"/>
+          <w:szCs w:val="22"/>
+        </w:rPr>
+        <w:t xml:space="preserve">At the END of our course:</w:t>
+      </w:r>
+    </w:p>
+    <w:p>
+      <w:pPr>
+        <w:spacing w:after="120" w:before="0"/>
+      </w:pPr>
+      <w:r>
+        <w:rPr>
           <w:color w:val="1F3A5F"/>
-          <w:sz w:val="30"/>
-          <w:szCs w:val="30"/>
-        </w:rPr>
-        <w:t xml:space="preserve">Our community map</w:t>
-      </w:r>
-    </w:p>
-    <w:p>
-      <w:pPr>
-        <w:pStyle w:val="Heading2"/>
-        <w:spacing w:after="80" w:before="200"/>
-      </w:pPr>
-      <w:r>
-        <w:rPr>
-          <w:b/>
-          <w:bCs/>
-          <w:color w:val="7A3B69"/>
-          <w:sz w:val="26"/>
-          <w:szCs w:val="26"/>
-        </w:rPr>
-        <w:t xml:space="preserve">Our community map</w:t>
-      </w:r>
-    </w:p>
-    <w:p>
-      <w:pPr>
-        <w:spacing w:after="120" w:before="0"/>
-      </w:pPr>
-      <w:r>
-        <w:rPr>
-          <w:sz w:val="22"/>
-          <w:szCs w:val="22"/>
-        </w:rPr>
-        <w:t xml:space="preserve">This is your own small map of what is connected to our hills and trees.</w:t>
-      </w:r>
-    </w:p>
-    <w:p>
-      <w:pPr>
-        <w:spacing w:after="120" w:before="0"/>
-      </w:pPr>
-      <w:r>
-        <w:rPr>
-          <w:sz w:val="22"/>
-          <w:szCs w:val="22"/>
-        </w:rPr>
-        <w:t xml:space="preserve">In the middle, draw our hills. Around them, draw the people, groups, places, and things joined to them: who remembers the forest, who lives on the slopes, what strips the hills, what helps them recover, where it floods or slides. Draw lines to show what is joined to what.</w:t>
-      </w:r>
-    </w:p>
-    <w:p>
-      <w:pPr>
-        <w:spacing w:after="120" w:before="0"/>
-      </w:pPr>
-      <w:r>
-        <w:rPr>
-          <w:sz w:val="22"/>
-          <w:szCs w:val="22"/>
-        </w:rPr>
-        <w:t xml:space="preserve">Mark the people you could safely and kindly learn from later. Remember: always ask permission first, and never use anyone's name.</w:t>
-      </w:r>
-    </w:p>
-    <w:p>
-      <w:pPr>
-        <w:spacing w:after="120" w:before="0"/>
-      </w:pPr>
-      <w:r>
-        <w:rPr>
-          <w:sz w:val="22"/>
-          <w:szCs w:val="22"/>
-        </w:rPr>
-        <w:t xml:space="preserve">You can add to this page as you notice more on your way through the camp. Keep it in your research book — it helps you plan who to talk to when we gather evidence.</w:t>
+          <w:sz w:val="24"/>
+          <w:szCs w:val="24"/>
+        </w:rPr>
+        <w:t xml:space="preserve">guess  —  ask  —  check  —  find out</w:t>
       </w:r>
     </w:p>
     <w:tbl>
@@ -5461,7 +6590,7 @@
       </w:tblGrid>
       <w:tr>
         <w:trPr>
-          <w:trHeight w:val="3200" w:hRule="atLeast"/>
+          <w:trHeight w:val="500" w:hRule="atLeast"/>
         </w:trPr>
         <w:tc>
           <w:tcPr>
@@ -5474,7 +6603,7 @@
                 <w:sz w:val="18"/>
                 <w:szCs w:val="18"/>
               </w:rPr>
-              <w:t xml:space="preserve">My drawing, marks, and words</w:t>
+              <w:t xml:space="preserve">put a ✓ where you are now</w:t>
             </w:r>
           </w:p>
         </w:tc>
@@ -5497,7 +6626,7 @@
           <w:sz w:val="15"/>
           <w:szCs w:val="15"/>
         </w:rPr>
-        <w:t xml:space="preserve">RESEARCH BOOK · MAKE OUR RESEARCH QUESTION OUR OWN</w:t>
+        <w:t xml:space="preserve">RESEARCH BOOK · WHAT WE ALREADY KNOW</w:t>
       </w:r>
     </w:p>
     <w:p>
@@ -5512,23 +6641,264 @@
           <w:sz w:val="30"/>
           <w:szCs w:val="30"/>
         </w:rPr>
-        <w:t xml:space="preserve">Our research question and our four sub-questions</w:t>
-      </w:r>
-    </w:p>
-    <w:p>
-      <w:pPr>
-        <w:pStyle w:val="Heading2"/>
-        <w:spacing w:after="80" w:before="200"/>
+        <w:t xml:space="preserve">What we know / what we want to find out</w:t>
+      </w:r>
+    </w:p>
+    <w:tbl>
+      <w:tblPr>
+        <w:tblW w:type="pct" w:w="100%"/>
+        <w:tblBorders>
+          <w:top w:val="single" w:color="auto" w:sz="4"/>
+          <w:left w:val="single" w:color="auto" w:sz="4"/>
+          <w:bottom w:val="single" w:color="auto" w:sz="4"/>
+          <w:right w:val="single" w:color="auto" w:sz="4"/>
+          <w:insideH w:val="single" w:color="auto" w:sz="4"/>
+          <w:insideV w:val="single" w:color="auto" w:sz="4"/>
+        </w:tblBorders>
+      </w:tblPr>
+      <w:tblGrid>
+        <w:gridCol w:w="10800"/>
+      </w:tblGrid>
+      <w:tr>
+        <w:tc>
+          <w:tcPr>
+            <w:tcW w:type="dxa" w:w="10800"/>
+            <w:shd w:fill="F1EEE6"/>
+            <w:tcMar>
+              <w:top w:type="dxa" w:w="100"/>
+              <w:left w:type="dxa" w:w="160"/>
+              <w:bottom w:type="dxa" w:w="100"/>
+              <w:right w:type="dxa" w:w="160"/>
+            </w:tcMar>
+          </w:tcPr>
+          <w:p>
+            <w:pPr>
+              <w:spacing w:after="60"/>
+            </w:pPr>
+            <w:r>
+              <w:rPr>
+                <w:b/>
+                <w:bCs/>
+                <w:color w:val="6E7A2E"/>
+                <w:sz w:val="18"/>
+                <w:szCs w:val="18"/>
+              </w:rPr>
+              <w:t xml:space="preserve">Like this:</w:t>
+            </w:r>
+          </w:p>
+          <w:p>
+            <w:pPr>
+              <w:spacing w:after="40"/>
+            </w:pPr>
+            <w:r>
+              <w:rPr>
+                <w:i/>
+                <w:iCs/>
+                <w:color w:val="3F4A34"/>
+                <w:sz w:val="20"/>
+                <w:szCs w:val="20"/>
+              </w:rPr>
+              <w:t xml:space="preserve">We know:  the hills were full of trees before.</w:t>
+            </w:r>
+          </w:p>
+          <w:p>
+            <w:pPr>
+              <w:spacing w:after="40"/>
+            </w:pPr>
+            <w:r>
+              <w:rPr>
+                <w:i/>
+                <w:iCs/>
+                <w:color w:val="3F4A34"/>
+                <w:sz w:val="20"/>
+                <w:szCs w:val="20"/>
+              </w:rPr>
+              <w:t xml:space="preserve">We want to find out:  why the soil slides now.</w:t>
+            </w:r>
+          </w:p>
+        </w:tc>
+      </w:tr>
+    </w:tbl>
+    <w:tbl>
+      <w:tblPr>
+        <w:tblW w:type="pct" w:w="100%"/>
+        <w:tblBorders>
+          <w:top w:val="single" w:color="auto" w:sz="4"/>
+          <w:left w:val="single" w:color="auto" w:sz="4"/>
+          <w:bottom w:val="single" w:color="auto" w:sz="4"/>
+          <w:right w:val="single" w:color="auto" w:sz="4"/>
+          <w:insideH w:val="single" w:color="auto" w:sz="4"/>
+          <w:insideV w:val="single" w:color="auto" w:sz="4"/>
+        </w:tblBorders>
+      </w:tblPr>
+      <w:tblGrid>
+        <w:gridCol w:w="5400"/>
+        <w:gridCol w:w="5400"/>
+      </w:tblGrid>
+      <w:tr>
+        <w:tc>
+          <w:tcPr>
+            <w:tcW w:type="dxa" w:w="5400"/>
+            <w:shd w:fill="F1EEE6"/>
+            <w:tcMar>
+              <w:top w:type="dxa" w:w="60"/>
+              <w:left w:type="dxa" w:w="100"/>
+              <w:bottom w:type="dxa" w:w="60"/>
+              <w:right w:type="dxa" w:w="100"/>
+            </w:tcMar>
+          </w:tcPr>
+          <w:p>
+            <w:r>
+              <w:rPr>
+                <w:b/>
+                <w:bCs/>
+                <w:color w:val="1F3A5F"/>
+                <w:sz w:val="18"/>
+                <w:szCs w:val="18"/>
+              </w:rPr>
+              <w:t xml:space="preserve">What we KNOW about our hills</w:t>
+            </w:r>
+          </w:p>
+        </w:tc>
+        <w:tc>
+          <w:tcPr>
+            <w:tcW w:type="dxa" w:w="5400"/>
+            <w:shd w:fill="F1EEE6"/>
+            <w:tcMar>
+              <w:top w:type="dxa" w:w="60"/>
+              <w:left w:type="dxa" w:w="100"/>
+              <w:bottom w:type="dxa" w:w="60"/>
+              <w:right w:type="dxa" w:w="100"/>
+            </w:tcMar>
+          </w:tcPr>
+          <w:p>
+            <w:r>
+              <w:rPr>
+                <w:b/>
+                <w:bCs/>
+                <w:color w:val="1F3A5F"/>
+                <w:sz w:val="18"/>
+                <w:szCs w:val="18"/>
+              </w:rPr>
+              <w:t xml:space="preserve">What we WANT to find out</w:t>
+            </w:r>
+          </w:p>
+        </w:tc>
+      </w:tr>
+      <w:tr>
+        <w:trPr>
+          <w:trHeight w:val="2600" w:hRule="atLeast"/>
+        </w:trPr>
+        <w:tc>
+          <w:tcPr>
+            <w:tcW w:type="dxa" w:w="5400"/>
+          </w:tcPr>
+          <w:p>
+            <w:r>
+              <w:t xml:space="preserve"/>
+            </w:r>
+          </w:p>
+        </w:tc>
+        <w:tc>
+          <w:tcPr>
+            <w:tcW w:type="dxa" w:w="5400"/>
+          </w:tcPr>
+          <w:p>
+            <w:r>
+              <w:t xml:space="preserve"/>
+            </w:r>
+          </w:p>
+        </w:tc>
+      </w:tr>
+    </w:tbl>
+    <w:p>
+      <w:pPr>
+        <w:spacing w:after="150"/>
+      </w:pPr>
+      <w:r>
+        <w:rPr>
+          <w:sz w:val="22"/>
+          <w:szCs w:val="22"/>
+        </w:rPr>
+        <w:t xml:space="preserve">We know  </w:t>
+      </w:r>
+      <w:r>
+        <w:rPr>
+          <w:color w:val="B9B3A6"/>
+          <w:sz w:val="22"/>
+          <w:szCs w:val="22"/>
+        </w:rPr>
+        <w:t xml:space="preserve">______________________________________</w:t>
+      </w:r>
+    </w:p>
+    <w:p>
+      <w:pPr>
+        <w:spacing w:after="150"/>
+      </w:pPr>
+      <w:r>
+        <w:rPr>
+          <w:sz w:val="22"/>
+          <w:szCs w:val="22"/>
+        </w:rPr>
+        <w:t xml:space="preserve">We want to find out  </w:t>
+      </w:r>
+      <w:r>
+        <w:rPr>
+          <w:color w:val="B9B3A6"/>
+          <w:sz w:val="22"/>
+          <w:szCs w:val="22"/>
+        </w:rPr>
+        <w:t xml:space="preserve">______________________________________</w:t>
+      </w:r>
+    </w:p>
+    <w:p>
+      <w:pPr>
+        <w:spacing w:after="140" w:before="60"/>
+      </w:pPr>
+      <w:r>
+        <w:rPr>
+          <w:i/>
+          <w:iCs/>
+          <w:color w:val="5A6473"/>
+          <w:sz w:val="16"/>
+          <w:szCs w:val="16"/>
+        </w:rPr>
+        <w:t xml:space="preserve">You can draw or say your answer — your teacher will write it for you if you ask.</w:t>
+      </w:r>
+    </w:p>
+    <w:p>
+      <w:r>
+        <w:br w:type="page"/>
+      </w:r>
+    </w:p>
+    <w:p>
+      <w:pPr>
+        <w:spacing w:after="40"/>
       </w:pPr>
       <w:r>
         <w:rPr>
           <w:b/>
           <w:bCs/>
           <w:color w:val="7A3B69"/>
-          <w:sz w:val="26"/>
-          <w:szCs w:val="26"/>
-        </w:rPr>
-        <w:t xml:space="preserve">Our research question and our four sub-questions</w:t>
+          <w:sz w:val="15"/>
+          <w:szCs w:val="15"/>
+        </w:rPr>
+        <w:t xml:space="preserve">RESEARCH BOOK · WHO AND WHAT IS CONNECTED TO OUR CHALLENGE</w:t>
+      </w:r>
+    </w:p>
+    <w:p>
+      <w:pPr>
+        <w:spacing w:after="120"/>
+      </w:pPr>
+      <w:r>
+        <w:rPr>
+          <w:b/>
+          <w:bCs/>
+          <w:color w:val="1F3A5F"/>
+          <w:sz w:val="30"/>
+          <w:szCs w:val="30"/>
+        </w:rPr>
+        <w:t xml:space="preserve">Our community map</w:t>
       </w:r>
     </w:p>
     <w:p>
@@ -5540,113 +6910,69 @@
           <w:sz w:val="22"/>
           <w:szCs w:val="22"/>
         </w:rPr>
-        <w:t xml:space="preserve">At the top of this page is our whole group's research question: what happens to our hills without trees, and what changes when trees and plants grow back? Write it, draw it, or both.</w:t>
-      </w:r>
-    </w:p>
-    <w:p>
-      <w:pPr>
-        <w:spacing w:after="120" w:before="0"/>
-      </w:pPr>
-      <w:r>
-        <w:rPr>
-          <w:sz w:val="22"/>
-          <w:szCs w:val="22"/>
-        </w:rPr>
-        <w:t xml:space="preserve">Below it, the page has room for our four sub-questions:</w:t>
-      </w:r>
-    </w:p>
-    <w:p>
-      <w:pPr>
-        <w:pStyle w:val="ListParagraph"/>
-        <w:numPr>
-          <w:ilvl w:val="0"/>
-          <w:numId w:val="1"/>
-        </w:numPr>
-        <w:spacing w:after="60"/>
-      </w:pPr>
-      <w:r>
-        <w:rPr>
-          <w:sz w:val="22"/>
-          <w:szCs w:val="22"/>
-        </w:rPr>
-        <w:t xml:space="preserve">Before, our hills were …; now, they are … (what changed?)</w:t>
-      </w:r>
-    </w:p>
-    <w:p>
-      <w:pPr>
-        <w:pStyle w:val="ListParagraph"/>
-        <w:numPr>
-          <w:ilvl w:val="0"/>
-          <w:numId w:val="1"/>
-        </w:numPr>
-        <w:spacing w:after="60"/>
-      </w:pPr>
-      <w:r>
-        <w:rPr>
-          <w:sz w:val="22"/>
-          <w:szCs w:val="22"/>
-        </w:rPr>
-        <w:t xml:space="preserve">What happens to a bare hill in the heavy rain, and in the hot sun?</w:t>
-      </w:r>
-    </w:p>
-    <w:p>
-      <w:pPr>
-        <w:pStyle w:val="ListParagraph"/>
-        <w:numPr>
-          <w:ilvl w:val="0"/>
-          <w:numId w:val="1"/>
-        </w:numPr>
-        <w:spacing w:after="60"/>
-      </w:pPr>
-      <w:r>
-        <w:rPr>
-          <w:sz w:val="22"/>
-          <w:szCs w:val="22"/>
-        </w:rPr>
-        <w:t xml:space="preserve">What do trees, grass, and roots do for the soil, and for us?</w:t>
-      </w:r>
-    </w:p>
-    <w:p>
-      <w:pPr>
-        <w:pStyle w:val="ListParagraph"/>
-        <w:numPr>
-          <w:ilvl w:val="0"/>
-          <w:numId w:val="1"/>
-        </w:numPr>
-        <w:spacing w:after="60"/>
-      </w:pPr>
-      <w:r>
-        <w:rPr>
-          <w:sz w:val="22"/>
-          <w:szCs w:val="22"/>
-        </w:rPr>
-        <w:t xml:space="preserve">What are people doing to help our hills — and is it working?</w:t>
-      </w:r>
-    </w:p>
-    <w:p>
-      <w:pPr>
-        <w:spacing w:after="120" w:before="0"/>
-      </w:pPr>
-      <w:r>
-        <w:rPr>
-          <w:sz w:val="22"/>
-          <w:szCs w:val="22"/>
-        </w:rPr>
-        <w:t xml:space="preserve">Next to each one, mark how we will find it out: by asking people and looking around us here, or from the source pack (for the last one, we do both).</w:t>
-      </w:r>
-    </w:p>
-    <w:p>
-      <w:pPr>
-        <w:spacing w:after="120" w:before="0"/>
-      </w:pPr>
-      <w:r>
-        <w:rPr>
-          <w:sz w:val="22"/>
-          <w:szCs w:val="22"/>
-        </w:rPr>
-        <w:t xml:space="preserve">Keep this page in your research book and look back at it often, so you always know what we are trying to find out.</w:t>
-      </w:r>
-    </w:p>
+        <w:t xml:space="preserve">Draw a map of who and what is near our hills.</w:t>
+      </w:r>
+    </w:p>
+    <w:tbl>
+      <w:tblPr>
+        <w:tblW w:type="pct" w:w="100%"/>
+        <w:tblBorders>
+          <w:top w:val="single" w:color="auto" w:sz="4"/>
+          <w:left w:val="single" w:color="auto" w:sz="4"/>
+          <w:bottom w:val="single" w:color="auto" w:sz="4"/>
+          <w:right w:val="single" w:color="auto" w:sz="4"/>
+          <w:insideH w:val="single" w:color="auto" w:sz="4"/>
+          <w:insideV w:val="single" w:color="auto" w:sz="4"/>
+        </w:tblBorders>
+      </w:tblPr>
+      <w:tblGrid>
+        <w:gridCol w:w="10800"/>
+      </w:tblGrid>
+      <w:tr>
+        <w:tc>
+          <w:tcPr>
+            <w:tcW w:type="dxa" w:w="10800"/>
+            <w:shd w:fill="F1EEE6"/>
+            <w:tcMar>
+              <w:top w:type="dxa" w:w="100"/>
+              <w:left w:type="dxa" w:w="160"/>
+              <w:bottom w:type="dxa" w:w="100"/>
+              <w:right w:type="dxa" w:w="160"/>
+            </w:tcMar>
+          </w:tcPr>
+          <w:p>
+            <w:pPr>
+              <w:spacing w:after="60"/>
+            </w:pPr>
+            <w:r>
+              <w:rPr>
+                <w:b/>
+                <w:bCs/>
+                <w:color w:val="6E7A2E"/>
+                <w:sz w:val="18"/>
+                <w:szCs w:val="18"/>
+              </w:rPr>
+              <w:t xml:space="preserve">Like this:</w:t>
+            </w:r>
+          </w:p>
+          <w:p>
+            <w:pPr>
+              <w:spacing w:after="40"/>
+            </w:pPr>
+            <w:r>
+              <w:rPr>
+                <w:i/>
+                <w:iCs/>
+                <w:color w:val="3F4A34"/>
+                <w:sz w:val="20"/>
+                <w:szCs w:val="20"/>
+              </w:rPr>
+              <w:t xml:space="preserve">(a hut)  (an elder)  (a bare slope)  (someone planting)</w:t>
+            </w:r>
+          </w:p>
+        </w:tc>
+      </w:tr>
+    </w:tbl>
     <w:tbl>
       <w:tblPr>
         <w:tblW w:type="pct" w:w="100%"/>
@@ -5664,7 +6990,7 @@
       </w:tblGrid>
       <w:tr>
         <w:trPr>
-          <w:trHeight w:val="3200" w:hRule="atLeast"/>
+          <w:trHeight w:val="2800" w:hRule="atLeast"/>
         </w:trPr>
         <w:tc>
           <w:tcPr>
@@ -5677,13 +7003,107 @@
                 <w:sz w:val="18"/>
                 <w:szCs w:val="18"/>
               </w:rPr>
-              <w:t xml:space="preserve">My drawing, marks, and words</w:t>
+              <w:t xml:space="preserve">our map — draw here</w:t>
             </w:r>
           </w:p>
         </w:tc>
       </w:tr>
     </w:tbl>
     <w:p>
+      <w:pPr>
+        <w:spacing w:after="120" w:before="0"/>
+      </w:pPr>
+      <w:r>
+        <w:rPr>
+          <w:b/>
+          <w:bCs/>
+          <w:sz w:val="22"/>
+          <w:szCs w:val="22"/>
+        </w:rPr>
+        <w:t xml:space="preserve">Try to show on your map:</w:t>
+      </w:r>
+    </w:p>
+    <w:p>
+      <w:pPr>
+        <w:spacing w:after="70"/>
+      </w:pPr>
+      <w:r>
+        <w:rPr>
+          <w:color w:val="7A3B69"/>
+          <w:sz w:val="22"/>
+          <w:szCs w:val="22"/>
+        </w:rPr>
+        <w:t xml:space="preserve">[   ]  </w:t>
+      </w:r>
+      <w:r>
+        <w:rPr>
+          <w:sz w:val="22"/>
+          <w:szCs w:val="22"/>
+        </w:rPr>
+        <w:t xml:space="preserve">Someone who remembers the forest</w:t>
+      </w:r>
+    </w:p>
+    <w:p>
+      <w:pPr>
+        <w:spacing w:after="70"/>
+      </w:pPr>
+      <w:r>
+        <w:rPr>
+          <w:color w:val="7A3B69"/>
+          <w:sz w:val="22"/>
+          <w:szCs w:val="22"/>
+        </w:rPr>
+        <w:t xml:space="preserve">[   ]  </w:t>
+      </w:r>
+      <w:r>
+        <w:rPr>
+          <w:sz w:val="22"/>
+          <w:szCs w:val="22"/>
+        </w:rPr>
+        <w:t xml:space="preserve">A place that floods or slides</w:t>
+      </w:r>
+    </w:p>
+    <w:p>
+      <w:pPr>
+        <w:spacing w:after="70"/>
+      </w:pPr>
+      <w:r>
+        <w:rPr>
+          <w:color w:val="7A3B69"/>
+          <w:sz w:val="22"/>
+          <w:szCs w:val="22"/>
+        </w:rPr>
+        <w:t xml:space="preserve">[   ]  </w:t>
+      </w:r>
+      <w:r>
+        <w:rPr>
+          <w:sz w:val="22"/>
+          <w:szCs w:val="22"/>
+        </w:rPr>
+        <w:t xml:space="preserve">Someone who plants — or an agency helping</w:t>
+      </w:r>
+    </w:p>
+    <w:p>
+      <w:pPr>
+        <w:spacing w:after="70"/>
+      </w:pPr>
+      <w:r>
+        <w:rPr>
+          <w:color w:val="7A3B69"/>
+          <w:sz w:val="22"/>
+          <w:szCs w:val="22"/>
+        </w:rPr>
+        <w:t xml:space="preserve">[   ]  </w:t>
+      </w:r>
+      <w:r>
+        <w:rPr>
+          <w:sz w:val="22"/>
+          <w:szCs w:val="22"/>
+        </w:rPr>
+        <w:t xml:space="preserve">A bare place, and a green place</w:t>
+      </w:r>
+    </w:p>
+    <w:p>
       <w:r>
         <w:br w:type="page"/>
       </w:r>
@@ -5700,7 +7120,7 @@
           <w:sz w:val="15"/>
           <w:szCs w:val="15"/>
         </w:rPr>
-        <w:t xml:space="preserve">RESEARCH BOOK · TWO WAYS TO FIND OUT, AND BEING A FAIR AND SAFE RESEARCHER</w:t>
+        <w:t xml:space="preserve">RESEARCH BOOK · MAKE OUR RESEARCH QUESTION OUR OWN</w:t>
       </w:r>
     </w:p>
     <w:p>
@@ -5715,180 +7135,459 @@
           <w:sz w:val="30"/>
           <w:szCs w:val="30"/>
         </w:rPr>
+        <w:t xml:space="preserve">Our research question and our four sub-questions</w:t>
+      </w:r>
+    </w:p>
+    <w:p>
+      <w:pPr>
+        <w:spacing w:after="120" w:before="0"/>
+      </w:pPr>
+      <w:r>
+        <w:rPr>
+          <w:b/>
+          <w:bCs/>
+          <w:color w:val="7A3B69"/>
+          <w:sz w:val="22"/>
+          <w:szCs w:val="22"/>
+        </w:rPr>
+        <w:t xml:space="preserve">OUR QUESTION:</w:t>
+      </w:r>
+    </w:p>
+    <w:p>
+      <w:pPr>
+        <w:spacing w:after="140" w:before="0"/>
+      </w:pPr>
+      <w:r>
+        <w:rPr>
+          <w:color w:val="1F3A5F"/>
+          <w:sz w:val="22"/>
+          <w:szCs w:val="22"/>
+        </w:rPr>
+        <w:t xml:space="preserve">What happens to our hills without trees, and what changes when trees and plants grow back?</w:t>
+      </w:r>
+    </w:p>
+    <w:p>
+      <w:pPr>
+        <w:spacing w:after="120" w:before="0"/>
+      </w:pPr>
+      <w:r>
+        <w:rPr>
+          <w:b/>
+          <w:bCs/>
+          <w:sz w:val="22"/>
+          <w:szCs w:val="22"/>
+        </w:rPr>
+        <w:t xml:space="preserve">Our four sub-questions — for each, circle how we will find out:</w:t>
+      </w:r>
+    </w:p>
+    <w:p>
+      <w:pPr>
+        <w:spacing w:after="120" w:before="60"/>
+      </w:pPr>
+      <w:r>
+        <w:rPr>
+          <w:sz w:val="22"/>
+          <w:szCs w:val="22"/>
+        </w:rPr>
+        <w:t xml:space="preserve">1.  Before, and now — what changed?</w:t>
+      </w:r>
+    </w:p>
+    <w:p>
+      <w:pPr>
+        <w:spacing w:after="130"/>
+      </w:pPr>
+      <w:r>
+        <w:rPr>
+          <w:b/>
+          <w:bCs/>
+          <w:sz w:val="22"/>
+          <w:szCs w:val="22"/>
+        </w:rPr>
+        <w:t xml:space="preserve">We will:   </w:t>
+      </w:r>
+      <w:r>
+        <w:rPr>
+          <w:color w:val="7A3B69"/>
+          <w:sz w:val="22"/>
+          <w:szCs w:val="22"/>
+        </w:rPr>
+        <w:t xml:space="preserve">(   ) </w:t>
+      </w:r>
+      <w:r>
+        <w:rPr>
+          <w:sz w:val="22"/>
+          <w:szCs w:val="22"/>
+        </w:rPr>
+        <w:t xml:space="preserve">ask &amp; look    </w:t>
+      </w:r>
+      <w:r>
+        <w:rPr>
+          <w:color w:val="7A3B69"/>
+          <w:sz w:val="22"/>
+          <w:szCs w:val="22"/>
+        </w:rPr>
+        <w:t xml:space="preserve">(   ) </w:t>
+      </w:r>
+      <w:r>
+        <w:rPr>
+          <w:sz w:val="22"/>
+          <w:szCs w:val="22"/>
+        </w:rPr>
+        <w:t xml:space="preserve">source pack    </w:t>
+      </w:r>
+      <w:r>
+        <w:rPr>
+          <w:color w:val="7A3B69"/>
+          <w:sz w:val="22"/>
+          <w:szCs w:val="22"/>
+        </w:rPr>
+        <w:t xml:space="preserve">(   ) </w:t>
+      </w:r>
+      <w:r>
+        <w:rPr>
+          <w:sz w:val="22"/>
+          <w:szCs w:val="22"/>
+        </w:rPr>
+        <w:t xml:space="preserve">both    </w:t>
+      </w:r>
+    </w:p>
+    <w:p>
+      <w:pPr>
+        <w:spacing w:after="120" w:before="60"/>
+      </w:pPr>
+      <w:r>
+        <w:rPr>
+          <w:sz w:val="22"/>
+          <w:szCs w:val="22"/>
+        </w:rPr>
+        <w:t xml:space="preserve">2.  A bare hill in the rain and the hot sun</w:t>
+      </w:r>
+    </w:p>
+    <w:p>
+      <w:pPr>
+        <w:spacing w:after="130"/>
+      </w:pPr>
+      <w:r>
+        <w:rPr>
+          <w:b/>
+          <w:bCs/>
+          <w:sz w:val="22"/>
+          <w:szCs w:val="22"/>
+        </w:rPr>
+        <w:t xml:space="preserve">We will:   </w:t>
+      </w:r>
+      <w:r>
+        <w:rPr>
+          <w:color w:val="7A3B69"/>
+          <w:sz w:val="22"/>
+          <w:szCs w:val="22"/>
+        </w:rPr>
+        <w:t xml:space="preserve">(   ) </w:t>
+      </w:r>
+      <w:r>
+        <w:rPr>
+          <w:sz w:val="22"/>
+          <w:szCs w:val="22"/>
+        </w:rPr>
+        <w:t xml:space="preserve">ask &amp; look    </w:t>
+      </w:r>
+      <w:r>
+        <w:rPr>
+          <w:color w:val="7A3B69"/>
+          <w:sz w:val="22"/>
+          <w:szCs w:val="22"/>
+        </w:rPr>
+        <w:t xml:space="preserve">(   ) </w:t>
+      </w:r>
+      <w:r>
+        <w:rPr>
+          <w:sz w:val="22"/>
+          <w:szCs w:val="22"/>
+        </w:rPr>
+        <w:t xml:space="preserve">source pack    </w:t>
+      </w:r>
+      <w:r>
+        <w:rPr>
+          <w:color w:val="7A3B69"/>
+          <w:sz w:val="22"/>
+          <w:szCs w:val="22"/>
+        </w:rPr>
+        <w:t xml:space="preserve">(   ) </w:t>
+      </w:r>
+      <w:r>
+        <w:rPr>
+          <w:sz w:val="22"/>
+          <w:szCs w:val="22"/>
+        </w:rPr>
+        <w:t xml:space="preserve">both    </w:t>
+      </w:r>
+    </w:p>
+    <w:p>
+      <w:pPr>
+        <w:spacing w:after="120" w:before="60"/>
+      </w:pPr>
+      <w:r>
+        <w:rPr>
+          <w:sz w:val="22"/>
+          <w:szCs w:val="22"/>
+        </w:rPr>
+        <w:t xml:space="preserve">3.  What trees, grass, and roots do for the soil and for us</w:t>
+      </w:r>
+    </w:p>
+    <w:p>
+      <w:pPr>
+        <w:spacing w:after="130"/>
+      </w:pPr>
+      <w:r>
+        <w:rPr>
+          <w:b/>
+          <w:bCs/>
+          <w:sz w:val="22"/>
+          <w:szCs w:val="22"/>
+        </w:rPr>
+        <w:t xml:space="preserve">We will:   </w:t>
+      </w:r>
+      <w:r>
+        <w:rPr>
+          <w:color w:val="7A3B69"/>
+          <w:sz w:val="22"/>
+          <w:szCs w:val="22"/>
+        </w:rPr>
+        <w:t xml:space="preserve">(   ) </w:t>
+      </w:r>
+      <w:r>
+        <w:rPr>
+          <w:sz w:val="22"/>
+          <w:szCs w:val="22"/>
+        </w:rPr>
+        <w:t xml:space="preserve">ask &amp; look    </w:t>
+      </w:r>
+      <w:r>
+        <w:rPr>
+          <w:color w:val="7A3B69"/>
+          <w:sz w:val="22"/>
+          <w:szCs w:val="22"/>
+        </w:rPr>
+        <w:t xml:space="preserve">(   ) </w:t>
+      </w:r>
+      <w:r>
+        <w:rPr>
+          <w:sz w:val="22"/>
+          <w:szCs w:val="22"/>
+        </w:rPr>
+        <w:t xml:space="preserve">source pack    </w:t>
+      </w:r>
+      <w:r>
+        <w:rPr>
+          <w:color w:val="7A3B69"/>
+          <w:sz w:val="22"/>
+          <w:szCs w:val="22"/>
+        </w:rPr>
+        <w:t xml:space="preserve">(   ) </w:t>
+      </w:r>
+      <w:r>
+        <w:rPr>
+          <w:sz w:val="22"/>
+          <w:szCs w:val="22"/>
+        </w:rPr>
+        <w:t xml:space="preserve">both    </w:t>
+      </w:r>
+    </w:p>
+    <w:p>
+      <w:pPr>
+        <w:spacing w:after="120" w:before="60"/>
+      </w:pPr>
+      <w:r>
+        <w:rPr>
+          <w:sz w:val="22"/>
+          <w:szCs w:val="22"/>
+        </w:rPr>
+        <w:t xml:space="preserve">4.  What people are doing to help — and is it working?</w:t>
+      </w:r>
+    </w:p>
+    <w:p>
+      <w:pPr>
+        <w:spacing w:after="130"/>
+      </w:pPr>
+      <w:r>
+        <w:rPr>
+          <w:b/>
+          <w:bCs/>
+          <w:sz w:val="22"/>
+          <w:szCs w:val="22"/>
+        </w:rPr>
+        <w:t xml:space="preserve">We will:   </w:t>
+      </w:r>
+      <w:r>
+        <w:rPr>
+          <w:color w:val="7A3B69"/>
+          <w:sz w:val="22"/>
+          <w:szCs w:val="22"/>
+        </w:rPr>
+        <w:t xml:space="preserve">(   ) </w:t>
+      </w:r>
+      <w:r>
+        <w:rPr>
+          <w:sz w:val="22"/>
+          <w:szCs w:val="22"/>
+        </w:rPr>
+        <w:t xml:space="preserve">ask &amp; look    </w:t>
+      </w:r>
+      <w:r>
+        <w:rPr>
+          <w:color w:val="7A3B69"/>
+          <w:sz w:val="22"/>
+          <w:szCs w:val="22"/>
+        </w:rPr>
+        <w:t xml:space="preserve">(   ) </w:t>
+      </w:r>
+      <w:r>
+        <w:rPr>
+          <w:sz w:val="22"/>
+          <w:szCs w:val="22"/>
+        </w:rPr>
+        <w:t xml:space="preserve">source pack    </w:t>
+      </w:r>
+      <w:r>
+        <w:rPr>
+          <w:color w:val="7A3B69"/>
+          <w:sz w:val="22"/>
+          <w:szCs w:val="22"/>
+        </w:rPr>
+        <w:t xml:space="preserve">(   ) </w:t>
+      </w:r>
+      <w:r>
+        <w:rPr>
+          <w:sz w:val="22"/>
+          <w:szCs w:val="22"/>
+        </w:rPr>
+        <w:t xml:space="preserve">both    </w:t>
+      </w:r>
+    </w:p>
+    <w:p>
+      <w:r>
+        <w:br w:type="page"/>
+      </w:r>
+    </w:p>
+    <w:p>
+      <w:pPr>
+        <w:spacing w:after="40"/>
+      </w:pPr>
+      <w:r>
+        <w:rPr>
+          <w:b/>
+          <w:bCs/>
+          <w:color w:val="7A3B69"/>
+          <w:sz w:val="15"/>
+          <w:szCs w:val="15"/>
+        </w:rPr>
+        <w:t xml:space="preserve">RESEARCH BOOK · TWO WAYS TO FIND OUT, AND BEING A FAIR AND SAFE RESEARCHER</w:t>
+      </w:r>
+    </w:p>
+    <w:p>
+      <w:pPr>
+        <w:spacing w:after="120"/>
+      </w:pPr>
+      <w:r>
+        <w:rPr>
+          <w:b/>
+          <w:bCs/>
+          <w:color w:val="1F3A5F"/>
+          <w:sz w:val="30"/>
+          <w:szCs w:val="30"/>
+        </w:rPr>
         <w:t xml:space="preserve">Asking permission — our reminder</w:t>
       </w:r>
     </w:p>
     <w:p>
       <w:pPr>
-        <w:pStyle w:val="Heading2"/>
-        <w:spacing w:after="80" w:before="200"/>
-      </w:pPr>
-      <w:r>
-        <w:rPr>
-          <w:b/>
-          <w:bCs/>
-          <w:color w:val="7A3B69"/>
-          <w:sz w:val="26"/>
-          <w:szCs w:val="26"/>
-        </w:rPr>
-        <w:t xml:space="preserve">Asking permission</w:t>
-      </w:r>
-    </w:p>
-    <w:p>
-      <w:pPr>
         <w:spacing w:after="120" w:before="0"/>
       </w:pPr>
       <w:r>
         <w:rPr>
-          <w:sz w:val="22"/>
-          <w:szCs w:val="22"/>
-        </w:rPr>
-        <w:t xml:space="preserve">Before we ask anyone anything, we ask their permission. Say it in your own words, warmly. The sheet gives you the words to practise:</w:t>
-      </w:r>
-    </w:p>
-    <w:p>
-      <w:pPr>
-        <w:pStyle w:val="ListParagraph"/>
-        <w:numPr>
-          <w:ilvl w:val="0"/>
-          <w:numId w:val="1"/>
-        </w:numPr>
-        <w:spacing w:after="60"/>
-      </w:pPr>
-      <w:r>
-        <w:rPr>
-          <w:sz w:val="22"/>
-          <w:szCs w:val="22"/>
-        </w:rPr>
-        <w:t xml:space="preserve">"May I ask you some questions?"</w:t>
-      </w:r>
-    </w:p>
-    <w:p>
-      <w:pPr>
-        <w:pStyle w:val="ListParagraph"/>
-        <w:numPr>
-          <w:ilvl w:val="0"/>
-          <w:numId w:val="1"/>
-        </w:numPr>
-        <w:spacing w:after="60"/>
-      </w:pPr>
-      <w:r>
-        <w:rPr>
-          <w:sz w:val="22"/>
-          <w:szCs w:val="22"/>
-        </w:rPr>
-        <w:t xml:space="preserve">"It is for our group's project about our hills."</w:t>
-      </w:r>
-    </w:p>
-    <w:p>
-      <w:pPr>
-        <w:pStyle w:val="ListParagraph"/>
-        <w:numPr>
-          <w:ilvl w:val="0"/>
-          <w:numId w:val="1"/>
-        </w:numPr>
-        <w:spacing w:after="60"/>
-      </w:pPr>
-      <w:r>
-        <w:rPr>
-          <w:sz w:val="22"/>
-          <w:szCs w:val="22"/>
-        </w:rPr>
-        <w:t xml:space="preserve">"You do not have to answer, and you can stop any time."</w:t>
-      </w:r>
-    </w:p>
-    <w:p>
-      <w:pPr>
-        <w:spacing w:after="120" w:before="0"/>
-      </w:pPr>
-      <w:r>
-        <w:rPr>
-          <w:sz w:val="22"/>
-          <w:szCs w:val="22"/>
-        </w:rPr>
-        <w:t xml:space="preserve">And the rules to keep every time:</w:t>
-      </w:r>
-    </w:p>
-    <w:p>
-      <w:pPr>
-        <w:pStyle w:val="ListParagraph"/>
-        <w:numPr>
-          <w:ilvl w:val="0"/>
-          <w:numId w:val="1"/>
-        </w:numPr>
-        <w:spacing w:after="60"/>
-      </w:pPr>
-      <w:r>
-        <w:rPr>
-          <w:sz w:val="22"/>
-          <w:szCs w:val="22"/>
-        </w:rPr>
-        <w:t xml:space="preserve">Ask first, and say why.</w:t>
-      </w:r>
-    </w:p>
-    <w:p>
-      <w:pPr>
-        <w:pStyle w:val="ListParagraph"/>
-        <w:numPr>
-          <w:ilvl w:val="0"/>
-          <w:numId w:val="1"/>
-        </w:numPr>
-        <w:spacing w:after="60"/>
-      </w:pPr>
-      <w:r>
-        <w:rPr>
-          <w:sz w:val="22"/>
-          <w:szCs w:val="22"/>
-        </w:rPr>
-        <w:t xml:space="preserve">Use no names — never say or write who told you.</w:t>
-      </w:r>
-    </w:p>
-    <w:p>
-      <w:pPr>
-        <w:pStyle w:val="ListParagraph"/>
-        <w:numPr>
-          <w:ilvl w:val="0"/>
-          <w:numId w:val="1"/>
-        </w:numPr>
-        <w:spacing w:after="60"/>
-      </w:pPr>
-      <w:r>
-        <w:rPr>
-          <w:sz w:val="22"/>
-          <w:szCs w:val="22"/>
-        </w:rPr>
-        <w:t xml:space="preserve">Let the person stop whenever they want.</w:t>
-      </w:r>
-    </w:p>
-    <w:p>
-      <w:pPr>
-        <w:pStyle w:val="ListParagraph"/>
-        <w:numPr>
-          <w:ilvl w:val="0"/>
-          <w:numId w:val="1"/>
-        </w:numPr>
-        <w:spacing w:after="60"/>
-      </w:pPr>
-      <w:r>
-        <w:rPr>
-          <w:sz w:val="22"/>
-          <w:szCs w:val="22"/>
-        </w:rPr>
-        <w:t xml:space="preserve">Keep everyone safe — never put another person, or yourself, at risk.</w:t>
-      </w:r>
-    </w:p>
-    <w:p>
-      <w:pPr>
-        <w:spacing w:after="120" w:before="0"/>
-      </w:pPr>
-      <w:r>
-        <w:rPr>
-          <w:sz w:val="22"/>
-          <w:szCs w:val="22"/>
-        </w:rPr>
-        <w:t xml:space="preserve">There is space to write or draw the words in your own language, so they are ready in your mouth. Keep this page in your research book and look at it before every time you go to ask.</w:t>
-      </w:r>
-    </w:p>
+          <w:b/>
+          <w:bCs/>
+          <w:sz w:val="22"/>
+          <w:szCs w:val="22"/>
+        </w:rPr>
+        <w:t xml:space="preserve">Our asking words — say them every time:</w:t>
+      </w:r>
+    </w:p>
+    <w:tbl>
+      <w:tblPr>
+        <w:tblW w:type="pct" w:w="100%"/>
+        <w:tblBorders>
+          <w:top w:val="single" w:color="auto" w:sz="4"/>
+          <w:left w:val="single" w:color="auto" w:sz="4"/>
+          <w:bottom w:val="single" w:color="auto" w:sz="4"/>
+          <w:right w:val="single" w:color="auto" w:sz="4"/>
+          <w:insideH w:val="single" w:color="auto" w:sz="4"/>
+          <w:insideV w:val="single" w:color="auto" w:sz="4"/>
+        </w:tblBorders>
+      </w:tblPr>
+      <w:tblGrid>
+        <w:gridCol w:w="10800"/>
+      </w:tblGrid>
+      <w:tr>
+        <w:tc>
+          <w:tcPr>
+            <w:tcW w:type="dxa" w:w="10800"/>
+            <w:shd w:fill="F1EEE6"/>
+            <w:tcMar>
+              <w:top w:type="dxa" w:w="100"/>
+              <w:left w:type="dxa" w:w="160"/>
+              <w:bottom w:type="dxa" w:w="100"/>
+              <w:right w:type="dxa" w:w="160"/>
+            </w:tcMar>
+          </w:tcPr>
+          <w:p>
+            <w:pPr>
+              <w:spacing w:after="60"/>
+            </w:pPr>
+            <w:r>
+              <w:rPr>
+                <w:b/>
+                <w:bCs/>
+                <w:color w:val="6E7A2E"/>
+                <w:sz w:val="18"/>
+                <w:szCs w:val="18"/>
+              </w:rPr>
+              <w:t xml:space="preserve">Like this:</w:t>
+            </w:r>
+          </w:p>
+          <w:p>
+            <w:pPr>
+              <w:spacing w:after="40"/>
+            </w:pPr>
+            <w:r>
+              <w:rPr>
+                <w:i/>
+                <w:iCs/>
+                <w:color w:val="3F4A34"/>
+                <w:sz w:val="20"/>
+                <w:szCs w:val="20"/>
+              </w:rPr>
+              <w:t xml:space="preserve">"May I ask you some questions?"</w:t>
+            </w:r>
+          </w:p>
+          <w:p>
+            <w:pPr>
+              <w:spacing w:after="40"/>
+            </w:pPr>
+            <w:r>
+              <w:rPr>
+                <w:i/>
+                <w:iCs/>
+                <w:color w:val="3F4A34"/>
+                <w:sz w:val="20"/>
+                <w:szCs w:val="20"/>
+              </w:rPr>
+              <w:t xml:space="preserve">"Thank you for helping me."</w:t>
+            </w:r>
+          </w:p>
+        </w:tc>
+      </w:tr>
+    </w:tbl>
     <w:tbl>
       <w:tblPr>
         <w:tblW w:type="pct" w:w="100%"/>
@@ -5906,26 +7605,146 @@
       </w:tblGrid>
       <w:tr>
         <w:trPr>
-          <w:trHeight w:val="3200" w:hRule="atLeast"/>
+          <w:trHeight w:val="900" w:hRule="atLeast"/>
         </w:trPr>
         <w:tc>
           <w:tcPr>
             <w:tcW w:type="dxa" w:w="10800"/>
+            <w:tcMar>
+              <w:top w:type="dxa" w:w="60"/>
+              <w:left w:type="dxa" w:w="120"/>
+              <w:bottom w:type="dxa" w:w="60"/>
+              <w:right w:type="dxa" w:w="120"/>
+            </w:tcMar>
           </w:tcPr>
           <w:p>
             <w:r>
               <w:rPr>
-                <w:color w:val="5A6473"/>
-                <w:sz w:val="18"/>
-                <w:szCs w:val="18"/>
+                <w:color w:val="7A3B69"/>
+                <w:sz w:val="17"/>
+                <w:szCs w:val="17"/>
               </w:rPr>
-              <w:t xml:space="preserve">My drawing, marks, and words</w:t>
+              <w:t xml:space="preserve">Our asking words, in our own language (draw or write):</w:t>
             </w:r>
           </w:p>
         </w:tc>
       </w:tr>
     </w:tbl>
     <w:p>
+      <w:pPr>
+        <w:spacing w:after="120" w:before="80"/>
+      </w:pPr>
+      <w:r>
+        <w:rPr>
+          <w:b/>
+          <w:bCs/>
+          <w:sz w:val="22"/>
+          <w:szCs w:val="22"/>
+        </w:rPr>
+        <w:t xml:space="preserve">The rules — keep them every time:</w:t>
+      </w:r>
+    </w:p>
+    <w:p>
+      <w:pPr>
+        <w:spacing w:after="70"/>
+      </w:pPr>
+      <w:r>
+        <w:rPr>
+          <w:color w:val="7A3B69"/>
+          <w:sz w:val="22"/>
+          <w:szCs w:val="22"/>
+        </w:rPr>
+        <w:t xml:space="preserve">[   ]  </w:t>
+      </w:r>
+      <w:r>
+        <w:rPr>
+          <w:sz w:val="22"/>
+          <w:szCs w:val="22"/>
+        </w:rPr>
+        <w:t xml:space="preserve">Ask first</w:t>
+      </w:r>
+    </w:p>
+    <w:p>
+      <w:pPr>
+        <w:spacing w:after="70"/>
+      </w:pPr>
+      <w:r>
+        <w:rPr>
+          <w:color w:val="7A3B69"/>
+          <w:sz w:val="22"/>
+          <w:szCs w:val="22"/>
+        </w:rPr>
+        <w:t xml:space="preserve">[   ]  </w:t>
+      </w:r>
+      <w:r>
+        <w:rPr>
+          <w:sz w:val="22"/>
+          <w:szCs w:val="22"/>
+        </w:rPr>
+        <w:t xml:space="preserve">Say why I am asking</w:t>
+      </w:r>
+    </w:p>
+    <w:p>
+      <w:pPr>
+        <w:spacing w:after="70"/>
+      </w:pPr>
+      <w:r>
+        <w:rPr>
+          <w:color w:val="7A3B69"/>
+          <w:sz w:val="22"/>
+          <w:szCs w:val="22"/>
+        </w:rPr>
+        <w:t xml:space="preserve">[   ]  </w:t>
+      </w:r>
+      <w:r>
+        <w:rPr>
+          <w:sz w:val="22"/>
+          <w:szCs w:val="22"/>
+        </w:rPr>
+        <w:t xml:space="preserve">They can say no, or stop</w:t>
+      </w:r>
+    </w:p>
+    <w:p>
+      <w:pPr>
+        <w:spacing w:after="70"/>
+      </w:pPr>
+      <w:r>
+        <w:rPr>
+          <w:color w:val="7A3B69"/>
+          <w:sz w:val="22"/>
+          <w:szCs w:val="22"/>
+        </w:rPr>
+        <w:t xml:space="preserve">[   ]  </w:t>
+      </w:r>
+      <w:r>
+        <w:rPr>
+          <w:sz w:val="22"/>
+          <w:szCs w:val="22"/>
+        </w:rPr>
+        <w:t xml:space="preserve">No names</w:t>
+      </w:r>
+    </w:p>
+    <w:p>
+      <w:pPr>
+        <w:spacing w:after="70"/>
+      </w:pPr>
+      <w:r>
+        <w:rPr>
+          <w:color w:val="7A3B69"/>
+          <w:sz w:val="22"/>
+          <w:szCs w:val="22"/>
+        </w:rPr>
+        <w:t xml:space="preserve">[   ]  </w:t>
+      </w:r>
+      <w:r>
+        <w:rPr>
+          <w:sz w:val="22"/>
+          <w:szCs w:val="22"/>
+        </w:rPr>
+        <w:t xml:space="preserve">Keep everyone safe</w:t>
+      </w:r>
+    </w:p>
+    <w:p>
       <w:r>
         <w:br w:type="page"/>
       </w:r>
@@ -5958,160 +7777,6 @@
           <w:szCs w:val="30"/>
         </w:rPr>
         <w:t xml:space="preserve">Our questions to ask</w:t>
-      </w:r>
-    </w:p>
-    <w:p>
-      <w:pPr>
-        <w:pStyle w:val="Heading2"/>
-        <w:spacing w:after="80" w:before="200"/>
-      </w:pPr>
-      <w:r>
-        <w:rPr>
-          <w:b/>
-          <w:bCs/>
-          <w:color w:val="7A3B69"/>
-          <w:sz w:val="26"/>
-          <w:szCs w:val="26"/>
-        </w:rPr>
-        <w:t xml:space="preserve">Our questions to ask</w:t>
-      </w:r>
-    </w:p>
-    <w:p>
-      <w:pPr>
-        <w:spacing w:after="120" w:before="0"/>
-      </w:pPr>
-      <w:r>
-        <w:rPr>
-          <w:sz w:val="22"/>
-          <w:szCs w:val="22"/>
-        </w:rPr>
-        <w:t xml:space="preserve">This is where you keep the questions your group designed. They are grouped under our three sub-questions, so each question helps answer one of them:</w:t>
-      </w:r>
-    </w:p>
-    <w:p>
-      <w:pPr>
-        <w:pStyle w:val="ListParagraph"/>
-        <w:numPr>
-          <w:ilvl w:val="0"/>
-          <w:numId w:val="1"/>
-        </w:numPr>
-        <w:spacing w:after="60"/>
-      </w:pPr>
-      <w:r>
-        <w:rPr>
-          <w:sz w:val="22"/>
-          <w:szCs w:val="22"/>
-        </w:rPr>
-        <w:t xml:space="preserve">What were our hills like before, and what are they like now?</w:t>
-      </w:r>
-    </w:p>
-    <w:p>
-      <w:pPr>
-        <w:pStyle w:val="ListParagraph"/>
-        <w:numPr>
-          <w:ilvl w:val="0"/>
-          <w:numId w:val="1"/>
-        </w:numPr>
-        <w:spacing w:after="60"/>
-      </w:pPr>
-      <w:r>
-        <w:rPr>
-          <w:sz w:val="22"/>
-          <w:szCs w:val="22"/>
-        </w:rPr>
-        <w:t xml:space="preserve">What happens to a bare hill when it rains, and in the hot sun?</w:t>
-      </w:r>
-    </w:p>
-    <w:p>
-      <w:pPr>
-        <w:pStyle w:val="ListParagraph"/>
-        <w:numPr>
-          <w:ilvl w:val="0"/>
-          <w:numId w:val="1"/>
-        </w:numPr>
-        <w:spacing w:after="60"/>
-      </w:pPr>
-      <w:r>
-        <w:rPr>
-          <w:sz w:val="22"/>
-          <w:szCs w:val="22"/>
-        </w:rPr>
-        <w:t xml:space="preserve">What do trees, grass, and roots do for the soil and for us?</w:t>
-      </w:r>
-    </w:p>
-    <w:p>
-      <w:pPr>
-        <w:spacing w:after="120" w:before="0"/>
-      </w:pPr>
-      <w:r>
-        <w:rPr>
-          <w:sz w:val="22"/>
-          <w:szCs w:val="22"/>
-        </w:rPr>
-        <w:t xml:space="preserve">For each question, the sheet has room to:</w:t>
-      </w:r>
-    </w:p>
-    <w:p>
-      <w:pPr>
-        <w:pStyle w:val="ListParagraph"/>
-        <w:numPr>
-          <w:ilvl w:val="0"/>
-          <w:numId w:val="1"/>
-        </w:numPr>
-        <w:spacing w:after="60"/>
-      </w:pPr>
-      <w:r>
-        <w:rPr>
-          <w:sz w:val="22"/>
-          <w:szCs w:val="22"/>
-        </w:rPr>
-        <w:t xml:space="preserve">Write or draw the question in your own words.</w:t>
-      </w:r>
-    </w:p>
-    <w:p>
-      <w:pPr>
-        <w:pStyle w:val="ListParagraph"/>
-        <w:numPr>
-          <w:ilvl w:val="0"/>
-          <w:numId w:val="1"/>
-        </w:numPr>
-        <w:spacing w:after="60"/>
-      </w:pPr>
-      <w:r>
-        <w:rPr>
-          <w:sz w:val="22"/>
-          <w:szCs w:val="22"/>
-        </w:rPr>
-        <w:t xml:space="preserve">Mark whether it is an interview question (asked of one person) or a short survey question (asked of many).</w:t>
-      </w:r>
-    </w:p>
-    <w:p>
-      <w:pPr>
-        <w:pStyle w:val="ListParagraph"/>
-        <w:numPr>
-          <w:ilvl w:val="0"/>
-          <w:numId w:val="1"/>
-        </w:numPr>
-        <w:spacing w:after="60"/>
-      </w:pPr>
-      <w:r>
-        <w:rPr>
-          <w:sz w:val="22"/>
-          <w:szCs w:val="22"/>
-        </w:rPr>
-        <w:t xml:space="preserve">Note how a person can answer if they cannot write — with a mark, a face, or a picture.</w:t>
-      </w:r>
-    </w:p>
-    <w:p>
-      <w:pPr>
-        <w:spacing w:after="120" w:before="0"/>
-      </w:pPr>
-      <w:r>
-        <w:rPr>
-          <w:sz w:val="22"/>
-          <w:szCs w:val="22"/>
-        </w:rPr>
-        <w:t xml:space="preserve">Keep this page in your research book and take it with you when you go to ask. Start every time by asking permission first.</w:t>
       </w:r>
     </w:p>
     <w:tbl>
@@ -6130,27 +7795,296 @@
         <w:gridCol w:w="10800"/>
       </w:tblGrid>
       <w:tr>
-        <w:trPr>
-          <w:trHeight w:val="3200" w:hRule="atLeast"/>
-        </w:trPr>
         <w:tc>
           <w:tcPr>
             <w:tcW w:type="dxa" w:w="10800"/>
+            <w:shd w:fill="F1EEE6"/>
+            <w:tcMar>
+              <w:top w:type="dxa" w:w="100"/>
+              <w:left w:type="dxa" w:w="160"/>
+              <w:bottom w:type="dxa" w:w="100"/>
+              <w:right w:type="dxa" w:w="160"/>
+            </w:tcMar>
           </w:tcPr>
           <w:p>
+            <w:pPr>
+              <w:spacing w:after="60"/>
+            </w:pPr>
             <w:r>
               <w:rPr>
-                <w:color w:val="5A6473"/>
+                <w:b/>
+                <w:bCs/>
+                <w:color w:val="6E7A2E"/>
                 <w:sz w:val="18"/>
                 <w:szCs w:val="18"/>
               </w:rPr>
-              <w:t xml:space="preserve">My drawing, marks, and words</w:t>
+              <w:t xml:space="preserve">Like this:</w:t>
+            </w:r>
+          </w:p>
+          <w:p>
+            <w:pPr>
+              <w:spacing w:after="40"/>
+            </w:pPr>
+            <w:r>
+              <w:rPr>
+                <w:i/>
+                <w:iCs/>
+                <w:color w:val="3F4A34"/>
+                <w:sz w:val="20"/>
+                <w:szCs w:val="20"/>
+              </w:rPr>
+              <w:t xml:space="preserve">Sub-question 1  →  I will ask: "What were the hills like before?"</w:t>
+            </w:r>
+          </w:p>
+          <w:p>
+            <w:pPr>
+              <w:spacing w:after="40"/>
+            </w:pPr>
+            <w:r>
+              <w:rPr>
+                <w:i/>
+                <w:iCs/>
+                <w:color w:val="3F4A34"/>
+                <w:sz w:val="20"/>
+                <w:szCs w:val="20"/>
+              </w:rPr>
+              <w:t xml:space="preserve">Who I will ask:  an elder.</w:t>
             </w:r>
           </w:p>
         </w:tc>
       </w:tr>
     </w:tbl>
     <w:p>
+      <w:pPr>
+        <w:spacing w:after="120" w:before="0"/>
+      </w:pPr>
+      <w:r>
+        <w:rPr>
+          <w:b/>
+          <w:bCs/>
+          <w:sz w:val="22"/>
+          <w:szCs w:val="22"/>
+        </w:rPr>
+        <w:t xml:space="preserve">For each sub-question, one question to ask, and who to ask:</w:t>
+      </w:r>
+    </w:p>
+    <w:p>
+      <w:pPr>
+        <w:spacing w:after="120" w:before="60"/>
+      </w:pPr>
+      <w:r>
+        <w:rPr>
+          <w:b/>
+          <w:bCs/>
+          <w:sz w:val="22"/>
+          <w:szCs w:val="22"/>
+        </w:rPr>
+        <w:t xml:space="preserve">Sub-question 1:</w:t>
+      </w:r>
+    </w:p>
+    <w:p>
+      <w:pPr>
+        <w:spacing w:after="150"/>
+      </w:pPr>
+      <w:r>
+        <w:rPr>
+          <w:sz w:val="22"/>
+          <w:szCs w:val="22"/>
+        </w:rPr>
+        <w:t xml:space="preserve">My question  </w:t>
+      </w:r>
+      <w:r>
+        <w:rPr>
+          <w:color w:val="B9B3A6"/>
+          <w:sz w:val="22"/>
+          <w:szCs w:val="22"/>
+        </w:rPr>
+        <w:t xml:space="preserve">______________________________________</w:t>
+      </w:r>
+    </w:p>
+    <w:p>
+      <w:pPr>
+        <w:spacing w:after="150"/>
+      </w:pPr>
+      <w:r>
+        <w:rPr>
+          <w:sz w:val="22"/>
+          <w:szCs w:val="22"/>
+        </w:rPr>
+        <w:t xml:space="preserve">Who I will ask  </w:t>
+      </w:r>
+      <w:r>
+        <w:rPr>
+          <w:color w:val="B9B3A6"/>
+          <w:sz w:val="22"/>
+          <w:szCs w:val="22"/>
+        </w:rPr>
+        <w:t xml:space="preserve">______________________________________</w:t>
+      </w:r>
+    </w:p>
+    <w:p>
+      <w:pPr>
+        <w:spacing w:after="120" w:before="60"/>
+      </w:pPr>
+      <w:r>
+        <w:rPr>
+          <w:b/>
+          <w:bCs/>
+          <w:sz w:val="22"/>
+          <w:szCs w:val="22"/>
+        </w:rPr>
+        <w:t xml:space="preserve">Sub-question 2:</w:t>
+      </w:r>
+    </w:p>
+    <w:p>
+      <w:pPr>
+        <w:spacing w:after="150"/>
+      </w:pPr>
+      <w:r>
+        <w:rPr>
+          <w:sz w:val="22"/>
+          <w:szCs w:val="22"/>
+        </w:rPr>
+        <w:t xml:space="preserve">My question  </w:t>
+      </w:r>
+      <w:r>
+        <w:rPr>
+          <w:color w:val="B9B3A6"/>
+          <w:sz w:val="22"/>
+          <w:szCs w:val="22"/>
+        </w:rPr>
+        <w:t xml:space="preserve">______________________________________</w:t>
+      </w:r>
+    </w:p>
+    <w:p>
+      <w:pPr>
+        <w:spacing w:after="150"/>
+      </w:pPr>
+      <w:r>
+        <w:rPr>
+          <w:sz w:val="22"/>
+          <w:szCs w:val="22"/>
+        </w:rPr>
+        <w:t xml:space="preserve">Who I will ask  </w:t>
+      </w:r>
+      <w:r>
+        <w:rPr>
+          <w:color w:val="B9B3A6"/>
+          <w:sz w:val="22"/>
+          <w:szCs w:val="22"/>
+        </w:rPr>
+        <w:t xml:space="preserve">______________________________________</w:t>
+      </w:r>
+    </w:p>
+    <w:p>
+      <w:pPr>
+        <w:spacing w:after="120" w:before="60"/>
+      </w:pPr>
+      <w:r>
+        <w:rPr>
+          <w:b/>
+          <w:bCs/>
+          <w:sz w:val="22"/>
+          <w:szCs w:val="22"/>
+        </w:rPr>
+        <w:t xml:space="preserve">Sub-question 3:</w:t>
+      </w:r>
+    </w:p>
+    <w:p>
+      <w:pPr>
+        <w:spacing w:after="150"/>
+      </w:pPr>
+      <w:r>
+        <w:rPr>
+          <w:sz w:val="22"/>
+          <w:szCs w:val="22"/>
+        </w:rPr>
+        <w:t xml:space="preserve">My question  </w:t>
+      </w:r>
+      <w:r>
+        <w:rPr>
+          <w:color w:val="B9B3A6"/>
+          <w:sz w:val="22"/>
+          <w:szCs w:val="22"/>
+        </w:rPr>
+        <w:t xml:space="preserve">______________________________________</w:t>
+      </w:r>
+    </w:p>
+    <w:p>
+      <w:pPr>
+        <w:spacing w:after="150"/>
+      </w:pPr>
+      <w:r>
+        <w:rPr>
+          <w:sz w:val="22"/>
+          <w:szCs w:val="22"/>
+        </w:rPr>
+        <w:t xml:space="preserve">Who I will ask  </w:t>
+      </w:r>
+      <w:r>
+        <w:rPr>
+          <w:color w:val="B9B3A6"/>
+          <w:sz w:val="22"/>
+          <w:szCs w:val="22"/>
+        </w:rPr>
+        <w:t xml:space="preserve">______________________________________</w:t>
+      </w:r>
+    </w:p>
+    <w:p>
+      <w:pPr>
+        <w:spacing w:after="120" w:before="60"/>
+      </w:pPr>
+      <w:r>
+        <w:rPr>
+          <w:b/>
+          <w:bCs/>
+          <w:sz w:val="22"/>
+          <w:szCs w:val="22"/>
+        </w:rPr>
+        <w:t xml:space="preserve">Sub-question 4:</w:t>
+      </w:r>
+    </w:p>
+    <w:p>
+      <w:pPr>
+        <w:spacing w:after="150"/>
+      </w:pPr>
+      <w:r>
+        <w:rPr>
+          <w:sz w:val="22"/>
+          <w:szCs w:val="22"/>
+        </w:rPr>
+        <w:t xml:space="preserve">My question  </w:t>
+      </w:r>
+      <w:r>
+        <w:rPr>
+          <w:color w:val="B9B3A6"/>
+          <w:sz w:val="22"/>
+          <w:szCs w:val="22"/>
+        </w:rPr>
+        <w:t xml:space="preserve">______________________________________</w:t>
+      </w:r>
+    </w:p>
+    <w:p>
+      <w:pPr>
+        <w:spacing w:after="150"/>
+      </w:pPr>
+      <w:r>
+        <w:rPr>
+          <w:sz w:val="22"/>
+          <w:szCs w:val="22"/>
+        </w:rPr>
+        <w:t xml:space="preserve">Who I will ask  </w:t>
+      </w:r>
+      <w:r>
+        <w:rPr>
+          <w:color w:val="B9B3A6"/>
+          <w:sz w:val="22"/>
+          <w:szCs w:val="22"/>
+        </w:rPr>
+        <w:t xml:space="preserve">______________________________________</w:t>
+      </w:r>
+    </w:p>
+    <w:p>
       <w:r>
         <w:br w:type="page"/>
       </w:r>
@@ -6187,127 +8121,7 @@
     </w:p>
     <w:p>
       <w:pPr>
-        <w:pStyle w:val="Heading2"/>
-        <w:spacing w:after="80" w:before="200"/>
-      </w:pPr>
-      <w:r>
-        <w:rPr>
-          <w:b/>
-          <w:bCs/>
-          <w:color w:val="7A3B69"/>
-          <w:sz w:val="26"/>
-          <w:szCs w:val="26"/>
-        </w:rPr>
-        <w:t xml:space="preserve">What our sources tell us</w:t>
-      </w:r>
-    </w:p>
-    <w:p>
-      <w:pPr>
-        <w:spacing w:after="120" w:before="0"/>
-      </w:pPr>
-      <w:r>
-        <w:rPr>
-          <w:sz w:val="22"/>
-          <w:szCs w:val="22"/>
-        </w:rPr>
-        <w:t xml:space="preserve">Use one row for each source you read. For each one, note — in words or drawings — what it tells us about our question, and always write which source it came from, so we know where each finding came from.</w:t>
-      </w:r>
-    </w:p>
-    <w:p>
-      <w:pPr>
-        <w:spacing w:after="120" w:before="0"/>
-      </w:pPr>
-      <w:r>
-        <w:rPr>
-          <w:sz w:val="22"/>
-          <w:szCs w:val="22"/>
-        </w:rPr>
-        <w:t xml:space="preserve">For each source, the sheet has room for:</w:t>
-      </w:r>
-    </w:p>
-    <w:p>
-      <w:pPr>
-        <w:pStyle w:val="ListParagraph"/>
-        <w:numPr>
-          <w:ilvl w:val="0"/>
-          <w:numId w:val="1"/>
-        </w:numPr>
-        <w:spacing w:after="60"/>
-      </w:pPr>
-      <w:r>
-        <w:rPr>
-          <w:sz w:val="22"/>
-          <w:szCs w:val="22"/>
-        </w:rPr>
-        <w:t xml:space="preserve">Which source (its letter and short name).</w:t>
-      </w:r>
-    </w:p>
-    <w:p>
-      <w:pPr>
-        <w:pStyle w:val="ListParagraph"/>
-        <w:numPr>
-          <w:ilvl w:val="0"/>
-          <w:numId w:val="1"/>
-        </w:numPr>
-        <w:spacing w:after="60"/>
-      </w:pPr>
-      <w:r>
-        <w:rPr>
-          <w:sz w:val="22"/>
-          <w:szCs w:val="22"/>
-        </w:rPr>
-        <w:t xml:space="preserve">What it tells us about our question.</w:t>
-      </w:r>
-    </w:p>
-    <w:p>
-      <w:pPr>
-        <w:pStyle w:val="ListParagraph"/>
-        <w:numPr>
-          <w:ilvl w:val="0"/>
-          <w:numId w:val="1"/>
-        </w:numPr>
-        <w:spacing w:after="60"/>
-      </w:pPr>
-      <w:r>
-        <w:rPr>
-          <w:sz w:val="22"/>
-          <w:szCs w:val="22"/>
-        </w:rPr>
-        <w:t xml:space="preserve">New words I met.</w:t>
-      </w:r>
-    </w:p>
-    <w:p>
-      <w:pPr>
-        <w:pStyle w:val="ListParagraph"/>
-        <w:numPr>
-          <w:ilvl w:val="0"/>
-          <w:numId w:val="1"/>
-        </w:numPr>
-        <w:spacing w:after="60"/>
-      </w:pPr>
-      <w:r>
-        <w:rPr>
-          <w:sz w:val="22"/>
-          <w:szCs w:val="22"/>
-        </w:rPr>
-        <w:t xml:space="preserve">Can I trust it? (who made it, when, why, and does it agree with the others?)</w:t>
-      </w:r>
-    </w:p>
-    <w:p>
-      <w:pPr>
-        <w:spacing w:after="120" w:before="0"/>
-      </w:pPr>
-      <w:r>
-        <w:rPr>
-          <w:sz w:val="22"/>
-          <w:szCs w:val="22"/>
-        </w:rPr>
-        <w:t xml:space="preserve">Keep this log in your research book. It runs through the whole course and is part of how your teacher sees how you are growing as a researcher.</w:t>
-      </w:r>
-    </w:p>
-    <w:p>
-      <w:pPr>
-        <w:spacing w:after="120" w:before="80"/>
+        <w:spacing w:after="60" w:before="0"/>
       </w:pPr>
       <w:r>
         <w:rPr>
@@ -6315,7 +8129,7 @@
           <w:sz w:val="20"/>
           <w:szCs w:val="20"/>
         </w:rPr>
-        <w:t xml:space="preserve">Fill one space for each source or person.</w:t>
+        <w:t xml:space="preserve">For each source, write or draw what it tells us — the first row is done as an example.</w:t>
       </w:r>
     </w:p>
     <w:tbl>
@@ -6343,6 +8157,13 @@
         <w:tc>
           <w:tcPr>
             <w:tcW w:type="dxa" w:w="1700"/>
+            <w:shd w:fill="F1EEE6"/>
+            <w:tcMar>
+              <w:top w:type="dxa" w:w="60"/>
+              <w:left w:type="dxa" w:w="100"/>
+              <w:bottom w:type="dxa" w:w="60"/>
+              <w:right w:type="dxa" w:w="100"/>
+            </w:tcMar>
           </w:tcPr>
           <w:p>
             <w:r>
@@ -6350,10 +8171,195 @@
                 <w:b/>
                 <w:bCs/>
                 <w:color w:val="1F3A5F"/>
-                <w:sz w:val="20"/>
-                <w:szCs w:val="20"/>
+                <w:sz w:val="19"/>
+                <w:szCs w:val="19"/>
               </w:rPr>
               <w:t xml:space="preserve">Which source</w:t>
+            </w:r>
+          </w:p>
+        </w:tc>
+        <w:tc>
+          <w:tcPr>
+            <w:tcW w:type="dxa" w:w="4600"/>
+            <w:shd w:fill="F1EEE6"/>
+            <w:tcMar>
+              <w:top w:type="dxa" w:w="60"/>
+              <w:left w:type="dxa" w:w="100"/>
+              <w:bottom w:type="dxa" w:w="60"/>
+              <w:right w:type="dxa" w:w="100"/>
+            </w:tcMar>
+          </w:tcPr>
+          <w:p>
+            <w:r>
+              <w:rPr>
+                <w:b/>
+                <w:bCs/>
+                <w:color w:val="1F3A5F"/>
+                <w:sz w:val="19"/>
+                <w:szCs w:val="19"/>
+              </w:rPr>
+              <w:t xml:space="preserve">What it tells us</w:t>
+            </w:r>
+          </w:p>
+        </w:tc>
+        <w:tc>
+          <w:tcPr>
+            <w:tcW w:type="dxa" w:w="2200"/>
+            <w:shd w:fill="F1EEE6"/>
+            <w:tcMar>
+              <w:top w:type="dxa" w:w="60"/>
+              <w:left w:type="dxa" w:w="100"/>
+              <w:bottom w:type="dxa" w:w="60"/>
+              <w:right w:type="dxa" w:w="100"/>
+            </w:tcMar>
+          </w:tcPr>
+          <w:p>
+            <w:r>
+              <w:rPr>
+                <w:b/>
+                <w:bCs/>
+                <w:color w:val="1F3A5F"/>
+                <w:sz w:val="19"/>
+                <w:szCs w:val="19"/>
+              </w:rPr>
+              <w:t xml:space="preserve">New words I met</w:t>
+            </w:r>
+          </w:p>
+        </w:tc>
+        <w:tc>
+          <w:tcPr>
+            <w:tcW w:type="dxa" w:w="2300"/>
+            <w:shd w:fill="F1EEE6"/>
+            <w:tcMar>
+              <w:top w:type="dxa" w:w="60"/>
+              <w:left w:type="dxa" w:w="100"/>
+              <w:bottom w:type="dxa" w:w="60"/>
+              <w:right w:type="dxa" w:w="100"/>
+            </w:tcMar>
+          </w:tcPr>
+          <w:p>
+            <w:r>
+              <w:rPr>
+                <w:b/>
+                <w:bCs/>
+                <w:color w:val="1F3A5F"/>
+                <w:sz w:val="19"/>
+                <w:szCs w:val="19"/>
+              </w:rPr>
+              <w:t xml:space="preserve">Can I trust it?</w:t>
+            </w:r>
+          </w:p>
+        </w:tc>
+      </w:tr>
+      <w:tr>
+        <w:tc>
+          <w:tcPr>
+            <w:tcW w:type="dxa" w:w="1700"/>
+            <w:shd w:fill="F1EEE6"/>
+            <w:tcMar>
+              <w:top w:type="dxa" w:w="40"/>
+              <w:left w:type="dxa" w:w="100"/>
+              <w:bottom w:type="dxa" w:w="40"/>
+              <w:right w:type="dxa" w:w="100"/>
+            </w:tcMar>
+          </w:tcPr>
+          <w:p>
+            <w:r>
+              <w:rPr>
+                <w:i/>
+                <w:iCs/>
+                <w:color w:val="3F4A34"/>
+                <w:sz w:val="17"/>
+                <w:szCs w:val="17"/>
+              </w:rPr>
+              <w:t xml:space="preserve">Source B (FAO)</w:t>
+            </w:r>
+          </w:p>
+        </w:tc>
+        <w:tc>
+          <w:tcPr>
+            <w:tcW w:type="dxa" w:w="4600"/>
+            <w:shd w:fill="F1EEE6"/>
+            <w:tcMar>
+              <w:top w:type="dxa" w:w="40"/>
+              <w:left w:type="dxa" w:w="100"/>
+              <w:bottom w:type="dxa" w:w="40"/>
+              <w:right w:type="dxa" w:w="100"/>
+            </w:tcMar>
+          </w:tcPr>
+          <w:p>
+            <w:r>
+              <w:rPr>
+                <w:i/>
+                <w:iCs/>
+                <w:color w:val="3F4A34"/>
+                <w:sz w:val="17"/>
+                <w:szCs w:val="17"/>
+              </w:rPr>
+              <w:t xml:space="preserve">workers plant trees to hold the soil</w:t>
+            </w:r>
+          </w:p>
+        </w:tc>
+        <w:tc>
+          <w:tcPr>
+            <w:tcW w:type="dxa" w:w="2200"/>
+            <w:shd w:fill="F1EEE6"/>
+            <w:tcMar>
+              <w:top w:type="dxa" w:w="40"/>
+              <w:left w:type="dxa" w:w="100"/>
+              <w:bottom w:type="dxa" w:w="40"/>
+              <w:right w:type="dxa" w:w="100"/>
+            </w:tcMar>
+          </w:tcPr>
+          <w:p>
+            <w:r>
+              <w:rPr>
+                <w:i/>
+                <w:iCs/>
+                <w:color w:val="3F4A34"/>
+                <w:sz w:val="17"/>
+                <w:szCs w:val="17"/>
+              </w:rPr>
+              <w:t xml:space="preserve">crib wall, monsoon</w:t>
+            </w:r>
+          </w:p>
+        </w:tc>
+        <w:tc>
+          <w:tcPr>
+            <w:tcW w:type="dxa" w:w="2300"/>
+            <w:shd w:fill="F1EEE6"/>
+            <w:tcMar>
+              <w:top w:type="dxa" w:w="40"/>
+              <w:left w:type="dxa" w:w="100"/>
+              <w:bottom w:type="dxa" w:w="40"/>
+              <w:right w:type="dxa" w:w="100"/>
+            </w:tcMar>
+          </w:tcPr>
+          <w:p>
+            <w:r>
+              <w:rPr>
+                <w:i/>
+                <w:iCs/>
+                <w:color w:val="3F4A34"/>
+                <w:sz w:val="17"/>
+                <w:szCs w:val="17"/>
+              </w:rPr>
+              <w:t xml:space="preserve">a lot — UN, with numbers</w:t>
+            </w:r>
+          </w:p>
+        </w:tc>
+      </w:tr>
+      <w:tr>
+        <w:trPr>
+          <w:trHeight w:val="1000" w:hRule="atLeast"/>
+        </w:trPr>
+        <w:tc>
+          <w:tcPr>
+            <w:tcW w:type="dxa" w:w="1700"/>
+          </w:tcPr>
+          <w:p>
+            <w:r>
+              <w:t xml:space="preserve"/>
             </w:r>
           </w:p>
         </w:tc>
@@ -6363,14 +8369,7 @@
           </w:tcPr>
           <w:p>
             <w:r>
-              <w:rPr>
-                <w:b/>
-                <w:bCs/>
-                <w:color w:val="1F3A5F"/>
-                <w:sz w:val="20"/>
-                <w:szCs w:val="20"/>
-              </w:rPr>
-              <w:t xml:space="preserve">What it tells us about our question</w:t>
+              <w:t xml:space="preserve"/>
             </w:r>
           </w:p>
         </w:tc>
@@ -6380,14 +8379,7 @@
           </w:tcPr>
           <w:p>
             <w:r>
-              <w:rPr>
-                <w:b/>
-                <w:bCs/>
-                <w:color w:val="1F3A5F"/>
-                <w:sz w:val="20"/>
-                <w:szCs w:val="20"/>
-              </w:rPr>
-              <w:t xml:space="preserve">New words I met</w:t>
+              <w:t xml:space="preserve"/>
             </w:r>
           </w:p>
         </w:tc>
@@ -6397,21 +8389,14 @@
           </w:tcPr>
           <w:p>
             <w:r>
-              <w:rPr>
-                <w:b/>
-                <w:bCs/>
-                <w:color w:val="1F3A5F"/>
-                <w:sz w:val="20"/>
-                <w:szCs w:val="20"/>
-              </w:rPr>
-              <w:t xml:space="preserve">Can I trust it?</w:t>
+              <w:t xml:space="preserve"/>
             </w:r>
           </w:p>
         </w:tc>
       </w:tr>
       <w:tr>
         <w:trPr>
-          <w:trHeight w:val="1100" w:hRule="atLeast"/>
+          <w:trHeight w:val="1000" w:hRule="atLeast"/>
         </w:trPr>
         <w:tc>
           <w:tcPr>
@@ -6456,7 +8441,7 @@
       </w:tr>
       <w:tr>
         <w:trPr>
-          <w:trHeight w:val="1100" w:hRule="atLeast"/>
+          <w:trHeight w:val="1000" w:hRule="atLeast"/>
         </w:trPr>
         <w:tc>
           <w:tcPr>
@@ -6501,7 +8486,7 @@
       </w:tr>
       <w:tr>
         <w:trPr>
-          <w:trHeight w:val="1100" w:hRule="atLeast"/>
+          <w:trHeight w:val="1000" w:hRule="atLeast"/>
         </w:trPr>
         <w:tc>
           <w:tcPr>
@@ -6546,7 +8531,7 @@
       </w:tr>
       <w:tr>
         <w:trPr>
-          <w:trHeight w:val="1100" w:hRule="atLeast"/>
+          <w:trHeight w:val="1000" w:hRule="atLeast"/>
         </w:trPr>
         <w:tc>
           <w:tcPr>
@@ -6591,7 +8576,7 @@
       </w:tr>
       <w:tr>
         <w:trPr>
-          <w:trHeight w:val="1100" w:hRule="atLeast"/>
+          <w:trHeight w:val="1000" w:hRule="atLeast"/>
         </w:trPr>
         <w:tc>
           <w:tcPr>
@@ -6634,51 +8619,6 @@
           </w:p>
         </w:tc>
       </w:tr>
-      <w:tr>
-        <w:trPr>
-          <w:trHeight w:val="1100" w:hRule="atLeast"/>
-        </w:trPr>
-        <w:tc>
-          <w:tcPr>
-            <w:tcW w:type="dxa" w:w="1700"/>
-          </w:tcPr>
-          <w:p>
-            <w:r>
-              <w:t xml:space="preserve"/>
-            </w:r>
-          </w:p>
-        </w:tc>
-        <w:tc>
-          <w:tcPr>
-            <w:tcW w:type="dxa" w:w="4600"/>
-          </w:tcPr>
-          <w:p>
-            <w:r>
-              <w:t xml:space="preserve"/>
-            </w:r>
-          </w:p>
-        </w:tc>
-        <w:tc>
-          <w:tcPr>
-            <w:tcW w:type="dxa" w:w="2200"/>
-          </w:tcPr>
-          <w:p>
-            <w:r>
-              <w:t xml:space="preserve"/>
-            </w:r>
-          </w:p>
-        </w:tc>
-        <w:tc>
-          <w:tcPr>
-            <w:tcW w:type="dxa" w:w="2300"/>
-          </w:tcPr>
-          <w:p>
-            <w:r>
-              <w:t xml:space="preserve"/>
-            </w:r>
-          </w:p>
-        </w:tc>
-      </w:tr>
     </w:tbl>
     <w:p>
       <w:r>
@@ -6717,98 +8657,7 @@
     </w:p>
     <w:p>
       <w:pPr>
-        <w:pStyle w:val="Heading2"/>
-        <w:spacing w:after="80" w:before="200"/>
-      </w:pPr>
-      <w:r>
-        <w:rPr>
-          <w:b/>
-          <w:bCs/>
-          <w:color w:val="7A3B69"/>
-          <w:sz w:val="26"/>
-          <w:szCs w:val="26"/>
-        </w:rPr>
-        <w:t xml:space="preserve">What I found when I asked and looked</w:t>
-      </w:r>
-    </w:p>
-    <w:p>
-      <w:pPr>
-        <w:spacing w:after="120" w:before="0"/>
-      </w:pPr>
-      <w:r>
-        <w:rPr>
-          <w:sz w:val="22"/>
-          <w:szCs w:val="22"/>
-        </w:rPr>
-        <w:t xml:space="preserve">Use one space for each person you asked or place you looked at. For each one, record — in a drawing, a mark, or a few words:</w:t>
-      </w:r>
-    </w:p>
-    <w:p>
-      <w:pPr>
-        <w:pStyle w:val="ListParagraph"/>
-        <w:numPr>
-          <w:ilvl w:val="0"/>
-          <w:numId w:val="1"/>
-        </w:numPr>
-        <w:spacing w:after="60"/>
-      </w:pPr>
-      <w:r>
-        <w:rPr>
-          <w:sz w:val="22"/>
-          <w:szCs w:val="22"/>
-        </w:rPr>
-        <w:t xml:space="preserve">What kind of person or place it was (do NOT write anyone's name).</w:t>
-      </w:r>
-    </w:p>
-    <w:p>
-      <w:pPr>
-        <w:pStyle w:val="ListParagraph"/>
-        <w:numPr>
-          <w:ilvl w:val="0"/>
-          <w:numId w:val="1"/>
-        </w:numPr>
-        <w:spacing w:after="60"/>
-      </w:pPr>
-      <w:r>
-        <w:rPr>
-          <w:sz w:val="22"/>
-          <w:szCs w:val="22"/>
-        </w:rPr>
-        <w:t xml:space="preserve">What I found out about our question.</w:t>
-      </w:r>
-    </w:p>
-    <w:p>
-      <w:pPr>
-        <w:pStyle w:val="ListParagraph"/>
-        <w:numPr>
-          <w:ilvl w:val="0"/>
-          <w:numId w:val="1"/>
-        </w:numPr>
-        <w:spacing w:after="60"/>
-      </w:pPr>
-      <w:r>
-        <w:rPr>
-          <w:sz w:val="22"/>
-          <w:szCs w:val="22"/>
-        </w:rPr>
-        <w:t xml:space="preserve">One thing that surprised me, or that I want to check.</w:t>
-      </w:r>
-    </w:p>
-    <w:p>
-      <w:pPr>
-        <w:spacing w:after="120" w:before="0"/>
-      </w:pPr>
-      <w:r>
-        <w:rPr>
-          <w:sz w:val="22"/>
-          <w:szCs w:val="22"/>
-        </w:rPr>
-        <w:t xml:space="preserve">Remember: ask permission first, every time. If someone does not want to answer, that is fine. Keep this page in your research book so all our evidence stays in one place.</w:t>
-      </w:r>
-    </w:p>
-    <w:p>
-      <w:pPr>
-        <w:spacing w:after="120" w:before="80"/>
+        <w:spacing w:after="60" w:before="0"/>
       </w:pPr>
       <w:r>
         <w:rPr>
@@ -6816,7 +8665,7 @@
           <w:sz w:val="20"/>
           <w:szCs w:val="20"/>
         </w:rPr>
-        <w:t xml:space="preserve">Fill one space for each source or person.</w:t>
+        <w:t xml:space="preserve">For each person or place, write or draw what you found — no names. The first row is an example.</w:t>
       </w:r>
     </w:p>
     <w:tbl>
@@ -6832,10 +8681,9 @@
         </w:tblBorders>
       </w:tblPr>
       <w:tblGrid>
-        <w:gridCol w:w="1700"/>
-        <w:gridCol w:w="4600"/>
-        <w:gridCol w:w="2200"/>
-        <w:gridCol w:w="2300"/>
+        <w:gridCol w:w="3200"/>
+        <w:gridCol w:w="4400"/>
+        <w:gridCol w:w="3200"/>
       </w:tblGrid>
       <w:tr>
         <w:trPr>
@@ -6843,7 +8691,14 @@
         </w:trPr>
         <w:tc>
           <w:tcPr>
-            <w:tcW w:type="dxa" w:w="1700"/>
+            <w:tcW w:type="dxa" w:w="3200"/>
+            <w:shd w:fill="F1EEE6"/>
+            <w:tcMar>
+              <w:top w:type="dxa" w:w="60"/>
+              <w:left w:type="dxa" w:w="100"/>
+              <w:bottom w:type="dxa" w:w="60"/>
+              <w:right w:type="dxa" w:w="100"/>
+            </w:tcMar>
           </w:tcPr>
           <w:p>
             <w:r>
@@ -6851,16 +8706,23 @@
                 <w:b/>
                 <w:bCs/>
                 <w:color w:val="1F3A5F"/>
-                <w:sz w:val="20"/>
-                <w:szCs w:val="20"/>
+                <w:sz w:val="19"/>
+                <w:szCs w:val="19"/>
               </w:rPr>
-              <w:t xml:space="preserve">Which source</w:t>
+              <w:t xml:space="preserve">Who or place (no names)</w:t>
             </w:r>
           </w:p>
         </w:tc>
         <w:tc>
           <w:tcPr>
-            <w:tcW w:type="dxa" w:w="4600"/>
+            <w:tcW w:type="dxa" w:w="4400"/>
+            <w:shd w:fill="F1EEE6"/>
+            <w:tcMar>
+              <w:top w:type="dxa" w:w="60"/>
+              <w:left w:type="dxa" w:w="100"/>
+              <w:bottom w:type="dxa" w:w="60"/>
+              <w:right w:type="dxa" w:w="100"/>
+            </w:tcMar>
           </w:tcPr>
           <w:p>
             <w:r>
@@ -6868,16 +8730,23 @@
                 <w:b/>
                 <w:bCs/>
                 <w:color w:val="1F3A5F"/>
-                <w:sz w:val="20"/>
-                <w:szCs w:val="20"/>
+                <w:sz w:val="19"/>
+                <w:szCs w:val="19"/>
               </w:rPr>
-              <w:t xml:space="preserve">What it tells us about our question</w:t>
+              <w:t xml:space="preserve">What I found</w:t>
             </w:r>
           </w:p>
         </w:tc>
         <w:tc>
           <w:tcPr>
-            <w:tcW w:type="dxa" w:w="2200"/>
+            <w:tcW w:type="dxa" w:w="3200"/>
+            <w:shd w:fill="F1EEE6"/>
+            <w:tcMar>
+              <w:top w:type="dxa" w:w="60"/>
+              <w:left w:type="dxa" w:w="100"/>
+              <w:bottom w:type="dxa" w:w="60"/>
+              <w:right w:type="dxa" w:w="100"/>
+            </w:tcMar>
           </w:tcPr>
           <w:p>
             <w:r>
@@ -6885,38 +8754,95 @@
                 <w:b/>
                 <w:bCs/>
                 <w:color w:val="1F3A5F"/>
-                <w:sz w:val="20"/>
-                <w:szCs w:val="20"/>
+                <w:sz w:val="19"/>
+                <w:szCs w:val="19"/>
               </w:rPr>
-              <w:t xml:space="preserve">New words I met</w:t>
+              <w:t xml:space="preserve">One thing that surprised me</w:t>
+            </w:r>
+          </w:p>
+        </w:tc>
+      </w:tr>
+      <w:tr>
+        <w:tc>
+          <w:tcPr>
+            <w:tcW w:type="dxa" w:w="3200"/>
+            <w:shd w:fill="F1EEE6"/>
+            <w:tcMar>
+              <w:top w:type="dxa" w:w="40"/>
+              <w:left w:type="dxa" w:w="100"/>
+              <w:bottom w:type="dxa" w:w="40"/>
+              <w:right w:type="dxa" w:w="100"/>
+            </w:tcMar>
+          </w:tcPr>
+          <w:p>
+            <w:r>
+              <w:rPr>
+                <w:i/>
+                <w:iCs/>
+                <w:color w:val="3F4A34"/>
+                <w:sz w:val="17"/>
+                <w:szCs w:val="17"/>
+              </w:rPr>
+              <w:t xml:space="preserve">an elder</w:t>
             </w:r>
           </w:p>
         </w:tc>
         <w:tc>
           <w:tcPr>
-            <w:tcW w:type="dxa" w:w="2300"/>
+            <w:tcW w:type="dxa" w:w="4400"/>
+            <w:shd w:fill="F1EEE6"/>
+            <w:tcMar>
+              <w:top w:type="dxa" w:w="40"/>
+              <w:left w:type="dxa" w:w="100"/>
+              <w:bottom w:type="dxa" w:w="40"/>
+              <w:right w:type="dxa" w:w="100"/>
+            </w:tcMar>
           </w:tcPr>
           <w:p>
             <w:r>
               <w:rPr>
-                <w:b/>
-                <w:bCs/>
-                <w:color w:val="1F3A5F"/>
-                <w:sz w:val="20"/>
-                <w:szCs w:val="20"/>
+                <w:i/>
+                <w:iCs/>
+                <w:color w:val="3F4A34"/>
+                <w:sz w:val="17"/>
+                <w:szCs w:val="17"/>
               </w:rPr>
-              <w:t xml:space="preserve">Can I trust it?</w:t>
+              <w:t xml:space="preserve">the hills had big trees and shade before</w:t>
+            </w:r>
+          </w:p>
+        </w:tc>
+        <w:tc>
+          <w:tcPr>
+            <w:tcW w:type="dxa" w:w="3200"/>
+            <w:shd w:fill="F1EEE6"/>
+            <w:tcMar>
+              <w:top w:type="dxa" w:w="40"/>
+              <w:left w:type="dxa" w:w="100"/>
+              <w:bottom w:type="dxa" w:w="40"/>
+              <w:right w:type="dxa" w:w="100"/>
+            </w:tcMar>
+          </w:tcPr>
+          <w:p>
+            <w:r>
+              <w:rPr>
+                <w:i/>
+                <w:iCs/>
+                <w:color w:val="3F4A34"/>
+                <w:sz w:val="17"/>
+                <w:szCs w:val="17"/>
+              </w:rPr>
+              <w:t xml:space="preserve">how fast the trees went</w:t>
             </w:r>
           </w:p>
         </w:tc>
       </w:tr>
       <w:tr>
         <w:trPr>
-          <w:trHeight w:val="1100" w:hRule="atLeast"/>
+          <w:trHeight w:val="1000" w:hRule="atLeast"/>
         </w:trPr>
         <w:tc>
           <w:tcPr>
-            <w:tcW w:type="dxa" w:w="1700"/>
+            <w:tcW w:type="dxa" w:w="3200"/>
           </w:tcPr>
           <w:p>
             <w:r>
@@ -6926,7 +8852,7 @@
         </w:tc>
         <w:tc>
           <w:tcPr>
-            <w:tcW w:type="dxa" w:w="4600"/>
+            <w:tcW w:type="dxa" w:w="4400"/>
           </w:tcPr>
           <w:p>
             <w:r>
@@ -6936,17 +8862,7 @@
         </w:tc>
         <w:tc>
           <w:tcPr>
-            <w:tcW w:type="dxa" w:w="2200"/>
-          </w:tcPr>
-          <w:p>
-            <w:r>
-              <w:t xml:space="preserve"/>
-            </w:r>
-          </w:p>
-        </w:tc>
-        <w:tc>
-          <w:tcPr>
-            <w:tcW w:type="dxa" w:w="2300"/>
+            <w:tcW w:type="dxa" w:w="3200"/>
           </w:tcPr>
           <w:p>
             <w:r>
@@ -6957,11 +8873,11 @@
       </w:tr>
       <w:tr>
         <w:trPr>
-          <w:trHeight w:val="1100" w:hRule="atLeast"/>
+          <w:trHeight w:val="1000" w:hRule="atLeast"/>
         </w:trPr>
         <w:tc>
           <w:tcPr>
-            <w:tcW w:type="dxa" w:w="1700"/>
+            <w:tcW w:type="dxa" w:w="3200"/>
           </w:tcPr>
           <w:p>
             <w:r>
@@ -6971,7 +8887,7 @@
         </w:tc>
         <w:tc>
           <w:tcPr>
-            <w:tcW w:type="dxa" w:w="4600"/>
+            <w:tcW w:type="dxa" w:w="4400"/>
           </w:tcPr>
           <w:p>
             <w:r>
@@ -6981,17 +8897,7 @@
         </w:tc>
         <w:tc>
           <w:tcPr>
-            <w:tcW w:type="dxa" w:w="2200"/>
-          </w:tcPr>
-          <w:p>
-            <w:r>
-              <w:t xml:space="preserve"/>
-            </w:r>
-          </w:p>
-        </w:tc>
-        <w:tc>
-          <w:tcPr>
-            <w:tcW w:type="dxa" w:w="2300"/>
+            <w:tcW w:type="dxa" w:w="3200"/>
           </w:tcPr>
           <w:p>
             <w:r>
@@ -7002,11 +8908,11 @@
       </w:tr>
       <w:tr>
         <w:trPr>
-          <w:trHeight w:val="1100" w:hRule="atLeast"/>
+          <w:trHeight w:val="1000" w:hRule="atLeast"/>
         </w:trPr>
         <w:tc>
           <w:tcPr>
-            <w:tcW w:type="dxa" w:w="1700"/>
+            <w:tcW w:type="dxa" w:w="3200"/>
           </w:tcPr>
           <w:p>
             <w:r>
@@ -7016,7 +8922,7 @@
         </w:tc>
         <w:tc>
           <w:tcPr>
-            <w:tcW w:type="dxa" w:w="4600"/>
+            <w:tcW w:type="dxa" w:w="4400"/>
           </w:tcPr>
           <w:p>
             <w:r>
@@ -7026,17 +8932,7 @@
         </w:tc>
         <w:tc>
           <w:tcPr>
-            <w:tcW w:type="dxa" w:w="2200"/>
-          </w:tcPr>
-          <w:p>
-            <w:r>
-              <w:t xml:space="preserve"/>
-            </w:r>
-          </w:p>
-        </w:tc>
-        <w:tc>
-          <w:tcPr>
-            <w:tcW w:type="dxa" w:w="2300"/>
+            <w:tcW w:type="dxa" w:w="3200"/>
           </w:tcPr>
           <w:p>
             <w:r>
@@ -7047,11 +8943,11 @@
       </w:tr>
       <w:tr>
         <w:trPr>
-          <w:trHeight w:val="1100" w:hRule="atLeast"/>
+          <w:trHeight w:val="1000" w:hRule="atLeast"/>
         </w:trPr>
         <w:tc>
           <w:tcPr>
-            <w:tcW w:type="dxa" w:w="1700"/>
+            <w:tcW w:type="dxa" w:w="3200"/>
           </w:tcPr>
           <w:p>
             <w:r>
@@ -7061,7 +8957,7 @@
         </w:tc>
         <w:tc>
           <w:tcPr>
-            <w:tcW w:type="dxa" w:w="4600"/>
+            <w:tcW w:type="dxa" w:w="4400"/>
           </w:tcPr>
           <w:p>
             <w:r>
@@ -7071,17 +8967,7 @@
         </w:tc>
         <w:tc>
           <w:tcPr>
-            <w:tcW w:type="dxa" w:w="2200"/>
-          </w:tcPr>
-          <w:p>
-            <w:r>
-              <w:t xml:space="preserve"/>
-            </w:r>
-          </w:p>
-        </w:tc>
-        <w:tc>
-          <w:tcPr>
-            <w:tcW w:type="dxa" w:w="2300"/>
+            <w:tcW w:type="dxa" w:w="3200"/>
           </w:tcPr>
           <w:p>
             <w:r>
@@ -7092,11 +8978,11 @@
       </w:tr>
       <w:tr>
         <w:trPr>
-          <w:trHeight w:val="1100" w:hRule="atLeast"/>
+          <w:trHeight w:val="1000" w:hRule="atLeast"/>
         </w:trPr>
         <w:tc>
           <w:tcPr>
-            <w:tcW w:type="dxa" w:w="1700"/>
+            <w:tcW w:type="dxa" w:w="3200"/>
           </w:tcPr>
           <w:p>
             <w:r>
@@ -7106,7 +8992,7 @@
         </w:tc>
         <w:tc>
           <w:tcPr>
-            <w:tcW w:type="dxa" w:w="4600"/>
+            <w:tcW w:type="dxa" w:w="4400"/>
           </w:tcPr>
           <w:p>
             <w:r>
@@ -7116,17 +9002,7 @@
         </w:tc>
         <w:tc>
           <w:tcPr>
-            <w:tcW w:type="dxa" w:w="2200"/>
-          </w:tcPr>
-          <w:p>
-            <w:r>
-              <w:t xml:space="preserve"/>
-            </w:r>
-          </w:p>
-        </w:tc>
-        <w:tc>
-          <w:tcPr>
-            <w:tcW w:type="dxa" w:w="2300"/>
+            <w:tcW w:type="dxa" w:w="3200"/>
           </w:tcPr>
           <w:p>
             <w:r>
@@ -7137,11 +9013,11 @@
       </w:tr>
       <w:tr>
         <w:trPr>
-          <w:trHeight w:val="1100" w:hRule="atLeast"/>
+          <w:trHeight w:val="1000" w:hRule="atLeast"/>
         </w:trPr>
         <w:tc>
           <w:tcPr>
-            <w:tcW w:type="dxa" w:w="1700"/>
+            <w:tcW w:type="dxa" w:w="3200"/>
           </w:tcPr>
           <w:p>
             <w:r>
@@ -7151,7 +9027,7 @@
         </w:tc>
         <w:tc>
           <w:tcPr>
-            <w:tcW w:type="dxa" w:w="4600"/>
+            <w:tcW w:type="dxa" w:w="4400"/>
           </w:tcPr>
           <w:p>
             <w:r>
@@ -7161,7 +9037,22 @@
         </w:tc>
         <w:tc>
           <w:tcPr>
-            <w:tcW w:type="dxa" w:w="2200"/>
+            <w:tcW w:type="dxa" w:w="3200"/>
+          </w:tcPr>
+          <w:p>
+            <w:r>
+              <w:t xml:space="preserve"/>
+            </w:r>
+          </w:p>
+        </w:tc>
+      </w:tr>
+      <w:tr>
+        <w:trPr>
+          <w:trHeight w:val="1000" w:hRule="atLeast"/>
+        </w:trPr>
+        <w:tc>
+          <w:tcPr>
+            <w:tcW w:type="dxa" w:w="3200"/>
           </w:tcPr>
           <w:p>
             <w:r>
@@ -7171,7 +9062,17 @@
         </w:tc>
         <w:tc>
           <w:tcPr>
-            <w:tcW w:type="dxa" w:w="2300"/>
+            <w:tcW w:type="dxa" w:w="4400"/>
+          </w:tcPr>
+          <w:p>
+            <w:r>
+              <w:t xml:space="preserve"/>
+            </w:r>
+          </w:p>
+        </w:tc>
+        <w:tc>
+          <w:tcPr>
+            <w:tcW w:type="dxa" w:w="3200"/>
           </w:tcPr>
           <w:p>
             <w:r>
@@ -7216,124 +9117,939 @@
         <w:t xml:space="preserve">Can we trust it?</w:t>
       </w:r>
     </w:p>
-    <w:p>
-      <w:pPr>
-        <w:pStyle w:val="Heading2"/>
-        <w:spacing w:after="80" w:before="200"/>
-      </w:pPr>
-      <w:r>
-        <w:rPr>
-          <w:b/>
-          <w:bCs/>
+    <w:tbl>
+      <w:tblPr>
+        <w:tblW w:type="pct" w:w="100%"/>
+        <w:tblBorders>
+          <w:top w:val="single" w:color="auto" w:sz="4"/>
+          <w:left w:val="single" w:color="auto" w:sz="4"/>
+          <w:bottom w:val="single" w:color="auto" w:sz="4"/>
+          <w:right w:val="single" w:color="auto" w:sz="4"/>
+          <w:insideH w:val="single" w:color="auto" w:sz="4"/>
+          <w:insideV w:val="single" w:color="auto" w:sz="4"/>
+        </w:tblBorders>
+      </w:tblPr>
+      <w:tblGrid>
+        <w:gridCol w:w="10800"/>
+      </w:tblGrid>
+      <w:tr>
+        <w:tc>
+          <w:tcPr>
+            <w:tcW w:type="dxa" w:w="10800"/>
+            <w:shd w:fill="F1EEE6"/>
+            <w:tcMar>
+              <w:top w:type="dxa" w:w="100"/>
+              <w:left w:type="dxa" w:w="160"/>
+              <w:bottom w:type="dxa" w:w="100"/>
+              <w:right w:type="dxa" w:w="160"/>
+            </w:tcMar>
+          </w:tcPr>
+          <w:p>
+            <w:pPr>
+              <w:spacing w:after="60"/>
+            </w:pPr>
+            <w:r>
+              <w:rPr>
+                <w:b/>
+                <w:bCs/>
+                <w:color w:val="6E7A2E"/>
+                <w:sz w:val="18"/>
+                <w:szCs w:val="18"/>
+              </w:rPr>
+              <w:t xml:space="preserve">Like this:</w:t>
+            </w:r>
+          </w:p>
+          <w:p>
+            <w:pPr>
+              <w:spacing w:after="40"/>
+            </w:pPr>
+            <w:r>
+              <w:rPr>
+                <w:i/>
+                <w:iCs/>
+                <w:color w:val="3F4A34"/>
+                <w:sz w:val="20"/>
+                <w:szCs w:val="20"/>
+              </w:rPr>
+              <w:t xml:space="preserve">Source:  the company website.</w:t>
+            </w:r>
+          </w:p>
+          <w:p>
+            <w:pPr>
+              <w:spacing w:after="40"/>
+            </w:pPr>
+            <w:r>
+              <w:rPr>
+                <w:i/>
+                <w:iCs/>
+                <w:color w:val="3F4A34"/>
+                <w:sz w:val="20"/>
+                <w:szCs w:val="20"/>
+              </w:rPr>
+              <w:t xml:space="preserve">Who &amp; why?  a company — it sells trees.</w:t>
+            </w:r>
+          </w:p>
+          <w:p>
+            <w:pPr>
+              <w:spacing w:after="40"/>
+            </w:pPr>
+            <w:r>
+              <w:rPr>
+                <w:i/>
+                <w:iCs/>
+                <w:color w:val="3F4A34"/>
+                <w:sz w:val="20"/>
+                <w:szCs w:val="20"/>
+              </w:rPr>
+              <w:t xml:space="preserve">How do they know?  no proof shown.</w:t>
+            </w:r>
+          </w:p>
+          <w:p>
+            <w:pPr>
+              <w:spacing w:after="40"/>
+            </w:pPr>
+            <w:r>
+              <w:rPr>
+                <w:i/>
+                <w:iCs/>
+                <w:color w:val="3F4A34"/>
+                <w:sz w:val="20"/>
+                <w:szCs w:val="20"/>
+              </w:rPr>
+              <w:t xml:space="preserve">Does it agree?  only a little  →  trust LESS.</w:t>
+            </w:r>
+          </w:p>
+        </w:tc>
+      </w:tr>
+    </w:tbl>
+    <w:p>
+      <w:pPr>
+        <w:spacing w:after="120" w:before="0"/>
+      </w:pPr>
+      <w:r>
+        <w:rPr>
+          <w:b/>
+          <w:bCs/>
+          <w:sz w:val="22"/>
+          <w:szCs w:val="22"/>
+        </w:rPr>
+        <w:t xml:space="preserve">For each source, make the three checks:</w:t>
+      </w:r>
+    </w:p>
+    <w:p>
+      <w:pPr>
+        <w:spacing w:after="150"/>
+      </w:pPr>
+      <w:r>
+        <w:rPr>
+          <w:sz w:val="22"/>
+          <w:szCs w:val="22"/>
+        </w:rPr>
+        <w:t xml:space="preserve">Who made it, and why?  </w:t>
+      </w:r>
+      <w:r>
+        <w:rPr>
+          <w:color w:val="B9B3A6"/>
+          <w:sz w:val="22"/>
+          <w:szCs w:val="22"/>
+        </w:rPr>
+        <w:t xml:space="preserve">______________________________________</w:t>
+      </w:r>
+    </w:p>
+    <w:p>
+      <w:pPr>
+        <w:spacing w:after="150"/>
+      </w:pPr>
+      <w:r>
+        <w:rPr>
+          <w:sz w:val="22"/>
+          <w:szCs w:val="22"/>
+        </w:rPr>
+        <w:t xml:space="preserve">How do they know — is it still true?  </w:t>
+      </w:r>
+      <w:r>
+        <w:rPr>
+          <w:color w:val="B9B3A6"/>
+          <w:sz w:val="22"/>
+          <w:szCs w:val="22"/>
+        </w:rPr>
+        <w:t xml:space="preserve">______________________________________</w:t>
+      </w:r>
+    </w:p>
+    <w:p>
+      <w:pPr>
+        <w:spacing w:after="150"/>
+      </w:pPr>
+      <w:r>
+        <w:rPr>
+          <w:sz w:val="22"/>
+          <w:szCs w:val="22"/>
+        </w:rPr>
+        <w:t xml:space="preserve">Does it agree with the other sources, and with what WE found?  </w:t>
+      </w:r>
+      <w:r>
+        <w:rPr>
+          <w:color w:val="B9B3A6"/>
+          <w:sz w:val="22"/>
+          <w:szCs w:val="22"/>
+        </w:rPr>
+        <w:t xml:space="preserve">______________________________________</w:t>
+      </w:r>
+    </w:p>
+    <w:p>
+      <w:pPr>
+        <w:spacing w:after="120" w:before="80"/>
+      </w:pPr>
+      <w:r>
+        <w:rPr>
+          <w:b/>
+          <w:bCs/>
+          <w:sz w:val="22"/>
+          <w:szCs w:val="22"/>
+        </w:rPr>
+        <w:t xml:space="preserve">How much can we trust it?</w:t>
+      </w:r>
+    </w:p>
+    <w:p>
+      <w:pPr>
+        <w:spacing w:after="130"/>
+      </w:pPr>
+      <w:r>
+        <w:rPr>
           <w:color w:val="7A3B69"/>
-          <w:sz w:val="26"/>
-          <w:szCs w:val="26"/>
-        </w:rPr>
-        <w:t xml:space="preserve">Can we trust it?</w:t>
-      </w:r>
-    </w:p>
+          <w:sz w:val="22"/>
+          <w:szCs w:val="22"/>
+        </w:rPr>
+        <w:t xml:space="preserve">(   ) </w:t>
+      </w:r>
+      <w:r>
+        <w:rPr>
+          <w:sz w:val="22"/>
+          <w:szCs w:val="22"/>
+        </w:rPr>
+        <w:t xml:space="preserve">a lot    </w:t>
+      </w:r>
+      <w:r>
+        <w:rPr>
+          <w:color w:val="7A3B69"/>
+          <w:sz w:val="22"/>
+          <w:szCs w:val="22"/>
+        </w:rPr>
+        <w:t xml:space="preserve">(   ) </w:t>
+      </w:r>
+      <w:r>
+        <w:rPr>
+          <w:sz w:val="22"/>
+          <w:szCs w:val="22"/>
+        </w:rPr>
+        <w:t xml:space="preserve">some    </w:t>
+      </w:r>
+      <w:r>
+        <w:rPr>
+          <w:color w:val="7A3B69"/>
+          <w:sz w:val="22"/>
+          <w:szCs w:val="22"/>
+        </w:rPr>
+        <w:t xml:space="preserve">(   ) </w:t>
+      </w:r>
+      <w:r>
+        <w:rPr>
+          <w:sz w:val="22"/>
+          <w:szCs w:val="22"/>
+        </w:rPr>
+        <w:t xml:space="preserve">a little    </w:t>
+      </w:r>
+    </w:p>
+    <w:p>
+      <w:r>
+        <w:br w:type="page"/>
+      </w:r>
+    </w:p>
+    <w:p>
+      <w:pPr>
+        <w:spacing w:after="40"/>
+      </w:pPr>
+      <w:r>
+        <w:rPr>
+          <w:b/>
+          <w:bCs/>
+          <w:color w:val="7A3B69"/>
+          <w:sz w:val="15"/>
+          <w:szCs w:val="15"/>
+        </w:rPr>
+        <w:t xml:space="preserve">RESEARCH BOOK · SORT AND THEME WHAT WE FOUND</w:t>
+      </w:r>
+    </w:p>
+    <w:p>
+      <w:pPr>
+        <w:spacing w:after="120"/>
+      </w:pPr>
+      <w:r>
+        <w:rPr>
+          <w:b/>
+          <w:bCs/>
+          <w:color w:val="1F3A5F"/>
+          <w:sz w:val="30"/>
+          <w:szCs w:val="30"/>
+        </w:rPr>
+        <w:t xml:space="preserve">Our themes — what keeps coming up</w:t>
+      </w:r>
+    </w:p>
+    <w:tbl>
+      <w:tblPr>
+        <w:tblW w:type="pct" w:w="100%"/>
+        <w:tblBorders>
+          <w:top w:val="single" w:color="auto" w:sz="4"/>
+          <w:left w:val="single" w:color="auto" w:sz="4"/>
+          <w:bottom w:val="single" w:color="auto" w:sz="4"/>
+          <w:right w:val="single" w:color="auto" w:sz="4"/>
+          <w:insideH w:val="single" w:color="auto" w:sz="4"/>
+          <w:insideV w:val="single" w:color="auto" w:sz="4"/>
+        </w:tblBorders>
+      </w:tblPr>
+      <w:tblGrid>
+        <w:gridCol w:w="10800"/>
+      </w:tblGrid>
+      <w:tr>
+        <w:tc>
+          <w:tcPr>
+            <w:tcW w:type="dxa" w:w="10800"/>
+            <w:shd w:fill="F1EEE6"/>
+            <w:tcMar>
+              <w:top w:type="dxa" w:w="100"/>
+              <w:left w:type="dxa" w:w="160"/>
+              <w:bottom w:type="dxa" w:w="100"/>
+              <w:right w:type="dxa" w:w="160"/>
+            </w:tcMar>
+          </w:tcPr>
+          <w:p>
+            <w:pPr>
+              <w:spacing w:after="60"/>
+            </w:pPr>
+            <w:r>
+              <w:rPr>
+                <w:b/>
+                <w:bCs/>
+                <w:color w:val="6E7A2E"/>
+                <w:sz w:val="18"/>
+                <w:szCs w:val="18"/>
+              </w:rPr>
+              <w:t xml:space="preserve">Like this:</w:t>
+            </w:r>
+          </w:p>
+          <w:p>
+            <w:pPr>
+              <w:spacing w:after="40"/>
+            </w:pPr>
+            <w:r>
+              <w:rPr>
+                <w:i/>
+                <w:iCs/>
+                <w:color w:val="3F4A34"/>
+                <w:sz w:val="20"/>
+                <w:szCs w:val="20"/>
+              </w:rPr>
+              <w:t xml:space="preserve">Theme:  "the bare hills are hotter."   ( MANY people said this )</w:t>
+            </w:r>
+          </w:p>
+        </w:tc>
+      </w:tr>
+    </w:tbl>
     <w:p>
       <w:pPr>
         <w:spacing w:after="120" w:before="0"/>
       </w:pPr>
       <w:r>
         <w:rPr>
-          <w:sz w:val="22"/>
-          <w:szCs w:val="22"/>
-        </w:rPr>
-        <w:t xml:space="preserve">Use one of these for each source, and for anything important people told us. Answer in words, drawings, or marks. These are the three checks printed on the cards in our source pack.</w:t>
-      </w:r>
-    </w:p>
-    <w:p>
-      <w:pPr>
-        <w:spacing w:after="120" w:before="0"/>
-      </w:pPr>
-      <w:r>
-        <w:rPr>
-          <w:sz w:val="22"/>
-          <w:szCs w:val="22"/>
-        </w:rPr>
-        <w:t xml:space="preserve">For each piece of evidence, the sheet has room for:</w:t>
-      </w:r>
-    </w:p>
-    <w:p>
-      <w:pPr>
-        <w:pStyle w:val="ListParagraph"/>
-        <w:numPr>
-          <w:ilvl w:val="0"/>
-          <w:numId w:val="1"/>
-        </w:numPr>
-        <w:spacing w:after="60"/>
-      </w:pPr>
-      <w:r>
-        <w:rPr>
-          <w:sz w:val="22"/>
-          <w:szCs w:val="22"/>
-        </w:rPr>
-        <w:t xml:space="preserve">Who made it, and why? (could they have a reason to tell it one way?)</w:t>
-      </w:r>
-    </w:p>
-    <w:p>
-      <w:pPr>
-        <w:pStyle w:val="ListParagraph"/>
-        <w:numPr>
-          <w:ilvl w:val="0"/>
-          <w:numId w:val="1"/>
-        </w:numPr>
-        <w:spacing w:after="60"/>
-      </w:pPr>
-      <w:r>
-        <w:rPr>
-          <w:sz w:val="22"/>
-          <w:szCs w:val="22"/>
-        </w:rPr>
-        <w:t xml:space="preserve">How do they know — and is it still true? (do they show it, or just say it?)</w:t>
-      </w:r>
-    </w:p>
-    <w:p>
-      <w:pPr>
-        <w:pStyle w:val="ListParagraph"/>
-        <w:numPr>
-          <w:ilvl w:val="0"/>
-          <w:numId w:val="1"/>
-        </w:numPr>
-        <w:spacing w:after="60"/>
-      </w:pPr>
-      <w:r>
-        <w:rPr>
-          <w:sz w:val="22"/>
-          <w:szCs w:val="22"/>
-        </w:rPr>
-        <w:t xml:space="preserve">Does it hold up? (does it agree with the other sources, and with what WE found?)</w:t>
-      </w:r>
-    </w:p>
-    <w:p>
-      <w:pPr>
-        <w:pStyle w:val="ListParagraph"/>
-        <w:numPr>
-          <w:ilvl w:val="0"/>
-          <w:numId w:val="1"/>
-        </w:numPr>
-        <w:spacing w:after="60"/>
-      </w:pPr>
-      <w:r>
-        <w:rPr>
-          <w:sz w:val="22"/>
-          <w:szCs w:val="22"/>
-        </w:rPr>
-        <w:t xml:space="preserve">How much weight can it bear? (a lot, some, or a little)</w:t>
-      </w:r>
-    </w:p>
-    <w:p>
-      <w:pPr>
-        <w:spacing w:after="120" w:before="0"/>
-      </w:pPr>
-      <w:r>
-        <w:rPr>
-          <w:sz w:val="22"/>
-          <w:szCs w:val="22"/>
-        </w:rPr>
-        <w:t xml:space="preserve">The third check matters most: the strongest evidence is what many sources AND our own research agree on. Keep these pages in your research book. They show your teacher how you are learning to weigh evidence like a researcher.</w:t>
+          <w:b/>
+          <w:bCs/>
+          <w:sz w:val="22"/>
+          <w:szCs w:val="22"/>
+        </w:rPr>
+        <w:t xml:space="preserve">Group what we found into themes. Name each, and how many said it:</w:t>
+      </w:r>
+    </w:p>
+    <w:p>
+      <w:pPr>
+        <w:spacing w:after="120" w:before="60"/>
+      </w:pPr>
+      <w:r>
+        <w:rPr>
+          <w:b/>
+          <w:bCs/>
+          <w:sz w:val="22"/>
+          <w:szCs w:val="22"/>
+        </w:rPr>
+        <w:t xml:space="preserve">Theme 1:</w:t>
+      </w:r>
+    </w:p>
+    <w:p>
+      <w:pPr>
+        <w:spacing w:after="150"/>
+      </w:pPr>
+      <w:r>
+        <w:rPr>
+          <w:sz w:val="22"/>
+          <w:szCs w:val="22"/>
+        </w:rPr>
+        <w:t xml:space="preserve">What keeps coming up  </w:t>
+      </w:r>
+      <w:r>
+        <w:rPr>
+          <w:color w:val="B9B3A6"/>
+          <w:sz w:val="22"/>
+          <w:szCs w:val="22"/>
+        </w:rPr>
+        <w:t xml:space="preserve">______________________________________</w:t>
+      </w:r>
+    </w:p>
+    <w:p>
+      <w:pPr>
+        <w:spacing w:after="130"/>
+      </w:pPr>
+      <w:r>
+        <w:rPr>
+          <w:b/>
+          <w:bCs/>
+          <w:sz w:val="22"/>
+          <w:szCs w:val="22"/>
+        </w:rPr>
+        <w:t xml:space="preserve">How many said it?   </w:t>
+      </w:r>
+      <w:r>
+        <w:rPr>
+          <w:color w:val="7A3B69"/>
+          <w:sz w:val="22"/>
+          <w:szCs w:val="22"/>
+        </w:rPr>
+        <w:t xml:space="preserve">(   ) </w:t>
+      </w:r>
+      <w:r>
+        <w:rPr>
+          <w:sz w:val="22"/>
+          <w:szCs w:val="22"/>
+        </w:rPr>
+        <w:t xml:space="preserve">few    </w:t>
+      </w:r>
+      <w:r>
+        <w:rPr>
+          <w:color w:val="7A3B69"/>
+          <w:sz w:val="22"/>
+          <w:szCs w:val="22"/>
+        </w:rPr>
+        <w:t xml:space="preserve">(   ) </w:t>
+      </w:r>
+      <w:r>
+        <w:rPr>
+          <w:sz w:val="22"/>
+          <w:szCs w:val="22"/>
+        </w:rPr>
+        <w:t xml:space="preserve">some    </w:t>
+      </w:r>
+      <w:r>
+        <w:rPr>
+          <w:color w:val="7A3B69"/>
+          <w:sz w:val="22"/>
+          <w:szCs w:val="22"/>
+        </w:rPr>
+        <w:t xml:space="preserve">(   ) </w:t>
+      </w:r>
+      <w:r>
+        <w:rPr>
+          <w:sz w:val="22"/>
+          <w:szCs w:val="22"/>
+        </w:rPr>
+        <w:t xml:space="preserve">many    </w:t>
+      </w:r>
+    </w:p>
+    <w:p>
+      <w:pPr>
+        <w:spacing w:after="120" w:before="60"/>
+      </w:pPr>
+      <w:r>
+        <w:rPr>
+          <w:b/>
+          <w:bCs/>
+          <w:sz w:val="22"/>
+          <w:szCs w:val="22"/>
+        </w:rPr>
+        <w:t xml:space="preserve">Theme 2:</w:t>
+      </w:r>
+    </w:p>
+    <w:p>
+      <w:pPr>
+        <w:spacing w:after="150"/>
+      </w:pPr>
+      <w:r>
+        <w:rPr>
+          <w:sz w:val="22"/>
+          <w:szCs w:val="22"/>
+        </w:rPr>
+        <w:t xml:space="preserve">What keeps coming up  </w:t>
+      </w:r>
+      <w:r>
+        <w:rPr>
+          <w:color w:val="B9B3A6"/>
+          <w:sz w:val="22"/>
+          <w:szCs w:val="22"/>
+        </w:rPr>
+        <w:t xml:space="preserve">______________________________________</w:t>
+      </w:r>
+    </w:p>
+    <w:p>
+      <w:pPr>
+        <w:spacing w:after="130"/>
+      </w:pPr>
+      <w:r>
+        <w:rPr>
+          <w:b/>
+          <w:bCs/>
+          <w:sz w:val="22"/>
+          <w:szCs w:val="22"/>
+        </w:rPr>
+        <w:t xml:space="preserve">How many said it?   </w:t>
+      </w:r>
+      <w:r>
+        <w:rPr>
+          <w:color w:val="7A3B69"/>
+          <w:sz w:val="22"/>
+          <w:szCs w:val="22"/>
+        </w:rPr>
+        <w:t xml:space="preserve">(   ) </w:t>
+      </w:r>
+      <w:r>
+        <w:rPr>
+          <w:sz w:val="22"/>
+          <w:szCs w:val="22"/>
+        </w:rPr>
+        <w:t xml:space="preserve">few    </w:t>
+      </w:r>
+      <w:r>
+        <w:rPr>
+          <w:color w:val="7A3B69"/>
+          <w:sz w:val="22"/>
+          <w:szCs w:val="22"/>
+        </w:rPr>
+        <w:t xml:space="preserve">(   ) </w:t>
+      </w:r>
+      <w:r>
+        <w:rPr>
+          <w:sz w:val="22"/>
+          <w:szCs w:val="22"/>
+        </w:rPr>
+        <w:t xml:space="preserve">some    </w:t>
+      </w:r>
+      <w:r>
+        <w:rPr>
+          <w:color w:val="7A3B69"/>
+          <w:sz w:val="22"/>
+          <w:szCs w:val="22"/>
+        </w:rPr>
+        <w:t xml:space="preserve">(   ) </w:t>
+      </w:r>
+      <w:r>
+        <w:rPr>
+          <w:sz w:val="22"/>
+          <w:szCs w:val="22"/>
+        </w:rPr>
+        <w:t xml:space="preserve">many    </w:t>
+      </w:r>
+    </w:p>
+    <w:p>
+      <w:pPr>
+        <w:spacing w:after="120" w:before="60"/>
+      </w:pPr>
+      <w:r>
+        <w:rPr>
+          <w:b/>
+          <w:bCs/>
+          <w:sz w:val="22"/>
+          <w:szCs w:val="22"/>
+        </w:rPr>
+        <w:t xml:space="preserve">Theme 3:</w:t>
+      </w:r>
+    </w:p>
+    <w:p>
+      <w:pPr>
+        <w:spacing w:after="150"/>
+      </w:pPr>
+      <w:r>
+        <w:rPr>
+          <w:sz w:val="22"/>
+          <w:szCs w:val="22"/>
+        </w:rPr>
+        <w:t xml:space="preserve">What keeps coming up  </w:t>
+      </w:r>
+      <w:r>
+        <w:rPr>
+          <w:color w:val="B9B3A6"/>
+          <w:sz w:val="22"/>
+          <w:szCs w:val="22"/>
+        </w:rPr>
+        <w:t xml:space="preserve">______________________________________</w:t>
+      </w:r>
+    </w:p>
+    <w:p>
+      <w:pPr>
+        <w:spacing w:after="130"/>
+      </w:pPr>
+      <w:r>
+        <w:rPr>
+          <w:b/>
+          <w:bCs/>
+          <w:sz w:val="22"/>
+          <w:szCs w:val="22"/>
+        </w:rPr>
+        <w:t xml:space="preserve">How many said it?   </w:t>
+      </w:r>
+      <w:r>
+        <w:rPr>
+          <w:color w:val="7A3B69"/>
+          <w:sz w:val="22"/>
+          <w:szCs w:val="22"/>
+        </w:rPr>
+        <w:t xml:space="preserve">(   ) </w:t>
+      </w:r>
+      <w:r>
+        <w:rPr>
+          <w:sz w:val="22"/>
+          <w:szCs w:val="22"/>
+        </w:rPr>
+        <w:t xml:space="preserve">few    </w:t>
+      </w:r>
+      <w:r>
+        <w:rPr>
+          <w:color w:val="7A3B69"/>
+          <w:sz w:val="22"/>
+          <w:szCs w:val="22"/>
+        </w:rPr>
+        <w:t xml:space="preserve">(   ) </w:t>
+      </w:r>
+      <w:r>
+        <w:rPr>
+          <w:sz w:val="22"/>
+          <w:szCs w:val="22"/>
+        </w:rPr>
+        <w:t xml:space="preserve">some    </w:t>
+      </w:r>
+      <w:r>
+        <w:rPr>
+          <w:color w:val="7A3B69"/>
+          <w:sz w:val="22"/>
+          <w:szCs w:val="22"/>
+        </w:rPr>
+        <w:t xml:space="preserve">(   ) </w:t>
+      </w:r>
+      <w:r>
+        <w:rPr>
+          <w:sz w:val="22"/>
+          <w:szCs w:val="22"/>
+        </w:rPr>
+        <w:t xml:space="preserve">many    </w:t>
+      </w:r>
+    </w:p>
+    <w:p>
+      <w:r>
+        <w:br w:type="page"/>
+      </w:r>
+    </w:p>
+    <w:p>
+      <w:pPr>
+        <w:spacing w:after="40"/>
+      </w:pPr>
+      <w:r>
+        <w:rPr>
+          <w:b/>
+          <w:bCs/>
+          <w:color w:val="7A3B69"/>
+          <w:sz w:val="15"/>
+          <w:szCs w:val="15"/>
+        </w:rPr>
+        <w:t xml:space="preserve">RESEARCH BOOK · DIG FOR THE ROOT CAUSE</w:t>
+      </w:r>
+    </w:p>
+    <w:p>
+      <w:pPr>
+        <w:spacing w:after="120"/>
+      </w:pPr>
+      <w:r>
+        <w:rPr>
+          <w:b/>
+          <w:bCs/>
+          <w:color w:val="1F3A5F"/>
+          <w:sz w:val="30"/>
+          <w:szCs w:val="30"/>
+        </w:rPr>
+        <w:t xml:space="preserve">Dig for the root cause</w:t>
+      </w:r>
+    </w:p>
+    <w:tbl>
+      <w:tblPr>
+        <w:tblW w:type="pct" w:w="100%"/>
+        <w:tblBorders>
+          <w:top w:val="single" w:color="auto" w:sz="4"/>
+          <w:left w:val="single" w:color="auto" w:sz="4"/>
+          <w:bottom w:val="single" w:color="auto" w:sz="4"/>
+          <w:right w:val="single" w:color="auto" w:sz="4"/>
+          <w:insideH w:val="single" w:color="auto" w:sz="4"/>
+          <w:insideV w:val="single" w:color="auto" w:sz="4"/>
+        </w:tblBorders>
+      </w:tblPr>
+      <w:tblGrid>
+        <w:gridCol w:w="10800"/>
+      </w:tblGrid>
+      <w:tr>
+        <w:tc>
+          <w:tcPr>
+            <w:tcW w:type="dxa" w:w="10800"/>
+            <w:shd w:fill="F1EEE6"/>
+            <w:tcMar>
+              <w:top w:type="dxa" w:w="100"/>
+              <w:left w:type="dxa" w:w="160"/>
+              <w:bottom w:type="dxa" w:w="100"/>
+              <w:right w:type="dxa" w:w="160"/>
+            </w:tcMar>
+          </w:tcPr>
+          <w:p>
+            <w:pPr>
+              <w:spacing w:after="60"/>
+            </w:pPr>
+            <w:r>
+              <w:rPr>
+                <w:b/>
+                <w:bCs/>
+                <w:color w:val="6E7A2E"/>
+                <w:sz w:val="18"/>
+                <w:szCs w:val="18"/>
+              </w:rPr>
+              <w:t xml:space="preserve">Like this:</w:t>
+            </w:r>
+          </w:p>
+          <w:p>
+            <w:pPr>
+              <w:spacing w:after="40"/>
+            </w:pPr>
+            <w:r>
+              <w:rPr>
+                <w:i/>
+                <w:iCs/>
+                <w:color w:val="3F4A34"/>
+                <w:sz w:val="20"/>
+                <w:szCs w:val="20"/>
+              </w:rPr>
+              <w:t xml:space="preserve">The problem:  the soil slides when it rains.</w:t>
+            </w:r>
+          </w:p>
+          <w:p>
+            <w:pPr>
+              <w:spacing w:after="40"/>
+            </w:pPr>
+            <w:r>
+              <w:rPr>
+                <w:i/>
+                <w:iCs/>
+                <w:color w:val="3F4A34"/>
+                <w:sz w:val="20"/>
+                <w:szCs w:val="20"/>
+              </w:rPr>
+              <w:t xml:space="preserve">→ Why?  the hills are bare.</w:t>
+            </w:r>
+          </w:p>
+          <w:p>
+            <w:pPr>
+              <w:spacing w:after="40"/>
+            </w:pPr>
+            <w:r>
+              <w:rPr>
+                <w:i/>
+                <w:iCs/>
+                <w:color w:val="3F4A34"/>
+                <w:sz w:val="20"/>
+                <w:szCs w:val="20"/>
+              </w:rPr>
+              <w:t xml:space="preserve">→ Why?  the trees were cut.</w:t>
+            </w:r>
+          </w:p>
+          <w:p>
+            <w:pPr>
+              <w:spacing w:after="40"/>
+            </w:pPr>
+            <w:r>
+              <w:rPr>
+                <w:i/>
+                <w:iCs/>
+                <w:color w:val="3F4A34"/>
+                <w:sz w:val="20"/>
+                <w:szCs w:val="20"/>
+              </w:rPr>
+              <w:t xml:space="preserve">→ Why?  families needed wood.</w:t>
+            </w:r>
+          </w:p>
+          <w:p>
+            <w:pPr>
+              <w:spacing w:after="40"/>
+            </w:pPr>
+            <w:r>
+              <w:rPr>
+                <w:i/>
+                <w:iCs/>
+                <w:color w:val="3F4A34"/>
+                <w:sz w:val="20"/>
+                <w:szCs w:val="20"/>
+              </w:rPr>
+              <w:t xml:space="preserve">→ Why?  there was no other fuel.</w:t>
+            </w:r>
+          </w:p>
+          <w:p>
+            <w:pPr>
+              <w:spacing w:after="40"/>
+            </w:pPr>
+            <w:r>
+              <w:rPr>
+                <w:i/>
+                <w:iCs/>
+                <w:color w:val="3F4A34"/>
+                <w:sz w:val="20"/>
+                <w:szCs w:val="20"/>
+              </w:rPr>
+              <w:t xml:space="preserve">ROOT CAUSE:  no other fuel, and many people arrived fast.</w:t>
+            </w:r>
+          </w:p>
+        </w:tc>
+      </w:tr>
+    </w:tbl>
+    <w:p>
+      <w:pPr>
+        <w:spacing w:after="150"/>
+      </w:pPr>
+      <w:r>
+        <w:rPr>
+          <w:sz w:val="22"/>
+          <w:szCs w:val="22"/>
+        </w:rPr>
+        <w:t xml:space="preserve">The problem  </w:t>
+      </w:r>
+      <w:r>
+        <w:rPr>
+          <w:color w:val="B9B3A6"/>
+          <w:sz w:val="22"/>
+          <w:szCs w:val="22"/>
+        </w:rPr>
+        <w:t xml:space="preserve">______________________________________</w:t>
+      </w:r>
+    </w:p>
+    <w:p>
+      <w:pPr>
+        <w:spacing w:after="150"/>
+      </w:pPr>
+      <w:r>
+        <w:rPr>
+          <w:sz w:val="22"/>
+          <w:szCs w:val="22"/>
+        </w:rPr>
+        <w:t xml:space="preserve">→ Why?  </w:t>
+      </w:r>
+      <w:r>
+        <w:rPr>
+          <w:color w:val="B9B3A6"/>
+          <w:sz w:val="22"/>
+          <w:szCs w:val="22"/>
+        </w:rPr>
+        <w:t xml:space="preserve">______________________________________</w:t>
+      </w:r>
+    </w:p>
+    <w:p>
+      <w:pPr>
+        <w:spacing w:after="150"/>
+      </w:pPr>
+      <w:r>
+        <w:rPr>
+          <w:sz w:val="22"/>
+          <w:szCs w:val="22"/>
+        </w:rPr>
+        <w:t xml:space="preserve">→ Why?  </w:t>
+      </w:r>
+      <w:r>
+        <w:rPr>
+          <w:color w:val="B9B3A6"/>
+          <w:sz w:val="22"/>
+          <w:szCs w:val="22"/>
+        </w:rPr>
+        <w:t xml:space="preserve">______________________________________</w:t>
+      </w:r>
+    </w:p>
+    <w:p>
+      <w:pPr>
+        <w:spacing w:after="150"/>
+      </w:pPr>
+      <w:r>
+        <w:rPr>
+          <w:sz w:val="22"/>
+          <w:szCs w:val="22"/>
+        </w:rPr>
+        <w:t xml:space="preserve">→ Why?  </w:t>
+      </w:r>
+      <w:r>
+        <w:rPr>
+          <w:color w:val="B9B3A6"/>
+          <w:sz w:val="22"/>
+          <w:szCs w:val="22"/>
+        </w:rPr>
+        <w:t xml:space="preserve">______________________________________</w:t>
+      </w:r>
+    </w:p>
+    <w:p>
+      <w:pPr>
+        <w:spacing w:after="150"/>
+      </w:pPr>
+      <w:r>
+        <w:rPr>
+          <w:sz w:val="22"/>
+          <w:szCs w:val="22"/>
+        </w:rPr>
+        <w:t xml:space="preserve">→ Why?  </w:t>
+      </w:r>
+      <w:r>
+        <w:rPr>
+          <w:color w:val="B9B3A6"/>
+          <w:sz w:val="22"/>
+          <w:szCs w:val="22"/>
+        </w:rPr>
+        <w:t xml:space="preserve">______________________________________</w:t>
+      </w:r>
+    </w:p>
+    <w:p>
+      <w:pPr>
+        <w:spacing w:after="150"/>
+      </w:pPr>
+      <w:r>
+        <w:rPr>
+          <w:sz w:val="22"/>
+          <w:szCs w:val="22"/>
+        </w:rPr>
+        <w:t xml:space="preserve">→ Why?  </w:t>
+      </w:r>
+      <w:r>
+        <w:rPr>
+          <w:color w:val="B9B3A6"/>
+          <w:sz w:val="22"/>
+          <w:szCs w:val="22"/>
+        </w:rPr>
+        <w:t xml:space="preserve">______________________________________</w:t>
+      </w:r>
+    </w:p>
+    <w:p>
+      <w:pPr>
+        <w:spacing w:after="120" w:before="60"/>
+      </w:pPr>
+      <w:r>
+        <w:rPr>
+          <w:b/>
+          <w:bCs/>
+          <w:sz w:val="22"/>
+          <w:szCs w:val="22"/>
+        </w:rPr>
+        <w:t xml:space="preserve">The ROOT CAUSE (the reason we cannot easily push past):</w:t>
       </w:r>
     </w:p>
     <w:tbl>
@@ -7353,7 +10069,7 @@
       </w:tblGrid>
       <w:tr>
         <w:trPr>
-          <w:trHeight w:val="3200" w:hRule="atLeast"/>
+          <w:trHeight w:val="800" w:hRule="atLeast"/>
         </w:trPr>
         <w:tc>
           <w:tcPr>
@@ -7361,17 +10077,343 @@
           </w:tcPr>
           <w:p>
             <w:r>
+              <w:t xml:space="preserve"/>
+            </w:r>
+          </w:p>
+        </w:tc>
+      </w:tr>
+    </w:tbl>
+    <w:p>
+      <w:pPr>
+        <w:spacing w:after="130"/>
+      </w:pPr>
+      <w:r>
+        <w:rPr>
+          <w:b/>
+          <w:bCs/>
+          <w:sz w:val="22"/>
+          <w:szCs w:val="22"/>
+        </w:rPr>
+        <w:t xml:space="preserve">Does our evidence support it?   </w:t>
+      </w:r>
+      <w:r>
+        <w:rPr>
+          <w:color w:val="7A3B69"/>
+          <w:sz w:val="22"/>
+          <w:szCs w:val="22"/>
+        </w:rPr>
+        <w:t xml:space="preserve">(   ) </w:t>
+      </w:r>
+      <w:r>
+        <w:rPr>
+          <w:sz w:val="22"/>
+          <w:szCs w:val="22"/>
+        </w:rPr>
+        <w:t xml:space="preserve">yes    </w:t>
+      </w:r>
+      <w:r>
+        <w:rPr>
+          <w:color w:val="7A3B69"/>
+          <w:sz w:val="22"/>
+          <w:szCs w:val="22"/>
+        </w:rPr>
+        <w:t xml:space="preserve">(   ) </w:t>
+      </w:r>
+      <w:r>
+        <w:rPr>
+          <w:sz w:val="22"/>
+          <w:szCs w:val="22"/>
+        </w:rPr>
+        <w:t xml:space="preserve">not sure    </w:t>
+      </w:r>
+    </w:p>
+    <w:p>
+      <w:r>
+        <w:br w:type="page"/>
+      </w:r>
+    </w:p>
+    <w:p>
+      <w:pPr>
+        <w:spacing w:after="40"/>
+      </w:pPr>
+      <w:r>
+        <w:rPr>
+          <w:b/>
+          <w:bCs/>
+          <w:color w:val="7A3B69"/>
+          <w:sz w:val="15"/>
+          <w:szCs w:val="15"/>
+        </w:rPr>
+        <w:t xml:space="preserve">RESEARCH BOOK · WHO, WHAT, AND WHY — LOOKING DEEPER</w:t>
+      </w:r>
+    </w:p>
+    <w:p>
+      <w:pPr>
+        <w:spacing w:after="120"/>
+      </w:pPr>
+      <w:r>
+        <w:rPr>
+          <w:b/>
+          <w:bCs/>
+          <w:color w:val="1F3A5F"/>
+          <w:sz w:val="30"/>
+          <w:szCs w:val="30"/>
+        </w:rPr>
+        <w:t xml:space="preserve">Looking deeper — power, beliefs, who is helped and hurt</w:t>
+      </w:r>
+    </w:p>
+    <w:tbl>
+      <w:tblPr>
+        <w:tblW w:type="pct" w:w="100%"/>
+        <w:tblBorders>
+          <w:top w:val="single" w:color="auto" w:sz="4"/>
+          <w:left w:val="single" w:color="auto" w:sz="4"/>
+          <w:bottom w:val="single" w:color="auto" w:sz="4"/>
+          <w:right w:val="single" w:color="auto" w:sz="4"/>
+          <w:insideH w:val="single" w:color="auto" w:sz="4"/>
+          <w:insideV w:val="single" w:color="auto" w:sz="4"/>
+        </w:tblBorders>
+      </w:tblPr>
+      <w:tblGrid>
+        <w:gridCol w:w="10800"/>
+      </w:tblGrid>
+      <w:tr>
+        <w:tc>
+          <w:tcPr>
+            <w:tcW w:type="dxa" w:w="10800"/>
+            <w:shd w:fill="F1EEE6"/>
+            <w:tcMar>
+              <w:top w:type="dxa" w:w="100"/>
+              <w:left w:type="dxa" w:w="160"/>
+              <w:bottom w:type="dxa" w:w="100"/>
+              <w:right w:type="dxa" w:w="160"/>
+            </w:tcMar>
+          </w:tcPr>
+          <w:p>
+            <w:pPr>
+              <w:spacing w:after="60"/>
+            </w:pPr>
+            <w:r>
               <w:rPr>
-                <w:color w:val="5A6473"/>
+                <w:b/>
+                <w:bCs/>
+                <w:color w:val="6E7A2E"/>
                 <w:sz w:val="18"/>
                 <w:szCs w:val="18"/>
               </w:rPr>
-              <w:t xml:space="preserve">My drawing, marks, and words</w:t>
+              <w:t xml:space="preserve">Like this:</w:t>
+            </w:r>
+          </w:p>
+          <w:p>
+            <w:pPr>
+              <w:spacing w:after="40"/>
+            </w:pPr>
+            <w:r>
+              <w:rPr>
+                <w:i/>
+                <w:iCs/>
+                <w:color w:val="3F4A34"/>
+                <w:sz w:val="20"/>
+                <w:szCs w:val="20"/>
+              </w:rPr>
+              <w:t xml:space="preserve">Power:  agencies, families, the monsoon.</w:t>
+            </w:r>
+          </w:p>
+          <w:p>
+            <w:pPr>
+              <w:spacing w:after="40"/>
+            </w:pPr>
+            <w:r>
+              <w:rPr>
+                <w:i/>
+                <w:iCs/>
+                <w:color w:val="3F4A34"/>
+                <w:sz w:val="20"/>
+                <w:szCs w:val="20"/>
+              </w:rPr>
+              <w:t xml:space="preserve">Beliefs:  "the trees are not ours to plant."</w:t>
+            </w:r>
+          </w:p>
+          <w:p>
+            <w:pPr>
+              <w:spacing w:after="40"/>
+            </w:pPr>
+            <w:r>
+              <w:rPr>
+                <w:i/>
+                <w:iCs/>
+                <w:color w:val="3F4A34"/>
+                <w:sz w:val="20"/>
+                <w:szCs w:val="20"/>
+              </w:rPr>
+              <w:t xml:space="preserve">Hurt:  families on bare slopes.   Helped:  everyone, if it works.</w:t>
             </w:r>
           </w:p>
         </w:tc>
       </w:tr>
     </w:tbl>
+    <w:tbl>
+      <w:tblPr>
+        <w:tblW w:type="pct" w:w="100%"/>
+        <w:tblBorders>
+          <w:top w:val="single" w:color="auto" w:sz="4"/>
+          <w:left w:val="single" w:color="auto" w:sz="4"/>
+          <w:bottom w:val="single" w:color="auto" w:sz="4"/>
+          <w:right w:val="single" w:color="auto" w:sz="4"/>
+          <w:insideH w:val="single" w:color="auto" w:sz="4"/>
+          <w:insideV w:val="single" w:color="auto" w:sz="4"/>
+        </w:tblBorders>
+      </w:tblPr>
+      <w:tblGrid>
+        <w:gridCol w:w="3600"/>
+        <w:gridCol w:w="3600"/>
+        <w:gridCol w:w="3600"/>
+      </w:tblGrid>
+      <w:tr>
+        <w:tc>
+          <w:tcPr>
+            <w:tcW w:type="dxa" w:w="3600"/>
+            <w:shd w:fill="F1EEE6"/>
+            <w:tcMar>
+              <w:top w:type="dxa" w:w="60"/>
+              <w:left w:type="dxa" w:w="100"/>
+              <w:bottom w:type="dxa" w:w="60"/>
+              <w:right w:type="dxa" w:w="100"/>
+            </w:tcMar>
+          </w:tcPr>
+          <w:p>
+            <w:r>
+              <w:rPr>
+                <w:b/>
+                <w:bCs/>
+                <w:color w:val="1F3A5F"/>
+                <w:sz w:val="18"/>
+                <w:szCs w:val="18"/>
+              </w:rPr>
+              <w:t xml:space="preserve">Who or what has POWER?</w:t>
+            </w:r>
+          </w:p>
+        </w:tc>
+        <w:tc>
+          <w:tcPr>
+            <w:tcW w:type="dxa" w:w="3600"/>
+            <w:shd w:fill="F1EEE6"/>
+            <w:tcMar>
+              <w:top w:type="dxa" w:w="60"/>
+              <w:left w:type="dxa" w:w="100"/>
+              <w:bottom w:type="dxa" w:w="60"/>
+              <w:right w:type="dxa" w:w="100"/>
+            </w:tcMar>
+          </w:tcPr>
+          <w:p>
+            <w:r>
+              <w:rPr>
+                <w:b/>
+                <w:bCs/>
+                <w:color w:val="1F3A5F"/>
+                <w:sz w:val="18"/>
+                <w:szCs w:val="18"/>
+              </w:rPr>
+              <w:t xml:space="preserve">What do people BELIEVE?</w:t>
+            </w:r>
+          </w:p>
+        </w:tc>
+        <w:tc>
+          <w:tcPr>
+            <w:tcW w:type="dxa" w:w="3600"/>
+            <w:shd w:fill="F1EEE6"/>
+            <w:tcMar>
+              <w:top w:type="dxa" w:w="60"/>
+              <w:left w:type="dxa" w:w="100"/>
+              <w:bottom w:type="dxa" w:w="60"/>
+              <w:right w:type="dxa" w:w="100"/>
+            </w:tcMar>
+          </w:tcPr>
+          <w:p>
+            <w:r>
+              <w:rPr>
+                <w:b/>
+                <w:bCs/>
+                <w:color w:val="1F3A5F"/>
+                <w:sz w:val="18"/>
+                <w:szCs w:val="18"/>
+              </w:rPr>
+              <w:t xml:space="preserve">Who is HELPED / HURT?</w:t>
+            </w:r>
+          </w:p>
+        </w:tc>
+      </w:tr>
+      <w:tr>
+        <w:trPr>
+          <w:trHeight w:val="2200" w:hRule="atLeast"/>
+        </w:trPr>
+        <w:tc>
+          <w:tcPr>
+            <w:tcW w:type="dxa" w:w="3600"/>
+          </w:tcPr>
+          <w:p>
+            <w:r>
+              <w:t xml:space="preserve"/>
+            </w:r>
+          </w:p>
+        </w:tc>
+        <w:tc>
+          <w:tcPr>
+            <w:tcW w:type="dxa" w:w="3600"/>
+          </w:tcPr>
+          <w:p>
+            <w:r>
+              <w:t xml:space="preserve"/>
+            </w:r>
+          </w:p>
+        </w:tc>
+        <w:tc>
+          <w:tcPr>
+            <w:tcW w:type="dxa" w:w="3600"/>
+          </w:tcPr>
+          <w:p>
+            <w:r>
+              <w:t xml:space="preserve"/>
+            </w:r>
+          </w:p>
+        </w:tc>
+      </w:tr>
+    </w:tbl>
+    <w:p>
+      <w:pPr>
+        <w:spacing w:after="150"/>
+      </w:pPr>
+      <w:r>
+        <w:rPr>
+          <w:sz w:val="22"/>
+          <w:szCs w:val="22"/>
+        </w:rPr>
+        <w:t xml:space="preserve">One thing looking deeper shows me  </w:t>
+      </w:r>
+      <w:r>
+        <w:rPr>
+          <w:color w:val="B9B3A6"/>
+          <w:sz w:val="22"/>
+          <w:szCs w:val="22"/>
+        </w:rPr>
+        <w:t xml:space="preserve">______________________________________</w:t>
+      </w:r>
+    </w:p>
+    <w:p>
+      <w:pPr>
+        <w:spacing w:after="140" w:before="60"/>
+      </w:pPr>
+      <w:r>
+        <w:rPr>
+          <w:i/>
+          <w:iCs/>
+          <w:color w:val="5A6473"/>
+          <w:sz w:val="16"/>
+          <w:szCs w:val="16"/>
+        </w:rPr>
+        <w:t xml:space="preserve">You can draw or say your answer — your teacher will write it for you if you ask.</w:t>
+      </w:r>
+    </w:p>
     <w:p>
       <w:r>
         <w:br w:type="page"/>
@@ -7389,7 +10431,7 @@
           <w:sz w:val="15"/>
           <w:szCs w:val="15"/>
         </w:rPr>
-        <w:t xml:space="preserve">RESEARCH BOOK · SORT AND THEME WHAT WE FOUND</w:t>
+        <w:t xml:space="preserve">RESEARCH BOOK · FROM FINDINGS TO INSIGHTS</w:t>
       </w:r>
     </w:p>
     <w:p>
@@ -7404,23 +10446,697 @@
           <w:sz w:val="30"/>
           <w:szCs w:val="30"/>
         </w:rPr>
-        <w:t xml:space="preserve">Our themes — what keeps coming up</w:t>
-      </w:r>
-    </w:p>
-    <w:p>
-      <w:pPr>
-        <w:pStyle w:val="Heading2"/>
-        <w:spacing w:after="80" w:before="200"/>
+        <w:t xml:space="preserve">Our insights — what we found and why it matters</w:t>
+      </w:r>
+    </w:p>
+    <w:tbl>
+      <w:tblPr>
+        <w:tblW w:type="pct" w:w="100%"/>
+        <w:tblBorders>
+          <w:top w:val="single" w:color="auto" w:sz="4"/>
+          <w:left w:val="single" w:color="auto" w:sz="4"/>
+          <w:bottom w:val="single" w:color="auto" w:sz="4"/>
+          <w:right w:val="single" w:color="auto" w:sz="4"/>
+          <w:insideH w:val="single" w:color="auto" w:sz="4"/>
+          <w:insideV w:val="single" w:color="auto" w:sz="4"/>
+        </w:tblBorders>
+      </w:tblPr>
+      <w:tblGrid>
+        <w:gridCol w:w="10800"/>
+      </w:tblGrid>
+      <w:tr>
+        <w:tc>
+          <w:tcPr>
+            <w:tcW w:type="dxa" w:w="10800"/>
+            <w:shd w:fill="F1EEE6"/>
+            <w:tcMar>
+              <w:top w:type="dxa" w:w="100"/>
+              <w:left w:type="dxa" w:w="160"/>
+              <w:bottom w:type="dxa" w:w="100"/>
+              <w:right w:type="dxa" w:w="160"/>
+            </w:tcMar>
+          </w:tcPr>
+          <w:p>
+            <w:pPr>
+              <w:spacing w:after="60"/>
+            </w:pPr>
+            <w:r>
+              <w:rPr>
+                <w:b/>
+                <w:bCs/>
+                <w:color w:val="6E7A2E"/>
+                <w:sz w:val="18"/>
+                <w:szCs w:val="18"/>
+              </w:rPr>
+              <w:t xml:space="preserve">Like this:</w:t>
+            </w:r>
+          </w:p>
+          <w:p>
+            <w:pPr>
+              <w:spacing w:after="40"/>
+            </w:pPr>
+            <w:r>
+              <w:rPr>
+                <w:i/>
+                <w:iCs/>
+                <w:color w:val="3F4A34"/>
+                <w:sz w:val="20"/>
+                <w:szCs w:val="20"/>
+              </w:rPr>
+              <w:t xml:space="preserve">Many people said the bare hills are hotter,</w:t>
+            </w:r>
+          </w:p>
+          <w:p>
+            <w:pPr>
+              <w:spacing w:after="40"/>
+            </w:pPr>
+            <w:r>
+              <w:rPr>
+                <w:i/>
+                <w:iCs/>
+                <w:color w:val="3F4A34"/>
+                <w:sz w:val="20"/>
+                <w:szCs w:val="20"/>
+              </w:rPr>
+              <w:t xml:space="preserve">so I think shade matters,</w:t>
+            </w:r>
+          </w:p>
+          <w:p>
+            <w:pPr>
+              <w:spacing w:after="40"/>
+            </w:pPr>
+            <w:r>
+              <w:rPr>
+                <w:i/>
+                <w:iCs/>
+                <w:color w:val="3F4A34"/>
+                <w:sz w:val="20"/>
+                <w:szCs w:val="20"/>
+              </w:rPr>
+              <w:t xml:space="preserve">because we felt it is cooler under a tree.</w:t>
+            </w:r>
+          </w:p>
+        </w:tc>
+      </w:tr>
+    </w:tbl>
+    <w:p>
+      <w:pPr>
+        <w:spacing w:after="120" w:before="0"/>
+      </w:pPr>
+      <w:r>
+        <w:rPr>
+          <w:b/>
+          <w:bCs/>
+          <w:sz w:val="22"/>
+          <w:szCs w:val="22"/>
+        </w:rPr>
+        <w:t xml:space="preserve">Write our insights. Use the frame, and point to our evidence:</w:t>
+      </w:r>
+    </w:p>
+    <w:p>
+      <w:pPr>
+        <w:spacing w:after="120" w:before="60"/>
+      </w:pPr>
+      <w:r>
+        <w:rPr>
+          <w:b/>
+          <w:bCs/>
+          <w:sz w:val="22"/>
+          <w:szCs w:val="22"/>
+        </w:rPr>
+        <w:t xml:space="preserve">Insight 1:</w:t>
+      </w:r>
+    </w:p>
+    <w:p>
+      <w:pPr>
+        <w:spacing w:after="150"/>
+      </w:pPr>
+      <w:r>
+        <w:rPr>
+          <w:sz w:val="22"/>
+          <w:szCs w:val="22"/>
+        </w:rPr>
+        <w:t xml:space="preserve">Many people said / I saw  </w:t>
+      </w:r>
+      <w:r>
+        <w:rPr>
+          <w:color w:val="B9B3A6"/>
+          <w:sz w:val="22"/>
+          <w:szCs w:val="22"/>
+        </w:rPr>
+        <w:t xml:space="preserve">______________________________________</w:t>
+      </w:r>
+    </w:p>
+    <w:p>
+      <w:pPr>
+        <w:spacing w:after="150"/>
+      </w:pPr>
+      <w:r>
+        <w:rPr>
+          <w:sz w:val="22"/>
+          <w:szCs w:val="22"/>
+        </w:rPr>
+        <w:t xml:space="preserve">so I think  </w:t>
+      </w:r>
+      <w:r>
+        <w:rPr>
+          <w:color w:val="B9B3A6"/>
+          <w:sz w:val="22"/>
+          <w:szCs w:val="22"/>
+        </w:rPr>
+        <w:t xml:space="preserve">______________________________________</w:t>
+      </w:r>
+    </w:p>
+    <w:p>
+      <w:pPr>
+        <w:spacing w:after="150"/>
+      </w:pPr>
+      <w:r>
+        <w:rPr>
+          <w:sz w:val="22"/>
+          <w:szCs w:val="22"/>
+        </w:rPr>
+        <w:t xml:space="preserve">because (our evidence)  </w:t>
+      </w:r>
+      <w:r>
+        <w:rPr>
+          <w:color w:val="B9B3A6"/>
+          <w:sz w:val="22"/>
+          <w:szCs w:val="22"/>
+        </w:rPr>
+        <w:t xml:space="preserve">______________________________________</w:t>
+      </w:r>
+    </w:p>
+    <w:p>
+      <w:pPr>
+        <w:spacing w:after="120" w:before="60"/>
+      </w:pPr>
+      <w:r>
+        <w:rPr>
+          <w:b/>
+          <w:bCs/>
+          <w:sz w:val="22"/>
+          <w:szCs w:val="22"/>
+        </w:rPr>
+        <w:t xml:space="preserve">Insight 2:</w:t>
+      </w:r>
+    </w:p>
+    <w:p>
+      <w:pPr>
+        <w:spacing w:after="150"/>
+      </w:pPr>
+      <w:r>
+        <w:rPr>
+          <w:sz w:val="22"/>
+          <w:szCs w:val="22"/>
+        </w:rPr>
+        <w:t xml:space="preserve">Many people said / I saw  </w:t>
+      </w:r>
+      <w:r>
+        <w:rPr>
+          <w:color w:val="B9B3A6"/>
+          <w:sz w:val="22"/>
+          <w:szCs w:val="22"/>
+        </w:rPr>
+        <w:t xml:space="preserve">______________________________________</w:t>
+      </w:r>
+    </w:p>
+    <w:p>
+      <w:pPr>
+        <w:spacing w:after="150"/>
+      </w:pPr>
+      <w:r>
+        <w:rPr>
+          <w:sz w:val="22"/>
+          <w:szCs w:val="22"/>
+        </w:rPr>
+        <w:t xml:space="preserve">so I think  </w:t>
+      </w:r>
+      <w:r>
+        <w:rPr>
+          <w:color w:val="B9B3A6"/>
+          <w:sz w:val="22"/>
+          <w:szCs w:val="22"/>
+        </w:rPr>
+        <w:t xml:space="preserve">______________________________________</w:t>
+      </w:r>
+    </w:p>
+    <w:p>
+      <w:pPr>
+        <w:spacing w:after="150"/>
+      </w:pPr>
+      <w:r>
+        <w:rPr>
+          <w:sz w:val="22"/>
+          <w:szCs w:val="22"/>
+        </w:rPr>
+        <w:t xml:space="preserve">because (our evidence)  </w:t>
+      </w:r>
+      <w:r>
+        <w:rPr>
+          <w:color w:val="B9B3A6"/>
+          <w:sz w:val="22"/>
+          <w:szCs w:val="22"/>
+        </w:rPr>
+        <w:t xml:space="preserve">______________________________________</w:t>
+      </w:r>
+    </w:p>
+    <w:p>
+      <w:r>
+        <w:br w:type="page"/>
+      </w:r>
+    </w:p>
+    <w:p>
+      <w:pPr>
+        <w:spacing w:after="40"/>
       </w:pPr>
       <w:r>
         <w:rPr>
           <w:b/>
           <w:bCs/>
           <w:color w:val="7A3B69"/>
-          <w:sz w:val="26"/>
-          <w:szCs w:val="26"/>
-        </w:rPr>
-        <w:t xml:space="preserve">Our themes — what keeps coming up</w:t>
+          <w:sz w:val="15"/>
+          <w:szCs w:val="15"/>
+        </w:rPr>
+        <w:t xml:space="preserve">RESEARCH BOOK · CHOOSE OUR FORMAT AND OUR AUDIENCE</w:t>
+      </w:r>
+    </w:p>
+    <w:p>
+      <w:pPr>
+        <w:spacing w:after="120"/>
+      </w:pPr>
+      <w:r>
+        <w:rPr>
+          <w:b/>
+          <w:bCs/>
+          <w:color w:val="1F3A5F"/>
+          <w:sz w:val="30"/>
+          <w:szCs w:val="30"/>
+        </w:rPr>
+        <w:t xml:space="preserve">Who we will tell, and how — our plan</w:t>
+      </w:r>
+    </w:p>
+    <w:tbl>
+      <w:tblPr>
+        <w:tblW w:type="pct" w:w="100%"/>
+        <w:tblBorders>
+          <w:top w:val="single" w:color="auto" w:sz="4"/>
+          <w:left w:val="single" w:color="auto" w:sz="4"/>
+          <w:bottom w:val="single" w:color="auto" w:sz="4"/>
+          <w:right w:val="single" w:color="auto" w:sz="4"/>
+          <w:insideH w:val="single" w:color="auto" w:sz="4"/>
+          <w:insideV w:val="single" w:color="auto" w:sz="4"/>
+        </w:tblBorders>
+      </w:tblPr>
+      <w:tblGrid>
+        <w:gridCol w:w="10800"/>
+      </w:tblGrid>
+      <w:tr>
+        <w:tc>
+          <w:tcPr>
+            <w:tcW w:type="dxa" w:w="10800"/>
+            <w:shd w:fill="F1EEE6"/>
+            <w:tcMar>
+              <w:top w:type="dxa" w:w="100"/>
+              <w:left w:type="dxa" w:w="160"/>
+              <w:bottom w:type="dxa" w:w="100"/>
+              <w:right w:type="dxa" w:w="160"/>
+            </w:tcMar>
+          </w:tcPr>
+          <w:p>
+            <w:pPr>
+              <w:spacing w:after="60"/>
+            </w:pPr>
+            <w:r>
+              <w:rPr>
+                <w:b/>
+                <w:bCs/>
+                <w:color w:val="6E7A2E"/>
+                <w:sz w:val="18"/>
+                <w:szCs w:val="18"/>
+              </w:rPr>
+              <w:t xml:space="preserve">Like this:</w:t>
+            </w:r>
+          </w:p>
+          <w:p>
+            <w:pPr>
+              <w:spacing w:after="40"/>
+            </w:pPr>
+            <w:r>
+              <w:rPr>
+                <w:i/>
+                <w:iCs/>
+                <w:color w:val="3F4A34"/>
+                <w:sz w:val="20"/>
+                <w:szCs w:val="20"/>
+              </w:rPr>
+              <w:t xml:space="preserve">Who:  our families.</w:t>
+            </w:r>
+          </w:p>
+          <w:p>
+            <w:pPr>
+              <w:spacing w:after="40"/>
+            </w:pPr>
+            <w:r>
+              <w:rPr>
+                <w:i/>
+                <w:iCs/>
+                <w:color w:val="3F4A34"/>
+                <w:sz w:val="20"/>
+                <w:szCs w:val="20"/>
+              </w:rPr>
+              <w:t xml:space="preserve">How:  a poster with pictures.</w:t>
+            </w:r>
+          </w:p>
+          <w:p>
+            <w:pPr>
+              <w:spacing w:after="40"/>
+            </w:pPr>
+            <w:r>
+              <w:rPr>
+                <w:i/>
+                <w:iCs/>
+                <w:color w:val="3F4A34"/>
+                <w:sz w:val="20"/>
+                <w:szCs w:val="20"/>
+              </w:rPr>
+              <w:t xml:space="preserve">One thing:  trees keep our hills safe.</w:t>
+            </w:r>
+          </w:p>
+        </w:tc>
+      </w:tr>
+    </w:tbl>
+    <w:p>
+      <w:pPr>
+        <w:spacing w:after="130"/>
+      </w:pPr>
+      <w:r>
+        <w:rPr>
+          <w:b/>
+          <w:bCs/>
+          <w:sz w:val="22"/>
+          <w:szCs w:val="22"/>
+        </w:rPr>
+        <w:t xml:space="preserve">Who most needs to hear this?   </w:t>
+      </w:r>
+      <w:r>
+        <w:rPr>
+          <w:color w:val="7A3B69"/>
+          <w:sz w:val="22"/>
+          <w:szCs w:val="22"/>
+        </w:rPr>
+        <w:t xml:space="preserve">(   ) </w:t>
+      </w:r>
+      <w:r>
+        <w:rPr>
+          <w:sz w:val="22"/>
+          <w:szCs w:val="22"/>
+        </w:rPr>
+        <w:t xml:space="preserve">friends    </w:t>
+      </w:r>
+      <w:r>
+        <w:rPr>
+          <w:color w:val="7A3B69"/>
+          <w:sz w:val="22"/>
+          <w:szCs w:val="22"/>
+        </w:rPr>
+        <w:t xml:space="preserve">(   ) </w:t>
+      </w:r>
+      <w:r>
+        <w:rPr>
+          <w:sz w:val="22"/>
+          <w:szCs w:val="22"/>
+        </w:rPr>
+        <w:t xml:space="preserve">families    </w:t>
+      </w:r>
+      <w:r>
+        <w:rPr>
+          <w:color w:val="7A3B69"/>
+          <w:sz w:val="22"/>
+          <w:szCs w:val="22"/>
+        </w:rPr>
+        <w:t xml:space="preserve">(   ) </w:t>
+      </w:r>
+      <w:r>
+        <w:rPr>
+          <w:sz w:val="22"/>
+          <w:szCs w:val="22"/>
+        </w:rPr>
+        <w:t xml:space="preserve">community    </w:t>
+      </w:r>
+      <w:r>
+        <w:rPr>
+          <w:color w:val="7A3B69"/>
+          <w:sz w:val="22"/>
+          <w:szCs w:val="22"/>
+        </w:rPr>
+        <w:t xml:space="preserve">(   ) </w:t>
+      </w:r>
+      <w:r>
+        <w:rPr>
+          <w:sz w:val="22"/>
+          <w:szCs w:val="22"/>
+        </w:rPr>
+        <w:t xml:space="preserve">camp leaders    </w:t>
+      </w:r>
+    </w:p>
+    <w:p>
+      <w:pPr>
+        <w:spacing w:after="130"/>
+      </w:pPr>
+      <w:r>
+        <w:rPr>
+          <w:b/>
+          <w:bCs/>
+          <w:sz w:val="22"/>
+          <w:szCs w:val="22"/>
+        </w:rPr>
+        <w:t xml:space="preserve">How will we show it?   </w:t>
+      </w:r>
+      <w:r>
+        <w:rPr>
+          <w:color w:val="7A3B69"/>
+          <w:sz w:val="22"/>
+          <w:szCs w:val="22"/>
+        </w:rPr>
+        <w:t xml:space="preserve">(   ) </w:t>
+      </w:r>
+      <w:r>
+        <w:rPr>
+          <w:sz w:val="22"/>
+          <w:szCs w:val="22"/>
+        </w:rPr>
+        <w:t xml:space="preserve">poster    </w:t>
+      </w:r>
+      <w:r>
+        <w:rPr>
+          <w:color w:val="7A3B69"/>
+          <w:sz w:val="22"/>
+          <w:szCs w:val="22"/>
+        </w:rPr>
+        <w:t xml:space="preserve">(   ) </w:t>
+      </w:r>
+      <w:r>
+        <w:rPr>
+          <w:sz w:val="22"/>
+          <w:szCs w:val="22"/>
+        </w:rPr>
+        <w:t xml:space="preserve">talk with pictures    </w:t>
+      </w:r>
+      <w:r>
+        <w:rPr>
+          <w:color w:val="7A3B69"/>
+          <w:sz w:val="22"/>
+          <w:szCs w:val="22"/>
+        </w:rPr>
+        <w:t xml:space="preserve">(   ) </w:t>
+      </w:r>
+      <w:r>
+        <w:rPr>
+          <w:sz w:val="22"/>
+          <w:szCs w:val="22"/>
+        </w:rPr>
+        <w:t xml:space="preserve">role-play    </w:t>
+      </w:r>
+      <w:r>
+        <w:rPr>
+          <w:color w:val="7A3B69"/>
+          <w:sz w:val="22"/>
+          <w:szCs w:val="22"/>
+        </w:rPr>
+        <w:t xml:space="preserve">(   ) </w:t>
+      </w:r>
+      <w:r>
+        <w:rPr>
+          <w:sz w:val="22"/>
+          <w:szCs w:val="22"/>
+        </w:rPr>
+        <w:t xml:space="preserve">story    </w:t>
+      </w:r>
+    </w:p>
+    <w:p>
+      <w:pPr>
+        <w:spacing w:after="150"/>
+      </w:pPr>
+      <w:r>
+        <w:rPr>
+          <w:sz w:val="22"/>
+          <w:szCs w:val="22"/>
+        </w:rPr>
+        <w:t xml:space="preserve">The ONE thing we want them to understand  </w:t>
+      </w:r>
+      <w:r>
+        <w:rPr>
+          <w:color w:val="B9B3A6"/>
+          <w:sz w:val="22"/>
+          <w:szCs w:val="22"/>
+        </w:rPr>
+        <w:t xml:space="preserve">______________________________________</w:t>
+      </w:r>
+    </w:p>
+    <w:p>
+      <w:r>
+        <w:br w:type="page"/>
+      </w:r>
+    </w:p>
+    <w:p>
+      <w:pPr>
+        <w:spacing w:after="40"/>
+      </w:pPr>
+      <w:r>
+        <w:rPr>
+          <w:b/>
+          <w:bCs/>
+          <w:color w:val="7A3B69"/>
+          <w:sz w:val="15"/>
+          <w:szCs w:val="15"/>
+        </w:rPr>
+        <w:t xml:space="preserve">RESEARCH BOOK · BUILD OUR RESEARCH OUTPUT</w:t>
+      </w:r>
+    </w:p>
+    <w:p>
+      <w:pPr>
+        <w:spacing w:after="120"/>
+      </w:pPr>
+      <w:r>
+        <w:rPr>
+          <w:b/>
+          <w:bCs/>
+          <w:color w:val="1F3A5F"/>
+          <w:sz w:val="30"/>
+          <w:szCs w:val="30"/>
+        </w:rPr>
+        <w:t xml:space="preserve">Building our output — our main message and our evidence</w:t>
+      </w:r>
+    </w:p>
+    <w:tbl>
+      <w:tblPr>
+        <w:tblW w:type="pct" w:w="100%"/>
+        <w:tblBorders>
+          <w:top w:val="single" w:color="auto" w:sz="4"/>
+          <w:left w:val="single" w:color="auto" w:sz="4"/>
+          <w:bottom w:val="single" w:color="auto" w:sz="4"/>
+          <w:right w:val="single" w:color="auto" w:sz="4"/>
+          <w:insideH w:val="single" w:color="auto" w:sz="4"/>
+          <w:insideV w:val="single" w:color="auto" w:sz="4"/>
+        </w:tblBorders>
+      </w:tblPr>
+      <w:tblGrid>
+        <w:gridCol w:w="10800"/>
+      </w:tblGrid>
+      <w:tr>
+        <w:tc>
+          <w:tcPr>
+            <w:tcW w:type="dxa" w:w="10800"/>
+            <w:shd w:fill="F1EEE6"/>
+            <w:tcMar>
+              <w:top w:type="dxa" w:w="100"/>
+              <w:left w:type="dxa" w:w="160"/>
+              <w:bottom w:type="dxa" w:w="100"/>
+              <w:right w:type="dxa" w:w="160"/>
+            </w:tcMar>
+          </w:tcPr>
+          <w:p>
+            <w:pPr>
+              <w:spacing w:after="60"/>
+            </w:pPr>
+            <w:r>
+              <w:rPr>
+                <w:b/>
+                <w:bCs/>
+                <w:color w:val="6E7A2E"/>
+                <w:sz w:val="18"/>
+                <w:szCs w:val="18"/>
+              </w:rPr>
+              <w:t xml:space="preserve">Like this:</w:t>
+            </w:r>
+          </w:p>
+          <w:p>
+            <w:pPr>
+              <w:spacing w:after="40"/>
+            </w:pPr>
+            <w:r>
+              <w:rPr>
+                <w:i/>
+                <w:iCs/>
+                <w:color w:val="3F4A34"/>
+                <w:sz w:val="20"/>
+                <w:szCs w:val="20"/>
+              </w:rPr>
+              <w:t xml:space="preserve">Main message:  trees keep our hills safe.</w:t>
+            </w:r>
+          </w:p>
+          <w:p>
+            <w:pPr>
+              <w:spacing w:after="40"/>
+            </w:pPr>
+            <w:r>
+              <w:rPr>
+                <w:i/>
+                <w:iCs/>
+                <w:color w:val="3F4A34"/>
+                <w:sz w:val="20"/>
+                <w:szCs w:val="20"/>
+              </w:rPr>
+              <w:t xml:space="preserve">Evidence:  elders remember; we saw bare hills slide; the science agrees.</w:t>
+            </w:r>
+          </w:p>
+          <w:p>
+            <w:pPr>
+              <w:spacing w:after="40"/>
+            </w:pPr>
+            <w:r>
+              <w:rPr>
+                <w:i/>
+                <w:iCs/>
+                <w:color w:val="3F4A34"/>
+                <w:sz w:val="20"/>
+                <w:szCs w:val="20"/>
+              </w:rPr>
+              <w:t xml:space="preserve">Honest limit:  we only asked a few people.</w:t>
+            </w:r>
+          </w:p>
+        </w:tc>
+      </w:tr>
+    </w:tbl>
+    <w:p>
+      <w:pPr>
+        <w:spacing w:after="150"/>
+      </w:pPr>
+      <w:r>
+        <w:rPr>
+          <w:sz w:val="22"/>
+          <w:szCs w:val="22"/>
+        </w:rPr>
+        <w:t xml:space="preserve">Our main message (one thing)  </w:t>
+      </w:r>
+      <w:r>
+        <w:rPr>
+          <w:color w:val="B9B3A6"/>
+          <w:sz w:val="22"/>
+          <w:szCs w:val="22"/>
+        </w:rPr>
+        <w:t xml:space="preserve">______________________________________</w:t>
       </w:r>
     </w:p>
     <w:p>
@@ -7429,10 +11145,306 @@
       </w:pPr>
       <w:r>
         <w:rPr>
-          <w:sz w:val="22"/>
-          <w:szCs w:val="22"/>
-        </w:rPr>
-        <w:t xml:space="preserve">After we sorted our cards into groups on the floor, use this page to keep the themes we found. Write or draw one theme at a time.</w:t>
+          <w:b/>
+          <w:bCs/>
+          <w:sz w:val="22"/>
+          <w:szCs w:val="22"/>
+        </w:rPr>
+        <w:t xml:space="preserve">Our evidence for it:</w:t>
+      </w:r>
+    </w:p>
+    <w:p>
+      <w:pPr>
+        <w:spacing w:after="150"/>
+      </w:pPr>
+      <w:r>
+        <w:rPr>
+          <w:sz w:val="22"/>
+          <w:szCs w:val="22"/>
+        </w:rPr>
+        <w:t xml:space="preserve">•  </w:t>
+      </w:r>
+      <w:r>
+        <w:rPr>
+          <w:color w:val="B9B3A6"/>
+          <w:sz w:val="22"/>
+          <w:szCs w:val="22"/>
+        </w:rPr>
+        <w:t xml:space="preserve">______________________________________</w:t>
+      </w:r>
+    </w:p>
+    <w:p>
+      <w:pPr>
+        <w:spacing w:after="150"/>
+      </w:pPr>
+      <w:r>
+        <w:rPr>
+          <w:sz w:val="22"/>
+          <w:szCs w:val="22"/>
+        </w:rPr>
+        <w:t xml:space="preserve">•  </w:t>
+      </w:r>
+      <w:r>
+        <w:rPr>
+          <w:color w:val="B9B3A6"/>
+          <w:sz w:val="22"/>
+          <w:szCs w:val="22"/>
+        </w:rPr>
+        <w:t xml:space="preserve">______________________________________</w:t>
+      </w:r>
+    </w:p>
+    <w:p>
+      <w:pPr>
+        <w:spacing w:after="150"/>
+      </w:pPr>
+      <w:r>
+        <w:rPr>
+          <w:sz w:val="22"/>
+          <w:szCs w:val="22"/>
+        </w:rPr>
+        <w:t xml:space="preserve">•  </w:t>
+      </w:r>
+      <w:r>
+        <w:rPr>
+          <w:color w:val="B9B3A6"/>
+          <w:sz w:val="22"/>
+          <w:szCs w:val="22"/>
+        </w:rPr>
+        <w:t xml:space="preserve">______________________________________</w:t>
+      </w:r>
+    </w:p>
+    <w:p>
+      <w:pPr>
+        <w:spacing w:after="150"/>
+      </w:pPr>
+      <w:r>
+        <w:rPr>
+          <w:sz w:val="22"/>
+          <w:szCs w:val="22"/>
+        </w:rPr>
+        <w:t xml:space="preserve">An honest limit (we only ___)  </w:t>
+      </w:r>
+      <w:r>
+        <w:rPr>
+          <w:color w:val="B9B3A6"/>
+          <w:sz w:val="22"/>
+          <w:szCs w:val="22"/>
+        </w:rPr>
+        <w:t xml:space="preserve">______________________________________</w:t>
+      </w:r>
+    </w:p>
+    <w:p>
+      <w:pPr>
+        <w:spacing w:after="120" w:before="60"/>
+      </w:pPr>
+      <w:r>
+        <w:rPr>
+          <w:b/>
+          <w:bCs/>
+          <w:sz w:val="22"/>
+          <w:szCs w:val="22"/>
+        </w:rPr>
+        <w:t xml:space="preserve">Before we share:</w:t>
+      </w:r>
+    </w:p>
+    <w:p>
+      <w:pPr>
+        <w:spacing w:after="70"/>
+      </w:pPr>
+      <w:r>
+        <w:rPr>
+          <w:color w:val="7A3B69"/>
+          <w:sz w:val="22"/>
+          <w:szCs w:val="22"/>
+        </w:rPr>
+        <w:t xml:space="preserve">[   ]  </w:t>
+      </w:r>
+      <w:r>
+        <w:rPr>
+          <w:sz w:val="22"/>
+          <w:szCs w:val="22"/>
+        </w:rPr>
+        <w:t xml:space="preserve">We practised saying it</w:t>
+      </w:r>
+    </w:p>
+    <w:p>
+      <w:pPr>
+        <w:spacing w:after="70"/>
+      </w:pPr>
+      <w:r>
+        <w:rPr>
+          <w:color w:val="7A3B69"/>
+          <w:sz w:val="22"/>
+          <w:szCs w:val="22"/>
+        </w:rPr>
+        <w:t xml:space="preserve">[   ]  </w:t>
+      </w:r>
+      <w:r>
+        <w:rPr>
+          <w:sz w:val="22"/>
+          <w:szCs w:val="22"/>
+        </w:rPr>
+        <w:t xml:space="preserve">We can answer questions about it</w:t>
+      </w:r>
+    </w:p>
+    <w:p>
+      <w:r>
+        <w:br w:type="page"/>
+      </w:r>
+    </w:p>
+    <w:p>
+      <w:pPr>
+        <w:spacing w:after="40"/>
+      </w:pPr>
+      <w:r>
+        <w:rPr>
+          <w:b/>
+          <w:bCs/>
+          <w:color w:val="7A3B69"/>
+          <w:sz w:val="15"/>
+          <w:szCs w:val="15"/>
+        </w:rPr>
+        <w:t xml:space="preserve">RESEARCH BOOK · SHARE OUR FINDINGS, AND LOOK BACK</w:t>
+      </w:r>
+    </w:p>
+    <w:p>
+      <w:pPr>
+        <w:spacing w:after="120"/>
+      </w:pPr>
+      <w:r>
+        <w:rPr>
+          <w:b/>
+          <w:bCs/>
+          <w:color w:val="1F3A5F"/>
+          <w:sz w:val="30"/>
+          <w:szCs w:val="30"/>
+        </w:rPr>
+        <w:t xml:space="preserve">How I have grown as a researcher</w:t>
+      </w:r>
+    </w:p>
+    <w:tbl>
+      <w:tblPr>
+        <w:tblW w:type="pct" w:w="100%"/>
+        <w:tblBorders>
+          <w:top w:val="single" w:color="auto" w:sz="4"/>
+          <w:left w:val="single" w:color="auto" w:sz="4"/>
+          <w:bottom w:val="single" w:color="auto" w:sz="4"/>
+          <w:right w:val="single" w:color="auto" w:sz="4"/>
+          <w:insideH w:val="single" w:color="auto" w:sz="4"/>
+          <w:insideV w:val="single" w:color="auto" w:sz="4"/>
+        </w:tblBorders>
+      </w:tblPr>
+      <w:tblGrid>
+        <w:gridCol w:w="10800"/>
+      </w:tblGrid>
+      <w:tr>
+        <w:tc>
+          <w:tcPr>
+            <w:tcW w:type="dxa" w:w="10800"/>
+            <w:shd w:fill="F1EEE6"/>
+            <w:tcMar>
+              <w:top w:type="dxa" w:w="100"/>
+              <w:left w:type="dxa" w:w="160"/>
+              <w:bottom w:type="dxa" w:w="100"/>
+              <w:right w:type="dxa" w:w="160"/>
+            </w:tcMar>
+          </w:tcPr>
+          <w:p>
+            <w:pPr>
+              <w:spacing w:after="60"/>
+            </w:pPr>
+            <w:r>
+              <w:rPr>
+                <w:b/>
+                <w:bCs/>
+                <w:color w:val="6E7A2E"/>
+                <w:sz w:val="18"/>
+                <w:szCs w:val="18"/>
+              </w:rPr>
+              <w:t xml:space="preserve">Like this:</w:t>
+            </w:r>
+          </w:p>
+          <w:p>
+            <w:pPr>
+              <w:spacing w:after="40"/>
+            </w:pPr>
+            <w:r>
+              <w:rPr>
+                <w:i/>
+                <w:iCs/>
+                <w:color w:val="3F4A34"/>
+                <w:sz w:val="20"/>
+                <w:szCs w:val="20"/>
+              </w:rPr>
+              <w:t xml:space="preserve">My question was about our hills and trees.</w:t>
+            </w:r>
+          </w:p>
+          <w:p>
+            <w:pPr>
+              <w:spacing w:after="40"/>
+            </w:pPr>
+            <w:r>
+              <w:rPr>
+                <w:i/>
+                <w:iCs/>
+                <w:color w:val="3F4A34"/>
+                <w:sz w:val="20"/>
+                <w:szCs w:val="20"/>
+              </w:rPr>
+              <w:t xml:space="preserve">I got to:  FIND OUT (I started by guessing).</w:t>
+            </w:r>
+          </w:p>
+          <w:p>
+            <w:pPr>
+              <w:spacing w:after="40"/>
+            </w:pPr>
+            <w:r>
+              <w:rPr>
+                <w:i/>
+                <w:iCs/>
+                <w:color w:val="3F4A34"/>
+                <w:sz w:val="20"/>
+                <w:szCs w:val="20"/>
+              </w:rPr>
+              <w:t xml:space="preserve">What helped:  asking elders, and looking myself.</w:t>
+            </w:r>
+          </w:p>
+          <w:p>
+            <w:pPr>
+              <w:spacing w:after="40"/>
+            </w:pPr>
+            <w:r>
+              <w:rPr>
+                <w:i/>
+                <w:iCs/>
+                <w:color w:val="3F4A34"/>
+                <w:sz w:val="20"/>
+                <w:szCs w:val="20"/>
+              </w:rPr>
+              <w:t xml:space="preserve">I would do differently:  ask more people.</w:t>
+            </w:r>
+          </w:p>
+        </w:tc>
+      </w:tr>
+    </w:tbl>
+    <w:p>
+      <w:pPr>
+        <w:spacing w:after="150"/>
+      </w:pPr>
+      <w:r>
+        <w:rPr>
+          <w:sz w:val="22"/>
+          <w:szCs w:val="22"/>
+        </w:rPr>
+        <w:t xml:space="preserve">My question was about  </w:t>
+      </w:r>
+      <w:r>
+        <w:rPr>
+          <w:color w:val="B9B3A6"/>
+          <w:sz w:val="22"/>
+          <w:szCs w:val="22"/>
+        </w:rPr>
+        <w:t xml:space="preserve">______________________________________</w:t>
       </w:r>
     </w:p>
     <w:p>
@@ -7441,78 +11453,12 @@
       </w:pPr>
       <w:r>
         <w:rPr>
-          <w:sz w:val="22"/>
-          <w:szCs w:val="22"/>
-        </w:rPr>
-        <w:t xml:space="preserve">For each theme, the sheet has room for:</w:t>
-      </w:r>
-    </w:p>
-    <w:p>
-      <w:pPr>
-        <w:pStyle w:val="ListParagraph"/>
-        <w:numPr>
-          <w:ilvl w:val="0"/>
-          <w:numId w:val="1"/>
-        </w:numPr>
-        <w:spacing w:after="60"/>
-      </w:pPr>
-      <w:r>
-        <w:rPr>
-          <w:sz w:val="22"/>
-          <w:szCs w:val="22"/>
-        </w:rPr>
-        <w:t xml:space="preserve">The theme's name (a word or a drawing).</w:t>
-      </w:r>
-    </w:p>
-    <w:p>
-      <w:pPr>
-        <w:pStyle w:val="ListParagraph"/>
-        <w:numPr>
-          <w:ilvl w:val="0"/>
-          <w:numId w:val="1"/>
-        </w:numPr>
-        <w:spacing w:after="60"/>
-      </w:pPr>
-      <w:r>
-        <w:rPr>
-          <w:sz w:val="22"/>
-          <w:szCs w:val="22"/>
-        </w:rPr>
-        <w:t xml:space="preserve">What keeps coming up in this group.</w:t>
-      </w:r>
-    </w:p>
-    <w:p>
-      <w:pPr>
-        <w:pStyle w:val="ListParagraph"/>
-        <w:numPr>
-          <w:ilvl w:val="0"/>
-          <w:numId w:val="1"/>
-        </w:numPr>
-        <w:spacing w:after="60"/>
-      </w:pPr>
-      <w:r>
-        <w:rPr>
-          <w:sz w:val="22"/>
-          <w:szCs w:val="22"/>
-        </w:rPr>
-        <w:t xml:space="preserve">Where our sources and the people we asked agree or disagree.</w:t>
-      </w:r>
-    </w:p>
-    <w:p>
-      <w:pPr>
-        <w:pStyle w:val="ListParagraph"/>
-        <w:numPr>
-          <w:ilvl w:val="0"/>
-          <w:numId w:val="1"/>
-        </w:numPr>
-        <w:spacing w:after="60"/>
-      </w:pPr>
-      <w:r>
-        <w:rPr>
-          <w:sz w:val="22"/>
-          <w:szCs w:val="22"/>
-        </w:rPr>
-        <w:t xml:space="preserve">One thing that seems to cause another (a contributing factor).</w:t>
+          <w:b/>
+          <w:bCs/>
+          <w:sz w:val="22"/>
+          <w:szCs w:val="22"/>
+        </w:rPr>
+        <w:t xml:space="preserve">I got to here as a researcher — put a ✓ on the path:</w:t>
       </w:r>
     </w:p>
     <w:p>
@@ -7521,10 +11467,11 @@
       </w:pPr>
       <w:r>
         <w:rPr>
-          <w:sz w:val="22"/>
-          <w:szCs w:val="22"/>
-        </w:rPr>
-        <w:t xml:space="preserve">Keep this page in your research book. We carry these themes into the next step, where we ask what they mean for the hills and the people who live on them.</w:t>
+          <w:color w:val="1F3A5F"/>
+          <w:sz w:val="24"/>
+          <w:szCs w:val="24"/>
+        </w:rPr>
+        <w:t xml:space="preserve">guess  —  ask  —  check  —  find out</w:t>
       </w:r>
     </w:p>
     <w:tbl>
@@ -7544,7 +11491,7 @@
       </w:tblGrid>
       <w:tr>
         <w:trPr>
-          <w:trHeight w:val="3200" w:hRule="atLeast"/>
+          <w:trHeight w:val="500" w:hRule="atLeast"/>
         </w:trPr>
         <w:tc>
           <w:tcPr>
@@ -7557,1291 +11504,107 @@
                 <w:sz w:val="18"/>
                 <w:szCs w:val="18"/>
               </w:rPr>
-              <w:t xml:space="preserve">My drawing, marks, and words</w:t>
+              <w:t xml:space="preserve">✓</w:t>
             </w:r>
           </w:p>
         </w:tc>
       </w:tr>
     </w:tbl>
     <w:p>
-      <w:r>
-        <w:br w:type="page"/>
-      </w:r>
-    </w:p>
-    <w:p>
-      <w:pPr>
-        <w:spacing w:after="40"/>
-      </w:pPr>
-      <w:r>
-        <w:rPr>
-          <w:b/>
-          <w:bCs/>
-          <w:color w:val="7A3B69"/>
-          <w:sz w:val="15"/>
-          <w:szCs w:val="15"/>
-        </w:rPr>
-        <w:t xml:space="preserve">RESEARCH BOOK · DIG FOR THE ROOT CAUSE</w:t>
-      </w:r>
-    </w:p>
-    <w:p>
-      <w:pPr>
-        <w:spacing w:after="120"/>
-      </w:pPr>
-      <w:r>
-        <w:rPr>
-          <w:b/>
-          <w:bCs/>
-          <w:color w:val="1F3A5F"/>
-          <w:sz w:val="30"/>
-          <w:szCs w:val="30"/>
-        </w:rPr>
-        <w:t xml:space="preserve">Dig for the root cause</w:t>
-      </w:r>
-    </w:p>
-    <w:p>
-      <w:pPr>
-        <w:pStyle w:val="Heading2"/>
-        <w:spacing w:after="80" w:before="200"/>
-      </w:pPr>
-      <w:r>
-        <w:rPr>
-          <w:b/>
-          <w:bCs/>
-          <w:color w:val="7A3B69"/>
-          <w:sz w:val="26"/>
-          <w:szCs w:val="26"/>
-        </w:rPr>
-        <w:t xml:space="preserve">Dig for the root cause</w:t>
-      </w:r>
-    </w:p>
-    <w:p>
-      <w:pPr>
-        <w:spacing w:after="120" w:before="0"/>
-      </w:pPr>
-      <w:r>
-        <w:rPr>
-          <w:sz w:val="22"/>
-          <w:szCs w:val="22"/>
-        </w:rPr>
-        <w:t xml:space="preserve">At the top of this page, write or draw one problem our evidence shows. Then dig down: under it, answer "why does this happen?" — and under that answer, ask "why?" again, and again, about five times.</w:t>
-      </w:r>
-    </w:p>
-    <w:p>
-      <w:pPr>
-        <w:spacing w:after="120" w:before="0"/>
-      </w:pPr>
-      <w:r>
-        <w:rPr>
-          <w:sz w:val="22"/>
-          <w:szCs w:val="22"/>
-        </w:rPr>
-        <w:t xml:space="preserve">The page has a chain of spaces going down:</w:t>
-      </w:r>
-    </w:p>
-    <w:p>
-      <w:pPr>
-        <w:pStyle w:val="ListParagraph"/>
-        <w:numPr>
-          <w:ilvl w:val="0"/>
-          <w:numId w:val="1"/>
-        </w:numPr>
-        <w:spacing w:after="60"/>
-      </w:pPr>
-      <w:r>
-        <w:rPr>
-          <w:sz w:val="22"/>
-          <w:szCs w:val="22"/>
-        </w:rPr>
-        <w:t xml:space="preserve">The problem (at the top)</w:t>
-      </w:r>
-    </w:p>
-    <w:p>
-      <w:pPr>
-        <w:pStyle w:val="ListParagraph"/>
-        <w:numPr>
-          <w:ilvl w:val="0"/>
-          <w:numId w:val="1"/>
-        </w:numPr>
-        <w:spacing w:after="60"/>
-      </w:pPr>
-      <w:r>
-        <w:rPr>
-          <w:sz w:val="22"/>
-          <w:szCs w:val="22"/>
-        </w:rPr>
-        <w:t xml:space="preserve">Why? …</w:t>
-      </w:r>
-    </w:p>
-    <w:p>
-      <w:pPr>
-        <w:pStyle w:val="ListParagraph"/>
-        <w:numPr>
-          <w:ilvl w:val="0"/>
-          <w:numId w:val="1"/>
-        </w:numPr>
-        <w:spacing w:after="60"/>
-      </w:pPr>
-      <w:r>
-        <w:rPr>
-          <w:sz w:val="22"/>
-          <w:szCs w:val="22"/>
-        </w:rPr>
-        <w:t xml:space="preserve">Why? …</w:t>
-      </w:r>
-    </w:p>
-    <w:p>
-      <w:pPr>
-        <w:pStyle w:val="ListParagraph"/>
-        <w:numPr>
-          <w:ilvl w:val="0"/>
-          <w:numId w:val="1"/>
-        </w:numPr>
-        <w:spacing w:after="60"/>
-      </w:pPr>
-      <w:r>
-        <w:rPr>
-          <w:sz w:val="22"/>
-          <w:szCs w:val="22"/>
-        </w:rPr>
-        <w:t xml:space="preserve">Why? …</w:t>
-      </w:r>
-    </w:p>
-    <w:p>
-      <w:pPr>
-        <w:pStyle w:val="ListParagraph"/>
-        <w:numPr>
-          <w:ilvl w:val="0"/>
-          <w:numId w:val="1"/>
-        </w:numPr>
-        <w:spacing w:after="60"/>
-      </w:pPr>
-      <w:r>
-        <w:rPr>
-          <w:sz w:val="22"/>
-          <w:szCs w:val="22"/>
-        </w:rPr>
-        <w:t xml:space="preserve">Why? …</w:t>
-      </w:r>
-    </w:p>
-    <w:p>
-      <w:pPr>
-        <w:pStyle w:val="ListParagraph"/>
-        <w:numPr>
-          <w:ilvl w:val="0"/>
-          <w:numId w:val="1"/>
-        </w:numPr>
-        <w:spacing w:after="60"/>
-      </w:pPr>
-      <w:r>
-        <w:rPr>
-          <w:sz w:val="22"/>
-          <w:szCs w:val="22"/>
-        </w:rPr>
-        <w:t xml:space="preserve">The root cause (at the bottom — the reason we cannot easily push past)</w:t>
-      </w:r>
-    </w:p>
-    <w:p>
-      <w:pPr>
-        <w:spacing w:after="120" w:before="0"/>
-      </w:pPr>
-      <w:r>
-        <w:rPr>
-          <w:sz w:val="22"/>
-          <w:szCs w:val="22"/>
-        </w:rPr>
-        <w:t xml:space="preserve">You can draw each step instead of writing it. When you reach the bottom, mark whether our evidence supports this root cause. Keep this page in your research book — it feeds our insights.</w:t>
-      </w:r>
-    </w:p>
-    <w:tbl>
-      <w:tblPr>
-        <w:tblW w:type="pct" w:w="100%"/>
-        <w:tblBorders>
-          <w:top w:val="single" w:color="auto" w:sz="4"/>
-          <w:left w:val="single" w:color="auto" w:sz="4"/>
-          <w:bottom w:val="single" w:color="auto" w:sz="4"/>
-          <w:right w:val="single" w:color="auto" w:sz="4"/>
-          <w:insideH w:val="single" w:color="auto" w:sz="4"/>
-          <w:insideV w:val="single" w:color="auto" w:sz="4"/>
-        </w:tblBorders>
-      </w:tblPr>
-      <w:tblGrid>
-        <w:gridCol w:w="10800"/>
-      </w:tblGrid>
-      <w:tr>
-        <w:trPr>
-          <w:trHeight w:val="3200" w:hRule="atLeast"/>
-        </w:trPr>
-        <w:tc>
-          <w:tcPr>
-            <w:tcW w:type="dxa" w:w="10800"/>
-          </w:tcPr>
-          <w:p>
-            <w:r>
-              <w:rPr>
-                <w:color w:val="5A6473"/>
-                <w:sz w:val="18"/>
-                <w:szCs w:val="18"/>
-              </w:rPr>
-              <w:t xml:space="preserve">My drawing, marks, and words</w:t>
-            </w:r>
-          </w:p>
-        </w:tc>
-      </w:tr>
-    </w:tbl>
-    <w:p>
-      <w:r>
-        <w:br w:type="page"/>
-      </w:r>
-    </w:p>
-    <w:p>
-      <w:pPr>
-        <w:spacing w:after="40"/>
-      </w:pPr>
-      <w:r>
-        <w:rPr>
-          <w:b/>
-          <w:bCs/>
-          <w:color w:val="7A3B69"/>
-          <w:sz w:val="15"/>
-          <w:szCs w:val="15"/>
-        </w:rPr>
-        <w:t xml:space="preserve">RESEARCH BOOK · WHO, WHAT, AND WHY — LOOKING DEEPER</w:t>
-      </w:r>
-    </w:p>
-    <w:p>
-      <w:pPr>
-        <w:spacing w:after="120"/>
-      </w:pPr>
-      <w:r>
-        <w:rPr>
-          <w:b/>
-          <w:bCs/>
-          <w:color w:val="1F3A5F"/>
-          <w:sz w:val="30"/>
-          <w:szCs w:val="30"/>
-        </w:rPr>
-        <w:t xml:space="preserve">Looking deeper — power, beliefs, who is helped and hurt</w:t>
-      </w:r>
-    </w:p>
-    <w:p>
-      <w:pPr>
-        <w:pStyle w:val="Heading2"/>
-        <w:spacing w:after="80" w:before="200"/>
-      </w:pPr>
-      <w:r>
-        <w:rPr>
-          <w:b/>
-          <w:bCs/>
-          <w:color w:val="7A3B69"/>
-          <w:sz w:val="26"/>
-          <w:szCs w:val="26"/>
-        </w:rPr>
-        <w:t xml:space="preserve">Looking deeper</w:t>
-      </w:r>
-    </w:p>
-    <w:p>
-      <w:pPr>
-        <w:spacing w:after="120" w:before="0"/>
-      </w:pPr>
-      <w:r>
-        <w:rPr>
-          <w:sz w:val="22"/>
-          <w:szCs w:val="22"/>
-        </w:rPr>
-        <w:t xml:space="preserve">This page has three spaces, one for each deeper question about our problem. Fill each in words, drawings, or marks:</w:t>
-      </w:r>
-    </w:p>
-    <w:p>
-      <w:pPr>
-        <w:pStyle w:val="ListParagraph"/>
-        <w:numPr>
-          <w:ilvl w:val="0"/>
-          <w:numId w:val="1"/>
-        </w:numPr>
-        <w:spacing w:after="60"/>
-      </w:pPr>
-      <w:r>
-        <w:rPr>
-          <w:sz w:val="22"/>
-          <w:szCs w:val="22"/>
-        </w:rPr>
-        <w:t xml:space="preserve">Who or what has power? Who can make it worse or better — families, agencies, the government, the rain,</w:t>
-      </w:r>
-    </w:p>
-    <w:p>
-      <w:pPr>
-        <w:spacing w:after="120" w:before="0"/>
-      </w:pPr>
-      <w:r>
-        <w:rPr>
-          <w:sz w:val="22"/>
-          <w:szCs w:val="22"/>
-        </w:rPr>
-        <w:t xml:space="preserve">the hills?</w:t>
-      </w:r>
-    </w:p>
-    <w:p>
-      <w:pPr>
-        <w:pStyle w:val="ListParagraph"/>
-        <w:numPr>
-          <w:ilvl w:val="0"/>
-          <w:numId w:val="1"/>
-        </w:numPr>
-        <w:spacing w:after="60"/>
-      </w:pPr>
-      <w:r>
-        <w:rPr>
-          <w:sz w:val="22"/>
-          <w:szCs w:val="22"/>
-        </w:rPr>
-        <w:t xml:space="preserve">What do people believe or feel? Which beliefs make it harder, and which could help?</w:t>
-      </w:r>
-    </w:p>
-    <w:p>
-      <w:pPr>
-        <w:pStyle w:val="ListParagraph"/>
-        <w:numPr>
-          <w:ilvl w:val="0"/>
-          <w:numId w:val="1"/>
-        </w:numPr>
-        <w:spacing w:after="60"/>
-      </w:pPr>
-      <w:r>
-        <w:rPr>
-          <w:sz w:val="22"/>
-          <w:szCs w:val="22"/>
-        </w:rPr>
-        <w:t xml:space="preserve">Who is helped, and who is hurt? Who suffers most, and who is helped when things get better?</w:t>
-      </w:r>
-    </w:p>
-    <w:p>
-      <w:pPr>
-        <w:spacing w:after="120" w:before="0"/>
-      </w:pPr>
-      <w:r>
-        <w:rPr>
-          <w:sz w:val="22"/>
-          <w:szCs w:val="22"/>
-        </w:rPr>
-        <w:t xml:space="preserve">Then, at the bottom, note one thing looking deeper showed you that the plain evidence did not. Remember: this is about understanding, never blaming. Keep this page in your research book — it feeds our insights.</w:t>
-      </w:r>
-    </w:p>
-    <w:tbl>
-      <w:tblPr>
-        <w:tblW w:type="pct" w:w="100%"/>
-        <w:tblBorders>
-          <w:top w:val="single" w:color="auto" w:sz="4"/>
-          <w:left w:val="single" w:color="auto" w:sz="4"/>
-          <w:bottom w:val="single" w:color="auto" w:sz="4"/>
-          <w:right w:val="single" w:color="auto" w:sz="4"/>
-          <w:insideH w:val="single" w:color="auto" w:sz="4"/>
-          <w:insideV w:val="single" w:color="auto" w:sz="4"/>
-        </w:tblBorders>
-      </w:tblPr>
-      <w:tblGrid>
-        <w:gridCol w:w="10800"/>
-      </w:tblGrid>
-      <w:tr>
-        <w:trPr>
-          <w:trHeight w:val="3200" w:hRule="atLeast"/>
-        </w:trPr>
-        <w:tc>
-          <w:tcPr>
-            <w:tcW w:type="dxa" w:w="10800"/>
-          </w:tcPr>
-          <w:p>
-            <w:r>
-              <w:rPr>
-                <w:color w:val="5A6473"/>
-                <w:sz w:val="18"/>
-                <w:szCs w:val="18"/>
-              </w:rPr>
-              <w:t xml:space="preserve">My drawing, marks, and words</w:t>
-            </w:r>
-          </w:p>
-        </w:tc>
-      </w:tr>
-    </w:tbl>
-    <w:p>
-      <w:r>
-        <w:br w:type="page"/>
-      </w:r>
-    </w:p>
-    <w:p>
-      <w:pPr>
-        <w:spacing w:after="40"/>
-      </w:pPr>
-      <w:r>
-        <w:rPr>
-          <w:b/>
-          <w:bCs/>
-          <w:color w:val="7A3B69"/>
-          <w:sz w:val="15"/>
-          <w:szCs w:val="15"/>
-        </w:rPr>
-        <w:t xml:space="preserve">RESEARCH BOOK · FROM FINDINGS TO INSIGHTS</w:t>
-      </w:r>
-    </w:p>
-    <w:p>
-      <w:pPr>
-        <w:spacing w:after="120"/>
-      </w:pPr>
-      <w:r>
-        <w:rPr>
-          <w:b/>
-          <w:bCs/>
-          <w:color w:val="1F3A5F"/>
-          <w:sz w:val="30"/>
-          <w:szCs w:val="30"/>
-        </w:rPr>
-        <w:t xml:space="preserve">Our insights — what we found and why it matters</w:t>
-      </w:r>
-    </w:p>
-    <w:p>
-      <w:pPr>
-        <w:pStyle w:val="Heading2"/>
-        <w:spacing w:after="80" w:before="200"/>
-      </w:pPr>
-      <w:r>
-        <w:rPr>
-          <w:b/>
-          <w:bCs/>
-          <w:color w:val="7A3B69"/>
-          <w:sz w:val="26"/>
-          <w:szCs w:val="26"/>
-        </w:rPr>
-        <w:t xml:space="preserve">Our insights — what we found and why it matters</w:t>
-      </w:r>
-    </w:p>
-    <w:p>
-      <w:pPr>
-        <w:spacing w:after="120" w:before="0"/>
-      </w:pPr>
-      <w:r>
-        <w:rPr>
-          <w:sz w:val="22"/>
-          <w:szCs w:val="22"/>
-        </w:rPr>
-        <w:t xml:space="preserve">Use this page to write our insights — the few clear things we now understand from all our evidence. Write or draw one insight at a time.</w:t>
-      </w:r>
-    </w:p>
-    <w:p>
-      <w:pPr>
-        <w:spacing w:after="120" w:before="0"/>
-      </w:pPr>
-      <w:r>
-        <w:rPr>
-          <w:sz w:val="22"/>
-          <w:szCs w:val="22"/>
-        </w:rPr>
-        <w:t xml:space="preserve">For each insight, the sheet has room for:</w:t>
-      </w:r>
-    </w:p>
-    <w:p>
-      <w:pPr>
-        <w:pStyle w:val="ListParagraph"/>
-        <w:numPr>
-          <w:ilvl w:val="0"/>
-          <w:numId w:val="1"/>
-        </w:numPr>
-        <w:spacing w:after="60"/>
-      </w:pPr>
-      <w:r>
-        <w:rPr>
-          <w:sz w:val="22"/>
-          <w:szCs w:val="22"/>
-        </w:rPr>
-        <w:t xml:space="preserve">What we found (the finding — what the evidence says).</w:t>
-      </w:r>
-    </w:p>
-    <w:p>
-      <w:pPr>
-        <w:pStyle w:val="ListParagraph"/>
-        <w:numPr>
-          <w:ilvl w:val="0"/>
-          <w:numId w:val="1"/>
-        </w:numPr>
-        <w:spacing w:after="60"/>
-      </w:pPr>
-      <w:r>
-        <w:rPr>
-          <w:sz w:val="22"/>
-          <w:szCs w:val="22"/>
-        </w:rPr>
-        <w:t xml:space="preserve">What it means and why it matters for our hills and the people who live on them.</w:t>
-      </w:r>
-    </w:p>
-    <w:p>
-      <w:pPr>
-        <w:pStyle w:val="ListParagraph"/>
-        <w:numPr>
-          <w:ilvl w:val="0"/>
-          <w:numId w:val="1"/>
-        </w:numPr>
-        <w:spacing w:after="60"/>
-      </w:pPr>
-      <w:r>
-        <w:rPr>
-          <w:sz w:val="22"/>
-          <w:szCs w:val="22"/>
-        </w:rPr>
-        <w:t xml:space="preserve">What could be done about it.</w:t>
-      </w:r>
-    </w:p>
-    <w:p>
-      <w:pPr>
-        <w:pStyle w:val="ListParagraph"/>
-        <w:numPr>
-          <w:ilvl w:val="0"/>
-          <w:numId w:val="1"/>
-        </w:numPr>
-        <w:spacing w:after="60"/>
-      </w:pPr>
-      <w:r>
-        <w:rPr>
-          <w:sz w:val="22"/>
-          <w:szCs w:val="22"/>
-        </w:rPr>
-        <w:t xml:space="preserve">The evidence behind it (which sources, or what people said, or what we saw).</w:t>
-      </w:r>
-    </w:p>
-    <w:p>
-      <w:pPr>
-        <w:pStyle w:val="ListParagraph"/>
-        <w:numPr>
-          <w:ilvl w:val="0"/>
-          <w:numId w:val="1"/>
-        </w:numPr>
-        <w:spacing w:after="60"/>
-      </w:pPr>
-      <w:r>
-        <w:rPr>
-          <w:sz w:val="22"/>
-          <w:szCs w:val="22"/>
-        </w:rPr>
-        <w:t xml:space="preserve">Is this what the evidence shows, or is it our opinion?</w:t>
-      </w:r>
-    </w:p>
-    <w:p>
-      <w:pPr>
-        <w:spacing w:after="120" w:before="0"/>
-      </w:pPr>
-      <w:r>
-        <w:rPr>
-          <w:sz w:val="22"/>
-          <w:szCs w:val="22"/>
-        </w:rPr>
-        <w:t xml:space="preserve">Keep this page in your research book. These insights are what our whole investigation was building towards, and what we will share in the last step.</w:t>
-      </w:r>
-    </w:p>
-    <w:tbl>
-      <w:tblPr>
-        <w:tblW w:type="pct" w:w="100%"/>
-        <w:tblBorders>
-          <w:top w:val="single" w:color="auto" w:sz="4"/>
-          <w:left w:val="single" w:color="auto" w:sz="4"/>
-          <w:bottom w:val="single" w:color="auto" w:sz="4"/>
-          <w:right w:val="single" w:color="auto" w:sz="4"/>
-          <w:insideH w:val="single" w:color="auto" w:sz="4"/>
-          <w:insideV w:val="single" w:color="auto" w:sz="4"/>
-        </w:tblBorders>
-      </w:tblPr>
-      <w:tblGrid>
-        <w:gridCol w:w="10800"/>
-      </w:tblGrid>
-      <w:tr>
-        <w:trPr>
-          <w:trHeight w:val="3200" w:hRule="atLeast"/>
-        </w:trPr>
-        <w:tc>
-          <w:tcPr>
-            <w:tcW w:type="dxa" w:w="10800"/>
-          </w:tcPr>
-          <w:p>
-            <w:r>
-              <w:rPr>
-                <w:color w:val="5A6473"/>
-                <w:sz w:val="18"/>
-                <w:szCs w:val="18"/>
-              </w:rPr>
-              <w:t xml:space="preserve">My drawing, marks, and words</w:t>
-            </w:r>
-          </w:p>
-        </w:tc>
-      </w:tr>
-    </w:tbl>
-    <w:p>
-      <w:r>
-        <w:br w:type="page"/>
-      </w:r>
-    </w:p>
-    <w:p>
-      <w:pPr>
-        <w:spacing w:after="40"/>
-      </w:pPr>
-      <w:r>
-        <w:rPr>
-          <w:b/>
-          <w:bCs/>
-          <w:color w:val="7A3B69"/>
-          <w:sz w:val="15"/>
-          <w:szCs w:val="15"/>
-        </w:rPr>
-        <w:t xml:space="preserve">RESEARCH BOOK · CHOOSE OUR FORMAT AND OUR AUDIENCE</w:t>
-      </w:r>
-    </w:p>
-    <w:p>
-      <w:pPr>
-        <w:spacing w:after="120"/>
-      </w:pPr>
-      <w:r>
-        <w:rPr>
-          <w:b/>
-          <w:bCs/>
-          <w:color w:val="1F3A5F"/>
-          <w:sz w:val="30"/>
-          <w:szCs w:val="30"/>
-        </w:rPr>
-        <w:t xml:space="preserve">Who we will tell, and how — our plan</w:t>
-      </w:r>
-    </w:p>
-    <w:p>
-      <w:pPr>
-        <w:pStyle w:val="Heading2"/>
-        <w:spacing w:after="80" w:before="200"/>
-      </w:pPr>
-      <w:r>
-        <w:rPr>
-          <w:b/>
-          <w:bCs/>
-          <w:color w:val="7A3B69"/>
-          <w:sz w:val="26"/>
-          <w:szCs w:val="26"/>
-        </w:rPr>
-        <w:t xml:space="preserve">Who we will tell, and how</w:t>
-      </w:r>
-    </w:p>
-    <w:p>
-      <w:pPr>
-        <w:spacing w:after="120" w:before="0"/>
-      </w:pPr>
-      <w:r>
-        <w:rPr>
-          <w:sz w:val="22"/>
-          <w:szCs w:val="22"/>
-        </w:rPr>
-        <w:t xml:space="preserve">Before we build our output, we plan it. Fill this in — in words or drawings — with your team.</w:t>
-      </w:r>
-    </w:p>
-    <w:p>
-      <w:pPr>
-        <w:spacing w:after="120" w:before="0"/>
-      </w:pPr>
-      <w:r>
-        <w:rPr>
-          <w:sz w:val="22"/>
-          <w:szCs w:val="22"/>
-        </w:rPr>
-        <w:t xml:space="preserve">The sheet has room for:</w:t>
-      </w:r>
-    </w:p>
-    <w:p>
-      <w:pPr>
-        <w:pStyle w:val="ListParagraph"/>
-        <w:numPr>
-          <w:ilvl w:val="0"/>
-          <w:numId w:val="1"/>
-        </w:numPr>
-        <w:spacing w:after="60"/>
-      </w:pPr>
-      <w:r>
-        <w:rPr>
-          <w:sz w:val="22"/>
-          <w:szCs w:val="22"/>
-        </w:rPr>
-        <w:t xml:space="preserve">Who we will tell (our peers, our families, the wider community, a camp committee) and why they</w:t>
-      </w:r>
-    </w:p>
-    <w:p>
-      <w:pPr>
-        <w:spacing w:after="120" w:before="0"/>
-      </w:pPr>
-      <w:r>
-        <w:rPr>
-          <w:sz w:val="22"/>
-          <w:szCs w:val="22"/>
-        </w:rPr>
-        <w:t xml:space="preserve">should care.</w:t>
-      </w:r>
-    </w:p>
-    <w:p>
-      <w:pPr>
-        <w:pStyle w:val="ListParagraph"/>
-        <w:numPr>
-          <w:ilvl w:val="0"/>
-          <w:numId w:val="1"/>
-        </w:numPr>
-        <w:spacing w:after="60"/>
-      </w:pPr>
-      <w:r>
-        <w:rPr>
-          <w:sz w:val="22"/>
-          <w:szCs w:val="22"/>
-        </w:rPr>
-        <w:t xml:space="preserve">The one thing we most want them to understand.</w:t>
-      </w:r>
-    </w:p>
-    <w:p>
-      <w:pPr>
-        <w:pStyle w:val="ListParagraph"/>
-        <w:numPr>
-          <w:ilvl w:val="0"/>
-          <w:numId w:val="1"/>
-        </w:numPr>
-        <w:spacing w:after="60"/>
-      </w:pPr>
-      <w:r>
-        <w:rPr>
-          <w:sz w:val="22"/>
-          <w:szCs w:val="22"/>
-        </w:rPr>
-        <w:t xml:space="preserve">The format we will use (a poster, a talk with pictures, a role-play or story, a simple infographic)</w:t>
-      </w:r>
-    </w:p>
-    <w:p>
-      <w:pPr>
-        <w:spacing w:after="120" w:before="0"/>
-      </w:pPr>
-      <w:r>
-        <w:rPr>
-          <w:sz w:val="22"/>
-          <w:szCs w:val="22"/>
-        </w:rPr>
-        <w:t xml:space="preserve">and why it fits.</w:t>
-      </w:r>
-    </w:p>
-    <w:p>
-      <w:pPr>
-        <w:pStyle w:val="ListParagraph"/>
-        <w:numPr>
-          <w:ilvl w:val="0"/>
-          <w:numId w:val="1"/>
-        </w:numPr>
-        <w:spacing w:after="60"/>
-      </w:pPr>
-      <w:r>
-        <w:rPr>
-          <w:sz w:val="22"/>
-          <w:szCs w:val="22"/>
-        </w:rPr>
-        <w:t xml:space="preserve">For each thing we will say: where our evidence for it is in our evidence log.</w:t>
-      </w:r>
-    </w:p>
-    <w:p>
-      <w:pPr>
-        <w:pStyle w:val="ListParagraph"/>
-        <w:numPr>
-          <w:ilvl w:val="0"/>
-          <w:numId w:val="1"/>
-        </w:numPr>
-        <w:spacing w:after="60"/>
-      </w:pPr>
-      <w:r>
-        <w:rPr>
-          <w:sz w:val="22"/>
-          <w:szCs w:val="22"/>
-        </w:rPr>
-        <w:t xml:space="preserve">What our evidence does NOT tell us — the limits we will be honest about.</w:t>
-      </w:r>
-    </w:p>
-    <w:p>
-      <w:pPr>
-        <w:pStyle w:val="ListParagraph"/>
-        <w:numPr>
-          <w:ilvl w:val="0"/>
-          <w:numId w:val="1"/>
-        </w:numPr>
-        <w:spacing w:after="60"/>
-      </w:pPr>
-      <w:r>
-        <w:rPr>
-          <w:sz w:val="22"/>
-          <w:szCs w:val="22"/>
-        </w:rPr>
-        <w:t xml:space="preserve">How we will present in a way that is safe for everyone, using no names of the people we spoke to.</w:t>
-      </w:r>
-    </w:p>
-    <w:p>
-      <w:pPr>
-        <w:spacing w:after="120" w:before="0"/>
-      </w:pPr>
-      <w:r>
-        <w:rPr>
-          <w:sz w:val="22"/>
-          <w:szCs w:val="22"/>
-        </w:rPr>
-        <w:t xml:space="preserve">Keep this plan in your research book. You will use it when you build your output.</w:t>
-      </w:r>
-    </w:p>
-    <w:tbl>
-      <w:tblPr>
-        <w:tblW w:type="pct" w:w="100%"/>
-        <w:tblBorders>
-          <w:top w:val="single" w:color="auto" w:sz="4"/>
-          <w:left w:val="single" w:color="auto" w:sz="4"/>
-          <w:bottom w:val="single" w:color="auto" w:sz="4"/>
-          <w:right w:val="single" w:color="auto" w:sz="4"/>
-          <w:insideH w:val="single" w:color="auto" w:sz="4"/>
-          <w:insideV w:val="single" w:color="auto" w:sz="4"/>
-        </w:tblBorders>
-      </w:tblPr>
-      <w:tblGrid>
-        <w:gridCol w:w="10800"/>
-      </w:tblGrid>
-      <w:tr>
-        <w:trPr>
-          <w:trHeight w:val="3200" w:hRule="atLeast"/>
-        </w:trPr>
-        <w:tc>
-          <w:tcPr>
-            <w:tcW w:type="dxa" w:w="10800"/>
-          </w:tcPr>
-          <w:p>
-            <w:r>
-              <w:rPr>
-                <w:color w:val="5A6473"/>
-                <w:sz w:val="18"/>
-                <w:szCs w:val="18"/>
-              </w:rPr>
-              <w:t xml:space="preserve">My drawing, marks, and words</w:t>
-            </w:r>
-          </w:p>
-        </w:tc>
-      </w:tr>
-    </w:tbl>
-    <w:p>
-      <w:r>
-        <w:br w:type="page"/>
-      </w:r>
-    </w:p>
-    <w:p>
-      <w:pPr>
-        <w:spacing w:after="40"/>
-      </w:pPr>
-      <w:r>
-        <w:rPr>
-          <w:b/>
-          <w:bCs/>
-          <w:color w:val="7A3B69"/>
-          <w:sz w:val="15"/>
-          <w:szCs w:val="15"/>
-        </w:rPr>
-        <w:t xml:space="preserve">RESEARCH BOOK · BUILD OUR RESEARCH OUTPUT</w:t>
-      </w:r>
-    </w:p>
-    <w:p>
-      <w:pPr>
-        <w:spacing w:after="120"/>
-      </w:pPr>
-      <w:r>
-        <w:rPr>
-          <w:b/>
-          <w:bCs/>
-          <w:color w:val="1F3A5F"/>
-          <w:sz w:val="30"/>
-          <w:szCs w:val="30"/>
-        </w:rPr>
-        <w:t xml:space="preserve">Building our output — our main message and our evidence</w:t>
-      </w:r>
-    </w:p>
-    <w:p>
-      <w:pPr>
-        <w:pStyle w:val="Heading2"/>
-        <w:spacing w:after="80" w:before="200"/>
-      </w:pPr>
-      <w:r>
-        <w:rPr>
-          <w:b/>
-          <w:bCs/>
-          <w:color w:val="7A3B69"/>
-          <w:sz w:val="26"/>
-          <w:szCs w:val="26"/>
-        </w:rPr>
-        <w:t xml:space="preserve">Building our output</w:t>
-      </w:r>
-    </w:p>
-    <w:p>
-      <w:pPr>
-        <w:spacing w:after="120" w:before="0"/>
-      </w:pPr>
-      <w:r>
-        <w:rPr>
-          <w:sz w:val="22"/>
-          <w:szCs w:val="22"/>
-        </w:rPr>
-        <w:t xml:space="preserve">Use this page as you build and rehearse. Fill it in with your team, in words or drawings.</w:t>
-      </w:r>
-    </w:p>
-    <w:p>
-      <w:pPr>
-        <w:spacing w:after="120" w:before="0"/>
-      </w:pPr>
-      <w:r>
-        <w:rPr>
-          <w:sz w:val="22"/>
-          <w:szCs w:val="22"/>
-        </w:rPr>
-        <w:t xml:space="preserve">The sheet has room for:</w:t>
-      </w:r>
-    </w:p>
-    <w:p>
-      <w:pPr>
-        <w:pStyle w:val="ListParagraph"/>
-        <w:numPr>
-          <w:ilvl w:val="0"/>
-          <w:numId w:val="1"/>
-        </w:numPr>
-        <w:spacing w:after="60"/>
-      </w:pPr>
-      <w:r>
-        <w:rPr>
-          <w:sz w:val="22"/>
-          <w:szCs w:val="22"/>
-        </w:rPr>
-        <w:t xml:space="preserve">The one thing we most want people to understand.</w:t>
-      </w:r>
-    </w:p>
-    <w:p>
-      <w:pPr>
-        <w:pStyle w:val="ListParagraph"/>
-        <w:numPr>
-          <w:ilvl w:val="0"/>
-          <w:numId w:val="1"/>
-        </w:numPr>
-        <w:spacing w:after="60"/>
-      </w:pPr>
-      <w:r>
-        <w:rPr>
-          <w:sz w:val="22"/>
-          <w:szCs w:val="22"/>
-        </w:rPr>
-        <w:t xml:space="preserve">The few things our output says — our claims.</w:t>
-      </w:r>
-    </w:p>
-    <w:p>
-      <w:pPr>
-        <w:pStyle w:val="ListParagraph"/>
-        <w:numPr>
-          <w:ilvl w:val="0"/>
-          <w:numId w:val="1"/>
-        </w:numPr>
-        <w:spacing w:after="60"/>
-      </w:pPr>
-      <w:r>
-        <w:rPr>
-          <w:sz w:val="22"/>
-          <w:szCs w:val="22"/>
-        </w:rPr>
-        <w:t xml:space="preserve">For each claim, where the evidence for it is in our evidence log.</w:t>
-      </w:r>
-    </w:p>
-    <w:p>
-      <w:pPr>
-        <w:pStyle w:val="ListParagraph"/>
-        <w:numPr>
-          <w:ilvl w:val="0"/>
-          <w:numId w:val="1"/>
-        </w:numPr>
-        <w:spacing w:after="60"/>
-      </w:pPr>
-      <w:r>
-        <w:rPr>
-          <w:sz w:val="22"/>
-          <w:szCs w:val="22"/>
-        </w:rPr>
-        <w:t xml:space="preserve">What our evidence does NOT tell us — the limits we will show honestly (for example, "we only spoke</w:t>
-      </w:r>
-    </w:p>
-    <w:p>
-      <w:pPr>
-        <w:spacing w:after="120" w:before="0"/>
-      </w:pPr>
-      <w:r>
-        <w:rPr>
-          <w:sz w:val="22"/>
-          <w:szCs w:val="22"/>
-        </w:rPr>
-        <w:t xml:space="preserve">to a few people").</w:t>
-      </w:r>
-    </w:p>
-    <w:p>
-      <w:pPr>
-        <w:pStyle w:val="ListParagraph"/>
-        <w:numPr>
-          <w:ilvl w:val="0"/>
-          <w:numId w:val="1"/>
-        </w:numPr>
-        <w:spacing w:after="60"/>
-      </w:pPr>
-      <w:r>
-        <w:rPr>
-          <w:sz w:val="22"/>
-          <w:szCs w:val="22"/>
-        </w:rPr>
-        <w:t xml:space="preserve">The questions our audience might ask, and how we would answer them.</w:t>
-      </w:r>
-    </w:p>
-    <w:p>
-      <w:pPr>
-        <w:pStyle w:val="ListParagraph"/>
-        <w:numPr>
-          <w:ilvl w:val="0"/>
-          <w:numId w:val="1"/>
-        </w:numPr>
-        <w:spacing w:after="60"/>
-      </w:pPr>
-      <w:r>
-        <w:rPr>
-          <w:sz w:val="22"/>
-          <w:szCs w:val="22"/>
-        </w:rPr>
-        <w:t xml:space="preserve">Who does what when we present — a safe part for everyone, and no names of the people we spoke to.</w:t>
-      </w:r>
-    </w:p>
-    <w:p>
-      <w:pPr>
-        <w:spacing w:after="120" w:before="0"/>
-      </w:pPr>
-      <w:r>
-        <w:rPr>
-          <w:sz w:val="22"/>
-          <w:szCs w:val="22"/>
-        </w:rPr>
-        <w:t xml:space="preserve">Keep this page in your research book. It is part of how your teacher sees you grow as a researcher.</w:t>
-      </w:r>
-    </w:p>
-    <w:tbl>
-      <w:tblPr>
-        <w:tblW w:type="pct" w:w="100%"/>
-        <w:tblBorders>
-          <w:top w:val="single" w:color="auto" w:sz="4"/>
-          <w:left w:val="single" w:color="auto" w:sz="4"/>
-          <w:bottom w:val="single" w:color="auto" w:sz="4"/>
-          <w:right w:val="single" w:color="auto" w:sz="4"/>
-          <w:insideH w:val="single" w:color="auto" w:sz="4"/>
-          <w:insideV w:val="single" w:color="auto" w:sz="4"/>
-        </w:tblBorders>
-      </w:tblPr>
-      <w:tblGrid>
-        <w:gridCol w:w="10800"/>
-      </w:tblGrid>
-      <w:tr>
-        <w:trPr>
-          <w:trHeight w:val="3200" w:hRule="atLeast"/>
-        </w:trPr>
-        <w:tc>
-          <w:tcPr>
-            <w:tcW w:type="dxa" w:w="10800"/>
-          </w:tcPr>
-          <w:p>
-            <w:r>
-              <w:rPr>
-                <w:color w:val="5A6473"/>
-                <w:sz w:val="18"/>
-                <w:szCs w:val="18"/>
-              </w:rPr>
-              <w:t xml:space="preserve">My drawing, marks, and words</w:t>
-            </w:r>
-          </w:p>
-        </w:tc>
-      </w:tr>
-    </w:tbl>
-    <w:p>
-      <w:r>
-        <w:br w:type="page"/>
-      </w:r>
-    </w:p>
-    <w:p>
-      <w:pPr>
-        <w:spacing w:after="40"/>
-      </w:pPr>
-      <w:r>
-        <w:rPr>
-          <w:b/>
-          <w:bCs/>
-          <w:color w:val="7A3B69"/>
-          <w:sz w:val="15"/>
-          <w:szCs w:val="15"/>
-        </w:rPr>
-        <w:t xml:space="preserve">RESEARCH BOOK · SHARE OUR FINDINGS, AND LOOK BACK</w:t>
-      </w:r>
-    </w:p>
-    <w:p>
-      <w:pPr>
-        <w:spacing w:after="120"/>
-      </w:pPr>
-      <w:r>
-        <w:rPr>
-          <w:b/>
-          <w:bCs/>
-          <w:color w:val="1F3A5F"/>
-          <w:sz w:val="30"/>
-          <w:szCs w:val="30"/>
-        </w:rPr>
-        <w:t xml:space="preserve">How I have grown as a researcher</w:t>
-      </w:r>
-    </w:p>
-    <w:p>
-      <w:pPr>
-        <w:pStyle w:val="Heading2"/>
-        <w:spacing w:after="80" w:before="200"/>
-      </w:pPr>
-      <w:r>
-        <w:rPr>
-          <w:b/>
-          <w:bCs/>
-          <w:color w:val="7A3B69"/>
-          <w:sz w:val="26"/>
-          <w:szCs w:val="26"/>
-        </w:rPr>
-        <w:t xml:space="preserve">How I have grown as a researcher</w:t>
-      </w:r>
-    </w:p>
-    <w:p>
-      <w:pPr>
-        <w:spacing w:after="120" w:before="0"/>
-      </w:pPr>
-      <w:r>
-        <w:rPr>
-          <w:sz w:val="22"/>
-          <w:szCs w:val="22"/>
-        </w:rPr>
-        <w:t xml:space="preserve">This is the last page of your research journey. Use it to look back and see how far you have come, in words or in drawings.</w:t>
-      </w:r>
-    </w:p>
-    <w:p>
-      <w:pPr>
-        <w:spacing w:after="120" w:before="0"/>
-      </w:pPr>
-      <w:r>
-        <w:rPr>
-          <w:sz w:val="22"/>
-          <w:szCs w:val="22"/>
-        </w:rPr>
-        <w:t xml:space="preserve">On the page there is room to:</w:t>
-      </w:r>
-    </w:p>
-    <w:p>
-      <w:pPr>
-        <w:pStyle w:val="ListParagraph"/>
-        <w:numPr>
-          <w:ilvl w:val="0"/>
-          <w:numId w:val="1"/>
-        </w:numPr>
-        <w:spacing w:after="60"/>
-      </w:pPr>
-      <w:r>
-        <w:rPr>
-          <w:sz w:val="22"/>
-          <w:szCs w:val="22"/>
-        </w:rPr>
-        <w:t xml:space="preserve">Look again at the growth path you marked on the first day, and mark where you are as a researcher now.</w:t>
-      </w:r>
-    </w:p>
-    <w:p>
-      <w:pPr>
-        <w:pStyle w:val="ListParagraph"/>
-        <w:numPr>
-          <w:ilvl w:val="0"/>
-          <w:numId w:val="1"/>
-        </w:numPr>
-        <w:spacing w:after="60"/>
-      </w:pPr>
-      <w:r>
-        <w:rPr>
-          <w:sz w:val="22"/>
-          <w:szCs w:val="22"/>
-        </w:rPr>
-        <w:t xml:space="preserve">Draw or write one way you have grown — one thing you can do now that you could not do at the start,</w:t>
-      </w:r>
-    </w:p>
-    <w:p>
-      <w:pPr>
-        <w:spacing w:after="120" w:before="0"/>
-      </w:pPr>
-      <w:r>
-        <w:rPr>
-          <w:sz w:val="22"/>
-          <w:szCs w:val="22"/>
-        </w:rPr>
-        <w:t xml:space="preserve">like asking, looking closely, keeping a record, or checking whether something is true.</w:t>
-      </w:r>
-    </w:p>
-    <w:p>
-      <w:pPr>
-        <w:pStyle w:val="ListParagraph"/>
-        <w:numPr>
-          <w:ilvl w:val="0"/>
-          <w:numId w:val="1"/>
-        </w:numPr>
-        <w:spacing w:after="60"/>
-      </w:pPr>
-      <w:r>
-        <w:rPr>
-          <w:sz w:val="22"/>
-          <w:szCs w:val="22"/>
-        </w:rPr>
-        <w:t xml:space="preserve">Draw or write one thing about our hills you would still like to find out.</w:t>
-      </w:r>
-    </w:p>
-    <w:p>
-      <w:pPr>
-        <w:spacing w:after="120" w:before="0"/>
-      </w:pPr>
-      <w:r>
-        <w:rPr>
-          <w:sz w:val="22"/>
-          <w:szCs w:val="22"/>
-        </w:rPr>
-        <w:t xml:space="preserve">There is no wrong answer, and no one marks this page right or wrong. It is yours, to see how you moved from guessing to finding out. Keep it in your research book.</w:t>
-      </w:r>
-    </w:p>
-    <w:tbl>
-      <w:tblPr>
-        <w:tblW w:type="pct" w:w="100%"/>
-        <w:tblBorders>
-          <w:top w:val="single" w:color="auto" w:sz="4"/>
-          <w:left w:val="single" w:color="auto" w:sz="4"/>
-          <w:bottom w:val="single" w:color="auto" w:sz="4"/>
-          <w:right w:val="single" w:color="auto" w:sz="4"/>
-          <w:insideH w:val="single" w:color="auto" w:sz="4"/>
-          <w:insideV w:val="single" w:color="auto" w:sz="4"/>
-        </w:tblBorders>
-      </w:tblPr>
-      <w:tblGrid>
-        <w:gridCol w:w="10800"/>
-      </w:tblGrid>
-      <w:tr>
-        <w:trPr>
-          <w:trHeight w:val="3200" w:hRule="atLeast"/>
-        </w:trPr>
-        <w:tc>
-          <w:tcPr>
-            <w:tcW w:type="dxa" w:w="10800"/>
-          </w:tcPr>
-          <w:p>
-            <w:r>
-              <w:rPr>
-                <w:color w:val="5A6473"/>
-                <w:sz w:val="18"/>
-                <w:szCs w:val="18"/>
-              </w:rPr>
-              <w:t xml:space="preserve">My drawing, marks, and words</w:t>
-            </w:r>
-          </w:p>
-        </w:tc>
-      </w:tr>
-    </w:tbl>
+      <w:pPr>
+        <w:spacing w:after="150"/>
+      </w:pPr>
+      <w:r>
+        <w:rPr>
+          <w:sz w:val="22"/>
+          <w:szCs w:val="22"/>
+        </w:rPr>
+        <w:t xml:space="preserve">What helped me  </w:t>
+      </w:r>
+      <w:r>
+        <w:rPr>
+          <w:color w:val="B9B3A6"/>
+          <w:sz w:val="22"/>
+          <w:szCs w:val="22"/>
+        </w:rPr>
+        <w:t xml:space="preserve">______________________________________</w:t>
+      </w:r>
+    </w:p>
+    <w:p>
+      <w:pPr>
+        <w:spacing w:after="150"/>
+      </w:pPr>
+      <w:r>
+        <w:rPr>
+          <w:sz w:val="22"/>
+          <w:szCs w:val="22"/>
+        </w:rPr>
+        <w:t xml:space="preserve">One way I have grown  </w:t>
+      </w:r>
+      <w:r>
+        <w:rPr>
+          <w:color w:val="B9B3A6"/>
+          <w:sz w:val="22"/>
+          <w:szCs w:val="22"/>
+        </w:rPr>
+        <w:t xml:space="preserve">______________________________________</w:t>
+      </w:r>
+    </w:p>
+    <w:p>
+      <w:pPr>
+        <w:spacing w:after="150"/>
+      </w:pPr>
+      <w:r>
+        <w:rPr>
+          <w:sz w:val="22"/>
+          <w:szCs w:val="22"/>
+        </w:rPr>
+        <w:t xml:space="preserve">What I would do differently next time  </w:t>
+      </w:r>
+      <w:r>
+        <w:rPr>
+          <w:color w:val="B9B3A6"/>
+          <w:sz w:val="22"/>
+          <w:szCs w:val="22"/>
+        </w:rPr>
+        <w:t xml:space="preserve">______________________________________</w:t>
+      </w:r>
+    </w:p>
+    <w:p>
+      <w:pPr>
+        <w:spacing w:after="150"/>
+      </w:pPr>
+      <w:r>
+        <w:rPr>
+          <w:sz w:val="22"/>
+          <w:szCs w:val="22"/>
+        </w:rPr>
+        <w:t xml:space="preserve">One thing I still want to find out  </w:t>
+      </w:r>
+      <w:r>
+        <w:rPr>
+          <w:color w:val="B9B3A6"/>
+          <w:sz w:val="22"/>
+          <w:szCs w:val="22"/>
+        </w:rPr>
+        <w:t xml:space="preserve">______________________________________</w:t>
+      </w:r>
+    </w:p>
+    <w:p>
+      <w:pPr>
+        <w:spacing w:after="140" w:before="60"/>
+      </w:pPr>
+      <w:r>
+        <w:rPr>
+          <w:i/>
+          <w:iCs/>
+          <w:color w:val="5A6473"/>
+          <w:sz w:val="16"/>
+          <w:szCs w:val="16"/>
+        </w:rPr>
+        <w:t xml:space="preserve">You can draw or say your answer — your teacher will write it for you if you ask.</w:t>
+      </w:r>
+    </w:p>
     <w:p>
       <w:r>
         <w:br w:type="page"/>

--- a/public/downloads/research-project-student-workbook.docx
+++ b/public/downloads/research-project-student-workbook.docx
@@ -6312,35 +6312,315 @@
       <w:tblPr>
         <w:tblW w:type="pct" w:w="100%"/>
         <w:tblBorders>
-          <w:top w:val="single" w:color="B9B3A6" w:sz="2"/>
-          <w:left w:val="single" w:color="B9B3A6" w:sz="2"/>
-          <w:bottom w:val="single" w:color="B9B3A6" w:sz="2"/>
-          <w:right w:val="single" w:color="B9B3A6" w:sz="2"/>
-          <w:insideH w:val="single" w:color="B9B3A6" w:sz="2"/>
-          <w:insideV w:val="single" w:color="B9B3A6" w:sz="2"/>
+          <w:top w:val="single" w:color="B9B3A6" w:sz="6"/>
+          <w:left w:val="single" w:color="B9B3A6" w:sz="6"/>
+          <w:bottom w:val="single" w:color="B9B3A6" w:sz="6"/>
+          <w:right w:val="single" w:color="B9B3A6" w:sz="6"/>
+          <w:insideH w:val="single" w:color="E2DED3" w:sz="1"/>
+          <w:insideV w:val="none"/>
         </w:tblBorders>
       </w:tblPr>
       <w:tblGrid>
         <w:gridCol w:w="9070"/>
       </w:tblGrid>
       <w:tr>
-        <w:trPr>
-          <w:trHeight w:val="6200" w:hRule="atLeast"/>
-        </w:trPr>
-        <w:tc>
-          <w:tcPr>
-            <w:tcW w:type="dxa" w:w="9070"/>
-            <w:tcMar>
-              <w:top w:type="dxa" w:w="80"/>
-              <w:left w:type="dxa" w:w="140"/>
-              <w:bottom w:type="dxa" w:w="80"/>
-              <w:right w:type="dxa" w:w="140"/>
-            </w:tcMar>
-          </w:tcPr>
-          <w:p>
+        <w:tc>
+          <w:tcPr>
+            <w:tcW w:type="dxa" w:w="9070"/>
+            <w:tcMar>
+              <w:top w:type="dxa" w:w="70"/>
+              <w:left w:type="dxa" w:w="140"/>
+              <w:bottom w:type="dxa" w:w="20"/>
+              <w:right w:type="dxa" w:w="140"/>
+            </w:tcMar>
+          </w:tcPr>
+          <w:p>
+            <w:pPr>
+              <w:spacing w:after="0" w:line="260"/>
+            </w:pPr>
             <w:r>
-              <w:t xml:space="preserve"/>
+              <w:rPr>
+                <w:b/>
+                <w:bCs/>
+                <w:color w:val="7A3B69"/>
+                <w:sz w:val="18"/>
+                <w:szCs w:val="18"/>
+              </w:rPr>
+              <w:t xml:space="preserve">Draw or write it here</w:t>
             </w:r>
+          </w:p>
+        </w:tc>
+      </w:tr>
+      <w:tr>
+        <w:trPr>
+          <w:trHeight w:val="460" w:hRule="atLeast"/>
+        </w:trPr>
+        <w:tc>
+          <w:tcPr>
+            <w:tcW w:type="dxa" w:w="9070"/>
+            <w:tcMar>
+              <w:top w:type="dxa" w:w="40"/>
+              <w:left w:type="dxa" w:w="140"/>
+              <w:bottom w:type="dxa" w:w="40"/>
+              <w:right w:type="dxa" w:w="140"/>
+            </w:tcMar>
+          </w:tcPr>
+          <w:p>
+            <w:pPr>
+              <w:spacing w:after="0"/>
+            </w:pPr>
+          </w:p>
+        </w:tc>
+      </w:tr>
+      <w:tr>
+        <w:trPr>
+          <w:trHeight w:val="460" w:hRule="atLeast"/>
+        </w:trPr>
+        <w:tc>
+          <w:tcPr>
+            <w:tcW w:type="dxa" w:w="9070"/>
+            <w:tcMar>
+              <w:top w:type="dxa" w:w="40"/>
+              <w:left w:type="dxa" w:w="140"/>
+              <w:bottom w:type="dxa" w:w="40"/>
+              <w:right w:type="dxa" w:w="140"/>
+            </w:tcMar>
+          </w:tcPr>
+          <w:p>
+            <w:pPr>
+              <w:spacing w:after="0"/>
+            </w:pPr>
+          </w:p>
+        </w:tc>
+      </w:tr>
+      <w:tr>
+        <w:trPr>
+          <w:trHeight w:val="460" w:hRule="atLeast"/>
+        </w:trPr>
+        <w:tc>
+          <w:tcPr>
+            <w:tcW w:type="dxa" w:w="9070"/>
+            <w:tcMar>
+              <w:top w:type="dxa" w:w="40"/>
+              <w:left w:type="dxa" w:w="140"/>
+              <w:bottom w:type="dxa" w:w="40"/>
+              <w:right w:type="dxa" w:w="140"/>
+            </w:tcMar>
+          </w:tcPr>
+          <w:p>
+            <w:pPr>
+              <w:spacing w:after="0"/>
+            </w:pPr>
+          </w:p>
+        </w:tc>
+      </w:tr>
+      <w:tr>
+        <w:trPr>
+          <w:trHeight w:val="460" w:hRule="atLeast"/>
+        </w:trPr>
+        <w:tc>
+          <w:tcPr>
+            <w:tcW w:type="dxa" w:w="9070"/>
+            <w:tcMar>
+              <w:top w:type="dxa" w:w="40"/>
+              <w:left w:type="dxa" w:w="140"/>
+              <w:bottom w:type="dxa" w:w="40"/>
+              <w:right w:type="dxa" w:w="140"/>
+            </w:tcMar>
+          </w:tcPr>
+          <w:p>
+            <w:pPr>
+              <w:spacing w:after="0"/>
+            </w:pPr>
+          </w:p>
+        </w:tc>
+      </w:tr>
+      <w:tr>
+        <w:trPr>
+          <w:trHeight w:val="460" w:hRule="atLeast"/>
+        </w:trPr>
+        <w:tc>
+          <w:tcPr>
+            <w:tcW w:type="dxa" w:w="9070"/>
+            <w:tcMar>
+              <w:top w:type="dxa" w:w="40"/>
+              <w:left w:type="dxa" w:w="140"/>
+              <w:bottom w:type="dxa" w:w="40"/>
+              <w:right w:type="dxa" w:w="140"/>
+            </w:tcMar>
+          </w:tcPr>
+          <w:p>
+            <w:pPr>
+              <w:spacing w:after="0"/>
+            </w:pPr>
+          </w:p>
+        </w:tc>
+      </w:tr>
+      <w:tr>
+        <w:trPr>
+          <w:trHeight w:val="460" w:hRule="atLeast"/>
+        </w:trPr>
+        <w:tc>
+          <w:tcPr>
+            <w:tcW w:type="dxa" w:w="9070"/>
+            <w:tcMar>
+              <w:top w:type="dxa" w:w="40"/>
+              <w:left w:type="dxa" w:w="140"/>
+              <w:bottom w:type="dxa" w:w="40"/>
+              <w:right w:type="dxa" w:w="140"/>
+            </w:tcMar>
+          </w:tcPr>
+          <w:p>
+            <w:pPr>
+              <w:spacing w:after="0"/>
+            </w:pPr>
+          </w:p>
+        </w:tc>
+      </w:tr>
+      <w:tr>
+        <w:trPr>
+          <w:trHeight w:val="460" w:hRule="atLeast"/>
+        </w:trPr>
+        <w:tc>
+          <w:tcPr>
+            <w:tcW w:type="dxa" w:w="9070"/>
+            <w:tcMar>
+              <w:top w:type="dxa" w:w="40"/>
+              <w:left w:type="dxa" w:w="140"/>
+              <w:bottom w:type="dxa" w:w="40"/>
+              <w:right w:type="dxa" w:w="140"/>
+            </w:tcMar>
+          </w:tcPr>
+          <w:p>
+            <w:pPr>
+              <w:spacing w:after="0"/>
+            </w:pPr>
+          </w:p>
+        </w:tc>
+      </w:tr>
+      <w:tr>
+        <w:trPr>
+          <w:trHeight w:val="460" w:hRule="atLeast"/>
+        </w:trPr>
+        <w:tc>
+          <w:tcPr>
+            <w:tcW w:type="dxa" w:w="9070"/>
+            <w:tcMar>
+              <w:top w:type="dxa" w:w="40"/>
+              <w:left w:type="dxa" w:w="140"/>
+              <w:bottom w:type="dxa" w:w="40"/>
+              <w:right w:type="dxa" w:w="140"/>
+            </w:tcMar>
+          </w:tcPr>
+          <w:p>
+            <w:pPr>
+              <w:spacing w:after="0"/>
+            </w:pPr>
+          </w:p>
+        </w:tc>
+      </w:tr>
+      <w:tr>
+        <w:trPr>
+          <w:trHeight w:val="460" w:hRule="atLeast"/>
+        </w:trPr>
+        <w:tc>
+          <w:tcPr>
+            <w:tcW w:type="dxa" w:w="9070"/>
+            <w:tcMar>
+              <w:top w:type="dxa" w:w="40"/>
+              <w:left w:type="dxa" w:w="140"/>
+              <w:bottom w:type="dxa" w:w="40"/>
+              <w:right w:type="dxa" w:w="140"/>
+            </w:tcMar>
+          </w:tcPr>
+          <w:p>
+            <w:pPr>
+              <w:spacing w:after="0"/>
+            </w:pPr>
+          </w:p>
+        </w:tc>
+      </w:tr>
+      <w:tr>
+        <w:trPr>
+          <w:trHeight w:val="460" w:hRule="atLeast"/>
+        </w:trPr>
+        <w:tc>
+          <w:tcPr>
+            <w:tcW w:type="dxa" w:w="9070"/>
+            <w:tcMar>
+              <w:top w:type="dxa" w:w="40"/>
+              <w:left w:type="dxa" w:w="140"/>
+              <w:bottom w:type="dxa" w:w="40"/>
+              <w:right w:type="dxa" w:w="140"/>
+            </w:tcMar>
+          </w:tcPr>
+          <w:p>
+            <w:pPr>
+              <w:spacing w:after="0"/>
+            </w:pPr>
+          </w:p>
+        </w:tc>
+      </w:tr>
+      <w:tr>
+        <w:trPr>
+          <w:trHeight w:val="460" w:hRule="atLeast"/>
+        </w:trPr>
+        <w:tc>
+          <w:tcPr>
+            <w:tcW w:type="dxa" w:w="9070"/>
+            <w:tcMar>
+              <w:top w:type="dxa" w:w="40"/>
+              <w:left w:type="dxa" w:w="140"/>
+              <w:bottom w:type="dxa" w:w="40"/>
+              <w:right w:type="dxa" w:w="140"/>
+            </w:tcMar>
+          </w:tcPr>
+          <w:p>
+            <w:pPr>
+              <w:spacing w:after="0"/>
+            </w:pPr>
+          </w:p>
+        </w:tc>
+      </w:tr>
+      <w:tr>
+        <w:trPr>
+          <w:trHeight w:val="460" w:hRule="atLeast"/>
+        </w:trPr>
+        <w:tc>
+          <w:tcPr>
+            <w:tcW w:type="dxa" w:w="9070"/>
+            <w:tcMar>
+              <w:top w:type="dxa" w:w="40"/>
+              <w:left w:type="dxa" w:w="140"/>
+              <w:bottom w:type="dxa" w:w="40"/>
+              <w:right w:type="dxa" w:w="140"/>
+            </w:tcMar>
+          </w:tcPr>
+          <w:p>
+            <w:pPr>
+              <w:spacing w:after="0"/>
+            </w:pPr>
+          </w:p>
+        </w:tc>
+      </w:tr>
+      <w:tr>
+        <w:trPr>
+          <w:trHeight w:val="460" w:hRule="atLeast"/>
+        </w:trPr>
+        <w:tc>
+          <w:tcPr>
+            <w:tcW w:type="dxa" w:w="9070"/>
+            <w:tcMar>
+              <w:top w:type="dxa" w:w="40"/>
+              <w:left w:type="dxa" w:w="140"/>
+              <w:bottom w:type="dxa" w:w="40"/>
+              <w:right w:type="dxa" w:w="140"/>
+            </w:tcMar>
+          </w:tcPr>
+          <w:p>
+            <w:pPr>
+              <w:spacing w:after="0"/>
+            </w:pPr>
           </w:p>
         </w:tc>
       </w:tr>
@@ -7107,35 +7387,210 @@
       <w:tblPr>
         <w:tblW w:type="pct" w:w="100%"/>
         <w:tblBorders>
-          <w:top w:val="single" w:color="B9B3A6" w:sz="2"/>
-          <w:left w:val="single" w:color="B9B3A6" w:sz="2"/>
-          <w:bottom w:val="single" w:color="B9B3A6" w:sz="2"/>
-          <w:right w:val="single" w:color="B9B3A6" w:sz="2"/>
-          <w:insideH w:val="single" w:color="B9B3A6" w:sz="2"/>
-          <w:insideV w:val="single" w:color="B9B3A6" w:sz="2"/>
+          <w:top w:val="single" w:color="B9B3A6" w:sz="6"/>
+          <w:left w:val="single" w:color="B9B3A6" w:sz="6"/>
+          <w:bottom w:val="single" w:color="B9B3A6" w:sz="6"/>
+          <w:right w:val="single" w:color="B9B3A6" w:sz="6"/>
+          <w:insideH w:val="single" w:color="E2DED3" w:sz="1"/>
+          <w:insideV w:val="none"/>
         </w:tblBorders>
       </w:tblPr>
       <w:tblGrid>
         <w:gridCol w:w="9070"/>
       </w:tblGrid>
       <w:tr>
-        <w:trPr>
-          <w:trHeight w:val="3600" w:hRule="atLeast"/>
-        </w:trPr>
-        <w:tc>
-          <w:tcPr>
-            <w:tcW w:type="dxa" w:w="9070"/>
-            <w:tcMar>
-              <w:top w:type="dxa" w:w="80"/>
-              <w:left w:type="dxa" w:w="140"/>
-              <w:bottom w:type="dxa" w:w="80"/>
-              <w:right w:type="dxa" w:w="140"/>
-            </w:tcMar>
-          </w:tcPr>
-          <w:p>
+        <w:tc>
+          <w:tcPr>
+            <w:tcW w:type="dxa" w:w="9070"/>
+            <w:tcMar>
+              <w:top w:type="dxa" w:w="70"/>
+              <w:left w:type="dxa" w:w="140"/>
+              <w:bottom w:type="dxa" w:w="20"/>
+              <w:right w:type="dxa" w:w="140"/>
+            </w:tcMar>
+          </w:tcPr>
+          <w:p>
+            <w:pPr>
+              <w:spacing w:after="0" w:line="260"/>
+            </w:pPr>
             <w:r>
-              <w:t xml:space="preserve"/>
+              <w:rPr>
+                <w:b/>
+                <w:bCs/>
+                <w:color w:val="7A3B69"/>
+                <w:sz w:val="18"/>
+                <w:szCs w:val="18"/>
+              </w:rPr>
+              <w:t xml:space="preserve">Draw or write it here</w:t>
             </w:r>
+          </w:p>
+        </w:tc>
+      </w:tr>
+      <w:tr>
+        <w:trPr>
+          <w:trHeight w:val="460" w:hRule="atLeast"/>
+        </w:trPr>
+        <w:tc>
+          <w:tcPr>
+            <w:tcW w:type="dxa" w:w="9070"/>
+            <w:tcMar>
+              <w:top w:type="dxa" w:w="40"/>
+              <w:left w:type="dxa" w:w="140"/>
+              <w:bottom w:type="dxa" w:w="40"/>
+              <w:right w:type="dxa" w:w="140"/>
+            </w:tcMar>
+          </w:tcPr>
+          <w:p>
+            <w:pPr>
+              <w:spacing w:after="0"/>
+            </w:pPr>
+          </w:p>
+        </w:tc>
+      </w:tr>
+      <w:tr>
+        <w:trPr>
+          <w:trHeight w:val="460" w:hRule="atLeast"/>
+        </w:trPr>
+        <w:tc>
+          <w:tcPr>
+            <w:tcW w:type="dxa" w:w="9070"/>
+            <w:tcMar>
+              <w:top w:type="dxa" w:w="40"/>
+              <w:left w:type="dxa" w:w="140"/>
+              <w:bottom w:type="dxa" w:w="40"/>
+              <w:right w:type="dxa" w:w="140"/>
+            </w:tcMar>
+          </w:tcPr>
+          <w:p>
+            <w:pPr>
+              <w:spacing w:after="0"/>
+            </w:pPr>
+          </w:p>
+        </w:tc>
+      </w:tr>
+      <w:tr>
+        <w:trPr>
+          <w:trHeight w:val="460" w:hRule="atLeast"/>
+        </w:trPr>
+        <w:tc>
+          <w:tcPr>
+            <w:tcW w:type="dxa" w:w="9070"/>
+            <w:tcMar>
+              <w:top w:type="dxa" w:w="40"/>
+              <w:left w:type="dxa" w:w="140"/>
+              <w:bottom w:type="dxa" w:w="40"/>
+              <w:right w:type="dxa" w:w="140"/>
+            </w:tcMar>
+          </w:tcPr>
+          <w:p>
+            <w:pPr>
+              <w:spacing w:after="0"/>
+            </w:pPr>
+          </w:p>
+        </w:tc>
+      </w:tr>
+      <w:tr>
+        <w:trPr>
+          <w:trHeight w:val="460" w:hRule="atLeast"/>
+        </w:trPr>
+        <w:tc>
+          <w:tcPr>
+            <w:tcW w:type="dxa" w:w="9070"/>
+            <w:tcMar>
+              <w:top w:type="dxa" w:w="40"/>
+              <w:left w:type="dxa" w:w="140"/>
+              <w:bottom w:type="dxa" w:w="40"/>
+              <w:right w:type="dxa" w:w="140"/>
+            </w:tcMar>
+          </w:tcPr>
+          <w:p>
+            <w:pPr>
+              <w:spacing w:after="0"/>
+            </w:pPr>
+          </w:p>
+        </w:tc>
+      </w:tr>
+      <w:tr>
+        <w:trPr>
+          <w:trHeight w:val="460" w:hRule="atLeast"/>
+        </w:trPr>
+        <w:tc>
+          <w:tcPr>
+            <w:tcW w:type="dxa" w:w="9070"/>
+            <w:tcMar>
+              <w:top w:type="dxa" w:w="40"/>
+              <w:left w:type="dxa" w:w="140"/>
+              <w:bottom w:type="dxa" w:w="40"/>
+              <w:right w:type="dxa" w:w="140"/>
+            </w:tcMar>
+          </w:tcPr>
+          <w:p>
+            <w:pPr>
+              <w:spacing w:after="0"/>
+            </w:pPr>
+          </w:p>
+        </w:tc>
+      </w:tr>
+      <w:tr>
+        <w:trPr>
+          <w:trHeight w:val="460" w:hRule="atLeast"/>
+        </w:trPr>
+        <w:tc>
+          <w:tcPr>
+            <w:tcW w:type="dxa" w:w="9070"/>
+            <w:tcMar>
+              <w:top w:type="dxa" w:w="40"/>
+              <w:left w:type="dxa" w:w="140"/>
+              <w:bottom w:type="dxa" w:w="40"/>
+              <w:right w:type="dxa" w:w="140"/>
+            </w:tcMar>
+          </w:tcPr>
+          <w:p>
+            <w:pPr>
+              <w:spacing w:after="0"/>
+            </w:pPr>
+          </w:p>
+        </w:tc>
+      </w:tr>
+      <w:tr>
+        <w:trPr>
+          <w:trHeight w:val="460" w:hRule="atLeast"/>
+        </w:trPr>
+        <w:tc>
+          <w:tcPr>
+            <w:tcW w:type="dxa" w:w="9070"/>
+            <w:tcMar>
+              <w:top w:type="dxa" w:w="40"/>
+              <w:left w:type="dxa" w:w="140"/>
+              <w:bottom w:type="dxa" w:w="40"/>
+              <w:right w:type="dxa" w:w="140"/>
+            </w:tcMar>
+          </w:tcPr>
+          <w:p>
+            <w:pPr>
+              <w:spacing w:after="0"/>
+            </w:pPr>
+          </w:p>
+        </w:tc>
+      </w:tr>
+      <w:tr>
+        <w:trPr>
+          <w:trHeight w:val="460" w:hRule="atLeast"/>
+        </w:trPr>
+        <w:tc>
+          <w:tcPr>
+            <w:tcW w:type="dxa" w:w="9070"/>
+            <w:tcMar>
+              <w:top w:type="dxa" w:w="40"/>
+              <w:left w:type="dxa" w:w="140"/>
+              <w:bottom w:type="dxa" w:w="40"/>
+              <w:right w:type="dxa" w:w="140"/>
+            </w:tcMar>
+          </w:tcPr>
+          <w:p>
+            <w:pPr>
+              <w:spacing w:after="0"/>
+            </w:pPr>
           </w:p>
         </w:tc>
       </w:tr>
@@ -7926,34 +8381,31 @@
       <w:tblPr>
         <w:tblW w:type="pct" w:w="100%"/>
         <w:tblBorders>
-          <w:top w:val="single" w:color="B9B3A6" w:sz="2"/>
-          <w:left w:val="single" w:color="B9B3A6" w:sz="2"/>
-          <w:bottom w:val="single" w:color="B9B3A6" w:sz="2"/>
-          <w:right w:val="single" w:color="B9B3A6" w:sz="2"/>
-          <w:insideH w:val="single" w:color="B9B3A6" w:sz="2"/>
-          <w:insideV w:val="single" w:color="B9B3A6" w:sz="2"/>
+          <w:top w:val="single" w:color="B9B3A6" w:sz="6"/>
+          <w:left w:val="single" w:color="B9B3A6" w:sz="6"/>
+          <w:bottom w:val="single" w:color="B9B3A6" w:sz="6"/>
+          <w:right w:val="single" w:color="B9B3A6" w:sz="6"/>
+          <w:insideH w:val="single" w:color="E2DED3" w:sz="1"/>
+          <w:insideV w:val="none"/>
         </w:tblBorders>
       </w:tblPr>
       <w:tblGrid>
         <w:gridCol w:w="9070"/>
       </w:tblGrid>
       <w:tr>
-        <w:trPr>
-          <w:trHeight w:val="1100" w:hRule="atLeast"/>
-        </w:trPr>
-        <w:tc>
-          <w:tcPr>
-            <w:tcW w:type="dxa" w:w="9070"/>
-            <w:tcMar>
-              <w:top w:type="dxa" w:w="80"/>
-              <w:left w:type="dxa" w:w="140"/>
-              <w:bottom w:type="dxa" w:w="80"/>
-              <w:right w:type="dxa" w:w="140"/>
-            </w:tcMar>
-          </w:tcPr>
-          <w:p>
-            <w:pPr>
-              <w:spacing w:line="260"/>
+        <w:tc>
+          <w:tcPr>
+            <w:tcW w:type="dxa" w:w="9070"/>
+            <w:tcMar>
+              <w:top w:type="dxa" w:w="70"/>
+              <w:left w:type="dxa" w:w="140"/>
+              <w:bottom w:type="dxa" w:w="20"/>
+              <w:right w:type="dxa" w:w="140"/>
+            </w:tcMar>
+          </w:tcPr>
+          <w:p>
+            <w:pPr>
+              <w:spacing w:after="0" w:line="260"/>
             </w:pPr>
             <w:r>
               <w:rPr>
@@ -7968,6 +8420,48 @@
           </w:p>
         </w:tc>
       </w:tr>
+      <w:tr>
+        <w:trPr>
+          <w:trHeight w:val="460" w:hRule="atLeast"/>
+        </w:trPr>
+        <w:tc>
+          <w:tcPr>
+            <w:tcW w:type="dxa" w:w="9070"/>
+            <w:tcMar>
+              <w:top w:type="dxa" w:w="40"/>
+              <w:left w:type="dxa" w:w="140"/>
+              <w:bottom w:type="dxa" w:w="40"/>
+              <w:right w:type="dxa" w:w="140"/>
+            </w:tcMar>
+          </w:tcPr>
+          <w:p>
+            <w:pPr>
+              <w:spacing w:after="0"/>
+            </w:pPr>
+          </w:p>
+        </w:tc>
+      </w:tr>
+      <w:tr>
+        <w:trPr>
+          <w:trHeight w:val="460" w:hRule="atLeast"/>
+        </w:trPr>
+        <w:tc>
+          <w:tcPr>
+            <w:tcW w:type="dxa" w:w="9070"/>
+            <w:tcMar>
+              <w:top w:type="dxa" w:w="40"/>
+              <w:left w:type="dxa" w:w="140"/>
+              <w:bottom w:type="dxa" w:w="40"/>
+              <w:right w:type="dxa" w:w="140"/>
+            </w:tcMar>
+          </w:tcPr>
+          <w:p>
+            <w:pPr>
+              <w:spacing w:after="0"/>
+            </w:pPr>
+          </w:p>
+        </w:tc>
+      </w:tr>
     </w:tbl>
     <w:p>
       <w:pPr>
@@ -8000,34 +8494,31 @@
       <w:tblPr>
         <w:tblW w:type="pct" w:w="100%"/>
         <w:tblBorders>
-          <w:top w:val="single" w:color="B9B3A6" w:sz="2"/>
-          <w:left w:val="single" w:color="B9B3A6" w:sz="2"/>
-          <w:bottom w:val="single" w:color="B9B3A6" w:sz="2"/>
-          <w:right w:val="single" w:color="B9B3A6" w:sz="2"/>
-          <w:insideH w:val="single" w:color="B9B3A6" w:sz="2"/>
-          <w:insideV w:val="single" w:color="B9B3A6" w:sz="2"/>
+          <w:top w:val="single" w:color="B9B3A6" w:sz="6"/>
+          <w:left w:val="single" w:color="B9B3A6" w:sz="6"/>
+          <w:bottom w:val="single" w:color="B9B3A6" w:sz="6"/>
+          <w:right w:val="single" w:color="B9B3A6" w:sz="6"/>
+          <w:insideH w:val="single" w:color="E2DED3" w:sz="1"/>
+          <w:insideV w:val="none"/>
         </w:tblBorders>
       </w:tblPr>
       <w:tblGrid>
         <w:gridCol w:w="9070"/>
       </w:tblGrid>
       <w:tr>
-        <w:trPr>
-          <w:trHeight w:val="1100" w:hRule="atLeast"/>
-        </w:trPr>
-        <w:tc>
-          <w:tcPr>
-            <w:tcW w:type="dxa" w:w="9070"/>
-            <w:tcMar>
-              <w:top w:type="dxa" w:w="80"/>
-              <w:left w:type="dxa" w:w="140"/>
-              <w:bottom w:type="dxa" w:w="80"/>
-              <w:right w:type="dxa" w:w="140"/>
-            </w:tcMar>
-          </w:tcPr>
-          <w:p>
-            <w:pPr>
-              <w:spacing w:line="260"/>
+        <w:tc>
+          <w:tcPr>
+            <w:tcW w:type="dxa" w:w="9070"/>
+            <w:tcMar>
+              <w:top w:type="dxa" w:w="70"/>
+              <w:left w:type="dxa" w:w="140"/>
+              <w:bottom w:type="dxa" w:w="20"/>
+              <w:right w:type="dxa" w:w="140"/>
+            </w:tcMar>
+          </w:tcPr>
+          <w:p>
+            <w:pPr>
+              <w:spacing w:after="0" w:line="260"/>
             </w:pPr>
             <w:r>
               <w:rPr>
@@ -8039,6 +8530,48 @@
               </w:rPr>
               <w:t xml:space="preserve">put a ✓ where you are now</w:t>
             </w:r>
+          </w:p>
+        </w:tc>
+      </w:tr>
+      <w:tr>
+        <w:trPr>
+          <w:trHeight w:val="460" w:hRule="atLeast"/>
+        </w:trPr>
+        <w:tc>
+          <w:tcPr>
+            <w:tcW w:type="dxa" w:w="9070"/>
+            <w:tcMar>
+              <w:top w:type="dxa" w:w="40"/>
+              <w:left w:type="dxa" w:w="140"/>
+              <w:bottom w:type="dxa" w:w="40"/>
+              <w:right w:type="dxa" w:w="140"/>
+            </w:tcMar>
+          </w:tcPr>
+          <w:p>
+            <w:pPr>
+              <w:spacing w:after="0"/>
+            </w:pPr>
+          </w:p>
+        </w:tc>
+      </w:tr>
+      <w:tr>
+        <w:trPr>
+          <w:trHeight w:val="460" w:hRule="atLeast"/>
+        </w:trPr>
+        <w:tc>
+          <w:tcPr>
+            <w:tcW w:type="dxa" w:w="9070"/>
+            <w:tcMar>
+              <w:top w:type="dxa" w:w="40"/>
+              <w:left w:type="dxa" w:w="140"/>
+              <w:bottom w:type="dxa" w:w="40"/>
+              <w:right w:type="dxa" w:w="140"/>
+            </w:tcMar>
+          </w:tcPr>
+          <w:p>
+            <w:pPr>
+              <w:spacing w:after="0"/>
+            </w:pPr>
           </w:p>
         </w:tc>
       </w:tr>
@@ -9518,34 +10051,31 @@
       <w:tblPr>
         <w:tblW w:type="pct" w:w="100%"/>
         <w:tblBorders>
-          <w:top w:val="single" w:color="B9B3A6" w:sz="2"/>
-          <w:left w:val="single" w:color="B9B3A6" w:sz="2"/>
-          <w:bottom w:val="single" w:color="B9B3A6" w:sz="2"/>
-          <w:right w:val="single" w:color="B9B3A6" w:sz="2"/>
-          <w:insideH w:val="single" w:color="B9B3A6" w:sz="2"/>
-          <w:insideV w:val="single" w:color="B9B3A6" w:sz="2"/>
+          <w:top w:val="single" w:color="B9B3A6" w:sz="6"/>
+          <w:left w:val="single" w:color="B9B3A6" w:sz="6"/>
+          <w:bottom w:val="single" w:color="B9B3A6" w:sz="6"/>
+          <w:right w:val="single" w:color="B9B3A6" w:sz="6"/>
+          <w:insideH w:val="single" w:color="E2DED3" w:sz="1"/>
+          <w:insideV w:val="none"/>
         </w:tblBorders>
       </w:tblPr>
       <w:tblGrid>
         <w:gridCol w:w="9070"/>
       </w:tblGrid>
       <w:tr>
-        <w:trPr>
-          <w:trHeight w:val="6400" w:hRule="atLeast"/>
-        </w:trPr>
-        <w:tc>
-          <w:tcPr>
-            <w:tcW w:type="dxa" w:w="9070"/>
-            <w:tcMar>
-              <w:top w:type="dxa" w:w="80"/>
-              <w:left w:type="dxa" w:w="140"/>
-              <w:bottom w:type="dxa" w:w="80"/>
-              <w:right w:type="dxa" w:w="140"/>
-            </w:tcMar>
-          </w:tcPr>
-          <w:p>
-            <w:pPr>
-              <w:spacing w:line="260"/>
+        <w:tc>
+          <w:tcPr>
+            <w:tcW w:type="dxa" w:w="9070"/>
+            <w:tcMar>
+              <w:top w:type="dxa" w:w="70"/>
+              <w:left w:type="dxa" w:w="140"/>
+              <w:bottom w:type="dxa" w:w="20"/>
+              <w:right w:type="dxa" w:w="140"/>
+            </w:tcMar>
+          </w:tcPr>
+          <w:p>
+            <w:pPr>
+              <w:spacing w:after="0" w:line="260"/>
             </w:pPr>
             <w:r>
               <w:rPr>
@@ -9555,8 +10085,302 @@
                 <w:sz w:val="18"/>
                 <w:szCs w:val="18"/>
               </w:rPr>
-              <w:t xml:space="preserve">our map — draw here</w:t>
+              <w:t xml:space="preserve">Our map — draw or write here</w:t>
             </w:r>
+          </w:p>
+        </w:tc>
+      </w:tr>
+      <w:tr>
+        <w:trPr>
+          <w:trHeight w:val="460" w:hRule="atLeast"/>
+        </w:trPr>
+        <w:tc>
+          <w:tcPr>
+            <w:tcW w:type="dxa" w:w="9070"/>
+            <w:tcMar>
+              <w:top w:type="dxa" w:w="40"/>
+              <w:left w:type="dxa" w:w="140"/>
+              <w:bottom w:type="dxa" w:w="40"/>
+              <w:right w:type="dxa" w:w="140"/>
+            </w:tcMar>
+          </w:tcPr>
+          <w:p>
+            <w:pPr>
+              <w:spacing w:after="0"/>
+            </w:pPr>
+          </w:p>
+        </w:tc>
+      </w:tr>
+      <w:tr>
+        <w:trPr>
+          <w:trHeight w:val="460" w:hRule="atLeast"/>
+        </w:trPr>
+        <w:tc>
+          <w:tcPr>
+            <w:tcW w:type="dxa" w:w="9070"/>
+            <w:tcMar>
+              <w:top w:type="dxa" w:w="40"/>
+              <w:left w:type="dxa" w:w="140"/>
+              <w:bottom w:type="dxa" w:w="40"/>
+              <w:right w:type="dxa" w:w="140"/>
+            </w:tcMar>
+          </w:tcPr>
+          <w:p>
+            <w:pPr>
+              <w:spacing w:after="0"/>
+            </w:pPr>
+          </w:p>
+        </w:tc>
+      </w:tr>
+      <w:tr>
+        <w:trPr>
+          <w:trHeight w:val="460" w:hRule="atLeast"/>
+        </w:trPr>
+        <w:tc>
+          <w:tcPr>
+            <w:tcW w:type="dxa" w:w="9070"/>
+            <w:tcMar>
+              <w:top w:type="dxa" w:w="40"/>
+              <w:left w:type="dxa" w:w="140"/>
+              <w:bottom w:type="dxa" w:w="40"/>
+              <w:right w:type="dxa" w:w="140"/>
+            </w:tcMar>
+          </w:tcPr>
+          <w:p>
+            <w:pPr>
+              <w:spacing w:after="0"/>
+            </w:pPr>
+          </w:p>
+        </w:tc>
+      </w:tr>
+      <w:tr>
+        <w:trPr>
+          <w:trHeight w:val="460" w:hRule="atLeast"/>
+        </w:trPr>
+        <w:tc>
+          <w:tcPr>
+            <w:tcW w:type="dxa" w:w="9070"/>
+            <w:tcMar>
+              <w:top w:type="dxa" w:w="40"/>
+              <w:left w:type="dxa" w:w="140"/>
+              <w:bottom w:type="dxa" w:w="40"/>
+              <w:right w:type="dxa" w:w="140"/>
+            </w:tcMar>
+          </w:tcPr>
+          <w:p>
+            <w:pPr>
+              <w:spacing w:after="0"/>
+            </w:pPr>
+          </w:p>
+        </w:tc>
+      </w:tr>
+      <w:tr>
+        <w:trPr>
+          <w:trHeight w:val="460" w:hRule="atLeast"/>
+        </w:trPr>
+        <w:tc>
+          <w:tcPr>
+            <w:tcW w:type="dxa" w:w="9070"/>
+            <w:tcMar>
+              <w:top w:type="dxa" w:w="40"/>
+              <w:left w:type="dxa" w:w="140"/>
+              <w:bottom w:type="dxa" w:w="40"/>
+              <w:right w:type="dxa" w:w="140"/>
+            </w:tcMar>
+          </w:tcPr>
+          <w:p>
+            <w:pPr>
+              <w:spacing w:after="0"/>
+            </w:pPr>
+          </w:p>
+        </w:tc>
+      </w:tr>
+      <w:tr>
+        <w:trPr>
+          <w:trHeight w:val="460" w:hRule="atLeast"/>
+        </w:trPr>
+        <w:tc>
+          <w:tcPr>
+            <w:tcW w:type="dxa" w:w="9070"/>
+            <w:tcMar>
+              <w:top w:type="dxa" w:w="40"/>
+              <w:left w:type="dxa" w:w="140"/>
+              <w:bottom w:type="dxa" w:w="40"/>
+              <w:right w:type="dxa" w:w="140"/>
+            </w:tcMar>
+          </w:tcPr>
+          <w:p>
+            <w:pPr>
+              <w:spacing w:after="0"/>
+            </w:pPr>
+          </w:p>
+        </w:tc>
+      </w:tr>
+      <w:tr>
+        <w:trPr>
+          <w:trHeight w:val="460" w:hRule="atLeast"/>
+        </w:trPr>
+        <w:tc>
+          <w:tcPr>
+            <w:tcW w:type="dxa" w:w="9070"/>
+            <w:tcMar>
+              <w:top w:type="dxa" w:w="40"/>
+              <w:left w:type="dxa" w:w="140"/>
+              <w:bottom w:type="dxa" w:w="40"/>
+              <w:right w:type="dxa" w:w="140"/>
+            </w:tcMar>
+          </w:tcPr>
+          <w:p>
+            <w:pPr>
+              <w:spacing w:after="0"/>
+            </w:pPr>
+          </w:p>
+        </w:tc>
+      </w:tr>
+      <w:tr>
+        <w:trPr>
+          <w:trHeight w:val="460" w:hRule="atLeast"/>
+        </w:trPr>
+        <w:tc>
+          <w:tcPr>
+            <w:tcW w:type="dxa" w:w="9070"/>
+            <w:tcMar>
+              <w:top w:type="dxa" w:w="40"/>
+              <w:left w:type="dxa" w:w="140"/>
+              <w:bottom w:type="dxa" w:w="40"/>
+              <w:right w:type="dxa" w:w="140"/>
+            </w:tcMar>
+          </w:tcPr>
+          <w:p>
+            <w:pPr>
+              <w:spacing w:after="0"/>
+            </w:pPr>
+          </w:p>
+        </w:tc>
+      </w:tr>
+      <w:tr>
+        <w:trPr>
+          <w:trHeight w:val="460" w:hRule="atLeast"/>
+        </w:trPr>
+        <w:tc>
+          <w:tcPr>
+            <w:tcW w:type="dxa" w:w="9070"/>
+            <w:tcMar>
+              <w:top w:type="dxa" w:w="40"/>
+              <w:left w:type="dxa" w:w="140"/>
+              <w:bottom w:type="dxa" w:w="40"/>
+              <w:right w:type="dxa" w:w="140"/>
+            </w:tcMar>
+          </w:tcPr>
+          <w:p>
+            <w:pPr>
+              <w:spacing w:after="0"/>
+            </w:pPr>
+          </w:p>
+        </w:tc>
+      </w:tr>
+      <w:tr>
+        <w:trPr>
+          <w:trHeight w:val="460" w:hRule="atLeast"/>
+        </w:trPr>
+        <w:tc>
+          <w:tcPr>
+            <w:tcW w:type="dxa" w:w="9070"/>
+            <w:tcMar>
+              <w:top w:type="dxa" w:w="40"/>
+              <w:left w:type="dxa" w:w="140"/>
+              <w:bottom w:type="dxa" w:w="40"/>
+              <w:right w:type="dxa" w:w="140"/>
+            </w:tcMar>
+          </w:tcPr>
+          <w:p>
+            <w:pPr>
+              <w:spacing w:after="0"/>
+            </w:pPr>
+          </w:p>
+        </w:tc>
+      </w:tr>
+      <w:tr>
+        <w:trPr>
+          <w:trHeight w:val="460" w:hRule="atLeast"/>
+        </w:trPr>
+        <w:tc>
+          <w:tcPr>
+            <w:tcW w:type="dxa" w:w="9070"/>
+            <w:tcMar>
+              <w:top w:type="dxa" w:w="40"/>
+              <w:left w:type="dxa" w:w="140"/>
+              <w:bottom w:type="dxa" w:w="40"/>
+              <w:right w:type="dxa" w:w="140"/>
+            </w:tcMar>
+          </w:tcPr>
+          <w:p>
+            <w:pPr>
+              <w:spacing w:after="0"/>
+            </w:pPr>
+          </w:p>
+        </w:tc>
+      </w:tr>
+      <w:tr>
+        <w:trPr>
+          <w:trHeight w:val="460" w:hRule="atLeast"/>
+        </w:trPr>
+        <w:tc>
+          <w:tcPr>
+            <w:tcW w:type="dxa" w:w="9070"/>
+            <w:tcMar>
+              <w:top w:type="dxa" w:w="40"/>
+              <w:left w:type="dxa" w:w="140"/>
+              <w:bottom w:type="dxa" w:w="40"/>
+              <w:right w:type="dxa" w:w="140"/>
+            </w:tcMar>
+          </w:tcPr>
+          <w:p>
+            <w:pPr>
+              <w:spacing w:after="0"/>
+            </w:pPr>
+          </w:p>
+        </w:tc>
+      </w:tr>
+      <w:tr>
+        <w:trPr>
+          <w:trHeight w:val="460" w:hRule="atLeast"/>
+        </w:trPr>
+        <w:tc>
+          <w:tcPr>
+            <w:tcW w:type="dxa" w:w="9070"/>
+            <w:tcMar>
+              <w:top w:type="dxa" w:w="40"/>
+              <w:left w:type="dxa" w:w="140"/>
+              <w:bottom w:type="dxa" w:w="40"/>
+              <w:right w:type="dxa" w:w="140"/>
+            </w:tcMar>
+          </w:tcPr>
+          <w:p>
+            <w:pPr>
+              <w:spacing w:after="0"/>
+            </w:pPr>
+          </w:p>
+        </w:tc>
+      </w:tr>
+      <w:tr>
+        <w:trPr>
+          <w:trHeight w:val="460" w:hRule="atLeast"/>
+        </w:trPr>
+        <w:tc>
+          <w:tcPr>
+            <w:tcW w:type="dxa" w:w="9070"/>
+            <w:tcMar>
+              <w:top w:type="dxa" w:w="40"/>
+              <w:left w:type="dxa" w:w="140"/>
+              <w:bottom w:type="dxa" w:w="40"/>
+              <w:right w:type="dxa" w:w="140"/>
+            </w:tcMar>
+          </w:tcPr>
+          <w:p>
+            <w:pPr>
+              <w:spacing w:after="0"/>
+            </w:pPr>
           </w:p>
         </w:tc>
       </w:tr>
@@ -17728,12 +18552,12 @@
       <w:tblPr>
         <w:tblW w:type="pct" w:w="100%"/>
         <w:tblBorders>
-          <w:top w:val="single" w:color="B9B3A6" w:sz="2"/>
-          <w:left w:val="single" w:color="B9B3A6" w:sz="2"/>
-          <w:bottom w:val="single" w:color="B9B3A6" w:sz="2"/>
-          <w:right w:val="single" w:color="B9B3A6" w:sz="2"/>
-          <w:insideH w:val="single" w:color="B9B3A6" w:sz="2"/>
-          <w:insideV w:val="single" w:color="B9B3A6" w:sz="2"/>
+          <w:top w:val="single" w:color="B9B3A6" w:sz="6"/>
+          <w:left w:val="single" w:color="B9B3A6" w:sz="6"/>
+          <w:bottom w:val="single" w:color="B9B3A6" w:sz="6"/>
+          <w:right w:val="single" w:color="B9B3A6" w:sz="6"/>
+          <w:insideH w:val="single" w:color="E2DED3" w:sz="1"/>
+          <w:insideV w:val="none"/>
         </w:tblBorders>
       </w:tblPr>
       <w:tblGrid>
@@ -17741,22 +18565,43 @@
       </w:tblGrid>
       <w:tr>
         <w:trPr>
-          <w:trHeight w:val="800" w:hRule="atLeast"/>
-        </w:trPr>
-        <w:tc>
-          <w:tcPr>
-            <w:tcW w:type="dxa" w:w="9070"/>
-            <w:tcMar>
-              <w:top w:type="dxa" w:w="80"/>
-              <w:left w:type="dxa" w:w="140"/>
-              <w:bottom w:type="dxa" w:w="80"/>
-              <w:right w:type="dxa" w:w="140"/>
-            </w:tcMar>
-          </w:tcPr>
-          <w:p>
-            <w:r>
-              <w:t xml:space="preserve"/>
-            </w:r>
+          <w:trHeight w:val="460" w:hRule="atLeast"/>
+        </w:trPr>
+        <w:tc>
+          <w:tcPr>
+            <w:tcW w:type="dxa" w:w="9070"/>
+            <w:tcMar>
+              <w:top w:type="dxa" w:w="40"/>
+              <w:left w:type="dxa" w:w="140"/>
+              <w:bottom w:type="dxa" w:w="40"/>
+              <w:right w:type="dxa" w:w="140"/>
+            </w:tcMar>
+          </w:tcPr>
+          <w:p>
+            <w:pPr>
+              <w:spacing w:after="0"/>
+            </w:pPr>
+          </w:p>
+        </w:tc>
+      </w:tr>
+      <w:tr>
+        <w:trPr>
+          <w:trHeight w:val="460" w:hRule="atLeast"/>
+        </w:trPr>
+        <w:tc>
+          <w:tcPr>
+            <w:tcW w:type="dxa" w:w="9070"/>
+            <w:tcMar>
+              <w:top w:type="dxa" w:w="40"/>
+              <w:left w:type="dxa" w:w="140"/>
+              <w:bottom w:type="dxa" w:w="40"/>
+              <w:right w:type="dxa" w:w="140"/>
+            </w:tcMar>
+          </w:tcPr>
+          <w:p>
+            <w:pPr>
+              <w:spacing w:after="0"/>
+            </w:pPr>
           </w:p>
         </w:tc>
       </w:tr>
@@ -29610,34 +30455,31 @@
       <w:tblPr>
         <w:tblW w:type="pct" w:w="100%"/>
         <w:tblBorders>
-          <w:top w:val="single" w:color="B9B3A6" w:sz="2"/>
-          <w:left w:val="single" w:color="B9B3A6" w:sz="2"/>
-          <w:bottom w:val="single" w:color="B9B3A6" w:sz="2"/>
-          <w:right w:val="single" w:color="B9B3A6" w:sz="2"/>
-          <w:insideH w:val="single" w:color="B9B3A6" w:sz="2"/>
-          <w:insideV w:val="single" w:color="B9B3A6" w:sz="2"/>
+          <w:top w:val="single" w:color="B9B3A6" w:sz="6"/>
+          <w:left w:val="single" w:color="B9B3A6" w:sz="6"/>
+          <w:bottom w:val="single" w:color="B9B3A6" w:sz="6"/>
+          <w:right w:val="single" w:color="B9B3A6" w:sz="6"/>
+          <w:insideH w:val="single" w:color="E2DED3" w:sz="1"/>
+          <w:insideV w:val="none"/>
         </w:tblBorders>
       </w:tblPr>
       <w:tblGrid>
         <w:gridCol w:w="9070"/>
       </w:tblGrid>
       <w:tr>
-        <w:trPr>
-          <w:trHeight w:val="1100" w:hRule="atLeast"/>
-        </w:trPr>
-        <w:tc>
-          <w:tcPr>
-            <w:tcW w:type="dxa" w:w="9070"/>
-            <w:tcMar>
-              <w:top w:type="dxa" w:w="80"/>
-              <w:left w:type="dxa" w:w="140"/>
-              <w:bottom w:type="dxa" w:w="80"/>
-              <w:right w:type="dxa" w:w="140"/>
-            </w:tcMar>
-          </w:tcPr>
-          <w:p>
-            <w:pPr>
-              <w:spacing w:line="260"/>
+        <w:tc>
+          <w:tcPr>
+            <w:tcW w:type="dxa" w:w="9070"/>
+            <w:tcMar>
+              <w:top w:type="dxa" w:w="70"/>
+              <w:left w:type="dxa" w:w="140"/>
+              <w:bottom w:type="dxa" w:w="20"/>
+              <w:right w:type="dxa" w:w="140"/>
+            </w:tcMar>
+          </w:tcPr>
+          <w:p>
+            <w:pPr>
+              <w:spacing w:after="0" w:line="260"/>
             </w:pPr>
             <w:r>
               <w:rPr>
@@ -29649,6 +30491,48 @@
               </w:rPr>
               <w:t xml:space="preserve">put a ✓ where you are now</w:t>
             </w:r>
+          </w:p>
+        </w:tc>
+      </w:tr>
+      <w:tr>
+        <w:trPr>
+          <w:trHeight w:val="460" w:hRule="atLeast"/>
+        </w:trPr>
+        <w:tc>
+          <w:tcPr>
+            <w:tcW w:type="dxa" w:w="9070"/>
+            <w:tcMar>
+              <w:top w:type="dxa" w:w="40"/>
+              <w:left w:type="dxa" w:w="140"/>
+              <w:bottom w:type="dxa" w:w="40"/>
+              <w:right w:type="dxa" w:w="140"/>
+            </w:tcMar>
+          </w:tcPr>
+          <w:p>
+            <w:pPr>
+              <w:spacing w:after="0"/>
+            </w:pPr>
+          </w:p>
+        </w:tc>
+      </w:tr>
+      <w:tr>
+        <w:trPr>
+          <w:trHeight w:val="460" w:hRule="atLeast"/>
+        </w:trPr>
+        <w:tc>
+          <w:tcPr>
+            <w:tcW w:type="dxa" w:w="9070"/>
+            <w:tcMar>
+              <w:top w:type="dxa" w:w="40"/>
+              <w:left w:type="dxa" w:w="140"/>
+              <w:bottom w:type="dxa" w:w="40"/>
+              <w:right w:type="dxa" w:w="140"/>
+            </w:tcMar>
+          </w:tcPr>
+          <w:p>
+            <w:pPr>
+              <w:spacing w:after="0"/>
+            </w:pPr>
           </w:p>
         </w:tc>
       </w:tr>
@@ -30415,10 +31299,15 @@
       </w:tr>
     </w:tbl>
     <w:p>
+      <w:r>
+        <w:br w:type="page"/>
+      </w:r>
+    </w:p>
+    <w:p>
       <w:pPr>
         <w:pStyle w:val="Heading1"/>
-        <w:pageBreakBefore/>
-        <w:spacing w:after="140"/>
+        <w:keepNext/>
+        <w:spacing w:after="140" w:before="320"/>
       </w:pPr>
       <w:r>
         <w:rPr>

--- a/public/downloads/research-project-student-workbook.docx
+++ b/public/downloads/research-project-student-workbook.docx
@@ -12644,6 +12644,18 @@
         </w:tc>
       </w:tr>
     </w:tbl>
+    <w:p>
+      <w:pPr>
+        <w:spacing w:after="90"/>
+      </w:pPr>
+      <w:r>
+        <w:rPr>
+          <w:sz w:val="8"/>
+          <w:szCs w:val="8"/>
+        </w:rPr>
+        <w:t xml:space="preserve"/>
+      </w:r>
+    </w:p>
     <w:tbl>
       <w:tblPr>
         <w:tblW w:type="pct" w:w="100%"/>
@@ -20638,6 +20650,18 @@
         <w:t xml:space="preserve">____________________</w:t>
       </w:r>
     </w:p>
+    <w:p>
+      <w:pPr>
+        <w:spacing w:after="90"/>
+      </w:pPr>
+      <w:r>
+        <w:rPr>
+          <w:sz w:val="8"/>
+          <w:szCs w:val="8"/>
+        </w:rPr>
+        <w:t xml:space="preserve"/>
+      </w:r>
+    </w:p>
     <w:tbl>
       <w:tblPr>
         <w:tblW w:type="pct" w:w="100%"/>
@@ -20745,6 +20769,18 @@
         </w:tc>
       </w:tr>
     </w:tbl>
+    <w:p>
+      <w:pPr>
+        <w:spacing w:after="90"/>
+      </w:pPr>
+      <w:r>
+        <w:rPr>
+          <w:sz w:val="8"/>
+          <w:szCs w:val="8"/>
+        </w:rPr>
+        <w:t xml:space="preserve"/>
+      </w:r>
+    </w:p>
     <w:tbl>
       <w:tblPr>
         <w:tblW w:type="pct" w:w="100%"/>
@@ -20852,6 +20888,18 @@
         </w:tc>
       </w:tr>
     </w:tbl>
+    <w:p>
+      <w:pPr>
+        <w:spacing w:after="90"/>
+      </w:pPr>
+      <w:r>
+        <w:rPr>
+          <w:sz w:val="8"/>
+          <w:szCs w:val="8"/>
+        </w:rPr>
+        <w:t xml:space="preserve"/>
+      </w:r>
+    </w:p>
     <w:tbl>
       <w:tblPr>
         <w:tblW w:type="pct" w:w="100%"/>
@@ -20959,6 +21007,18 @@
         </w:tc>
       </w:tr>
     </w:tbl>
+    <w:p>
+      <w:pPr>
+        <w:spacing w:after="90"/>
+      </w:pPr>
+      <w:r>
+        <w:rPr>
+          <w:sz w:val="8"/>
+          <w:szCs w:val="8"/>
+        </w:rPr>
+        <w:t xml:space="preserve"/>
+      </w:r>
+    </w:p>
     <w:tbl>
       <w:tblPr>
         <w:tblW w:type="pct" w:w="100%"/>
@@ -21192,6 +21252,18 @@
         <w:t xml:space="preserve">____________________</w:t>
       </w:r>
     </w:p>
+    <w:p>
+      <w:pPr>
+        <w:spacing w:after="90"/>
+      </w:pPr>
+      <w:r>
+        <w:rPr>
+          <w:sz w:val="8"/>
+          <w:szCs w:val="8"/>
+        </w:rPr>
+        <w:t xml:space="preserve"/>
+      </w:r>
+    </w:p>
     <w:tbl>
       <w:tblPr>
         <w:tblW w:type="pct" w:w="100%"/>
@@ -21299,6 +21371,18 @@
         </w:tc>
       </w:tr>
     </w:tbl>
+    <w:p>
+      <w:pPr>
+        <w:spacing w:after="90"/>
+      </w:pPr>
+      <w:r>
+        <w:rPr>
+          <w:sz w:val="8"/>
+          <w:szCs w:val="8"/>
+        </w:rPr>
+        <w:t xml:space="preserve"/>
+      </w:r>
+    </w:p>
     <w:tbl>
       <w:tblPr>
         <w:tblW w:type="pct" w:w="100%"/>
@@ -21406,6 +21490,18 @@
         </w:tc>
       </w:tr>
     </w:tbl>
+    <w:p>
+      <w:pPr>
+        <w:spacing w:after="90"/>
+      </w:pPr>
+      <w:r>
+        <w:rPr>
+          <w:sz w:val="8"/>
+          <w:szCs w:val="8"/>
+        </w:rPr>
+        <w:t xml:space="preserve"/>
+      </w:r>
+    </w:p>
     <w:tbl>
       <w:tblPr>
         <w:tblW w:type="pct" w:w="100%"/>
@@ -21513,6 +21609,18 @@
         </w:tc>
       </w:tr>
     </w:tbl>
+    <w:p>
+      <w:pPr>
+        <w:spacing w:after="90"/>
+      </w:pPr>
+      <w:r>
+        <w:rPr>
+          <w:sz w:val="8"/>
+          <w:szCs w:val="8"/>
+        </w:rPr>
+        <w:t xml:space="preserve"/>
+      </w:r>
+    </w:p>
     <w:tbl>
       <w:tblPr>
         <w:tblW w:type="pct" w:w="100%"/>
@@ -21746,6 +21854,18 @@
         <w:t xml:space="preserve">____________________</w:t>
       </w:r>
     </w:p>
+    <w:p>
+      <w:pPr>
+        <w:spacing w:after="90"/>
+      </w:pPr>
+      <w:r>
+        <w:rPr>
+          <w:sz w:val="8"/>
+          <w:szCs w:val="8"/>
+        </w:rPr>
+        <w:t xml:space="preserve"/>
+      </w:r>
+    </w:p>
     <w:tbl>
       <w:tblPr>
         <w:tblW w:type="pct" w:w="100%"/>
@@ -21853,6 +21973,18 @@
         </w:tc>
       </w:tr>
     </w:tbl>
+    <w:p>
+      <w:pPr>
+        <w:spacing w:after="90"/>
+      </w:pPr>
+      <w:r>
+        <w:rPr>
+          <w:sz w:val="8"/>
+          <w:szCs w:val="8"/>
+        </w:rPr>
+        <w:t xml:space="preserve"/>
+      </w:r>
+    </w:p>
     <w:tbl>
       <w:tblPr>
         <w:tblW w:type="pct" w:w="100%"/>
@@ -21960,6 +22092,18 @@
         </w:tc>
       </w:tr>
     </w:tbl>
+    <w:p>
+      <w:pPr>
+        <w:spacing w:after="90"/>
+      </w:pPr>
+      <w:r>
+        <w:rPr>
+          <w:sz w:val="8"/>
+          <w:szCs w:val="8"/>
+        </w:rPr>
+        <w:t xml:space="preserve"/>
+      </w:r>
+    </w:p>
     <w:tbl>
       <w:tblPr>
         <w:tblW w:type="pct" w:w="100%"/>
@@ -22067,6 +22211,18 @@
         </w:tc>
       </w:tr>
     </w:tbl>
+    <w:p>
+      <w:pPr>
+        <w:spacing w:after="90"/>
+      </w:pPr>
+      <w:r>
+        <w:rPr>
+          <w:sz w:val="8"/>
+          <w:szCs w:val="8"/>
+        </w:rPr>
+        <w:t xml:space="preserve"/>
+      </w:r>
+    </w:p>
     <w:tbl>
       <w:tblPr>
         <w:tblW w:type="pct" w:w="100%"/>

--- a/public/downloads/research-project-student-workbook.docx
+++ b/public/downloads/research-project-student-workbook.docx
@@ -541,7 +541,7 @@
           <w:sz w:val="22"/>
           <w:szCs w:val="22"/>
         </w:rPr>
-        <w:t xml:space="preserve">Thompson, Correa, Duncan and Crompton, "Deforestation can raise local temperatures by up to 4.5C," in The Conversation, 15 November 2021. Read it at theconversation.com. (The real article is reproduced in full in the print pack.)</w:t>
+        <w:t xml:space="preserve">Thompson, Correa, Duncan and Crompton, "Deforestation can raise local temperatures by up to 4.5C," in The Conversation, 15 November 2021. Read it at theconversation.com. Your facilitator has the whole article, in the real English, if you want to see it.</w:t>
       </w:r>
     </w:p>
     <w:p>
@@ -902,7 +902,7 @@
           <w:sz w:val="22"/>
           <w:szCs w:val="22"/>
         </w:rPr>
-        <w:t xml:space="preserve">The Food and Agriculture Organization of the United Nations (FAO) in Bangladesh has received USD 584,369 from the Bangladesh Humanitarian Fund to carry out urgent slope stabilization and community preparedness work, to protect Rohingya households from landslide risks before the monsoon season. The work covers about 170 hectares of high-risk slopes at 85 sites in 15 camps, and includes planting deep-rooted native vegetation, building bamboo crib walls, digging contour trenches, and offering Cash-for-Work to 800 people, protecting over 45,000 refugees. Since 2018, through the Safe Access to Fuel and Energy Plus (SAFE+) programme, FAO says it has stabilized over 3,500 hectares of degraded slopes. (The full article is reproduced in the print pack.)</w:t>
+        <w:t xml:space="preserve">The Food and Agriculture Organization of the United Nations (FAO) in Bangladesh has received USD 584,369 from the Bangladesh Humanitarian Fund to carry out urgent slope stabilization and community preparedness work, to protect Rohingya households from landslide risks before the monsoon season. The work covers about 170 hectares of high-risk slopes at 85 sites in 15 camps, and includes planting deep-rooted native vegetation, building bamboo crib walls, digging contour trenches, and offering Cash-for-Work to 800 people, protecting over 45,000 refugees. Since 2018, through the Safe Access to Fuel and Energy Plus (SAFE+) programme, FAO says it has stabilized over 3,500 hectares of degraded slopes. Your facilitator has the whole article, in the real English, if you want to see it.</w:t>
       </w:r>
     </w:p>
     <w:p>
@@ -1372,7 +1372,7 @@
           <w:sz w:val="22"/>
           <w:szCs w:val="22"/>
         </w:rPr>
-        <w:t xml:space="preserve">Through the SAFE Plus project, a collaboration between FAO, IOM and WFP, nearly half a million tree seedlings were planted near the Rohingya camps. During October and November, local workers from poor communities planted 475,000 seedlings across 571 hectares; with more inside and around the camps, the total reached one million trees, replacing losses from building the camps and from firewood. The project also started 16 new nurseries. The new forests sit on high land that catches rainwater for rivers and streams, and forests like these hold the soil, stop landslides, and keep water clean. (The full article is reproduced in the print pack.)</w:t>
+        <w:t xml:space="preserve">Through the SAFE Plus project, a collaboration between FAO, IOM and WFP, nearly half a million tree seedlings were planted near the Rohingya camps. During October and November, local workers from poor communities planted 475,000 seedlings across 571 hectares; with more inside and around the camps, the total reached one million trees, replacing losses from building the camps and from firewood. The project also started 16 new nurseries. The new forests sit on high land that catches rainwater for rivers and streams, and forests like these hold the soil, stop landslides, and keep water clean. Your facilitator has the whole article, in the real English, if you want to see it.</w:t>
       </w:r>
     </w:p>
     <w:p>

--- a/public/downloads/research-project-student-workbook.docx
+++ b/public/downloads/research-project-student-workbook.docx
@@ -23317,6 +23317,754 @@
         <w:rPr>
           <w:b/>
           <w:bCs/>
+          <w:color w:val="FFFFFF"/>
+          <w:spacing w:val="30"/>
+          <w:sz w:val="16"/>
+          <w:szCs w:val="16"/>
+          <w:shd w:fill="7A3B69" w:val="clear"/>
+        </w:rPr>
+        <w:t xml:space="preserve">  LEARN IT  </w:t>
+      </w:r>
+      <w:r>
+        <w:rPr>
+          <w:b/>
+          <w:bCs/>
+          <w:color w:val="7A3B69"/>
+          <w:spacing w:val="30"/>
+          <w:sz w:val="16"/>
+          <w:szCs w:val="16"/>
+        </w:rPr>
+        <w:t xml:space="preserve">   CAN WE TRUST IT? WEIGHING OUR SOURCES</w:t>
+      </w:r>
+    </w:p>
+    <w:p>
+      <w:pPr>
+        <w:pStyle w:val="Heading2"/>
+        <w:keepNext/>
+        <w:spacing w:after="180" w:before="160"/>
+      </w:pPr>
+      <w:r>
+        <w:rPr>
+          <w:b/>
+          <w:bCs/>
+          <w:color w:val="1F3A5F"/>
+          <w:sz w:val="38"/>
+          <w:szCs w:val="38"/>
+        </w:rPr>
+        <w:t xml:space="preserve">How to weigh a source</w:t>
+      </w:r>
+    </w:p>
+    <w:p>
+      <w:pPr>
+        <w:spacing w:after="140" w:before="0" w:line="300"/>
+      </w:pPr>
+      <w:r>
+        <w:rPr>
+          <w:sz w:val="22"/>
+          <w:szCs w:val="22"/>
+        </w:rPr>
+        <w:t xml:space="preserve">Not everything we are told is equally strong. A researcher does not ask "is this true or false?" A researcher asks: how much weight can this carry?</w:t>
+      </w:r>
+    </w:p>
+    <w:p>
+      <w:pPr>
+        <w:spacing w:after="140" w:before="0" w:line="300"/>
+      </w:pPr>
+      <w:r>
+        <w:rPr>
+          <w:sz w:val="22"/>
+          <w:szCs w:val="22"/>
+        </w:rPr>
+        <w:t xml:space="preserve">Think of a bridge. Some planks can carry a person. Some can carry only a bird. You need to know which is which before you step on it.</w:t>
+      </w:r>
+    </w:p>
+    <w:p>
+      <w:pPr>
+        <w:pStyle w:val="Heading3"/>
+        <w:keepNext/>
+        <w:spacing w:after="80" w:before="220"/>
+      </w:pPr>
+      <w:r>
+        <w:rPr>
+          <w:b/>
+          <w:bCs/>
+          <w:color w:val="1F3A5F"/>
+          <w:sz w:val="24"/>
+          <w:szCs w:val="24"/>
+        </w:rPr>
+        <w:t xml:space="preserve">Check 1 — Who said it, and how do they know?</w:t>
+      </w:r>
+    </w:p>
+    <w:p>
+      <w:pPr>
+        <w:spacing w:after="140" w:before="0" w:line="300"/>
+      </w:pPr>
+      <w:r>
+        <w:rPr>
+          <w:sz w:val="22"/>
+          <w:szCs w:val="22"/>
+        </w:rPr>
+        <w:t xml:space="preserve">Ask how the person knows.</w:t>
+      </w:r>
+    </w:p>
+    <w:p>
+      <w:pPr>
+        <w:pStyle w:val="ListParagraph"/>
+        <w:numPr>
+          <w:ilvl w:val="0"/>
+          <w:numId w:val="1"/>
+        </w:numPr>
+        <w:spacing w:after="80" w:line="300"/>
+      </w:pPr>
+      <w:r>
+        <w:rPr>
+          <w:sz w:val="22"/>
+          <w:szCs w:val="22"/>
+        </w:rPr>
+        <w:t xml:space="preserve">They saw it themselves. Strong. "I watched the mud come down in the night."</w:t>
+      </w:r>
+    </w:p>
+    <w:p>
+      <w:pPr>
+        <w:pStyle w:val="ListParagraph"/>
+        <w:numPr>
+          <w:ilvl w:val="0"/>
+          <w:numId w:val="1"/>
+        </w:numPr>
+        <w:spacing w:after="80" w:line="300"/>
+      </w:pPr>
+      <w:r>
+        <w:rPr>
+          <w:sz w:val="22"/>
+          <w:szCs w:val="22"/>
+        </w:rPr>
+        <w:t xml:space="preserve">Someone told them. Weaker. "My neighbour said the mud came down."</w:t>
+      </w:r>
+    </w:p>
+    <w:p>
+      <w:pPr>
+        <w:pStyle w:val="ListParagraph"/>
+        <w:numPr>
+          <w:ilvl w:val="0"/>
+          <w:numId w:val="1"/>
+        </w:numPr>
+        <w:spacing w:after="80" w:line="300"/>
+      </w:pPr>
+      <w:r>
+        <w:rPr>
+          <w:sz w:val="22"/>
+          <w:szCs w:val="22"/>
+        </w:rPr>
+        <w:t xml:space="preserve">They studied it carefully. Strong, if they say how. "We measured this hill for two years."</w:t>
+      </w:r>
+    </w:p>
+    <w:p>
+      <w:pPr>
+        <w:spacing w:after="140" w:before="0" w:line="300"/>
+      </w:pPr>
+      <w:r>
+        <w:rPr>
+          <w:sz w:val="22"/>
+          <w:szCs w:val="22"/>
+        </w:rPr>
+        <w:t xml:space="preserve">Someone who SAW is stronger than someone who HEARD.</w:t>
+      </w:r>
+    </w:p>
+    <w:p>
+      <w:pPr>
+        <w:pStyle w:val="Heading3"/>
+        <w:keepNext/>
+        <w:spacing w:after="80" w:before="220"/>
+      </w:pPr>
+      <w:r>
+        <w:rPr>
+          <w:b/>
+          <w:bCs/>
+          <w:color w:val="1F3A5F"/>
+          <w:sz w:val="24"/>
+          <w:szCs w:val="24"/>
+        </w:rPr>
+        <w:t xml:space="preserve">Check 2 — Do they have a reason to tell it one way?</w:t>
+      </w:r>
+    </w:p>
+    <w:p>
+      <w:pPr>
+        <w:spacing w:after="140" w:before="0" w:line="300"/>
+      </w:pPr>
+      <w:r>
+        <w:rPr>
+          <w:sz w:val="22"/>
+          <w:szCs w:val="22"/>
+        </w:rPr>
+        <w:t xml:space="preserve">This is not asking whether someone is lying. Most people are not.</w:t>
+      </w:r>
+    </w:p>
+    <w:p>
+      <w:pPr>
+        <w:spacing w:after="140" w:before="0" w:line="300"/>
+      </w:pPr>
+      <w:r>
+        <w:rPr>
+          <w:sz w:val="22"/>
+          <w:szCs w:val="22"/>
+        </w:rPr>
+        <w:t xml:space="preserve">But if a company sells trees, it will tell you the good things about trees. If an organisation reports on its own work, it will tell you the parts that went well. That does not make them useless — it means we check them against someone else.</w:t>
+      </w:r>
+    </w:p>
+    <w:p>
+      <w:pPr>
+        <w:pStyle w:val="Heading3"/>
+        <w:keepNext/>
+        <w:spacing w:after="80" w:before="220"/>
+      </w:pPr>
+      <w:r>
+        <w:rPr>
+          <w:b/>
+          <w:bCs/>
+          <w:color w:val="1F3A5F"/>
+          <w:sz w:val="24"/>
+          <w:szCs w:val="24"/>
+        </w:rPr>
+        <w:t xml:space="preserve">Check 3 — Does anything else agree?</w:t>
+      </w:r>
+    </w:p>
+    <w:p>
+      <w:pPr>
+        <w:spacing w:after="140" w:before="0" w:line="300"/>
+      </w:pPr>
+      <w:r>
+        <w:rPr>
+          <w:sz w:val="22"/>
+          <w:szCs w:val="22"/>
+        </w:rPr>
+        <w:t xml:space="preserve">This is the strongest check of all.</w:t>
+      </w:r>
+    </w:p>
+    <w:p>
+      <w:pPr>
+        <w:pStyle w:val="ListParagraph"/>
+        <w:numPr>
+          <w:ilvl w:val="0"/>
+          <w:numId w:val="1"/>
+        </w:numPr>
+        <w:spacing w:after="80" w:line="300"/>
+      </w:pPr>
+      <w:r>
+        <w:rPr>
+          <w:sz w:val="22"/>
+          <w:szCs w:val="22"/>
+        </w:rPr>
+        <w:t xml:space="preserve">One source says it → it is a claim.</w:t>
+      </w:r>
+    </w:p>
+    <w:p>
+      <w:pPr>
+        <w:pStyle w:val="ListParagraph"/>
+        <w:numPr>
+          <w:ilvl w:val="0"/>
+          <w:numId w:val="1"/>
+        </w:numPr>
+        <w:spacing w:after="80" w:line="300"/>
+      </w:pPr>
+      <w:r>
+        <w:rPr>
+          <w:sz w:val="22"/>
+          <w:szCs w:val="22"/>
+        </w:rPr>
+        <w:t xml:space="preserve">Two sources that do not know each other say it → it is much stronger.</w:t>
+      </w:r>
+    </w:p>
+    <w:p>
+      <w:pPr>
+        <w:pStyle w:val="ListParagraph"/>
+        <w:numPr>
+          <w:ilvl w:val="0"/>
+          <w:numId w:val="1"/>
+        </w:numPr>
+        <w:spacing w:after="80" w:line="300"/>
+      </w:pPr>
+      <w:r>
+        <w:rPr>
+          <w:sz w:val="22"/>
+          <w:szCs w:val="22"/>
+        </w:rPr>
+        <w:t xml:space="preserve">Two sources AND what we saw with our own eyes → now we can build on it.</w:t>
+      </w:r>
+    </w:p>
+    <w:p>
+      <w:pPr>
+        <w:pStyle w:val="Heading3"/>
+        <w:keepNext/>
+        <w:spacing w:after="80" w:before="220"/>
+      </w:pPr>
+      <w:r>
+        <w:rPr>
+          <w:b/>
+          <w:bCs/>
+          <w:color w:val="1F3A5F"/>
+          <w:sz w:val="24"/>
+          <w:szCs w:val="24"/>
+        </w:rPr>
+        <w:t xml:space="preserve">Careful: official does not always mean strong</w:t>
+      </w:r>
+    </w:p>
+    <w:p>
+      <w:pPr>
+        <w:spacing w:after="140" w:before="0" w:line="300"/>
+      </w:pPr>
+      <w:r>
+        <w:rPr>
+          <w:sz w:val="22"/>
+          <w:szCs w:val="22"/>
+        </w:rPr>
+        <w:t xml:space="preserve">A printed report is not automatically stronger than your grandmother. If she watched that hill for forty years, she SAW it. The report may just be repeating a number from somewhere else.</w:t>
+      </w:r>
+    </w:p>
+    <w:p>
+      <w:pPr>
+        <w:spacing w:after="140" w:before="0" w:line="300"/>
+      </w:pPr>
+      <w:r>
+        <w:rPr>
+          <w:sz w:val="22"/>
+          <w:szCs w:val="22"/>
+        </w:rPr>
+        <w:t xml:space="preserve">Ask the same three questions of both.</w:t>
+      </w:r>
+    </w:p>
+    <w:p>
+      <w:pPr>
+        <w:pStyle w:val="Heading3"/>
+        <w:keepNext/>
+        <w:spacing w:after="80" w:before="220"/>
+      </w:pPr>
+      <w:r>
+        <w:rPr>
+          <w:b/>
+          <w:bCs/>
+          <w:color w:val="1F3A5F"/>
+          <w:sz w:val="24"/>
+          <w:szCs w:val="24"/>
+        </w:rPr>
+        <w:t xml:space="preserve">And careful the other way</w:t>
+      </w:r>
+    </w:p>
+    <w:p>
+      <w:pPr>
+        <w:spacing w:after="140" w:before="0" w:line="300"/>
+      </w:pPr>
+      <w:r>
+        <w:rPr>
+          <w:sz w:val="22"/>
+          <w:szCs w:val="22"/>
+        </w:rPr>
+        <w:t xml:space="preserve">Weighing does not mean trusting nothing. A weak source can still be useful — it can show us what to ask about next. We are working out how hard to lean on something, not throwing it away.</w:t>
+      </w:r>
+    </w:p>
+    <w:tbl>
+      <w:tblPr>
+        <w:tblW w:type="pct" w:w="100%"/>
+        <w:tblBorders>
+          <w:top w:val="none"/>
+          <w:left w:val="single" w:color="1F3A5F" w:sz="18"/>
+          <w:bottom w:val="none"/>
+          <w:right w:val="none"/>
+          <w:insideH w:val="none"/>
+          <w:insideV w:val="none"/>
+        </w:tblBorders>
+      </w:tblPr>
+      <w:tblGrid>
+        <w:gridCol w:w="9070"/>
+      </w:tblGrid>
+      <w:tr>
+        <w:tc>
+          <w:tcPr>
+            <w:tcW w:type="dxa" w:w="9070"/>
+            <w:tcMar>
+              <w:top w:type="dxa" w:w="100"/>
+              <w:left w:type="dxa" w:w="200"/>
+              <w:bottom w:type="dxa" w:w="100"/>
+              <w:right w:type="dxa" w:w="120"/>
+            </w:tcMar>
+          </w:tcPr>
+          <w:p>
+            <w:pPr>
+              <w:spacing w:after="80"/>
+            </w:pPr>
+            <w:r>
+              <w:rPr>
+                <w:b/>
+                <w:bCs/>
+                <w:color w:val="1F3A5F"/>
+                <w:spacing w:val="24"/>
+                <w:sz w:val="17"/>
+                <w:szCs w:val="17"/>
+              </w:rPr>
+              <w:t xml:space="preserve">NEW WORDS FOR OUR WORD WALL</w:t>
+            </w:r>
+          </w:p>
+          <w:p>
+            <w:pPr>
+              <w:spacing w:after="60" w:line="280"/>
+            </w:pPr>
+            <w:r>
+              <w:rPr>
+                <w:sz w:val="21"/>
+                <w:szCs w:val="21"/>
+              </w:rPr>
+              <w:t xml:space="preserve">weigh — to work out how much we can trust something, and how much to lean on it</w:t>
+            </w:r>
+          </w:p>
+          <w:p>
+            <w:pPr>
+              <w:spacing w:after="60" w:line="280"/>
+            </w:pPr>
+            <w:r>
+              <w:rPr>
+                <w:sz w:val="21"/>
+                <w:szCs w:val="21"/>
+              </w:rPr>
+              <w:t xml:space="preserve">source — anywhere our information comes from — a person, a book, a report, what we saw</w:t>
+            </w:r>
+          </w:p>
+          <w:p>
+            <w:pPr>
+              <w:spacing w:after="60" w:line="280"/>
+            </w:pPr>
+            <w:r>
+              <w:rPr>
+                <w:sz w:val="21"/>
+                <w:szCs w:val="21"/>
+              </w:rPr>
+              <w:t xml:space="preserve">agree — when two different sources say the same thing</w:t>
+            </w:r>
+          </w:p>
+        </w:tc>
+      </w:tr>
+    </w:tbl>
+    <w:p>
+      <w:pPr>
+        <w:spacing w:after="60" w:before="200"/>
+      </w:pPr>
+      <w:r>
+        <w:rPr>
+          <w:b/>
+          <w:bCs/>
+          <w:color w:val="7A3B69"/>
+          <w:sz w:val="23"/>
+          <w:szCs w:val="23"/>
+        </w:rPr>
+        <w:t xml:space="preserve">Try it yourself</w:t>
+      </w:r>
+    </w:p>
+    <w:p>
+      <w:pPr>
+        <w:spacing w:after="140" w:before="0" w:line="300"/>
+      </w:pPr>
+      <w:r>
+        <w:rPr>
+          <w:sz w:val="24"/>
+          <w:szCs w:val="24"/>
+        </w:rPr>
+        <w:t xml:space="preserve">How much weight can each of these carry? Circle strong, medium, or weak — and be ready to say why. Then check at the back of the book.</w:t>
+      </w:r>
+    </w:p>
+    <w:p>
+      <w:pPr>
+        <w:keepNext/>
+        <w:spacing w:after="20" w:before="80" w:line="300"/>
+      </w:pPr>
+      <w:r>
+        <w:rPr>
+          <w:sz w:val="24"/>
+          <w:szCs w:val="24"/>
+        </w:rPr>
+        <w:t xml:space="preserve">1.   An old woman who has lived on this hill since before the camps: "there were big trees all the way up. I watched them go."</w:t>
+      </w:r>
+    </w:p>
+    <w:p>
+      <w:pPr>
+        <w:spacing w:after="60" w:line="280"/>
+        <w:ind w:left="340"/>
+      </w:pPr>
+      <w:r>
+        <w:rPr>
+          <w:color w:val="7A3B69"/>
+          <w:sz w:val="24"/>
+          <w:szCs w:val="24"/>
+        </w:rPr>
+        <w:t xml:space="preserve">○  </w:t>
+      </w:r>
+      <w:r>
+        <w:rPr>
+          <w:sz w:val="24"/>
+          <w:szCs w:val="24"/>
+        </w:rPr>
+        <w:t xml:space="preserve">strong      </w:t>
+      </w:r>
+      <w:r>
+        <w:rPr>
+          <w:color w:val="7A3B69"/>
+          <w:sz w:val="24"/>
+          <w:szCs w:val="24"/>
+        </w:rPr>
+        <w:t xml:space="preserve">○  </w:t>
+      </w:r>
+      <w:r>
+        <w:rPr>
+          <w:sz w:val="24"/>
+          <w:szCs w:val="24"/>
+        </w:rPr>
+        <w:t xml:space="preserve">medium      </w:t>
+      </w:r>
+      <w:r>
+        <w:rPr>
+          <w:color w:val="7A3B69"/>
+          <w:sz w:val="24"/>
+          <w:szCs w:val="24"/>
+        </w:rPr>
+        <w:t xml:space="preserve">○  </w:t>
+      </w:r>
+      <w:r>
+        <w:rPr>
+          <w:sz w:val="24"/>
+          <w:szCs w:val="24"/>
+        </w:rPr>
+        <w:t xml:space="preserve">weak      </w:t>
+      </w:r>
+    </w:p>
+    <w:p>
+      <w:pPr>
+        <w:keepNext/>
+        <w:spacing w:after="20" w:before="80" w:line="300"/>
+      </w:pPr>
+      <w:r>
+        <w:rPr>
+          <w:sz w:val="24"/>
+          <w:szCs w:val="24"/>
+        </w:rPr>
+        <w:t xml:space="preserve">2.   A tree-planting company's website: "trees stop erosion completely."</w:t>
+      </w:r>
+    </w:p>
+    <w:p>
+      <w:pPr>
+        <w:spacing w:after="60" w:line="280"/>
+        <w:ind w:left="340"/>
+      </w:pPr>
+      <w:r>
+        <w:rPr>
+          <w:color w:val="7A3B69"/>
+          <w:sz w:val="24"/>
+          <w:szCs w:val="24"/>
+        </w:rPr>
+        <w:t xml:space="preserve">○  </w:t>
+      </w:r>
+      <w:r>
+        <w:rPr>
+          <w:sz w:val="24"/>
+          <w:szCs w:val="24"/>
+        </w:rPr>
+        <w:t xml:space="preserve">strong      </w:t>
+      </w:r>
+      <w:r>
+        <w:rPr>
+          <w:color w:val="7A3B69"/>
+          <w:sz w:val="24"/>
+          <w:szCs w:val="24"/>
+        </w:rPr>
+        <w:t xml:space="preserve">○  </w:t>
+      </w:r>
+      <w:r>
+        <w:rPr>
+          <w:sz w:val="24"/>
+          <w:szCs w:val="24"/>
+        </w:rPr>
+        <w:t xml:space="preserve">medium      </w:t>
+      </w:r>
+      <w:r>
+        <w:rPr>
+          <w:color w:val="7A3B69"/>
+          <w:sz w:val="24"/>
+          <w:szCs w:val="24"/>
+        </w:rPr>
+        <w:t xml:space="preserve">○  </w:t>
+      </w:r>
+      <w:r>
+        <w:rPr>
+          <w:sz w:val="24"/>
+          <w:szCs w:val="24"/>
+        </w:rPr>
+        <w:t xml:space="preserve">weak      </w:t>
+      </w:r>
+    </w:p>
+    <w:p>
+      <w:pPr>
+        <w:keepNext/>
+        <w:spacing w:after="20" w:before="80" w:line="300"/>
+      </w:pPr>
+      <w:r>
+        <w:rPr>
+          <w:sz w:val="24"/>
+          <w:szCs w:val="24"/>
+        </w:rPr>
+        <w:t xml:space="preserve">3.   A study by four scientists who measured the temperature of cut and uncut land for two years, and say who paid for it.</w:t>
+      </w:r>
+    </w:p>
+    <w:p>
+      <w:pPr>
+        <w:spacing w:after="60" w:line="280"/>
+        <w:ind w:left="340"/>
+      </w:pPr>
+      <w:r>
+        <w:rPr>
+          <w:color w:val="7A3B69"/>
+          <w:sz w:val="24"/>
+          <w:szCs w:val="24"/>
+        </w:rPr>
+        <w:t xml:space="preserve">○  </w:t>
+      </w:r>
+      <w:r>
+        <w:rPr>
+          <w:sz w:val="24"/>
+          <w:szCs w:val="24"/>
+        </w:rPr>
+        <w:t xml:space="preserve">strong      </w:t>
+      </w:r>
+      <w:r>
+        <w:rPr>
+          <w:color w:val="7A3B69"/>
+          <w:sz w:val="24"/>
+          <w:szCs w:val="24"/>
+        </w:rPr>
+        <w:t xml:space="preserve">○  </w:t>
+      </w:r>
+      <w:r>
+        <w:rPr>
+          <w:sz w:val="24"/>
+          <w:szCs w:val="24"/>
+        </w:rPr>
+        <w:t xml:space="preserve">medium      </w:t>
+      </w:r>
+      <w:r>
+        <w:rPr>
+          <w:color w:val="7A3B69"/>
+          <w:sz w:val="24"/>
+          <w:szCs w:val="24"/>
+        </w:rPr>
+        <w:t xml:space="preserve">○  </w:t>
+      </w:r>
+      <w:r>
+        <w:rPr>
+          <w:sz w:val="24"/>
+          <w:szCs w:val="24"/>
+        </w:rPr>
+        <w:t xml:space="preserve">weak      </w:t>
+      </w:r>
+    </w:p>
+    <w:p>
+      <w:pPr>
+        <w:keepNext/>
+        <w:spacing w:after="20" w:before="80" w:line="300"/>
+      </w:pPr>
+      <w:r>
+        <w:rPr>
+          <w:sz w:val="24"/>
+          <w:szCs w:val="24"/>
+        </w:rPr>
+        <w:t xml:space="preserve">4.   A boy in our group: "my cousin said the whole hill is going to come down next monsoon."</w:t>
+      </w:r>
+    </w:p>
+    <w:p>
+      <w:pPr>
+        <w:spacing w:after="60" w:line="280"/>
+        <w:ind w:left="340"/>
+      </w:pPr>
+      <w:r>
+        <w:rPr>
+          <w:color w:val="7A3B69"/>
+          <w:sz w:val="24"/>
+          <w:szCs w:val="24"/>
+        </w:rPr>
+        <w:t xml:space="preserve">○  </w:t>
+      </w:r>
+      <w:r>
+        <w:rPr>
+          <w:sz w:val="24"/>
+          <w:szCs w:val="24"/>
+        </w:rPr>
+        <w:t xml:space="preserve">strong      </w:t>
+      </w:r>
+      <w:r>
+        <w:rPr>
+          <w:color w:val="7A3B69"/>
+          <w:sz w:val="24"/>
+          <w:szCs w:val="24"/>
+        </w:rPr>
+        <w:t xml:space="preserve">○  </w:t>
+      </w:r>
+      <w:r>
+        <w:rPr>
+          <w:sz w:val="24"/>
+          <w:szCs w:val="24"/>
+        </w:rPr>
+        <w:t xml:space="preserve">medium      </w:t>
+      </w:r>
+      <w:r>
+        <w:rPr>
+          <w:color w:val="7A3B69"/>
+          <w:sz w:val="24"/>
+          <w:szCs w:val="24"/>
+        </w:rPr>
+        <w:t xml:space="preserve">○  </w:t>
+      </w:r>
+      <w:r>
+        <w:rPr>
+          <w:sz w:val="24"/>
+          <w:szCs w:val="24"/>
+        </w:rPr>
+        <w:t xml:space="preserve">weak      </w:t>
+      </w:r>
+    </w:p>
+    <w:p>
+      <w:pPr>
+        <w:spacing w:after="140" w:before="60" w:line="300"/>
+      </w:pPr>
+      <w:r>
+        <w:rPr>
+          <w:sz w:val="24"/>
+          <w:szCs w:val="24"/>
+        </w:rPr>
+        <w:t xml:space="preserve">Now take one piece of evidence WE gathered and run the three checks on it. Be honest, even if it is your own.</w:t>
+      </w:r>
+    </w:p>
+    <w:p>
+      <w:pPr>
+        <w:spacing w:after="140" w:before="80" w:line="300"/>
+      </w:pPr>
+      <w:r>
+        <w:rPr>
+          <w:b/>
+          <w:bCs/>
+          <w:color w:val="5A6473"/>
+          <w:sz w:val="20"/>
+          <w:szCs w:val="20"/>
+        </w:rPr>
+        <w:t xml:space="preserve">The answers are at the back of your book, on the "Answers — try it yourself" page. Try it first, then check.</w:t>
+      </w:r>
+    </w:p>
+    <w:p>
+      <w:pPr>
+        <w:keepNext/>
+        <w:pageBreakBefore/>
+        <w:pBdr>
+          <w:bottom w:val="single" w:color="B9B3A6" w:sz="4"/>
+        </w:pBdr>
+        <w:spacing w:after="60"/>
+      </w:pPr>
+      <w:r>
+        <w:rPr>
+          <w:b/>
+          <w:bCs/>
           <w:color w:val="7A3B69"/>
           <w:spacing w:val="30"/>
           <w:sz w:val="16"/>
@@ -24280,6 +25028,691 @@
         <w:rPr>
           <w:b/>
           <w:bCs/>
+          <w:color w:val="FFFFFF"/>
+          <w:spacing w:val="30"/>
+          <w:sz w:val="16"/>
+          <w:szCs w:val="16"/>
+          <w:shd w:fill="7A3B69" w:val="clear"/>
+        </w:rPr>
+        <w:t xml:space="preserve">  LEARN IT  </w:t>
+      </w:r>
+      <w:r>
+        <w:rPr>
+          <w:b/>
+          <w:bCs/>
+          <w:color w:val="7A3B69"/>
+          <w:spacing w:val="30"/>
+          <w:sz w:val="16"/>
+          <w:szCs w:val="16"/>
+        </w:rPr>
+        <w:t xml:space="preserve">   SORT AND THEME WHAT WE FOUND</w:t>
+      </w:r>
+    </w:p>
+    <w:p>
+      <w:pPr>
+        <w:pStyle w:val="Heading2"/>
+        <w:keepNext/>
+        <w:spacing w:after="180" w:before="160"/>
+      </w:pPr>
+      <w:r>
+        <w:rPr>
+          <w:b/>
+          <w:bCs/>
+          <w:color w:val="1F3A5F"/>
+          <w:sz w:val="38"/>
+          <w:szCs w:val="38"/>
+        </w:rPr>
+        <w:t xml:space="preserve">How to find the patterns in what we found</w:t>
+      </w:r>
+    </w:p>
+    <w:p>
+      <w:pPr>
+        <w:spacing w:after="140" w:before="0" w:line="300"/>
+      </w:pPr>
+      <w:r>
+        <w:rPr>
+          <w:sz w:val="22"/>
+          <w:szCs w:val="22"/>
+        </w:rPr>
+        <w:t xml:space="preserve">We have a lot of separate answers. On their own they are just a pile. Our job now is to find what KEEPS COMING UP — because something many people said is much stronger than something one person said.</w:t>
+      </w:r>
+    </w:p>
+    <w:p>
+      <w:pPr>
+        <w:pStyle w:val="Heading3"/>
+        <w:keepNext/>
+        <w:spacing w:after="80" w:before="220"/>
+      </w:pPr>
+      <w:r>
+        <w:rPr>
+          <w:b/>
+          <w:bCs/>
+          <w:color w:val="1F3A5F"/>
+          <w:sz w:val="24"/>
+          <w:szCs w:val="24"/>
+        </w:rPr>
+        <w:t xml:space="preserve">First, one idea per card</w:t>
+      </w:r>
+    </w:p>
+    <w:p>
+      <w:pPr>
+        <w:spacing w:after="140" w:before="0" w:line="300"/>
+      </w:pPr>
+      <w:r>
+        <w:rPr>
+          <w:sz w:val="22"/>
+          <w:szCs w:val="22"/>
+        </w:rPr>
+        <w:t xml:space="preserve">Write or draw each piece of evidence on its own card. One idea, one card. If a card has two ideas on it, cut it into two.</w:t>
+      </w:r>
+    </w:p>
+    <w:p>
+      <w:pPr>
+        <w:spacing w:after="140" w:before="0" w:line="300"/>
+      </w:pPr>
+      <w:r>
+        <w:rPr>
+          <w:sz w:val="22"/>
+          <w:szCs w:val="22"/>
+        </w:rPr>
+        <w:t xml:space="preserve">Then put them all on the floor where everyone can see them.</w:t>
+      </w:r>
+    </w:p>
+    <w:p>
+      <w:pPr>
+        <w:pStyle w:val="Heading3"/>
+        <w:keepNext/>
+        <w:spacing w:after="80" w:before="220"/>
+      </w:pPr>
+      <w:r>
+        <w:rPr>
+          <w:b/>
+          <w:bCs/>
+          <w:color w:val="1F3A5F"/>
+          <w:sz w:val="24"/>
+          <w:szCs w:val="24"/>
+        </w:rPr>
+        <w:t xml:space="preserve">Then, move them into groups</w:t>
+      </w:r>
+    </w:p>
+    <w:p>
+      <w:pPr>
+        <w:spacing w:after="140" w:before="0" w:line="300"/>
+      </w:pPr>
+      <w:r>
+        <w:rPr>
+          <w:sz w:val="22"/>
+          <w:szCs w:val="22"/>
+        </w:rPr>
+        <w:t xml:space="preserve">Put together the cards that are saying a similar thing. Move them with your hands. If you change your mind, move them again — that costs nothing, and changing your mind is what this is for.</w:t>
+      </w:r>
+    </w:p>
+    <w:p>
+      <w:pPr>
+        <w:spacing w:after="140" w:before="0" w:line="300"/>
+      </w:pPr>
+      <w:r>
+        <w:rPr>
+          <w:sz w:val="22"/>
+          <w:szCs w:val="22"/>
+        </w:rPr>
+        <w:t xml:space="preserve">Everyone moves cards. Not just the person talking most.</w:t>
+      </w:r>
+    </w:p>
+    <w:p>
+      <w:pPr>
+        <w:pStyle w:val="Heading3"/>
+        <w:keepNext/>
+        <w:spacing w:after="80" w:before="220"/>
+      </w:pPr>
+      <w:r>
+        <w:rPr>
+          <w:b/>
+          <w:bCs/>
+          <w:color w:val="1F3A5F"/>
+          <w:sz w:val="24"/>
+          <w:szCs w:val="24"/>
+        </w:rPr>
+        <w:t xml:space="preserve">Then, name each group</w:t>
+      </w:r>
+    </w:p>
+    <w:p>
+      <w:pPr>
+        <w:spacing w:after="140" w:before="0" w:line="300"/>
+      </w:pPr>
+      <w:r>
+        <w:rPr>
+          <w:sz w:val="22"/>
+          <w:szCs w:val="22"/>
+        </w:rPr>
+        <w:t xml:space="preserve">This is the important part, and it is harder than it looks.</w:t>
+      </w:r>
+    </w:p>
+    <w:p>
+      <w:pPr>
+        <w:spacing w:after="140" w:before="0" w:line="300"/>
+      </w:pPr>
+      <w:r>
+        <w:rPr>
+          <w:sz w:val="22"/>
+          <w:szCs w:val="22"/>
+        </w:rPr>
+        <w:t xml:space="preserve">A name must be something you could disagree with.</w:t>
+      </w:r>
+    </w:p>
+    <w:p>
+      <w:pPr>
+        <w:pStyle w:val="ListParagraph"/>
+        <w:numPr>
+          <w:ilvl w:val="0"/>
+          <w:numId w:val="1"/>
+        </w:numPr>
+        <w:spacing w:after="80" w:line="300"/>
+      </w:pPr>
+      <w:r>
+        <w:rPr>
+          <w:sz w:val="22"/>
+          <w:szCs w:val="22"/>
+        </w:rPr>
+        <w:t xml:space="preserve">"Trees" — not a theme. It is a topic. Nobody can disagree with the word "trees".</w:t>
+      </w:r>
+    </w:p>
+    <w:p>
+      <w:pPr>
+        <w:pStyle w:val="ListParagraph"/>
+        <w:numPr>
+          <w:ilvl w:val="0"/>
+          <w:numId w:val="1"/>
+        </w:numPr>
+        <w:spacing w:after="80" w:line="300"/>
+      </w:pPr>
+      <w:r>
+        <w:rPr>
+          <w:sz w:val="22"/>
+          <w:szCs w:val="22"/>
+        </w:rPr>
+        <w:t xml:space="preserve">"The hill got hotter after the trees went" — a theme. Someone could say "no it did not", and</w:t>
+      </w:r>
+    </w:p>
+    <w:p>
+      <w:pPr>
+        <w:spacing w:after="140" w:before="0" w:line="300"/>
+      </w:pPr>
+      <w:r>
+        <w:rPr>
+          <w:sz w:val="22"/>
+          <w:szCs w:val="22"/>
+        </w:rPr>
+        <w:t xml:space="preserve">then we could check.</w:t>
+      </w:r>
+    </w:p>
+    <w:p>
+      <w:pPr>
+        <w:spacing w:after="140" w:before="0" w:line="300"/>
+      </w:pPr>
+      <w:r>
+        <w:rPr>
+          <w:sz w:val="22"/>
+          <w:szCs w:val="22"/>
+        </w:rPr>
+        <w:t xml:space="preserve">Test every name you make: could someone argue with this? If not, keep working on it.</w:t>
+      </w:r>
+    </w:p>
+    <w:p>
+      <w:pPr>
+        <w:pStyle w:val="Heading3"/>
+        <w:keepNext/>
+        <w:spacing w:after="80" w:before="220"/>
+      </w:pPr>
+      <w:r>
+        <w:rPr>
+          <w:b/>
+          <w:bCs/>
+          <w:color w:val="1F3A5F"/>
+          <w:sz w:val="24"/>
+          <w:szCs w:val="24"/>
+        </w:rPr>
+        <w:t xml:space="preserve">Then, how many said it?</w:t>
+      </w:r>
+    </w:p>
+    <w:p>
+      <w:pPr>
+        <w:spacing w:after="140" w:before="0" w:line="300"/>
+      </w:pPr>
+      <w:r>
+        <w:rPr>
+          <w:sz w:val="22"/>
+          <w:szCs w:val="22"/>
+        </w:rPr>
+        <w:t xml:space="preserve">Under each theme, count the cards. Few, some, or many. A theme with nine cards is stronger than a theme with one.</w:t>
+      </w:r>
+    </w:p>
+    <w:p>
+      <w:pPr>
+        <w:pStyle w:val="Heading3"/>
+        <w:keepNext/>
+        <w:spacing w:after="80" w:before="220"/>
+      </w:pPr>
+      <w:r>
+        <w:rPr>
+          <w:b/>
+          <w:bCs/>
+          <w:color w:val="1F3A5F"/>
+          <w:sz w:val="24"/>
+          <w:szCs w:val="24"/>
+        </w:rPr>
+        <w:t xml:space="preserve">The cards that fit nowhere</w:t>
+      </w:r>
+    </w:p>
+    <w:p>
+      <w:pPr>
+        <w:spacing w:after="140" w:before="0" w:line="300"/>
+      </w:pPr>
+      <w:r>
+        <w:rPr>
+          <w:sz w:val="22"/>
+          <w:szCs w:val="22"/>
+        </w:rPr>
+        <w:t xml:space="preserve">Some cards will not go in any group. Do not throw them away. Put them in their own place where you can see them.</w:t>
+      </w:r>
+    </w:p>
+    <w:p>
+      <w:pPr>
+        <w:spacing w:after="140" w:before="0" w:line="300"/>
+      </w:pPr>
+      <w:r>
+        <w:rPr>
+          <w:sz w:val="22"/>
+          <w:szCs w:val="22"/>
+        </w:rPr>
+        <w:t xml:space="preserve">The odd card is often the most interesting thing we have — the one person who said something different, the thing that happened only once. Come back to it.</w:t>
+      </w:r>
+    </w:p>
+    <w:p>
+      <w:pPr>
+        <w:pStyle w:val="Heading3"/>
+        <w:keepNext/>
+        <w:spacing w:after="80" w:before="220"/>
+      </w:pPr>
+      <w:r>
+        <w:rPr>
+          <w:b/>
+          <w:bCs/>
+          <w:color w:val="1F3A5F"/>
+          <w:sz w:val="24"/>
+          <w:szCs w:val="24"/>
+        </w:rPr>
+        <w:t xml:space="preserve">When two things disagree</w:t>
+      </w:r>
+    </w:p>
+    <w:p>
+      <w:pPr>
+        <w:spacing w:after="140" w:before="0" w:line="300"/>
+      </w:pPr>
+      <w:r>
+        <w:rPr>
+          <w:sz w:val="22"/>
+          <w:szCs w:val="22"/>
+        </w:rPr>
+        <w:t xml:space="preserve">Sometimes one source says the opposite of another. Do not vote on which is right.</w:t>
+      </w:r>
+    </w:p>
+    <w:p>
+      <w:pPr>
+        <w:spacing w:after="140" w:before="0" w:line="300"/>
+      </w:pPr>
+      <w:r>
+        <w:rPr>
+          <w:sz w:val="22"/>
+          <w:szCs w:val="22"/>
+        </w:rPr>
+        <w:t xml:space="preserve">"People disagree about whether the planting is working" is a real thing we found. Write it down as a theme of its own. Honest is better than tidy.</w:t>
+      </w:r>
+    </w:p>
+    <w:tbl>
+      <w:tblPr>
+        <w:tblW w:type="pct" w:w="100%"/>
+        <w:tblBorders>
+          <w:top w:val="none"/>
+          <w:left w:val="single" w:color="1F3A5F" w:sz="18"/>
+          <w:bottom w:val="none"/>
+          <w:right w:val="none"/>
+          <w:insideH w:val="none"/>
+          <w:insideV w:val="none"/>
+        </w:tblBorders>
+      </w:tblPr>
+      <w:tblGrid>
+        <w:gridCol w:w="9070"/>
+      </w:tblGrid>
+      <w:tr>
+        <w:tc>
+          <w:tcPr>
+            <w:tcW w:type="dxa" w:w="9070"/>
+            <w:tcMar>
+              <w:top w:type="dxa" w:w="100"/>
+              <w:left w:type="dxa" w:w="200"/>
+              <w:bottom w:type="dxa" w:w="100"/>
+              <w:right w:type="dxa" w:w="120"/>
+            </w:tcMar>
+          </w:tcPr>
+          <w:p>
+            <w:pPr>
+              <w:spacing w:after="80"/>
+            </w:pPr>
+            <w:r>
+              <w:rPr>
+                <w:b/>
+                <w:bCs/>
+                <w:color w:val="1F3A5F"/>
+                <w:spacing w:val="24"/>
+                <w:sz w:val="17"/>
+                <w:szCs w:val="17"/>
+              </w:rPr>
+              <w:t xml:space="preserve">NEW WORDS FOR OUR WORD WALL</w:t>
+            </w:r>
+          </w:p>
+          <w:p>
+            <w:pPr>
+              <w:spacing w:after="60" w:line="280"/>
+            </w:pPr>
+            <w:r>
+              <w:rPr>
+                <w:sz w:val="21"/>
+                <w:szCs w:val="21"/>
+              </w:rPr>
+              <w:t xml:space="preserve">theme — something that came up more than once, from more than one person</w:t>
+            </w:r>
+          </w:p>
+          <w:p>
+            <w:pPr>
+              <w:spacing w:after="60" w:line="280"/>
+            </w:pPr>
+            <w:r>
+              <w:rPr>
+                <w:sz w:val="21"/>
+                <w:szCs w:val="21"/>
+              </w:rPr>
+              <w:t xml:space="preserve">pattern — something that keeps happening, or keeps being said</w:t>
+            </w:r>
+          </w:p>
+          <w:p>
+            <w:pPr>
+              <w:spacing w:after="60" w:line="280"/>
+            </w:pPr>
+            <w:r>
+              <w:rPr>
+                <w:sz w:val="21"/>
+                <w:szCs w:val="21"/>
+              </w:rPr>
+              <w:t xml:space="preserve">sort — to put things into groups so we can see what they have in common</w:t>
+            </w:r>
+          </w:p>
+        </w:tc>
+      </w:tr>
+    </w:tbl>
+    <w:p>
+      <w:pPr>
+        <w:spacing w:after="60" w:before="200"/>
+      </w:pPr>
+      <w:r>
+        <w:rPr>
+          <w:b/>
+          <w:bCs/>
+          <w:color w:val="7A3B69"/>
+          <w:sz w:val="23"/>
+          <w:szCs w:val="23"/>
+        </w:rPr>
+        <w:t xml:space="preserve">Try it yourself</w:t>
+      </w:r>
+    </w:p>
+    <w:p>
+      <w:pPr>
+        <w:spacing w:after="140" w:before="0" w:line="300"/>
+      </w:pPr>
+      <w:r>
+        <w:rPr>
+          <w:sz w:val="24"/>
+          <w:szCs w:val="24"/>
+        </w:rPr>
+        <w:t xml:space="preserve">Is each of these a good theme name, or is it only a topic? Circle your answer. Then check at the back of the book.</w:t>
+      </w:r>
+    </w:p>
+    <w:p>
+      <w:pPr>
+        <w:keepNext/>
+        <w:spacing w:after="20" w:before="80" w:line="300"/>
+      </w:pPr>
+      <w:r>
+        <w:rPr>
+          <w:sz w:val="24"/>
+          <w:szCs w:val="24"/>
+        </w:rPr>
+        <w:t xml:space="preserve">1.   Water</w:t>
+      </w:r>
+    </w:p>
+    <w:p>
+      <w:pPr>
+        <w:spacing w:after="60" w:line="280"/>
+        <w:ind w:left="340"/>
+      </w:pPr>
+      <w:r>
+        <w:rPr>
+          <w:color w:val="7A3B69"/>
+          <w:sz w:val="24"/>
+          <w:szCs w:val="24"/>
+        </w:rPr>
+        <w:t xml:space="preserve">○  </w:t>
+      </w:r>
+      <w:r>
+        <w:rPr>
+          <w:sz w:val="24"/>
+          <w:szCs w:val="24"/>
+        </w:rPr>
+        <w:t xml:space="preserve">a good theme      </w:t>
+      </w:r>
+      <w:r>
+        <w:rPr>
+          <w:color w:val="7A3B69"/>
+          <w:sz w:val="24"/>
+          <w:szCs w:val="24"/>
+        </w:rPr>
+        <w:t xml:space="preserve">○  </w:t>
+      </w:r>
+      <w:r>
+        <w:rPr>
+          <w:sz w:val="24"/>
+          <w:szCs w:val="24"/>
+        </w:rPr>
+        <w:t xml:space="preserve">only a topic      </w:t>
+      </w:r>
+    </w:p>
+    <w:p>
+      <w:pPr>
+        <w:keepNext/>
+        <w:spacing w:after="20" w:before="80" w:line="300"/>
+      </w:pPr>
+      <w:r>
+        <w:rPr>
+          <w:sz w:val="24"/>
+          <w:szCs w:val="24"/>
+        </w:rPr>
+        <w:t xml:space="preserve">2.   The water runs off fast where there are no roots</w:t>
+      </w:r>
+    </w:p>
+    <w:p>
+      <w:pPr>
+        <w:spacing w:after="60" w:line="280"/>
+        <w:ind w:left="340"/>
+      </w:pPr>
+      <w:r>
+        <w:rPr>
+          <w:color w:val="7A3B69"/>
+          <w:sz w:val="24"/>
+          <w:szCs w:val="24"/>
+        </w:rPr>
+        <w:t xml:space="preserve">○  </w:t>
+      </w:r>
+      <w:r>
+        <w:rPr>
+          <w:sz w:val="24"/>
+          <w:szCs w:val="24"/>
+        </w:rPr>
+        <w:t xml:space="preserve">a good theme      </w:t>
+      </w:r>
+      <w:r>
+        <w:rPr>
+          <w:color w:val="7A3B69"/>
+          <w:sz w:val="24"/>
+          <w:szCs w:val="24"/>
+        </w:rPr>
+        <w:t xml:space="preserve">○  </w:t>
+      </w:r>
+      <w:r>
+        <w:rPr>
+          <w:sz w:val="24"/>
+          <w:szCs w:val="24"/>
+        </w:rPr>
+        <w:t xml:space="preserve">only a topic      </w:t>
+      </w:r>
+    </w:p>
+    <w:p>
+      <w:pPr>
+        <w:keepNext/>
+        <w:spacing w:after="20" w:before="80" w:line="300"/>
+      </w:pPr>
+      <w:r>
+        <w:rPr>
+          <w:sz w:val="24"/>
+          <w:szCs w:val="24"/>
+        </w:rPr>
+        <w:t xml:space="preserve">3.   Firewood</w:t>
+      </w:r>
+    </w:p>
+    <w:p>
+      <w:pPr>
+        <w:spacing w:after="60" w:line="280"/>
+        <w:ind w:left="340"/>
+      </w:pPr>
+      <w:r>
+        <w:rPr>
+          <w:color w:val="7A3B69"/>
+          <w:sz w:val="24"/>
+          <w:szCs w:val="24"/>
+        </w:rPr>
+        <w:t xml:space="preserve">○  </w:t>
+      </w:r>
+      <w:r>
+        <w:rPr>
+          <w:sz w:val="24"/>
+          <w:szCs w:val="24"/>
+        </w:rPr>
+        <w:t xml:space="preserve">a good theme      </w:t>
+      </w:r>
+      <w:r>
+        <w:rPr>
+          <w:color w:val="7A3B69"/>
+          <w:sz w:val="24"/>
+          <w:szCs w:val="24"/>
+        </w:rPr>
+        <w:t xml:space="preserve">○  </w:t>
+      </w:r>
+      <w:r>
+        <w:rPr>
+          <w:sz w:val="24"/>
+          <w:szCs w:val="24"/>
+        </w:rPr>
+        <w:t xml:space="preserve">only a topic      </w:t>
+      </w:r>
+    </w:p>
+    <w:p>
+      <w:pPr>
+        <w:keepNext/>
+        <w:spacing w:after="20" w:before="80" w:line="300"/>
+      </w:pPr>
+      <w:r>
+        <w:rPr>
+          <w:sz w:val="24"/>
+          <w:szCs w:val="24"/>
+        </w:rPr>
+        <w:t xml:space="preserve">4.   People disagree about whether the new planting is working</w:t>
+      </w:r>
+    </w:p>
+    <w:p>
+      <w:pPr>
+        <w:spacing w:after="60" w:line="280"/>
+        <w:ind w:left="340"/>
+      </w:pPr>
+      <w:r>
+        <w:rPr>
+          <w:color w:val="7A3B69"/>
+          <w:sz w:val="24"/>
+          <w:szCs w:val="24"/>
+        </w:rPr>
+        <w:t xml:space="preserve">○  </w:t>
+      </w:r>
+      <w:r>
+        <w:rPr>
+          <w:sz w:val="24"/>
+          <w:szCs w:val="24"/>
+        </w:rPr>
+        <w:t xml:space="preserve">a good theme      </w:t>
+      </w:r>
+      <w:r>
+        <w:rPr>
+          <w:color w:val="7A3B69"/>
+          <w:sz w:val="24"/>
+          <w:szCs w:val="24"/>
+        </w:rPr>
+        <w:t xml:space="preserve">○  </w:t>
+      </w:r>
+      <w:r>
+        <w:rPr>
+          <w:sz w:val="24"/>
+          <w:szCs w:val="24"/>
+        </w:rPr>
+        <w:t xml:space="preserve">only a topic      </w:t>
+      </w:r>
+    </w:p>
+    <w:p>
+      <w:pPr>
+        <w:spacing w:after="140" w:before="60" w:line="300"/>
+      </w:pPr>
+      <w:r>
+        <w:rPr>
+          <w:sz w:val="24"/>
+          <w:szCs w:val="24"/>
+        </w:rPr>
+        <w:t xml:space="preserve">Now look at our own themes on the floor. Is each one something a person could argue with? Fix any that are only topics.</w:t>
+      </w:r>
+    </w:p>
+    <w:p>
+      <w:pPr>
+        <w:spacing w:after="140" w:before="80" w:line="300"/>
+      </w:pPr>
+      <w:r>
+        <w:rPr>
+          <w:b/>
+          <w:bCs/>
+          <w:color w:val="5A6473"/>
+          <w:sz w:val="20"/>
+          <w:szCs w:val="20"/>
+        </w:rPr>
+        <w:t xml:space="preserve">The answers are at the back of your book, on the "Answers — try it yourself" page. Try it first, then check.</w:t>
+      </w:r>
+    </w:p>
+    <w:p>
+      <w:pPr>
+        <w:keepNext/>
+        <w:pageBreakBefore/>
+        <w:pBdr>
+          <w:bottom w:val="single" w:color="B9B3A6" w:sz="4"/>
+        </w:pBdr>
+        <w:spacing w:after="60"/>
+      </w:pPr>
+      <w:r>
+        <w:rPr>
+          <w:b/>
+          <w:bCs/>
           <w:color w:val="7A3B69"/>
           <w:spacing w:val="30"/>
           <w:sz w:val="16"/>
@@ -25359,6 +26792,723 @@
         <w:rPr>
           <w:b/>
           <w:bCs/>
+          <w:color w:val="FFFFFF"/>
+          <w:spacing w:val="30"/>
+          <w:sz w:val="16"/>
+          <w:szCs w:val="16"/>
+          <w:shd w:fill="7A3B69" w:val="clear"/>
+        </w:rPr>
+        <w:t xml:space="preserve">  LEARN IT  </w:t>
+      </w:r>
+      <w:r>
+        <w:rPr>
+          <w:b/>
+          <w:bCs/>
+          <w:color w:val="7A3B69"/>
+          <w:spacing w:val="30"/>
+          <w:sz w:val="16"/>
+          <w:szCs w:val="16"/>
+        </w:rPr>
+        <w:t xml:space="preserve">   DIG FOR THE ROOT CAUSE</w:t>
+      </w:r>
+    </w:p>
+    <w:p>
+      <w:pPr>
+        <w:pStyle w:val="Heading2"/>
+        <w:keepNext/>
+        <w:spacing w:after="180" w:before="160"/>
+      </w:pPr>
+      <w:r>
+        <w:rPr>
+          <w:b/>
+          <w:bCs/>
+          <w:color w:val="1F3A5F"/>
+          <w:sz w:val="38"/>
+          <w:szCs w:val="38"/>
+        </w:rPr>
+        <w:t xml:space="preserve">How to dig for the root cause</w:t>
+      </w:r>
+    </w:p>
+    <w:p>
+      <w:pPr>
+        <w:spacing w:after="140" w:before="0" w:line="300"/>
+      </w:pPr>
+      <w:r>
+        <w:rPr>
+          <w:sz w:val="22"/>
+          <w:szCs w:val="22"/>
+        </w:rPr>
+        <w:t xml:space="preserve">Most problems have another problem underneath them. If we only fix the top one, it comes back.</w:t>
+      </w:r>
+    </w:p>
+    <w:p>
+      <w:pPr>
+        <w:spacing w:after="140" w:before="0" w:line="300"/>
+      </w:pPr>
+      <w:r>
+        <w:rPr>
+          <w:sz w:val="22"/>
+          <w:szCs w:val="22"/>
+        </w:rPr>
+        <w:t xml:space="preserve">Think of a weed. If you pull off the leaves, it grows again. If you dig out the root, it does not. Our job is to find the root.</w:t>
+      </w:r>
+    </w:p>
+    <w:p>
+      <w:pPr>
+        <w:pStyle w:val="Heading3"/>
+        <w:keepNext/>
+        <w:spacing w:after="80" w:before="220"/>
+      </w:pPr>
+      <w:r>
+        <w:rPr>
+          <w:b/>
+          <w:bCs/>
+          <w:color w:val="1F3A5F"/>
+          <w:sz w:val="24"/>
+          <w:szCs w:val="24"/>
+        </w:rPr>
+        <w:t xml:space="preserve">Start with what we can see, then ask why</w:t>
+      </w:r>
+    </w:p>
+    <w:p>
+      <w:pPr>
+        <w:spacing w:after="140" w:before="0" w:line="300"/>
+      </w:pPr>
+      <w:r>
+        <w:rPr>
+          <w:sz w:val="22"/>
+          <w:szCs w:val="22"/>
+        </w:rPr>
+        <w:t xml:space="preserve">Take a problem the evidence shows us. Then ask why? — and keep asking.</w:t>
+      </w:r>
+    </w:p>
+    <w:p>
+      <w:pPr>
+        <w:pStyle w:val="ListParagraph"/>
+        <w:numPr>
+          <w:ilvl w:val="0"/>
+          <w:numId w:val="1"/>
+        </w:numPr>
+        <w:spacing w:after="80" w:line="300"/>
+      </w:pPr>
+      <w:r>
+        <w:rPr>
+          <w:sz w:val="22"/>
+          <w:szCs w:val="22"/>
+        </w:rPr>
+        <w:t xml:space="preserve">The soil slides down when it rains.</w:t>
+      </w:r>
+    </w:p>
+    <w:p>
+      <w:pPr>
+        <w:pStyle w:val="ListParagraph"/>
+        <w:numPr>
+          <w:ilvl w:val="0"/>
+          <w:numId w:val="1"/>
+        </w:numPr>
+        <w:spacing w:after="80" w:line="300"/>
+      </w:pPr>
+      <w:r>
+        <w:rPr>
+          <w:sz w:val="22"/>
+          <w:szCs w:val="22"/>
+        </w:rPr>
+        <w:t xml:space="preserve">→ Why? The hill is bare.</w:t>
+      </w:r>
+    </w:p>
+    <w:p>
+      <w:pPr>
+        <w:pStyle w:val="ListParagraph"/>
+        <w:numPr>
+          <w:ilvl w:val="0"/>
+          <w:numId w:val="1"/>
+        </w:numPr>
+        <w:spacing w:after="80" w:line="300"/>
+      </w:pPr>
+      <w:r>
+        <w:rPr>
+          <w:sz w:val="22"/>
+          <w:szCs w:val="22"/>
+        </w:rPr>
+        <w:t xml:space="preserve">→ Why? The trees were cut.</w:t>
+      </w:r>
+    </w:p>
+    <w:p>
+      <w:pPr>
+        <w:pStyle w:val="ListParagraph"/>
+        <w:numPr>
+          <w:ilvl w:val="0"/>
+          <w:numId w:val="1"/>
+        </w:numPr>
+        <w:spacing w:after="80" w:line="300"/>
+      </w:pPr>
+      <w:r>
+        <w:rPr>
+          <w:sz w:val="22"/>
+          <w:szCs w:val="22"/>
+        </w:rPr>
+        <w:t xml:space="preserve">→ Why? Families needed wood to cook.</w:t>
+      </w:r>
+    </w:p>
+    <w:p>
+      <w:pPr>
+        <w:pStyle w:val="ListParagraph"/>
+        <w:numPr>
+          <w:ilvl w:val="0"/>
+          <w:numId w:val="1"/>
+        </w:numPr>
+        <w:spacing w:after="80" w:line="300"/>
+      </w:pPr>
+      <w:r>
+        <w:rPr>
+          <w:sz w:val="22"/>
+          <w:szCs w:val="22"/>
+        </w:rPr>
+        <w:t xml:space="preserve">→ Why? There was no other fuel they could get.</w:t>
+      </w:r>
+    </w:p>
+    <w:p>
+      <w:pPr>
+        <w:spacing w:after="140" w:before="0" w:line="300"/>
+      </w:pPr>
+      <w:r>
+        <w:rPr>
+          <w:sz w:val="22"/>
+          <w:szCs w:val="22"/>
+        </w:rPr>
+        <w:t xml:space="preserve">Now we have something underneath. Fixing the drain does not stop the slide. Giving families another fuel might.</w:t>
+      </w:r>
+    </w:p>
+    <w:p>
+      <w:pPr>
+        <w:pStyle w:val="Heading3"/>
+        <w:keepNext/>
+        <w:spacing w:after="80" w:before="220"/>
+      </w:pPr>
+      <w:r>
+        <w:rPr>
+          <w:b/>
+          <w:bCs/>
+          <w:color w:val="1F3A5F"/>
+          <w:sz w:val="24"/>
+          <w:szCs w:val="24"/>
+        </w:rPr>
+        <w:t xml:space="preserve">How do we know we have reached the root?</w:t>
+      </w:r>
+    </w:p>
+    <w:p>
+      <w:pPr>
+        <w:spacing w:after="140" w:before="0" w:line="300"/>
+      </w:pPr>
+      <w:r>
+        <w:rPr>
+          <w:sz w:val="22"/>
+          <w:szCs w:val="22"/>
+        </w:rPr>
+        <w:t xml:space="preserve">Two signs:</w:t>
+      </w:r>
+    </w:p>
+    <w:p>
+      <w:pPr>
+        <w:pStyle w:val="ListParagraph"/>
+        <w:numPr>
+          <w:ilvl w:val="0"/>
+          <w:numId w:val="1"/>
+        </w:numPr>
+        <w:spacing w:after="80" w:line="300"/>
+      </w:pPr>
+      <w:r>
+        <w:rPr>
+          <w:sz w:val="22"/>
+          <w:szCs w:val="22"/>
+        </w:rPr>
+        <w:t xml:space="preserve">You cannot easily push past it.</w:t>
+      </w:r>
+    </w:p>
+    <w:p>
+      <w:pPr>
+        <w:pStyle w:val="ListParagraph"/>
+        <w:numPr>
+          <w:ilvl w:val="0"/>
+          <w:numId w:val="1"/>
+        </w:numPr>
+        <w:spacing w:after="80" w:line="300"/>
+      </w:pPr>
+      <w:r>
+        <w:rPr>
+          <w:sz w:val="22"/>
+          <w:szCs w:val="22"/>
+        </w:rPr>
+        <w:t xml:space="preserve">If that one thing changed, everything above it would change too.</w:t>
+      </w:r>
+    </w:p>
+    <w:p>
+      <w:pPr>
+        <w:pStyle w:val="Heading3"/>
+        <w:keepNext/>
+        <w:spacing w:after="80" w:before="220"/>
+      </w:pPr>
+      <w:r>
+        <w:rPr>
+          <w:b/>
+          <w:bCs/>
+          <w:color w:val="1F3A5F"/>
+          <w:sz w:val="24"/>
+          <w:szCs w:val="24"/>
+        </w:rPr>
+        <w:t xml:space="preserve">It does not have to be five</w:t>
+      </w:r>
+    </w:p>
+    <w:p>
+      <w:pPr>
+        <w:spacing w:after="140" w:before="0" w:line="300"/>
+      </w:pPr>
+      <w:r>
+        <w:rPr>
+          <w:sz w:val="22"/>
+          <w:szCs w:val="22"/>
+        </w:rPr>
+        <w:t xml:space="preserve">People call this "the five whys", but five is only a guess at how many you might need. Three good whys are better than five made-up ones. If you do not know the next why, stop and say so.</w:t>
+      </w:r>
+    </w:p>
+    <w:p>
+      <w:pPr>
+        <w:pStyle w:val="Heading3"/>
+        <w:keepNext/>
+        <w:spacing w:after="80" w:before="220"/>
+      </w:pPr>
+      <w:r>
+        <w:rPr>
+          <w:b/>
+          <w:bCs/>
+          <w:color w:val="1F3A5F"/>
+          <w:sz w:val="24"/>
+          <w:szCs w:val="24"/>
+        </w:rPr>
+        <w:t xml:space="preserve">The most important rule: we ask what, not who</w:t>
+      </w:r>
+    </w:p>
+    <w:p>
+      <w:pPr>
+        <w:spacing w:after="140" w:before="0" w:line="300"/>
+      </w:pPr>
+      <w:r>
+        <w:rPr>
+          <w:sz w:val="22"/>
+          <w:szCs w:val="22"/>
+        </w:rPr>
+        <w:t xml:space="preserve">When you keep asking why, you will reach people. Families cut the trees. That is true.</w:t>
+      </w:r>
+    </w:p>
+    <w:p>
+      <w:pPr>
+        <w:spacing w:after="140" w:before="0" w:line="300"/>
+      </w:pPr>
+      <w:r>
+        <w:rPr>
+          <w:sz w:val="22"/>
+          <w:szCs w:val="22"/>
+        </w:rPr>
+        <w:t xml:space="preserve">Do not stop there, and do not blame anyone. Keep asking why. Why did they? Because they needed to cook. Why did they use wood? Because there was nothing else. That is the real answer, and it is fairer as well as truer.</w:t>
+      </w:r>
+    </w:p>
+    <w:p>
+      <w:pPr>
+        <w:spacing w:after="140" w:before="0" w:line="300"/>
+      </w:pPr>
+      <w:r>
+        <w:rPr>
+          <w:sz w:val="22"/>
+          <w:szCs w:val="22"/>
+        </w:rPr>
+        <w:t xml:space="preserve">We are looking for what caused this, not who is at fault. Some of us have family who cut those trees. Some of us still need the wood. This is not about blame — it is about understanding.</w:t>
+      </w:r>
+    </w:p>
+    <w:p>
+      <w:pPr>
+        <w:pStyle w:val="Heading3"/>
+        <w:keepNext/>
+        <w:spacing w:after="80" w:before="220"/>
+      </w:pPr>
+      <w:r>
+        <w:rPr>
+          <w:b/>
+          <w:bCs/>
+          <w:color w:val="1F3A5F"/>
+          <w:sz w:val="24"/>
+          <w:szCs w:val="24"/>
+        </w:rPr>
+        <w:t xml:space="preserve">Each step needs evidence</w:t>
+      </w:r>
+    </w:p>
+    <w:p>
+      <w:pPr>
+        <w:spacing w:after="140" w:before="0" w:line="300"/>
+      </w:pPr>
+      <w:r>
+        <w:rPr>
+          <w:sz w:val="22"/>
+          <w:szCs w:val="22"/>
+        </w:rPr>
+        <w:t xml:space="preserve">At every "why", ask: what did WE find that tells us this?</w:t>
+      </w:r>
+    </w:p>
+    <w:p>
+      <w:pPr>
+        <w:spacing w:after="140" w:before="0" w:line="300"/>
+      </w:pPr>
+      <w:r>
+        <w:rPr>
+          <w:sz w:val="22"/>
+          <w:szCs w:val="22"/>
+        </w:rPr>
+        <w:t xml:space="preserve">If we found something, good. If we are guessing, say so and mark it — a guess is fine as long as we know it is a guess. An honest chain with a gap in it is better research than a confident chain we made up.</w:t>
+      </w:r>
+    </w:p>
+    <w:tbl>
+      <w:tblPr>
+        <w:tblW w:type="pct" w:w="100%"/>
+        <w:tblBorders>
+          <w:top w:val="none"/>
+          <w:left w:val="single" w:color="1F3A5F" w:sz="18"/>
+          <w:bottom w:val="none"/>
+          <w:right w:val="none"/>
+          <w:insideH w:val="none"/>
+          <w:insideV w:val="none"/>
+        </w:tblBorders>
+      </w:tblPr>
+      <w:tblGrid>
+        <w:gridCol w:w="9070"/>
+      </w:tblGrid>
+      <w:tr>
+        <w:tc>
+          <w:tcPr>
+            <w:tcW w:type="dxa" w:w="9070"/>
+            <w:tcMar>
+              <w:top w:type="dxa" w:w="100"/>
+              <w:left w:type="dxa" w:w="200"/>
+              <w:bottom w:type="dxa" w:w="100"/>
+              <w:right w:type="dxa" w:w="120"/>
+            </w:tcMar>
+          </w:tcPr>
+          <w:p>
+            <w:pPr>
+              <w:spacing w:after="80"/>
+            </w:pPr>
+            <w:r>
+              <w:rPr>
+                <w:b/>
+                <w:bCs/>
+                <w:color w:val="1F3A5F"/>
+                <w:spacing w:val="24"/>
+                <w:sz w:val="17"/>
+                <w:szCs w:val="17"/>
+              </w:rPr>
+              <w:t xml:space="preserve">NEW WORDS FOR OUR WORD WALL</w:t>
+            </w:r>
+          </w:p>
+          <w:p>
+            <w:pPr>
+              <w:spacing w:after="60" w:line="280"/>
+            </w:pPr>
+            <w:r>
+              <w:rPr>
+                <w:sz w:val="21"/>
+                <w:szCs w:val="21"/>
+              </w:rPr>
+              <w:t xml:space="preserve">root cause — the problem underneath the problem — the one that makes it keep coming back</w:t>
+            </w:r>
+          </w:p>
+          <w:p>
+            <w:pPr>
+              <w:spacing w:after="60" w:line="280"/>
+            </w:pPr>
+            <w:r>
+              <w:rPr>
+                <w:sz w:val="21"/>
+                <w:szCs w:val="21"/>
+              </w:rPr>
+              <w:t xml:space="preserve">symptom — the part of a problem we can see, on the surface</w:t>
+            </w:r>
+          </w:p>
+          <w:p>
+            <w:pPr>
+              <w:spacing w:after="60" w:line="280"/>
+            </w:pPr>
+            <w:r>
+              <w:rPr>
+                <w:sz w:val="21"/>
+                <w:szCs w:val="21"/>
+              </w:rPr>
+              <w:t xml:space="preserve">chain — the line of causes, each one underneath the last</w:t>
+            </w:r>
+          </w:p>
+        </w:tc>
+      </w:tr>
+    </w:tbl>
+    <w:p>
+      <w:pPr>
+        <w:spacing w:after="60" w:before="200"/>
+      </w:pPr>
+      <w:r>
+        <w:rPr>
+          <w:b/>
+          <w:bCs/>
+          <w:color w:val="7A3B69"/>
+          <w:sz w:val="23"/>
+          <w:szCs w:val="23"/>
+        </w:rPr>
+        <w:t xml:space="preserve">Try it yourself</w:t>
+      </w:r>
+    </w:p>
+    <w:p>
+      <w:pPr>
+        <w:spacing w:after="140" w:before="0" w:line="300"/>
+      </w:pPr>
+      <w:r>
+        <w:rPr>
+          <w:sz w:val="24"/>
+          <w:szCs w:val="24"/>
+        </w:rPr>
+        <w:t xml:space="preserve">Someone is digging for the root cause of "there is rubbish on the path". Is each step a good next step, or a problem? Circle your answer, then check at the back of the book.</w:t>
+      </w:r>
+    </w:p>
+    <w:p>
+      <w:pPr>
+        <w:keepNext/>
+        <w:spacing w:after="20" w:before="80" w:line="300"/>
+      </w:pPr>
+      <w:r>
+        <w:rPr>
+          <w:sz w:val="24"/>
+          <w:szCs w:val="24"/>
+        </w:rPr>
+        <w:t xml:space="preserve">1.   There is rubbish on the path. → Why? Because people drop it.</w:t>
+      </w:r>
+    </w:p>
+    <w:p>
+      <w:pPr>
+        <w:spacing w:after="60" w:line="280"/>
+        <w:ind w:left="340"/>
+      </w:pPr>
+      <w:r>
+        <w:rPr>
+          <w:color w:val="7A3B69"/>
+          <w:sz w:val="24"/>
+          <w:szCs w:val="24"/>
+        </w:rPr>
+        <w:t xml:space="preserve">○  </w:t>
+      </w:r>
+      <w:r>
+        <w:rPr>
+          <w:sz w:val="24"/>
+          <w:szCs w:val="24"/>
+        </w:rPr>
+        <w:t xml:space="preserve">good step      </w:t>
+      </w:r>
+      <w:r>
+        <w:rPr>
+          <w:color w:val="7A3B69"/>
+          <w:sz w:val="24"/>
+          <w:szCs w:val="24"/>
+        </w:rPr>
+        <w:t xml:space="preserve">○  </w:t>
+      </w:r>
+      <w:r>
+        <w:rPr>
+          <w:sz w:val="24"/>
+          <w:szCs w:val="24"/>
+        </w:rPr>
+        <w:t xml:space="preserve">problem      </w:t>
+      </w:r>
+    </w:p>
+    <w:p>
+      <w:pPr>
+        <w:keepNext/>
+        <w:spacing w:after="20" w:before="80" w:line="300"/>
+      </w:pPr>
+      <w:r>
+        <w:rPr>
+          <w:sz w:val="24"/>
+          <w:szCs w:val="24"/>
+        </w:rPr>
+        <w:t xml:space="preserve">2.   Because people drop it. → Why? Because they are lazy and do not care.</w:t>
+      </w:r>
+    </w:p>
+    <w:p>
+      <w:pPr>
+        <w:spacing w:after="60" w:line="280"/>
+        <w:ind w:left="340"/>
+      </w:pPr>
+      <w:r>
+        <w:rPr>
+          <w:color w:val="7A3B69"/>
+          <w:sz w:val="24"/>
+          <w:szCs w:val="24"/>
+        </w:rPr>
+        <w:t xml:space="preserve">○  </w:t>
+      </w:r>
+      <w:r>
+        <w:rPr>
+          <w:sz w:val="24"/>
+          <w:szCs w:val="24"/>
+        </w:rPr>
+        <w:t xml:space="preserve">good step      </w:t>
+      </w:r>
+      <w:r>
+        <w:rPr>
+          <w:color w:val="7A3B69"/>
+          <w:sz w:val="24"/>
+          <w:szCs w:val="24"/>
+        </w:rPr>
+        <w:t xml:space="preserve">○  </w:t>
+      </w:r>
+      <w:r>
+        <w:rPr>
+          <w:sz w:val="24"/>
+          <w:szCs w:val="24"/>
+        </w:rPr>
+        <w:t xml:space="preserve">problem      </w:t>
+      </w:r>
+    </w:p>
+    <w:p>
+      <w:pPr>
+        <w:keepNext/>
+        <w:spacing w:after="20" w:before="80" w:line="300"/>
+      </w:pPr>
+      <w:r>
+        <w:rPr>
+          <w:sz w:val="24"/>
+          <w:szCs w:val="24"/>
+        </w:rPr>
+        <w:t xml:space="preserve">3.   Because there is nowhere to put it. → Why? Because there are no bins near the path.</w:t>
+      </w:r>
+    </w:p>
+    <w:p>
+      <w:pPr>
+        <w:spacing w:after="60" w:line="280"/>
+        <w:ind w:left="340"/>
+      </w:pPr>
+      <w:r>
+        <w:rPr>
+          <w:color w:val="7A3B69"/>
+          <w:sz w:val="24"/>
+          <w:szCs w:val="24"/>
+        </w:rPr>
+        <w:t xml:space="preserve">○  </w:t>
+      </w:r>
+      <w:r>
+        <w:rPr>
+          <w:sz w:val="24"/>
+          <w:szCs w:val="24"/>
+        </w:rPr>
+        <w:t xml:space="preserve">good step      </w:t>
+      </w:r>
+      <w:r>
+        <w:rPr>
+          <w:color w:val="7A3B69"/>
+          <w:sz w:val="24"/>
+          <w:szCs w:val="24"/>
+        </w:rPr>
+        <w:t xml:space="preserve">○  </w:t>
+      </w:r>
+      <w:r>
+        <w:rPr>
+          <w:sz w:val="24"/>
+          <w:szCs w:val="24"/>
+        </w:rPr>
+        <w:t xml:space="preserve">problem      </w:t>
+      </w:r>
+    </w:p>
+    <w:p>
+      <w:pPr>
+        <w:keepNext/>
+        <w:spacing w:after="20" w:before="80" w:line="300"/>
+      </w:pPr>
+      <w:r>
+        <w:rPr>
+          <w:sz w:val="24"/>
+          <w:szCs w:val="24"/>
+        </w:rPr>
+        <w:t xml:space="preserve">4.   Because there are no bins. → Why? I do not know. We would have to find out.</w:t>
+      </w:r>
+    </w:p>
+    <w:p>
+      <w:pPr>
+        <w:spacing w:after="60" w:line="280"/>
+        <w:ind w:left="340"/>
+      </w:pPr>
+      <w:r>
+        <w:rPr>
+          <w:color w:val="7A3B69"/>
+          <w:sz w:val="24"/>
+          <w:szCs w:val="24"/>
+        </w:rPr>
+        <w:t xml:space="preserve">○  </w:t>
+      </w:r>
+      <w:r>
+        <w:rPr>
+          <w:sz w:val="24"/>
+          <w:szCs w:val="24"/>
+        </w:rPr>
+        <w:t xml:space="preserve">good step      </w:t>
+      </w:r>
+      <w:r>
+        <w:rPr>
+          <w:color w:val="7A3B69"/>
+          <w:sz w:val="24"/>
+          <w:szCs w:val="24"/>
+        </w:rPr>
+        <w:t xml:space="preserve">○  </w:t>
+      </w:r>
+      <w:r>
+        <w:rPr>
+          <w:sz w:val="24"/>
+          <w:szCs w:val="24"/>
+        </w:rPr>
+        <w:t xml:space="preserve">problem      </w:t>
+      </w:r>
+    </w:p>
+    <w:p>
+      <w:pPr>
+        <w:spacing w:after="140" w:before="60" w:line="300"/>
+      </w:pPr>
+      <w:r>
+        <w:rPr>
+          <w:sz w:val="24"/>
+          <w:szCs w:val="24"/>
+        </w:rPr>
+        <w:t xml:space="preserve">Now do it with one of OUR problems about the hills. Draw the chain going down. Mark any link where we are guessing.</w:t>
+      </w:r>
+    </w:p>
+    <w:p>
+      <w:pPr>
+        <w:spacing w:after="140" w:before="80" w:line="300"/>
+      </w:pPr>
+      <w:r>
+        <w:rPr>
+          <w:b/>
+          <w:bCs/>
+          <w:color w:val="5A6473"/>
+          <w:sz w:val="20"/>
+          <w:szCs w:val="20"/>
+        </w:rPr>
+        <w:t xml:space="preserve">The answers are at the back of your book, on the "Answers — try it yourself" page. Try it first, then check.</w:t>
+      </w:r>
+    </w:p>
+    <w:p>
+      <w:pPr>
+        <w:keepNext/>
+        <w:pageBreakBefore/>
+        <w:pBdr>
+          <w:bottom w:val="single" w:color="B9B3A6" w:sz="4"/>
+        </w:pBdr>
+        <w:spacing w:after="60"/>
+      </w:pPr>
+      <w:r>
+        <w:rPr>
+          <w:b/>
+          <w:bCs/>
           <w:color w:val="7A3B69"/>
           <w:spacing w:val="30"/>
           <w:sz w:val="16"/>
@@ -26471,6 +28621,740 @@
         </w:tc>
       </w:tr>
     </w:tbl>
+    <w:p>
+      <w:pPr>
+        <w:keepNext/>
+        <w:pageBreakBefore/>
+        <w:pBdr>
+          <w:bottom w:val="single" w:color="B9B3A6" w:sz="4"/>
+        </w:pBdr>
+        <w:spacing w:after="60"/>
+      </w:pPr>
+      <w:r>
+        <w:rPr>
+          <w:b/>
+          <w:bCs/>
+          <w:color w:val="FFFFFF"/>
+          <w:spacing w:val="30"/>
+          <w:sz w:val="16"/>
+          <w:szCs w:val="16"/>
+          <w:shd w:fill="7A3B69" w:val="clear"/>
+        </w:rPr>
+        <w:t xml:space="preserve">  LEARN IT  </w:t>
+      </w:r>
+      <w:r>
+        <w:rPr>
+          <w:b/>
+          <w:bCs/>
+          <w:color w:val="7A3B69"/>
+          <w:spacing w:val="30"/>
+          <w:sz w:val="16"/>
+          <w:szCs w:val="16"/>
+        </w:rPr>
+        <w:t xml:space="preserve">   WHO, WHAT, AND WHY — LOOKING DEEPER</w:t>
+      </w:r>
+    </w:p>
+    <w:p>
+      <w:pPr>
+        <w:pStyle w:val="Heading2"/>
+        <w:keepNext/>
+        <w:spacing w:after="180" w:before="160"/>
+      </w:pPr>
+      <w:r>
+        <w:rPr>
+          <w:b/>
+          <w:bCs/>
+          <w:color w:val="1F3A5F"/>
+          <w:sz w:val="38"/>
+          <w:szCs w:val="38"/>
+        </w:rPr>
+        <w:t xml:space="preserve">How to see the whole picture — power, beliefs, and who is hurt</w:t>
+      </w:r>
+    </w:p>
+    <w:p>
+      <w:pPr>
+        <w:spacing w:after="140" w:before="0" w:line="300"/>
+      </w:pPr>
+      <w:r>
+        <w:rPr>
+          <w:sz w:val="22"/>
+          <w:szCs w:val="22"/>
+        </w:rPr>
+        <w:t xml:space="preserve">A problem is not only about soil and rain. It is about people — what they can do, what they believe, and what happens to them. Three questions help us see the whole thing.</w:t>
+      </w:r>
+    </w:p>
+    <w:p>
+      <w:pPr>
+        <w:pStyle w:val="Heading3"/>
+        <w:keepNext/>
+        <w:spacing w:after="80" w:before="220"/>
+      </w:pPr>
+      <w:r>
+        <w:rPr>
+          <w:b/>
+          <w:bCs/>
+          <w:color w:val="1F3A5F"/>
+          <w:sz w:val="24"/>
+          <w:szCs w:val="24"/>
+        </w:rPr>
+        <w:t xml:space="preserve">Question 1 — Who or what has power here?</w:t>
+      </w:r>
+    </w:p>
+    <w:p>
+      <w:pPr>
+        <w:spacing w:after="140" w:before="0" w:line="300"/>
+      </w:pPr>
+      <w:r>
+        <w:rPr>
+          <w:sz w:val="22"/>
+          <w:szCs w:val="22"/>
+        </w:rPr>
+        <w:t xml:space="preserve">Power means: can they make it better or worse?</w:t>
+      </w:r>
+    </w:p>
+    <w:p>
+      <w:pPr>
+        <w:spacing w:after="140" w:before="0" w:line="300"/>
+      </w:pPr>
+      <w:r>
+        <w:rPr>
+          <w:sz w:val="22"/>
+          <w:szCs w:val="22"/>
+        </w:rPr>
+        <w:t xml:space="preserve">Think widely. Families. People who cut wood. People who plant. Organisations working here. And things that are not people at all — the monsoon has huge power over our hills, and it wants nothing.</w:t>
+      </w:r>
+    </w:p>
+    <w:p>
+      <w:pPr>
+        <w:spacing w:after="140" w:before="0" w:line="300"/>
+      </w:pPr>
+      <w:r>
+        <w:rPr>
+          <w:sz w:val="22"/>
+          <w:szCs w:val="22"/>
+        </w:rPr>
+        <w:t xml:space="preserve">Put ourselves on this list too. We have some power. Not all of it, but some. That is worth knowing.</w:t>
+      </w:r>
+    </w:p>
+    <w:p>
+      <w:pPr>
+        <w:pStyle w:val="Heading3"/>
+        <w:keepNext/>
+        <w:spacing w:after="80" w:before="220"/>
+      </w:pPr>
+      <w:r>
+        <w:rPr>
+          <w:b/>
+          <w:bCs/>
+          <w:color w:val="1F3A5F"/>
+          <w:sz w:val="24"/>
+          <w:szCs w:val="24"/>
+        </w:rPr>
+        <w:t xml:space="preserve">Question 2 — What do people believe or feel?</w:t>
+      </w:r>
+    </w:p>
+    <w:p>
+      <w:pPr>
+        <w:spacing w:after="140" w:before="0" w:line="300"/>
+      </w:pPr>
+      <w:r>
+        <w:rPr>
+          <w:sz w:val="22"/>
+          <w:szCs w:val="22"/>
+        </w:rPr>
+        <w:t xml:space="preserve">What people believe changes what they do, more than facts do.</w:t>
+      </w:r>
+    </w:p>
+    <w:p>
+      <w:pPr>
+        <w:pStyle w:val="ListParagraph"/>
+        <w:numPr>
+          <w:ilvl w:val="0"/>
+          <w:numId w:val="1"/>
+        </w:numPr>
+        <w:spacing w:after="80" w:line="300"/>
+      </w:pPr>
+      <w:r>
+        <w:rPr>
+          <w:sz w:val="22"/>
+          <w:szCs w:val="22"/>
+        </w:rPr>
+        <w:t xml:space="preserve">"The trees are not ours to plant, we are only here for a while."</w:t>
+      </w:r>
+    </w:p>
+    <w:p>
+      <w:pPr>
+        <w:pStyle w:val="ListParagraph"/>
+        <w:numPr>
+          <w:ilvl w:val="0"/>
+          <w:numId w:val="1"/>
+        </w:numPr>
+        <w:spacing w:after="80" w:line="300"/>
+      </w:pPr>
+      <w:r>
+        <w:rPr>
+          <w:sz w:val="22"/>
+          <w:szCs w:val="22"/>
+        </w:rPr>
+        <w:t xml:space="preserve">"We can care for our hills."</w:t>
+      </w:r>
+    </w:p>
+    <w:p>
+      <w:pPr>
+        <w:spacing w:after="140" w:before="0" w:line="300"/>
+      </w:pPr>
+      <w:r>
+        <w:rPr>
+          <w:sz w:val="22"/>
+          <w:szCs w:val="22"/>
+        </w:rPr>
+        <w:t xml:space="preserve">Those two beliefs make two different places. Neither is stupid. Both make sense to the person holding them.</w:t>
+      </w:r>
+    </w:p>
+    <w:p>
+      <w:pPr>
+        <w:spacing w:after="140" w:before="0" w:line="300"/>
+      </w:pPr>
+      <w:r>
+        <w:rPr>
+          <w:sz w:val="22"/>
+          <w:szCs w:val="22"/>
+        </w:rPr>
+        <w:t xml:space="preserve">Describe what people believe. Do not call them names.</w:t>
+      </w:r>
+    </w:p>
+    <w:p>
+      <w:pPr>
+        <w:pStyle w:val="ListParagraph"/>
+        <w:numPr>
+          <w:ilvl w:val="0"/>
+          <w:numId w:val="1"/>
+        </w:numPr>
+        <w:spacing w:after="80" w:line="300"/>
+      </w:pPr>
+      <w:r>
+        <w:rPr>
+          <w:sz w:val="22"/>
+          <w:szCs w:val="22"/>
+        </w:rPr>
+        <w:t xml:space="preserve">"Some people think the trees are not theirs to plant" — this is a finding.</w:t>
+      </w:r>
+    </w:p>
+    <w:p>
+      <w:pPr>
+        <w:pStyle w:val="ListParagraph"/>
+        <w:numPr>
+          <w:ilvl w:val="0"/>
+          <w:numId w:val="1"/>
+        </w:numPr>
+        <w:spacing w:after="80" w:line="300"/>
+      </w:pPr>
+      <w:r>
+        <w:rPr>
+          <w:sz w:val="22"/>
+          <w:szCs w:val="22"/>
+        </w:rPr>
+        <w:t xml:space="preserve">"Some people are selfish" — this is name-calling, and it teaches us nothing.</w:t>
+      </w:r>
+    </w:p>
+    <w:p>
+      <w:pPr>
+        <w:pStyle w:val="Heading3"/>
+        <w:keepNext/>
+        <w:spacing w:after="80" w:before="220"/>
+      </w:pPr>
+      <w:r>
+        <w:rPr>
+          <w:b/>
+          <w:bCs/>
+          <w:color w:val="1F3A5F"/>
+          <w:sz w:val="24"/>
+          <w:szCs w:val="24"/>
+        </w:rPr>
+        <w:t xml:space="preserve">Question 3 — Who is helped, and who is hurt?</w:t>
+      </w:r>
+    </w:p>
+    <w:p>
+      <w:pPr>
+        <w:spacing w:after="140" w:before="0" w:line="300"/>
+      </w:pPr>
+      <w:r>
+        <w:rPr>
+          <w:sz w:val="22"/>
+          <w:szCs w:val="22"/>
+        </w:rPr>
+        <w:t xml:space="preserve">The same hill is not the same for everyone.</w:t>
+      </w:r>
+    </w:p>
+    <w:p>
+      <w:pPr>
+        <w:pStyle w:val="ListParagraph"/>
+        <w:numPr>
+          <w:ilvl w:val="0"/>
+          <w:numId w:val="1"/>
+        </w:numPr>
+        <w:spacing w:after="80" w:line="300"/>
+      </w:pPr>
+      <w:r>
+        <w:rPr>
+          <w:sz w:val="22"/>
+          <w:szCs w:val="22"/>
+        </w:rPr>
+        <w:t xml:space="preserve">Someone whose shelter is at the bottom of a bare slope.</w:t>
+      </w:r>
+    </w:p>
+    <w:p>
+      <w:pPr>
+        <w:pStyle w:val="ListParagraph"/>
+        <w:numPr>
+          <w:ilvl w:val="0"/>
+          <w:numId w:val="1"/>
+        </w:numPr>
+        <w:spacing w:after="80" w:line="300"/>
+      </w:pPr>
+      <w:r>
+        <w:rPr>
+          <w:sz w:val="22"/>
+          <w:szCs w:val="22"/>
+        </w:rPr>
+        <w:t xml:space="preserve">Someone who earns money cutting wood.</w:t>
+      </w:r>
+    </w:p>
+    <w:p>
+      <w:pPr>
+        <w:pStyle w:val="ListParagraph"/>
+        <w:numPr>
+          <w:ilvl w:val="0"/>
+          <w:numId w:val="1"/>
+        </w:numPr>
+        <w:spacing w:after="80" w:line="300"/>
+      </w:pPr>
+      <w:r>
+        <w:rPr>
+          <w:sz w:val="22"/>
+          <w:szCs w:val="22"/>
+        </w:rPr>
+        <w:t xml:space="preserve">Someone who has to walk further and further to find fuel.</w:t>
+      </w:r>
+    </w:p>
+    <w:p>
+      <w:pPr>
+        <w:pStyle w:val="ListParagraph"/>
+        <w:numPr>
+          <w:ilvl w:val="0"/>
+          <w:numId w:val="1"/>
+        </w:numPr>
+        <w:spacing w:after="80" w:line="300"/>
+      </w:pPr>
+      <w:r>
+        <w:rPr>
+          <w:sz w:val="22"/>
+          <w:szCs w:val="22"/>
+        </w:rPr>
+        <w:t xml:space="preserve">Children, who breathe the smoke.</w:t>
+      </w:r>
+    </w:p>
+    <w:p>
+      <w:pPr>
+        <w:spacing w:after="140" w:before="0" w:line="300"/>
+      </w:pPr>
+      <w:r>
+        <w:rPr>
+          <w:sz w:val="22"/>
+          <w:szCs w:val="22"/>
+        </w:rPr>
+        <w:t xml:space="preserve">Asking this stops us from fixing a problem only for people like us.</w:t>
+      </w:r>
+    </w:p>
+    <w:p>
+      <w:pPr>
+        <w:pStyle w:val="Heading3"/>
+        <w:keepNext/>
+        <w:spacing w:after="80" w:before="220"/>
+      </w:pPr>
+      <w:r>
+        <w:rPr>
+          <w:b/>
+          <w:bCs/>
+          <w:color w:val="1F3A5F"/>
+          <w:sz w:val="24"/>
+          <w:szCs w:val="24"/>
+        </w:rPr>
+        <w:t xml:space="preserve">Stand back</w:t>
+      </w:r>
+    </w:p>
+    <w:p>
+      <w:pPr>
+        <w:spacing w:after="140" w:before="0" w:line="300"/>
+      </w:pPr>
+      <w:r>
+        <w:rPr>
+          <w:sz w:val="22"/>
+          <w:szCs w:val="22"/>
+        </w:rPr>
+        <w:t xml:space="preserve">Now look at all three lists together. Often something appears that nobody had noticed — a person with power who is also being hurt, or a belief that explains what everyone is doing.</w:t>
+      </w:r>
+    </w:p>
+    <w:p>
+      <w:pPr>
+        <w:pStyle w:val="Heading3"/>
+        <w:keepNext/>
+        <w:spacing w:after="80" w:before="220"/>
+      </w:pPr>
+      <w:r>
+        <w:rPr>
+          <w:b/>
+          <w:bCs/>
+          <w:color w:val="1F3A5F"/>
+          <w:sz w:val="24"/>
+          <w:szCs w:val="24"/>
+        </w:rPr>
+        <w:t xml:space="preserve">One rule for the whole block</w:t>
+      </w:r>
+    </w:p>
+    <w:p>
+      <w:pPr>
+        <w:spacing w:after="140" w:before="0" w:line="300"/>
+      </w:pPr>
+      <w:r>
+        <w:rPr>
+          <w:sz w:val="22"/>
+          <w:szCs w:val="22"/>
+        </w:rPr>
+        <w:t xml:space="preserve">We are trying to understand, not to blame. Understanding a person's reasons is not the same as agreeing with them. And keep it about the hills and what we can see for ourselves.</w:t>
+      </w:r>
+    </w:p>
+    <w:tbl>
+      <w:tblPr>
+        <w:tblW w:type="pct" w:w="100%"/>
+        <w:tblBorders>
+          <w:top w:val="none"/>
+          <w:left w:val="single" w:color="1F3A5F" w:sz="18"/>
+          <w:bottom w:val="none"/>
+          <w:right w:val="none"/>
+          <w:insideH w:val="none"/>
+          <w:insideV w:val="none"/>
+        </w:tblBorders>
+      </w:tblPr>
+      <w:tblGrid>
+        <w:gridCol w:w="9070"/>
+      </w:tblGrid>
+      <w:tr>
+        <w:tc>
+          <w:tcPr>
+            <w:tcW w:type="dxa" w:w="9070"/>
+            <w:tcMar>
+              <w:top w:type="dxa" w:w="100"/>
+              <w:left w:type="dxa" w:w="200"/>
+              <w:bottom w:type="dxa" w:w="100"/>
+              <w:right w:type="dxa" w:w="120"/>
+            </w:tcMar>
+          </w:tcPr>
+          <w:p>
+            <w:pPr>
+              <w:spacing w:after="80"/>
+            </w:pPr>
+            <w:r>
+              <w:rPr>
+                <w:b/>
+                <w:bCs/>
+                <w:color w:val="1F3A5F"/>
+                <w:spacing w:val="24"/>
+                <w:sz w:val="17"/>
+                <w:szCs w:val="17"/>
+              </w:rPr>
+              <w:t xml:space="preserve">NEW WORDS FOR OUR WORD WALL</w:t>
+            </w:r>
+          </w:p>
+          <w:p>
+            <w:pPr>
+              <w:spacing w:after="60" w:line="280"/>
+            </w:pPr>
+            <w:r>
+              <w:rPr>
+                <w:sz w:val="21"/>
+                <w:szCs w:val="21"/>
+              </w:rPr>
+              <w:t xml:space="preserve">power — being able to make something better or worse</w:t>
+            </w:r>
+          </w:p>
+          <w:p>
+            <w:pPr>
+              <w:spacing w:after="60" w:line="280"/>
+            </w:pPr>
+            <w:r>
+              <w:rPr>
+                <w:sz w:val="21"/>
+                <w:szCs w:val="21"/>
+              </w:rPr>
+              <w:t xml:space="preserve">belief — something a person thinks is true, which changes what they do</w:t>
+            </w:r>
+          </w:p>
+          <w:p>
+            <w:pPr>
+              <w:spacing w:after="60" w:line="280"/>
+            </w:pPr>
+            <w:r>
+              <w:rPr>
+                <w:sz w:val="21"/>
+                <w:szCs w:val="21"/>
+              </w:rPr>
+              <w:t xml:space="preserve">system — the people, things and beliefs that are all connected to one problem</w:t>
+            </w:r>
+          </w:p>
+        </w:tc>
+      </w:tr>
+    </w:tbl>
+    <w:p>
+      <w:pPr>
+        <w:spacing w:after="60" w:before="200"/>
+      </w:pPr>
+      <w:r>
+        <w:rPr>
+          <w:b/>
+          <w:bCs/>
+          <w:color w:val="7A3B69"/>
+          <w:sz w:val="23"/>
+          <w:szCs w:val="23"/>
+        </w:rPr>
+        <w:t xml:space="preserve">Try it yourself</w:t>
+      </w:r>
+    </w:p>
+    <w:p>
+      <w:pPr>
+        <w:spacing w:after="140" w:before="0" w:line="300"/>
+      </w:pPr>
+      <w:r>
+        <w:rPr>
+          <w:sz w:val="24"/>
+          <w:szCs w:val="24"/>
+        </w:rPr>
+        <w:t xml:space="preserve">A group is filling in their three lists. Is each one written well, or does it need fixing? Circle your answer, then check at the back of the book.</w:t>
+      </w:r>
+    </w:p>
+    <w:p>
+      <w:pPr>
+        <w:keepNext/>
+        <w:spacing w:after="20" w:before="80" w:line="300"/>
+      </w:pPr>
+      <w:r>
+        <w:rPr>
+          <w:sz w:val="24"/>
+          <w:szCs w:val="24"/>
+        </w:rPr>
+        <w:t xml:space="preserve">1.   Power: the monsoon rain.</w:t>
+      </w:r>
+    </w:p>
+    <w:p>
+      <w:pPr>
+        <w:spacing w:after="60" w:line="280"/>
+        <w:ind w:left="340"/>
+      </w:pPr>
+      <w:r>
+        <w:rPr>
+          <w:color w:val="7A3B69"/>
+          <w:sz w:val="24"/>
+          <w:szCs w:val="24"/>
+        </w:rPr>
+        <w:t xml:space="preserve">○  </w:t>
+      </w:r>
+      <w:r>
+        <w:rPr>
+          <w:sz w:val="24"/>
+          <w:szCs w:val="24"/>
+        </w:rPr>
+        <w:t xml:space="preserve">written well      </w:t>
+      </w:r>
+      <w:r>
+        <w:rPr>
+          <w:color w:val="7A3B69"/>
+          <w:sz w:val="24"/>
+          <w:szCs w:val="24"/>
+        </w:rPr>
+        <w:t xml:space="preserve">○  </w:t>
+      </w:r>
+      <w:r>
+        <w:rPr>
+          <w:sz w:val="24"/>
+          <w:szCs w:val="24"/>
+        </w:rPr>
+        <w:t xml:space="preserve">needs fixing      </w:t>
+      </w:r>
+    </w:p>
+    <w:p>
+      <w:pPr>
+        <w:keepNext/>
+        <w:spacing w:after="20" w:before="80" w:line="300"/>
+      </w:pPr>
+      <w:r>
+        <w:rPr>
+          <w:sz w:val="24"/>
+          <w:szCs w:val="24"/>
+        </w:rPr>
+        <w:t xml:space="preserve">2.   Beliefs: the people who cut trees do not care about anybody.</w:t>
+      </w:r>
+    </w:p>
+    <w:p>
+      <w:pPr>
+        <w:spacing w:after="60" w:line="280"/>
+        <w:ind w:left="340"/>
+      </w:pPr>
+      <w:r>
+        <w:rPr>
+          <w:color w:val="7A3B69"/>
+          <w:sz w:val="24"/>
+          <w:szCs w:val="24"/>
+        </w:rPr>
+        <w:t xml:space="preserve">○  </w:t>
+      </w:r>
+      <w:r>
+        <w:rPr>
+          <w:sz w:val="24"/>
+          <w:szCs w:val="24"/>
+        </w:rPr>
+        <w:t xml:space="preserve">written well      </w:t>
+      </w:r>
+      <w:r>
+        <w:rPr>
+          <w:color w:val="7A3B69"/>
+          <w:sz w:val="24"/>
+          <w:szCs w:val="24"/>
+        </w:rPr>
+        <w:t xml:space="preserve">○  </w:t>
+      </w:r>
+      <w:r>
+        <w:rPr>
+          <w:sz w:val="24"/>
+          <w:szCs w:val="24"/>
+        </w:rPr>
+        <w:t xml:space="preserve">needs fixing      </w:t>
+      </w:r>
+    </w:p>
+    <w:p>
+      <w:pPr>
+        <w:keepNext/>
+        <w:spacing w:after="20" w:before="80" w:line="300"/>
+      </w:pPr>
+      <w:r>
+        <w:rPr>
+          <w:sz w:val="24"/>
+          <w:szCs w:val="24"/>
+        </w:rPr>
+        <w:t xml:space="preserve">3.   Helped or hurt: the families whose shelters are below the bare slope are hurt most when it rains.</w:t>
+      </w:r>
+    </w:p>
+    <w:p>
+      <w:pPr>
+        <w:spacing w:after="60" w:line="280"/>
+        <w:ind w:left="340"/>
+      </w:pPr>
+      <w:r>
+        <w:rPr>
+          <w:color w:val="7A3B69"/>
+          <w:sz w:val="24"/>
+          <w:szCs w:val="24"/>
+        </w:rPr>
+        <w:t xml:space="preserve">○  </w:t>
+      </w:r>
+      <w:r>
+        <w:rPr>
+          <w:sz w:val="24"/>
+          <w:szCs w:val="24"/>
+        </w:rPr>
+        <w:t xml:space="preserve">written well      </w:t>
+      </w:r>
+      <w:r>
+        <w:rPr>
+          <w:color w:val="7A3B69"/>
+          <w:sz w:val="24"/>
+          <w:szCs w:val="24"/>
+        </w:rPr>
+        <w:t xml:space="preserve">○  </w:t>
+      </w:r>
+      <w:r>
+        <w:rPr>
+          <w:sz w:val="24"/>
+          <w:szCs w:val="24"/>
+        </w:rPr>
+        <w:t xml:space="preserve">needs fixing      </w:t>
+      </w:r>
+    </w:p>
+    <w:p>
+      <w:pPr>
+        <w:keepNext/>
+        <w:spacing w:after="20" w:before="80" w:line="300"/>
+      </w:pPr>
+      <w:r>
+        <w:rPr>
+          <w:sz w:val="24"/>
+          <w:szCs w:val="24"/>
+        </w:rPr>
+        <w:t xml:space="preserve">4.   Power: us — we can plant, and we can tell people what we found.</w:t>
+      </w:r>
+    </w:p>
+    <w:p>
+      <w:pPr>
+        <w:spacing w:after="60" w:line="280"/>
+        <w:ind w:left="340"/>
+      </w:pPr>
+      <w:r>
+        <w:rPr>
+          <w:color w:val="7A3B69"/>
+          <w:sz w:val="24"/>
+          <w:szCs w:val="24"/>
+        </w:rPr>
+        <w:t xml:space="preserve">○  </w:t>
+      </w:r>
+      <w:r>
+        <w:rPr>
+          <w:sz w:val="24"/>
+          <w:szCs w:val="24"/>
+        </w:rPr>
+        <w:t xml:space="preserve">written well      </w:t>
+      </w:r>
+      <w:r>
+        <w:rPr>
+          <w:color w:val="7A3B69"/>
+          <w:sz w:val="24"/>
+          <w:szCs w:val="24"/>
+        </w:rPr>
+        <w:t xml:space="preserve">○  </w:t>
+      </w:r>
+      <w:r>
+        <w:rPr>
+          <w:sz w:val="24"/>
+          <w:szCs w:val="24"/>
+        </w:rPr>
+        <w:t xml:space="preserve">needs fixing      </w:t>
+      </w:r>
+    </w:p>
+    <w:p>
+      <w:pPr>
+        <w:spacing w:after="140" w:before="60" w:line="300"/>
+      </w:pPr>
+      <w:r>
+        <w:rPr>
+          <w:sz w:val="24"/>
+          <w:szCs w:val="24"/>
+        </w:rPr>
+        <w:t xml:space="preserve">Now look at our own three lists. Is anything on them name-calling instead of a belief? Fix it. And check: are WE on the power list?</w:t>
+      </w:r>
+    </w:p>
+    <w:p>
+      <w:pPr>
+        <w:spacing w:after="140" w:before="80" w:line="300"/>
+      </w:pPr>
+      <w:r>
+        <w:rPr>
+          <w:b/>
+          <w:bCs/>
+          <w:color w:val="5A6473"/>
+          <w:sz w:val="20"/>
+          <w:szCs w:val="20"/>
+        </w:rPr>
+        <w:t xml:space="preserve">The answers are at the back of your book, on the "Answers — try it yourself" page. Try it first, then check.</w:t>
+      </w:r>
+    </w:p>
     <w:p>
       <w:pPr>
         <w:keepNext/>
@@ -27341,6 +30225,756 @@
         <w:rPr>
           <w:b/>
           <w:bCs/>
+          <w:color w:val="FFFFFF"/>
+          <w:spacing w:val="30"/>
+          <w:sz w:val="16"/>
+          <w:szCs w:val="16"/>
+          <w:shd w:fill="7A3B69" w:val="clear"/>
+        </w:rPr>
+        <w:t xml:space="preserve">  LEARN IT  </w:t>
+      </w:r>
+      <w:r>
+        <w:rPr>
+          <w:b/>
+          <w:bCs/>
+          <w:color w:val="7A3B69"/>
+          <w:spacing w:val="30"/>
+          <w:sz w:val="16"/>
+          <w:szCs w:val="16"/>
+        </w:rPr>
+        <w:t xml:space="preserve">   FROM FINDINGS TO INSIGHTS</w:t>
+      </w:r>
+    </w:p>
+    <w:p>
+      <w:pPr>
+        <w:pStyle w:val="Heading2"/>
+        <w:keepNext/>
+        <w:spacing w:after="180" w:before="160"/>
+      </w:pPr>
+      <w:r>
+        <w:rPr>
+          <w:b/>
+          <w:bCs/>
+          <w:color w:val="1F3A5F"/>
+          <w:sz w:val="38"/>
+          <w:szCs w:val="38"/>
+        </w:rPr>
+        <w:t xml:space="preserve">How to find what our evidence MEANS</w:t>
+      </w:r>
+    </w:p>
+    <w:p>
+      <w:pPr>
+        <w:spacing w:after="140" w:before="0" w:line="300"/>
+      </w:pPr>
+      <w:r>
+        <w:rPr>
+          <w:sz w:val="22"/>
+          <w:szCs w:val="22"/>
+        </w:rPr>
+        <w:t xml:space="preserve">We have gathered a lot. Now we have to work out what it means. This is the most important thing we will do, and it is the part only WE can do — nobody can do it for us.</w:t>
+      </w:r>
+    </w:p>
+    <w:p>
+      <w:pPr>
+        <w:pStyle w:val="Heading3"/>
+        <w:keepNext/>
+        <w:spacing w:after="80" w:before="220"/>
+      </w:pPr>
+      <w:r>
+        <w:rPr>
+          <w:b/>
+          <w:bCs/>
+          <w:color w:val="1F3A5F"/>
+          <w:sz w:val="24"/>
+          <w:szCs w:val="24"/>
+        </w:rPr>
+        <w:t xml:space="preserve">A finding, and an insight</w:t>
+      </w:r>
+    </w:p>
+    <w:p>
+      <w:pPr>
+        <w:spacing w:after="140" w:before="0" w:line="300"/>
+      </w:pPr>
+      <w:r>
+        <w:rPr>
+          <w:sz w:val="22"/>
+          <w:szCs w:val="22"/>
+        </w:rPr>
+        <w:t xml:space="preserve">A finding is what our evidence says. It is a report.</w:t>
+      </w:r>
+    </w:p>
+    <w:p>
+      <w:pPr>
+        <w:spacing w:after="140" w:before="0" w:line="300"/>
+      </w:pPr>
+      <w:r>
+        <w:rPr>
+          <w:sz w:val="22"/>
+          <w:szCs w:val="22"/>
+        </w:rPr>
+        <w:t xml:space="preserve">Finding: "Seven of the eleven people we asked said the hill floods more than it used to."</w:t>
+      </w:r>
+    </w:p>
+    <w:p>
+      <w:pPr>
+        <w:spacing w:after="140" w:before="0" w:line="300"/>
+      </w:pPr>
+      <w:r>
+        <w:rPr>
+          <w:sz w:val="22"/>
+          <w:szCs w:val="22"/>
+        </w:rPr>
+        <w:t xml:space="preserve">An insight is what our evidence MEANS, and why it matters.</w:t>
+      </w:r>
+    </w:p>
+    <w:p>
+      <w:pPr>
+        <w:spacing w:after="140" w:before="0" w:line="300"/>
+      </w:pPr>
+      <w:r>
+        <w:rPr>
+          <w:sz w:val="22"/>
+          <w:szCs w:val="22"/>
+        </w:rPr>
+        <w:t xml:space="preserve">Insight: "The flooding got worse after the trees went, so the water is not the real problem — the bare slope is. That means planting on the slope would help more than digging a bigger drain."</w:t>
+      </w:r>
+    </w:p>
+    <w:p>
+      <w:pPr>
+        <w:pStyle w:val="Heading3"/>
+        <w:keepNext/>
+        <w:spacing w:after="80" w:before="220"/>
+      </w:pPr>
+      <w:r>
+        <w:rPr>
+          <w:b/>
+          <w:bCs/>
+          <w:color w:val="1F3A5F"/>
+          <w:sz w:val="24"/>
+          <w:szCs w:val="24"/>
+        </w:rPr>
+        <w:t xml:space="preserve">The two little words</w:t>
+      </w:r>
+    </w:p>
+    <w:p>
+      <w:pPr>
+        <w:spacing w:after="140" w:before="0" w:line="300"/>
+      </w:pPr>
+      <w:r>
+        <w:rPr>
+          <w:sz w:val="22"/>
+          <w:szCs w:val="22"/>
+        </w:rPr>
+        <w:t xml:space="preserve">Look at the insight again. It has two words the finding does not have.</w:t>
+      </w:r>
+    </w:p>
+    <w:p>
+      <w:pPr>
+        <w:pStyle w:val="ListParagraph"/>
+        <w:numPr>
+          <w:ilvl w:val="0"/>
+          <w:numId w:val="1"/>
+        </w:numPr>
+        <w:spacing w:after="80" w:line="300"/>
+      </w:pPr>
+      <w:r>
+        <w:rPr>
+          <w:sz w:val="22"/>
+          <w:szCs w:val="22"/>
+        </w:rPr>
+        <w:t xml:space="preserve">so — what this means.</w:t>
+      </w:r>
+    </w:p>
+    <w:p>
+      <w:pPr>
+        <w:pStyle w:val="ListParagraph"/>
+        <w:numPr>
+          <w:ilvl w:val="0"/>
+          <w:numId w:val="1"/>
+        </w:numPr>
+        <w:spacing w:after="80" w:line="300"/>
+      </w:pPr>
+      <w:r>
+        <w:rPr>
+          <w:sz w:val="22"/>
+          <w:szCs w:val="22"/>
+        </w:rPr>
+        <w:t xml:space="preserve">because — the evidence it stands on.</w:t>
+      </w:r>
+    </w:p>
+    <w:p>
+      <w:pPr>
+        <w:spacing w:after="140" w:before="0" w:line="300"/>
+      </w:pPr>
+      <w:r>
+        <w:rPr>
+          <w:sz w:val="22"/>
+          <w:szCs w:val="22"/>
+        </w:rPr>
+        <w:t xml:space="preserve">Every insight needs both. If you cannot say "so", you have only a report. If you cannot say "because", you have only an opinion.</w:t>
+      </w:r>
+    </w:p>
+    <w:p>
+      <w:pPr>
+        <w:pStyle w:val="Heading3"/>
+        <w:keepNext/>
+        <w:spacing w:after="80" w:before="220"/>
+      </w:pPr>
+      <w:r>
+        <w:rPr>
+          <w:b/>
+          <w:bCs/>
+          <w:color w:val="1F3A5F"/>
+          <w:sz w:val="24"/>
+          <w:szCs w:val="24"/>
+        </w:rPr>
+        <w:t xml:space="preserve">Use this frame</w:t>
+      </w:r>
+    </w:p>
+    <w:p>
+      <w:pPr>
+        <w:spacing w:after="140" w:before="0" w:line="300"/>
+      </w:pPr>
+      <w:r>
+        <w:rPr>
+          <w:sz w:val="22"/>
+          <w:szCs w:val="22"/>
+        </w:rPr>
+        <w:t xml:space="preserve">Many people said / I saw ______ , so I think ______ , because ______ .</w:t>
+      </w:r>
+    </w:p>
+    <w:p>
+      <w:pPr>
+        <w:pStyle w:val="Heading3"/>
+        <w:keepNext/>
+        <w:spacing w:after="80" w:before="220"/>
+      </w:pPr>
+      <w:r>
+        <w:rPr>
+          <w:b/>
+          <w:bCs/>
+          <w:color w:val="1F3A5F"/>
+          <w:sz w:val="24"/>
+          <w:szCs w:val="24"/>
+        </w:rPr>
+        <w:t xml:space="preserve">Be honest about how much we know</w:t>
+      </w:r>
+    </w:p>
+    <w:p>
+      <w:pPr>
+        <w:spacing w:after="140" w:before="0" w:line="300"/>
+      </w:pPr>
+      <w:r>
+        <w:rPr>
+          <w:sz w:val="22"/>
+          <w:szCs w:val="22"/>
+        </w:rPr>
+        <w:t xml:space="preserve">We asked a few people. We did not ask everyone. So we say:</w:t>
+      </w:r>
+    </w:p>
+    <w:p>
+      <w:pPr>
+        <w:pStyle w:val="ListParagraph"/>
+        <w:numPr>
+          <w:ilvl w:val="0"/>
+          <w:numId w:val="1"/>
+        </w:numPr>
+        <w:spacing w:after="80" w:line="300"/>
+      </w:pPr>
+      <w:r>
+        <w:rPr>
+          <w:sz w:val="22"/>
+          <w:szCs w:val="22"/>
+        </w:rPr>
+        <w:t xml:space="preserve">"The people we asked said…" — not "everyone says…"</w:t>
+      </w:r>
+    </w:p>
+    <w:p>
+      <w:pPr>
+        <w:pStyle w:val="ListParagraph"/>
+        <w:numPr>
+          <w:ilvl w:val="0"/>
+          <w:numId w:val="1"/>
+        </w:numPr>
+        <w:spacing w:after="80" w:line="300"/>
+      </w:pPr>
+      <w:r>
+        <w:rPr>
+          <w:sz w:val="22"/>
+          <w:szCs w:val="22"/>
+        </w:rPr>
+        <w:t xml:space="preserve">"On the slope we looked at…" — not "on all the hills…"</w:t>
+      </w:r>
+    </w:p>
+    <w:p>
+      <w:pPr>
+        <w:spacing w:after="140" w:before="0" w:line="300"/>
+      </w:pPr>
+      <w:r>
+        <w:rPr>
+          <w:sz w:val="22"/>
+          <w:szCs w:val="22"/>
+        </w:rPr>
+        <w:t xml:space="preserve">Saying exactly how much we know is what makes people trust us. It is not a weakness. A researcher who says "we only asked eleven people" is stronger than one who pretends they asked a thousand.</w:t>
+      </w:r>
+    </w:p>
+    <w:p>
+      <w:pPr>
+        <w:pStyle w:val="Heading3"/>
+        <w:keepNext/>
+        <w:spacing w:after="80" w:before="220"/>
+      </w:pPr>
+      <w:r>
+        <w:rPr>
+          <w:b/>
+          <w:bCs/>
+          <w:color w:val="1F3A5F"/>
+          <w:sz w:val="24"/>
+          <w:szCs w:val="24"/>
+        </w:rPr>
+        <w:t xml:space="preserve">Opinion is not the same as insight</w:t>
+      </w:r>
+    </w:p>
+    <w:p>
+      <w:pPr>
+        <w:spacing w:after="140" w:before="0" w:line="300"/>
+      </w:pPr>
+      <w:r>
+        <w:rPr>
+          <w:sz w:val="22"/>
+          <w:szCs w:val="22"/>
+        </w:rPr>
+        <w:t xml:space="preserve">"People should stop cutting trees" is an opinion. You might have thought it before we started.</w:t>
+      </w:r>
+    </w:p>
+    <w:p>
+      <w:pPr>
+        <w:spacing w:after="140" w:before="0" w:line="300"/>
+      </w:pPr>
+      <w:r>
+        <w:rPr>
+          <w:sz w:val="22"/>
+          <w:szCs w:val="22"/>
+        </w:rPr>
+        <w:t xml:space="preserve">An insight is something the EVIDENCE taught us. Ask yourself: which piece of what we found made me think this? If the answer is nothing, it is an opinion. Keep it — but keep it in a different place.</w:t>
+      </w:r>
+    </w:p>
+    <w:tbl>
+      <w:tblPr>
+        <w:tblW w:type="pct" w:w="100%"/>
+        <w:tblBorders>
+          <w:top w:val="none"/>
+          <w:left w:val="single" w:color="1F3A5F" w:sz="18"/>
+          <w:bottom w:val="none"/>
+          <w:right w:val="none"/>
+          <w:insideH w:val="none"/>
+          <w:insideV w:val="none"/>
+        </w:tblBorders>
+      </w:tblPr>
+      <w:tblGrid>
+        <w:gridCol w:w="9070"/>
+      </w:tblGrid>
+      <w:tr>
+        <w:tc>
+          <w:tcPr>
+            <w:tcW w:type="dxa" w:w="9070"/>
+            <w:tcMar>
+              <w:top w:type="dxa" w:w="100"/>
+              <w:left w:type="dxa" w:w="200"/>
+              <w:bottom w:type="dxa" w:w="100"/>
+              <w:right w:type="dxa" w:w="120"/>
+            </w:tcMar>
+          </w:tcPr>
+          <w:p>
+            <w:pPr>
+              <w:spacing w:after="80"/>
+            </w:pPr>
+            <w:r>
+              <w:rPr>
+                <w:b/>
+                <w:bCs/>
+                <w:color w:val="1F3A5F"/>
+                <w:spacing w:val="24"/>
+                <w:sz w:val="17"/>
+                <w:szCs w:val="17"/>
+              </w:rPr>
+              <w:t xml:space="preserve">NEW WORDS FOR OUR WORD WALL</w:t>
+            </w:r>
+          </w:p>
+          <w:p>
+            <w:pPr>
+              <w:spacing w:after="60" w:line="280"/>
+            </w:pPr>
+            <w:r>
+              <w:rPr>
+                <w:sz w:val="21"/>
+                <w:szCs w:val="21"/>
+              </w:rPr>
+              <w:t xml:space="preserve">finding — what our evidence says — a report of what we found</w:t>
+            </w:r>
+          </w:p>
+          <w:p>
+            <w:pPr>
+              <w:spacing w:after="60" w:line="280"/>
+            </w:pPr>
+            <w:r>
+              <w:rPr>
+                <w:sz w:val="21"/>
+                <w:szCs w:val="21"/>
+              </w:rPr>
+              <w:t xml:space="preserve">insight — what our evidence MEANS, and why it matters</w:t>
+            </w:r>
+          </w:p>
+          <w:p>
+            <w:pPr>
+              <w:spacing w:after="60" w:line="280"/>
+            </w:pPr>
+            <w:r>
+              <w:rPr>
+                <w:sz w:val="21"/>
+                <w:szCs w:val="21"/>
+              </w:rPr>
+              <w:t xml:space="preserve">opinion — what someone thinks, without evidence for it</w:t>
+            </w:r>
+          </w:p>
+          <w:p>
+            <w:pPr>
+              <w:spacing w:after="60" w:line="280"/>
+            </w:pPr>
+            <w:r>
+              <w:rPr>
+                <w:sz w:val="21"/>
+                <w:szCs w:val="21"/>
+              </w:rPr>
+              <w:t xml:space="preserve">overclaim — to say we know more than our evidence really shows</w:t>
+            </w:r>
+          </w:p>
+        </w:tc>
+      </w:tr>
+    </w:tbl>
+    <w:p>
+      <w:pPr>
+        <w:spacing w:after="60" w:before="200"/>
+      </w:pPr>
+      <w:r>
+        <w:rPr>
+          <w:b/>
+          <w:bCs/>
+          <w:color w:val="7A3B69"/>
+          <w:sz w:val="23"/>
+          <w:szCs w:val="23"/>
+        </w:rPr>
+        <w:t xml:space="preserve">Try it yourself</w:t>
+      </w:r>
+    </w:p>
+    <w:p>
+      <w:pPr>
+        <w:spacing w:after="140" w:before="0" w:line="300"/>
+      </w:pPr>
+      <w:r>
+        <w:rPr>
+          <w:sz w:val="24"/>
+          <w:szCs w:val="24"/>
+        </w:rPr>
+        <w:t xml:space="preserve">Read each one. Is it a finding, an insight, or an opinion? Circle your answer. Then check at the back of the book.</w:t>
+      </w:r>
+    </w:p>
+    <w:p>
+      <w:pPr>
+        <w:keepNext/>
+        <w:spacing w:after="20" w:before="80" w:line="300"/>
+      </w:pPr>
+      <w:r>
+        <w:rPr>
+          <w:sz w:val="24"/>
+          <w:szCs w:val="24"/>
+        </w:rPr>
+        <w:t xml:space="preserve">1.   Nine of the fifteen people we asked remember trees on the hill when they were small.</w:t>
+      </w:r>
+    </w:p>
+    <w:p>
+      <w:pPr>
+        <w:spacing w:after="60" w:line="280"/>
+        <w:ind w:left="340"/>
+      </w:pPr>
+      <w:r>
+        <w:rPr>
+          <w:color w:val="7A3B69"/>
+          <w:sz w:val="24"/>
+          <w:szCs w:val="24"/>
+        </w:rPr>
+        <w:t xml:space="preserve">○  </w:t>
+      </w:r>
+      <w:r>
+        <w:rPr>
+          <w:sz w:val="24"/>
+          <w:szCs w:val="24"/>
+        </w:rPr>
+        <w:t xml:space="preserve">finding      </w:t>
+      </w:r>
+      <w:r>
+        <w:rPr>
+          <w:color w:val="7A3B69"/>
+          <w:sz w:val="24"/>
+          <w:szCs w:val="24"/>
+        </w:rPr>
+        <w:t xml:space="preserve">○  </w:t>
+      </w:r>
+      <w:r>
+        <w:rPr>
+          <w:sz w:val="24"/>
+          <w:szCs w:val="24"/>
+        </w:rPr>
+        <w:t xml:space="preserve">insight      </w:t>
+      </w:r>
+      <w:r>
+        <w:rPr>
+          <w:color w:val="7A3B69"/>
+          <w:sz w:val="24"/>
+          <w:szCs w:val="24"/>
+        </w:rPr>
+        <w:t xml:space="preserve">○  </w:t>
+      </w:r>
+      <w:r>
+        <w:rPr>
+          <w:sz w:val="24"/>
+          <w:szCs w:val="24"/>
+        </w:rPr>
+        <w:t xml:space="preserve">opinion      </w:t>
+      </w:r>
+    </w:p>
+    <w:p>
+      <w:pPr>
+        <w:keepNext/>
+        <w:spacing w:after="20" w:before="80" w:line="300"/>
+      </w:pPr>
+      <w:r>
+        <w:rPr>
+          <w:sz w:val="24"/>
+          <w:szCs w:val="24"/>
+        </w:rPr>
+        <w:t xml:space="preserve">2.   The government should plant more trees.</w:t>
+      </w:r>
+    </w:p>
+    <w:p>
+      <w:pPr>
+        <w:spacing w:after="60" w:line="280"/>
+        <w:ind w:left="340"/>
+      </w:pPr>
+      <w:r>
+        <w:rPr>
+          <w:color w:val="7A3B69"/>
+          <w:sz w:val="24"/>
+          <w:szCs w:val="24"/>
+        </w:rPr>
+        <w:t xml:space="preserve">○  </w:t>
+      </w:r>
+      <w:r>
+        <w:rPr>
+          <w:sz w:val="24"/>
+          <w:szCs w:val="24"/>
+        </w:rPr>
+        <w:t xml:space="preserve">finding      </w:t>
+      </w:r>
+      <w:r>
+        <w:rPr>
+          <w:color w:val="7A3B69"/>
+          <w:sz w:val="24"/>
+          <w:szCs w:val="24"/>
+        </w:rPr>
+        <w:t xml:space="preserve">○  </w:t>
+      </w:r>
+      <w:r>
+        <w:rPr>
+          <w:sz w:val="24"/>
+          <w:szCs w:val="24"/>
+        </w:rPr>
+        <w:t xml:space="preserve">insight      </w:t>
+      </w:r>
+      <w:r>
+        <w:rPr>
+          <w:color w:val="7A3B69"/>
+          <w:sz w:val="24"/>
+          <w:szCs w:val="24"/>
+        </w:rPr>
+        <w:t xml:space="preserve">○  </w:t>
+      </w:r>
+      <w:r>
+        <w:rPr>
+          <w:sz w:val="24"/>
+          <w:szCs w:val="24"/>
+        </w:rPr>
+        <w:t xml:space="preserve">opinion      </w:t>
+      </w:r>
+    </w:p>
+    <w:p>
+      <w:pPr>
+        <w:keepNext/>
+        <w:spacing w:after="20" w:before="80" w:line="300"/>
+      </w:pPr>
+      <w:r>
+        <w:rPr>
+          <w:sz w:val="24"/>
+          <w:szCs w:val="24"/>
+        </w:rPr>
+        <w:t xml:space="preserve">3.   The people we asked remember trees on the hill, so the hill has changed within one lifetime — which means it could change back, because grass and roots grow fast.</w:t>
+      </w:r>
+    </w:p>
+    <w:p>
+      <w:pPr>
+        <w:spacing w:after="60" w:line="280"/>
+        <w:ind w:left="340"/>
+      </w:pPr>
+      <w:r>
+        <w:rPr>
+          <w:color w:val="7A3B69"/>
+          <w:sz w:val="24"/>
+          <w:szCs w:val="24"/>
+        </w:rPr>
+        <w:t xml:space="preserve">○  </w:t>
+      </w:r>
+      <w:r>
+        <w:rPr>
+          <w:sz w:val="24"/>
+          <w:szCs w:val="24"/>
+        </w:rPr>
+        <w:t xml:space="preserve">finding      </w:t>
+      </w:r>
+      <w:r>
+        <w:rPr>
+          <w:color w:val="7A3B69"/>
+          <w:sz w:val="24"/>
+          <w:szCs w:val="24"/>
+        </w:rPr>
+        <w:t xml:space="preserve">○  </w:t>
+      </w:r>
+      <w:r>
+        <w:rPr>
+          <w:sz w:val="24"/>
+          <w:szCs w:val="24"/>
+        </w:rPr>
+        <w:t xml:space="preserve">insight      </w:t>
+      </w:r>
+      <w:r>
+        <w:rPr>
+          <w:color w:val="7A3B69"/>
+          <w:sz w:val="24"/>
+          <w:szCs w:val="24"/>
+        </w:rPr>
+        <w:t xml:space="preserve">○  </w:t>
+      </w:r>
+      <w:r>
+        <w:rPr>
+          <w:sz w:val="24"/>
+          <w:szCs w:val="24"/>
+        </w:rPr>
+        <w:t xml:space="preserve">opinion      </w:t>
+      </w:r>
+    </w:p>
+    <w:p>
+      <w:pPr>
+        <w:keepNext/>
+        <w:spacing w:after="20" w:before="80" w:line="300"/>
+      </w:pPr>
+      <w:r>
+        <w:rPr>
+          <w:sz w:val="24"/>
+          <w:szCs w:val="24"/>
+        </w:rPr>
+        <w:t xml:space="preserve">4.   Everyone in the camp knows the hills are dangerous.</w:t>
+      </w:r>
+    </w:p>
+    <w:p>
+      <w:pPr>
+        <w:spacing w:after="60" w:line="280"/>
+        <w:ind w:left="340"/>
+      </w:pPr>
+      <w:r>
+        <w:rPr>
+          <w:color w:val="7A3B69"/>
+          <w:sz w:val="24"/>
+          <w:szCs w:val="24"/>
+        </w:rPr>
+        <w:t xml:space="preserve">○  </w:t>
+      </w:r>
+      <w:r>
+        <w:rPr>
+          <w:sz w:val="24"/>
+          <w:szCs w:val="24"/>
+        </w:rPr>
+        <w:t xml:space="preserve">finding      </w:t>
+      </w:r>
+      <w:r>
+        <w:rPr>
+          <w:color w:val="7A3B69"/>
+          <w:sz w:val="24"/>
+          <w:szCs w:val="24"/>
+        </w:rPr>
+        <w:t xml:space="preserve">○  </w:t>
+      </w:r>
+      <w:r>
+        <w:rPr>
+          <w:sz w:val="24"/>
+          <w:szCs w:val="24"/>
+        </w:rPr>
+        <w:t xml:space="preserve">insight      </w:t>
+      </w:r>
+      <w:r>
+        <w:rPr>
+          <w:color w:val="7A3B69"/>
+          <w:sz w:val="24"/>
+          <w:szCs w:val="24"/>
+        </w:rPr>
+        <w:t xml:space="preserve">○  </w:t>
+      </w:r>
+      <w:r>
+        <w:rPr>
+          <w:sz w:val="24"/>
+          <w:szCs w:val="24"/>
+        </w:rPr>
+        <w:t xml:space="preserve">opinion      </w:t>
+      </w:r>
+    </w:p>
+    <w:p>
+      <w:pPr>
+        <w:spacing w:after="140" w:before="60" w:line="300"/>
+      </w:pPr>
+      <w:r>
+        <w:rPr>
+          <w:sz w:val="24"/>
+          <w:szCs w:val="24"/>
+        </w:rPr>
+        <w:t xml:space="preserve">Now take one thing WE found, and write it three ways: as a finding, then as an insight using the frame, then say out loud how you would keep it honest.</w:t>
+      </w:r>
+    </w:p>
+    <w:p>
+      <w:pPr>
+        <w:spacing w:after="140" w:before="80" w:line="300"/>
+      </w:pPr>
+      <w:r>
+        <w:rPr>
+          <w:b/>
+          <w:bCs/>
+          <w:color w:val="5A6473"/>
+          <w:sz w:val="20"/>
+          <w:szCs w:val="20"/>
+        </w:rPr>
+        <w:t xml:space="preserve">The answers are at the back of your book, on the "Answers — try it yourself" page. Try it first, then check.</w:t>
+      </w:r>
+    </w:p>
+    <w:p>
+      <w:pPr>
+        <w:keepNext/>
+        <w:pageBreakBefore/>
+        <w:pBdr>
+          <w:bottom w:val="single" w:color="B9B3A6" w:sz="4"/>
+        </w:pBdr>
+        <w:spacing w:after="60"/>
+      </w:pPr>
+      <w:r>
+        <w:rPr>
+          <w:b/>
+          <w:bCs/>
           <w:color w:val="7A3B69"/>
           <w:spacing w:val="30"/>
           <w:sz w:val="16"/>
@@ -31744,6 +35378,671 @@
           <w:szCs w:val="21"/>
         </w:rPr>
         <w:t xml:space="preserve">Open, and the strongest kind — it asks about something they really saw, on a day they remember.</w:t>
+      </w:r>
+    </w:p>
+    <w:p>
+      <w:pPr>
+        <w:pBdr>
+          <w:bottom w:val="single" w:color="B9B3A6" w:sz="4"/>
+        </w:pBdr>
+        <w:spacing w:after="180" w:before="60"/>
+      </w:pPr>
+    </w:p>
+    <w:p>
+      <w:pPr>
+        <w:pStyle w:val="Heading2"/>
+        <w:keepNext/>
+        <w:spacing w:after="100" w:before="280"/>
+      </w:pPr>
+      <w:r>
+        <w:rPr>
+          <w:b/>
+          <w:bCs/>
+          <w:color w:val="7A3B69"/>
+          <w:sz w:val="28"/>
+          <w:szCs w:val="28"/>
+        </w:rPr>
+        <w:t xml:space="preserve">How to weigh a source</w:t>
+      </w:r>
+    </w:p>
+    <w:p>
+      <w:pPr>
+        <w:spacing w:after="30" w:before="80" w:line="300"/>
+      </w:pPr>
+      <w:r>
+        <w:rPr>
+          <w:b/>
+          <w:bCs/>
+          <w:sz w:val="21"/>
+          <w:szCs w:val="21"/>
+        </w:rPr>
+        <w:t xml:space="preserve">1.   An old woman who has lived on this hill since before the camps: "there were big trees all the way up. I watched them go."</w:t>
+      </w:r>
+    </w:p>
+    <w:p>
+      <w:pPr>
+        <w:spacing w:after="40" w:before="0" w:line="300"/>
+      </w:pPr>
+      <w:r>
+        <w:rPr>
+          <w:color w:val="3F4A34"/>
+          <w:sz w:val="21"/>
+          <w:szCs w:val="21"/>
+        </w:rPr>
+        <w:t xml:space="preserve">Strong. She saw it herself, over a long time, and she has no reason to shape the story. This is exactly the kind of evidence people wrongly ignore because it is not printed.</w:t>
+      </w:r>
+    </w:p>
+    <w:p>
+      <w:pPr>
+        <w:spacing w:after="30" w:before="80" w:line="300"/>
+      </w:pPr>
+      <w:r>
+        <w:rPr>
+          <w:b/>
+          <w:bCs/>
+          <w:sz w:val="21"/>
+          <w:szCs w:val="21"/>
+        </w:rPr>
+        <w:t xml:space="preserve">2.   A tree-planting company's website: "trees stop erosion completely."</w:t>
+      </w:r>
+    </w:p>
+    <w:p>
+      <w:pPr>
+        <w:spacing w:after="40" w:before="0" w:line="300"/>
+      </w:pPr>
+      <w:r>
+        <w:rPr>
+          <w:color w:val="3F4A34"/>
+          <w:sz w:val="21"/>
+          <w:szCs w:val="21"/>
+        </w:rPr>
+        <w:t xml:space="preserve">Weak. They are selling trees, so they tell the good half — and "completely" is a warning sign. Useful for finding out what to check, not for building on.</w:t>
+      </w:r>
+    </w:p>
+    <w:p>
+      <w:pPr>
+        <w:spacing w:after="30" w:before="80" w:line="300"/>
+      </w:pPr>
+      <w:r>
+        <w:rPr>
+          <w:b/>
+          <w:bCs/>
+          <w:sz w:val="21"/>
+          <w:szCs w:val="21"/>
+        </w:rPr>
+        <w:t xml:space="preserve">3.   A study by four scientists who measured the temperature of cut and uncut land for two years, and say who paid for it.</w:t>
+      </w:r>
+    </w:p>
+    <w:p>
+      <w:pPr>
+        <w:spacing w:after="40" w:before="0" w:line="300"/>
+      </w:pPr>
+      <w:r>
+        <w:rPr>
+          <w:color w:val="3F4A34"/>
+          <w:sz w:val="21"/>
+          <w:szCs w:val="21"/>
+        </w:rPr>
+        <w:t xml:space="preserve">Strong. They measured it, they say how, and they say who paid — which lets us judge for ourselves. Saying how you know is what makes a source strong.</w:t>
+      </w:r>
+    </w:p>
+    <w:p>
+      <w:pPr>
+        <w:spacing w:after="30" w:before="80" w:line="300"/>
+      </w:pPr>
+      <w:r>
+        <w:rPr>
+          <w:b/>
+          <w:bCs/>
+          <w:sz w:val="21"/>
+          <w:szCs w:val="21"/>
+        </w:rPr>
+        <w:t xml:space="preserve">4.   A boy in our group: "my cousin said the whole hill is going to come down next monsoon."</w:t>
+      </w:r>
+    </w:p>
+    <w:p>
+      <w:pPr>
+        <w:spacing w:after="40" w:before="0" w:line="300"/>
+      </w:pPr>
+      <w:r>
+        <w:rPr>
+          <w:color w:val="3F4A34"/>
+          <w:sz w:val="21"/>
+          <w:szCs w:val="21"/>
+        </w:rPr>
+        <w:t xml:space="preserve">Weak. He heard it from someone who heard it. Nobody saw it, and it is about the future, which nobody can see. Worth asking about — not worth building on.</w:t>
+      </w:r>
+    </w:p>
+    <w:p>
+      <w:pPr>
+        <w:pBdr>
+          <w:bottom w:val="single" w:color="B9B3A6" w:sz="4"/>
+        </w:pBdr>
+        <w:spacing w:after="180" w:before="60"/>
+      </w:pPr>
+    </w:p>
+    <w:p>
+      <w:pPr>
+        <w:pStyle w:val="Heading2"/>
+        <w:keepNext/>
+        <w:spacing w:after="100" w:before="280"/>
+      </w:pPr>
+      <w:r>
+        <w:rPr>
+          <w:b/>
+          <w:bCs/>
+          <w:color w:val="7A3B69"/>
+          <w:sz w:val="28"/>
+          <w:szCs w:val="28"/>
+        </w:rPr>
+        <w:t xml:space="preserve">How to find the patterns in what we found</w:t>
+      </w:r>
+    </w:p>
+    <w:p>
+      <w:pPr>
+        <w:spacing w:after="30" w:before="80" w:line="300"/>
+      </w:pPr>
+      <w:r>
+        <w:rPr>
+          <w:b/>
+          <w:bCs/>
+          <w:sz w:val="21"/>
+          <w:szCs w:val="21"/>
+        </w:rPr>
+        <w:t xml:space="preserve">1.   Water</w:t>
+      </w:r>
+    </w:p>
+    <w:p>
+      <w:pPr>
+        <w:spacing w:after="40" w:before="0" w:line="300"/>
+      </w:pPr>
+      <w:r>
+        <w:rPr>
+          <w:color w:val="3F4A34"/>
+          <w:sz w:val="21"/>
+          <w:szCs w:val="21"/>
+        </w:rPr>
+        <w:t xml:space="preserve">Only a topic. Nobody can disagree with the word "water". Ask: what about the water? What did people actually say?</w:t>
+      </w:r>
+    </w:p>
+    <w:p>
+      <w:pPr>
+        <w:spacing w:after="30" w:before="80" w:line="300"/>
+      </w:pPr>
+      <w:r>
+        <w:rPr>
+          <w:b/>
+          <w:bCs/>
+          <w:sz w:val="21"/>
+          <w:szCs w:val="21"/>
+        </w:rPr>
+        <w:t xml:space="preserve">2.   The water runs off fast where there are no roots</w:t>
+      </w:r>
+    </w:p>
+    <w:p>
+      <w:pPr>
+        <w:spacing w:after="40" w:before="0" w:line="300"/>
+      </w:pPr>
+      <w:r>
+        <w:rPr>
+          <w:color w:val="3F4A34"/>
+          <w:sz w:val="21"/>
+          <w:szCs w:val="21"/>
+        </w:rPr>
+        <w:t xml:space="preserve">A good theme. Someone could say "no it does not" — and then we could go and check. That is what makes it a theme.</w:t>
+      </w:r>
+    </w:p>
+    <w:p>
+      <w:pPr>
+        <w:spacing w:after="30" w:before="80" w:line="300"/>
+      </w:pPr>
+      <w:r>
+        <w:rPr>
+          <w:b/>
+          <w:bCs/>
+          <w:sz w:val="21"/>
+          <w:szCs w:val="21"/>
+        </w:rPr>
+        <w:t xml:space="preserve">3.   Firewood</w:t>
+      </w:r>
+    </w:p>
+    <w:p>
+      <w:pPr>
+        <w:spacing w:after="40" w:before="0" w:line="300"/>
+      </w:pPr>
+      <w:r>
+        <w:rPr>
+          <w:color w:val="3F4A34"/>
+          <w:sz w:val="21"/>
+          <w:szCs w:val="21"/>
+        </w:rPr>
+        <w:t xml:space="preserve">Only a topic. Try again: what did people say ABOUT firewood? "Families cut trees because there was no other fuel" would be a theme.</w:t>
+      </w:r>
+    </w:p>
+    <w:p>
+      <w:pPr>
+        <w:spacing w:after="30" w:before="80" w:line="300"/>
+      </w:pPr>
+      <w:r>
+        <w:rPr>
+          <w:b/>
+          <w:bCs/>
+          <w:sz w:val="21"/>
+          <w:szCs w:val="21"/>
+        </w:rPr>
+        <w:t xml:space="preserve">4.   People disagree about whether the new planting is working</w:t>
+      </w:r>
+    </w:p>
+    <w:p>
+      <w:pPr>
+        <w:spacing w:after="40" w:before="0" w:line="300"/>
+      </w:pPr>
+      <w:r>
+        <w:rPr>
+          <w:color w:val="3F4A34"/>
+          <w:sz w:val="21"/>
+          <w:szCs w:val="21"/>
+        </w:rPr>
+        <w:t xml:space="preserve">A good theme. Disagreement is a real finding, and reporting it honestly is stronger than pretending everyone agreed.</w:t>
+      </w:r>
+    </w:p>
+    <w:p>
+      <w:pPr>
+        <w:pBdr>
+          <w:bottom w:val="single" w:color="B9B3A6" w:sz="4"/>
+        </w:pBdr>
+        <w:spacing w:after="180" w:before="60"/>
+      </w:pPr>
+    </w:p>
+    <w:p>
+      <w:pPr>
+        <w:pStyle w:val="Heading2"/>
+        <w:keepNext/>
+        <w:spacing w:after="100" w:before="280"/>
+      </w:pPr>
+      <w:r>
+        <w:rPr>
+          <w:b/>
+          <w:bCs/>
+          <w:color w:val="7A3B69"/>
+          <w:sz w:val="28"/>
+          <w:szCs w:val="28"/>
+        </w:rPr>
+        <w:t xml:space="preserve">How to dig for the root cause</w:t>
+      </w:r>
+    </w:p>
+    <w:p>
+      <w:pPr>
+        <w:spacing w:after="30" w:before="80" w:line="300"/>
+      </w:pPr>
+      <w:r>
+        <w:rPr>
+          <w:b/>
+          <w:bCs/>
+          <w:sz w:val="21"/>
+          <w:szCs w:val="21"/>
+        </w:rPr>
+        <w:t xml:space="preserve">1.   There is rubbish on the path. → Why? Because people drop it.</w:t>
+      </w:r>
+    </w:p>
+    <w:p>
+      <w:pPr>
+        <w:spacing w:after="40" w:before="0" w:line="300"/>
+      </w:pPr>
+      <w:r>
+        <w:rPr>
+          <w:color w:val="3F4A34"/>
+          <w:sz w:val="21"/>
+          <w:szCs w:val="21"/>
+        </w:rPr>
+        <w:t xml:space="preserve">Good step. It is true and it follows from the problem. But it lands on people, so we must keep asking why — do not stop here.</w:t>
+      </w:r>
+    </w:p>
+    <w:p>
+      <w:pPr>
+        <w:spacing w:after="30" w:before="80" w:line="300"/>
+      </w:pPr>
+      <w:r>
+        <w:rPr>
+          <w:b/>
+          <w:bCs/>
+          <w:sz w:val="21"/>
+          <w:szCs w:val="21"/>
+        </w:rPr>
+        <w:t xml:space="preserve">2.   Because people drop it. → Why? Because they are lazy and do not care.</w:t>
+      </w:r>
+    </w:p>
+    <w:p>
+      <w:pPr>
+        <w:spacing w:after="40" w:before="0" w:line="300"/>
+      </w:pPr>
+      <w:r>
+        <w:rPr>
+          <w:color w:val="3F4A34"/>
+          <w:sz w:val="21"/>
+          <w:szCs w:val="21"/>
+        </w:rPr>
+        <w:t xml:space="preserve">Problem. This is blame, not a cause. "Lazy" is a judgement about people, and it is not something we found out. Re-ask it about the situation: why is dropping it the easiest thing to do?</w:t>
+      </w:r>
+    </w:p>
+    <w:p>
+      <w:pPr>
+        <w:spacing w:after="30" w:before="80" w:line="300"/>
+      </w:pPr>
+      <w:r>
+        <w:rPr>
+          <w:b/>
+          <w:bCs/>
+          <w:sz w:val="21"/>
+          <w:szCs w:val="21"/>
+        </w:rPr>
+        <w:t xml:space="preserve">3.   Because there is nowhere to put it. → Why? Because there are no bins near the path.</w:t>
+      </w:r>
+    </w:p>
+    <w:p>
+      <w:pPr>
+        <w:spacing w:after="40" w:before="0" w:line="300"/>
+      </w:pPr>
+      <w:r>
+        <w:rPr>
+          <w:color w:val="3F4A34"/>
+          <w:sz w:val="21"/>
+          <w:szCs w:val="21"/>
+        </w:rPr>
+        <w:t xml:space="preserve">Good step. It has moved from people to the situation around them, which is where useful answers live.</w:t>
+      </w:r>
+    </w:p>
+    <w:p>
+      <w:pPr>
+        <w:spacing w:after="30" w:before="80" w:line="300"/>
+      </w:pPr>
+      <w:r>
+        <w:rPr>
+          <w:b/>
+          <w:bCs/>
+          <w:sz w:val="21"/>
+          <w:szCs w:val="21"/>
+        </w:rPr>
+        <w:t xml:space="preserve">4.   Because there are no bins. → Why? I do not know. We would have to find out.</w:t>
+      </w:r>
+    </w:p>
+    <w:p>
+      <w:pPr>
+        <w:spacing w:after="40" w:before="0" w:line="300"/>
+      </w:pPr>
+      <w:r>
+        <w:rPr>
+          <w:color w:val="3F4A34"/>
+          <w:sz w:val="21"/>
+          <w:szCs w:val="21"/>
+        </w:rPr>
+        <w:t xml:space="preserve">Good step — and an honest one. Saying "I do not know, we would have to find out" is proper research. Mark it as a gap and move on.</w:t>
+      </w:r>
+    </w:p>
+    <w:p>
+      <w:pPr>
+        <w:pBdr>
+          <w:bottom w:val="single" w:color="B9B3A6" w:sz="4"/>
+        </w:pBdr>
+        <w:spacing w:after="180" w:before="60"/>
+      </w:pPr>
+    </w:p>
+    <w:p>
+      <w:pPr>
+        <w:pStyle w:val="Heading2"/>
+        <w:keepNext/>
+        <w:spacing w:after="100" w:before="280"/>
+      </w:pPr>
+      <w:r>
+        <w:rPr>
+          <w:b/>
+          <w:bCs/>
+          <w:color w:val="7A3B69"/>
+          <w:sz w:val="28"/>
+          <w:szCs w:val="28"/>
+        </w:rPr>
+        <w:t xml:space="preserve">How to see the whole picture — power, beliefs, and who is hurt</w:t>
+      </w:r>
+    </w:p>
+    <w:p>
+      <w:pPr>
+        <w:spacing w:after="30" w:before="80" w:line="300"/>
+      </w:pPr>
+      <w:r>
+        <w:rPr>
+          <w:b/>
+          <w:bCs/>
+          <w:sz w:val="21"/>
+          <w:szCs w:val="21"/>
+        </w:rPr>
+        <w:t xml:space="preserve">1.   Power: the monsoon rain.</w:t>
+      </w:r>
+    </w:p>
+    <w:p>
+      <w:pPr>
+        <w:spacing w:after="40" w:before="0" w:line="300"/>
+      </w:pPr>
+      <w:r>
+        <w:rPr>
+          <w:color w:val="3F4A34"/>
+          <w:sz w:val="21"/>
+          <w:szCs w:val="21"/>
+        </w:rPr>
+        <w:t xml:space="preserve">Written well. The rain is not a person and has no intentions, but it has enormous power over our hills. Remembering the non-human things keeps the list honest.</w:t>
+      </w:r>
+    </w:p>
+    <w:p>
+      <w:pPr>
+        <w:spacing w:after="30" w:before="80" w:line="300"/>
+      </w:pPr>
+      <w:r>
+        <w:rPr>
+          <w:b/>
+          <w:bCs/>
+          <w:sz w:val="21"/>
+          <w:szCs w:val="21"/>
+        </w:rPr>
+        <w:t xml:space="preserve">2.   Beliefs: the people who cut trees do not care about anybody.</w:t>
+      </w:r>
+    </w:p>
+    <w:p>
+      <w:pPr>
+        <w:spacing w:after="40" w:before="0" w:line="300"/>
+      </w:pPr>
+      <w:r>
+        <w:rPr>
+          <w:color w:val="3F4A34"/>
+          <w:sz w:val="21"/>
+          <w:szCs w:val="21"/>
+        </w:rPr>
+        <w:t xml:space="preserve">Needs fixing. This is name-calling, not a belief. Try: "some people believe there is no other fuel they can get" — that is something we could check, and it explains more.</w:t>
+      </w:r>
+    </w:p>
+    <w:p>
+      <w:pPr>
+        <w:spacing w:after="30" w:before="80" w:line="300"/>
+      </w:pPr>
+      <w:r>
+        <w:rPr>
+          <w:b/>
+          <w:bCs/>
+          <w:sz w:val="21"/>
+          <w:szCs w:val="21"/>
+        </w:rPr>
+        <w:t xml:space="preserve">3.   Helped or hurt: the families whose shelters are below the bare slope are hurt most when it rains.</w:t>
+      </w:r>
+    </w:p>
+    <w:p>
+      <w:pPr>
+        <w:spacing w:after="40" w:before="0" w:line="300"/>
+      </w:pPr>
+      <w:r>
+        <w:rPr>
+          <w:color w:val="3F4A34"/>
+          <w:sz w:val="21"/>
+          <w:szCs w:val="21"/>
+        </w:rPr>
+        <w:t xml:space="preserve">Written well. It is specific about WHO, and it says why. That is exactly what this question is for.</w:t>
+      </w:r>
+    </w:p>
+    <w:p>
+      <w:pPr>
+        <w:spacing w:after="30" w:before="80" w:line="300"/>
+      </w:pPr>
+      <w:r>
+        <w:rPr>
+          <w:b/>
+          <w:bCs/>
+          <w:sz w:val="21"/>
+          <w:szCs w:val="21"/>
+        </w:rPr>
+        <w:t xml:space="preserve">4.   Power: us — we can plant, and we can tell people what we found.</w:t>
+      </w:r>
+    </w:p>
+    <w:p>
+      <w:pPr>
+        <w:spacing w:after="40" w:before="0" w:line="300"/>
+      </w:pPr>
+      <w:r>
+        <w:rPr>
+          <w:color w:val="3F4A34"/>
+          <w:sz w:val="21"/>
+          <w:szCs w:val="21"/>
+        </w:rPr>
+        <w:t xml:space="preserve">Written well — and easy to forget. We are part of this system, and naming our own power is the point of asking.</w:t>
+      </w:r>
+    </w:p>
+    <w:p>
+      <w:pPr>
+        <w:pBdr>
+          <w:bottom w:val="single" w:color="B9B3A6" w:sz="4"/>
+        </w:pBdr>
+        <w:spacing w:after="180" w:before="60"/>
+      </w:pPr>
+    </w:p>
+    <w:p>
+      <w:pPr>
+        <w:pStyle w:val="Heading2"/>
+        <w:keepNext/>
+        <w:spacing w:after="100" w:before="280"/>
+      </w:pPr>
+      <w:r>
+        <w:rPr>
+          <w:b/>
+          <w:bCs/>
+          <w:color w:val="7A3B69"/>
+          <w:sz w:val="28"/>
+          <w:szCs w:val="28"/>
+        </w:rPr>
+        <w:t xml:space="preserve">How to find what our evidence MEANS</w:t>
+      </w:r>
+    </w:p>
+    <w:p>
+      <w:pPr>
+        <w:spacing w:after="30" w:before="80" w:line="300"/>
+      </w:pPr>
+      <w:r>
+        <w:rPr>
+          <w:b/>
+          <w:bCs/>
+          <w:sz w:val="21"/>
+          <w:szCs w:val="21"/>
+        </w:rPr>
+        <w:t xml:space="preserve">1.   Nine of the fifteen people we asked remember trees on the hill when they were small.</w:t>
+      </w:r>
+    </w:p>
+    <w:p>
+      <w:pPr>
+        <w:spacing w:after="40" w:before="0" w:line="300"/>
+      </w:pPr>
+      <w:r>
+        <w:rPr>
+          <w:color w:val="3F4A34"/>
+          <w:sz w:val="21"/>
+          <w:szCs w:val="21"/>
+        </w:rPr>
+        <w:t xml:space="preserve">Finding. It reports what our evidence says. It is true and useful — but it does not tell us what it MEANS yet.</w:t>
+      </w:r>
+    </w:p>
+    <w:p>
+      <w:pPr>
+        <w:spacing w:after="30" w:before="80" w:line="300"/>
+      </w:pPr>
+      <w:r>
+        <w:rPr>
+          <w:b/>
+          <w:bCs/>
+          <w:sz w:val="21"/>
+          <w:szCs w:val="21"/>
+        </w:rPr>
+        <w:t xml:space="preserve">2.   The government should plant more trees.</w:t>
+      </w:r>
+    </w:p>
+    <w:p>
+      <w:pPr>
+        <w:spacing w:after="40" w:before="0" w:line="300"/>
+      </w:pPr>
+      <w:r>
+        <w:rPr>
+          <w:color w:val="3F4A34"/>
+          <w:sz w:val="21"/>
+          <w:szCs w:val="21"/>
+        </w:rPr>
+        <w:t xml:space="preserve">Opinion. It might be a good idea, but nothing we found tells us it is. There is no 'because'.</w:t>
+      </w:r>
+    </w:p>
+    <w:p>
+      <w:pPr>
+        <w:spacing w:after="30" w:before="80" w:line="300"/>
+      </w:pPr>
+      <w:r>
+        <w:rPr>
+          <w:b/>
+          <w:bCs/>
+          <w:sz w:val="21"/>
+          <w:szCs w:val="21"/>
+        </w:rPr>
+        <w:t xml:space="preserve">3.   The people we asked remember trees on the hill, so the hill has changed within one lifetime — which means it could change back, because grass and roots grow fast.</w:t>
+      </w:r>
+    </w:p>
+    <w:p>
+      <w:pPr>
+        <w:spacing w:after="40" w:before="0" w:line="300"/>
+      </w:pPr>
+      <w:r>
+        <w:rPr>
+          <w:color w:val="3F4A34"/>
+          <w:sz w:val="21"/>
+          <w:szCs w:val="21"/>
+        </w:rPr>
+        <w:t xml:space="preserve">Insight. It has a 'so' (the hill changed in one lifetime) and a 'because' (grass and roots grow fast). It also stays honest — 'the people we asked'.</w:t>
+      </w:r>
+    </w:p>
+    <w:p>
+      <w:pPr>
+        <w:spacing w:after="30" w:before="80" w:line="300"/>
+      </w:pPr>
+      <w:r>
+        <w:rPr>
+          <w:b/>
+          <w:bCs/>
+          <w:sz w:val="21"/>
+          <w:szCs w:val="21"/>
+        </w:rPr>
+        <w:t xml:space="preserve">4.   Everyone in the camp knows the hills are dangerous.</w:t>
+      </w:r>
+    </w:p>
+    <w:p>
+      <w:pPr>
+        <w:spacing w:after="40" w:before="0" w:line="300"/>
+      </w:pPr>
+      <w:r>
+        <w:rPr>
+          <w:color w:val="3F4A34"/>
+          <w:sz w:val="21"/>
+          <w:szCs w:val="21"/>
+        </w:rPr>
+        <w:t xml:space="preserve">Overclaim. We did not ask everyone in the camp. Fix it: 'The people we asked said the hills are dangerous.'</w:t>
       </w:r>
     </w:p>
     <w:p>

--- a/public/downloads/research-project-student-workbook.docx
+++ b/public/downloads/research-project-student-workbook.docx
@@ -8242,6 +8242,364 @@
         <w:rPr>
           <w:b/>
           <w:bCs/>
+          <w:color w:val="FFFFFF"/>
+          <w:spacing w:val="30"/>
+          <w:sz w:val="16"/>
+          <w:szCs w:val="16"/>
+          <w:shd w:fill="7A3B69" w:val="clear"/>
+        </w:rPr>
+        <w:t xml:space="preserve">  LEARN IT  </w:t>
+      </w:r>
+      <w:r>
+        <w:rPr>
+          <w:b/>
+          <w:bCs/>
+          <w:color w:val="7A3B69"/>
+          <w:spacing w:val="30"/>
+          <w:sz w:val="16"/>
+          <w:szCs w:val="16"/>
+        </w:rPr>
+        <w:t xml:space="preserve">   WHAT GOOD RESEARCH LOOKS LIKE</w:t>
+      </w:r>
+    </w:p>
+    <w:p>
+      <w:pPr>
+        <w:pStyle w:val="Heading2"/>
+        <w:keepNext/>
+        <w:spacing w:after="180" w:before="160"/>
+      </w:pPr>
+      <w:r>
+        <w:rPr>
+          <w:b/>
+          <w:bCs/>
+          <w:color w:val="1F3A5F"/>
+          <w:sz w:val="38"/>
+          <w:szCs w:val="38"/>
+        </w:rPr>
+        <w:t xml:space="preserve">What a researcher does, and where I am now</w:t>
+      </w:r>
+    </w:p>
+    <w:p>
+      <w:pPr>
+        <w:spacing w:after="140" w:before="0" w:line="300"/>
+      </w:pPr>
+      <w:r>
+        <w:rPr>
+          <w:sz w:val="22"/>
+          <w:szCs w:val="22"/>
+        </w:rPr>
+        <w:t xml:space="preserve">This whole course grows one skill: finding things out properly, instead of guessing.</w:t>
+      </w:r>
+    </w:p>
+    <w:p>
+      <w:pPr>
+        <w:spacing w:after="140" w:before="0" w:line="300"/>
+      </w:pPr>
+      <w:r>
+        <w:rPr>
+          <w:sz w:val="22"/>
+          <w:szCs w:val="22"/>
+        </w:rPr>
+        <w:t xml:space="preserve">A researcher does four things:</w:t>
+      </w:r>
+    </w:p>
+    <w:p>
+      <w:pPr>
+        <w:pStyle w:val="ListParagraph"/>
+        <w:numPr>
+          <w:ilvl w:val="0"/>
+          <w:numId w:val="1"/>
+        </w:numPr>
+        <w:spacing w:after="80" w:line="300"/>
+      </w:pPr>
+      <w:r>
+        <w:rPr>
+          <w:sz w:val="22"/>
+          <w:szCs w:val="22"/>
+        </w:rPr>
+        <w:t xml:space="preserve">Asks a clear question — small enough to actually answer.</w:t>
+      </w:r>
+    </w:p>
+    <w:p>
+      <w:pPr>
+        <w:pStyle w:val="ListParagraph"/>
+        <w:numPr>
+          <w:ilvl w:val="0"/>
+          <w:numId w:val="1"/>
+        </w:numPr>
+        <w:spacing w:after="80" w:line="300"/>
+      </w:pPr>
+      <w:r>
+        <w:rPr>
+          <w:sz w:val="22"/>
+          <w:szCs w:val="22"/>
+        </w:rPr>
+        <w:t xml:space="preserve">Goes and finds out — asks people, looks carefully, reads what others found. Fairly and</w:t>
+      </w:r>
+    </w:p>
+    <w:p>
+      <w:pPr>
+        <w:spacing w:after="140" w:before="0" w:line="300"/>
+      </w:pPr>
+      <w:r>
+        <w:rPr>
+          <w:sz w:val="22"/>
+          <w:szCs w:val="22"/>
+        </w:rPr>
+        <w:t xml:space="preserve">safely.</w:t>
+      </w:r>
+    </w:p>
+    <w:p>
+      <w:pPr>
+        <w:pStyle w:val="ListParagraph"/>
+        <w:numPr>
+          <w:ilvl w:val="0"/>
+          <w:numId w:val="1"/>
+        </w:numPr>
+        <w:spacing w:after="80" w:line="300"/>
+      </w:pPr>
+      <w:r>
+        <w:rPr>
+          <w:sz w:val="22"/>
+          <w:szCs w:val="22"/>
+        </w:rPr>
+        <w:t xml:space="preserve">Weighs what they find — how much can we trust this? Does anything else agree?</w:t>
+      </w:r>
+    </w:p>
+    <w:p>
+      <w:pPr>
+        <w:pStyle w:val="ListParagraph"/>
+        <w:numPr>
+          <w:ilvl w:val="0"/>
+          <w:numId w:val="1"/>
+        </w:numPr>
+        <w:spacing w:after="80" w:line="300"/>
+      </w:pPr>
+      <w:r>
+        <w:rPr>
+          <w:sz w:val="22"/>
+          <w:szCs w:val="22"/>
+        </w:rPr>
+        <w:t xml:space="preserve">Says what it means — and shares it with people who need to know.</w:t>
+      </w:r>
+    </w:p>
+    <w:p>
+      <w:pPr>
+        <w:pStyle w:val="Heading3"/>
+        <w:keepNext/>
+        <w:spacing w:after="80" w:before="220"/>
+      </w:pPr>
+      <w:r>
+        <w:rPr>
+          <w:b/>
+          <w:bCs/>
+          <w:color w:val="1F3A5F"/>
+          <w:sz w:val="24"/>
+          <w:szCs w:val="24"/>
+        </w:rPr>
+        <w:t xml:space="preserve">The path</w:t>
+      </w:r>
+    </w:p>
+    <w:p>
+      <w:pPr>
+        <w:spacing w:after="140" w:before="0" w:line="300"/>
+      </w:pPr>
+      <w:r>
+        <w:rPr>
+          <w:sz w:val="22"/>
+          <w:szCs w:val="22"/>
+        </w:rPr>
+        <w:t xml:space="preserve">Like any skill, you can be a beginner and get better. Here is the path. Read it from the bottom.</w:t>
+      </w:r>
+    </w:p>
+    <w:p>
+      <w:pPr>
+        <w:spacing w:after="140" w:before="0" w:line="300"/>
+      </w:pPr>
+      <w:r>
+        <w:rPr>
+          <w:sz w:val="22"/>
+          <w:szCs w:val="22"/>
+        </w:rPr>
+        <w:t xml:space="preserve">1. I am not sure how to find out about something. I would just guess. 2. I can say how I would find out — who I would ask, or where I would look — but I have not done it. 3. I went and found out. I asked people or looked at sources, and I kept a record. 4. I found out, and I can say what it means, and which of my sources I trust more, and why. 5. I have done this more than once, and the second time I did it better because of the first.</w:t>
+      </w:r>
+    </w:p>
+    <w:p>
+      <w:pPr>
+        <w:pStyle w:val="Heading3"/>
+        <w:keepNext/>
+        <w:spacing w:after="80" w:before="220"/>
+      </w:pPr>
+      <w:r>
+        <w:rPr>
+          <w:b/>
+          <w:bCs/>
+          <w:color w:val="1F3A5F"/>
+          <w:sz w:val="24"/>
+          <w:szCs w:val="24"/>
+        </w:rPr>
+        <w:t xml:space="preserve">Mark where you are today</w:t>
+      </w:r>
+    </w:p>
+    <w:p>
+      <w:pPr>
+        <w:spacing w:after="140" w:before="0" w:line="300"/>
+      </w:pPr>
+      <w:r>
+        <w:rPr>
+          <w:sz w:val="22"/>
+          <w:szCs w:val="22"/>
+        </w:rPr>
+        <w:t xml:space="preserve">Not where you want to be. Today.</w:t>
+      </w:r>
+    </w:p>
+    <w:p>
+      <w:pPr>
+        <w:spacing w:after="140" w:before="0" w:line="300"/>
+      </w:pPr>
+      <w:r>
+        <w:rPr>
+          <w:sz w:val="22"/>
+          <w:szCs w:val="22"/>
+        </w:rPr>
+        <w:t xml:space="preserve">Almost everyone is near the bottom at the start, and that is exactly right — it is the beginning of the course. If you were already at the top there would be nothing here for you.</w:t>
+      </w:r>
+    </w:p>
+    <w:p>
+      <w:pPr>
+        <w:spacing w:after="140" w:before="0" w:line="300"/>
+      </w:pPr>
+      <w:r>
+        <w:rPr>
+          <w:sz w:val="22"/>
+          <w:szCs w:val="22"/>
+        </w:rPr>
+        <w:t xml:space="preserve">This is not a test. Nobody is marking it.</w:t>
+      </w:r>
+    </w:p>
+    <w:p>
+      <w:pPr>
+        <w:pStyle w:val="Heading3"/>
+        <w:keepNext/>
+        <w:spacing w:after="80" w:before="220"/>
+      </w:pPr>
+      <w:r>
+        <w:rPr>
+          <w:b/>
+          <w:bCs/>
+          <w:color w:val="1F3A5F"/>
+          <w:sz w:val="24"/>
+          <w:szCs w:val="24"/>
+        </w:rPr>
+        <w:t xml:space="preserve">You will mark it again at the end</w:t>
+      </w:r>
+    </w:p>
+    <w:p>
+      <w:pPr>
+        <w:spacing w:after="140" w:before="0" w:line="300"/>
+      </w:pPr>
+      <w:r>
+        <w:rPr>
+          <w:sz w:val="22"/>
+          <w:szCs w:val="22"/>
+        </w:rPr>
+        <w:t xml:space="preserve">With a different mark, on this same page, so you can see both.</w:t>
+      </w:r>
+    </w:p>
+    <w:p>
+      <w:pPr>
+        <w:spacing w:after="140" w:before="0" w:line="300"/>
+      </w:pPr>
+      <w:r>
+        <w:rPr>
+          <w:sz w:val="22"/>
+          <w:szCs w:val="22"/>
+        </w:rPr>
+        <w:t xml:space="preserve">That is why we do it now. The distance between the two marks is yours.</w:t>
+      </w:r>
+    </w:p>
+    <w:tbl>
+      <w:tblPr>
+        <w:tblW w:type="pct" w:w="100%"/>
+        <w:tblBorders>
+          <w:top w:val="none"/>
+          <w:left w:val="single" w:color="1F3A5F" w:sz="18"/>
+          <w:bottom w:val="none"/>
+          <w:right w:val="none"/>
+          <w:insideH w:val="none"/>
+          <w:insideV w:val="none"/>
+        </w:tblBorders>
+      </w:tblPr>
+      <w:tblGrid>
+        <w:gridCol w:w="9070"/>
+      </w:tblGrid>
+      <w:tr>
+        <w:tc>
+          <w:tcPr>
+            <w:tcW w:type="dxa" w:w="9070"/>
+            <w:tcMar>
+              <w:top w:type="dxa" w:w="100"/>
+              <w:left w:type="dxa" w:w="200"/>
+              <w:bottom w:type="dxa" w:w="100"/>
+              <w:right w:type="dxa" w:w="120"/>
+            </w:tcMar>
+          </w:tcPr>
+          <w:p>
+            <w:pPr>
+              <w:spacing w:after="80"/>
+            </w:pPr>
+            <w:r>
+              <w:rPr>
+                <w:b/>
+                <w:bCs/>
+                <w:color w:val="1F3A5F"/>
+                <w:spacing w:val="24"/>
+                <w:sz w:val="17"/>
+                <w:szCs w:val="17"/>
+              </w:rPr>
+              <w:t xml:space="preserve">NEW WORDS FOR OUR WORD WALL</w:t>
+            </w:r>
+          </w:p>
+          <w:p>
+            <w:pPr>
+              <w:spacing w:after="60" w:line="280"/>
+            </w:pPr>
+            <w:r>
+              <w:rPr>
+                <w:sz w:val="21"/>
+                <w:szCs w:val="21"/>
+              </w:rPr>
+              <w:t xml:space="preserve">researcher — someone who finds things out carefully and fairly, instead of guessing</w:t>
+            </w:r>
+          </w:p>
+          <w:p>
+            <w:pPr>
+              <w:spacing w:after="60" w:line="280"/>
+            </w:pPr>
+            <w:r>
+              <w:rPr>
+                <w:sz w:val="21"/>
+                <w:szCs w:val="21"/>
+              </w:rPr>
+              <w:t xml:space="preserve">proof — something that shows a thing is true, not just that we believe it</w:t>
+            </w:r>
+          </w:p>
+        </w:tc>
+      </w:tr>
+    </w:tbl>
+    <w:p>
+      <w:pPr>
+        <w:keepNext/>
+        <w:pageBreakBefore/>
+        <w:pBdr>
+          <w:bottom w:val="single" w:color="B9B3A6" w:sz="4"/>
+        </w:pBdr>
+        <w:spacing w:after="60"/>
+      </w:pPr>
+      <w:r>
+        <w:rPr>
+          <w:b/>
+          <w:bCs/>
           <w:color w:val="7A3B69"/>
           <w:spacing w:val="30"/>
           <w:sz w:val="16"/>
@@ -9136,6 +9494,713 @@
     <w:p>
       <w:pPr>
         <w:keepNext/>
+        <w:pBdr>
+          <w:bottom w:val="single" w:color="B9B3A6" w:sz="4"/>
+        </w:pBdr>
+        <w:spacing w:after="60"/>
+      </w:pPr>
+      <w:r>
+        <w:rPr>
+          <w:b/>
+          <w:bCs/>
+          <w:color w:val="FFFFFF"/>
+          <w:spacing w:val="30"/>
+          <w:sz w:val="16"/>
+          <w:szCs w:val="16"/>
+          <w:shd w:fill="7A3B69" w:val="clear"/>
+        </w:rPr>
+        <w:t xml:space="preserve">  LEARN IT  </w:t>
+      </w:r>
+      <w:r>
+        <w:rPr>
+          <w:b/>
+          <w:bCs/>
+          <w:color w:val="7A3B69"/>
+          <w:spacing w:val="30"/>
+          <w:sz w:val="16"/>
+          <w:szCs w:val="16"/>
+        </w:rPr>
+        <w:t xml:space="preserve">   WHAT WE ALREADY KNOW</w:t>
+      </w:r>
+    </w:p>
+    <w:p>
+      <w:pPr>
+        <w:pStyle w:val="Heading2"/>
+        <w:keepNext/>
+        <w:spacing w:after="180" w:before="160"/>
+      </w:pPr>
+      <w:r>
+        <w:rPr>
+          <w:b/>
+          <w:bCs/>
+          <w:color w:val="1F3A5F"/>
+          <w:sz w:val="38"/>
+          <w:szCs w:val="38"/>
+        </w:rPr>
+        <w:t xml:space="preserve">How to tell what we KNOW from what we only THINK</w:t>
+      </w:r>
+    </w:p>
+    <w:p>
+      <w:pPr>
+        <w:spacing w:after="140" w:before="0" w:line="300"/>
+      </w:pPr>
+      <w:r>
+        <w:rPr>
+          <w:sz w:val="22"/>
+          <w:szCs w:val="22"/>
+        </w:rPr>
+        <w:t xml:space="preserve">We are not starting from nothing. We live here. We have watched these hills. That counts, and it is where our research starts.</w:t>
+      </w:r>
+    </w:p>
+    <w:p>
+      <w:pPr>
+        <w:spacing w:after="140" w:before="0" w:line="300"/>
+      </w:pPr>
+      <w:r>
+        <w:rPr>
+          <w:sz w:val="22"/>
+          <w:szCs w:val="22"/>
+        </w:rPr>
+        <w:t xml:space="preserve">But a researcher has to be careful about one thing: not everything we believe is something we know.</w:t>
+      </w:r>
+    </w:p>
+    <w:p>
+      <w:pPr>
+        <w:pStyle w:val="Heading3"/>
+        <w:keepNext/>
+        <w:spacing w:after="80" w:before="220"/>
+      </w:pPr>
+      <w:r>
+        <w:rPr>
+          <w:b/>
+          <w:bCs/>
+          <w:color w:val="1F3A5F"/>
+          <w:sz w:val="24"/>
+          <w:szCs w:val="24"/>
+        </w:rPr>
+        <w:t xml:space="preserve">Two piles</w:t>
+      </w:r>
+    </w:p>
+    <w:p>
+      <w:pPr>
+        <w:spacing w:after="140" w:before="0" w:line="300"/>
+      </w:pPr>
+      <w:r>
+        <w:rPr>
+          <w:sz w:val="22"/>
+          <w:szCs w:val="22"/>
+        </w:rPr>
+        <w:t xml:space="preserve">Everything we say about our hills goes into one of two piles.</w:t>
+      </w:r>
+    </w:p>
+    <w:p>
+      <w:pPr>
+        <w:spacing w:after="140" w:before="0" w:line="300"/>
+      </w:pPr>
+      <w:r>
+        <w:rPr>
+          <w:sz w:val="22"/>
+          <w:szCs w:val="22"/>
+        </w:rPr>
+        <w:t xml:space="preserve">WE KNOW IT — somebody saw it, or many people say the same thing.</w:t>
+      </w:r>
+    </w:p>
+    <w:p>
+      <w:pPr>
+        <w:pStyle w:val="ListParagraph"/>
+        <w:numPr>
+          <w:ilvl w:val="0"/>
+          <w:numId w:val="1"/>
+        </w:numPr>
+        <w:spacing w:after="80" w:line="300"/>
+      </w:pPr>
+      <w:r>
+        <w:rPr>
+          <w:sz w:val="22"/>
+          <w:szCs w:val="22"/>
+        </w:rPr>
+        <w:t xml:space="preserve">"There were trees on that slope. My grandmother saw them."</w:t>
+      </w:r>
+    </w:p>
+    <w:p>
+      <w:pPr>
+        <w:pStyle w:val="ListParagraph"/>
+        <w:numPr>
+          <w:ilvl w:val="0"/>
+          <w:numId w:val="1"/>
+        </w:numPr>
+        <w:spacing w:after="80" w:line="300"/>
+      </w:pPr>
+      <w:r>
+        <w:rPr>
+          <w:sz w:val="22"/>
+          <w:szCs w:val="22"/>
+        </w:rPr>
+        <w:t xml:space="preserve">"The path floods every monsoon. We all walk through it."</w:t>
+      </w:r>
+    </w:p>
+    <w:p>
+      <w:pPr>
+        <w:spacing w:after="140" w:before="0" w:line="300"/>
+      </w:pPr>
+      <w:r>
+        <w:rPr>
+          <w:sz w:val="22"/>
+          <w:szCs w:val="22"/>
+        </w:rPr>
+        <w:t xml:space="preserve">WE ONLY THINK IT — we heard it, or it seems obvious, or everyone says so.</w:t>
+      </w:r>
+    </w:p>
+    <w:p>
+      <w:pPr>
+        <w:pStyle w:val="ListParagraph"/>
+        <w:numPr>
+          <w:ilvl w:val="0"/>
+          <w:numId w:val="1"/>
+        </w:numPr>
+        <w:spacing w:after="80" w:line="300"/>
+      </w:pPr>
+      <w:r>
+        <w:rPr>
+          <w:sz w:val="22"/>
+          <w:szCs w:val="22"/>
+        </w:rPr>
+        <w:t xml:space="preserve">"The hills will all come down next year."</w:t>
+      </w:r>
+    </w:p>
+    <w:p>
+      <w:pPr>
+        <w:pStyle w:val="ListParagraph"/>
+        <w:numPr>
+          <w:ilvl w:val="0"/>
+          <w:numId w:val="1"/>
+        </w:numPr>
+        <w:spacing w:after="80" w:line="300"/>
+      </w:pPr>
+      <w:r>
+        <w:rPr>
+          <w:sz w:val="22"/>
+          <w:szCs w:val="22"/>
+        </w:rPr>
+        <w:t xml:space="preserve">"Nobody cares about the trees."</w:t>
+      </w:r>
+    </w:p>
+    <w:p>
+      <w:pPr>
+        <w:pStyle w:val="ListParagraph"/>
+        <w:numPr>
+          <w:ilvl w:val="0"/>
+          <w:numId w:val="1"/>
+        </w:numPr>
+        <w:spacing w:after="80" w:line="300"/>
+      </w:pPr>
+      <w:r>
+        <w:rPr>
+          <w:sz w:val="22"/>
+          <w:szCs w:val="22"/>
+        </w:rPr>
+        <w:t xml:space="preserve">"Everyone knows the planting does not work."</w:t>
+      </w:r>
+    </w:p>
+    <w:p>
+      <w:pPr>
+        <w:pStyle w:val="Heading3"/>
+        <w:keepNext/>
+        <w:spacing w:after="80" w:before="220"/>
+      </w:pPr>
+      <w:r>
+        <w:rPr>
+          <w:b/>
+          <w:bCs/>
+          <w:color w:val="1F3A5F"/>
+          <w:sz w:val="24"/>
+          <w:szCs w:val="24"/>
+        </w:rPr>
+        <w:t xml:space="preserve">Watch out for "everyone knows"</w:t>
+      </w:r>
+    </w:p>
+    <w:p>
+      <w:pPr>
+        <w:spacing w:after="140" w:before="0" w:line="300"/>
+      </w:pPr>
+      <w:r>
+        <w:rPr>
+          <w:sz w:val="22"/>
+          <w:szCs w:val="22"/>
+        </w:rPr>
+        <w:t xml:space="preserve">When you hear yourself say "everyone knows", stop.</w:t>
+      </w:r>
+    </w:p>
+    <w:p>
+      <w:pPr>
+        <w:spacing w:after="140" w:before="0" w:line="300"/>
+      </w:pPr>
+      <w:r>
+        <w:rPr>
+          <w:sz w:val="22"/>
+          <w:szCs w:val="22"/>
+        </w:rPr>
+        <w:t xml:space="preserve">That phrase almost always means nobody checked. It is one of the easiest ways to be wrong while feeling certain.</w:t>
+      </w:r>
+    </w:p>
+    <w:p>
+      <w:pPr>
+        <w:pStyle w:val="Heading3"/>
+        <w:keepNext/>
+        <w:spacing w:after="80" w:before="220"/>
+      </w:pPr>
+      <w:r>
+        <w:rPr>
+          <w:b/>
+          <w:bCs/>
+          <w:color w:val="1F3A5F"/>
+          <w:sz w:val="24"/>
+          <w:szCs w:val="24"/>
+        </w:rPr>
+        <w:t xml:space="preserve">Being in the THINK pile is not being wrong</w:t>
+      </w:r>
+    </w:p>
+    <w:p>
+      <w:pPr>
+        <w:spacing w:after="140" w:before="0" w:line="300"/>
+      </w:pPr>
+      <w:r>
+        <w:rPr>
+          <w:sz w:val="22"/>
+          <w:szCs w:val="22"/>
+        </w:rPr>
+        <w:t xml:space="preserve">This is important, so read it twice.</w:t>
+      </w:r>
+    </w:p>
+    <w:p>
+      <w:pPr>
+        <w:spacing w:after="140" w:before="0" w:line="300"/>
+      </w:pPr>
+      <w:r>
+        <w:rPr>
+          <w:sz w:val="22"/>
+          <w:szCs w:val="22"/>
+        </w:rPr>
+        <w:t xml:space="preserve">Something goes in the THINK pile because we have not checked it yet — not because it is false. Plenty of things in that pile will turn out to be true.</w:t>
+      </w:r>
+    </w:p>
+    <w:p>
+      <w:pPr>
+        <w:spacing w:after="140" w:before="0" w:line="300"/>
+      </w:pPr>
+      <w:r>
+        <w:rPr>
+          <w:sz w:val="22"/>
+          <w:szCs w:val="22"/>
+        </w:rPr>
+        <w:t xml:space="preserve">In fact the THINK pile is the better one. It is where our questions come from. If everything we said was already known, there would be nothing to find out and no reason to do this.</w:t>
+      </w:r>
+    </w:p>
+    <w:p>
+      <w:pPr>
+        <w:pStyle w:val="Heading3"/>
+        <w:keepNext/>
+        <w:spacing w:after="80" w:before="220"/>
+      </w:pPr>
+      <w:r>
+        <w:rPr>
+          <w:b/>
+          <w:bCs/>
+          <w:color w:val="1F3A5F"/>
+          <w:sz w:val="24"/>
+          <w:szCs w:val="24"/>
+        </w:rPr>
+        <w:t xml:space="preserve">The best moment in the whole course</w:t>
+      </w:r>
+    </w:p>
+    <w:p>
+      <w:pPr>
+        <w:spacing w:after="140" w:before="0" w:line="300"/>
+      </w:pPr>
+      <w:r>
+        <w:rPr>
+          <w:sz w:val="22"/>
+          <w:szCs w:val="22"/>
+        </w:rPr>
+        <w:t xml:space="preserve">Sometimes, weeks from now, we will find real evidence for something in the THINK pile — and we will move it across to KNOW.</w:t>
+      </w:r>
+    </w:p>
+    <w:p>
+      <w:pPr>
+        <w:spacing w:after="140" w:before="0" w:line="300"/>
+      </w:pPr>
+      <w:r>
+        <w:rPr>
+          <w:sz w:val="22"/>
+          <w:szCs w:val="22"/>
+        </w:rPr>
+        <w:t xml:space="preserve">That is exactly what research is. Watch for it.</w:t>
+      </w:r>
+    </w:p>
+    <w:p>
+      <w:pPr>
+        <w:pStyle w:val="Heading3"/>
+        <w:keepNext/>
+        <w:spacing w:after="80" w:before="220"/>
+      </w:pPr>
+      <w:r>
+        <w:rPr>
+          <w:b/>
+          <w:bCs/>
+          <w:color w:val="1F3A5F"/>
+          <w:sz w:val="24"/>
+          <w:szCs w:val="24"/>
+        </w:rPr>
+        <w:t xml:space="preserve">Ask yourself, every time</w:t>
+      </w:r>
+    </w:p>
+    <w:p>
+      <w:pPr>
+        <w:spacing w:after="140" w:before="0" w:line="300"/>
+      </w:pPr>
+      <w:r>
+        <w:rPr>
+          <w:sz w:val="22"/>
+          <w:szCs w:val="22"/>
+        </w:rPr>
+        <w:t xml:space="preserve">How do I know that? Did I see it, or did I hear it?</w:t>
+      </w:r>
+    </w:p>
+    <w:tbl>
+      <w:tblPr>
+        <w:tblW w:type="pct" w:w="100%"/>
+        <w:tblBorders>
+          <w:top w:val="none"/>
+          <w:left w:val="single" w:color="1F3A5F" w:sz="18"/>
+          <w:bottom w:val="none"/>
+          <w:right w:val="none"/>
+          <w:insideH w:val="none"/>
+          <w:insideV w:val="none"/>
+        </w:tblBorders>
+      </w:tblPr>
+      <w:tblGrid>
+        <w:gridCol w:w="9070"/>
+      </w:tblGrid>
+      <w:tr>
+        <w:tc>
+          <w:tcPr>
+            <w:tcW w:type="dxa" w:w="9070"/>
+            <w:tcMar>
+              <w:top w:type="dxa" w:w="100"/>
+              <w:left w:type="dxa" w:w="200"/>
+              <w:bottom w:type="dxa" w:w="100"/>
+              <w:right w:type="dxa" w:w="120"/>
+            </w:tcMar>
+          </w:tcPr>
+          <w:p>
+            <w:pPr>
+              <w:spacing w:after="80"/>
+            </w:pPr>
+            <w:r>
+              <w:rPr>
+                <w:b/>
+                <w:bCs/>
+                <w:color w:val="1F3A5F"/>
+                <w:spacing w:val="24"/>
+                <w:sz w:val="17"/>
+                <w:szCs w:val="17"/>
+              </w:rPr>
+              <w:t xml:space="preserve">NEW WORDS FOR OUR WORD WALL</w:t>
+            </w:r>
+          </w:p>
+          <w:p>
+            <w:pPr>
+              <w:spacing w:after="60" w:line="280"/>
+            </w:pPr>
+            <w:r>
+              <w:rPr>
+                <w:sz w:val="21"/>
+                <w:szCs w:val="21"/>
+              </w:rPr>
+              <w:t xml:space="preserve">know — something we saw, or that many people say the same way</w:t>
+            </w:r>
+          </w:p>
+          <w:p>
+            <w:pPr>
+              <w:spacing w:after="60" w:line="280"/>
+            </w:pPr>
+            <w:r>
+              <w:rPr>
+                <w:sz w:val="21"/>
+                <w:szCs w:val="21"/>
+              </w:rPr>
+              <w:t xml:space="preserve">assume — to believe something without having checked it</w:t>
+            </w:r>
+          </w:p>
+          <w:p>
+            <w:pPr>
+              <w:spacing w:after="60" w:line="280"/>
+            </w:pPr>
+            <w:r>
+              <w:rPr>
+                <w:sz w:val="21"/>
+                <w:szCs w:val="21"/>
+              </w:rPr>
+              <w:t xml:space="preserve">check — to go and find out whether something is really true</w:t>
+            </w:r>
+          </w:p>
+        </w:tc>
+      </w:tr>
+    </w:tbl>
+    <w:p>
+      <w:pPr>
+        <w:spacing w:after="60" w:before="200"/>
+      </w:pPr>
+      <w:r>
+        <w:rPr>
+          <w:b/>
+          <w:bCs/>
+          <w:color w:val="7A3B69"/>
+          <w:sz w:val="23"/>
+          <w:szCs w:val="23"/>
+        </w:rPr>
+        <w:t xml:space="preserve">Try it yourself</w:t>
+      </w:r>
+    </w:p>
+    <w:p>
+      <w:pPr>
+        <w:spacing w:after="140" w:before="0" w:line="300"/>
+      </w:pPr>
+      <w:r>
+        <w:rPr>
+          <w:sz w:val="24"/>
+          <w:szCs w:val="24"/>
+        </w:rPr>
+        <w:t xml:space="preserve">Does each one go in "we KNOW it" or "we only THINK it"? Circle your answer, then check at the back of the book.</w:t>
+      </w:r>
+    </w:p>
+    <w:p>
+      <w:pPr>
+        <w:keepNext/>
+        <w:spacing w:after="20" w:before="80" w:line="300"/>
+      </w:pPr>
+      <w:r>
+        <w:rPr>
+          <w:sz w:val="24"/>
+          <w:szCs w:val="24"/>
+        </w:rPr>
+        <w:t xml:space="preserve">1.   The path by the water point floods every monsoon. We walk through it every year.</w:t>
+      </w:r>
+    </w:p>
+    <w:p>
+      <w:pPr>
+        <w:spacing w:after="60" w:line="280"/>
+        <w:ind w:left="340"/>
+      </w:pPr>
+      <w:r>
+        <w:rPr>
+          <w:color w:val="7A3B69"/>
+          <w:sz w:val="24"/>
+          <w:szCs w:val="24"/>
+        </w:rPr>
+        <w:t xml:space="preserve">○  </w:t>
+      </w:r>
+      <w:r>
+        <w:rPr>
+          <w:sz w:val="24"/>
+          <w:szCs w:val="24"/>
+        </w:rPr>
+        <w:t xml:space="preserve">we know it      </w:t>
+      </w:r>
+      <w:r>
+        <w:rPr>
+          <w:color w:val="7A3B69"/>
+          <w:sz w:val="24"/>
+          <w:szCs w:val="24"/>
+        </w:rPr>
+        <w:t xml:space="preserve">○  </w:t>
+      </w:r>
+      <w:r>
+        <w:rPr>
+          <w:sz w:val="24"/>
+          <w:szCs w:val="24"/>
+        </w:rPr>
+        <w:t xml:space="preserve">we only think it      </w:t>
+      </w:r>
+    </w:p>
+    <w:p>
+      <w:pPr>
+        <w:keepNext/>
+        <w:spacing w:after="20" w:before="80" w:line="300"/>
+      </w:pPr>
+      <w:r>
+        <w:rPr>
+          <w:sz w:val="24"/>
+          <w:szCs w:val="24"/>
+        </w:rPr>
+        <w:t xml:space="preserve">2.   Everyone knows the tree planting is a waste of money.</w:t>
+      </w:r>
+    </w:p>
+    <w:p>
+      <w:pPr>
+        <w:spacing w:after="60" w:line="280"/>
+        <w:ind w:left="340"/>
+      </w:pPr>
+      <w:r>
+        <w:rPr>
+          <w:color w:val="7A3B69"/>
+          <w:sz w:val="24"/>
+          <w:szCs w:val="24"/>
+        </w:rPr>
+        <w:t xml:space="preserve">○  </w:t>
+      </w:r>
+      <w:r>
+        <w:rPr>
+          <w:sz w:val="24"/>
+          <w:szCs w:val="24"/>
+        </w:rPr>
+        <w:t xml:space="preserve">we know it      </w:t>
+      </w:r>
+      <w:r>
+        <w:rPr>
+          <w:color w:val="7A3B69"/>
+          <w:sz w:val="24"/>
+          <w:szCs w:val="24"/>
+        </w:rPr>
+        <w:t xml:space="preserve">○  </w:t>
+      </w:r>
+      <w:r>
+        <w:rPr>
+          <w:sz w:val="24"/>
+          <w:szCs w:val="24"/>
+        </w:rPr>
+        <w:t xml:space="preserve">we only think it      </w:t>
+      </w:r>
+    </w:p>
+    <w:p>
+      <w:pPr>
+        <w:keepNext/>
+        <w:spacing w:after="20" w:before="80" w:line="300"/>
+      </w:pPr>
+      <w:r>
+        <w:rPr>
+          <w:sz w:val="24"/>
+          <w:szCs w:val="24"/>
+        </w:rPr>
+        <w:t xml:space="preserve">3.   My grandmother says there were big trees on that slope when she was young.</w:t>
+      </w:r>
+    </w:p>
+    <w:p>
+      <w:pPr>
+        <w:spacing w:after="60" w:line="280"/>
+        <w:ind w:left="340"/>
+      </w:pPr>
+      <w:r>
+        <w:rPr>
+          <w:color w:val="7A3B69"/>
+          <w:sz w:val="24"/>
+          <w:szCs w:val="24"/>
+        </w:rPr>
+        <w:t xml:space="preserve">○  </w:t>
+      </w:r>
+      <w:r>
+        <w:rPr>
+          <w:sz w:val="24"/>
+          <w:szCs w:val="24"/>
+        </w:rPr>
+        <w:t xml:space="preserve">we know it      </w:t>
+      </w:r>
+      <w:r>
+        <w:rPr>
+          <w:color w:val="7A3B69"/>
+          <w:sz w:val="24"/>
+          <w:szCs w:val="24"/>
+        </w:rPr>
+        <w:t xml:space="preserve">○  </w:t>
+      </w:r>
+      <w:r>
+        <w:rPr>
+          <w:sz w:val="24"/>
+          <w:szCs w:val="24"/>
+        </w:rPr>
+        <w:t xml:space="preserve">we only think it      </w:t>
+      </w:r>
+    </w:p>
+    <w:p>
+      <w:pPr>
+        <w:keepNext/>
+        <w:spacing w:after="20" w:before="80" w:line="300"/>
+      </w:pPr>
+      <w:r>
+        <w:rPr>
+          <w:sz w:val="24"/>
+          <w:szCs w:val="24"/>
+        </w:rPr>
+        <w:t xml:space="preserve">4.   The whole hill is going to come down next year.</w:t>
+      </w:r>
+    </w:p>
+    <w:p>
+      <w:pPr>
+        <w:spacing w:after="60" w:line="280"/>
+        <w:ind w:left="340"/>
+      </w:pPr>
+      <w:r>
+        <w:rPr>
+          <w:color w:val="7A3B69"/>
+          <w:sz w:val="24"/>
+          <w:szCs w:val="24"/>
+        </w:rPr>
+        <w:t xml:space="preserve">○  </w:t>
+      </w:r>
+      <w:r>
+        <w:rPr>
+          <w:sz w:val="24"/>
+          <w:szCs w:val="24"/>
+        </w:rPr>
+        <w:t xml:space="preserve">we know it      </w:t>
+      </w:r>
+      <w:r>
+        <w:rPr>
+          <w:color w:val="7A3B69"/>
+          <w:sz w:val="24"/>
+          <w:szCs w:val="24"/>
+        </w:rPr>
+        <w:t xml:space="preserve">○  </w:t>
+      </w:r>
+      <w:r>
+        <w:rPr>
+          <w:sz w:val="24"/>
+          <w:szCs w:val="24"/>
+        </w:rPr>
+        <w:t xml:space="preserve">we only think it      </w:t>
+      </w:r>
+    </w:p>
+    <w:p>
+      <w:pPr>
+        <w:spacing w:after="140" w:before="60" w:line="300"/>
+      </w:pPr>
+      <w:r>
+        <w:rPr>
+          <w:sz w:val="24"/>
+          <w:szCs w:val="24"/>
+        </w:rPr>
+        <w:t xml:space="preserve">Now add two of your own to our wall — one for each pile. Be honest about which pile yours goes in.</w:t>
+      </w:r>
+    </w:p>
+    <w:p>
+      <w:pPr>
+        <w:spacing w:after="140" w:before="80" w:line="300"/>
+      </w:pPr>
+      <w:r>
+        <w:rPr>
+          <w:b/>
+          <w:bCs/>
+          <w:color w:val="5A6473"/>
+          <w:sz w:val="20"/>
+          <w:szCs w:val="20"/>
+        </w:rPr>
+        <w:t xml:space="preserve">The answers are at the back of your book, on the "Answers — try it yourself" page. Try it first, then check.</w:t>
+      </w:r>
+    </w:p>
+    <w:p>
+      <w:pPr>
+        <w:keepNext/>
+        <w:pageBreakBefore/>
         <w:pBdr>
           <w:bottom w:val="single" w:color="B9B3A6" w:sz="4"/>
         </w:pBdr>
@@ -9952,6 +11017,451 @@
         <w:rPr>
           <w:b/>
           <w:bCs/>
+          <w:color w:val="FFFFFF"/>
+          <w:spacing w:val="30"/>
+          <w:sz w:val="16"/>
+          <w:szCs w:val="16"/>
+          <w:shd w:fill="7A3B69" w:val="clear"/>
+        </w:rPr>
+        <w:t xml:space="preserve">  LEARN IT  </w:t>
+      </w:r>
+      <w:r>
+        <w:rPr>
+          <w:b/>
+          <w:bCs/>
+          <w:color w:val="7A3B69"/>
+          <w:spacing w:val="30"/>
+          <w:sz w:val="16"/>
+          <w:szCs w:val="16"/>
+        </w:rPr>
+        <w:t xml:space="preserve">   WHO AND WHAT IS CONNECTED TO OUR CHALLENGE</w:t>
+      </w:r>
+    </w:p>
+    <w:p>
+      <w:pPr>
+        <w:pStyle w:val="Heading2"/>
+        <w:keepNext/>
+        <w:spacing w:after="180" w:before="160"/>
+      </w:pPr>
+      <w:r>
+        <w:rPr>
+          <w:b/>
+          <w:bCs/>
+          <w:color w:val="1F3A5F"/>
+          <w:sz w:val="38"/>
+          <w:szCs w:val="38"/>
+        </w:rPr>
+        <w:t xml:space="preserve">How to map who and what is connected to our challenge</w:t>
+      </w:r>
+    </w:p>
+    <w:p>
+      <w:pPr>
+        <w:spacing w:after="140" w:before="0" w:line="300"/>
+      </w:pPr>
+      <w:r>
+        <w:rPr>
+          <w:sz w:val="22"/>
+          <w:szCs w:val="22"/>
+        </w:rPr>
+        <w:t xml:space="preserve">Before we can find things out, we need to know who and what is part of this. That is what a map is for.</w:t>
+      </w:r>
+    </w:p>
+    <w:p>
+      <w:pPr>
+        <w:spacing w:after="140" w:before="0" w:line="300"/>
+      </w:pPr>
+      <w:r>
+        <w:rPr>
+          <w:sz w:val="22"/>
+          <w:szCs w:val="22"/>
+        </w:rPr>
+        <w:t xml:space="preserve">Put our hills in the middle. Then build outwards.</w:t>
+      </w:r>
+    </w:p>
+    <w:p>
+      <w:pPr>
+        <w:pStyle w:val="Heading3"/>
+        <w:keepNext/>
+        <w:spacing w:after="80" w:before="220"/>
+      </w:pPr>
+      <w:r>
+        <w:rPr>
+          <w:b/>
+          <w:bCs/>
+          <w:color w:val="1F3A5F"/>
+          <w:sz w:val="24"/>
+          <w:szCs w:val="24"/>
+        </w:rPr>
+        <w:t xml:space="preserve">Not just people — things and places too</w:t>
+      </w:r>
+    </w:p>
+    <w:p>
+      <w:pPr>
+        <w:spacing w:after="140" w:before="0" w:line="300"/>
+      </w:pPr>
+      <w:r>
+        <w:rPr>
+          <w:sz w:val="22"/>
+          <w:szCs w:val="22"/>
+        </w:rPr>
+        <w:t xml:space="preserve">Most people draw only people. Draw more than that:</w:t>
+      </w:r>
+    </w:p>
+    <w:p>
+      <w:pPr>
+        <w:pStyle w:val="ListParagraph"/>
+        <w:numPr>
+          <w:ilvl w:val="0"/>
+          <w:numId w:val="1"/>
+        </w:numPr>
+        <w:spacing w:after="80" w:line="300"/>
+      </w:pPr>
+      <w:r>
+        <w:rPr>
+          <w:sz w:val="22"/>
+          <w:szCs w:val="22"/>
+        </w:rPr>
+        <w:t xml:space="preserve">People: who remembers the forest. Who lives on the slope. Who cuts wood. Who plants. Who has</w:t>
+      </w:r>
+    </w:p>
+    <w:p>
+      <w:pPr>
+        <w:spacing w:after="140" w:before="0" w:line="300"/>
+      </w:pPr>
+      <w:r>
+        <w:rPr>
+          <w:sz w:val="22"/>
+          <w:szCs w:val="22"/>
+        </w:rPr>
+        <w:t xml:space="preserve">to walk through the mud.</w:t>
+      </w:r>
+    </w:p>
+    <w:p>
+      <w:pPr>
+        <w:pStyle w:val="ListParagraph"/>
+        <w:numPr>
+          <w:ilvl w:val="0"/>
+          <w:numId w:val="1"/>
+        </w:numPr>
+        <w:spacing w:after="80" w:line="300"/>
+      </w:pPr>
+      <w:r>
+        <w:rPr>
+          <w:sz w:val="22"/>
+          <w:szCs w:val="22"/>
+        </w:rPr>
+        <w:t xml:space="preserve">Places: where it floods. Where it slides. Where it is bare. Where it is green.</w:t>
+      </w:r>
+    </w:p>
+    <w:p>
+      <w:pPr>
+        <w:pStyle w:val="ListParagraph"/>
+        <w:numPr>
+          <w:ilvl w:val="0"/>
+          <w:numId w:val="1"/>
+        </w:numPr>
+        <w:spacing w:after="80" w:line="300"/>
+      </w:pPr>
+      <w:r>
+        <w:rPr>
+          <w:sz w:val="22"/>
+          <w:szCs w:val="22"/>
+        </w:rPr>
+        <w:t xml:space="preserve">Things: the rain. The cooking fires. The paths. The sun.</w:t>
+      </w:r>
+    </w:p>
+    <w:p>
+      <w:pPr>
+        <w:spacing w:after="140" w:before="0" w:line="300"/>
+      </w:pPr>
+      <w:r>
+        <w:rPr>
+          <w:sz w:val="22"/>
+          <w:szCs w:val="22"/>
+        </w:rPr>
+        <w:t xml:space="preserve">The rain is not a person and it did not choose anything — but it has more power over our hills than most people do. It goes on the map.</w:t>
+      </w:r>
+    </w:p>
+    <w:p>
+      <w:pPr>
+        <w:pStyle w:val="Heading3"/>
+        <w:keepNext/>
+        <w:spacing w:after="80" w:before="220"/>
+      </w:pPr>
+      <w:r>
+        <w:rPr>
+          <w:b/>
+          <w:bCs/>
+          <w:color w:val="1F3A5F"/>
+          <w:sz w:val="24"/>
+          <w:szCs w:val="24"/>
+        </w:rPr>
+        <w:t xml:space="preserve">Then draw the arrows — this is the important part</w:t>
+      </w:r>
+    </w:p>
+    <w:p>
+      <w:pPr>
+        <w:spacing w:after="140" w:before="0" w:line="300"/>
+      </w:pPr>
+      <w:r>
+        <w:rPr>
+          <w:sz w:val="22"/>
+          <w:szCs w:val="22"/>
+        </w:rPr>
+        <w:t xml:space="preserve">A map with no arrows is just a list in a circle.</w:t>
+      </w:r>
+    </w:p>
+    <w:p>
+      <w:pPr>
+        <w:spacing w:after="140" w:before="0" w:line="300"/>
+      </w:pPr>
+      <w:r>
+        <w:rPr>
+          <w:sz w:val="22"/>
+          <w:szCs w:val="22"/>
+        </w:rPr>
+        <w:t xml:space="preserve">Ask: what causes what?</w:t>
+      </w:r>
+    </w:p>
+    <w:p>
+      <w:pPr>
+        <w:pStyle w:val="ListParagraph"/>
+        <w:numPr>
+          <w:ilvl w:val="0"/>
+          <w:numId w:val="1"/>
+        </w:numPr>
+        <w:spacing w:after="80" w:line="300"/>
+      </w:pPr>
+      <w:r>
+        <w:rPr>
+          <w:sz w:val="22"/>
+          <w:szCs w:val="22"/>
+        </w:rPr>
+        <w:t xml:space="preserve">Cooking fires → need wood → wood comes from the hill → the hill goes bare → water runs fast →</w:t>
+      </w:r>
+    </w:p>
+    <w:p>
+      <w:pPr>
+        <w:spacing w:after="140" w:before="0" w:line="300"/>
+      </w:pPr>
+      <w:r>
+        <w:rPr>
+          <w:sz w:val="22"/>
+          <w:szCs w:val="22"/>
+        </w:rPr>
+        <w:t xml:space="preserve">mud on the path.</w:t>
+      </w:r>
+    </w:p>
+    <w:p>
+      <w:pPr>
+        <w:spacing w:after="140" w:before="0" w:line="300"/>
+      </w:pPr>
+      <w:r>
+        <w:rPr>
+          <w:sz w:val="22"/>
+          <w:szCs w:val="22"/>
+        </w:rPr>
+        <w:t xml:space="preserve">Those arrows are the thinking. Draw as many as you can see. You will come back to them later.</w:t>
+      </w:r>
+    </w:p>
+    <w:p>
+      <w:pPr>
+        <w:pStyle w:val="Heading3"/>
+        <w:keepNext/>
+        <w:spacing w:after="80" w:before="220"/>
+      </w:pPr>
+      <w:r>
+        <w:rPr>
+          <w:b/>
+          <w:bCs/>
+          <w:color w:val="1F3A5F"/>
+          <w:sz w:val="24"/>
+          <w:szCs w:val="24"/>
+        </w:rPr>
+        <w:t xml:space="preserve">Then: who could we actually learn from?</w:t>
+      </w:r>
+    </w:p>
+    <w:p>
+      <w:pPr>
+        <w:spacing w:after="140" w:before="0" w:line="300"/>
+      </w:pPr>
+      <w:r>
+        <w:rPr>
+          <w:sz w:val="22"/>
+          <w:szCs w:val="22"/>
+        </w:rPr>
+        <w:t xml:space="preserve">Now look at the people on your map and ask two questions about each one.</w:t>
+      </w:r>
+    </w:p>
+    <w:p>
+      <w:pPr>
+        <w:pStyle w:val="ListParagraph"/>
+        <w:numPr>
+          <w:ilvl w:val="0"/>
+          <w:numId w:val="1"/>
+        </w:numPr>
+        <w:spacing w:after="80" w:line="300"/>
+      </w:pPr>
+      <w:r>
+        <w:rPr>
+          <w:sz w:val="22"/>
+          <w:szCs w:val="22"/>
+        </w:rPr>
+        <w:t xml:space="preserve">What might they know that we do not?</w:t>
+      </w:r>
+    </w:p>
+    <w:p>
+      <w:pPr>
+        <w:pStyle w:val="ListParagraph"/>
+        <w:numPr>
+          <w:ilvl w:val="0"/>
+          <w:numId w:val="1"/>
+        </w:numPr>
+        <w:spacing w:after="80" w:line="300"/>
+      </w:pPr>
+      <w:r>
+        <w:rPr>
+          <w:sz w:val="22"/>
+          <w:szCs w:val="22"/>
+        </w:rPr>
+        <w:t xml:space="preserve">Would it be all right, and safe, for me to ask them?</w:t>
+      </w:r>
+    </w:p>
+    <w:p>
+      <w:pPr>
+        <w:spacing w:after="140" w:before="0" w:line="300"/>
+      </w:pPr>
+      <w:r>
+        <w:rPr>
+          <w:sz w:val="22"/>
+          <w:szCs w:val="22"/>
+        </w:rPr>
+        <w:t xml:space="preserve">Some people know a great deal — an elder who remembers, a person who works on the slopes. Some are not ours to approach, or should be asked with a facilitator there. Your facilitator will go round the map with you and mark which is which.</w:t>
+      </w:r>
+    </w:p>
+    <w:p>
+      <w:pPr>
+        <w:spacing w:after="140" w:before="0" w:line="300"/>
+      </w:pPr>
+      <w:r>
+        <w:rPr>
+          <w:sz w:val="22"/>
+          <w:szCs w:val="22"/>
+        </w:rPr>
+        <w:t xml:space="preserve">That is not us being stopped. It is how researchers work anywhere: you plan who you can talk to before you set out.</w:t>
+      </w:r>
+    </w:p>
+    <w:p>
+      <w:pPr>
+        <w:pStyle w:val="Heading3"/>
+        <w:keepNext/>
+        <w:spacing w:after="80" w:before="220"/>
+      </w:pPr>
+      <w:r>
+        <w:rPr>
+          <w:b/>
+          <w:bCs/>
+          <w:color w:val="1F3A5F"/>
+          <w:sz w:val="24"/>
+          <w:szCs w:val="24"/>
+        </w:rPr>
+        <w:t xml:space="preserve">This map stays up</w:t>
+      </w:r>
+    </w:p>
+    <w:p>
+      <w:pPr>
+        <w:spacing w:after="140" w:before="0" w:line="300"/>
+      </w:pPr>
+      <w:r>
+        <w:rPr>
+          <w:sz w:val="22"/>
+          <w:szCs w:val="22"/>
+        </w:rPr>
+        <w:t xml:space="preserve">We will use it all through the course — when we decide who to ask, when someone we planned to ask is not there, and later when we look at who has power and who is hurt.</w:t>
+      </w:r>
+    </w:p>
+    <w:tbl>
+      <w:tblPr>
+        <w:tblW w:type="pct" w:w="100%"/>
+        <w:tblBorders>
+          <w:top w:val="none"/>
+          <w:left w:val="single" w:color="1F3A5F" w:sz="18"/>
+          <w:bottom w:val="none"/>
+          <w:right w:val="none"/>
+          <w:insideH w:val="none"/>
+          <w:insideV w:val="none"/>
+        </w:tblBorders>
+      </w:tblPr>
+      <w:tblGrid>
+        <w:gridCol w:w="9070"/>
+      </w:tblGrid>
+      <w:tr>
+        <w:tc>
+          <w:tcPr>
+            <w:tcW w:type="dxa" w:w="9070"/>
+            <w:tcMar>
+              <w:top w:type="dxa" w:w="100"/>
+              <w:left w:type="dxa" w:w="200"/>
+              <w:bottom w:type="dxa" w:w="100"/>
+              <w:right w:type="dxa" w:w="120"/>
+            </w:tcMar>
+          </w:tcPr>
+          <w:p>
+            <w:pPr>
+              <w:spacing w:after="80"/>
+            </w:pPr>
+            <w:r>
+              <w:rPr>
+                <w:b/>
+                <w:bCs/>
+                <w:color w:val="1F3A5F"/>
+                <w:spacing w:val="24"/>
+                <w:sz w:val="17"/>
+                <w:szCs w:val="17"/>
+              </w:rPr>
+              <w:t xml:space="preserve">NEW WORDS FOR OUR WORD WALL</w:t>
+            </w:r>
+          </w:p>
+          <w:p>
+            <w:pPr>
+              <w:spacing w:after="60" w:line="280"/>
+            </w:pPr>
+            <w:r>
+              <w:rPr>
+                <w:sz w:val="21"/>
+                <w:szCs w:val="21"/>
+              </w:rPr>
+              <w:t xml:space="preserve">map — a picture of everyone and everything connected to our challenge</w:t>
+            </w:r>
+          </w:p>
+          <w:p>
+            <w:pPr>
+              <w:spacing w:after="60" w:line="280"/>
+            </w:pPr>
+            <w:r>
+              <w:rPr>
+                <w:sz w:val="21"/>
+                <w:szCs w:val="21"/>
+              </w:rPr>
+              <w:t xml:space="preserve">connected — joined to our challenge — either affecting it, or affected by it</w:t>
+            </w:r>
+          </w:p>
+        </w:tc>
+      </w:tr>
+    </w:tbl>
+    <w:p>
+      <w:pPr>
+        <w:keepNext/>
+        <w:pageBreakBefore/>
+        <w:pBdr>
+          <w:bottom w:val="single" w:color="B9B3A6" w:sz="4"/>
+        </w:pBdr>
+        <w:spacing w:after="60"/>
+      </w:pPr>
+      <w:r>
+        <w:rPr>
+          <w:b/>
+          <w:bCs/>
           <w:color w:val="7A3B69"/>
           <w:spacing w:val="30"/>
           <w:sz w:val="16"/>
@@ -11007,6 +12517,720 @@
         </w:tc>
       </w:tr>
     </w:tbl>
+    <w:p>
+      <w:pPr>
+        <w:keepNext/>
+        <w:pageBreakBefore/>
+        <w:pBdr>
+          <w:bottom w:val="single" w:color="B9B3A6" w:sz="4"/>
+        </w:pBdr>
+        <w:spacing w:after="60"/>
+      </w:pPr>
+      <w:r>
+        <w:rPr>
+          <w:b/>
+          <w:bCs/>
+          <w:color w:val="FFFFFF"/>
+          <w:spacing w:val="30"/>
+          <w:sz w:val="16"/>
+          <w:szCs w:val="16"/>
+          <w:shd w:fill="7A3B69" w:val="clear"/>
+        </w:rPr>
+        <w:t xml:space="preserve">  LEARN IT  </w:t>
+      </w:r>
+      <w:r>
+        <w:rPr>
+          <w:b/>
+          <w:bCs/>
+          <w:color w:val="7A3B69"/>
+          <w:spacing w:val="30"/>
+          <w:sz w:val="16"/>
+          <w:szCs w:val="16"/>
+        </w:rPr>
+        <w:t xml:space="preserve">   MAKE OUR RESEARCH QUESTION OUR OWN</w:t>
+      </w:r>
+    </w:p>
+    <w:p>
+      <w:pPr>
+        <w:pStyle w:val="Heading2"/>
+        <w:keepNext/>
+        <w:spacing w:after="180" w:before="160"/>
+      </w:pPr>
+      <w:r>
+        <w:rPr>
+          <w:b/>
+          <w:bCs/>
+          <w:color w:val="1F3A5F"/>
+          <w:sz w:val="38"/>
+          <w:szCs w:val="38"/>
+        </w:rPr>
+        <w:t xml:space="preserve">How to turn a big question into things we can find out</w:t>
+      </w:r>
+    </w:p>
+    <w:p>
+      <w:pPr>
+        <w:spacing w:after="140" w:before="0" w:line="300"/>
+      </w:pPr>
+      <w:r>
+        <w:rPr>
+          <w:sz w:val="22"/>
+          <w:szCs w:val="22"/>
+        </w:rPr>
+        <w:t xml:space="preserve">Our question is:</w:t>
+      </w:r>
+    </w:p>
+    <w:p>
+      <w:pPr>
+        <w:spacing w:after="140" w:before="0" w:line="300"/>
+      </w:pPr>
+      <w:r>
+        <w:rPr>
+          <w:sz w:val="22"/>
+          <w:szCs w:val="22"/>
+        </w:rPr>
+        <w:t xml:space="preserve">What happens to our hills without trees, and what changes when trees and plants grow back?</w:t>
+      </w:r>
+    </w:p>
+    <w:p>
+      <w:pPr>
+        <w:spacing w:after="140" w:before="0" w:line="300"/>
+      </w:pPr>
+      <w:r>
+        <w:rPr>
+          <w:sz w:val="22"/>
+          <w:szCs w:val="22"/>
+        </w:rPr>
+        <w:t xml:space="preserve">That is a good question. It is also too big to answer all at once. Nobody could walk out today and answer it.</w:t>
+      </w:r>
+    </w:p>
+    <w:p>
+      <w:pPr>
+        <w:spacing w:after="140" w:before="0" w:line="300"/>
+      </w:pPr>
+      <w:r>
+        <w:rPr>
+          <w:sz w:val="22"/>
+          <w:szCs w:val="22"/>
+        </w:rPr>
+        <w:t xml:space="preserve">So we cut it into pieces.</w:t>
+      </w:r>
+    </w:p>
+    <w:p>
+      <w:pPr>
+        <w:pStyle w:val="Heading3"/>
+        <w:keepNext/>
+        <w:spacing w:after="80" w:before="220"/>
+      </w:pPr>
+      <w:r>
+        <w:rPr>
+          <w:b/>
+          <w:bCs/>
+          <w:color w:val="1F3A5F"/>
+          <w:sz w:val="24"/>
+          <w:szCs w:val="24"/>
+        </w:rPr>
+        <w:t xml:space="preserve">What makes a good piece</w:t>
+      </w:r>
+    </w:p>
+    <w:p>
+      <w:pPr>
+        <w:spacing w:after="140" w:before="0" w:line="300"/>
+      </w:pPr>
+      <w:r>
+        <w:rPr>
+          <w:sz w:val="22"/>
+          <w:szCs w:val="22"/>
+        </w:rPr>
+        <w:t xml:space="preserve">A good sub-question is small enough that you can picture yourself finding the answer.</w:t>
+      </w:r>
+    </w:p>
+    <w:p>
+      <w:pPr>
+        <w:spacing w:after="140" w:before="0" w:line="300"/>
+      </w:pPr>
+      <w:r>
+        <w:rPr>
+          <w:sz w:val="22"/>
+          <w:szCs w:val="22"/>
+        </w:rPr>
+        <w:t xml:space="preserve">Test it like this: can I say who I would ask, or what I would look at?</w:t>
+      </w:r>
+    </w:p>
+    <w:p>
+      <w:pPr>
+        <w:pStyle w:val="ListParagraph"/>
+        <w:numPr>
+          <w:ilvl w:val="0"/>
+          <w:numId w:val="1"/>
+        </w:numPr>
+        <w:spacing w:after="80" w:line="300"/>
+      </w:pPr>
+      <w:r>
+        <w:rPr>
+          <w:sz w:val="22"/>
+          <w:szCs w:val="22"/>
+        </w:rPr>
+        <w:t xml:space="preserve">"Why is the world getting hotter?" — no. Who would you even ask?</w:t>
+      </w:r>
+    </w:p>
+    <w:p>
+      <w:pPr>
+        <w:pStyle w:val="ListParagraph"/>
+        <w:numPr>
+          <w:ilvl w:val="0"/>
+          <w:numId w:val="1"/>
+        </w:numPr>
+        <w:spacing w:after="80" w:line="300"/>
+      </w:pPr>
+      <w:r>
+        <w:rPr>
+          <w:sz w:val="22"/>
+          <w:szCs w:val="22"/>
+        </w:rPr>
+        <w:t xml:space="preserve">"What did this hill look like when my grandmother was young?" — yes. You would ask her, and</w:t>
+      </w:r>
+    </w:p>
+    <w:p>
+      <w:pPr>
+        <w:spacing w:after="140" w:before="0" w:line="300"/>
+      </w:pPr>
+      <w:r>
+        <w:rPr>
+          <w:sz w:val="22"/>
+          <w:szCs w:val="22"/>
+        </w:rPr>
+        <w:t xml:space="preserve">people her age.</w:t>
+      </w:r>
+    </w:p>
+    <w:p>
+      <w:pPr>
+        <w:spacing w:after="140" w:before="0" w:line="300"/>
+      </w:pPr>
+      <w:r>
+        <w:rPr>
+          <w:sz w:val="22"/>
+          <w:szCs w:val="22"/>
+        </w:rPr>
+        <w:t xml:space="preserve">If you cannot say who or what, the piece is still too big. Cut it again.</w:t>
+      </w:r>
+    </w:p>
+    <w:p>
+      <w:pPr>
+        <w:pStyle w:val="Heading3"/>
+        <w:keepNext/>
+        <w:spacing w:after="80" w:before="220"/>
+      </w:pPr>
+      <w:r>
+        <w:rPr>
+          <w:b/>
+          <w:bCs/>
+          <w:color w:val="1F3A5F"/>
+          <w:sz w:val="24"/>
+          <w:szCs w:val="24"/>
+        </w:rPr>
+        <w:t xml:space="preserve">Our four pieces</w:t>
+      </w:r>
+    </w:p>
+    <w:p>
+      <w:pPr>
+        <w:spacing w:after="140" w:before="0" w:line="300"/>
+      </w:pPr>
+      <w:r>
+        <w:rPr>
+          <w:sz w:val="22"/>
+          <w:szCs w:val="22"/>
+        </w:rPr>
+        <w:t xml:space="preserve">1. What were our hills like before, and what are they like now? 2. What happens to a bare hill when it rains, and in the hot sun? 3. What do trees, grass and roots do for the soil, and for us? 4. What are people doing to help our hills — and is it working?</w:t>
+      </w:r>
+    </w:p>
+    <w:p>
+      <w:pPr>
+        <w:pStyle w:val="Heading3"/>
+        <w:keepNext/>
+        <w:spacing w:after="80" w:before="220"/>
+      </w:pPr>
+      <w:r>
+        <w:rPr>
+          <w:b/>
+          <w:bCs/>
+          <w:color w:val="1F3A5F"/>
+          <w:sz w:val="24"/>
+          <w:szCs w:val="24"/>
+        </w:rPr>
+        <w:t xml:space="preserve">Different questions, different ways of finding out</w:t>
+      </w:r>
+    </w:p>
+    <w:p>
+      <w:pPr>
+        <w:spacing w:after="140" w:before="0" w:line="300"/>
+      </w:pPr>
+      <w:r>
+        <w:rPr>
+          <w:sz w:val="22"/>
+          <w:szCs w:val="22"/>
+        </w:rPr>
+        <w:t xml:space="preserve">Not every question is answered the same way. There are two ways, and you have to pick the right one.</w:t>
+      </w:r>
+    </w:p>
+    <w:p>
+      <w:pPr>
+        <w:pStyle w:val="ListParagraph"/>
+        <w:numPr>
+          <w:ilvl w:val="0"/>
+          <w:numId w:val="1"/>
+        </w:numPr>
+        <w:spacing w:after="80" w:line="300"/>
+      </w:pPr>
+      <w:r>
+        <w:rPr>
+          <w:sz w:val="22"/>
+          <w:szCs w:val="22"/>
+        </w:rPr>
+        <w:t xml:space="preserve">Ask and look here — for things only people here know. Nothing in any book can tell us what</w:t>
+      </w:r>
+    </w:p>
+    <w:p>
+      <w:pPr>
+        <w:spacing w:after="140" w:before="0" w:line="300"/>
+      </w:pPr>
+      <w:r>
+        <w:rPr>
+          <w:sz w:val="22"/>
+          <w:szCs w:val="22"/>
+        </w:rPr>
+        <w:t xml:space="preserve">this hill looked like thirty years ago. Only someone who saw it can.</w:t>
+      </w:r>
+    </w:p>
+    <w:p>
+      <w:pPr>
+        <w:pStyle w:val="ListParagraph"/>
+        <w:numPr>
+          <w:ilvl w:val="0"/>
+          <w:numId w:val="1"/>
+        </w:numPr>
+        <w:spacing w:after="80" w:line="300"/>
+      </w:pPr>
+      <w:r>
+        <w:rPr>
+          <w:sz w:val="22"/>
+          <w:szCs w:val="22"/>
+        </w:rPr>
+        <w:t xml:space="preserve">The source pack — for things that have already been studied. Nobody here measured why a bare</w:t>
+      </w:r>
+    </w:p>
+    <w:p>
+      <w:pPr>
+        <w:spacing w:after="140" w:before="0" w:line="300"/>
+      </w:pPr>
+      <w:r>
+        <w:rPr>
+          <w:sz w:val="22"/>
+          <w:szCs w:val="22"/>
+        </w:rPr>
+        <w:t xml:space="preserve">slope slides, but scientists have.</w:t>
+      </w:r>
+    </w:p>
+    <w:p>
+      <w:pPr>
+        <w:pStyle w:val="ListParagraph"/>
+        <w:numPr>
+          <w:ilvl w:val="0"/>
+          <w:numId w:val="1"/>
+        </w:numPr>
+        <w:spacing w:after="80" w:line="300"/>
+      </w:pPr>
+      <w:r>
+        <w:rPr>
+          <w:sz w:val="22"/>
+          <w:szCs w:val="22"/>
+        </w:rPr>
+        <w:t xml:space="preserve">Both — question 4 is like this. We can look and ask around us, AND read what has been written.</w:t>
+      </w:r>
+    </w:p>
+    <w:p>
+      <w:pPr>
+        <w:spacing w:after="140" w:before="0" w:line="300"/>
+      </w:pPr>
+      <w:r>
+        <w:rPr>
+          <w:sz w:val="22"/>
+          <w:szCs w:val="22"/>
+        </w:rPr>
+        <w:t xml:space="preserve">Working this out now saves us weeks. Otherwise you spend days asking people something that was in a source all along.</w:t>
+      </w:r>
+    </w:p>
+    <w:p>
+      <w:pPr>
+        <w:pStyle w:val="Heading3"/>
+        <w:keepNext/>
+        <w:spacing w:after="80" w:before="220"/>
+      </w:pPr>
+      <w:r>
+        <w:rPr>
+          <w:b/>
+          <w:bCs/>
+          <w:color w:val="1F3A5F"/>
+          <w:sz w:val="24"/>
+          <w:szCs w:val="24"/>
+        </w:rPr>
+        <w:t xml:space="preserve">Keep the question in front of you</w:t>
+      </w:r>
+    </w:p>
+    <w:p>
+      <w:pPr>
+        <w:spacing w:after="140" w:before="0" w:line="300"/>
+      </w:pPr>
+      <w:r>
+        <w:rPr>
+          <w:sz w:val="22"/>
+          <w:szCs w:val="22"/>
+        </w:rPr>
+        <w:t xml:space="preserve">Our question and the four pieces go on the wall, and in your book.</w:t>
+      </w:r>
+    </w:p>
+    <w:p>
+      <w:pPr>
+        <w:spacing w:after="140" w:before="0" w:line="300"/>
+      </w:pPr>
+      <w:r>
+        <w:rPr>
+          <w:sz w:val="22"/>
+          <w:szCs w:val="22"/>
+        </w:rPr>
+        <w:t xml:space="preserve">Every time we find something, ask: which of our four does this answer? If it answers none of them, that is worth noticing too.</w:t>
+      </w:r>
+    </w:p>
+    <w:tbl>
+      <w:tblPr>
+        <w:tblW w:type="pct" w:w="100%"/>
+        <w:tblBorders>
+          <w:top w:val="none"/>
+          <w:left w:val="single" w:color="1F3A5F" w:sz="18"/>
+          <w:bottom w:val="none"/>
+          <w:right w:val="none"/>
+          <w:insideH w:val="none"/>
+          <w:insideV w:val="none"/>
+        </w:tblBorders>
+      </w:tblPr>
+      <w:tblGrid>
+        <w:gridCol w:w="9070"/>
+      </w:tblGrid>
+      <w:tr>
+        <w:tc>
+          <w:tcPr>
+            <w:tcW w:type="dxa" w:w="9070"/>
+            <w:tcMar>
+              <w:top w:type="dxa" w:w="100"/>
+              <w:left w:type="dxa" w:w="200"/>
+              <w:bottom w:type="dxa" w:w="100"/>
+              <w:right w:type="dxa" w:w="120"/>
+            </w:tcMar>
+          </w:tcPr>
+          <w:p>
+            <w:pPr>
+              <w:spacing w:after="80"/>
+            </w:pPr>
+            <w:r>
+              <w:rPr>
+                <w:b/>
+                <w:bCs/>
+                <w:color w:val="1F3A5F"/>
+                <w:spacing w:val="24"/>
+                <w:sz w:val="17"/>
+                <w:szCs w:val="17"/>
+              </w:rPr>
+              <w:t xml:space="preserve">NEW WORDS FOR OUR WORD WALL</w:t>
+            </w:r>
+          </w:p>
+          <w:p>
+            <w:pPr>
+              <w:spacing w:after="60" w:line="280"/>
+            </w:pPr>
+            <w:r>
+              <w:rPr>
+                <w:sz w:val="21"/>
+                <w:szCs w:val="21"/>
+              </w:rPr>
+              <w:t xml:space="preserve">research question — the big thing we are trying to find out</w:t>
+            </w:r>
+          </w:p>
+          <w:p>
+            <w:pPr>
+              <w:spacing w:after="60" w:line="280"/>
+            </w:pPr>
+            <w:r>
+              <w:rPr>
+                <w:sz w:val="21"/>
+                <w:szCs w:val="21"/>
+              </w:rPr>
+              <w:t xml:space="preserve">sub-question — one smaller piece of the big question, that we can actually go and answer</w:t>
+            </w:r>
+          </w:p>
+          <w:p>
+            <w:pPr>
+              <w:spacing w:after="60" w:line="280"/>
+            </w:pPr>
+            <w:r>
+              <w:rPr>
+                <w:sz w:val="21"/>
+                <w:szCs w:val="21"/>
+              </w:rPr>
+              <w:t xml:space="preserve">primary — finding out by asking people and looking ourselves</w:t>
+            </w:r>
+          </w:p>
+        </w:tc>
+      </w:tr>
+    </w:tbl>
+    <w:p>
+      <w:pPr>
+        <w:spacing w:after="60" w:before="200"/>
+      </w:pPr>
+      <w:r>
+        <w:rPr>
+          <w:b/>
+          <w:bCs/>
+          <w:color w:val="7A3B69"/>
+          <w:sz w:val="23"/>
+          <w:szCs w:val="23"/>
+        </w:rPr>
+        <w:t xml:space="preserve">Try it yourself</w:t>
+      </w:r>
+    </w:p>
+    <w:p>
+      <w:pPr>
+        <w:spacing w:after="140" w:before="0" w:line="300"/>
+      </w:pPr>
+      <w:r>
+        <w:rPr>
+          <w:sz w:val="24"/>
+          <w:szCs w:val="24"/>
+        </w:rPr>
+        <w:t xml:space="preserve">Would you answer each of these by ASKING AND LOOKING here, or from the SOURCE PACK? Circle your answer, then check at the back of the book.</w:t>
+      </w:r>
+    </w:p>
+    <w:p>
+      <w:pPr>
+        <w:keepNext/>
+        <w:spacing w:after="20" w:before="80" w:line="300"/>
+      </w:pPr>
+      <w:r>
+        <w:rPr>
+          <w:sz w:val="24"/>
+          <w:szCs w:val="24"/>
+        </w:rPr>
+        <w:t xml:space="preserve">1.   What did this hillside look like before the camps?</w:t>
+      </w:r>
+    </w:p>
+    <w:p>
+      <w:pPr>
+        <w:spacing w:after="60" w:line="280"/>
+        <w:ind w:left="340"/>
+      </w:pPr>
+      <w:r>
+        <w:rPr>
+          <w:color w:val="7A3B69"/>
+          <w:sz w:val="24"/>
+          <w:szCs w:val="24"/>
+        </w:rPr>
+        <w:t xml:space="preserve">○  </w:t>
+      </w:r>
+      <w:r>
+        <w:rPr>
+          <w:sz w:val="24"/>
+          <w:szCs w:val="24"/>
+        </w:rPr>
+        <w:t xml:space="preserve">ask and look      </w:t>
+      </w:r>
+      <w:r>
+        <w:rPr>
+          <w:color w:val="7A3B69"/>
+          <w:sz w:val="24"/>
+          <w:szCs w:val="24"/>
+        </w:rPr>
+        <w:t xml:space="preserve">○  </w:t>
+      </w:r>
+      <w:r>
+        <w:rPr>
+          <w:sz w:val="24"/>
+          <w:szCs w:val="24"/>
+        </w:rPr>
+        <w:t xml:space="preserve">source pack      </w:t>
+      </w:r>
+    </w:p>
+    <w:p>
+      <w:pPr>
+        <w:keepNext/>
+        <w:spacing w:after="20" w:before="80" w:line="300"/>
+      </w:pPr>
+      <w:r>
+        <w:rPr>
+          <w:sz w:val="24"/>
+          <w:szCs w:val="24"/>
+        </w:rPr>
+        <w:t xml:space="preserve">2.   Why does water run off a bare slope faster than a slope with roots?</w:t>
+      </w:r>
+    </w:p>
+    <w:p>
+      <w:pPr>
+        <w:spacing w:after="60" w:line="280"/>
+        <w:ind w:left="340"/>
+      </w:pPr>
+      <w:r>
+        <w:rPr>
+          <w:color w:val="7A3B69"/>
+          <w:sz w:val="24"/>
+          <w:szCs w:val="24"/>
+        </w:rPr>
+        <w:t xml:space="preserve">○  </w:t>
+      </w:r>
+      <w:r>
+        <w:rPr>
+          <w:sz w:val="24"/>
+          <w:szCs w:val="24"/>
+        </w:rPr>
+        <w:t xml:space="preserve">ask and look      </w:t>
+      </w:r>
+      <w:r>
+        <w:rPr>
+          <w:color w:val="7A3B69"/>
+          <w:sz w:val="24"/>
+          <w:szCs w:val="24"/>
+        </w:rPr>
+        <w:t xml:space="preserve">○  </w:t>
+      </w:r>
+      <w:r>
+        <w:rPr>
+          <w:sz w:val="24"/>
+          <w:szCs w:val="24"/>
+        </w:rPr>
+        <w:t xml:space="preserve">source pack      </w:t>
+      </w:r>
+    </w:p>
+    <w:p>
+      <w:pPr>
+        <w:keepNext/>
+        <w:spacing w:after="20" w:before="80" w:line="300"/>
+      </w:pPr>
+      <w:r>
+        <w:rPr>
+          <w:sz w:val="24"/>
+          <w:szCs w:val="24"/>
+        </w:rPr>
+        <w:t xml:space="preserve">3.   Where does the water go when it rains near our shelters?</w:t>
+      </w:r>
+    </w:p>
+    <w:p>
+      <w:pPr>
+        <w:spacing w:after="60" w:line="280"/>
+        <w:ind w:left="340"/>
+      </w:pPr>
+      <w:r>
+        <w:rPr>
+          <w:color w:val="7A3B69"/>
+          <w:sz w:val="24"/>
+          <w:szCs w:val="24"/>
+        </w:rPr>
+        <w:t xml:space="preserve">○  </w:t>
+      </w:r>
+      <w:r>
+        <w:rPr>
+          <w:sz w:val="24"/>
+          <w:szCs w:val="24"/>
+        </w:rPr>
+        <w:t xml:space="preserve">ask and look      </w:t>
+      </w:r>
+      <w:r>
+        <w:rPr>
+          <w:color w:val="7A3B69"/>
+          <w:sz w:val="24"/>
+          <w:szCs w:val="24"/>
+        </w:rPr>
+        <w:t xml:space="preserve">○  </w:t>
+      </w:r>
+      <w:r>
+        <w:rPr>
+          <w:sz w:val="24"/>
+          <w:szCs w:val="24"/>
+        </w:rPr>
+        <w:t xml:space="preserve">source pack      </w:t>
+      </w:r>
+    </w:p>
+    <w:p>
+      <w:pPr>
+        <w:keepNext/>
+        <w:spacing w:after="20" w:before="80" w:line="300"/>
+      </w:pPr>
+      <w:r>
+        <w:rPr>
+          <w:sz w:val="24"/>
+          <w:szCs w:val="24"/>
+        </w:rPr>
+        <w:t xml:space="preserve">4.   How much hotter does land get when the forest is cut down?</w:t>
+      </w:r>
+    </w:p>
+    <w:p>
+      <w:pPr>
+        <w:spacing w:after="60" w:line="280"/>
+        <w:ind w:left="340"/>
+      </w:pPr>
+      <w:r>
+        <w:rPr>
+          <w:color w:val="7A3B69"/>
+          <w:sz w:val="24"/>
+          <w:szCs w:val="24"/>
+        </w:rPr>
+        <w:t xml:space="preserve">○  </w:t>
+      </w:r>
+      <w:r>
+        <w:rPr>
+          <w:sz w:val="24"/>
+          <w:szCs w:val="24"/>
+        </w:rPr>
+        <w:t xml:space="preserve">ask and look      </w:t>
+      </w:r>
+      <w:r>
+        <w:rPr>
+          <w:color w:val="7A3B69"/>
+          <w:sz w:val="24"/>
+          <w:szCs w:val="24"/>
+        </w:rPr>
+        <w:t xml:space="preserve">○  </w:t>
+      </w:r>
+      <w:r>
+        <w:rPr>
+          <w:sz w:val="24"/>
+          <w:szCs w:val="24"/>
+        </w:rPr>
+        <w:t xml:space="preserve">source pack      </w:t>
+      </w:r>
+    </w:p>
+    <w:p>
+      <w:pPr>
+        <w:spacing w:after="140" w:before="60" w:line="300"/>
+      </w:pPr>
+      <w:r>
+        <w:rPr>
+          <w:sz w:val="24"/>
+          <w:szCs w:val="24"/>
+        </w:rPr>
+        <w:t xml:space="preserve">Now take our four sub-questions and mark each one: ask and look, source pack, or both.</w:t>
+      </w:r>
+    </w:p>
+    <w:p>
+      <w:pPr>
+        <w:spacing w:after="140" w:before="80" w:line="300"/>
+      </w:pPr>
+      <w:r>
+        <w:rPr>
+          <w:b/>
+          <w:bCs/>
+          <w:color w:val="5A6473"/>
+          <w:sz w:val="20"/>
+          <w:szCs w:val="20"/>
+        </w:rPr>
+        <w:t xml:space="preserve">The answers are at the back of your book, on the "Answers — try it yourself" page. Try it first, then check.</w:t>
+      </w:r>
+    </w:p>
     <w:p>
       <w:pPr>
         <w:keepNext/>
@@ -19377,6 +21601,710 @@
         </w:tc>
       </w:tr>
     </w:tbl>
+    <w:p>
+      <w:pPr>
+        <w:keepNext/>
+        <w:pageBreakBefore/>
+        <w:pBdr>
+          <w:bottom w:val="single" w:color="B9B3A6" w:sz="4"/>
+        </w:pBdr>
+        <w:spacing w:after="60"/>
+      </w:pPr>
+      <w:r>
+        <w:rPr>
+          <w:b/>
+          <w:bCs/>
+          <w:color w:val="FFFFFF"/>
+          <w:spacing w:val="30"/>
+          <w:sz w:val="16"/>
+          <w:szCs w:val="16"/>
+          <w:shd w:fill="7A3B69" w:val="clear"/>
+        </w:rPr>
+        <w:t xml:space="preserve">  LEARN IT  </w:t>
+      </w:r>
+      <w:r>
+        <w:rPr>
+          <w:b/>
+          <w:bCs/>
+          <w:color w:val="7A3B69"/>
+          <w:spacing w:val="30"/>
+          <w:sz w:val="16"/>
+          <w:szCs w:val="16"/>
+        </w:rPr>
+        <w:t xml:space="preserve">   WORKING WITH OUR SOURCES</w:t>
+      </w:r>
+    </w:p>
+    <w:p>
+      <w:pPr>
+        <w:pStyle w:val="Heading2"/>
+        <w:keepNext/>
+        <w:spacing w:after="180" w:before="160"/>
+      </w:pPr>
+      <w:r>
+        <w:rPr>
+          <w:b/>
+          <w:bCs/>
+          <w:color w:val="1F3A5F"/>
+          <w:sz w:val="38"/>
+          <w:szCs w:val="38"/>
+        </w:rPr>
+        <w:t xml:space="preserve">How to read a source like a researcher</w:t>
+      </w:r>
+    </w:p>
+    <w:p>
+      <w:pPr>
+        <w:spacing w:after="140" w:before="0" w:line="300"/>
+      </w:pPr>
+      <w:r>
+        <w:rPr>
+          <w:sz w:val="22"/>
+          <w:szCs w:val="22"/>
+        </w:rPr>
+        <w:t xml:space="preserve">We cannot ask people everything. Some things have already been found out by others, and written down. Those are called sources, and our pack is full of them.</w:t>
+      </w:r>
+    </w:p>
+    <w:p>
+      <w:pPr>
+        <w:spacing w:after="140" w:before="0" w:line="300"/>
+      </w:pPr>
+      <w:r>
+        <w:rPr>
+          <w:sz w:val="22"/>
+          <w:szCs w:val="22"/>
+        </w:rPr>
+        <w:t xml:space="preserve">Reading a source is not like reading in school. You are not trying to remember it. You are trying to get something out of it that helps OUR question.</w:t>
+      </w:r>
+    </w:p>
+    <w:p>
+      <w:pPr>
+        <w:pStyle w:val="Heading3"/>
+        <w:keepNext/>
+        <w:spacing w:after="80" w:before="220"/>
+      </w:pPr>
+      <w:r>
+        <w:rPr>
+          <w:b/>
+          <w:bCs/>
+          <w:color w:val="1F3A5F"/>
+          <w:sz w:val="24"/>
+          <w:szCs w:val="24"/>
+        </w:rPr>
+        <w:t xml:space="preserve">Four questions, in this order</w:t>
+      </w:r>
+    </w:p>
+    <w:p>
+      <w:pPr>
+        <w:spacing w:after="140" w:before="0" w:line="300"/>
+      </w:pPr>
+      <w:r>
+        <w:rPr>
+          <w:sz w:val="22"/>
+          <w:szCs w:val="22"/>
+        </w:rPr>
+        <w:t xml:space="preserve">1. What is this?</w:t>
+      </w:r>
+    </w:p>
+    <w:p>
+      <w:pPr>
+        <w:spacing w:after="140" w:before="0" w:line="300"/>
+      </w:pPr>
+      <w:r>
+        <w:rPr>
+          <w:sz w:val="22"/>
+          <w:szCs w:val="22"/>
+        </w:rPr>
+        <w:t xml:space="preserve">A news report? A study by scientists? A company's page? One person telling their story? They are not the same and they cannot be trusted the same.</w:t>
+      </w:r>
+    </w:p>
+    <w:p>
+      <w:pPr>
+        <w:spacing w:after="140" w:before="0" w:line="300"/>
+      </w:pPr>
+      <w:r>
+        <w:rPr>
+          <w:sz w:val="22"/>
+          <w:szCs w:val="22"/>
+        </w:rPr>
+        <w:t xml:space="preserve">2. Who made it, and how do they know?</w:t>
+      </w:r>
+    </w:p>
+    <w:p>
+      <w:pPr>
+        <w:spacing w:after="140" w:before="0" w:line="300"/>
+      </w:pPr>
+      <w:r>
+        <w:rPr>
+          <w:sz w:val="22"/>
+          <w:szCs w:val="22"/>
+        </w:rPr>
+        <w:t xml:space="preserve">Did they see it? Measure it? Or are they repeating what someone else said?</w:t>
+      </w:r>
+    </w:p>
+    <w:p>
+      <w:pPr>
+        <w:spacing w:after="140" w:before="0" w:line="300"/>
+      </w:pPr>
+      <w:r>
+        <w:rPr>
+          <w:sz w:val="22"/>
+          <w:szCs w:val="22"/>
+        </w:rPr>
+        <w:t xml:space="preserve">3. What does it tell us about OUR question?</w:t>
+      </w:r>
+    </w:p>
+    <w:p>
+      <w:pPr>
+        <w:spacing w:after="140" w:before="0" w:line="300"/>
+      </w:pPr>
+      <w:r>
+        <w:rPr>
+          <w:sz w:val="22"/>
+          <w:szCs w:val="22"/>
+        </w:rPr>
+        <w:t xml:space="preserve">This is the important one. Most of a source will have nothing to do with us. That is normal.</w:t>
+      </w:r>
+    </w:p>
+    <w:p>
+      <w:pPr>
+        <w:spacing w:after="140" w:before="0" w:line="300"/>
+      </w:pPr>
+      <w:r>
+        <w:rPr>
+          <w:sz w:val="22"/>
+          <w:szCs w:val="22"/>
+        </w:rPr>
+        <w:t xml:space="preserve">Do not try to understand every word. Hunt for the part that touches our question, and let the rest go past.</w:t>
+      </w:r>
+    </w:p>
+    <w:p>
+      <w:pPr>
+        <w:spacing w:after="140" w:before="0" w:line="300"/>
+      </w:pPr>
+      <w:r>
+        <w:rPr>
+          <w:sz w:val="22"/>
+          <w:szCs w:val="22"/>
+        </w:rPr>
+        <w:t xml:space="preserve">4. What does it NOT tell us?</w:t>
+      </w:r>
+    </w:p>
+    <w:p>
+      <w:pPr>
+        <w:spacing w:after="140" w:before="0" w:line="300"/>
+      </w:pPr>
+      <w:r>
+        <w:rPr>
+          <w:sz w:val="22"/>
+          <w:szCs w:val="22"/>
+        </w:rPr>
+        <w:t xml:space="preserve">Almost nobody asks this, and it is the most useful question of the four.</w:t>
+      </w:r>
+    </w:p>
+    <w:p>
+      <w:pPr>
+        <w:spacing w:after="140" w:before="0" w:line="300"/>
+      </w:pPr>
+      <w:r>
+        <w:rPr>
+          <w:sz w:val="22"/>
+          <w:szCs w:val="22"/>
+        </w:rPr>
+        <w:t xml:space="preserve">A source can be completely true and still not answer what we need. A study about how roots hold soil tells us nothing about whether anyone is planting on OUR hill. Knowing the gap is knowing something.</w:t>
+      </w:r>
+    </w:p>
+    <w:p>
+      <w:pPr>
+        <w:pStyle w:val="Heading3"/>
+        <w:keepNext/>
+        <w:spacing w:after="80" w:before="220"/>
+      </w:pPr>
+      <w:r>
+        <w:rPr>
+          <w:b/>
+          <w:bCs/>
+          <w:color w:val="1F3A5F"/>
+          <w:sz w:val="24"/>
+          <w:szCs w:val="24"/>
+        </w:rPr>
+        <w:t xml:space="preserve">About the three versions</w:t>
+      </w:r>
+    </w:p>
+    <w:p>
+      <w:pPr>
+        <w:spacing w:after="140" w:before="0" w:line="300"/>
+      </w:pPr>
+      <w:r>
+        <w:rPr>
+          <w:sz w:val="22"/>
+          <w:szCs w:val="22"/>
+        </w:rPr>
+        <w:t xml:space="preserve">Every source comes three ways: the real article, an easier one, and a simplest one.</w:t>
+      </w:r>
+    </w:p>
+    <w:p>
+      <w:pPr>
+        <w:spacing w:after="140" w:before="0" w:line="300"/>
+      </w:pPr>
+      <w:r>
+        <w:rPr>
+          <w:sz w:val="22"/>
+          <w:szCs w:val="22"/>
+        </w:rPr>
+        <w:t xml:space="preserve">Take the one you can hold today. There is no shame in any of them, and no prize for the hard one. But if you can stretch, stretch — the English in these is meant to be a little above you, because that is how you get better at it.</w:t>
+      </w:r>
+    </w:p>
+    <w:p>
+      <w:pPr>
+        <w:spacing w:after="140" w:before="0" w:line="300"/>
+      </w:pPr>
+      <w:r>
+        <w:rPr>
+          <w:sz w:val="22"/>
+          <w:szCs w:val="22"/>
+        </w:rPr>
+        <w:t xml:space="preserve">You can also just listen while someone reads it aloud. That is real reading too.</w:t>
+      </w:r>
+    </w:p>
+    <w:p>
+      <w:pPr>
+        <w:pStyle w:val="Heading3"/>
+        <w:keepNext/>
+        <w:spacing w:after="80" w:before="220"/>
+      </w:pPr>
+      <w:r>
+        <w:rPr>
+          <w:b/>
+          <w:bCs/>
+          <w:color w:val="1F3A5F"/>
+          <w:sz w:val="24"/>
+          <w:szCs w:val="24"/>
+        </w:rPr>
+        <w:t xml:space="preserve">You are not finished when you have read it</w:t>
+      </w:r>
+    </w:p>
+    <w:p>
+      <w:pPr>
+        <w:spacing w:after="140" w:before="0" w:line="300"/>
+      </w:pPr>
+      <w:r>
+        <w:rPr>
+          <w:sz w:val="22"/>
+          <w:szCs w:val="22"/>
+        </w:rPr>
+        <w:t xml:space="preserve">You are finished when something is in your evidence log:</w:t>
+      </w:r>
+    </w:p>
+    <w:p>
+      <w:pPr>
+        <w:pStyle w:val="ListParagraph"/>
+        <w:numPr>
+          <w:ilvl w:val="0"/>
+          <w:numId w:val="1"/>
+        </w:numPr>
+        <w:spacing w:after="80" w:line="300"/>
+      </w:pPr>
+      <w:r>
+        <w:rPr>
+          <w:sz w:val="22"/>
+          <w:szCs w:val="22"/>
+        </w:rPr>
+        <w:t xml:space="preserve">Which source it was.</w:t>
+      </w:r>
+    </w:p>
+    <w:p>
+      <w:pPr>
+        <w:pStyle w:val="ListParagraph"/>
+        <w:numPr>
+          <w:ilvl w:val="0"/>
+          <w:numId w:val="1"/>
+        </w:numPr>
+        <w:spacing w:after="80" w:line="300"/>
+      </w:pPr>
+      <w:r>
+        <w:rPr>
+          <w:sz w:val="22"/>
+          <w:szCs w:val="22"/>
+        </w:rPr>
+        <w:t xml:space="preserve">What it tells us about our question.</w:t>
+      </w:r>
+    </w:p>
+    <w:p>
+      <w:pPr>
+        <w:pStyle w:val="ListParagraph"/>
+        <w:numPr>
+          <w:ilvl w:val="0"/>
+          <w:numId w:val="1"/>
+        </w:numPr>
+        <w:spacing w:after="80" w:line="300"/>
+      </w:pPr>
+      <w:r>
+        <w:rPr>
+          <w:sz w:val="22"/>
+          <w:szCs w:val="22"/>
+        </w:rPr>
+        <w:t xml:space="preserve">Any new words.</w:t>
+      </w:r>
+    </w:p>
+    <w:p>
+      <w:pPr>
+        <w:pStyle w:val="ListParagraph"/>
+        <w:numPr>
+          <w:ilvl w:val="0"/>
+          <w:numId w:val="1"/>
+        </w:numPr>
+        <w:spacing w:after="80" w:line="300"/>
+      </w:pPr>
+      <w:r>
+        <w:rPr>
+          <w:sz w:val="22"/>
+          <w:szCs w:val="22"/>
+        </w:rPr>
+        <w:t xml:space="preserve">How much we can trust it.</w:t>
+      </w:r>
+    </w:p>
+    <w:p>
+      <w:pPr>
+        <w:spacing w:after="140" w:before="0" w:line="300"/>
+      </w:pPr>
+      <w:r>
+        <w:rPr>
+          <w:sz w:val="22"/>
+          <w:szCs w:val="22"/>
+        </w:rPr>
+        <w:t xml:space="preserve">If it is not written or drawn down, it will be gone by next week. Every researcher finds this out the hard way.</w:t>
+      </w:r>
+    </w:p>
+    <w:tbl>
+      <w:tblPr>
+        <w:tblW w:type="pct" w:w="100%"/>
+        <w:tblBorders>
+          <w:top w:val="none"/>
+          <w:left w:val="single" w:color="1F3A5F" w:sz="18"/>
+          <w:bottom w:val="none"/>
+          <w:right w:val="none"/>
+          <w:insideH w:val="none"/>
+          <w:insideV w:val="none"/>
+        </w:tblBorders>
+      </w:tblPr>
+      <w:tblGrid>
+        <w:gridCol w:w="9070"/>
+      </w:tblGrid>
+      <w:tr>
+        <w:tc>
+          <w:tcPr>
+            <w:tcW w:type="dxa" w:w="9070"/>
+            <w:tcMar>
+              <w:top w:type="dxa" w:w="100"/>
+              <w:left w:type="dxa" w:w="200"/>
+              <w:bottom w:type="dxa" w:w="100"/>
+              <w:right w:type="dxa" w:w="120"/>
+            </w:tcMar>
+          </w:tcPr>
+          <w:p>
+            <w:pPr>
+              <w:spacing w:after="80"/>
+            </w:pPr>
+            <w:r>
+              <w:rPr>
+                <w:b/>
+                <w:bCs/>
+                <w:color w:val="1F3A5F"/>
+                <w:spacing w:val="24"/>
+                <w:sz w:val="17"/>
+                <w:szCs w:val="17"/>
+              </w:rPr>
+              <w:t xml:space="preserve">NEW WORDS FOR OUR WORD WALL</w:t>
+            </w:r>
+          </w:p>
+          <w:p>
+            <w:pPr>
+              <w:spacing w:after="60" w:line="280"/>
+            </w:pPr>
+            <w:r>
+              <w:rPr>
+                <w:sz w:val="21"/>
+                <w:szCs w:val="21"/>
+              </w:rPr>
+              <w:t xml:space="preserve">source — something already written or made by someone else, that we can learn from</w:t>
+            </w:r>
+          </w:p>
+          <w:p>
+            <w:pPr>
+              <w:spacing w:after="60" w:line="280"/>
+            </w:pPr>
+            <w:r>
+              <w:rPr>
+                <w:sz w:val="21"/>
+                <w:szCs w:val="21"/>
+              </w:rPr>
+              <w:t xml:space="preserve">secondary research — finding out by studying what others have already found out</w:t>
+            </w:r>
+          </w:p>
+          <w:p>
+            <w:pPr>
+              <w:spacing w:after="60" w:line="280"/>
+            </w:pPr>
+            <w:r>
+              <w:rPr>
+                <w:sz w:val="21"/>
+                <w:szCs w:val="21"/>
+              </w:rPr>
+              <w:t xml:space="preserve">evidence log — where we record what each source tells us, so we do not lose it</w:t>
+            </w:r>
+          </w:p>
+        </w:tc>
+      </w:tr>
+    </w:tbl>
+    <w:p>
+      <w:pPr>
+        <w:spacing w:after="60" w:before="200"/>
+      </w:pPr>
+      <w:r>
+        <w:rPr>
+          <w:b/>
+          <w:bCs/>
+          <w:color w:val="7A3B69"/>
+          <w:sz w:val="23"/>
+          <w:szCs w:val="23"/>
+        </w:rPr>
+        <w:t xml:space="preserve">Try it yourself</w:t>
+      </w:r>
+    </w:p>
+    <w:p>
+      <w:pPr>
+        <w:spacing w:after="140" w:before="0" w:line="300"/>
+      </w:pPr>
+      <w:r>
+        <w:rPr>
+          <w:sz w:val="24"/>
+          <w:szCs w:val="24"/>
+        </w:rPr>
+        <w:t xml:space="preserve">Our question is "what happens to our hills without trees?". A source says: "In Australia, scientists measured cut and uncut forest for two years. Cut land was up to 4.5 degrees hotter." Is each statement below true about that source? Circle your answer, then check at the back.</w:t>
+      </w:r>
+    </w:p>
+    <w:p>
+      <w:pPr>
+        <w:keepNext/>
+        <w:spacing w:after="20" w:before="80" w:line="300"/>
+      </w:pPr>
+      <w:r>
+        <w:rPr>
+          <w:sz w:val="24"/>
+          <w:szCs w:val="24"/>
+        </w:rPr>
+        <w:t xml:space="preserve">1.   This source helps our question, even though it is not about our hills.</w:t>
+      </w:r>
+    </w:p>
+    <w:p>
+      <w:pPr>
+        <w:spacing w:after="60" w:line="280"/>
+        <w:ind w:left="340"/>
+      </w:pPr>
+      <w:r>
+        <w:rPr>
+          <w:color w:val="7A3B69"/>
+          <w:sz w:val="24"/>
+          <w:szCs w:val="24"/>
+        </w:rPr>
+        <w:t xml:space="preserve">○  </w:t>
+      </w:r>
+      <w:r>
+        <w:rPr>
+          <w:sz w:val="24"/>
+          <w:szCs w:val="24"/>
+        </w:rPr>
+        <w:t xml:space="preserve">true      </w:t>
+      </w:r>
+      <w:r>
+        <w:rPr>
+          <w:color w:val="7A3B69"/>
+          <w:sz w:val="24"/>
+          <w:szCs w:val="24"/>
+        </w:rPr>
+        <w:t xml:space="preserve">○  </w:t>
+      </w:r>
+      <w:r>
+        <w:rPr>
+          <w:sz w:val="24"/>
+          <w:szCs w:val="24"/>
+        </w:rPr>
+        <w:t xml:space="preserve">not true      </w:t>
+      </w:r>
+    </w:p>
+    <w:p>
+      <w:pPr>
+        <w:keepNext/>
+        <w:spacing w:after="20" w:before="80" w:line="300"/>
+      </w:pPr>
+      <w:r>
+        <w:rPr>
+          <w:sz w:val="24"/>
+          <w:szCs w:val="24"/>
+        </w:rPr>
+        <w:t xml:space="preserve">2.   Because it is not about Cox's Bazar, we should throw it away.</w:t>
+      </w:r>
+    </w:p>
+    <w:p>
+      <w:pPr>
+        <w:spacing w:after="60" w:line="280"/>
+        <w:ind w:left="340"/>
+      </w:pPr>
+      <w:r>
+        <w:rPr>
+          <w:color w:val="7A3B69"/>
+          <w:sz w:val="24"/>
+          <w:szCs w:val="24"/>
+        </w:rPr>
+        <w:t xml:space="preserve">○  </w:t>
+      </w:r>
+      <w:r>
+        <w:rPr>
+          <w:sz w:val="24"/>
+          <w:szCs w:val="24"/>
+        </w:rPr>
+        <w:t xml:space="preserve">true      </w:t>
+      </w:r>
+      <w:r>
+        <w:rPr>
+          <w:color w:val="7A3B69"/>
+          <w:sz w:val="24"/>
+          <w:szCs w:val="24"/>
+        </w:rPr>
+        <w:t xml:space="preserve">○  </w:t>
+      </w:r>
+      <w:r>
+        <w:rPr>
+          <w:sz w:val="24"/>
+          <w:szCs w:val="24"/>
+        </w:rPr>
+        <w:t xml:space="preserve">not true      </w:t>
+      </w:r>
+    </w:p>
+    <w:p>
+      <w:pPr>
+        <w:keepNext/>
+        <w:spacing w:after="20" w:before="80" w:line="300"/>
+      </w:pPr>
+      <w:r>
+        <w:rPr>
+          <w:sz w:val="24"/>
+          <w:szCs w:val="24"/>
+        </w:rPr>
+        <w:t xml:space="preserve">3.   This source tells us how many trees have been cut on our hills.</w:t>
+      </w:r>
+    </w:p>
+    <w:p>
+      <w:pPr>
+        <w:spacing w:after="60" w:line="280"/>
+        <w:ind w:left="340"/>
+      </w:pPr>
+      <w:r>
+        <w:rPr>
+          <w:color w:val="7A3B69"/>
+          <w:sz w:val="24"/>
+          <w:szCs w:val="24"/>
+        </w:rPr>
+        <w:t xml:space="preserve">○  </w:t>
+      </w:r>
+      <w:r>
+        <w:rPr>
+          <w:sz w:val="24"/>
+          <w:szCs w:val="24"/>
+        </w:rPr>
+        <w:t xml:space="preserve">true      </w:t>
+      </w:r>
+      <w:r>
+        <w:rPr>
+          <w:color w:val="7A3B69"/>
+          <w:sz w:val="24"/>
+          <w:szCs w:val="24"/>
+        </w:rPr>
+        <w:t xml:space="preserve">○  </w:t>
+      </w:r>
+      <w:r>
+        <w:rPr>
+          <w:sz w:val="24"/>
+          <w:szCs w:val="24"/>
+        </w:rPr>
+        <w:t xml:space="preserve">not true      </w:t>
+      </w:r>
+    </w:p>
+    <w:p>
+      <w:pPr>
+        <w:keepNext/>
+        <w:spacing w:after="20" w:before="80" w:line="300"/>
+      </w:pPr>
+      <w:r>
+        <w:rPr>
+          <w:sz w:val="24"/>
+          <w:szCs w:val="24"/>
+        </w:rPr>
+        <w:t xml:space="preserve">4.   We should ask how they know — and they tell us: they measured it for two years.</w:t>
+      </w:r>
+    </w:p>
+    <w:p>
+      <w:pPr>
+        <w:spacing w:after="60" w:line="280"/>
+        <w:ind w:left="340"/>
+      </w:pPr>
+      <w:r>
+        <w:rPr>
+          <w:color w:val="7A3B69"/>
+          <w:sz w:val="24"/>
+          <w:szCs w:val="24"/>
+        </w:rPr>
+        <w:t xml:space="preserve">○  </w:t>
+      </w:r>
+      <w:r>
+        <w:rPr>
+          <w:sz w:val="24"/>
+          <w:szCs w:val="24"/>
+        </w:rPr>
+        <w:t xml:space="preserve">true      </w:t>
+      </w:r>
+      <w:r>
+        <w:rPr>
+          <w:color w:val="7A3B69"/>
+          <w:sz w:val="24"/>
+          <w:szCs w:val="24"/>
+        </w:rPr>
+        <w:t xml:space="preserve">○  </w:t>
+      </w:r>
+      <w:r>
+        <w:rPr>
+          <w:sz w:val="24"/>
+          <w:szCs w:val="24"/>
+        </w:rPr>
+        <w:t xml:space="preserve">not true      </w:t>
+      </w:r>
+    </w:p>
+    <w:p>
+      <w:pPr>
+        <w:spacing w:after="140" w:before="60" w:line="300"/>
+      </w:pPr>
+      <w:r>
+        <w:rPr>
+          <w:sz w:val="24"/>
+          <w:szCs w:val="24"/>
+        </w:rPr>
+        <w:t xml:space="preserve">Now take one source from our pack and answer all four questions about it. Put what you find in your evidence log.</w:t>
+      </w:r>
+    </w:p>
+    <w:p>
+      <w:pPr>
+        <w:spacing w:after="140" w:before="80" w:line="300"/>
+      </w:pPr>
+      <w:r>
+        <w:rPr>
+          <w:b/>
+          <w:bCs/>
+          <w:color w:val="5A6473"/>
+          <w:sz w:val="20"/>
+          <w:szCs w:val="20"/>
+        </w:rPr>
+        <w:t xml:space="preserve">The answers are at the back of your book, on the "Answers — try it yourself" page. Try it first, then check.</w:t>
+      </w:r>
+    </w:p>
     <w:p>
       <w:pPr>
         <w:keepNext/>
@@ -20465,6 +23393,511 @@
         <w:rPr>
           <w:b/>
           <w:bCs/>
+          <w:color w:val="FFFFFF"/>
+          <w:spacing w:val="30"/>
+          <w:sz w:val="16"/>
+          <w:szCs w:val="16"/>
+          <w:shd w:fill="7A3B69" w:val="clear"/>
+        </w:rPr>
+        <w:t xml:space="preserve">  LEARN IT  </w:t>
+      </w:r>
+      <w:r>
+        <w:rPr>
+          <w:b/>
+          <w:bCs/>
+          <w:color w:val="7A3B69"/>
+          <w:spacing w:val="30"/>
+          <w:sz w:val="16"/>
+          <w:szCs w:val="16"/>
+        </w:rPr>
+        <w:t xml:space="preserve">   GO AND GATHER</w:t>
+      </w:r>
+    </w:p>
+    <w:p>
+      <w:pPr>
+        <w:pStyle w:val="Heading2"/>
+        <w:keepNext/>
+        <w:spacing w:after="180" w:before="160"/>
+      </w:pPr>
+      <w:r>
+        <w:rPr>
+          <w:b/>
+          <w:bCs/>
+          <w:color w:val="1F3A5F"/>
+          <w:sz w:val="38"/>
+          <w:szCs w:val="38"/>
+        </w:rPr>
+        <w:t xml:space="preserve">How to gather well, out there</w:t>
+      </w:r>
+    </w:p>
+    <w:p>
+      <w:pPr>
+        <w:spacing w:after="140" w:before="0" w:line="300"/>
+      </w:pPr>
+      <w:r>
+        <w:rPr>
+          <w:sz w:val="22"/>
+          <w:szCs w:val="22"/>
+        </w:rPr>
+        <w:t xml:space="preserve">You have your questions, and you have practised. Now you go and do it for real.</w:t>
+      </w:r>
+    </w:p>
+    <w:p>
+      <w:pPr>
+        <w:pStyle w:val="Heading3"/>
+        <w:keepNext/>
+        <w:spacing w:after="80" w:before="220"/>
+      </w:pPr>
+      <w:r>
+        <w:rPr>
+          <w:b/>
+          <w:bCs/>
+          <w:color w:val="1F3A5F"/>
+          <w:sz w:val="24"/>
+          <w:szCs w:val="24"/>
+        </w:rPr>
+        <w:t xml:space="preserve">Every single time, before you ask anything</w:t>
+      </w:r>
+    </w:p>
+    <w:p>
+      <w:pPr>
+        <w:spacing w:after="140" w:before="0" w:line="300"/>
+      </w:pPr>
+      <w:r>
+        <w:rPr>
+          <w:sz w:val="22"/>
+          <w:szCs w:val="22"/>
+        </w:rPr>
+        <w:t xml:space="preserve">Ask permission. In your own words:</w:t>
+      </w:r>
+    </w:p>
+    <w:p>
+      <w:pPr>
+        <w:spacing w:after="140" w:before="0" w:line="300"/>
+      </w:pPr>
+      <w:r>
+        <w:rPr>
+          <w:sz w:val="22"/>
+          <w:szCs w:val="22"/>
+        </w:rPr>
+        <w:t xml:space="preserve">"May I ask you some questions about our hills? It is for our school project. You do not have to, and you can stop whenever you like."</w:t>
+      </w:r>
+    </w:p>
+    <w:p>
+      <w:pPr>
+        <w:spacing w:after="140" w:before="0" w:line="300"/>
+      </w:pPr>
+      <w:r>
+        <w:rPr>
+          <w:sz w:val="22"/>
+          <w:szCs w:val="22"/>
+        </w:rPr>
+        <w:t xml:space="preserve">Then wait for them to say yes. Every person. Every time. No exceptions, even if you know them.</w:t>
+      </w:r>
+    </w:p>
+    <w:p>
+      <w:pPr>
+        <w:pStyle w:val="Heading3"/>
+        <w:keepNext/>
+        <w:spacing w:after="80" w:before="220"/>
+      </w:pPr>
+      <w:r>
+        <w:rPr>
+          <w:b/>
+          <w:bCs/>
+          <w:color w:val="1F3A5F"/>
+          <w:sz w:val="24"/>
+          <w:szCs w:val="24"/>
+        </w:rPr>
+        <w:t xml:space="preserve">If they say no, that is a GOOD outcome</w:t>
+      </w:r>
+    </w:p>
+    <w:p>
+      <w:pPr>
+        <w:spacing w:after="140" w:before="0" w:line="300"/>
+      </w:pPr>
+      <w:r>
+        <w:rPr>
+          <w:sz w:val="22"/>
+          <w:szCs w:val="22"/>
+        </w:rPr>
+        <w:t xml:space="preserve">Read that again.</w:t>
+      </w:r>
+    </w:p>
+    <w:p>
+      <w:pPr>
+        <w:spacing w:after="140" w:before="0" w:line="300"/>
+      </w:pPr>
+      <w:r>
+        <w:rPr>
+          <w:sz w:val="22"/>
+          <w:szCs w:val="22"/>
+        </w:rPr>
+        <w:t xml:space="preserve">A person saying no means you asked properly and they felt free to refuse. That is exactly what is supposed to happen. It is not a failure and it is not about you.</w:t>
+      </w:r>
+    </w:p>
+    <w:p>
+      <w:pPr>
+        <w:spacing w:after="140" w:before="0" w:line="300"/>
+      </w:pPr>
+      <w:r>
+        <w:rPr>
+          <w:sz w:val="22"/>
+          <w:szCs w:val="22"/>
+        </w:rPr>
+        <w:t xml:space="preserve">Say thank you, and go to the next person on your list. Never ask twice. Never persuade.</w:t>
+      </w:r>
+    </w:p>
+    <w:p>
+      <w:pPr>
+        <w:pStyle w:val="Heading3"/>
+        <w:keepNext/>
+        <w:spacing w:after="80" w:before="220"/>
+      </w:pPr>
+      <w:r>
+        <w:rPr>
+          <w:b/>
+          <w:bCs/>
+          <w:color w:val="1F3A5F"/>
+          <w:sz w:val="24"/>
+          <w:szCs w:val="24"/>
+        </w:rPr>
+        <w:t xml:space="preserve">Write while they are talking, not after</w:t>
+      </w:r>
+    </w:p>
+    <w:p>
+      <w:pPr>
+        <w:spacing w:after="140" w:before="0" w:line="300"/>
+      </w:pPr>
+      <w:r>
+        <w:rPr>
+          <w:sz w:val="22"/>
+          <w:szCs w:val="22"/>
+        </w:rPr>
+        <w:t xml:space="preserve">This feels rude. It is not — and it is the difference between real evidence and a vague memory.</w:t>
+      </w:r>
+    </w:p>
+    <w:p>
+      <w:pPr>
+        <w:spacing w:after="140" w:before="0" w:line="300"/>
+      </w:pPr>
+      <w:r>
+        <w:rPr>
+          <w:sz w:val="22"/>
+          <w:szCs w:val="22"/>
+        </w:rPr>
+        <w:t xml:space="preserve">Mark your page while they are still speaking. A drawing and three words is enough. If you wait until you get home you will write what you *think* they said, which is not the same thing.</w:t>
+      </w:r>
+    </w:p>
+    <w:p>
+      <w:pPr>
+        <w:spacing w:after="140" w:before="0" w:line="300"/>
+      </w:pPr>
+      <w:r>
+        <w:rPr>
+          <w:sz w:val="22"/>
+          <w:szCs w:val="22"/>
+        </w:rPr>
+        <w:t xml:space="preserve">You can say: "may I write this down while you talk, so I remember it properly?" People like that.</w:t>
+      </w:r>
+    </w:p>
+    <w:p>
+      <w:pPr>
+        <w:pStyle w:val="Heading3"/>
+        <w:keepNext/>
+        <w:spacing w:after="80" w:before="220"/>
+      </w:pPr>
+      <w:r>
+        <w:rPr>
+          <w:b/>
+          <w:bCs/>
+          <w:color w:val="1F3A5F"/>
+          <w:sz w:val="24"/>
+          <w:szCs w:val="24"/>
+        </w:rPr>
+        <w:t xml:space="preserve">Never write anyone's name</w:t>
+      </w:r>
+    </w:p>
+    <w:p>
+      <w:pPr>
+        <w:spacing w:after="140" w:before="0" w:line="300"/>
+      </w:pPr>
+      <w:r>
+        <w:rPr>
+          <w:sz w:val="22"/>
+          <w:szCs w:val="22"/>
+        </w:rPr>
+        <w:t xml:space="preserve">Not on your page, not anywhere. Write what kind of person instead: "an elder, near the water point". "A woman who cooks for many people."</w:t>
+      </w:r>
+    </w:p>
+    <w:p>
+      <w:pPr>
+        <w:spacing w:after="140" w:before="0" w:line="300"/>
+      </w:pPr>
+      <w:r>
+        <w:rPr>
+          <w:sz w:val="22"/>
+          <w:szCs w:val="22"/>
+        </w:rPr>
+        <w:t xml:space="preserve">This is how we keep people safe, and it is why they will talk to us.</w:t>
+      </w:r>
+    </w:p>
+    <w:p>
+      <w:pPr>
+        <w:pStyle w:val="Heading3"/>
+        <w:keepNext/>
+        <w:spacing w:after="80" w:before="220"/>
+      </w:pPr>
+      <w:r>
+        <w:rPr>
+          <w:b/>
+          <w:bCs/>
+          <w:color w:val="1F3A5F"/>
+          <w:sz w:val="24"/>
+          <w:szCs w:val="24"/>
+        </w:rPr>
+        <w:t xml:space="preserve">Three things that will happen</w:t>
+      </w:r>
+    </w:p>
+    <w:p>
+      <w:pPr>
+        <w:pStyle w:val="ListParagraph"/>
+        <w:numPr>
+          <w:ilvl w:val="0"/>
+          <w:numId w:val="1"/>
+        </w:numPr>
+        <w:spacing w:after="80" w:line="300"/>
+      </w:pPr>
+      <w:r>
+        <w:rPr>
+          <w:sz w:val="22"/>
+          <w:szCs w:val="22"/>
+        </w:rPr>
+        <w:t xml:space="preserve">Someone gives a one-word answer. Use a follow-up: "tell me more". Or wait quietly and count</w:t>
+      </w:r>
+    </w:p>
+    <w:p>
+      <w:pPr>
+        <w:spacing w:after="140" w:before="0" w:line="300"/>
+      </w:pPr>
+      <w:r>
+        <w:rPr>
+          <w:sz w:val="22"/>
+          <w:szCs w:val="22"/>
+        </w:rPr>
+        <w:t xml:space="preserve">to five. People fill quiet.</w:t>
+      </w:r>
+    </w:p>
+    <w:p>
+      <w:pPr>
+        <w:pStyle w:val="ListParagraph"/>
+        <w:numPr>
+          <w:ilvl w:val="0"/>
+          <w:numId w:val="1"/>
+        </w:numPr>
+        <w:spacing w:after="80" w:line="300"/>
+      </w:pPr>
+      <w:r>
+        <w:rPr>
+          <w:sz w:val="22"/>
+          <w:szCs w:val="22"/>
+        </w:rPr>
+        <w:t xml:space="preserve">Someone is in a hurry. Ask your ONE most important question, thank them, and go.</w:t>
+      </w:r>
+    </w:p>
+    <w:p>
+      <w:pPr>
+        <w:pStyle w:val="ListParagraph"/>
+        <w:numPr>
+          <w:ilvl w:val="0"/>
+          <w:numId w:val="1"/>
+        </w:numPr>
+        <w:spacing w:after="80" w:line="300"/>
+      </w:pPr>
+      <w:r>
+        <w:rPr>
+          <w:sz w:val="22"/>
+          <w:szCs w:val="22"/>
+        </w:rPr>
+        <w:t xml:space="preserve">Someone is not there. Go to the person you chose instead. This is why we chose one.</w:t>
+      </w:r>
+    </w:p>
+    <w:p>
+      <w:pPr>
+        <w:pStyle w:val="Heading3"/>
+        <w:keepNext/>
+        <w:spacing w:after="80" w:before="220"/>
+      </w:pPr>
+      <w:r>
+        <w:rPr>
+          <w:b/>
+          <w:bCs/>
+          <w:color w:val="1F3A5F"/>
+          <w:sz w:val="24"/>
+          <w:szCs w:val="24"/>
+        </w:rPr>
+        <w:t xml:space="preserve">Never put yourself, or anyone else, at risk</w:t>
+      </w:r>
+    </w:p>
+    <w:p>
+      <w:pPr>
+        <w:spacing w:after="140" w:before="0" w:line="300"/>
+      </w:pPr>
+      <w:r>
+        <w:rPr>
+          <w:sz w:val="22"/>
+          <w:szCs w:val="22"/>
+        </w:rPr>
+        <w:t xml:space="preserve">No answer is worth going somewhere unsafe, or asking about something that could put a person in danger.</w:t>
+      </w:r>
+    </w:p>
+    <w:p>
+      <w:pPr>
+        <w:spacing w:after="140" w:before="0" w:line="300"/>
+      </w:pPr>
+      <w:r>
+        <w:rPr>
+          <w:sz w:val="22"/>
+          <w:szCs w:val="22"/>
+        </w:rPr>
+        <w:t xml:space="preserve">If a conversation turns to something painful or frightening, stop, thank them kindly, and tell your facilitator afterwards. That is not failing. That is doing it right.</w:t>
+      </w:r>
+    </w:p>
+    <w:p>
+      <w:pPr>
+        <w:pStyle w:val="Heading3"/>
+        <w:keepNext/>
+        <w:spacing w:after="80" w:before="220"/>
+      </w:pPr>
+      <w:r>
+        <w:rPr>
+          <w:b/>
+          <w:bCs/>
+          <w:color w:val="1F3A5F"/>
+          <w:sz w:val="24"/>
+          <w:szCs w:val="24"/>
+        </w:rPr>
+        <w:t xml:space="preserve">And when the week goes wrong</w:t>
+      </w:r>
+    </w:p>
+    <w:p>
+      <w:pPr>
+        <w:spacing w:after="140" w:before="0" w:line="300"/>
+      </w:pPr>
+      <w:r>
+        <w:rPr>
+          <w:sz w:val="22"/>
+          <w:szCs w:val="22"/>
+        </w:rPr>
+        <w:t xml:space="preserve">Fires, rain, illness, a week you cannot go out. It happens.</w:t>
+      </w:r>
+    </w:p>
+    <w:p>
+      <w:pPr>
+        <w:spacing w:after="140" w:before="0" w:line="300"/>
+      </w:pPr>
+      <w:r>
+        <w:rPr>
+          <w:sz w:val="22"/>
+          <w:szCs w:val="22"/>
+        </w:rPr>
+        <w:t xml:space="preserve">Picking it up again is part of the work. Tell your facilitator what happened and make a new plan — that is what a researcher does.</w:t>
+      </w:r>
+    </w:p>
+    <w:tbl>
+      <w:tblPr>
+        <w:tblW w:type="pct" w:w="100%"/>
+        <w:tblBorders>
+          <w:top w:val="none"/>
+          <w:left w:val="single" w:color="1F3A5F" w:sz="18"/>
+          <w:bottom w:val="none"/>
+          <w:right w:val="none"/>
+          <w:insideH w:val="none"/>
+          <w:insideV w:val="none"/>
+        </w:tblBorders>
+      </w:tblPr>
+      <w:tblGrid>
+        <w:gridCol w:w="9070"/>
+      </w:tblGrid>
+      <w:tr>
+        <w:tc>
+          <w:tcPr>
+            <w:tcW w:type="dxa" w:w="9070"/>
+            <w:tcMar>
+              <w:top w:type="dxa" w:w="100"/>
+              <w:left w:type="dxa" w:w="200"/>
+              <w:bottom w:type="dxa" w:w="100"/>
+              <w:right w:type="dxa" w:w="120"/>
+            </w:tcMar>
+          </w:tcPr>
+          <w:p>
+            <w:pPr>
+              <w:spacing w:after="80"/>
+            </w:pPr>
+            <w:r>
+              <w:rPr>
+                <w:b/>
+                <w:bCs/>
+                <w:color w:val="1F3A5F"/>
+                <w:spacing w:val="24"/>
+                <w:sz w:val="17"/>
+                <w:szCs w:val="17"/>
+              </w:rPr>
+              <w:t xml:space="preserve">NEW WORDS FOR OUR WORD WALL</w:t>
+            </w:r>
+          </w:p>
+          <w:p>
+            <w:pPr>
+              <w:spacing w:after="60" w:line="280"/>
+            </w:pPr>
+            <w:r>
+              <w:rPr>
+                <w:sz w:val="21"/>
+                <w:szCs w:val="21"/>
+              </w:rPr>
+              <w:t xml:space="preserve">consent — asking permission first, and accepting the answer</w:t>
+            </w:r>
+          </w:p>
+          <w:p>
+            <w:pPr>
+              <w:spacing w:after="60" w:line="280"/>
+            </w:pPr>
+            <w:r>
+              <w:rPr>
+                <w:sz w:val="21"/>
+                <w:szCs w:val="21"/>
+              </w:rPr>
+              <w:t xml:space="preserve">gather — to go and collect evidence by asking and looking</w:t>
+            </w:r>
+          </w:p>
+          <w:p>
+            <w:pPr>
+              <w:spacing w:after="60" w:line="280"/>
+            </w:pPr>
+            <w:r>
+              <w:rPr>
+                <w:sz w:val="21"/>
+                <w:szCs w:val="21"/>
+              </w:rPr>
+              <w:t xml:space="preserve">follow-up — a short question you ask after their first answer, to hear more</w:t>
+            </w:r>
+          </w:p>
+        </w:tc>
+      </w:tr>
+    </w:tbl>
+    <w:p>
+      <w:pPr>
+        <w:keepNext/>
+        <w:pageBreakBefore/>
+        <w:pBdr>
+          <w:bottom w:val="single" w:color="B9B3A6" w:sz="4"/>
+        </w:pBdr>
+        <w:spacing w:after="60"/>
+      </w:pPr>
+      <w:r>
+        <w:rPr>
+          <w:b/>
+          <w:bCs/>
           <w:color w:val="7A3B69"/>
           <w:spacing w:val="30"/>
           <w:sz w:val="16"/>
@@ -32055,6 +35488,798 @@
         <w:rPr>
           <w:b/>
           <w:bCs/>
+          <w:color w:val="FFFFFF"/>
+          <w:spacing w:val="30"/>
+          <w:sz w:val="16"/>
+          <w:szCs w:val="16"/>
+          <w:shd w:fill="7A3B69" w:val="clear"/>
+        </w:rPr>
+        <w:t xml:space="preserve">  LEARN IT  </w:t>
+      </w:r>
+      <w:r>
+        <w:rPr>
+          <w:b/>
+          <w:bCs/>
+          <w:color w:val="7A3B69"/>
+          <w:spacing w:val="30"/>
+          <w:sz w:val="16"/>
+          <w:szCs w:val="16"/>
+        </w:rPr>
+        <w:t xml:space="preserve">   CHOOSE OUR FORMAT AND OUR AUDIENCE</w:t>
+      </w:r>
+    </w:p>
+    <w:p>
+      <w:pPr>
+        <w:pStyle w:val="Heading2"/>
+        <w:keepNext/>
+        <w:spacing w:after="180" w:before="160"/>
+      </w:pPr>
+      <w:r>
+        <w:rPr>
+          <w:b/>
+          <w:bCs/>
+          <w:color w:val="1F3A5F"/>
+          <w:sz w:val="38"/>
+          <w:szCs w:val="38"/>
+        </w:rPr>
+        <w:t xml:space="preserve">How to choose who to tell, and how to tell them</w:t>
+      </w:r>
+    </w:p>
+    <w:p>
+      <w:pPr>
+        <w:spacing w:after="140" w:before="0" w:line="300"/>
+      </w:pPr>
+      <w:r>
+        <w:rPr>
+          <w:sz w:val="22"/>
+          <w:szCs w:val="22"/>
+        </w:rPr>
+        <w:t xml:space="preserve">We have found things out. Now we have to tell someone — because research nobody hears is not finished.</w:t>
+      </w:r>
+    </w:p>
+    <w:p>
+      <w:pPr>
+        <w:spacing w:after="140" w:before="0" w:line="300"/>
+      </w:pPr>
+      <w:r>
+        <w:rPr>
+          <w:sz w:val="22"/>
+          <w:szCs w:val="22"/>
+        </w:rPr>
+        <w:t xml:space="preserve">There is an order to this, and getting it the wrong way round wastes the work.</w:t>
+      </w:r>
+    </w:p>
+    <w:p>
+      <w:pPr>
+        <w:pStyle w:val="Heading3"/>
+        <w:keepNext/>
+        <w:spacing w:after="80" w:before="220"/>
+      </w:pPr>
+      <w:r>
+        <w:rPr>
+          <w:b/>
+          <w:bCs/>
+          <w:color w:val="1F3A5F"/>
+          <w:sz w:val="24"/>
+          <w:szCs w:val="24"/>
+        </w:rPr>
+        <w:t xml:space="preserve">First: WHO?</w:t>
+      </w:r>
+    </w:p>
+    <w:p>
+      <w:pPr>
+        <w:spacing w:after="140" w:before="0" w:line="300"/>
+      </w:pPr>
+      <w:r>
+        <w:rPr>
+          <w:sz w:val="22"/>
+          <w:szCs w:val="22"/>
+        </w:rPr>
+        <w:t xml:space="preserve">Not "the community". That is too big to aim at.</w:t>
+      </w:r>
+    </w:p>
+    <w:p>
+      <w:pPr>
+        <w:spacing w:after="140" w:before="0" w:line="300"/>
+      </w:pPr>
+      <w:r>
+        <w:rPr>
+          <w:sz w:val="22"/>
+          <w:szCs w:val="22"/>
+        </w:rPr>
+        <w:t xml:space="preserve">Ask: who most needs to hear this?</w:t>
+      </w:r>
+    </w:p>
+    <w:p>
+      <w:pPr>
+        <w:pStyle w:val="ListParagraph"/>
+        <w:numPr>
+          <w:ilvl w:val="0"/>
+          <w:numId w:val="1"/>
+        </w:numPr>
+        <w:spacing w:after="80" w:line="300"/>
+      </w:pPr>
+      <w:r>
+        <w:rPr>
+          <w:sz w:val="22"/>
+          <w:szCs w:val="22"/>
+        </w:rPr>
+        <w:t xml:space="preserve">The families living below the bare slope?</w:t>
+      </w:r>
+    </w:p>
+    <w:p>
+      <w:pPr>
+        <w:pStyle w:val="ListParagraph"/>
+        <w:numPr>
+          <w:ilvl w:val="0"/>
+          <w:numId w:val="1"/>
+        </w:numPr>
+        <w:spacing w:after="80" w:line="300"/>
+      </w:pPr>
+      <w:r>
+        <w:rPr>
+          <w:sz w:val="22"/>
+          <w:szCs w:val="22"/>
+        </w:rPr>
+        <w:t xml:space="preserve">The younger children, who will still be here in ten years?</w:t>
+      </w:r>
+    </w:p>
+    <w:p>
+      <w:pPr>
+        <w:pStyle w:val="ListParagraph"/>
+        <w:numPr>
+          <w:ilvl w:val="0"/>
+          <w:numId w:val="1"/>
+        </w:numPr>
+        <w:spacing w:after="80" w:line="300"/>
+      </w:pPr>
+      <w:r>
+        <w:rPr>
+          <w:sz w:val="22"/>
+          <w:szCs w:val="22"/>
+        </w:rPr>
+        <w:t xml:space="preserve">People who cut wood, because there is nothing else to cook with?</w:t>
+      </w:r>
+    </w:p>
+    <w:p>
+      <w:pPr>
+        <w:pStyle w:val="ListParagraph"/>
+        <w:numPr>
+          <w:ilvl w:val="0"/>
+          <w:numId w:val="1"/>
+        </w:numPr>
+        <w:spacing w:after="80" w:line="300"/>
+      </w:pPr>
+      <w:r>
+        <w:rPr>
+          <w:sz w:val="22"/>
+          <w:szCs w:val="22"/>
+        </w:rPr>
+        <w:t xml:space="preserve">The people we interviewed, who told us things and never heard what we found?</w:t>
+      </w:r>
+    </w:p>
+    <w:p>
+      <w:pPr>
+        <w:pStyle w:val="ListParagraph"/>
+        <w:numPr>
+          <w:ilvl w:val="0"/>
+          <w:numId w:val="1"/>
+        </w:numPr>
+        <w:spacing w:after="80" w:line="300"/>
+      </w:pPr>
+      <w:r>
+        <w:rPr>
+          <w:sz w:val="22"/>
+          <w:szCs w:val="22"/>
+        </w:rPr>
+        <w:t xml:space="preserve">Your own family?</w:t>
+      </w:r>
+    </w:p>
+    <w:p>
+      <w:pPr>
+        <w:spacing w:after="140" w:before="0" w:line="300"/>
+      </w:pPr>
+      <w:r>
+        <w:rPr>
+          <w:sz w:val="22"/>
+          <w:szCs w:val="22"/>
+        </w:rPr>
+        <w:t xml:space="preserve">Choose real people you could actually reach.</w:t>
+      </w:r>
+    </w:p>
+    <w:p>
+      <w:pPr>
+        <w:pStyle w:val="Heading3"/>
+        <w:keepNext/>
+        <w:spacing w:after="80" w:before="220"/>
+      </w:pPr>
+      <w:r>
+        <w:rPr>
+          <w:b/>
+          <w:bCs/>
+          <w:color w:val="1F3A5F"/>
+          <w:sz w:val="24"/>
+          <w:szCs w:val="24"/>
+        </w:rPr>
+        <w:t xml:space="preserve">Second: WHAT do you want them to understand?</w:t>
+      </w:r>
+    </w:p>
+    <w:p>
+      <w:pPr>
+        <w:spacing w:after="140" w:before="0" w:line="300"/>
+      </w:pPr>
+      <w:r>
+        <w:rPr>
+          <w:sz w:val="22"/>
+          <w:szCs w:val="22"/>
+        </w:rPr>
+        <w:t xml:space="preserve">Say it in one sentence. Just one.</w:t>
+      </w:r>
+    </w:p>
+    <w:p>
+      <w:pPr>
+        <w:spacing w:after="140" w:before="0" w:line="300"/>
+      </w:pPr>
+      <w:r>
+        <w:rPr>
+          <w:sz w:val="22"/>
+          <w:szCs w:val="22"/>
+        </w:rPr>
+        <w:t xml:space="preserve">"After we tell them, what do they understand that they did not understand before?"</w:t>
+      </w:r>
+    </w:p>
+    <w:p>
+      <w:pPr>
+        <w:spacing w:after="140" w:before="0" w:line="300"/>
+      </w:pPr>
+      <w:r>
+        <w:rPr>
+          <w:sz w:val="22"/>
+          <w:szCs w:val="22"/>
+        </w:rPr>
+        <w:t xml:space="preserve">If you cannot answer that, do not start making anything yet. Go back and look at our insights.</w:t>
+      </w:r>
+    </w:p>
+    <w:p>
+      <w:pPr>
+        <w:pStyle w:val="Heading3"/>
+        <w:keepNext/>
+        <w:spacing w:after="80" w:before="220"/>
+      </w:pPr>
+      <w:r>
+        <w:rPr>
+          <w:b/>
+          <w:bCs/>
+          <w:color w:val="1F3A5F"/>
+          <w:sz w:val="24"/>
+          <w:szCs w:val="24"/>
+        </w:rPr>
+        <w:t xml:space="preserve">Only THEN: how?</w:t>
+      </w:r>
+    </w:p>
+    <w:p>
+      <w:pPr>
+        <w:spacing w:after="140" w:before="0" w:line="300"/>
+      </w:pPr>
+      <w:r>
+        <w:rPr>
+          <w:sz w:val="22"/>
+          <w:szCs w:val="22"/>
+        </w:rPr>
+        <w:t xml:space="preserve">Now — and only now — choose the shape.</w:t>
+      </w:r>
+    </w:p>
+    <w:p>
+      <w:pPr>
+        <w:pStyle w:val="ListParagraph"/>
+        <w:numPr>
+          <w:ilvl w:val="0"/>
+          <w:numId w:val="1"/>
+        </w:numPr>
+        <w:spacing w:after="80" w:line="300"/>
+      </w:pPr>
+      <w:r>
+        <w:rPr>
+          <w:sz w:val="22"/>
+          <w:szCs w:val="22"/>
+        </w:rPr>
+        <w:t xml:space="preserve">A poster — good for showing a comparison. Before and now. With roots and without.</w:t>
+      </w:r>
+    </w:p>
+    <w:p>
+      <w:pPr>
+        <w:pStyle w:val="ListParagraph"/>
+        <w:numPr>
+          <w:ilvl w:val="0"/>
+          <w:numId w:val="1"/>
+        </w:numPr>
+        <w:spacing w:after="80" w:line="300"/>
+      </w:pPr>
+      <w:r>
+        <w:rPr>
+          <w:sz w:val="22"/>
+          <w:szCs w:val="22"/>
+        </w:rPr>
+        <w:t xml:space="preserve">A talk with pictures — good when you want to explain something step by step.</w:t>
+      </w:r>
+    </w:p>
+    <w:p>
+      <w:pPr>
+        <w:pStyle w:val="ListParagraph"/>
+        <w:numPr>
+          <w:ilvl w:val="0"/>
+          <w:numId w:val="1"/>
+        </w:numPr>
+        <w:spacing w:after="80" w:line="300"/>
+      </w:pPr>
+      <w:r>
+        <w:rPr>
+          <w:sz w:val="22"/>
+          <w:szCs w:val="22"/>
+        </w:rPr>
+        <w:t xml:space="preserve">A role-play — good when you want people to FEEL it, not just know it.</w:t>
+      </w:r>
+    </w:p>
+    <w:p>
+      <w:pPr>
+        <w:pStyle w:val="ListParagraph"/>
+        <w:numPr>
+          <w:ilvl w:val="0"/>
+          <w:numId w:val="1"/>
+        </w:numPr>
+        <w:spacing w:after="80" w:line="300"/>
+      </w:pPr>
+      <w:r>
+        <w:rPr>
+          <w:sz w:val="22"/>
+          <w:szCs w:val="22"/>
+        </w:rPr>
+        <w:t xml:space="preserve">A story — good for something that happened to a person.</w:t>
+      </w:r>
+    </w:p>
+    <w:p>
+      <w:pPr>
+        <w:pStyle w:val="ListParagraph"/>
+        <w:numPr>
+          <w:ilvl w:val="0"/>
+          <w:numId w:val="1"/>
+        </w:numPr>
+        <w:spacing w:after="80" w:line="300"/>
+      </w:pPr>
+      <w:r>
+        <w:rPr>
+          <w:sz w:val="22"/>
+          <w:szCs w:val="22"/>
+        </w:rPr>
+        <w:t xml:space="preserve">A picture-chart — good for numbers, or for "many people said this".</w:t>
+      </w:r>
+    </w:p>
+    <w:p>
+      <w:pPr>
+        <w:spacing w:after="140" w:before="0" w:line="300"/>
+      </w:pPr>
+      <w:r>
+        <w:rPr>
+          <w:sz w:val="22"/>
+          <w:szCs w:val="22"/>
+        </w:rPr>
+        <w:t xml:space="preserve">Ask: which of these fits what I want them to understand?</w:t>
+      </w:r>
+    </w:p>
+    <w:p>
+      <w:pPr>
+        <w:spacing w:after="140" w:before="0" w:line="300"/>
+      </w:pPr>
+      <w:r>
+        <w:rPr>
+          <w:sz w:val="22"/>
+          <w:szCs w:val="22"/>
+        </w:rPr>
+        <w:t xml:space="preserve">Something people must FEEL is usually better as a story or a play. Something people must COMPARE is usually better as a picture.</w:t>
+      </w:r>
+    </w:p>
+    <w:p>
+      <w:pPr>
+        <w:pStyle w:val="Heading3"/>
+        <w:keepNext/>
+        <w:spacing w:after="80" w:before="220"/>
+      </w:pPr>
+      <w:r>
+        <w:rPr>
+          <w:b/>
+          <w:bCs/>
+          <w:color w:val="1F3A5F"/>
+          <w:sz w:val="24"/>
+          <w:szCs w:val="24"/>
+        </w:rPr>
+        <w:t xml:space="preserve">Be honest about what you can make</w:t>
+      </w:r>
+    </w:p>
+    <w:p>
+      <w:pPr>
+        <w:spacing w:after="140" w:before="0" w:line="300"/>
+      </w:pPr>
+      <w:r>
+        <w:rPr>
+          <w:sz w:val="22"/>
+          <w:szCs w:val="22"/>
+        </w:rPr>
+        <w:t xml:space="preserve">What do we actually have? Paper, colours, our voices, our bodies, the wall. That is enough — but plan for what exists, not for what you wish existed.</w:t>
+      </w:r>
+    </w:p>
+    <w:p>
+      <w:pPr>
+        <w:pStyle w:val="Heading3"/>
+        <w:keepNext/>
+        <w:spacing w:after="80" w:before="220"/>
+      </w:pPr>
+      <w:r>
+        <w:rPr>
+          <w:b/>
+          <w:bCs/>
+          <w:color w:val="1F3A5F"/>
+          <w:sz w:val="24"/>
+          <w:szCs w:val="24"/>
+        </w:rPr>
+        <w:t xml:space="preserve">Remember who will be in the room</w:t>
+      </w:r>
+    </w:p>
+    <w:p>
+      <w:pPr>
+        <w:spacing w:after="140" w:before="0" w:line="300"/>
+      </w:pPr>
+      <w:r>
+        <w:rPr>
+          <w:sz w:val="22"/>
+          <w:szCs w:val="22"/>
+        </w:rPr>
+        <w:t xml:space="preserve">You will share this at our showcase, and each of us is inviting someone. So think about that room now, while you are choosing — not at the end.</w:t>
+      </w:r>
+    </w:p>
+    <w:tbl>
+      <w:tblPr>
+        <w:tblW w:type="pct" w:w="100%"/>
+        <w:tblBorders>
+          <w:top w:val="none"/>
+          <w:left w:val="single" w:color="1F3A5F" w:sz="18"/>
+          <w:bottom w:val="none"/>
+          <w:right w:val="none"/>
+          <w:insideH w:val="none"/>
+          <w:insideV w:val="none"/>
+        </w:tblBorders>
+      </w:tblPr>
+      <w:tblGrid>
+        <w:gridCol w:w="9070"/>
+      </w:tblGrid>
+      <w:tr>
+        <w:tc>
+          <w:tcPr>
+            <w:tcW w:type="dxa" w:w="9070"/>
+            <w:tcMar>
+              <w:top w:type="dxa" w:w="100"/>
+              <w:left w:type="dxa" w:w="200"/>
+              <w:bottom w:type="dxa" w:w="100"/>
+              <w:right w:type="dxa" w:w="120"/>
+            </w:tcMar>
+          </w:tcPr>
+          <w:p>
+            <w:pPr>
+              <w:spacing w:after="80"/>
+            </w:pPr>
+            <w:r>
+              <w:rPr>
+                <w:b/>
+                <w:bCs/>
+                <w:color w:val="1F3A5F"/>
+                <w:spacing w:val="24"/>
+                <w:sz w:val="17"/>
+                <w:szCs w:val="17"/>
+              </w:rPr>
+              <w:t xml:space="preserve">NEW WORDS FOR OUR WORD WALL</w:t>
+            </w:r>
+          </w:p>
+          <w:p>
+            <w:pPr>
+              <w:spacing w:after="60" w:line="280"/>
+            </w:pPr>
+            <w:r>
+              <w:rPr>
+                <w:sz w:val="21"/>
+                <w:szCs w:val="21"/>
+              </w:rPr>
+              <w:t xml:space="preserve">audience — the people you want to hear what you found</w:t>
+            </w:r>
+          </w:p>
+          <w:p>
+            <w:pPr>
+              <w:spacing w:after="60" w:line="280"/>
+            </w:pPr>
+            <w:r>
+              <w:rPr>
+                <w:sz w:val="21"/>
+                <w:szCs w:val="21"/>
+              </w:rPr>
+              <w:t xml:space="preserve">format — the shape you give it — a poster, a talk, a play, a story</w:t>
+            </w:r>
+          </w:p>
+          <w:p>
+            <w:pPr>
+              <w:spacing w:after="60" w:line="280"/>
+            </w:pPr>
+            <w:r>
+              <w:rPr>
+                <w:sz w:val="21"/>
+                <w:szCs w:val="21"/>
+              </w:rPr>
+              <w:t xml:space="preserve">message — the one thing you want people to understand</w:t>
+            </w:r>
+          </w:p>
+        </w:tc>
+      </w:tr>
+    </w:tbl>
+    <w:p>
+      <w:pPr>
+        <w:spacing w:after="60" w:before="200"/>
+      </w:pPr>
+      <w:r>
+        <w:rPr>
+          <w:b/>
+          <w:bCs/>
+          <w:color w:val="7A3B69"/>
+          <w:sz w:val="23"/>
+          <w:szCs w:val="23"/>
+        </w:rPr>
+        <w:t xml:space="preserve">Try it yourself</w:t>
+      </w:r>
+    </w:p>
+    <w:p>
+      <w:pPr>
+        <w:spacing w:after="140" w:before="0" w:line="300"/>
+      </w:pPr>
+      <w:r>
+        <w:rPr>
+          <w:sz w:val="24"/>
+          <w:szCs w:val="24"/>
+        </w:rPr>
+        <w:t xml:space="preserve">Is each of these a good way to choose, or the wrong way round? Circle your answer, then check at the back of the book.</w:t>
+      </w:r>
+    </w:p>
+    <w:p>
+      <w:pPr>
+        <w:keepNext/>
+        <w:spacing w:after="20" w:before="80" w:line="300"/>
+      </w:pPr>
+      <w:r>
+        <w:rPr>
+          <w:sz w:val="24"/>
+          <w:szCs w:val="24"/>
+        </w:rPr>
+        <w:t xml:space="preserve">1.   Let us make a poster. We can decide what to put on it later.</w:t>
+      </w:r>
+    </w:p>
+    <w:p>
+      <w:pPr>
+        <w:spacing w:after="60" w:line="280"/>
+        <w:ind w:left="340"/>
+      </w:pPr>
+      <w:r>
+        <w:rPr>
+          <w:color w:val="7A3B69"/>
+          <w:sz w:val="24"/>
+          <w:szCs w:val="24"/>
+        </w:rPr>
+        <w:t xml:space="preserve">○  </w:t>
+      </w:r>
+      <w:r>
+        <w:rPr>
+          <w:sz w:val="24"/>
+          <w:szCs w:val="24"/>
+        </w:rPr>
+        <w:t xml:space="preserve">good      </w:t>
+      </w:r>
+      <w:r>
+        <w:rPr>
+          <w:color w:val="7A3B69"/>
+          <w:sz w:val="24"/>
+          <w:szCs w:val="24"/>
+        </w:rPr>
+        <w:t xml:space="preserve">○  </w:t>
+      </w:r>
+      <w:r>
+        <w:rPr>
+          <w:sz w:val="24"/>
+          <w:szCs w:val="24"/>
+        </w:rPr>
+        <w:t xml:space="preserve">wrong way round      </w:t>
+      </w:r>
+    </w:p>
+    <w:p>
+      <w:pPr>
+        <w:keepNext/>
+        <w:spacing w:after="20" w:before="80" w:line="300"/>
+      </w:pPr>
+      <w:r>
+        <w:rPr>
+          <w:sz w:val="24"/>
+          <w:szCs w:val="24"/>
+        </w:rPr>
+        <w:t xml:space="preserve">2.   We want the families below the slope to understand that the water runs faster because there are no roots. So we will draw two hills side by side.</w:t>
+      </w:r>
+    </w:p>
+    <w:p>
+      <w:pPr>
+        <w:spacing w:after="60" w:line="280"/>
+        <w:ind w:left="340"/>
+      </w:pPr>
+      <w:r>
+        <w:rPr>
+          <w:color w:val="7A3B69"/>
+          <w:sz w:val="24"/>
+          <w:szCs w:val="24"/>
+        </w:rPr>
+        <w:t xml:space="preserve">○  </w:t>
+      </w:r>
+      <w:r>
+        <w:rPr>
+          <w:sz w:val="24"/>
+          <w:szCs w:val="24"/>
+        </w:rPr>
+        <w:t xml:space="preserve">good      </w:t>
+      </w:r>
+      <w:r>
+        <w:rPr>
+          <w:color w:val="7A3B69"/>
+          <w:sz w:val="24"/>
+          <w:szCs w:val="24"/>
+        </w:rPr>
+        <w:t xml:space="preserve">○  </w:t>
+      </w:r>
+      <w:r>
+        <w:rPr>
+          <w:sz w:val="24"/>
+          <w:szCs w:val="24"/>
+        </w:rPr>
+        <w:t xml:space="preserve">wrong way round      </w:t>
+      </w:r>
+    </w:p>
+    <w:p>
+      <w:pPr>
+        <w:keepNext/>
+        <w:spacing w:after="20" w:before="80" w:line="300"/>
+      </w:pPr>
+      <w:r>
+        <w:rPr>
+          <w:sz w:val="24"/>
+          <w:szCs w:val="24"/>
+        </w:rPr>
+        <w:t xml:space="preserve">3.   We want to tell the community.</w:t>
+      </w:r>
+    </w:p>
+    <w:p>
+      <w:pPr>
+        <w:spacing w:after="60" w:line="280"/>
+        <w:ind w:left="340"/>
+      </w:pPr>
+      <w:r>
+        <w:rPr>
+          <w:color w:val="7A3B69"/>
+          <w:sz w:val="24"/>
+          <w:szCs w:val="24"/>
+        </w:rPr>
+        <w:t xml:space="preserve">○  </w:t>
+      </w:r>
+      <w:r>
+        <w:rPr>
+          <w:sz w:val="24"/>
+          <w:szCs w:val="24"/>
+        </w:rPr>
+        <w:t xml:space="preserve">good      </w:t>
+      </w:r>
+      <w:r>
+        <w:rPr>
+          <w:color w:val="7A3B69"/>
+          <w:sz w:val="24"/>
+          <w:szCs w:val="24"/>
+        </w:rPr>
+        <w:t xml:space="preserve">○  </w:t>
+      </w:r>
+      <w:r>
+        <w:rPr>
+          <w:sz w:val="24"/>
+          <w:szCs w:val="24"/>
+        </w:rPr>
+        <w:t xml:space="preserve">wrong way round      </w:t>
+      </w:r>
+    </w:p>
+    <w:p>
+      <w:pPr>
+        <w:keepNext/>
+        <w:spacing w:after="20" w:before="80" w:line="300"/>
+      </w:pPr>
+      <w:r>
+        <w:rPr>
+          <w:sz w:val="24"/>
+          <w:szCs w:val="24"/>
+        </w:rPr>
+        <w:t xml:space="preserve">4.   We want people to feel what it was like when the mud came. So we will act it out.</w:t>
+      </w:r>
+    </w:p>
+    <w:p>
+      <w:pPr>
+        <w:spacing w:after="60" w:line="280"/>
+        <w:ind w:left="340"/>
+      </w:pPr>
+      <w:r>
+        <w:rPr>
+          <w:color w:val="7A3B69"/>
+          <w:sz w:val="24"/>
+          <w:szCs w:val="24"/>
+        </w:rPr>
+        <w:t xml:space="preserve">○  </w:t>
+      </w:r>
+      <w:r>
+        <w:rPr>
+          <w:sz w:val="24"/>
+          <w:szCs w:val="24"/>
+        </w:rPr>
+        <w:t xml:space="preserve">good      </w:t>
+      </w:r>
+      <w:r>
+        <w:rPr>
+          <w:color w:val="7A3B69"/>
+          <w:sz w:val="24"/>
+          <w:szCs w:val="24"/>
+        </w:rPr>
+        <w:t xml:space="preserve">○  </w:t>
+      </w:r>
+      <w:r>
+        <w:rPr>
+          <w:sz w:val="24"/>
+          <w:szCs w:val="24"/>
+        </w:rPr>
+        <w:t xml:space="preserve">wrong way round      </w:t>
+      </w:r>
+    </w:p>
+    <w:p>
+      <w:pPr>
+        <w:spacing w:after="140" w:before="60" w:line="300"/>
+      </w:pPr>
+      <w:r>
+        <w:rPr>
+          <w:sz w:val="24"/>
+          <w:szCs w:val="24"/>
+        </w:rPr>
+        <w:t xml:space="preserve">Now do it for our research, in order. Who? What should they understand? Only then — how?</w:t>
+      </w:r>
+    </w:p>
+    <w:p>
+      <w:pPr>
+        <w:spacing w:after="140" w:before="80" w:line="300"/>
+      </w:pPr>
+      <w:r>
+        <w:rPr>
+          <w:b/>
+          <w:bCs/>
+          <w:color w:val="5A6473"/>
+          <w:sz w:val="20"/>
+          <w:szCs w:val="20"/>
+        </w:rPr>
+        <w:t xml:space="preserve">The answers are at the back of your book, on the "Answers — try it yourself" page. Try it first, then check.</w:t>
+      </w:r>
+    </w:p>
+    <w:p>
+      <w:pPr>
+        <w:keepNext/>
+        <w:pageBreakBefore/>
+        <w:pBdr>
+          <w:bottom w:val="single" w:color="B9B3A6" w:sz="4"/>
+        </w:pBdr>
+        <w:spacing w:after="60"/>
+      </w:pPr>
+      <w:r>
+        <w:rPr>
+          <w:b/>
+          <w:bCs/>
           <w:color w:val="7A3B69"/>
           <w:spacing w:val="30"/>
           <w:sz w:val="16"/>
@@ -33043,6 +37268,778 @@
         <w:rPr>
           <w:b/>
           <w:bCs/>
+          <w:color w:val="FFFFFF"/>
+          <w:spacing w:val="30"/>
+          <w:sz w:val="16"/>
+          <w:szCs w:val="16"/>
+          <w:shd w:fill="7A3B69" w:val="clear"/>
+        </w:rPr>
+        <w:t xml:space="preserve">  LEARN IT  </w:t>
+      </w:r>
+      <w:r>
+        <w:rPr>
+          <w:b/>
+          <w:bCs/>
+          <w:color w:val="7A3B69"/>
+          <w:spacing w:val="30"/>
+          <w:sz w:val="16"/>
+          <w:szCs w:val="16"/>
+        </w:rPr>
+        <w:t xml:space="preserve">   BUILD OUR RESEARCH OUTPUT</w:t>
+      </w:r>
+    </w:p>
+    <w:p>
+      <w:pPr>
+        <w:pStyle w:val="Heading2"/>
+        <w:keepNext/>
+        <w:spacing w:after="180" w:before="160"/>
+      </w:pPr>
+      <w:r>
+        <w:rPr>
+          <w:b/>
+          <w:bCs/>
+          <w:color w:val="1F3A5F"/>
+          <w:sz w:val="38"/>
+          <w:szCs w:val="38"/>
+        </w:rPr>
+        <w:t xml:space="preserve">How to build something people will follow and believe</w:t>
+      </w:r>
+    </w:p>
+    <w:p>
+      <w:pPr>
+        <w:spacing w:after="140" w:before="0" w:line="300"/>
+      </w:pPr>
+      <w:r>
+        <w:rPr>
+          <w:sz w:val="22"/>
+          <w:szCs w:val="22"/>
+        </w:rPr>
+        <w:t xml:space="preserve">You know what you found. The person listening does not. Everything here is about crossing that gap.</w:t>
+      </w:r>
+    </w:p>
+    <w:p>
+      <w:pPr>
+        <w:pStyle w:val="Heading3"/>
+        <w:keepNext/>
+        <w:spacing w:after="80" w:before="220"/>
+      </w:pPr>
+      <w:r>
+        <w:rPr>
+          <w:b/>
+          <w:bCs/>
+          <w:color w:val="1F3A5F"/>
+          <w:sz w:val="24"/>
+          <w:szCs w:val="24"/>
+        </w:rPr>
+        <w:t xml:space="preserve">Three parts, in this order</w:t>
+      </w:r>
+    </w:p>
+    <w:p>
+      <w:pPr>
+        <w:spacing w:after="140" w:before="0" w:line="300"/>
+      </w:pPr>
+      <w:r>
+        <w:rPr>
+          <w:sz w:val="22"/>
+          <w:szCs w:val="22"/>
+        </w:rPr>
+        <w:t xml:space="preserve">1. What we found. The evidence. Plainly.</w:t>
+      </w:r>
+    </w:p>
+    <w:p>
+      <w:pPr>
+        <w:spacing w:after="140" w:before="0" w:line="300"/>
+      </w:pPr>
+      <w:r>
+        <w:rPr>
+          <w:sz w:val="22"/>
+          <w:szCs w:val="22"/>
+        </w:rPr>
+        <w:t xml:space="preserve">2. What we think it means. Your insight — with the "so" and the "because".</w:t>
+      </w:r>
+    </w:p>
+    <w:p>
+      <w:pPr>
+        <w:spacing w:after="140" w:before="0" w:line="300"/>
+      </w:pPr>
+      <w:r>
+        <w:rPr>
+          <w:sz w:val="22"/>
+          <w:szCs w:val="22"/>
+        </w:rPr>
+        <w:t xml:space="preserve">3. Why it matters to YOU, the person listening.</w:t>
+      </w:r>
+    </w:p>
+    <w:p>
+      <w:pPr>
+        <w:spacing w:after="140" w:before="0" w:line="300"/>
+      </w:pPr>
+      <w:r>
+        <w:rPr>
+          <w:sz w:val="22"/>
+          <w:szCs w:val="22"/>
+        </w:rPr>
+        <w:t xml:space="preserve">Most groups do the first one. Some do the second. Almost nobody does the third — and the third is the one that makes someone actually do something.</w:t>
+      </w:r>
+    </w:p>
+    <w:p>
+      <w:pPr>
+        <w:pStyle w:val="Heading3"/>
+        <w:keepNext/>
+        <w:spacing w:after="80" w:before="220"/>
+      </w:pPr>
+      <w:r>
+        <w:rPr>
+          <w:b/>
+          <w:bCs/>
+          <w:color w:val="1F3A5F"/>
+          <w:sz w:val="24"/>
+          <w:szCs w:val="24"/>
+        </w:rPr>
+        <w:t xml:space="preserve">Say the most important thing FIRST</w:t>
+      </w:r>
+    </w:p>
+    <w:p>
+      <w:pPr>
+        <w:spacing w:after="140" w:before="0" w:line="300"/>
+      </w:pPr>
+      <w:r>
+        <w:rPr>
+          <w:sz w:val="22"/>
+          <w:szCs w:val="22"/>
+        </w:rPr>
+        <w:t xml:space="preserve">People stop listening sooner than you expect. Do not save the best part for the end.</w:t>
+      </w:r>
+    </w:p>
+    <w:p>
+      <w:pPr>
+        <w:spacing w:after="140" w:before="0" w:line="300"/>
+      </w:pPr>
+      <w:r>
+        <w:rPr>
+          <w:sz w:val="22"/>
+          <w:szCs w:val="22"/>
+        </w:rPr>
+        <w:t xml:space="preserve">Start with the one thing you most want them to understand, then show the evidence for it.</w:t>
+      </w:r>
+    </w:p>
+    <w:p>
+      <w:pPr>
+        <w:pStyle w:val="Heading3"/>
+        <w:keepNext/>
+        <w:spacing w:after="80" w:before="220"/>
+      </w:pPr>
+      <w:r>
+        <w:rPr>
+          <w:b/>
+          <w:bCs/>
+          <w:color w:val="1F3A5F"/>
+          <w:sz w:val="24"/>
+          <w:szCs w:val="24"/>
+        </w:rPr>
+        <w:t xml:space="preserve">Now the part that feels wrong but is right: say what you do NOT know</w:t>
+      </w:r>
+    </w:p>
+    <w:p>
+      <w:pPr>
+        <w:spacing w:after="140" w:before="0" w:line="300"/>
+      </w:pPr>
+      <w:r>
+        <w:rPr>
+          <w:sz w:val="22"/>
+          <w:szCs w:val="22"/>
+        </w:rPr>
+        <w:t xml:space="preserve">You will want to sound certain. Do not.</w:t>
+      </w:r>
+    </w:p>
+    <w:p>
+      <w:pPr>
+        <w:spacing w:after="140" w:before="0" w:line="300"/>
+      </w:pPr>
+      <w:r>
+        <w:rPr>
+          <w:sz w:val="22"/>
+          <w:szCs w:val="22"/>
+        </w:rPr>
+        <w:t xml:space="preserve">Put one honest line in your output:</w:t>
+      </w:r>
+    </w:p>
+    <w:p>
+      <w:pPr>
+        <w:pStyle w:val="ListParagraph"/>
+        <w:numPr>
+          <w:ilvl w:val="0"/>
+          <w:numId w:val="1"/>
+        </w:numPr>
+        <w:spacing w:after="80" w:line="300"/>
+      </w:pPr>
+      <w:r>
+        <w:rPr>
+          <w:sz w:val="22"/>
+          <w:szCs w:val="22"/>
+        </w:rPr>
+        <w:t xml:space="preserve">"We asked eleven people. They all said this."</w:t>
+      </w:r>
+    </w:p>
+    <w:p>
+      <w:pPr>
+        <w:pStyle w:val="ListParagraph"/>
+        <w:numPr>
+          <w:ilvl w:val="0"/>
+          <w:numId w:val="1"/>
+        </w:numPr>
+        <w:spacing w:after="80" w:line="300"/>
+      </w:pPr>
+      <w:r>
+        <w:rPr>
+          <w:sz w:val="22"/>
+          <w:szCs w:val="22"/>
+        </w:rPr>
+        <w:t xml:space="preserve">"We only looked at one slope."</w:t>
+      </w:r>
+    </w:p>
+    <w:p>
+      <w:pPr>
+        <w:pStyle w:val="ListParagraph"/>
+        <w:numPr>
+          <w:ilvl w:val="0"/>
+          <w:numId w:val="1"/>
+        </w:numPr>
+        <w:spacing w:after="80" w:line="300"/>
+      </w:pPr>
+      <w:r>
+        <w:rPr>
+          <w:sz w:val="22"/>
+          <w:szCs w:val="22"/>
+        </w:rPr>
+        <w:t xml:space="preserve">"We could not find out whether the new planting is working."</w:t>
+      </w:r>
+    </w:p>
+    <w:p>
+      <w:pPr>
+        <w:spacing w:after="140" w:before="0" w:line="300"/>
+      </w:pPr>
+      <w:r>
+        <w:rPr>
+          <w:sz w:val="22"/>
+          <w:szCs w:val="22"/>
+        </w:rPr>
+        <w:t xml:space="preserve">This makes people believe you MORE, not less.</w:t>
+      </w:r>
+    </w:p>
+    <w:p>
+      <w:pPr>
+        <w:spacing w:after="140" w:before="0" w:line="300"/>
+      </w:pPr>
+      <w:r>
+        <w:rPr>
+          <w:sz w:val="22"/>
+          <w:szCs w:val="22"/>
+        </w:rPr>
+        <w:t xml:space="preserve">Think about it from their side: when someone tells you they know everything about something, do you believe them? Neither does anyone else. A researcher who says exactly how much they know sounds like someone who checked.</w:t>
+      </w:r>
+    </w:p>
+    <w:p>
+      <w:pPr>
+        <w:pStyle w:val="Heading3"/>
+        <w:keepNext/>
+        <w:spacing w:after="80" w:before="220"/>
+      </w:pPr>
+      <w:r>
+        <w:rPr>
+          <w:b/>
+          <w:bCs/>
+          <w:color w:val="1F3A5F"/>
+          <w:sz w:val="24"/>
+          <w:szCs w:val="24"/>
+        </w:rPr>
+        <w:t xml:space="preserve">Get ready for questions — this is the real test</w:t>
+      </w:r>
+    </w:p>
+    <w:p>
+      <w:pPr>
+        <w:spacing w:after="140" w:before="0" w:line="300"/>
+      </w:pPr>
+      <w:r>
+        <w:rPr>
+          <w:sz w:val="22"/>
+          <w:szCs w:val="22"/>
+        </w:rPr>
+        <w:t xml:space="preserve">Making the poster is not the hard part. Answering questions is.</w:t>
+      </w:r>
+    </w:p>
+    <w:p>
+      <w:pPr>
+        <w:spacing w:after="140" w:before="0" w:line="300"/>
+      </w:pPr>
+      <w:r>
+        <w:rPr>
+          <w:sz w:val="22"/>
+          <w:szCs w:val="22"/>
+        </w:rPr>
+        <w:t xml:space="preserve">Three questions always come, in some form. Prepare for them:</w:t>
+      </w:r>
+    </w:p>
+    <w:p>
+      <w:pPr>
+        <w:pStyle w:val="ListParagraph"/>
+        <w:numPr>
+          <w:ilvl w:val="0"/>
+          <w:numId w:val="1"/>
+        </w:numPr>
+        <w:spacing w:after="80" w:line="300"/>
+      </w:pPr>
+      <w:r>
+        <w:rPr>
+          <w:sz w:val="22"/>
+          <w:szCs w:val="22"/>
+        </w:rPr>
+        <w:t xml:space="preserve">"How do you know that?" → point to your evidence. Who said it, what you saw.</w:t>
+      </w:r>
+    </w:p>
+    <w:p>
+      <w:pPr>
+        <w:pStyle w:val="ListParagraph"/>
+        <w:numPr>
+          <w:ilvl w:val="0"/>
+          <w:numId w:val="1"/>
+        </w:numPr>
+        <w:spacing w:after="80" w:line="300"/>
+      </w:pPr>
+      <w:r>
+        <w:rPr>
+          <w:sz w:val="22"/>
+          <w:szCs w:val="22"/>
+        </w:rPr>
+        <w:t xml:space="preserve">"Who told you?" → say what kind of person, never a name.</w:t>
+      </w:r>
+    </w:p>
+    <w:p>
+      <w:pPr>
+        <w:pStyle w:val="ListParagraph"/>
+        <w:numPr>
+          <w:ilvl w:val="0"/>
+          <w:numId w:val="1"/>
+        </w:numPr>
+        <w:spacing w:after="80" w:line="300"/>
+      </w:pPr>
+      <w:r>
+        <w:rPr>
+          <w:sz w:val="22"/>
+          <w:szCs w:val="22"/>
+        </w:rPr>
+        <w:t xml:space="preserve">"What about people who disagree?" → say so honestly. Disagreement is a finding.</w:t>
+      </w:r>
+    </w:p>
+    <w:p>
+      <w:pPr>
+        <w:spacing w:after="140" w:before="0" w:line="300"/>
+      </w:pPr>
+      <w:r>
+        <w:rPr>
+          <w:sz w:val="22"/>
+          <w:szCs w:val="22"/>
+        </w:rPr>
+        <w:t xml:space="preserve">And learn this answer, because you will need it and you may not know you are allowed to use it:</w:t>
+      </w:r>
+    </w:p>
+    <w:p>
+      <w:pPr>
+        <w:spacing w:after="140" w:before="0" w:line="300"/>
+      </w:pPr>
+      <w:r>
+        <w:rPr>
+          <w:sz w:val="22"/>
+          <w:szCs w:val="22"/>
+        </w:rPr>
+        <w:t xml:space="preserve">"We do not know. That is something we would need to find out."</w:t>
+      </w:r>
+    </w:p>
+    <w:p>
+      <w:pPr>
+        <w:spacing w:after="140" w:before="0" w:line="300"/>
+      </w:pPr>
+      <w:r>
+        <w:rPr>
+          <w:sz w:val="22"/>
+          <w:szCs w:val="22"/>
+        </w:rPr>
+        <w:t xml:space="preserve">That is a good answer. It is what real researchers say. It is much better than making something up.</w:t>
+      </w:r>
+    </w:p>
+    <w:p>
+      <w:pPr>
+        <w:pStyle w:val="Heading3"/>
+        <w:keepNext/>
+        <w:spacing w:after="80" w:before="220"/>
+      </w:pPr>
+      <w:r>
+        <w:rPr>
+          <w:b/>
+          <w:bCs/>
+          <w:color w:val="1F3A5F"/>
+          <w:sz w:val="24"/>
+          <w:szCs w:val="24"/>
+        </w:rPr>
+        <w:t xml:space="preserve">Everyone has a part</w:t>
+      </w:r>
+    </w:p>
+    <w:p>
+      <w:pPr>
+        <w:spacing w:after="140" w:before="0" w:line="300"/>
+      </w:pPr>
+      <w:r>
+        <w:rPr>
+          <w:sz w:val="22"/>
+          <w:szCs w:val="22"/>
+        </w:rPr>
+        <w:t xml:space="preserve">Do not let one person do all the talking. Every one of you should have something you say or show — even if it is one sentence. It is your research too.</w:t>
+      </w:r>
+    </w:p>
+    <w:tbl>
+      <w:tblPr>
+        <w:tblW w:type="pct" w:w="100%"/>
+        <w:tblBorders>
+          <w:top w:val="none"/>
+          <w:left w:val="single" w:color="1F3A5F" w:sz="18"/>
+          <w:bottom w:val="none"/>
+          <w:right w:val="none"/>
+          <w:insideH w:val="none"/>
+          <w:insideV w:val="none"/>
+        </w:tblBorders>
+      </w:tblPr>
+      <w:tblGrid>
+        <w:gridCol w:w="9070"/>
+      </w:tblGrid>
+      <w:tr>
+        <w:tc>
+          <w:tcPr>
+            <w:tcW w:type="dxa" w:w="9070"/>
+            <w:tcMar>
+              <w:top w:type="dxa" w:w="100"/>
+              <w:left w:type="dxa" w:w="200"/>
+              <w:bottom w:type="dxa" w:w="100"/>
+              <w:right w:type="dxa" w:w="120"/>
+            </w:tcMar>
+          </w:tcPr>
+          <w:p>
+            <w:pPr>
+              <w:spacing w:after="80"/>
+            </w:pPr>
+            <w:r>
+              <w:rPr>
+                <w:b/>
+                <w:bCs/>
+                <w:color w:val="1F3A5F"/>
+                <w:spacing w:val="24"/>
+                <w:sz w:val="17"/>
+                <w:szCs w:val="17"/>
+              </w:rPr>
+              <w:t xml:space="preserve">NEW WORDS FOR OUR WORD WALL</w:t>
+            </w:r>
+          </w:p>
+          <w:p>
+            <w:pPr>
+              <w:spacing w:after="60" w:line="280"/>
+            </w:pPr>
+            <w:r>
+              <w:rPr>
+                <w:sz w:val="21"/>
+                <w:szCs w:val="21"/>
+              </w:rPr>
+              <w:t xml:space="preserve">output — the thing you make to share what you found — a poster, a talk, a play</w:t>
+            </w:r>
+          </w:p>
+          <w:p>
+            <w:pPr>
+              <w:spacing w:after="60" w:line="280"/>
+            </w:pPr>
+            <w:r>
+              <w:rPr>
+                <w:sz w:val="21"/>
+                <w:szCs w:val="21"/>
+              </w:rPr>
+              <w:t xml:space="preserve">limit — what your research could not find out, said honestly</w:t>
+            </w:r>
+          </w:p>
+          <w:p>
+            <w:pPr>
+              <w:spacing w:after="60" w:line="280"/>
+            </w:pPr>
+            <w:r>
+              <w:rPr>
+                <w:sz w:val="21"/>
+                <w:szCs w:val="21"/>
+              </w:rPr>
+              <w:t xml:space="preserve">overclaim — to say you know more than your evidence really shows</w:t>
+            </w:r>
+          </w:p>
+        </w:tc>
+      </w:tr>
+    </w:tbl>
+    <w:p>
+      <w:pPr>
+        <w:spacing w:after="60" w:before="200"/>
+      </w:pPr>
+      <w:r>
+        <w:rPr>
+          <w:b/>
+          <w:bCs/>
+          <w:color w:val="7A3B69"/>
+          <w:sz w:val="23"/>
+          <w:szCs w:val="23"/>
+        </w:rPr>
+        <w:t xml:space="preserve">Try it yourself</w:t>
+      </w:r>
+    </w:p>
+    <w:p>
+      <w:pPr>
+        <w:spacing w:after="140" w:before="0" w:line="300"/>
+      </w:pPr>
+      <w:r>
+        <w:rPr>
+          <w:sz w:val="24"/>
+          <w:szCs w:val="24"/>
+        </w:rPr>
+        <w:t xml:space="preserve">A group is presenting. Is each of these a strong thing to say, or a weak one? Circle your answer, then check at the back of the book.</w:t>
+      </w:r>
+    </w:p>
+    <w:p>
+      <w:pPr>
+        <w:keepNext/>
+        <w:spacing w:after="20" w:before="80" w:line="300"/>
+      </w:pPr>
+      <w:r>
+        <w:rPr>
+          <w:sz w:val="24"/>
+          <w:szCs w:val="24"/>
+        </w:rPr>
+        <w:t xml:space="preserve">1.   Everyone in the camp knows the hills are dangerous.</w:t>
+      </w:r>
+    </w:p>
+    <w:p>
+      <w:pPr>
+        <w:spacing w:after="60" w:line="280"/>
+        <w:ind w:left="340"/>
+      </w:pPr>
+      <w:r>
+        <w:rPr>
+          <w:color w:val="7A3B69"/>
+          <w:sz w:val="24"/>
+          <w:szCs w:val="24"/>
+        </w:rPr>
+        <w:t xml:space="preserve">○  </w:t>
+      </w:r>
+      <w:r>
+        <w:rPr>
+          <w:sz w:val="24"/>
+          <w:szCs w:val="24"/>
+        </w:rPr>
+        <w:t xml:space="preserve">strong      </w:t>
+      </w:r>
+      <w:r>
+        <w:rPr>
+          <w:color w:val="7A3B69"/>
+          <w:sz w:val="24"/>
+          <w:szCs w:val="24"/>
+        </w:rPr>
+        <w:t xml:space="preserve">○  </w:t>
+      </w:r>
+      <w:r>
+        <w:rPr>
+          <w:sz w:val="24"/>
+          <w:szCs w:val="24"/>
+        </w:rPr>
+        <w:t xml:space="preserve">weak      </w:t>
+      </w:r>
+    </w:p>
+    <w:p>
+      <w:pPr>
+        <w:keepNext/>
+        <w:spacing w:after="20" w:before="80" w:line="300"/>
+      </w:pPr>
+      <w:r>
+        <w:rPr>
+          <w:sz w:val="24"/>
+          <w:szCs w:val="24"/>
+        </w:rPr>
+        <w:t xml:space="preserve">2.   We asked eleven people. Nine of them remember trees on this slope.</w:t>
+      </w:r>
+    </w:p>
+    <w:p>
+      <w:pPr>
+        <w:spacing w:after="60" w:line="280"/>
+        <w:ind w:left="340"/>
+      </w:pPr>
+      <w:r>
+        <w:rPr>
+          <w:color w:val="7A3B69"/>
+          <w:sz w:val="24"/>
+          <w:szCs w:val="24"/>
+        </w:rPr>
+        <w:t xml:space="preserve">○  </w:t>
+      </w:r>
+      <w:r>
+        <w:rPr>
+          <w:sz w:val="24"/>
+          <w:szCs w:val="24"/>
+        </w:rPr>
+        <w:t xml:space="preserve">strong      </w:t>
+      </w:r>
+      <w:r>
+        <w:rPr>
+          <w:color w:val="7A3B69"/>
+          <w:sz w:val="24"/>
+          <w:szCs w:val="24"/>
+        </w:rPr>
+        <w:t xml:space="preserve">○  </w:t>
+      </w:r>
+      <w:r>
+        <w:rPr>
+          <w:sz w:val="24"/>
+          <w:szCs w:val="24"/>
+        </w:rPr>
+        <w:t xml:space="preserve">weak      </w:t>
+      </w:r>
+    </w:p>
+    <w:p>
+      <w:pPr>
+        <w:keepNext/>
+        <w:spacing w:after="20" w:before="80" w:line="300"/>
+      </w:pPr>
+      <w:r>
+        <w:rPr>
+          <w:sz w:val="24"/>
+          <w:szCs w:val="24"/>
+        </w:rPr>
+        <w:t xml:space="preserve">3.   Someone asks how we know, and we say: we do not know that part — it is something we would need to find out.</w:t>
+      </w:r>
+    </w:p>
+    <w:p>
+      <w:pPr>
+        <w:spacing w:after="60" w:line="280"/>
+        <w:ind w:left="340"/>
+      </w:pPr>
+      <w:r>
+        <w:rPr>
+          <w:color w:val="7A3B69"/>
+          <w:sz w:val="24"/>
+          <w:szCs w:val="24"/>
+        </w:rPr>
+        <w:t xml:space="preserve">○  </w:t>
+      </w:r>
+      <w:r>
+        <w:rPr>
+          <w:sz w:val="24"/>
+          <w:szCs w:val="24"/>
+        </w:rPr>
+        <w:t xml:space="preserve">strong      </w:t>
+      </w:r>
+      <w:r>
+        <w:rPr>
+          <w:color w:val="7A3B69"/>
+          <w:sz w:val="24"/>
+          <w:szCs w:val="24"/>
+        </w:rPr>
+        <w:t xml:space="preserve">○  </w:t>
+      </w:r>
+      <w:r>
+        <w:rPr>
+          <w:sz w:val="24"/>
+          <w:szCs w:val="24"/>
+        </w:rPr>
+        <w:t xml:space="preserve">weak      </w:t>
+      </w:r>
+    </w:p>
+    <w:p>
+      <w:pPr>
+        <w:keepNext/>
+        <w:spacing w:after="20" w:before="80" w:line="300"/>
+      </w:pPr>
+      <w:r>
+        <w:rPr>
+          <w:sz w:val="24"/>
+          <w:szCs w:val="24"/>
+        </w:rPr>
+        <w:t xml:space="preserve">4.   We are sure the planting is working.</w:t>
+      </w:r>
+    </w:p>
+    <w:p>
+      <w:pPr>
+        <w:spacing w:after="60" w:line="280"/>
+        <w:ind w:left="340"/>
+      </w:pPr>
+      <w:r>
+        <w:rPr>
+          <w:color w:val="7A3B69"/>
+          <w:sz w:val="24"/>
+          <w:szCs w:val="24"/>
+        </w:rPr>
+        <w:t xml:space="preserve">○  </w:t>
+      </w:r>
+      <w:r>
+        <w:rPr>
+          <w:sz w:val="24"/>
+          <w:szCs w:val="24"/>
+        </w:rPr>
+        <w:t xml:space="preserve">strong      </w:t>
+      </w:r>
+      <w:r>
+        <w:rPr>
+          <w:color w:val="7A3B69"/>
+          <w:sz w:val="24"/>
+          <w:szCs w:val="24"/>
+        </w:rPr>
+        <w:t xml:space="preserve">○  </w:t>
+      </w:r>
+      <w:r>
+        <w:rPr>
+          <w:sz w:val="24"/>
+          <w:szCs w:val="24"/>
+        </w:rPr>
+        <w:t xml:space="preserve">weak      </w:t>
+      </w:r>
+    </w:p>
+    <w:p>
+      <w:pPr>
+        <w:spacing w:after="140" w:before="60" w:line="300"/>
+      </w:pPr>
+      <w:r>
+        <w:rPr>
+          <w:sz w:val="24"/>
+          <w:szCs w:val="24"/>
+        </w:rPr>
+        <w:t xml:space="preserve">Now look at your own output. Where is your honest line about what you could not find out? If there is not one, add it.</w:t>
+      </w:r>
+    </w:p>
+    <w:p>
+      <w:pPr>
+        <w:spacing w:after="140" w:before="80" w:line="300"/>
+      </w:pPr>
+      <w:r>
+        <w:rPr>
+          <w:b/>
+          <w:bCs/>
+          <w:color w:val="5A6473"/>
+          <w:sz w:val="20"/>
+          <w:szCs w:val="20"/>
+        </w:rPr>
+        <w:t xml:space="preserve">The answers are at the back of your book, on the "Answers — try it yourself" page. Try it first, then check.</w:t>
+      </w:r>
+    </w:p>
+    <w:p>
+      <w:pPr>
+        <w:keepNext/>
+        <w:pageBreakBefore/>
+        <w:pBdr>
+          <w:bottom w:val="single" w:color="B9B3A6" w:sz="4"/>
+        </w:pBdr>
+        <w:spacing w:after="60"/>
+      </w:pPr>
+      <w:r>
+        <w:rPr>
+          <w:b/>
+          <w:bCs/>
           <w:color w:val="7A3B69"/>
           <w:spacing w:val="30"/>
           <w:sz w:val="16"/>
@@ -34018,6 +39015,378 @@
         <w:rPr>
           <w:b/>
           <w:bCs/>
+          <w:color w:val="FFFFFF"/>
+          <w:spacing w:val="30"/>
+          <w:sz w:val="16"/>
+          <w:szCs w:val="16"/>
+          <w:shd w:fill="7A3B69" w:val="clear"/>
+        </w:rPr>
+        <w:t xml:space="preserve">  LEARN IT  </w:t>
+      </w:r>
+      <w:r>
+        <w:rPr>
+          <w:b/>
+          <w:bCs/>
+          <w:color w:val="7A3B69"/>
+          <w:spacing w:val="30"/>
+          <w:sz w:val="16"/>
+          <w:szCs w:val="16"/>
+        </w:rPr>
+        <w:t xml:space="preserve">   SHARE OUR FINDINGS, AND LOOK BACK</w:t>
+      </w:r>
+    </w:p>
+    <w:p>
+      <w:pPr>
+        <w:pStyle w:val="Heading2"/>
+        <w:keepNext/>
+        <w:spacing w:after="180" w:before="160"/>
+      </w:pPr>
+      <w:r>
+        <w:rPr>
+          <w:b/>
+          <w:bCs/>
+          <w:color w:val="1F3A5F"/>
+          <w:sz w:val="38"/>
+          <w:szCs w:val="38"/>
+        </w:rPr>
+        <w:t xml:space="preserve">How to look back at what we did</w:t>
+      </w:r>
+    </w:p>
+    <w:p>
+      <w:pPr>
+        <w:spacing w:after="140" w:before="0" w:line="300"/>
+      </w:pPr>
+      <w:r>
+        <w:rPr>
+          <w:sz w:val="22"/>
+          <w:szCs w:val="22"/>
+        </w:rPr>
+        <w:t xml:space="preserve">We have shared what we found. Now we look back at ourselves — and this is not a small thing at the end of the course. It is part of the work.</w:t>
+      </w:r>
+    </w:p>
+    <w:p>
+      <w:pPr>
+        <w:pStyle w:val="Heading3"/>
+        <w:keepNext/>
+        <w:spacing w:after="80" w:before="220"/>
+      </w:pPr>
+      <w:r>
+        <w:rPr>
+          <w:b/>
+          <w:bCs/>
+          <w:color w:val="1F3A5F"/>
+          <w:sz w:val="24"/>
+          <w:szCs w:val="24"/>
+        </w:rPr>
+        <w:t xml:space="preserve">Why look back at all</w:t>
+      </w:r>
+    </w:p>
+    <w:p>
+      <w:pPr>
+        <w:spacing w:after="140" w:before="0" w:line="300"/>
+      </w:pPr>
+      <w:r>
+        <w:rPr>
+          <w:sz w:val="22"/>
+          <w:szCs w:val="22"/>
+        </w:rPr>
+        <w:t xml:space="preserve">Because if you cannot see that you changed, you will not believe you can change again. And then the next hard thing will feel pointless.</w:t>
+      </w:r>
+    </w:p>
+    <w:p>
+      <w:pPr>
+        <w:pStyle w:val="Heading3"/>
+        <w:keepNext/>
+        <w:spacing w:after="80" w:before="220"/>
+      </w:pPr>
+      <w:r>
+        <w:rPr>
+          <w:b/>
+          <w:bCs/>
+          <w:color w:val="1F3A5F"/>
+          <w:sz w:val="24"/>
+          <w:szCs w:val="24"/>
+        </w:rPr>
+        <w:t xml:space="preserve">Do not ask your feeling. Open your book.</w:t>
+      </w:r>
+    </w:p>
+    <w:p>
+      <w:pPr>
+        <w:spacing w:after="140" w:before="0" w:line="300"/>
+      </w:pPr>
+      <w:r>
+        <w:rPr>
+          <w:sz w:val="22"/>
+          <w:szCs w:val="22"/>
+        </w:rPr>
+        <w:t xml:space="preserve">If you just ask yourself "am I better at this?", you will probably say not really. Everyone does.</w:t>
+      </w:r>
+    </w:p>
+    <w:p>
+      <w:pPr>
+        <w:spacing w:after="140" w:before="0" w:line="300"/>
+      </w:pPr>
+      <w:r>
+        <w:rPr>
+          <w:sz w:val="22"/>
+          <w:szCs w:val="22"/>
+        </w:rPr>
+        <w:t xml:space="preserve">So instead: open your research book at the first page and turn through it slowly.</w:t>
+      </w:r>
+    </w:p>
+    <w:p>
+      <w:pPr>
+        <w:spacing w:after="140" w:before="0" w:line="300"/>
+      </w:pPr>
+      <w:r>
+        <w:rPr>
+          <w:sz w:val="22"/>
+          <w:szCs w:val="22"/>
+        </w:rPr>
+        <w:t xml:space="preserve">Look at what you wrote about our hills before we started. Look at your first questions. Look at what you brought back from your interviews. Look at your insights.</w:t>
+      </w:r>
+    </w:p>
+    <w:p>
+      <w:pPr>
+        <w:spacing w:after="140" w:before="0" w:line="300"/>
+      </w:pPr>
+      <w:r>
+        <w:rPr>
+          <w:sz w:val="22"/>
+          <w:szCs w:val="22"/>
+        </w:rPr>
+        <w:t xml:space="preserve">You did all of that. The pages will tell you the truth better than your feeling will.</w:t>
+      </w:r>
+    </w:p>
+    <w:p>
+      <w:pPr>
+        <w:pStyle w:val="Heading3"/>
+        <w:keepNext/>
+        <w:spacing w:after="80" w:before="220"/>
+      </w:pPr>
+      <w:r>
+        <w:rPr>
+          <w:b/>
+          <w:bCs/>
+          <w:color w:val="1F3A5F"/>
+          <w:sz w:val="24"/>
+          <w:szCs w:val="24"/>
+        </w:rPr>
+        <w:t xml:space="preserve">Mark the path again</w:t>
+      </w:r>
+    </w:p>
+    <w:p>
+      <w:pPr>
+        <w:spacing w:after="140" w:before="0" w:line="300"/>
+      </w:pPr>
+      <w:r>
+        <w:rPr>
+          <w:sz w:val="22"/>
+          <w:szCs w:val="22"/>
+        </w:rPr>
+        <w:t xml:space="preserve">Find the page where you marked what a researcher does, right at the beginning of the course.</w:t>
+      </w:r>
+    </w:p>
+    <w:p>
+      <w:pPr>
+        <w:spacing w:after="140" w:before="0" w:line="300"/>
+      </w:pPr>
+      <w:r>
+        <w:rPr>
+          <w:sz w:val="22"/>
+          <w:szCs w:val="22"/>
+        </w:rPr>
+        <w:t xml:space="preserve">Mark it again — with a different mark, so you can see both.</w:t>
+      </w:r>
+    </w:p>
+    <w:p>
+      <w:pPr>
+        <w:spacing w:after="140" w:before="0" w:line="300"/>
+      </w:pPr>
+      <w:r>
+        <w:rPr>
+          <w:sz w:val="22"/>
+          <w:szCs w:val="22"/>
+        </w:rPr>
+        <w:t xml:space="preserve">Look at the two marks together. That distance is yours, and nobody can take it off you.</w:t>
+      </w:r>
+    </w:p>
+    <w:p>
+      <w:pPr>
+        <w:pStyle w:val="Heading3"/>
+        <w:keepNext/>
+        <w:spacing w:after="80" w:before="220"/>
+      </w:pPr>
+      <w:r>
+        <w:rPr>
+          <w:b/>
+          <w:bCs/>
+          <w:color w:val="1F3A5F"/>
+          <w:sz w:val="24"/>
+          <w:szCs w:val="24"/>
+        </w:rPr>
+        <w:t xml:space="preserve">Three questions</w:t>
+      </w:r>
+    </w:p>
+    <w:p>
+      <w:pPr>
+        <w:spacing w:after="140" w:before="0" w:line="300"/>
+      </w:pPr>
+      <w:r>
+        <w:rPr>
+          <w:sz w:val="22"/>
+          <w:szCs w:val="22"/>
+        </w:rPr>
+        <w:t xml:space="preserve">Answer these out loud, or by drawing:</w:t>
+      </w:r>
+    </w:p>
+    <w:p>
+      <w:pPr>
+        <w:spacing w:after="140" w:before="0" w:line="300"/>
+      </w:pPr>
+      <w:r>
+        <w:rPr>
+          <w:sz w:val="22"/>
+          <w:szCs w:val="22"/>
+        </w:rPr>
+        <w:t xml:space="preserve">1. What can I do now that I could not do at the start? 2. What was hard — and what did I DO about it? 3. What would I still like to find out?</w:t>
+      </w:r>
+    </w:p>
+    <w:p>
+      <w:pPr>
+        <w:spacing w:after="140" w:before="0" w:line="300"/>
+      </w:pPr>
+      <w:r>
+        <w:rPr>
+          <w:sz w:val="22"/>
+          <w:szCs w:val="22"/>
+        </w:rPr>
+        <w:t xml:space="preserve">The second one matters most. Anyone can have an easy week. What shows you have really become a researcher is what you did when it went wrong — when someone said no, when the rain stopped you, when the evidence did not agree.</w:t>
+      </w:r>
+    </w:p>
+    <w:p>
+      <w:pPr>
+        <w:pStyle w:val="Heading3"/>
+        <w:keepNext/>
+        <w:spacing w:after="80" w:before="220"/>
+      </w:pPr>
+      <w:r>
+        <w:rPr>
+          <w:b/>
+          <w:bCs/>
+          <w:color w:val="1F3A5F"/>
+          <w:sz w:val="24"/>
+          <w:szCs w:val="24"/>
+        </w:rPr>
+        <w:t xml:space="preserve">The thing you are taking with you</w:t>
+      </w:r>
+    </w:p>
+    <w:p>
+      <w:pPr>
+        <w:spacing w:after="140" w:before="0" w:line="300"/>
+      </w:pPr>
+      <w:r>
+        <w:rPr>
+          <w:sz w:val="22"/>
+          <w:szCs w:val="22"/>
+        </w:rPr>
+        <w:t xml:space="preserve">You started this course finding things out by guessing or by asking around. You are leaving it able to ask a real question, go and find out, weigh what you find, and say what it means.</w:t>
+      </w:r>
+    </w:p>
+    <w:p>
+      <w:pPr>
+        <w:spacing w:after="140" w:before="0" w:line="300"/>
+      </w:pPr>
+      <w:r>
+        <w:rPr>
+          <w:sz w:val="22"/>
+          <w:szCs w:val="22"/>
+        </w:rPr>
+        <w:t xml:space="preserve">That works on anything. Not only trees. Anything in your life you want to understand properly. Nobody has to give you permission to use it.</w:t>
+      </w:r>
+    </w:p>
+    <w:tbl>
+      <w:tblPr>
+        <w:tblW w:type="pct" w:w="100%"/>
+        <w:tblBorders>
+          <w:top w:val="none"/>
+          <w:left w:val="single" w:color="1F3A5F" w:sz="18"/>
+          <w:bottom w:val="none"/>
+          <w:right w:val="none"/>
+          <w:insideH w:val="none"/>
+          <w:insideV w:val="none"/>
+        </w:tblBorders>
+      </w:tblPr>
+      <w:tblGrid>
+        <w:gridCol w:w="9070"/>
+      </w:tblGrid>
+      <w:tr>
+        <w:tc>
+          <w:tcPr>
+            <w:tcW w:type="dxa" w:w="9070"/>
+            <w:tcMar>
+              <w:top w:type="dxa" w:w="100"/>
+              <w:left w:type="dxa" w:w="200"/>
+              <w:bottom w:type="dxa" w:w="100"/>
+              <w:right w:type="dxa" w:w="120"/>
+            </w:tcMar>
+          </w:tcPr>
+          <w:p>
+            <w:pPr>
+              <w:spacing w:after="80"/>
+            </w:pPr>
+            <w:r>
+              <w:rPr>
+                <w:b/>
+                <w:bCs/>
+                <w:color w:val="1F3A5F"/>
+                <w:spacing w:val="24"/>
+                <w:sz w:val="17"/>
+                <w:szCs w:val="17"/>
+              </w:rPr>
+              <w:t xml:space="preserve">NEW WORDS FOR OUR WORD WALL</w:t>
+            </w:r>
+          </w:p>
+          <w:p>
+            <w:pPr>
+              <w:spacing w:after="60" w:line="280"/>
+            </w:pPr>
+            <w:r>
+              <w:rPr>
+                <w:sz w:val="21"/>
+                <w:szCs w:val="21"/>
+              </w:rPr>
+              <w:t xml:space="preserve">reflect — to look back at what you did and work out what changed</w:t>
+            </w:r>
+          </w:p>
+          <w:p>
+            <w:pPr>
+              <w:spacing w:after="60" w:line="280"/>
+            </w:pPr>
+            <w:r>
+              <w:rPr>
+                <w:sz w:val="21"/>
+                <w:szCs w:val="21"/>
+              </w:rPr>
+              <w:t xml:space="preserve">growth — the distance between what you could do before and what you can do now</w:t>
+            </w:r>
+          </w:p>
+        </w:tc>
+      </w:tr>
+    </w:tbl>
+    <w:p>
+      <w:pPr>
+        <w:keepNext/>
+        <w:pageBreakBefore/>
+        <w:pBdr>
+          <w:bottom w:val="single" w:color="B9B3A6" w:sz="4"/>
+        </w:pBdr>
+        <w:spacing w:after="60"/>
+      </w:pPr>
+      <w:r>
+        <w:rPr>
+          <w:b/>
+          <w:bCs/>
           <w:color w:val="7A3B69"/>
           <w:spacing w:val="30"/>
           <w:sz w:val="16"/>
@@ -35136,7 +40505,7 @@
           <w:sz w:val="28"/>
           <w:szCs w:val="28"/>
         </w:rPr>
-        <w:t xml:space="preserve">How to ask people fairly and safely</w:t>
+        <w:t xml:space="preserve">How to tell what we KNOW from what we only THINK</w:t>
       </w:r>
     </w:p>
     <w:p>
@@ -35150,7 +40519,7 @@
           <w:sz w:val="21"/>
           <w:szCs w:val="21"/>
         </w:rPr>
-        <w:t xml:space="preserve">1.   You ask a woman your question. She says she is busy. You ask her again as she walks away.</w:t>
+        <w:t xml:space="preserve">1.   The path by the water point floods every monsoon. We walk through it every year.</w:t>
       </w:r>
     </w:p>
     <w:p>
@@ -35163,7 +40532,7 @@
           <w:sz w:val="21"/>
           <w:szCs w:val="21"/>
         </w:rPr>
-        <w:t xml:space="preserve">Not all right. She has told you she is busy — that is a no. Thank her, and go to the next person.</w:t>
+        <w:t xml:space="preserve">We know it. Many of us have seen it, again and again. That is about as strong as evidence gets.</w:t>
       </w:r>
     </w:p>
     <w:p>
@@ -35177,7 +40546,7 @@
           <w:sz w:val="21"/>
           <w:szCs w:val="21"/>
         </w:rPr>
-        <w:t xml:space="preserve">2.   An elder tells you something interesting. You write 'an elder near the water point told me'.</w:t>
+        <w:t xml:space="preserve">2.   Everyone knows the tree planting is a waste of money.</w:t>
       </w:r>
     </w:p>
     <w:p>
@@ -35190,7 +40559,7 @@
           <w:sz w:val="21"/>
           <w:szCs w:val="21"/>
         </w:rPr>
-        <w:t xml:space="preserve">All right. That is exactly how we record it: what kind of person, and never a name.</w:t>
+        <w:t xml:space="preserve">We only think it. "Everyone knows" is the warning sign. Has anyone checked? That is a good thing to find out.</w:t>
       </w:r>
     </w:p>
     <w:p>
@@ -35204,7 +40573,7 @@
           <w:sz w:val="21"/>
           <w:szCs w:val="21"/>
         </w:rPr>
-        <w:t xml:space="preserve">3.   A man starts to cry when he talks about the flood. You keep asking, because his answer is good.</w:t>
+        <w:t xml:space="preserve">3.   My grandmother says there were big trees on that slope when she was young.</w:t>
       </w:r>
     </w:p>
     <w:p>
@@ -35217,7 +40586,7 @@
           <w:sz w:val="21"/>
           <w:szCs w:val="21"/>
         </w:rPr>
-        <w:t xml:space="preserve">Not all right. Stop asking. Stay kind, and tell your teacher afterwards.</w:t>
+        <w:t xml:space="preserve">We know it — she saw it herself. One person's memory is not proof of everything, but a person who was there is real evidence.</w:t>
       </w:r>
     </w:p>
     <w:p>
@@ -35231,7 +40600,7 @@
           <w:sz w:val="21"/>
           <w:szCs w:val="21"/>
         </w:rPr>
-        <w:t xml:space="preserve">4.   You did not find anyone today. You write down what you think they would have said.</w:t>
+        <w:t xml:space="preserve">4.   The whole hill is going to come down next year.</w:t>
       </w:r>
     </w:p>
     <w:p>
@@ -35244,7 +40613,7 @@
           <w:sz w:val="21"/>
           <w:szCs w:val="21"/>
         </w:rPr>
-        <w:t xml:space="preserve">Not all right. That is not evidence, it is a guess. Write down nothing, and try again another day.</w:t>
+        <w:t xml:space="preserve">We only think it. Nobody can see the future. Worth asking about; not something we know.</w:t>
       </w:r>
     </w:p>
     <w:p>
@@ -35269,7 +40638,7 @@
           <w:sz w:val="28"/>
           <w:szCs w:val="28"/>
         </w:rPr>
-        <w:t xml:space="preserve">How to ask a good question</w:t>
+        <w:t xml:space="preserve">How to turn a big question into things we can find out</w:t>
       </w:r>
     </w:p>
     <w:p>
@@ -35283,7 +40652,7 @@
           <w:sz w:val="21"/>
           <w:szCs w:val="21"/>
         </w:rPr>
-        <w:t xml:space="preserve">1.   "What happens to this slope when it rains?"</w:t>
+        <w:t xml:space="preserve">1.   What did this hillside look like before the camps?</w:t>
       </w:r>
     </w:p>
     <w:p>
@@ -35296,7 +40665,7 @@
           <w:sz w:val="21"/>
           <w:szCs w:val="21"/>
         </w:rPr>
-        <w:t xml:space="preserve">Open. It lets the person tell us anything they saw. This is the kind we want.</w:t>
+        <w:t xml:space="preserve">Ask and look. Only people who were here can tell us. No book has this.</w:t>
       </w:r>
     </w:p>
     <w:p>
@@ -35310,7 +40679,7 @@
           <w:sz w:val="21"/>
           <w:szCs w:val="21"/>
         </w:rPr>
-        <w:t xml:space="preserve">2.   "The rain ruins it, doesn't it?"</w:t>
+        <w:t xml:space="preserve">2.   Why does water run off a bare slope faster than a slope with roots?</w:t>
       </w:r>
     </w:p>
     <w:p>
@@ -35323,7 +40692,7 @@
           <w:sz w:val="21"/>
           <w:szCs w:val="21"/>
         </w:rPr>
-        <w:t xml:space="preserve">Leading. It already says the answer, so the person can only agree with us.</w:t>
+        <w:t xml:space="preserve">Source pack. This has been studied and measured by people whose job it is. We could not measure it ourselves.</w:t>
       </w:r>
     </w:p>
     <w:p>
@@ -35337,7 +40706,7 @@
           <w:sz w:val="21"/>
           <w:szCs w:val="21"/>
         </w:rPr>
-        <w:t xml:space="preserve">3.   "Do the hills slide?"</w:t>
+        <w:t xml:space="preserve">3.   Where does the water go when it rains near our shelters?</w:t>
       </w:r>
     </w:p>
     <w:p>
@@ -35350,7 +40719,7 @@
           <w:sz w:val="21"/>
           <w:szCs w:val="21"/>
         </w:rPr>
-        <w:t xml:space="preserve">Closed. They can only say yes or no. Fine for our short survey, weak in an interview.</w:t>
+        <w:t xml:space="preserve">Ask and look. This is about our own place, right now — go and see, and ask people who live there.</w:t>
       </w:r>
     </w:p>
     <w:p>
@@ -35364,7 +40733,7 @@
           <w:sz w:val="21"/>
           <w:szCs w:val="21"/>
         </w:rPr>
-        <w:t xml:space="preserve">4.   "Tell me about the last big rain."</w:t>
+        <w:t xml:space="preserve">4.   How much hotter does land get when the forest is cut down?</w:t>
       </w:r>
     </w:p>
     <w:p>
@@ -35377,7 +40746,7 @@
           <w:sz w:val="21"/>
           <w:szCs w:val="21"/>
         </w:rPr>
-        <w:t xml:space="preserve">Open, and the strongest kind — it asks about something they really saw, on a day they remember.</w:t>
+        <w:t xml:space="preserve">Source pack. Scientists measured this over years. We can use their number and then check it against what we feel here.</w:t>
       </w:r>
     </w:p>
     <w:p>
@@ -35402,7 +40771,7 @@
           <w:sz w:val="28"/>
           <w:szCs w:val="28"/>
         </w:rPr>
-        <w:t xml:space="preserve">How to weigh a source</w:t>
+        <w:t xml:space="preserve">How to ask people fairly and safely</w:t>
       </w:r>
     </w:p>
     <w:p>
@@ -35416,7 +40785,7 @@
           <w:sz w:val="21"/>
           <w:szCs w:val="21"/>
         </w:rPr>
-        <w:t xml:space="preserve">1.   An old woman who has lived on this hill since before the camps: "there were big trees all the way up. I watched them go."</w:t>
+        <w:t xml:space="preserve">1.   You ask a woman your question. She says she is busy. You ask her again as she walks away.</w:t>
       </w:r>
     </w:p>
     <w:p>
@@ -35429,7 +40798,7 @@
           <w:sz w:val="21"/>
           <w:szCs w:val="21"/>
         </w:rPr>
-        <w:t xml:space="preserve">Strong. She saw it herself, over a long time, and she has no reason to shape the story. This is exactly the kind of evidence people wrongly ignore because it is not printed.</w:t>
+        <w:t xml:space="preserve">Not all right. She has told you she is busy — that is a no. Thank her, and go to the next person.</w:t>
       </w:r>
     </w:p>
     <w:p>
@@ -35443,7 +40812,7 @@
           <w:sz w:val="21"/>
           <w:szCs w:val="21"/>
         </w:rPr>
-        <w:t xml:space="preserve">2.   A tree-planting company's website: "trees stop erosion completely."</w:t>
+        <w:t xml:space="preserve">2.   An elder tells you something interesting. You write 'an elder near the water point told me'.</w:t>
       </w:r>
     </w:p>
     <w:p>
@@ -35456,7 +40825,7 @@
           <w:sz w:val="21"/>
           <w:szCs w:val="21"/>
         </w:rPr>
-        <w:t xml:space="preserve">Weak. They are selling trees, so they tell the good half — and "completely" is a warning sign. Useful for finding out what to check, not for building on.</w:t>
+        <w:t xml:space="preserve">All right. That is exactly how we record it: what kind of person, and never a name.</w:t>
       </w:r>
     </w:p>
     <w:p>
@@ -35470,7 +40839,7 @@
           <w:sz w:val="21"/>
           <w:szCs w:val="21"/>
         </w:rPr>
-        <w:t xml:space="preserve">3.   A study by four scientists who measured the temperature of cut and uncut land for two years, and say who paid for it.</w:t>
+        <w:t xml:space="preserve">3.   A man starts to cry when he talks about the flood. You keep asking, because his answer is good.</w:t>
       </w:r>
     </w:p>
     <w:p>
@@ -35483,7 +40852,7 @@
           <w:sz w:val="21"/>
           <w:szCs w:val="21"/>
         </w:rPr>
-        <w:t xml:space="preserve">Strong. They measured it, they say how, and they say who paid — which lets us judge for ourselves. Saying how you know is what makes a source strong.</w:t>
+        <w:t xml:space="preserve">Not all right. Stop asking. Stay kind, and tell your teacher afterwards.</w:t>
       </w:r>
     </w:p>
     <w:p>
@@ -35497,7 +40866,7 @@
           <w:sz w:val="21"/>
           <w:szCs w:val="21"/>
         </w:rPr>
-        <w:t xml:space="preserve">4.   A boy in our group: "my cousin said the whole hill is going to come down next monsoon."</w:t>
+        <w:t xml:space="preserve">4.   You did not find anyone today. You write down what you think they would have said.</w:t>
       </w:r>
     </w:p>
     <w:p>
@@ -35510,7 +40879,7 @@
           <w:sz w:val="21"/>
           <w:szCs w:val="21"/>
         </w:rPr>
-        <w:t xml:space="preserve">Weak. He heard it from someone who heard it. Nobody saw it, and it is about the future, which nobody can see. Worth asking about — not worth building on.</w:t>
+        <w:t xml:space="preserve">Not all right. That is not evidence, it is a guess. Write down nothing, and try again another day.</w:t>
       </w:r>
     </w:p>
     <w:p>
@@ -35535,7 +40904,7 @@
           <w:sz w:val="28"/>
           <w:szCs w:val="28"/>
         </w:rPr>
-        <w:t xml:space="preserve">How to find the patterns in what we found</w:t>
+        <w:t xml:space="preserve">How to ask a good question</w:t>
       </w:r>
     </w:p>
     <w:p>
@@ -35549,7 +40918,7 @@
           <w:sz w:val="21"/>
           <w:szCs w:val="21"/>
         </w:rPr>
-        <w:t xml:space="preserve">1.   Water</w:t>
+        <w:t xml:space="preserve">1.   "What happens to this slope when it rains?"</w:t>
       </w:r>
     </w:p>
     <w:p>
@@ -35562,7 +40931,7 @@
           <w:sz w:val="21"/>
           <w:szCs w:val="21"/>
         </w:rPr>
-        <w:t xml:space="preserve">Only a topic. Nobody can disagree with the word "water". Ask: what about the water? What did people actually say?</w:t>
+        <w:t xml:space="preserve">Open. It lets the person tell us anything they saw. This is the kind we want.</w:t>
       </w:r>
     </w:p>
     <w:p>
@@ -35576,7 +40945,7 @@
           <w:sz w:val="21"/>
           <w:szCs w:val="21"/>
         </w:rPr>
-        <w:t xml:space="preserve">2.   The water runs off fast where there are no roots</w:t>
+        <w:t xml:space="preserve">2.   "The rain ruins it, doesn't it?"</w:t>
       </w:r>
     </w:p>
     <w:p>
@@ -35589,7 +40958,7 @@
           <w:sz w:val="21"/>
           <w:szCs w:val="21"/>
         </w:rPr>
-        <w:t xml:space="preserve">A good theme. Someone could say "no it does not" — and then we could go and check. That is what makes it a theme.</w:t>
+        <w:t xml:space="preserve">Leading. It already says the answer, so the person can only agree with us.</w:t>
       </w:r>
     </w:p>
     <w:p>
@@ -35603,7 +40972,7 @@
           <w:sz w:val="21"/>
           <w:szCs w:val="21"/>
         </w:rPr>
-        <w:t xml:space="preserve">3.   Firewood</w:t>
+        <w:t xml:space="preserve">3.   "Do the hills slide?"</w:t>
       </w:r>
     </w:p>
     <w:p>
@@ -35616,7 +40985,7 @@
           <w:sz w:val="21"/>
           <w:szCs w:val="21"/>
         </w:rPr>
-        <w:t xml:space="preserve">Only a topic. Try again: what did people say ABOUT firewood? "Families cut trees because there was no other fuel" would be a theme.</w:t>
+        <w:t xml:space="preserve">Closed. They can only say yes or no. Fine for our short survey, weak in an interview.</w:t>
       </w:r>
     </w:p>
     <w:p>
@@ -35630,7 +40999,7 @@
           <w:sz w:val="21"/>
           <w:szCs w:val="21"/>
         </w:rPr>
-        <w:t xml:space="preserve">4.   People disagree about whether the new planting is working</w:t>
+        <w:t xml:space="preserve">4.   "Tell me about the last big rain."</w:t>
       </w:r>
     </w:p>
     <w:p>
@@ -35643,7 +41012,7 @@
           <w:sz w:val="21"/>
           <w:szCs w:val="21"/>
         </w:rPr>
-        <w:t xml:space="preserve">A good theme. Disagreement is a real finding, and reporting it honestly is stronger than pretending everyone agreed.</w:t>
+        <w:t xml:space="preserve">Open, and the strongest kind — it asks about something they really saw, on a day they remember.</w:t>
       </w:r>
     </w:p>
     <w:p>
@@ -35668,7 +41037,7 @@
           <w:sz w:val="28"/>
           <w:szCs w:val="28"/>
         </w:rPr>
-        <w:t xml:space="preserve">How to dig for the root cause</w:t>
+        <w:t xml:space="preserve">How to read a source like a researcher</w:t>
       </w:r>
     </w:p>
     <w:p>
@@ -35682,7 +41051,7 @@
           <w:sz w:val="21"/>
           <w:szCs w:val="21"/>
         </w:rPr>
-        <w:t xml:space="preserve">1.   There is rubbish on the path. → Why? Because people drop it.</w:t>
+        <w:t xml:space="preserve">1.   This source helps our question, even though it is not about our hills.</w:t>
       </w:r>
     </w:p>
     <w:p>
@@ -35695,7 +41064,7 @@
           <w:sz w:val="21"/>
           <w:szCs w:val="21"/>
         </w:rPr>
-        <w:t xml:space="preserve">Good step. It is true and it follows from the problem. But it lands on people, so we must keep asking why — do not stop here.</w:t>
+        <w:t xml:space="preserve">True. It is about the same THING — what happens to land when trees go. We still have to check it against what we see here, but it helps.</w:t>
       </w:r>
     </w:p>
     <w:p>
@@ -35709,7 +41078,7 @@
           <w:sz w:val="21"/>
           <w:szCs w:val="21"/>
         </w:rPr>
-        <w:t xml:space="preserve">2.   Because people drop it. → Why? Because they are lazy and do not care.</w:t>
+        <w:t xml:space="preserve">2.   Because it is not about Cox's Bazar, we should throw it away.</w:t>
       </w:r>
     </w:p>
     <w:p>
@@ -35722,7 +41091,7 @@
           <w:sz w:val="21"/>
           <w:szCs w:val="21"/>
         </w:rPr>
-        <w:t xml:space="preserve">Problem. This is blame, not a cause. "Lazy" is a judgement about people, and it is not something we found out. Re-ask it about the situation: why is dropping it the easiest thing to do?</w:t>
+        <w:t xml:space="preserve">Not true. A source from somewhere else can still teach us how something works. Use it, and check it against our own evidence.</w:t>
       </w:r>
     </w:p>
     <w:p>
@@ -35736,7 +41105,7 @@
           <w:sz w:val="21"/>
           <w:szCs w:val="21"/>
         </w:rPr>
-        <w:t xml:space="preserve">3.   Because there is nowhere to put it. → Why? Because there are no bins near the path.</w:t>
+        <w:t xml:space="preserve">3.   This source tells us how many trees have been cut on our hills.</w:t>
       </w:r>
     </w:p>
     <w:p>
@@ -35749,7 +41118,7 @@
           <w:sz w:val="21"/>
           <w:szCs w:val="21"/>
         </w:rPr>
-        <w:t xml:space="preserve">Good step. It has moved from people to the situation around them, which is where useful answers live.</w:t>
+        <w:t xml:space="preserve">Not true — and this is the question 4 answer. It tells us about heat, not about our hills or how many trees went. Knowing that gap is useful.</w:t>
       </w:r>
     </w:p>
     <w:p>
@@ -35763,7 +41132,7 @@
           <w:sz w:val="21"/>
           <w:szCs w:val="21"/>
         </w:rPr>
-        <w:t xml:space="preserve">4.   Because there are no bins. → Why? I do not know. We would have to find out.</w:t>
+        <w:t xml:space="preserve">4.   We should ask how they know — and they tell us: they measured it for two years.</w:t>
       </w:r>
     </w:p>
     <w:p>
@@ -35776,7 +41145,7 @@
           <w:sz w:val="21"/>
           <w:szCs w:val="21"/>
         </w:rPr>
-        <w:t xml:space="preserve">Good step — and an honest one. Saying "I do not know, we would have to find out" is proper research. Mark it as a gap and move on.</w:t>
+        <w:t xml:space="preserve">True. They measured it, for a long time, and they say so. That is what makes a source strong.</w:t>
       </w:r>
     </w:p>
     <w:p>
@@ -35801,7 +41170,7 @@
           <w:sz w:val="28"/>
           <w:szCs w:val="28"/>
         </w:rPr>
-        <w:t xml:space="preserve">How to see the whole picture — power, beliefs, and who is hurt</w:t>
+        <w:t xml:space="preserve">How to weigh a source</w:t>
       </w:r>
     </w:p>
     <w:p>
@@ -35815,7 +41184,7 @@
           <w:sz w:val="21"/>
           <w:szCs w:val="21"/>
         </w:rPr>
-        <w:t xml:space="preserve">1.   Power: the monsoon rain.</w:t>
+        <w:t xml:space="preserve">1.   An old woman who has lived on this hill since before the camps: "there were big trees all the way up. I watched them go."</w:t>
       </w:r>
     </w:p>
     <w:p>
@@ -35828,7 +41197,7 @@
           <w:sz w:val="21"/>
           <w:szCs w:val="21"/>
         </w:rPr>
-        <w:t xml:space="preserve">Written well. The rain is not a person and has no intentions, but it has enormous power over our hills. Remembering the non-human things keeps the list honest.</w:t>
+        <w:t xml:space="preserve">Strong. She saw it herself, over a long time, and she has no reason to shape the story. This is exactly the kind of evidence people wrongly ignore because it is not printed.</w:t>
       </w:r>
     </w:p>
     <w:p>
@@ -35842,7 +41211,7 @@
           <w:sz w:val="21"/>
           <w:szCs w:val="21"/>
         </w:rPr>
-        <w:t xml:space="preserve">2.   Beliefs: the people who cut trees do not care about anybody.</w:t>
+        <w:t xml:space="preserve">2.   A tree-planting company's website: "trees stop erosion completely."</w:t>
       </w:r>
     </w:p>
     <w:p>
@@ -35855,7 +41224,7 @@
           <w:sz w:val="21"/>
           <w:szCs w:val="21"/>
         </w:rPr>
-        <w:t xml:space="preserve">Needs fixing. This is name-calling, not a belief. Try: "some people believe there is no other fuel they can get" — that is something we could check, and it explains more.</w:t>
+        <w:t xml:space="preserve">Weak. They are selling trees, so they tell the good half — and "completely" is a warning sign. Useful for finding out what to check, not for building on.</w:t>
       </w:r>
     </w:p>
     <w:p>
@@ -35869,7 +41238,7 @@
           <w:sz w:val="21"/>
           <w:szCs w:val="21"/>
         </w:rPr>
-        <w:t xml:space="preserve">3.   Helped or hurt: the families whose shelters are below the bare slope are hurt most when it rains.</w:t>
+        <w:t xml:space="preserve">3.   A study by four scientists who measured the temperature of cut and uncut land for two years, and say who paid for it.</w:t>
       </w:r>
     </w:p>
     <w:p>
@@ -35882,7 +41251,7 @@
           <w:sz w:val="21"/>
           <w:szCs w:val="21"/>
         </w:rPr>
-        <w:t xml:space="preserve">Written well. It is specific about WHO, and it says why. That is exactly what this question is for.</w:t>
+        <w:t xml:space="preserve">Strong. They measured it, they say how, and they say who paid — which lets us judge for ourselves. Saying how you know is what makes a source strong.</w:t>
       </w:r>
     </w:p>
     <w:p>
@@ -35896,7 +41265,7 @@
           <w:sz w:val="21"/>
           <w:szCs w:val="21"/>
         </w:rPr>
-        <w:t xml:space="preserve">4.   Power: us — we can plant, and we can tell people what we found.</w:t>
+        <w:t xml:space="preserve">4.   A boy in our group: "my cousin said the whole hill is going to come down next monsoon."</w:t>
       </w:r>
     </w:p>
     <w:p>
@@ -35909,7 +41278,7 @@
           <w:sz w:val="21"/>
           <w:szCs w:val="21"/>
         </w:rPr>
-        <w:t xml:space="preserve">Written well — and easy to forget. We are part of this system, and naming our own power is the point of asking.</w:t>
+        <w:t xml:space="preserve">Weak. He heard it from someone who heard it. Nobody saw it, and it is about the future, which nobody can see. Worth asking about — not worth building on.</w:t>
       </w:r>
     </w:p>
     <w:p>
@@ -35934,7 +41303,7 @@
           <w:sz w:val="28"/>
           <w:szCs w:val="28"/>
         </w:rPr>
-        <w:t xml:space="preserve">How to find what our evidence MEANS</w:t>
+        <w:t xml:space="preserve">How to find the patterns in what we found</w:t>
       </w:r>
     </w:p>
     <w:p>
@@ -35948,7 +41317,7 @@
           <w:sz w:val="21"/>
           <w:szCs w:val="21"/>
         </w:rPr>
-        <w:t xml:space="preserve">1.   Nine of the fifteen people we asked remember trees on the hill when they were small.</w:t>
+        <w:t xml:space="preserve">1.   Water</w:t>
       </w:r>
     </w:p>
     <w:p>
@@ -35961,7 +41330,7 @@
           <w:sz w:val="21"/>
           <w:szCs w:val="21"/>
         </w:rPr>
-        <w:t xml:space="preserve">Finding. It reports what our evidence says. It is true and useful — but it does not tell us what it MEANS yet.</w:t>
+        <w:t xml:space="preserve">Only a topic. Nobody can disagree with the word "water". Ask: what about the water? What did people actually say?</w:t>
       </w:r>
     </w:p>
     <w:p>
@@ -35975,7 +41344,7 @@
           <w:sz w:val="21"/>
           <w:szCs w:val="21"/>
         </w:rPr>
-        <w:t xml:space="preserve">2.   The government should plant more trees.</w:t>
+        <w:t xml:space="preserve">2.   The water runs off fast where there are no roots</w:t>
       </w:r>
     </w:p>
     <w:p>
@@ -35988,7 +41357,7 @@
           <w:sz w:val="21"/>
           <w:szCs w:val="21"/>
         </w:rPr>
-        <w:t xml:space="preserve">Opinion. It might be a good idea, but nothing we found tells us it is. There is no 'because'.</w:t>
+        <w:t xml:space="preserve">A good theme. Someone could say "no it does not" — and then we could go and check. That is what makes it a theme.</w:t>
       </w:r>
     </w:p>
     <w:p>
@@ -36002,7 +41371,7 @@
           <w:sz w:val="21"/>
           <w:szCs w:val="21"/>
         </w:rPr>
-        <w:t xml:space="preserve">3.   The people we asked remember trees on the hill, so the hill has changed within one lifetime — which means it could change back, because grass and roots grow fast.</w:t>
+        <w:t xml:space="preserve">3.   Firewood</w:t>
       </w:r>
     </w:p>
     <w:p>
@@ -36015,7 +41384,7 @@
           <w:sz w:val="21"/>
           <w:szCs w:val="21"/>
         </w:rPr>
-        <w:t xml:space="preserve">Insight. It has a 'so' (the hill changed in one lifetime) and a 'because' (grass and roots grow fast). It also stays honest — 'the people we asked'.</w:t>
+        <w:t xml:space="preserve">Only a topic. Try again: what did people say ABOUT firewood? "Families cut trees because there was no other fuel" would be a theme.</w:t>
       </w:r>
     </w:p>
     <w:p>
@@ -36029,7 +41398,7 @@
           <w:sz w:val="21"/>
           <w:szCs w:val="21"/>
         </w:rPr>
-        <w:t xml:space="preserve">4.   Everyone in the camp knows the hills are dangerous.</w:t>
+        <w:t xml:space="preserve">4.   People disagree about whether the new planting is working</w:t>
       </w:r>
     </w:p>
     <w:p>
@@ -36042,7 +41411,672 @@
           <w:sz w:val="21"/>
           <w:szCs w:val="21"/>
         </w:rPr>
+        <w:t xml:space="preserve">A good theme. Disagreement is a real finding, and reporting it honestly is stronger than pretending everyone agreed.</w:t>
+      </w:r>
+    </w:p>
+    <w:p>
+      <w:pPr>
+        <w:pBdr>
+          <w:bottom w:val="single" w:color="B9B3A6" w:sz="4"/>
+        </w:pBdr>
+        <w:spacing w:after="180" w:before="60"/>
+      </w:pPr>
+    </w:p>
+    <w:p>
+      <w:pPr>
+        <w:pStyle w:val="Heading2"/>
+        <w:keepNext/>
+        <w:spacing w:after="100" w:before="280"/>
+      </w:pPr>
+      <w:r>
+        <w:rPr>
+          <w:b/>
+          <w:bCs/>
+          <w:color w:val="7A3B69"/>
+          <w:sz w:val="28"/>
+          <w:szCs w:val="28"/>
+        </w:rPr>
+        <w:t xml:space="preserve">How to dig for the root cause</w:t>
+      </w:r>
+    </w:p>
+    <w:p>
+      <w:pPr>
+        <w:spacing w:after="30" w:before="80" w:line="300"/>
+      </w:pPr>
+      <w:r>
+        <w:rPr>
+          <w:b/>
+          <w:bCs/>
+          <w:sz w:val="21"/>
+          <w:szCs w:val="21"/>
+        </w:rPr>
+        <w:t xml:space="preserve">1.   There is rubbish on the path. → Why? Because people drop it.</w:t>
+      </w:r>
+    </w:p>
+    <w:p>
+      <w:pPr>
+        <w:spacing w:after="40" w:before="0" w:line="300"/>
+      </w:pPr>
+      <w:r>
+        <w:rPr>
+          <w:color w:val="3F4A34"/>
+          <w:sz w:val="21"/>
+          <w:szCs w:val="21"/>
+        </w:rPr>
+        <w:t xml:space="preserve">Good step. It is true and it follows from the problem. But it lands on people, so we must keep asking why — do not stop here.</w:t>
+      </w:r>
+    </w:p>
+    <w:p>
+      <w:pPr>
+        <w:spacing w:after="30" w:before="80" w:line="300"/>
+      </w:pPr>
+      <w:r>
+        <w:rPr>
+          <w:b/>
+          <w:bCs/>
+          <w:sz w:val="21"/>
+          <w:szCs w:val="21"/>
+        </w:rPr>
+        <w:t xml:space="preserve">2.   Because people drop it. → Why? Because they are lazy and do not care.</w:t>
+      </w:r>
+    </w:p>
+    <w:p>
+      <w:pPr>
+        <w:spacing w:after="40" w:before="0" w:line="300"/>
+      </w:pPr>
+      <w:r>
+        <w:rPr>
+          <w:color w:val="3F4A34"/>
+          <w:sz w:val="21"/>
+          <w:szCs w:val="21"/>
+        </w:rPr>
+        <w:t xml:space="preserve">Problem. This is blame, not a cause. "Lazy" is a judgement about people, and it is not something we found out. Re-ask it about the situation: why is dropping it the easiest thing to do?</w:t>
+      </w:r>
+    </w:p>
+    <w:p>
+      <w:pPr>
+        <w:spacing w:after="30" w:before="80" w:line="300"/>
+      </w:pPr>
+      <w:r>
+        <w:rPr>
+          <w:b/>
+          <w:bCs/>
+          <w:sz w:val="21"/>
+          <w:szCs w:val="21"/>
+        </w:rPr>
+        <w:t xml:space="preserve">3.   Because there is nowhere to put it. → Why? Because there are no bins near the path.</w:t>
+      </w:r>
+    </w:p>
+    <w:p>
+      <w:pPr>
+        <w:spacing w:after="40" w:before="0" w:line="300"/>
+      </w:pPr>
+      <w:r>
+        <w:rPr>
+          <w:color w:val="3F4A34"/>
+          <w:sz w:val="21"/>
+          <w:szCs w:val="21"/>
+        </w:rPr>
+        <w:t xml:space="preserve">Good step. It has moved from people to the situation around them, which is where useful answers live.</w:t>
+      </w:r>
+    </w:p>
+    <w:p>
+      <w:pPr>
+        <w:spacing w:after="30" w:before="80" w:line="300"/>
+      </w:pPr>
+      <w:r>
+        <w:rPr>
+          <w:b/>
+          <w:bCs/>
+          <w:sz w:val="21"/>
+          <w:szCs w:val="21"/>
+        </w:rPr>
+        <w:t xml:space="preserve">4.   Because there are no bins. → Why? I do not know. We would have to find out.</w:t>
+      </w:r>
+    </w:p>
+    <w:p>
+      <w:pPr>
+        <w:spacing w:after="40" w:before="0" w:line="300"/>
+      </w:pPr>
+      <w:r>
+        <w:rPr>
+          <w:color w:val="3F4A34"/>
+          <w:sz w:val="21"/>
+          <w:szCs w:val="21"/>
+        </w:rPr>
+        <w:t xml:space="preserve">Good step — and an honest one. Saying "I do not know, we would have to find out" is proper research. Mark it as a gap and move on.</w:t>
+      </w:r>
+    </w:p>
+    <w:p>
+      <w:pPr>
+        <w:pBdr>
+          <w:bottom w:val="single" w:color="B9B3A6" w:sz="4"/>
+        </w:pBdr>
+        <w:spacing w:after="180" w:before="60"/>
+      </w:pPr>
+    </w:p>
+    <w:p>
+      <w:pPr>
+        <w:pStyle w:val="Heading2"/>
+        <w:keepNext/>
+        <w:spacing w:after="100" w:before="280"/>
+      </w:pPr>
+      <w:r>
+        <w:rPr>
+          <w:b/>
+          <w:bCs/>
+          <w:color w:val="7A3B69"/>
+          <w:sz w:val="28"/>
+          <w:szCs w:val="28"/>
+        </w:rPr>
+        <w:t xml:space="preserve">How to see the whole picture — power, beliefs, and who is hurt</w:t>
+      </w:r>
+    </w:p>
+    <w:p>
+      <w:pPr>
+        <w:spacing w:after="30" w:before="80" w:line="300"/>
+      </w:pPr>
+      <w:r>
+        <w:rPr>
+          <w:b/>
+          <w:bCs/>
+          <w:sz w:val="21"/>
+          <w:szCs w:val="21"/>
+        </w:rPr>
+        <w:t xml:space="preserve">1.   Power: the monsoon rain.</w:t>
+      </w:r>
+    </w:p>
+    <w:p>
+      <w:pPr>
+        <w:spacing w:after="40" w:before="0" w:line="300"/>
+      </w:pPr>
+      <w:r>
+        <w:rPr>
+          <w:color w:val="3F4A34"/>
+          <w:sz w:val="21"/>
+          <w:szCs w:val="21"/>
+        </w:rPr>
+        <w:t xml:space="preserve">Written well. The rain is not a person and has no intentions, but it has enormous power over our hills. Remembering the non-human things keeps the list honest.</w:t>
+      </w:r>
+    </w:p>
+    <w:p>
+      <w:pPr>
+        <w:spacing w:after="30" w:before="80" w:line="300"/>
+      </w:pPr>
+      <w:r>
+        <w:rPr>
+          <w:b/>
+          <w:bCs/>
+          <w:sz w:val="21"/>
+          <w:szCs w:val="21"/>
+        </w:rPr>
+        <w:t xml:space="preserve">2.   Beliefs: the people who cut trees do not care about anybody.</w:t>
+      </w:r>
+    </w:p>
+    <w:p>
+      <w:pPr>
+        <w:spacing w:after="40" w:before="0" w:line="300"/>
+      </w:pPr>
+      <w:r>
+        <w:rPr>
+          <w:color w:val="3F4A34"/>
+          <w:sz w:val="21"/>
+          <w:szCs w:val="21"/>
+        </w:rPr>
+        <w:t xml:space="preserve">Needs fixing. This is name-calling, not a belief. Try: "some people believe there is no other fuel they can get" — that is something we could check, and it explains more.</w:t>
+      </w:r>
+    </w:p>
+    <w:p>
+      <w:pPr>
+        <w:spacing w:after="30" w:before="80" w:line="300"/>
+      </w:pPr>
+      <w:r>
+        <w:rPr>
+          <w:b/>
+          <w:bCs/>
+          <w:sz w:val="21"/>
+          <w:szCs w:val="21"/>
+        </w:rPr>
+        <w:t xml:space="preserve">3.   Helped or hurt: the families whose shelters are below the bare slope are hurt most when it rains.</w:t>
+      </w:r>
+    </w:p>
+    <w:p>
+      <w:pPr>
+        <w:spacing w:after="40" w:before="0" w:line="300"/>
+      </w:pPr>
+      <w:r>
+        <w:rPr>
+          <w:color w:val="3F4A34"/>
+          <w:sz w:val="21"/>
+          <w:szCs w:val="21"/>
+        </w:rPr>
+        <w:t xml:space="preserve">Written well. It is specific about WHO, and it says why. That is exactly what this question is for.</w:t>
+      </w:r>
+    </w:p>
+    <w:p>
+      <w:pPr>
+        <w:spacing w:after="30" w:before="80" w:line="300"/>
+      </w:pPr>
+      <w:r>
+        <w:rPr>
+          <w:b/>
+          <w:bCs/>
+          <w:sz w:val="21"/>
+          <w:szCs w:val="21"/>
+        </w:rPr>
+        <w:t xml:space="preserve">4.   Power: us — we can plant, and we can tell people what we found.</w:t>
+      </w:r>
+    </w:p>
+    <w:p>
+      <w:pPr>
+        <w:spacing w:after="40" w:before="0" w:line="300"/>
+      </w:pPr>
+      <w:r>
+        <w:rPr>
+          <w:color w:val="3F4A34"/>
+          <w:sz w:val="21"/>
+          <w:szCs w:val="21"/>
+        </w:rPr>
+        <w:t xml:space="preserve">Written well — and easy to forget. We are part of this system, and naming our own power is the point of asking.</w:t>
+      </w:r>
+    </w:p>
+    <w:p>
+      <w:pPr>
+        <w:pBdr>
+          <w:bottom w:val="single" w:color="B9B3A6" w:sz="4"/>
+        </w:pBdr>
+        <w:spacing w:after="180" w:before="60"/>
+      </w:pPr>
+    </w:p>
+    <w:p>
+      <w:pPr>
+        <w:pStyle w:val="Heading2"/>
+        <w:keepNext/>
+        <w:spacing w:after="100" w:before="280"/>
+      </w:pPr>
+      <w:r>
+        <w:rPr>
+          <w:b/>
+          <w:bCs/>
+          <w:color w:val="7A3B69"/>
+          <w:sz w:val="28"/>
+          <w:szCs w:val="28"/>
+        </w:rPr>
+        <w:t xml:space="preserve">How to find what our evidence MEANS</w:t>
+      </w:r>
+    </w:p>
+    <w:p>
+      <w:pPr>
+        <w:spacing w:after="30" w:before="80" w:line="300"/>
+      </w:pPr>
+      <w:r>
+        <w:rPr>
+          <w:b/>
+          <w:bCs/>
+          <w:sz w:val="21"/>
+          <w:szCs w:val="21"/>
+        </w:rPr>
+        <w:t xml:space="preserve">1.   Nine of the fifteen people we asked remember trees on the hill when they were small.</w:t>
+      </w:r>
+    </w:p>
+    <w:p>
+      <w:pPr>
+        <w:spacing w:after="40" w:before="0" w:line="300"/>
+      </w:pPr>
+      <w:r>
+        <w:rPr>
+          <w:color w:val="3F4A34"/>
+          <w:sz w:val="21"/>
+          <w:szCs w:val="21"/>
+        </w:rPr>
+        <w:t xml:space="preserve">Finding. It reports what our evidence says. It is true and useful — but it does not tell us what it MEANS yet.</w:t>
+      </w:r>
+    </w:p>
+    <w:p>
+      <w:pPr>
+        <w:spacing w:after="30" w:before="80" w:line="300"/>
+      </w:pPr>
+      <w:r>
+        <w:rPr>
+          <w:b/>
+          <w:bCs/>
+          <w:sz w:val="21"/>
+          <w:szCs w:val="21"/>
+        </w:rPr>
+        <w:t xml:space="preserve">2.   The government should plant more trees.</w:t>
+      </w:r>
+    </w:p>
+    <w:p>
+      <w:pPr>
+        <w:spacing w:after="40" w:before="0" w:line="300"/>
+      </w:pPr>
+      <w:r>
+        <w:rPr>
+          <w:color w:val="3F4A34"/>
+          <w:sz w:val="21"/>
+          <w:szCs w:val="21"/>
+        </w:rPr>
+        <w:t xml:space="preserve">Opinion. It might be a good idea, but nothing we found tells us it is. There is no 'because'.</w:t>
+      </w:r>
+    </w:p>
+    <w:p>
+      <w:pPr>
+        <w:spacing w:after="30" w:before="80" w:line="300"/>
+      </w:pPr>
+      <w:r>
+        <w:rPr>
+          <w:b/>
+          <w:bCs/>
+          <w:sz w:val="21"/>
+          <w:szCs w:val="21"/>
+        </w:rPr>
+        <w:t xml:space="preserve">3.   The people we asked remember trees on the hill, so the hill has changed within one lifetime — which means it could change back, because grass and roots grow fast.</w:t>
+      </w:r>
+    </w:p>
+    <w:p>
+      <w:pPr>
+        <w:spacing w:after="40" w:before="0" w:line="300"/>
+      </w:pPr>
+      <w:r>
+        <w:rPr>
+          <w:color w:val="3F4A34"/>
+          <w:sz w:val="21"/>
+          <w:szCs w:val="21"/>
+        </w:rPr>
+        <w:t xml:space="preserve">Insight. It has a 'so' (the hill changed in one lifetime) and a 'because' (grass and roots grow fast). It also stays honest — 'the people we asked'.</w:t>
+      </w:r>
+    </w:p>
+    <w:p>
+      <w:pPr>
+        <w:spacing w:after="30" w:before="80" w:line="300"/>
+      </w:pPr>
+      <w:r>
+        <w:rPr>
+          <w:b/>
+          <w:bCs/>
+          <w:sz w:val="21"/>
+          <w:szCs w:val="21"/>
+        </w:rPr>
+        <w:t xml:space="preserve">4.   Everyone in the camp knows the hills are dangerous.</w:t>
+      </w:r>
+    </w:p>
+    <w:p>
+      <w:pPr>
+        <w:spacing w:after="40" w:before="0" w:line="300"/>
+      </w:pPr>
+      <w:r>
+        <w:rPr>
+          <w:color w:val="3F4A34"/>
+          <w:sz w:val="21"/>
+          <w:szCs w:val="21"/>
+        </w:rPr>
         <w:t xml:space="preserve">Overclaim. We did not ask everyone in the camp. Fix it: 'The people we asked said the hills are dangerous.'</w:t>
+      </w:r>
+    </w:p>
+    <w:p>
+      <w:pPr>
+        <w:pBdr>
+          <w:bottom w:val="single" w:color="B9B3A6" w:sz="4"/>
+        </w:pBdr>
+        <w:spacing w:after="180" w:before="60"/>
+      </w:pPr>
+    </w:p>
+    <w:p>
+      <w:pPr>
+        <w:pStyle w:val="Heading2"/>
+        <w:keepNext/>
+        <w:spacing w:after="100" w:before="280"/>
+      </w:pPr>
+      <w:r>
+        <w:rPr>
+          <w:b/>
+          <w:bCs/>
+          <w:color w:val="7A3B69"/>
+          <w:sz w:val="28"/>
+          <w:szCs w:val="28"/>
+        </w:rPr>
+        <w:t xml:space="preserve">How to choose who to tell, and how to tell them</w:t>
+      </w:r>
+    </w:p>
+    <w:p>
+      <w:pPr>
+        <w:spacing w:after="30" w:before="80" w:line="300"/>
+      </w:pPr>
+      <w:r>
+        <w:rPr>
+          <w:b/>
+          <w:bCs/>
+          <w:sz w:val="21"/>
+          <w:szCs w:val="21"/>
+        </w:rPr>
+        <w:t xml:space="preserve">1.   Let us make a poster. We can decide what to put on it later.</w:t>
+      </w:r>
+    </w:p>
+    <w:p>
+      <w:pPr>
+        <w:spacing w:after="40" w:before="0" w:line="300"/>
+      </w:pPr>
+      <w:r>
+        <w:rPr>
+          <w:color w:val="3F4A34"/>
+          <w:sz w:val="21"/>
+          <w:szCs w:val="21"/>
+        </w:rPr>
+        <w:t xml:space="preserve">Wrong way round. The format came first, so it is aimed at nobody. Decide who, then what, then how.</w:t>
+      </w:r>
+    </w:p>
+    <w:p>
+      <w:pPr>
+        <w:spacing w:after="30" w:before="80" w:line="300"/>
+      </w:pPr>
+      <w:r>
+        <w:rPr>
+          <w:b/>
+          <w:bCs/>
+          <w:sz w:val="21"/>
+          <w:szCs w:val="21"/>
+        </w:rPr>
+        <w:t xml:space="preserve">2.   We want the families below the slope to understand that the water runs faster because there are no roots. So we will draw two hills side by side.</w:t>
+      </w:r>
+    </w:p>
+    <w:p>
+      <w:pPr>
+        <w:spacing w:after="40" w:before="0" w:line="300"/>
+      </w:pPr>
+      <w:r>
+        <w:rPr>
+          <w:color w:val="3F4A34"/>
+          <w:sz w:val="21"/>
+          <w:szCs w:val="21"/>
+        </w:rPr>
+        <w:t xml:space="preserve">Good. Who, then what they should understand, then a format that shows a comparison. This is the right order.</w:t>
+      </w:r>
+    </w:p>
+    <w:p>
+      <w:pPr>
+        <w:spacing w:after="30" w:before="80" w:line="300"/>
+      </w:pPr>
+      <w:r>
+        <w:rPr>
+          <w:b/>
+          <w:bCs/>
+          <w:sz w:val="21"/>
+          <w:szCs w:val="21"/>
+        </w:rPr>
+        <w:t xml:space="preserve">3.   We want to tell the community.</w:t>
+      </w:r>
+    </w:p>
+    <w:p>
+      <w:pPr>
+        <w:spacing w:after="40" w:before="0" w:line="300"/>
+      </w:pPr>
+      <w:r>
+        <w:rPr>
+          <w:color w:val="3F4A34"/>
+          <w:sz w:val="21"/>
+          <w:szCs w:val="21"/>
+        </w:rPr>
+        <w:t xml:space="preserve">Wrong way round — and too big. Which people in the community? What should they understand? Get specific first.</w:t>
+      </w:r>
+    </w:p>
+    <w:p>
+      <w:pPr>
+        <w:spacing w:after="30" w:before="80" w:line="300"/>
+      </w:pPr>
+      <w:r>
+        <w:rPr>
+          <w:b/>
+          <w:bCs/>
+          <w:sz w:val="21"/>
+          <w:szCs w:val="21"/>
+        </w:rPr>
+        <w:t xml:space="preserve">4.   We want people to feel what it was like when the mud came. So we will act it out.</w:t>
+      </w:r>
+    </w:p>
+    <w:p>
+      <w:pPr>
+        <w:spacing w:after="40" w:before="0" w:line="300"/>
+      </w:pPr>
+      <w:r>
+        <w:rPr>
+          <w:color w:val="3F4A34"/>
+          <w:sz w:val="21"/>
+          <w:szCs w:val="21"/>
+        </w:rPr>
+        <w:t xml:space="preserve">Good. They knew what they wanted people to FEEL, and chose a format that does feeling well. A poster would not do that.</w:t>
+      </w:r>
+    </w:p>
+    <w:p>
+      <w:pPr>
+        <w:pBdr>
+          <w:bottom w:val="single" w:color="B9B3A6" w:sz="4"/>
+        </w:pBdr>
+        <w:spacing w:after="180" w:before="60"/>
+      </w:pPr>
+    </w:p>
+    <w:p>
+      <w:pPr>
+        <w:pStyle w:val="Heading2"/>
+        <w:keepNext/>
+        <w:spacing w:after="100" w:before="280"/>
+      </w:pPr>
+      <w:r>
+        <w:rPr>
+          <w:b/>
+          <w:bCs/>
+          <w:color w:val="7A3B69"/>
+          <w:sz w:val="28"/>
+          <w:szCs w:val="28"/>
+        </w:rPr>
+        <w:t xml:space="preserve">How to build something people will follow and believe</w:t>
+      </w:r>
+    </w:p>
+    <w:p>
+      <w:pPr>
+        <w:spacing w:after="30" w:before="80" w:line="300"/>
+      </w:pPr>
+      <w:r>
+        <w:rPr>
+          <w:b/>
+          <w:bCs/>
+          <w:sz w:val="21"/>
+          <w:szCs w:val="21"/>
+        </w:rPr>
+        <w:t xml:space="preserve">1.   Everyone in the camp knows the hills are dangerous.</w:t>
+      </w:r>
+    </w:p>
+    <w:p>
+      <w:pPr>
+        <w:spacing w:after="40" w:before="0" w:line="300"/>
+      </w:pPr>
+      <w:r>
+        <w:rPr>
+          <w:color w:val="3F4A34"/>
+          <w:sz w:val="21"/>
+          <w:szCs w:val="21"/>
+        </w:rPr>
+        <w:t xml:space="preserve">Weak. You did not ask everyone. An audience notices a claim that is too big, and then doubts the rest. Say "the people we asked".</w:t>
+      </w:r>
+    </w:p>
+    <w:p>
+      <w:pPr>
+        <w:spacing w:after="30" w:before="80" w:line="300"/>
+      </w:pPr>
+      <w:r>
+        <w:rPr>
+          <w:b/>
+          <w:bCs/>
+          <w:sz w:val="21"/>
+          <w:szCs w:val="21"/>
+        </w:rPr>
+        <w:t xml:space="preserve">2.   We asked eleven people. Nine of them remember trees on this slope.</w:t>
+      </w:r>
+    </w:p>
+    <w:p>
+      <w:pPr>
+        <w:spacing w:after="40" w:before="0" w:line="300"/>
+      </w:pPr>
+      <w:r>
+        <w:rPr>
+          <w:color w:val="3F4A34"/>
+          <w:sz w:val="21"/>
+          <w:szCs w:val="21"/>
+        </w:rPr>
+        <w:t xml:space="preserve">Strong. It says exactly how many, and exactly what they said. Anyone can check it, which is why they will believe it.</w:t>
+      </w:r>
+    </w:p>
+    <w:p>
+      <w:pPr>
+        <w:spacing w:after="30" w:before="80" w:line="300"/>
+      </w:pPr>
+      <w:r>
+        <w:rPr>
+          <w:b/>
+          <w:bCs/>
+          <w:sz w:val="21"/>
+          <w:szCs w:val="21"/>
+        </w:rPr>
+        <w:t xml:space="preserve">3.   Someone asks how we know, and we say: we do not know that part — it is something we would need to find out.</w:t>
+      </w:r>
+    </w:p>
+    <w:p>
+      <w:pPr>
+        <w:spacing w:after="40" w:before="0" w:line="300"/>
+      </w:pPr>
+      <w:r>
+        <w:rPr>
+          <w:color w:val="3F4A34"/>
+          <w:sz w:val="21"/>
+          <w:szCs w:val="21"/>
+        </w:rPr>
+        <w:t xml:space="preserve">Strong — and it is what real researchers say. Admitting a gap makes everything else you said more believable, not less.</w:t>
+      </w:r>
+    </w:p>
+    <w:p>
+      <w:pPr>
+        <w:spacing w:after="30" w:before="80" w:line="300"/>
+      </w:pPr>
+      <w:r>
+        <w:rPr>
+          <w:b/>
+          <w:bCs/>
+          <w:sz w:val="21"/>
+          <w:szCs w:val="21"/>
+        </w:rPr>
+        <w:t xml:space="preserve">4.   We are sure the planting is working.</w:t>
+      </w:r>
+    </w:p>
+    <w:p>
+      <w:pPr>
+        <w:spacing w:after="40" w:before="0" w:line="300"/>
+      </w:pPr>
+      <w:r>
+        <w:rPr>
+          <w:color w:val="3F4A34"/>
+          <w:sz w:val="21"/>
+          <w:szCs w:val="21"/>
+        </w:rPr>
+        <w:t xml:space="preserve">Weak, unless you can show the evidence. "We are sure" is a feeling. What did you find that shows it? Say that instead.</w:t>
       </w:r>
     </w:p>
     <w:p>

--- a/public/downloads/research-project-student-workbook.docx
+++ b/public/downloads/research-project-student-workbook.docx
@@ -252,6 +252,267 @@
       </w:r>
     </w:p>
     <w:p>
+      <w:pPr>
+        <w:spacing w:after="60" w:before="200" w:line="300"/>
+      </w:pPr>
+      <w:r>
+        <w:rPr>
+          <w:b/>
+          <w:bCs/>
+          <w:color w:val="1F3A5F"/>
+          <w:sz w:val="26"/>
+          <w:szCs w:val="26"/>
+        </w:rPr>
+        <w:t xml:space="preserve">The sheets in this book</w:t>
+      </w:r>
+    </w:p>
+    <w:p>
+      <w:pPr>
+        <w:spacing w:after="100" w:before="0" w:line="300"/>
+      </w:pPr>
+      <w:r>
+        <w:rPr>
+          <w:color w:val="5A6473"/>
+          <w:sz w:val="20"/>
+          <w:szCs w:val="20"/>
+        </w:rPr>
+        <w:t xml:space="preserve">Your facilitator will say a sheet number. Find it here.</w:t>
+      </w:r>
+    </w:p>
+    <w:p>
+      <w:pPr>
+        <w:spacing w:after="20" w:before="0" w:line="300"/>
+      </w:pPr>
+      <w:r>
+        <w:rPr>
+          <w:sz w:val="21"/>
+          <w:szCs w:val="21"/>
+        </w:rPr>
+        <w:t xml:space="preserve">Sheet 1   My research book — cover and how I use it</w:t>
+      </w:r>
+    </w:p>
+    <w:p>
+      <w:pPr>
+        <w:spacing w:after="20" w:before="0" w:line="300"/>
+      </w:pPr>
+      <w:r>
+        <w:rPr>
+          <w:sz w:val="21"/>
+          <w:szCs w:val="21"/>
+        </w:rPr>
+        <w:t xml:space="preserve">Sheet 2   My first thoughts about our hills</w:t>
+      </w:r>
+    </w:p>
+    <w:p>
+      <w:pPr>
+        <w:spacing w:after="20" w:before="0" w:line="300"/>
+      </w:pPr>
+      <w:r>
+        <w:rPr>
+          <w:sz w:val="21"/>
+          <w:szCs w:val="21"/>
+        </w:rPr>
+        <w:t xml:space="preserve">Sheet 3   Where I am as a researcher</w:t>
+      </w:r>
+    </w:p>
+    <w:p>
+      <w:pPr>
+        <w:spacing w:after="20" w:before="0" w:line="300"/>
+      </w:pPr>
+      <w:r>
+        <w:rPr>
+          <w:sz w:val="21"/>
+          <w:szCs w:val="21"/>
+        </w:rPr>
+        <w:t xml:space="preserve">Sheet 4   What we know / what we want to find out</w:t>
+      </w:r>
+    </w:p>
+    <w:p>
+      <w:pPr>
+        <w:spacing w:after="20" w:before="0" w:line="300"/>
+      </w:pPr>
+      <w:r>
+        <w:rPr>
+          <w:sz w:val="21"/>
+          <w:szCs w:val="21"/>
+        </w:rPr>
+        <w:t xml:space="preserve">Sheet 5   Our community map</w:t>
+      </w:r>
+    </w:p>
+    <w:p>
+      <w:pPr>
+        <w:spacing w:after="20" w:before="0" w:line="300"/>
+      </w:pPr>
+      <w:r>
+        <w:rPr>
+          <w:sz w:val="21"/>
+          <w:szCs w:val="21"/>
+        </w:rPr>
+        <w:t xml:space="preserve">Sheet 6   Our research question and our four sub-questions</w:t>
+      </w:r>
+    </w:p>
+    <w:p>
+      <w:pPr>
+        <w:spacing w:after="20" w:before="0" w:line="300"/>
+      </w:pPr>
+      <w:r>
+        <w:rPr>
+          <w:sz w:val="21"/>
+          <w:szCs w:val="21"/>
+        </w:rPr>
+        <w:t xml:space="preserve">Sheet 7   Asking permission — our reminder</w:t>
+      </w:r>
+    </w:p>
+    <w:p>
+      <w:pPr>
+        <w:spacing w:after="20" w:before="0" w:line="300"/>
+      </w:pPr>
+      <w:r>
+        <w:rPr>
+          <w:sz w:val="21"/>
+          <w:szCs w:val="21"/>
+        </w:rPr>
+        <w:t xml:space="preserve">Sheet 8   Our questions to ask</w:t>
+      </w:r>
+    </w:p>
+    <w:p>
+      <w:pPr>
+        <w:spacing w:after="20" w:before="0" w:line="300"/>
+      </w:pPr>
+      <w:r>
+        <w:rPr>
+          <w:sz w:val="21"/>
+          <w:szCs w:val="21"/>
+        </w:rPr>
+        <w:t xml:space="preserve">Sheet 9   Are we ready to go?</w:t>
+      </w:r>
+    </w:p>
+    <w:p>
+      <w:pPr>
+        <w:spacing w:after="20" w:before="0" w:line="300"/>
+      </w:pPr>
+      <w:r>
+        <w:rPr>
+          <w:sz w:val="21"/>
+          <w:szCs w:val="21"/>
+        </w:rPr>
+        <w:t xml:space="preserve">Sheet 10   What our sources tell us — evidence log</w:t>
+      </w:r>
+    </w:p>
+    <w:p>
+      <w:pPr>
+        <w:spacing w:after="20" w:before="0" w:line="300"/>
+      </w:pPr>
+      <w:r>
+        <w:rPr>
+          <w:sz w:val="21"/>
+          <w:szCs w:val="21"/>
+        </w:rPr>
+        <w:t xml:space="preserve">Sheet 11   What I found when I asked and looked</w:t>
+      </w:r>
+    </w:p>
+    <w:p>
+      <w:pPr>
+        <w:spacing w:after="20" w:before="0" w:line="300"/>
+      </w:pPr>
+      <w:r>
+        <w:rPr>
+          <w:sz w:val="21"/>
+          <w:szCs w:val="21"/>
+        </w:rPr>
+        <w:t xml:space="preserve">Sheet 12   Can we trust it?</w:t>
+      </w:r>
+    </w:p>
+    <w:p>
+      <w:pPr>
+        <w:spacing w:after="20" w:before="0" w:line="300"/>
+      </w:pPr>
+      <w:r>
+        <w:rPr>
+          <w:sz w:val="21"/>
+          <w:szCs w:val="21"/>
+        </w:rPr>
+        <w:t xml:space="preserve">Sheet 13   Our themes — what keeps coming up</w:t>
+      </w:r>
+    </w:p>
+    <w:p>
+      <w:pPr>
+        <w:spacing w:after="20" w:before="0" w:line="300"/>
+      </w:pPr>
+      <w:r>
+        <w:rPr>
+          <w:sz w:val="21"/>
+          <w:szCs w:val="21"/>
+        </w:rPr>
+        <w:t xml:space="preserve">Sheet 14   Dig for the root cause</w:t>
+      </w:r>
+    </w:p>
+    <w:p>
+      <w:pPr>
+        <w:spacing w:after="20" w:before="0" w:line="300"/>
+      </w:pPr>
+      <w:r>
+        <w:rPr>
+          <w:sz w:val="21"/>
+          <w:szCs w:val="21"/>
+        </w:rPr>
+        <w:t xml:space="preserve">Sheet 15   Looking deeper — power, beliefs, who is helped and hurt</w:t>
+      </w:r>
+    </w:p>
+    <w:p>
+      <w:pPr>
+        <w:spacing w:after="20" w:before="0" w:line="300"/>
+      </w:pPr>
+      <w:r>
+        <w:rPr>
+          <w:sz w:val="21"/>
+          <w:szCs w:val="21"/>
+        </w:rPr>
+        <w:t xml:space="preserve">Sheet 16   Our insights — what we found and why it matters</w:t>
+      </w:r>
+    </w:p>
+    <w:p>
+      <w:pPr>
+        <w:spacing w:after="20" w:before="0" w:line="300"/>
+      </w:pPr>
+      <w:r>
+        <w:rPr>
+          <w:sz w:val="21"/>
+          <w:szCs w:val="21"/>
+        </w:rPr>
+        <w:t xml:space="preserve">Sheet 17   Who we will tell, and how — our plan</w:t>
+      </w:r>
+    </w:p>
+    <w:p>
+      <w:pPr>
+        <w:spacing w:after="20" w:before="0" w:line="300"/>
+      </w:pPr>
+      <w:r>
+        <w:rPr>
+          <w:sz w:val="21"/>
+          <w:szCs w:val="21"/>
+        </w:rPr>
+        <w:t xml:space="preserve">Sheet 18   Building our output — our main message and our evidence</w:t>
+      </w:r>
+    </w:p>
+    <w:p>
+      <w:pPr>
+        <w:spacing w:after="20" w:before="0" w:line="300"/>
+      </w:pPr>
+      <w:r>
+        <w:rPr>
+          <w:sz w:val="21"/>
+          <w:szCs w:val="21"/>
+        </w:rPr>
+        <w:t xml:space="preserve">Sheet 19   How I have grown as a researcher</w:t>
+      </w:r>
+    </w:p>
+    <w:p>
+      <w:r>
+        <w:br w:type="page"/>
+      </w:r>
+    </w:p>
+    <w:p>
       <w:r>
         <w:br w:type="page"/>
       </w:r>
@@ -6150,7 +6411,7 @@
           <w:sz w:val="16"/>
           <w:szCs w:val="16"/>
         </w:rPr>
-        <w:t xml:space="preserve">SET UP YOUR RESEARCH BOOK</w:t>
+        <w:t xml:space="preserve">SHEET 1  ·  SET UP YOUR RESEARCH BOOK</w:t>
       </w:r>
     </w:p>
     <w:p>
@@ -7265,7 +7526,7 @@
           <w:sz w:val="16"/>
           <w:szCs w:val="16"/>
         </w:rPr>
-        <w:t xml:space="preserve">MEET OUR CHALLENGE</w:t>
+        <w:t xml:space="preserve">SHEET 2  ·  MEET OUR CHALLENGE</w:t>
       </w:r>
     </w:p>
     <w:p>
@@ -8605,7 +8866,7 @@
           <w:sz w:val="16"/>
           <w:szCs w:val="16"/>
         </w:rPr>
-        <w:t xml:space="preserve">WHAT GOOD RESEARCH LOOKS LIKE</w:t>
+        <w:t xml:space="preserve">SHEET 3  ·  WHAT GOOD RESEARCH LOOKS LIKE</w:t>
       </w:r>
     </w:p>
     <w:p>
@@ -10215,7 +10476,7 @@
           <w:sz w:val="16"/>
           <w:szCs w:val="16"/>
         </w:rPr>
-        <w:t xml:space="preserve">WHAT WE ALREADY KNOW</w:t>
+        <w:t xml:space="preserve">SHEET 4  ·  WHAT WE ALREADY KNOW</w:t>
       </w:r>
     </w:p>
     <w:p>
@@ -11467,7 +11728,7 @@
           <w:sz w:val="16"/>
           <w:szCs w:val="16"/>
         </w:rPr>
-        <w:t xml:space="preserve">WHO AND WHAT IS CONNECTED TO OUR CHALLENGE</w:t>
+        <w:t xml:space="preserve">SHEET 5  ·  WHO AND WHAT IS CONNECTED TO OUR CHALLENGE</w:t>
       </w:r>
     </w:p>
     <w:p>
@@ -13249,7 +13510,7 @@
           <w:sz w:val="16"/>
           <w:szCs w:val="16"/>
         </w:rPr>
-        <w:t xml:space="preserve">MAKE OUR RESEARCH QUESTION OUR OWN</w:t>
+        <w:t xml:space="preserve">SHEET 6  ·  MAKE OUR RESEARCH QUESTION OUR OWN</w:t>
       </w:r>
     </w:p>
     <w:p>
@@ -14763,7 +15024,7 @@
           <w:sz w:val="16"/>
           <w:szCs w:val="16"/>
         </w:rPr>
-        <w:t xml:space="preserve">TWO WAYS TO FIND OUT, AND BEING A FAIR AND SAFE RESEARCHER</w:t>
+        <w:t xml:space="preserve">SHEET 7  ·  TWO WAYS TO FIND OUT, AND BEING A FAIR AND SAFE RESEARCHER</w:t>
       </w:r>
     </w:p>
     <w:p>
@@ -16810,7 +17071,7 @@
           <w:sz w:val="16"/>
           <w:szCs w:val="16"/>
         </w:rPr>
-        <w:t xml:space="preserve">DESIGN OUR INTERVIEW AND SURVEY QUESTIONS</w:t>
+        <w:t xml:space="preserve">SHEET 8  ·  DESIGN OUR INTERVIEW AND SURVEY QUESTIONS</w:t>
       </w:r>
     </w:p>
     <w:p>
@@ -20552,7 +20813,7 @@
           <w:sz w:val="16"/>
           <w:szCs w:val="16"/>
         </w:rPr>
-        <w:t xml:space="preserve">PRACTISE BEING AN INTERVIEWER, AND GET READY TO GO</w:t>
+        <w:t xml:space="preserve">SHEET 9  ·  PRACTISE BEING AN INTERVIEWER, AND GET READY TO GO</w:t>
       </w:r>
     </w:p>
     <w:p>
@@ -22323,7 +22584,7 @@
           <w:sz w:val="16"/>
           <w:szCs w:val="16"/>
         </w:rPr>
-        <w:t xml:space="preserve">WORKING WITH OUR SOURCES</w:t>
+        <w:t xml:space="preserve">SHEET 10  ·  WORKING WITH OUR SOURCES</w:t>
       </w:r>
     </w:p>
     <w:p>
@@ -23903,7 +24164,7 @@
           <w:sz w:val="16"/>
           <w:szCs w:val="16"/>
         </w:rPr>
-        <w:t xml:space="preserve">GO AND GATHER</w:t>
+        <w:t xml:space="preserve">SHEET 11  ·  GO AND GATHER</w:t>
       </w:r>
     </w:p>
     <w:p>
@@ -27503,7 +27764,7 @@
           <w:sz w:val="16"/>
           <w:szCs w:val="16"/>
         </w:rPr>
-        <w:t xml:space="preserve">CAN WE TRUST IT? WEIGHING OUR SOURCES</w:t>
+        <w:t xml:space="preserve">SHEET 12  ·  CAN WE TRUST IT? WEIGHING OUR SOURCES</w:t>
       </w:r>
     </w:p>
     <w:p>
@@ -29151,7 +29412,7 @@
           <w:sz w:val="16"/>
           <w:szCs w:val="16"/>
         </w:rPr>
-        <w:t xml:space="preserve">SORT AND THEME WHAT WE FOUND</w:t>
+        <w:t xml:space="preserve">SHEET 13  ·  SORT AND THEME WHAT WE FOUND</w:t>
       </w:r>
     </w:p>
     <w:p>
@@ -30947,7 +31208,7 @@
           <w:sz w:val="16"/>
           <w:szCs w:val="16"/>
         </w:rPr>
-        <w:t xml:space="preserve">DIG FOR THE ROOT CAUSE</w:t>
+        <w:t xml:space="preserve">SHEET 14  ·  DIG FOR THE ROOT CAUSE</w:t>
       </w:r>
     </w:p>
     <w:p>
@@ -32806,7 +33067,7 @@
           <w:sz w:val="16"/>
           <w:szCs w:val="16"/>
         </w:rPr>
-        <w:t xml:space="preserve">WHO, WHAT, AND WHY — LOOKING DEEPER</w:t>
+        <w:t xml:space="preserve">SHEET 15  ·  WHO, WHAT, AND WHY — LOOKING DEEPER</w:t>
       </w:r>
     </w:p>
     <w:p>
@@ -34413,7 +34674,7 @@
           <w:sz w:val="16"/>
           <w:szCs w:val="16"/>
         </w:rPr>
-        <w:t xml:space="preserve">FROM FINDINGS TO INSIGHTS</w:t>
+        <w:t xml:space="preserve">SHEET 16  ·  FROM FINDINGS TO INSIGHTS</w:t>
       </w:r>
     </w:p>
     <w:p>
@@ -36285,7 +36546,7 @@
           <w:sz w:val="16"/>
           <w:szCs w:val="16"/>
         </w:rPr>
-        <w:t xml:space="preserve">CHOOSE OUR FORMAT AND OUR AUDIENCE</w:t>
+        <w:t xml:space="preserve">SHEET 17  ·  CHOOSE OUR FORMAT AND OUR AUDIENCE</w:t>
       </w:r>
     </w:p>
     <w:p>
@@ -38045,7 +38306,7 @@
           <w:sz w:val="16"/>
           <w:szCs w:val="16"/>
         </w:rPr>
-        <w:t xml:space="preserve">BUILD OUR RESEARCH OUTPUT</w:t>
+        <w:t xml:space="preserve">SHEET 18  ·  BUILD OUR RESEARCH OUTPUT</w:t>
       </w:r>
     </w:p>
     <w:p>
@@ -39392,7 +39653,7 @@
           <w:sz w:val="16"/>
           <w:szCs w:val="16"/>
         </w:rPr>
-        <w:t xml:space="preserve">SHARE OUR FINDINGS, AND LOOK BACK</w:t>
+        <w:t xml:space="preserve">SHEET 19  ·  SHARE OUR FINDINGS, AND LOOK BACK</w:t>
       </w:r>
     </w:p>
     <w:p>

--- a/public/downloads/research-project-student-workbook.docx
+++ b/public/downloads/research-project-student-workbook.docx
@@ -29,7 +29,7 @@
           <w:sz w:val="30"/>
           <w:szCs w:val="30"/>
         </w:rPr>
-        <w:t xml:space="preserve">Student Workbook — Our Research Book</w:t>
+        <w:t xml:space="preserve">Student Workbook, Our Research Book</w:t>
       </w:r>
     </w:p>
     <w:p>
@@ -76,7 +76,7 @@
           <w:sz w:val="22"/>
           <w:szCs w:val="22"/>
         </w:rPr>
-        <w:t xml:space="preserve">A4 paper, portrait. Do not let the printer "shrink to fit" — the writing lines are sized for A4.</w:t>
+        <w:t xml:space="preserve">A4 paper, portrait. Do not let the printer "shrink to fit", the writing lines are sized for A4.</w:t>
       </w:r>
     </w:p>
     <w:p>
@@ -127,7 +127,7 @@
           <w:sz w:val="22"/>
           <w:szCs w:val="22"/>
         </w:rPr>
-        <w:t xml:space="preserve">One book per learner. This is the one thing worth spending the paper on — the learner writes in it and keeps it.</w:t>
+        <w:t xml:space="preserve">One book per learner. This is the one thing worth spending the paper on, the learner writes in it and keeps it.</w:t>
       </w:r>
     </w:p>
     <w:p>
@@ -161,7 +161,7 @@
           <w:sz w:val="22"/>
           <w:szCs w:val="22"/>
         </w:rPr>
-        <w:t xml:space="preserve">If you cannot print the whole book, print in this order: the Learn it pages and the pages the learners write on, then the source pack, then the answers page (one copy for the group is enough — it does not have to be in every book).</w:t>
+        <w:t xml:space="preserve">If you cannot print the whole book, print in this order: the Learn it pages and the pages the learners write on, then the source pack, then the answers page (one copy for the group is enough, it does not have to be in every book).</w:t>
       </w:r>
     </w:p>
     <w:p>
@@ -248,7 +248,7 @@
           <w:sz w:val="24"/>
           <w:szCs w:val="24"/>
         </w:rPr>
-        <w:t xml:space="preserve">This is your research book. It has the sources we read, a page for each week of our research, and pages for each step of our investigation. Before each step there is a LEARN IT page: it teaches you how to do that step — how to ask a good question, how to weigh a source, how to find what our evidence means. Read it again any time, even after our session; it stays in your book. Some Learn it pages end with a TRY IT YOURSELF — you can do it on your own, and the answers are at the back of this book, so you can check them yourself. Then comes an example, and then a place for you to add your own. You can draw, make marks, or use a few words — no neat writing needed.</w:t>
+        <w:t xml:space="preserve">This is your research book. It has the sources we read, a page for each week of our research, and pages for each step of our investigation. Before each step there is a LEARN IT page: it teaches you how to do that step, how to ask a good question, how to weigh a source, how to find what our evidence means. Read it again any time, even after our session; it stays in your book. Some Learn it pages end with a TRY IT YOURSELF, you can do it on your own, and the answers are at the back of this book, so you can check them yourself. Then comes an example, and then a place for you to add your own. You can draw, make marks, or use a few words, no neat writing needed.</w:t>
       </w:r>
     </w:p>
     <w:p>
@@ -288,7 +288,7 @@
           <w:sz w:val="21"/>
           <w:szCs w:val="21"/>
         </w:rPr>
-        <w:t xml:space="preserve">Sheet 1   My research book — cover and how I use it</w:t>
+        <w:t xml:space="preserve">Sheet 1   My research book, cover and how I use it</w:t>
       </w:r>
     </w:p>
     <w:p>
@@ -360,7 +360,7 @@
           <w:sz w:val="21"/>
           <w:szCs w:val="21"/>
         </w:rPr>
-        <w:t xml:space="preserve">Sheet 7   Asking permission — our reminder</w:t>
+        <w:t xml:space="preserve">Sheet 7   Asking permission, our reminder</w:t>
       </w:r>
     </w:p>
     <w:p>
@@ -396,7 +396,7 @@
           <w:sz w:val="21"/>
           <w:szCs w:val="21"/>
         </w:rPr>
-        <w:t xml:space="preserve">Sheet 10   What our sources tell us — evidence log</w:t>
+        <w:t xml:space="preserve">Sheet 10   What our sources tell us, evidence log</w:t>
       </w:r>
     </w:p>
     <w:p>
@@ -432,7 +432,7 @@
           <w:sz w:val="21"/>
           <w:szCs w:val="21"/>
         </w:rPr>
-        <w:t xml:space="preserve">Sheet 13   Our themes — what keeps coming up</w:t>
+        <w:t xml:space="preserve">Sheet 13   Our themes, what keeps coming up</w:t>
       </w:r>
     </w:p>
     <w:p>
@@ -456,7 +456,7 @@
           <w:sz w:val="21"/>
           <w:szCs w:val="21"/>
         </w:rPr>
-        <w:t xml:space="preserve">Sheet 15   Looking deeper — power, beliefs, who is helped and hurt</w:t>
+        <w:t xml:space="preserve">Sheet 15   Looking deeper, power, beliefs, who is helped and hurt</w:t>
       </w:r>
     </w:p>
     <w:p>
@@ -468,7 +468,7 @@
           <w:sz w:val="21"/>
           <w:szCs w:val="21"/>
         </w:rPr>
-        <w:t xml:space="preserve">Sheet 16   Our insights — what we found and why it matters</w:t>
+        <w:t xml:space="preserve">Sheet 16   Our insights, what we found and why it matters</w:t>
       </w:r>
     </w:p>
     <w:p>
@@ -480,7 +480,7 @@
           <w:sz w:val="21"/>
           <w:szCs w:val="21"/>
         </w:rPr>
-        <w:t xml:space="preserve">Sheet 17   Who we will tell, and how — our plan</w:t>
+        <w:t xml:space="preserve">Sheet 17   Who we will tell, and how. Our plan</w:t>
       </w:r>
     </w:p>
     <w:p>
@@ -492,7 +492,7 @@
           <w:sz w:val="21"/>
           <w:szCs w:val="21"/>
         </w:rPr>
-        <w:t xml:space="preserve">Sheet 18   Building our output — our main message and our evidence</w:t>
+        <w:t xml:space="preserve">Sheet 18   Building our output, our main message and our evidence</w:t>
       </w:r>
     </w:p>
     <w:p>
@@ -606,7 +606,7 @@
           <w:sz w:val="22"/>
           <w:szCs w:val="22"/>
         </w:rPr>
-        <w:t xml:space="preserve">and why? How do they know — and is it still true? And the big one: does it agree with the OTHER sources, and with what WE found by asking and looking?</w:t>
+        <w:t xml:space="preserve">and why? How do they know, and is it still true? And the big one: does it agree with the OTHER sources, and with what WE found by asking and looking?</w:t>
       </w:r>
     </w:p>
     <w:p>
@@ -635,7 +635,7 @@
           <w:sz w:val="22"/>
           <w:szCs w:val="22"/>
         </w:rPr>
-        <w:t xml:space="preserve">research agree on. One source on its own — even a good one — is only a start.</w:t>
+        <w:t xml:space="preserve">research agree on. One source on its own, even a good one, is only a start.</w:t>
       </w:r>
     </w:p>
     <w:p>
@@ -664,7 +664,7 @@
           <w:sz w:val="22"/>
           <w:szCs w:val="22"/>
         </w:rPr>
-        <w:t xml:space="preserve">Each sub-question has several sources, so a group can take one sub-question, read its sources, compare them, and check one against another — then teach the rest of us what they found.</w:t>
+        <w:t xml:space="preserve">Each sub-question has several sources, so a group can take one sub-question, read its sources, compare them, and check one against another, then teach the rest of us what they found.</w:t>
       </w:r>
     </w:p>
     <w:p>
@@ -681,7 +681,7 @@
           <w:sz w:val="22"/>
           <w:szCs w:val="22"/>
         </w:rPr>
-        <w:t xml:space="preserve">Sub-question 1 — before and now (what changed?): Sources B, C, F, G, H</w:t>
+        <w:t xml:space="preserve">Sub-question 1, before and now (what changed?): Sources B, C, F, G, H</w:t>
       </w:r>
     </w:p>
     <w:p>
@@ -698,7 +698,7 @@
           <w:sz w:val="22"/>
           <w:szCs w:val="22"/>
         </w:rPr>
-        <w:t xml:space="preserve">Sub-question 2 — a bare hill in the rain and the hot sun: Sources A, B, D, E, G, K</w:t>
+        <w:t xml:space="preserve">Sub-question 2, a bare hill in the rain and the hot sun: Sources A, B, D, E, G, K</w:t>
       </w:r>
     </w:p>
     <w:p>
@@ -715,7 +715,7 @@
           <w:sz w:val="22"/>
           <w:szCs w:val="22"/>
         </w:rPr>
-        <w:t xml:space="preserve">Sub-question 3 — what trees, grass, and roots do for the soil and for us: Sources A, D, E, G, K</w:t>
+        <w:t xml:space="preserve">Sub-question 3, what trees, grass, and roots do for the soil and for us: Sources A, D, E, G, K</w:t>
       </w:r>
     </w:p>
     <w:p>
@@ -732,7 +732,7 @@
           <w:sz w:val="22"/>
           <w:szCs w:val="22"/>
         </w:rPr>
-        <w:t xml:space="preserve">Sub-question 4 — what people are doing to help, and is it working: Sources B, C, F, H, I, J</w:t>
+        <w:t xml:space="preserve">Sub-question 4, what people are doing to help, and is it working: Sources B, C, F, H, I, J</w:t>
       </w:r>
     </w:p>
     <w:p>
@@ -744,7 +744,7 @@
           <w:sz w:val="22"/>
           <w:szCs w:val="22"/>
         </w:rPr>
-        <w:t xml:space="preserve">Source D (the company's website) is our weak source on purpose — use it to practise checking, not as strong evidence.</w:t>
+        <w:t xml:space="preserve">Source D (the company's website) is our weak source on purpose, use it to practise checking, not as strong evidence.</w:t>
       </w:r>
     </w:p>
     <w:p>
@@ -761,7 +761,7 @@
           <w:sz w:val="28"/>
           <w:szCs w:val="28"/>
         </w:rPr>
-        <w:t xml:space="preserve">Source A — Trees keep the land cool</w:t>
+        <w:t xml:space="preserve">Source A: Trees keep the land cool</w:t>
       </w:r>
     </w:p>
     <w:p>
@@ -831,7 +831,7 @@
           <w:sz w:val="22"/>
           <w:szCs w:val="22"/>
         </w:rPr>
-        <w:t xml:space="preserve">Trees help keep the land cool, and cutting them down makes a place hotter. A tree pulls water up from the soil, through its body, and out of its leaves into the air. When the water changes into vapour, it carries heat away with it — the same way your skin feels cold when you step out of the water. This is called evaporation. Scientists at a university in Australia say that one tree in a hot country can cool the air around it about as much as two air-coolers running all day.</w:t>
+        <w:t xml:space="preserve">Trees help keep the land cool, and cutting them down makes a place hotter. A tree pulls water up from the soil, through its body, and out of its leaves into the air. When the water changes into vapour, it carries heat away with it. The same way your skin feels cold when you step out of the water. This is called evaporation. Scientists at a university in Australia say that one tree in a hot country can cool the air around it about as much as two air-coolers running all day.</w:t>
       </w:r>
     </w:p>
     <w:p>
@@ -843,7 +843,7 @@
           <w:sz w:val="22"/>
           <w:szCs w:val="22"/>
         </w:rPr>
-        <w:t xml:space="preserve">When many trees are cut down, this cooling stops and the land heats up. The scientists used pictures from satellites — cameras high above the Earth — to measure the heat. They found that cutting the forest can make a place up to 4.5 degrees Celsius hotter. The heat even reaches nearby forest that was not cut down, up to 6 kilometres away. Hotter land is also harder for farming: for every 1 degree hotter, farmers grow about 3 to 7 percent less food.</w:t>
+        <w:t xml:space="preserve">When many trees are cut down, this cooling stops and the land heats up. The scientists used pictures from satellites, cameras high above the Earth, to measure the heat. They found that cutting the forest can make a place up to 4.5 degrees Celsius hotter. The heat even reaches nearby forest that was not cut down, up to 6 kilometres away. Hotter land is also harder for farming: for every 1 degree hotter, farmers grow about 3 to 7 percent less food.</w:t>
       </w:r>
     </w:p>
     <w:p>
@@ -872,7 +872,7 @@
           <w:sz w:val="22"/>
           <w:szCs w:val="22"/>
         </w:rPr>
-        <w:t xml:space="preserve">Trees keep the land cool. A tree takes water from the ground and lets it out through its leaves into the air. This makes the air cooler. When people cut the trees, the land gets hot. Scientists say a place with no trees can be much hotter — up to 4.5 degrees hotter. Hot land is also hard for growing food.</w:t>
+        <w:t xml:space="preserve">Trees keep the land cool. A tree takes water from the ground and lets it out through its leaves into the air. This makes the air cooler. When people cut the trees, the land gets hot. Scientists say a place with no trees can be much hotter, up to 4.5 degrees hotter. Hot land is also hard for growing food.</w:t>
       </w:r>
     </w:p>
     <w:p>
@@ -906,7 +906,7 @@
           <w:sz w:val="22"/>
           <w:szCs w:val="22"/>
         </w:rPr>
-        <w:t xml:space="preserve">vapour — water that has turned into a gas in the air</w:t>
+        <w:t xml:space="preserve">vapour, water that has turned into a gas in the air</w:t>
       </w:r>
     </w:p>
     <w:p>
@@ -923,7 +923,7 @@
           <w:sz w:val="22"/>
           <w:szCs w:val="22"/>
         </w:rPr>
-        <w:t xml:space="preserve">evaporation — when water changes into vapour and rises into the air</w:t>
+        <w:t xml:space="preserve">evaporation, when water changes into vapour and rises into the air</w:t>
       </w:r>
     </w:p>
     <w:p>
@@ -940,7 +940,7 @@
           <w:sz w:val="22"/>
           <w:szCs w:val="22"/>
         </w:rPr>
-        <w:t xml:space="preserve">satellite — a machine high above the Earth that can take pictures of the ground</w:t>
+        <w:t xml:space="preserve">satellite, a machine high above the Earth that can take pictures of the ground</w:t>
       </w:r>
     </w:p>
     <w:p>
@@ -957,7 +957,7 @@
           <w:sz w:val="22"/>
           <w:szCs w:val="22"/>
         </w:rPr>
-        <w:t xml:space="preserve">degree Celsius — the unit we use to measure how hot or cold something is</w:t>
+        <w:t xml:space="preserve">degree Celsius, the unit we use to measure how hot or cold something is</w:t>
       </w:r>
     </w:p>
     <w:p>
@@ -974,7 +974,7 @@
           <w:sz w:val="22"/>
           <w:szCs w:val="22"/>
         </w:rPr>
-        <w:t xml:space="preserve">percent — a part of one hundred</w:t>
+        <w:t xml:space="preserve">percent, a part of one hundred</w:t>
       </w:r>
     </w:p>
     <w:p>
@@ -991,7 +991,7 @@
           <w:sz w:val="22"/>
           <w:szCs w:val="22"/>
         </w:rPr>
-        <w:t xml:space="preserve">scientist — a person who studies the world carefully to find out how it works</w:t>
+        <w:t xml:space="preserve">scientist, a person who studies the world carefully to find out how it works</w:t>
       </w:r>
     </w:p>
     <w:p>
@@ -1076,7 +1076,7 @@
           <w:sz w:val="22"/>
           <w:szCs w:val="22"/>
         </w:rPr>
-        <w:t xml:space="preserve">Do they show how they know? Yes — a study other scientists checked, and they say who paid for it.</w:t>
+        <w:t xml:space="preserve">Do they show how they know? Yes, a study other scientists checked, and they say who paid for it.</w:t>
       </w:r>
     </w:p>
     <w:p>
@@ -1110,7 +1110,7 @@
           <w:sz w:val="28"/>
           <w:szCs w:val="28"/>
         </w:rPr>
-        <w:t xml:space="preserve">Source B — Making the bare hills safe again</w:t>
+        <w:t xml:space="preserve">Source B: Making the bare hills safe again</w:t>
       </w:r>
     </w:p>
     <w:p>
@@ -1192,7 +1192,7 @@
           <w:sz w:val="22"/>
           <w:szCs w:val="22"/>
         </w:rPr>
-        <w:t xml:space="preserve">On the hills where the camps stand, the forest was cut down to make room for people, and the hills became bare. When the heavy monsoon rain falls, the soil slides down the bare slopes. These landslides are dangerous — they can bury shelters, block escape routes, and hurt people.</w:t>
+        <w:t xml:space="preserve">On the hills where the camps stand, the forest was cut down to make room for people, and the hills became bare. When the heavy monsoon rain falls, the soil slides down the bare slopes. These landslides are dangerous. They can bury shelters, block escape routes, and hurt people.</w:t>
       </w:r>
     </w:p>
     <w:p>
@@ -1291,7 +1291,7 @@
           <w:sz w:val="22"/>
           <w:szCs w:val="22"/>
         </w:rPr>
-        <w:t xml:space="preserve">Food and Agriculture Organization (FAO) — a part of the United Nations that helps countries with food, farming, and land</w:t>
+        <w:t xml:space="preserve">Food and Agriculture Organization (FAO), a part of the United Nations that helps countries with food, farming, and land</w:t>
       </w:r>
     </w:p>
     <w:p>
@@ -1308,7 +1308,7 @@
           <w:sz w:val="22"/>
           <w:szCs w:val="22"/>
         </w:rPr>
-        <w:t xml:space="preserve">monsoon — the season of very heavy rain</w:t>
+        <w:t xml:space="preserve">monsoon, the season of very heavy rain</w:t>
       </w:r>
     </w:p>
     <w:p>
@@ -1325,7 +1325,7 @@
           <w:sz w:val="22"/>
           <w:szCs w:val="22"/>
         </w:rPr>
-        <w:t xml:space="preserve">landslide — when soil and rock slide down a hill</w:t>
+        <w:t xml:space="preserve">landslide, when soil and rock slide down a hill</w:t>
       </w:r>
     </w:p>
     <w:p>
@@ -1342,7 +1342,7 @@
           <w:sz w:val="22"/>
           <w:szCs w:val="22"/>
         </w:rPr>
-        <w:t xml:space="preserve">slope — the sloping side of a hill</w:t>
+        <w:t xml:space="preserve">slope, the sloping side of a hill</w:t>
       </w:r>
     </w:p>
     <w:p>
@@ -1359,7 +1359,7 @@
           <w:sz w:val="22"/>
           <w:szCs w:val="22"/>
         </w:rPr>
-        <w:t xml:space="preserve">native plants — plants that grow naturally in a place</w:t>
+        <w:t xml:space="preserve">native plants, plants that grow naturally in a place</w:t>
       </w:r>
     </w:p>
     <w:p>
@@ -1376,7 +1376,7 @@
           <w:sz w:val="22"/>
           <w:szCs w:val="22"/>
         </w:rPr>
-        <w:t xml:space="preserve">roots — the part of a plant that grows under the ground and holds it in place</w:t>
+        <w:t xml:space="preserve">roots, the part of a plant that grows under the ground and holds it in place</w:t>
       </w:r>
     </w:p>
     <w:p>
@@ -1393,7 +1393,7 @@
           <w:sz w:val="22"/>
           <w:szCs w:val="22"/>
         </w:rPr>
-        <w:t xml:space="preserve">bamboo — a tall, strong plant with hard, hollow stems</w:t>
+        <w:t xml:space="preserve">bamboo, a tall, strong plant with hard, hollow stems</w:t>
       </w:r>
     </w:p>
     <w:p>
@@ -1410,7 +1410,7 @@
           <w:sz w:val="22"/>
           <w:szCs w:val="22"/>
         </w:rPr>
-        <w:t xml:space="preserve">crib wall — a low wall, here made of bamboo, built across a slope to hold the soil</w:t>
+        <w:t xml:space="preserve">crib wall, a low wall, here made of bamboo, built across a slope to hold the soil</w:t>
       </w:r>
     </w:p>
     <w:p>
@@ -1427,7 +1427,7 @@
           <w:sz w:val="22"/>
           <w:szCs w:val="22"/>
         </w:rPr>
-        <w:t xml:space="preserve">contour trench — a long, shallow ditch dug across a hill to slow rain water</w:t>
+        <w:t xml:space="preserve">contour trench, a long, shallow ditch dug across a hill to slow rain water</w:t>
       </w:r>
     </w:p>
     <w:p>
@@ -1444,7 +1444,7 @@
           <w:sz w:val="22"/>
           <w:szCs w:val="22"/>
         </w:rPr>
-        <w:t xml:space="preserve">hectare — a unit for measuring land, about the size of a large sports field</w:t>
+        <w:t xml:space="preserve">hectare, a unit for measuring land, about the size of a large sports field</w:t>
       </w:r>
     </w:p>
     <w:p>
@@ -1461,7 +1461,7 @@
           <w:sz w:val="22"/>
           <w:szCs w:val="22"/>
         </w:rPr>
-        <w:t xml:space="preserve">Cash-for-Work — paid work given to community members on a local project</w:t>
+        <w:t xml:space="preserve">Cash-for-Work. Paid work given to community members on a local project</w:t>
       </w:r>
     </w:p>
     <w:p>
@@ -1495,7 +1495,7 @@
           <w:sz w:val="22"/>
           <w:szCs w:val="22"/>
         </w:rPr>
-        <w:t xml:space="preserve">Who? A United Nations agency — experts.</w:t>
+        <w:t xml:space="preserve">Who? A United Nations agency, experts.</w:t>
       </w:r>
     </w:p>
     <w:p>
@@ -1512,7 +1512,7 @@
           <w:sz w:val="22"/>
           <w:szCs w:val="22"/>
         </w:rPr>
-        <w:t xml:space="preserve">When? 2026 — this is new.</w:t>
+        <w:t xml:space="preserve">When? 2026. This is new.</w:t>
       </w:r>
     </w:p>
     <w:p>
@@ -1546,7 +1546,7 @@
           <w:sz w:val="22"/>
           <w:szCs w:val="22"/>
         </w:rPr>
-        <w:t xml:space="preserve">Do they show how they know? Yes — clear numbers and a named spokesperson.</w:t>
+        <w:t xml:space="preserve">Do they show how they know? Yes, clear numbers and a named spokesperson.</w:t>
       </w:r>
     </w:p>
     <w:p>
@@ -1580,7 +1580,7 @@
           <w:sz w:val="28"/>
           <w:szCs w:val="28"/>
         </w:rPr>
-        <w:t xml:space="preserve">Source C — Half a million trees</w:t>
+        <w:t xml:space="preserve">Source C: Half a million trees</w:t>
       </w:r>
     </w:p>
     <w:p>
@@ -1662,7 +1662,7 @@
           <w:sz w:val="22"/>
           <w:szCs w:val="22"/>
         </w:rPr>
-        <w:t xml:space="preserve">A few years ago, in 2020, a large tree-planting took place near the camps. In just two months, in October and November, workers planted 475,000 young trees — nearly half a million — on 571 hectares of bare land. With more trees planted inside and around the camps, the total reached about one million trees. The planting was meant to bring back the forest that was cut down when the camps were built and when families cut wood to cook.</w:t>
+        <w:t xml:space="preserve">A few years ago, in 2020, a large tree-planting took place near the camps. In just two months, in October and November, workers planted 475,000 young trees, nearly half a million, on 571 hectares of bare land. With more trees planted inside and around the camps, the total reached about one million trees. The planting was meant to bring back the forest that was cut down when the camps were built and when families cut wood to cook.</w:t>
       </w:r>
     </w:p>
     <w:p>
@@ -1674,7 +1674,7 @@
           <w:sz w:val="22"/>
           <w:szCs w:val="22"/>
         </w:rPr>
-        <w:t xml:space="preserve">The work was done by the Food and Agriculture Organization (FAO) together with two other United Nations groups, under a project called SAFE Plus. Most of the planting was done by local Bangladeshi workers from poor villages nearby — not by Rohingya refugees. The project also started 16 new tree nurseries — places where young trees are grown — to keep a supply of trees and to give local people work. The new forests sit on the high land that catches rain water for the rivers. Forests like these hold the soil, stop landslides, and keep the water clean.</w:t>
+        <w:t xml:space="preserve">The work was done by the Food and Agriculture Organization (FAO) together with two other United Nations groups, under a project called SAFE Plus. Most of the planting was done by local Bangladeshi workers from poor villages nearby, not by Rohingya refugees. The project also started 16 new tree nurseries, places where young trees are grown, to keep a supply of trees and to give local people work. The new forests sit on the high land that catches rain water for the rivers. Forests like these hold the soil, stop landslides, and keep the water clean.</w:t>
       </w:r>
     </w:p>
     <w:p>
@@ -1737,7 +1737,7 @@
           <w:sz w:val="22"/>
           <w:szCs w:val="22"/>
         </w:rPr>
-        <w:t xml:space="preserve">hectare — a unit for measuring land, about the size of a large sports field (see Source B)</w:t>
+        <w:t xml:space="preserve">hectare, a unit for measuring land, about the size of a large sports field (see Source B)</w:t>
       </w:r>
     </w:p>
     <w:p>
@@ -1754,7 +1754,7 @@
           <w:sz w:val="22"/>
           <w:szCs w:val="22"/>
         </w:rPr>
-        <w:t xml:space="preserve">nursery — a place where young plants are grown until they are big enough to plant out</w:t>
+        <w:t xml:space="preserve">nursery, a place where young plants are grown until they are big enough to plant out</w:t>
       </w:r>
     </w:p>
     <w:p>
@@ -1771,7 +1771,7 @@
           <w:sz w:val="22"/>
           <w:szCs w:val="22"/>
         </w:rPr>
-        <w:t xml:space="preserve">refugee — a person who has had to leave their own country to be safe</w:t>
+        <w:t xml:space="preserve">refugee, a person who has had to leave their own country to be safe</w:t>
       </w:r>
     </w:p>
     <w:p>
@@ -1788,7 +1788,7 @@
           <w:sz w:val="22"/>
           <w:szCs w:val="22"/>
         </w:rPr>
-        <w:t xml:space="preserve">Food and Agriculture Organization (FAO) — see Source B</w:t>
+        <w:t xml:space="preserve">Food and Agriculture Organization (FAO), see Source B</w:t>
       </w:r>
     </w:p>
     <w:p>
@@ -1805,7 +1805,7 @@
           <w:sz w:val="22"/>
           <w:szCs w:val="22"/>
         </w:rPr>
-        <w:t xml:space="preserve">SAFE Plus — the name of a United Nations project in the camps (Safe Access to Fuel and Energy Plus)</w:t>
+        <w:t xml:space="preserve">SAFE Plus, the name of a United Nations project in the camps (Safe Access to Fuel and Energy Plus)</w:t>
       </w:r>
     </w:p>
     <w:p>
@@ -1822,7 +1822,7 @@
           <w:sz w:val="22"/>
           <w:szCs w:val="22"/>
         </w:rPr>
-        <w:t xml:space="preserve">forest — a large area of land covered with many trees</w:t>
+        <w:t xml:space="preserve">forest, a large area of land covered with many trees</w:t>
       </w:r>
     </w:p>
     <w:p>
@@ -1856,7 +1856,7 @@
           <w:sz w:val="22"/>
           <w:szCs w:val="22"/>
         </w:rPr>
-        <w:t xml:space="preserve">Who? The UN and FAO — experts.</w:t>
+        <w:t xml:space="preserve">Who? The UN and FAO, experts.</w:t>
       </w:r>
     </w:p>
     <w:p>
@@ -1873,7 +1873,7 @@
           <w:sz w:val="22"/>
           <w:szCs w:val="22"/>
         </w:rPr>
-        <w:t xml:space="preserve">When? 2020 — this is old, five or more years ago. Does Source B tell a newer story?</w:t>
+        <w:t xml:space="preserve">When? 2020. This is old, five or more years ago. Does Source B tell a newer story?</w:t>
       </w:r>
     </w:p>
     <w:p>
@@ -1907,7 +1907,7 @@
           <w:sz w:val="22"/>
           <w:szCs w:val="22"/>
         </w:rPr>
-        <w:t xml:space="preserve">Do they show how they know? Yes — clear numbers.</w:t>
+        <w:t xml:space="preserve">Do they show how they know? Yes, clear numbers.</w:t>
       </w:r>
     </w:p>
     <w:p>
@@ -1924,7 +1924,7 @@
           <w:sz w:val="22"/>
           <w:szCs w:val="22"/>
         </w:rPr>
-        <w:t xml:space="preserve">One thing to notice: the planters were local villagers, not refugees — easy to misread.</w:t>
+        <w:t xml:space="preserve">One thing to notice: the planters were local villagers, not refugees. Easy to misread.</w:t>
       </w:r>
     </w:p>
     <w:p>
@@ -1958,7 +1958,7 @@
           <w:sz w:val="28"/>
           <w:szCs w:val="28"/>
         </w:rPr>
-        <w:t xml:space="preserve">Source D — "Trees stop erosion" (a company's website)</w:t>
+        <w:t xml:space="preserve">Source D: "Trees stop erosion" (a company's website)</w:t>
       </w:r>
     </w:p>
     <w:p>
@@ -1999,7 +1999,7 @@
           <w:sz w:val="22"/>
           <w:szCs w:val="22"/>
         </w:rPr>
-        <w:t xml:space="preserve">Not reproduced. This is a company's website (all rights reserved), so we may read it and name it, but not copy it into the pack — and that limit is itself worth noticing. Grow Billion Trees (no named author), "How Can Trees Help Prevent Soil Erosion?" at growbilliontrees.com.</w:t>
+        <w:t xml:space="preserve">Not reproduced. This is a company's website (all rights reserved), so we may read it and name it, but not copy it into the pack, and that limit is itself worth noticing. Grow Billion Trees (no named author), "How Can Trees Help Prevent Soil Erosion?" at growbilliontrees.com.</w:t>
       </w:r>
     </w:p>
     <w:p>
@@ -2028,7 +2028,7 @@
           <w:sz w:val="22"/>
           <w:szCs w:val="22"/>
         </w:rPr>
-        <w:t xml:space="preserve">A tree-planting company writes on its website that trees stop soil from being washed away. When rain falls on a bare hill, the water runs down fast and carries the soil with it. This is called erosion. The company says that tree roots hold the soil in place, and that the leaves of the trees slow the rain before it hits the ground, so less soil is lost. The website gives numbers — for example, that trees can cut soil loss by a large amount — but it does not say where these numbers come from, and no writer's name is given. The company sells a service: people pay it to plant trees.</w:t>
+        <w:t xml:space="preserve">A tree-planting company writes on its website that trees stop soil from being washed away. When rain falls on a bare hill, the water runs down fast and carries the soil with it. This is called erosion. The company says that tree roots hold the soil in place, and that the leaves of the trees slow the rain before it hits the ground, so less soil is lost. The website gives numbers, for example, that trees can cut soil loss by a large amount, but it does not say where these numbers come from, and no writer's name is given. The company sells a service: people pay it to plant trees.</w:t>
       </w:r>
     </w:p>
     <w:p>
@@ -2091,7 +2091,7 @@
           <w:sz w:val="22"/>
           <w:szCs w:val="22"/>
         </w:rPr>
-        <w:t xml:space="preserve">company — a business that sells something to make money</w:t>
+        <w:t xml:space="preserve">company, a business that sells something to make money</w:t>
       </w:r>
     </w:p>
     <w:p>
@@ -2108,7 +2108,7 @@
           <w:sz w:val="22"/>
           <w:szCs w:val="22"/>
         </w:rPr>
-        <w:t xml:space="preserve">website — a page on the internet</w:t>
+        <w:t xml:space="preserve">website, a page on the internet</w:t>
       </w:r>
     </w:p>
     <w:p>
@@ -2125,7 +2125,7 @@
           <w:sz w:val="22"/>
           <w:szCs w:val="22"/>
         </w:rPr>
-        <w:t xml:space="preserve">erosion — when soil is slowly worn away and carried off by water or wind</w:t>
+        <w:t xml:space="preserve">erosion, when soil is slowly worn away and carried off by water or wind</w:t>
       </w:r>
     </w:p>
     <w:p>
@@ -2142,7 +2142,7 @@
           <w:sz w:val="22"/>
           <w:szCs w:val="22"/>
         </w:rPr>
-        <w:t xml:space="preserve">roots — the part of a plant that grows under the ground and holds it in place (see Source B)</w:t>
+        <w:t xml:space="preserve">roots, the part of a plant that grows under the ground and holds it in place (see Source B)</w:t>
       </w:r>
     </w:p>
     <w:p>
@@ -2176,7 +2176,7 @@
           <w:sz w:val="22"/>
           <w:szCs w:val="22"/>
         </w:rPr>
-        <w:t xml:space="preserve">Who? A company — no writer's name.</w:t>
+        <w:t xml:space="preserve">Who? A company, no writer's name.</w:t>
       </w:r>
     </w:p>
     <w:p>
@@ -2227,7 +2227,7 @@
           <w:sz w:val="22"/>
           <w:szCs w:val="22"/>
         </w:rPr>
-        <w:t xml:space="preserve">Do they show how they know? No — numbers with no source.</w:t>
+        <w:t xml:space="preserve">Do they show how they know? No, numbers with no source.</w:t>
       </w:r>
     </w:p>
     <w:p>
@@ -2273,7 +2273,7 @@
           <w:sz w:val="28"/>
           <w:szCs w:val="28"/>
         </w:rPr>
-        <w:t xml:space="preserve">Source E — What happens to rain on a bare hill</w:t>
+        <w:t xml:space="preserve">Source E: What happens to rain on a bare hill</w:t>
       </w:r>
     </w:p>
     <w:p>
@@ -2367,7 +2367,7 @@
           <w:sz w:val="22"/>
           <w:szCs w:val="22"/>
         </w:rPr>
-        <w:t xml:space="preserve">On ground covered with grass and trees, the plants slow the rain down. The water has time to soak into the soil — this is called infiltration. The roots make small channels in the soil that help the water go down, and the roots hold the soil together.</w:t>
+        <w:t xml:space="preserve">On ground covered with grass and trees, the plants slow the rain down. The water has time to soak into the soil. This is called infiltration. The roots make small channels in the soil that help the water go down, and the roots hold the soil together.</w:t>
       </w:r>
     </w:p>
     <w:p>
@@ -2379,7 +2379,7 @@
           <w:sz w:val="22"/>
           <w:szCs w:val="22"/>
         </w:rPr>
-        <w:t xml:space="preserve">On bare ground it is different. The raindrops hit the soil hard and break it up. The water cannot soak in fast enough, so it runs off the top and carries the soil with it. The faster the water runs, the more soil it takes away — this is erosion. So plants do two jobs at once: they help the rain soak in, and they hold the soil in place. This is why a bare hill loses its soil and floods more easily than a hill covered in plants.</w:t>
+        <w:t xml:space="preserve">On bare ground it is different. The raindrops hit the soil hard and break it up. The water cannot soak in fast enough, so it runs off the top and carries the soil with it. The faster the water runs, the more soil it takes away. This is erosion. So plants do two jobs at once: they help the rain soak in, and they hold the soil in place. This is why a bare hill loses its soil and floods more easily than a hill covered in plants.</w:t>
       </w:r>
     </w:p>
     <w:p>
@@ -2442,7 +2442,7 @@
           <w:sz w:val="22"/>
           <w:szCs w:val="22"/>
         </w:rPr>
-        <w:t xml:space="preserve">infiltration — when water soaks down into the soil instead of running off</w:t>
+        <w:t xml:space="preserve">infiltration, when water soaks down into the soil instead of running off</w:t>
       </w:r>
     </w:p>
     <w:p>
@@ -2459,7 +2459,7 @@
           <w:sz w:val="22"/>
           <w:szCs w:val="22"/>
         </w:rPr>
-        <w:t xml:space="preserve">runoff — rain water that runs off the top of the ground instead of soaking in</w:t>
+        <w:t xml:space="preserve">runoff, rain water that runs off the top of the ground instead of soaking in</w:t>
       </w:r>
     </w:p>
     <w:p>
@@ -2476,7 +2476,7 @@
           <w:sz w:val="22"/>
           <w:szCs w:val="22"/>
         </w:rPr>
-        <w:t xml:space="preserve">channel — a small path that water flows along</w:t>
+        <w:t xml:space="preserve">channel, a small path that water flows along</w:t>
       </w:r>
     </w:p>
     <w:p>
@@ -2493,7 +2493,7 @@
           <w:sz w:val="22"/>
           <w:szCs w:val="22"/>
         </w:rPr>
-        <w:t xml:space="preserve">erosion — when soil is worn away and carried off by water (see Source D)</w:t>
+        <w:t xml:space="preserve">erosion, when soil is worn away and carried off by water (see Source D)</w:t>
       </w:r>
     </w:p>
     <w:p>
@@ -2561,7 +2561,7 @@
           <w:sz w:val="22"/>
           <w:szCs w:val="22"/>
         </w:rPr>
-        <w:t xml:space="preserve">Why? To teach everyone about water, for free — there is nothing to sell.</w:t>
+        <w:t xml:space="preserve">Why? To teach everyone about water, for free. There is nothing to sell.</w:t>
       </w:r>
     </w:p>
     <w:p>
@@ -2578,7 +2578,7 @@
           <w:sz w:val="22"/>
           <w:szCs w:val="22"/>
         </w:rPr>
-        <w:t xml:space="preserve">Do they show how they know? Yes — this is well-known, tested science.</w:t>
+        <w:t xml:space="preserve">Do they show how they know? Yes. This is well-known, tested science.</w:t>
       </w:r>
     </w:p>
     <w:p>
@@ -2612,7 +2612,7 @@
           <w:sz w:val="28"/>
           <w:szCs w:val="28"/>
         </w:rPr>
-        <w:t xml:space="preserve">Source F — Young people protect the camp</w:t>
+        <w:t xml:space="preserve">Source F: Young people protect the camp</w:t>
       </w:r>
     </w:p>
     <w:p>
@@ -2624,7 +2624,7 @@
           <w:sz w:val="22"/>
           <w:szCs w:val="22"/>
         </w:rPr>
-        <w:t xml:space="preserve">Helps with sub-questions 1 and 4 (what is happening now; what people are doing), and shows a local voice. A community news story — low authority. Reading level: A2 to B1.</w:t>
+        <w:t xml:space="preserve">Helps with sub-questions 1 and 4 (what is happening now; what people are doing), and shows a local voice. A community news story, low authority. Reading level: A2 to B1.</w:t>
       </w:r>
     </w:p>
     <w:p>
@@ -2769,7 +2769,7 @@
           <w:sz w:val="22"/>
           <w:szCs w:val="22"/>
         </w:rPr>
-        <w:t xml:space="preserve">network — a group of people who join together to work on something</w:t>
+        <w:t xml:space="preserve">network, a group of people who join together to work on something</w:t>
       </w:r>
     </w:p>
     <w:p>
@@ -2786,7 +2786,7 @@
           <w:sz w:val="22"/>
           <w:szCs w:val="22"/>
         </w:rPr>
-        <w:t xml:space="preserve">environment — the natural world around us: land, water, air, plants, and animals</w:t>
+        <w:t xml:space="preserve">environment, the natural world around us: land, water, air, plants, and animals</w:t>
       </w:r>
     </w:p>
     <w:p>
@@ -2803,7 +2803,7 @@
           <w:sz w:val="22"/>
           <w:szCs w:val="22"/>
         </w:rPr>
-        <w:t xml:space="preserve">drains — the channels that carry rain and dirty water away</w:t>
+        <w:t xml:space="preserve">drains. The channels that carry rain and dirty water away</w:t>
       </w:r>
     </w:p>
     <w:p>
@@ -2837,7 +2837,7 @@
           <w:sz w:val="22"/>
           <w:szCs w:val="22"/>
         </w:rPr>
-        <w:t xml:space="preserve">Who? A Rohingya community news website — written by people in the community, not scientists or a big organisation.</w:t>
+        <w:t xml:space="preserve">Who? A Rohingya community news website, written by people in the community, not scientists or a big organisation.</w:t>
       </w:r>
     </w:p>
     <w:p>
@@ -2854,7 +2854,7 @@
           <w:sz w:val="22"/>
           <w:szCs w:val="22"/>
         </w:rPr>
-        <w:t xml:space="preserve">When? 2025 — this is new.</w:t>
+        <w:t xml:space="preserve">When? 2025. This is new.</w:t>
       </w:r>
     </w:p>
     <w:p>
@@ -2871,7 +2871,7 @@
           <w:sz w:val="22"/>
           <w:szCs w:val="22"/>
         </w:rPr>
-        <w:t xml:space="preserve">Why? To support and celebrate local young people — it is on their side.</w:t>
+        <w:t xml:space="preserve">Why? To support and celebrate local young people. It is on their side.</w:t>
       </w:r>
     </w:p>
     <w:p>
@@ -2888,7 +2888,7 @@
           <w:sz w:val="22"/>
           <w:szCs w:val="22"/>
         </w:rPr>
-        <w:t xml:space="preserve">Do they show how they know? Not really — no numbers, no other people quoted, no sources.</w:t>
+        <w:t xml:space="preserve">Do they show how they know? Not really, no numbers, no other people quoted, no sources.</w:t>
       </w:r>
     </w:p>
     <w:p>
@@ -2922,7 +2922,7 @@
           <w:sz w:val="28"/>
           <w:szCs w:val="28"/>
         </w:rPr>
-        <w:t xml:space="preserve">Source G — What the satellites show about our hills</w:t>
+        <w:t xml:space="preserve">Source G: What the satellites show about our hills</w:t>
       </w:r>
     </w:p>
     <w:p>
@@ -2963,7 +2963,7 @@
           <w:sz w:val="22"/>
           <w:szCs w:val="22"/>
         </w:rPr>
-        <w:t xml:space="preserve">A study in the science journal Atmosphere used pictures taken from satellites over our camps from 2013 to 2024. Read it (open access, free to read and share) at the journal. (The paper's authors are listed at the source — to confirm when we print the pack.)</w:t>
+        <w:t xml:space="preserve">A study in the science journal Atmosphere used pictures taken from satellites over our camps from 2013 to 2024. Read it (open access, free to read and share) at the journal. (The paper's authors are listed at the source, to confirm when we print the pack.)</w:t>
       </w:r>
     </w:p>
     <w:p>
@@ -2992,7 +2992,7 @@
           <w:sz w:val="22"/>
           <w:szCs w:val="22"/>
         </w:rPr>
-        <w:t xml:space="preserve">Scientists used pictures taken from satellites — cameras far above the Earth — to measure how the land around our camps changed from 2013 to 2024. They measured two things: how much of the land was covered in forest, and how hot the ground was.</w:t>
+        <w:t xml:space="preserve">Scientists used pictures taken from satellites, cameras far above the Earth, to measure how the land around our camps changed from 2013 to 2024. They measured two things: how much of the land was covered in forest, and how hot the ground was.</w:t>
       </w:r>
     </w:p>
     <w:p>
@@ -3004,7 +3004,7 @@
           <w:sz w:val="22"/>
           <w:szCs w:val="22"/>
         </w:rPr>
-        <w:t xml:space="preserve">They found a big change. Between 2013 and 2018, as the camps were built, almost all of the forest was lost — a drop of 97 out of every 100 — and the built-up land grew fast. As the trees went, the ground got hotter, and the very hot areas grew much bigger.</w:t>
+        <w:t xml:space="preserve">They found a big change. Between 2013 and 2018, as the camps were built, almost all of the forest was lost, a drop of 97 out of every 100, and the built-up land grew fast. As the trees went, the ground got hotter, and the very hot areas grew much bigger.</w:t>
       </w:r>
     </w:p>
     <w:p>
@@ -3079,7 +3079,7 @@
           <w:sz w:val="22"/>
           <w:szCs w:val="22"/>
         </w:rPr>
-        <w:t xml:space="preserve">satellite — a machine far above the Earth that takes pictures of the ground (see Source A)</w:t>
+        <w:t xml:space="preserve">satellite, a machine far above the Earth that takes pictures of the ground (see Source A)</w:t>
       </w:r>
     </w:p>
     <w:p>
@@ -3096,7 +3096,7 @@
           <w:sz w:val="22"/>
           <w:szCs w:val="22"/>
         </w:rPr>
-        <w:t xml:space="preserve">study — careful work by scientists to find something out</w:t>
+        <w:t xml:space="preserve">study, careful work by scientists to find something out</w:t>
       </w:r>
     </w:p>
     <w:p>
@@ -3113,7 +3113,7 @@
           <w:sz w:val="22"/>
           <w:szCs w:val="22"/>
         </w:rPr>
-        <w:t xml:space="preserve">journal — a book where scientists share studies that other scientists have checked</w:t>
+        <w:t xml:space="preserve">journal, a book where scientists share studies that other scientists have checked</w:t>
       </w:r>
     </w:p>
     <w:p>
@@ -3130,7 +3130,7 @@
           <w:sz w:val="22"/>
           <w:szCs w:val="22"/>
         </w:rPr>
-        <w:t xml:space="preserve">forest — a large area of land covered with many trees (see Source C)</w:t>
+        <w:t xml:space="preserve">forest, a large area of land covered with many trees (see Source C)</w:t>
       </w:r>
     </w:p>
     <w:p>
@@ -3181,7 +3181,7 @@
           <w:sz w:val="22"/>
           <w:szCs w:val="22"/>
         </w:rPr>
-        <w:t xml:space="preserve">When? 2024–2025 — new, and about our own area.</w:t>
+        <w:t xml:space="preserve">When? 2024–2025, new, and about our own area.</w:t>
       </w:r>
     </w:p>
     <w:p>
@@ -3198,7 +3198,7 @@
           <w:sz w:val="22"/>
           <w:szCs w:val="22"/>
         </w:rPr>
-        <w:t xml:space="preserve">Why? To measure and understand what happened to our land — not to sell anything.</w:t>
+        <w:t xml:space="preserve">Why? To measure and understand what happened to our land, not to sell anything.</w:t>
       </w:r>
     </w:p>
     <w:p>
@@ -3215,7 +3215,7 @@
           <w:sz w:val="22"/>
           <w:szCs w:val="22"/>
         </w:rPr>
-        <w:t xml:space="preserve">Do they show how they know? Yes — they measured it from satellite pictures, with numbers.</w:t>
+        <w:t xml:space="preserve">Do they show how they know? Yes, they measured it from satellite pictures, with numbers.</w:t>
       </w:r>
     </w:p>
     <w:p>
@@ -3249,7 +3249,7 @@
           <w:sz w:val="28"/>
           <w:szCs w:val="28"/>
         </w:rPr>
-        <w:t xml:space="preserve">Source H — A tree guardian's story</w:t>
+        <w:t xml:space="preserve">Source H: A tree guardian's story</w:t>
       </w:r>
     </w:p>
     <w:p>
@@ -3261,7 +3261,7 @@
           <w:sz w:val="22"/>
           <w:szCs w:val="22"/>
         </w:rPr>
-        <w:t xml:space="preserve">Helps with sub-questions 1 and 4 (what is happening now; what people are doing). A refugee's own voice — one person's story. Reading level: A2 to B1.</w:t>
+        <w:t xml:space="preserve">Helps with sub-questions 1 and 4 (what is happening now; what people are doing). A refugee's own voice, one person's story. Reading level: A2 to B1.</w:t>
       </w:r>
     </w:p>
     <w:p>
@@ -3290,7 +3290,7 @@
           <w:sz w:val="22"/>
           <w:szCs w:val="22"/>
         </w:rPr>
-        <w:t xml:space="preserve">Not reproduced here. This is a story from UNHCR, the United Nations refugee agency, about a Rohingya man who cares for young trees in the camps. Find it at unhcr.org. (Published around 2021 — the exact date is to be confirmed at the source.)</w:t>
+        <w:t xml:space="preserve">Not reproduced here. This is a story from UNHCR, the United Nations refugee agency, about a Rohingya man who cares for young trees in the camps. Find it at unhcr.org. (Published around 2021, the exact date is to be confirmed at the source.)</w:t>
       </w:r>
     </w:p>
     <w:p>
@@ -3319,7 +3319,7 @@
           <w:sz w:val="22"/>
           <w:szCs w:val="22"/>
         </w:rPr>
-        <w:t xml:space="preserve">This is the story of a Rohingya man who works as a "plantation guardian" in the camps — he looks after the young trees that have been planted on the bare hills. He waters them and cares for them, and when a landslide tears young trees out of the ground, he plants them again. He also talks to his neighbours about why the trees matter.</w:t>
+        <w:t xml:space="preserve">This is the story of a Rohingya man who works as a "plantation guardian" in the camps, he looks after the young trees that have been planted on the bare hills. He waters them and cares for them, and when a landslide tears young trees out of the ground, he plants them again. He also talks to his neighbours about why the trees matter.</w:t>
       </w:r>
     </w:p>
     <w:p>
@@ -3331,7 +3331,7 @@
           <w:sz w:val="22"/>
           <w:szCs w:val="22"/>
         </w:rPr>
-        <w:t xml:space="preserve">A story like this is powerful because it comes from someone who is really there, doing the work. But it is one person's story. It tells us what he sees and feels, not what is true for the whole camp — so we listen to it, and we also check it against what other people and other sources say.</w:t>
+        <w:t xml:space="preserve">A story like this is powerful because it comes from someone who is really there, doing the work. But it is one person's story. It tells us what he sees and feels, not what is true for the whole camp, so we listen to it, and we also check it against what other people and other sources say.</w:t>
       </w:r>
     </w:p>
     <w:p>
@@ -3360,7 +3360,7 @@
           <w:sz w:val="22"/>
           <w:szCs w:val="22"/>
         </w:rPr>
-        <w:t xml:space="preserve">This is the story of a Rohingya man who looks after young trees in the camps. He waters them, and when a landslide pulls them out, he plants them again. He tells his neighbours why trees matter. It is one person's story — it tells us what he sees, but it is only one voice.</w:t>
+        <w:t xml:space="preserve">This is the story of a Rohingya man who looks after young trees in the camps. He waters them, and when a landslide pulls them out, he plants them again. He tells his neighbours why trees matter. It is one person's story. It tells us what he sees, but it is only one voice.</w:t>
       </w:r>
     </w:p>
     <w:p>
@@ -3394,7 +3394,7 @@
           <w:sz w:val="22"/>
           <w:szCs w:val="22"/>
         </w:rPr>
-        <w:t xml:space="preserve">plantation guardian — a person whose job is to look after young trees</w:t>
+        <w:t xml:space="preserve">plantation guardian, a person whose job is to look after young trees</w:t>
       </w:r>
     </w:p>
     <w:p>
@@ -3411,7 +3411,7 @@
           <w:sz w:val="22"/>
           <w:szCs w:val="22"/>
         </w:rPr>
-        <w:t xml:space="preserve">UNHCR — the United Nations agency that helps refugees</w:t>
+        <w:t xml:space="preserve">UNHCR, the United Nations agency that helps refugees</w:t>
       </w:r>
     </w:p>
     <w:p>
@@ -3428,7 +3428,7 @@
           <w:sz w:val="22"/>
           <w:szCs w:val="22"/>
         </w:rPr>
-        <w:t xml:space="preserve">landslide — when soil and rock slide down a hill (see Source B)</w:t>
+        <w:t xml:space="preserve">landslide. When soil and rock slide down a hill (see Source B)</w:t>
       </w:r>
     </w:p>
     <w:p>
@@ -3513,7 +3513,7 @@
           <w:sz w:val="22"/>
           <w:szCs w:val="22"/>
         </w:rPr>
-        <w:t xml:space="preserve">Do they show how they know? It is what one person sees and does — true for him, but only one voice.</w:t>
+        <w:t xml:space="preserve">Do they show how they know? It is what one person sees and does, true for him, but only one voice.</w:t>
       </w:r>
     </w:p>
     <w:p>
@@ -3547,7 +3547,7 @@
           <w:sz w:val="28"/>
           <w:szCs w:val="28"/>
         </w:rPr>
-        <w:t xml:space="preserve">Source I — Cooking with gas, not wood</w:t>
+        <w:t xml:space="preserve">Source I: Cooking with gas, not wood</w:t>
       </w:r>
     </w:p>
     <w:p>
@@ -3617,7 +3617,7 @@
           <w:sz w:val="22"/>
           <w:szCs w:val="22"/>
         </w:rPr>
-        <w:t xml:space="preserve">When the camps were new, families cut wood from the hills to cook their food. So much wood was cut — about four football fields of trees every day — that the hills were soon bare. To stop this, aid groups and the government gave families gas to cook with instead of wood. The gas is called LPG. In 2024 alone, they gave out nearly two million bottles of it.</w:t>
+        <w:t xml:space="preserve">When the camps were new, families cut wood from the hills to cook their food. So much wood was cut, about four football fields of trees every day, that the hills were soon bare. To stop this, aid groups and the government gave families gas to cook with instead of wood. The gas is called LPG. In 2024 alone, they gave out nearly two million bottles of it.</w:t>
       </w:r>
     </w:p>
     <w:p>
@@ -3629,7 +3629,7 @@
           <w:sz w:val="22"/>
           <w:szCs w:val="22"/>
         </w:rPr>
-        <w:t xml:space="preserve">The change helped in more ways than one. The hills stopped being stripped for firewood, so the grass and small trees could start to grow back on their own. Women and girls, who used to walk far into the forest to collect wood — a dangerous job — no longer had to. And the air inside the shelters was cleaner, because there was less smoke.</w:t>
+        <w:t xml:space="preserve">The change helped in more ways than one. The hills stopped being stripped for firewood, so the grass and small trees could start to grow back on their own. Women and girls, who used to walk far into the forest to collect wood, a dangerous job, no longer had to. And the air inside the shelters was cleaner, because there was less smoke.</w:t>
       </w:r>
     </w:p>
     <w:p>
@@ -3692,7 +3692,7 @@
           <w:sz w:val="22"/>
           <w:szCs w:val="22"/>
         </w:rPr>
-        <w:t xml:space="preserve">LPG — gas in a bottle, used for cooking instead of wood</w:t>
+        <w:t xml:space="preserve">LPG, gas in a bottle, used for cooking instead of wood</w:t>
       </w:r>
     </w:p>
     <w:p>
@@ -3709,7 +3709,7 @@
           <w:sz w:val="22"/>
           <w:szCs w:val="22"/>
         </w:rPr>
-        <w:t xml:space="preserve">firewood — wood that is burned to cook or keep warm</w:t>
+        <w:t xml:space="preserve">firewood, wood that is burned to cook or keep warm</w:t>
       </w:r>
     </w:p>
     <w:p>
@@ -3794,7 +3794,7 @@
           <w:sz w:val="22"/>
           <w:szCs w:val="22"/>
         </w:rPr>
-        <w:t xml:space="preserve">Do they show how they know? yes — a clear number (nearly two million bottles).</w:t>
+        <w:t xml:space="preserve">Do they show how they know? yes, a clear number (nearly two million bottles).</w:t>
       </w:r>
     </w:p>
     <w:p>
@@ -3828,7 +3828,7 @@
           <w:sz w:val="28"/>
           <w:szCs w:val="28"/>
         </w:rPr>
-        <w:t xml:space="preserve">Source J — Bringing the green back: is it working?</w:t>
+        <w:t xml:space="preserve">Source J: Bringing the green back: is it working?</w:t>
       </w:r>
     </w:p>
     <w:p>
@@ -3840,7 +3840,7 @@
           <w:sz w:val="22"/>
           <w:szCs w:val="22"/>
         </w:rPr>
-        <w:t xml:space="preserve">Helps with sub-question 4 (is it working). A "did it work?" source — read it carefully. Reading level: B1.</w:t>
+        <w:t xml:space="preserve">Helps with sub-question 4 (is it working). A "did it work?" source, read it carefully. Reading level: B1.</w:t>
       </w:r>
     </w:p>
     <w:p>
@@ -3898,7 +3898,7 @@
           <w:sz w:val="22"/>
           <w:szCs w:val="22"/>
         </w:rPr>
-        <w:t xml:space="preserve">The groups working in the camps say the hills are coming back to life. They have planted grass and trees on the bare slopes, and given families gas so fewer trees are cut. They report that the green is returning — one study found the green cover grew by almost half (about 43 in every 100 more) between 2018 and 2024 — and that there are fewer landslides than in the first years.</w:t>
+        <w:t xml:space="preserve">The groups working in the camps say the hills are coming back to life. They have planted grass and trees on the bare slopes, and given families gas so fewer trees are cut. They report that the green is returning, one study found the green cover grew by almost half (about 43 in every 100 more) between 2018 and 2024, and that there are fewer landslides than in the first years.</w:t>
       </w:r>
     </w:p>
     <w:p>
@@ -3910,7 +3910,7 @@
           <w:sz w:val="22"/>
           <w:szCs w:val="22"/>
         </w:rPr>
-        <w:t xml:space="preserve">But read this carefully. This good news comes from the same groups that did the work, so of course they want it to sound good. And the fuller story is harder: when the camps were built, almost all of the forest on the hills was lost — inside the camps it fell from more than half the land to almost none. Bringing it back is slow, and it is not finished. So the honest answer to "is it working?" is: it is helping, but the hills are not healed yet — and the best way to know is to look with our own eyes and ask the people who live here.</w:t>
+        <w:t xml:space="preserve">But read this carefully. This good news comes from the same groups that did the work, so of course they want it to sound good. And the fuller story is harder: when the camps were built, almost all of the forest on the hills was lost. Inside the camps it fell from more than half the land to almost none. Bringing it back is slow, and it is not finished. So the honest answer to "is it working?" is: it is helping, but the hills are not healed yet, and the best way to know is to look with our own eyes and ask the people who live here.</w:t>
       </w:r>
     </w:p>
     <w:p>
@@ -3939,7 +3939,7 @@
           <w:sz w:val="22"/>
           <w:szCs w:val="22"/>
         </w:rPr>
-        <w:t xml:space="preserve">The groups say the hills are getting greener again. They planted trees and gave families gas. Some green has come back, and there are fewer landslides than before. But the forest is not back to how it was — this takes a long time. So it is helping, but it is not finished. Look at our own hills to see.</w:t>
+        <w:t xml:space="preserve">The groups say the hills are getting greener again. They planted trees and gave families gas. Some green has come back, and there are fewer landslides than before. But the forest is not back to how it was. This takes a long time. So it is helping, but it is not finished. Look at our own hills to see.</w:t>
       </w:r>
     </w:p>
     <w:p>
@@ -3973,7 +3973,7 @@
           <w:sz w:val="22"/>
           <w:szCs w:val="22"/>
         </w:rPr>
-        <w:t xml:space="preserve">restore — to bring something back to how it was before</w:t>
+        <w:t xml:space="preserve">restore, to bring something back to how it was before</w:t>
       </w:r>
     </w:p>
     <w:p>
@@ -3990,7 +3990,7 @@
           <w:sz w:val="22"/>
           <w:szCs w:val="22"/>
         </w:rPr>
-        <w:t xml:space="preserve">green cover — how much of the land is covered by plants and trees</w:t>
+        <w:t xml:space="preserve">green cover, how much of the land is covered by plants and trees</w:t>
       </w:r>
     </w:p>
     <w:p>
@@ -4024,7 +4024,7 @@
           <w:sz w:val="22"/>
           <w:szCs w:val="22"/>
         </w:rPr>
-        <w:t xml:space="preserve">Who? FAO and the other groups — the ones who did the work.</w:t>
+        <w:t xml:space="preserve">Who? FAO and the other groups, the ones who did the work.</w:t>
       </w:r>
     </w:p>
     <w:p>
@@ -4116,7 +4116,7 @@
           <w:sz w:val="22"/>
           <w:szCs w:val="22"/>
         </w:rPr>
-        <w:t xml:space="preserve">good news from the people who did the good thing — so weigh it, do not just believe it.</w:t>
+        <w:t xml:space="preserve">good news from the people who did the good thing, so weigh it, do not just believe it.</w:t>
       </w:r>
     </w:p>
     <w:p>
@@ -4133,7 +4133,7 @@
           <w:sz w:val="28"/>
           <w:szCs w:val="28"/>
         </w:rPr>
-        <w:t xml:space="preserve">Source K — What trees give us</w:t>
+        <w:t xml:space="preserve">Source K: What trees give us</w:t>
       </w:r>
     </w:p>
     <w:p>
@@ -4203,7 +4203,7 @@
           <w:sz w:val="22"/>
           <w:szCs w:val="22"/>
         </w:rPr>
-        <w:t xml:space="preserve">Trees give us more than wood. Their roots hold the soil together and stop it washing away. Their fallen leaves rot into the ground and make the soil richer, so more can grow. Their branches give shade, which keeps the ground — and the people and shelters under them — cooler in the hot sun. And growing plants help clean the air we breathe. So bringing trees back to a bare hill does many good things at once: it holds the soil, cools the ground, and feeds the land.</w:t>
+        <w:t xml:space="preserve">Trees give us more than wood. Their roots hold the soil together and stop it washing away. Their fallen leaves rot into the ground and make the soil richer, so more can grow. Their branches give shade, which keeps the ground, and the people and shelters under them, cooler in the hot sun. And growing plants help clean the air we breathe. So bringing trees back to a bare hill does many good things at once: it holds the soil, cools the ground, and feeds the land.</w:t>
       </w:r>
     </w:p>
     <w:p>
@@ -4266,7 +4266,7 @@
           <w:sz w:val="22"/>
           <w:szCs w:val="22"/>
         </w:rPr>
-        <w:t xml:space="preserve">shade — the cooler, darker place under a tree or a roof, out of the sun</w:t>
+        <w:t xml:space="preserve">shade, the cooler, darker place under a tree or a roof, out of the sun</w:t>
       </w:r>
     </w:p>
     <w:p>
@@ -4368,7 +4368,7 @@
           <w:sz w:val="22"/>
           <w:szCs w:val="22"/>
         </w:rPr>
-        <w:t xml:space="preserve">Check it another way: do the strong science sources (A and E) say the same? And do we feel it — is it</w:t>
+        <w:t xml:space="preserve">Check it another way: do the strong science sources (A and E) say the same? And do we feel it, is it</w:t>
       </w:r>
     </w:p>
     <w:p>
@@ -4409,7 +4409,7 @@
           <w:sz w:val="22"/>
           <w:szCs w:val="22"/>
         </w:rPr>
-        <w:t xml:space="preserve">Every word explained in this pack collects here. These are our research words — we build them onto the word wall and keep using them.</w:t>
+        <w:t xml:space="preserve">Every word explained in this pack collects here. These are our research words, we build them onto the word wall and keep using them.</w:t>
       </w:r>
     </w:p>
     <w:p>
@@ -4426,7 +4426,7 @@
           <w:sz w:val="22"/>
           <w:szCs w:val="22"/>
         </w:rPr>
-        <w:t xml:space="preserve">bamboo — a tall, strong plant with hard, hollow stems (Source B)</w:t>
+        <w:t xml:space="preserve">bamboo, a tall, strong plant with hard, hollow stems (Source B)</w:t>
       </w:r>
     </w:p>
     <w:p>
@@ -4443,7 +4443,7 @@
           <w:sz w:val="22"/>
           <w:szCs w:val="22"/>
         </w:rPr>
-        <w:t xml:space="preserve">Cash-for-Work — paid work given to community members on a local project (Source B)</w:t>
+        <w:t xml:space="preserve">Cash-for-Work, paid work given to community members on a local project (Source B)</w:t>
       </w:r>
     </w:p>
     <w:p>
@@ -4460,7 +4460,7 @@
           <w:sz w:val="22"/>
           <w:szCs w:val="22"/>
         </w:rPr>
-        <w:t xml:space="preserve">channel — a small path that water flows along (Source E)</w:t>
+        <w:t xml:space="preserve">channel, a small path that water flows along (Source E)</w:t>
       </w:r>
     </w:p>
     <w:p>
@@ -4477,7 +4477,7 @@
           <w:sz w:val="22"/>
           <w:szCs w:val="22"/>
         </w:rPr>
-        <w:t xml:space="preserve">company — a business that sells something to make money (Source D)</w:t>
+        <w:t xml:space="preserve">company, a business that sells something to make money (Source D)</w:t>
       </w:r>
     </w:p>
     <w:p>
@@ -4494,7 +4494,7 @@
           <w:sz w:val="22"/>
           <w:szCs w:val="22"/>
         </w:rPr>
-        <w:t xml:space="preserve">contour trench — a long, shallow ditch dug across a hill to slow rain water (Source B)</w:t>
+        <w:t xml:space="preserve">contour trench, a long, shallow ditch dug across a hill to slow rain water (Source B)</w:t>
       </w:r>
     </w:p>
     <w:p>
@@ -4511,7 +4511,7 @@
           <w:sz w:val="22"/>
           <w:szCs w:val="22"/>
         </w:rPr>
-        <w:t xml:space="preserve">crib wall — a low wall, here of bamboo, built across a slope to hold the soil (Source B)</w:t>
+        <w:t xml:space="preserve">crib wall, a low wall, here of bamboo, built across a slope to hold the soil (Source B)</w:t>
       </w:r>
     </w:p>
     <w:p>
@@ -4528,7 +4528,7 @@
           <w:sz w:val="22"/>
           <w:szCs w:val="22"/>
         </w:rPr>
-        <w:t xml:space="preserve">degree Celsius — the unit we use to measure how hot or cold something is (Source A)</w:t>
+        <w:t xml:space="preserve">degree Celsius, the unit we use to measure how hot or cold something is (Source A)</w:t>
       </w:r>
     </w:p>
     <w:p>
@@ -4545,7 +4545,7 @@
           <w:sz w:val="22"/>
           <w:szCs w:val="22"/>
         </w:rPr>
-        <w:t xml:space="preserve">drains — the channels that carry rain and dirty water away (Source F)</w:t>
+        <w:t xml:space="preserve">drains, the channels that carry rain and dirty water away (Source F)</w:t>
       </w:r>
     </w:p>
     <w:p>
@@ -4562,7 +4562,7 @@
           <w:sz w:val="22"/>
           <w:szCs w:val="22"/>
         </w:rPr>
-        <w:t xml:space="preserve">environment — the natural world around us: land, water, air, plants, and animals (Source F)</w:t>
+        <w:t xml:space="preserve">environment, the natural world around us: land, water, air, plants, and animals (Source F)</w:t>
       </w:r>
     </w:p>
     <w:p>
@@ -4579,7 +4579,7 @@
           <w:sz w:val="22"/>
           <w:szCs w:val="22"/>
         </w:rPr>
-        <w:t xml:space="preserve">erosion — when soil is slowly worn away and carried off by water or wind (Source D)</w:t>
+        <w:t xml:space="preserve">erosion, when soil is slowly worn away and carried off by water or wind (Source D)</w:t>
       </w:r>
     </w:p>
     <w:p>
@@ -4596,7 +4596,7 @@
           <w:sz w:val="22"/>
           <w:szCs w:val="22"/>
         </w:rPr>
-        <w:t xml:space="preserve">evaporation — when water changes into vapour and rises into the air (Source A)</w:t>
+        <w:t xml:space="preserve">evaporation, when water changes into vapour and rises into the air (Source A)</w:t>
       </w:r>
     </w:p>
     <w:p>
@@ -4613,7 +4613,7 @@
           <w:sz w:val="22"/>
           <w:szCs w:val="22"/>
         </w:rPr>
-        <w:t xml:space="preserve">firewood — wood that is burned to cook or keep warm (Source I)</w:t>
+        <w:t xml:space="preserve">firewood, wood that is burned to cook or keep warm (Source I)</w:t>
       </w:r>
     </w:p>
     <w:p>
@@ -4630,7 +4630,7 @@
           <w:sz w:val="22"/>
           <w:szCs w:val="22"/>
         </w:rPr>
-        <w:t xml:space="preserve">Food and Agriculture Organization (FAO) — a part of the United Nations that helps with food, farming, and land (Source B)</w:t>
+        <w:t xml:space="preserve">Food and Agriculture Organization (FAO), a part of the United Nations that helps with food, farming, and land (Source B)</w:t>
       </w:r>
     </w:p>
     <w:p>
@@ -4647,7 +4647,7 @@
           <w:sz w:val="22"/>
           <w:szCs w:val="22"/>
         </w:rPr>
-        <w:t xml:space="preserve">forest — a large area of land covered with many trees (Source C)</w:t>
+        <w:t xml:space="preserve">forest, a large area of land covered with many trees (Source C)</w:t>
       </w:r>
     </w:p>
     <w:p>
@@ -4664,7 +4664,7 @@
           <w:sz w:val="22"/>
           <w:szCs w:val="22"/>
         </w:rPr>
-        <w:t xml:space="preserve">green cover — how much of the land is covered by plants and trees (Source J)</w:t>
+        <w:t xml:space="preserve">green cover, how much of the land is covered by plants and trees (Source J)</w:t>
       </w:r>
     </w:p>
     <w:p>
@@ -4681,7 +4681,7 @@
           <w:sz w:val="22"/>
           <w:szCs w:val="22"/>
         </w:rPr>
-        <w:t xml:space="preserve">hectare — a unit for measuring land, about the size of a large sports field (Source B)</w:t>
+        <w:t xml:space="preserve">hectare, a unit for measuring land, about the size of a large sports field (Source B)</w:t>
       </w:r>
     </w:p>
     <w:p>
@@ -4698,7 +4698,7 @@
           <w:sz w:val="22"/>
           <w:szCs w:val="22"/>
         </w:rPr>
-        <w:t xml:space="preserve">infiltration — when water soaks down into the soil instead of running off (Source E)</w:t>
+        <w:t xml:space="preserve">infiltration, when water soaks down into the soil instead of running off (Source E)</w:t>
       </w:r>
     </w:p>
     <w:p>
@@ -4715,7 +4715,7 @@
           <w:sz w:val="22"/>
           <w:szCs w:val="22"/>
         </w:rPr>
-        <w:t xml:space="preserve">journal — a book where scientists share studies that other scientists have checked (Source G)</w:t>
+        <w:t xml:space="preserve">journal, a book where scientists share studies that other scientists have checked (Source G)</w:t>
       </w:r>
     </w:p>
     <w:p>
@@ -4732,7 +4732,7 @@
           <w:sz w:val="22"/>
           <w:szCs w:val="22"/>
         </w:rPr>
-        <w:t xml:space="preserve">landslide — when soil and rock slide down a hill (Source B)</w:t>
+        <w:t xml:space="preserve">landslide, when soil and rock slide down a hill (Source B)</w:t>
       </w:r>
     </w:p>
     <w:p>
@@ -4749,7 +4749,7 @@
           <w:sz w:val="22"/>
           <w:szCs w:val="22"/>
         </w:rPr>
-        <w:t xml:space="preserve">LPG — gas in a bottle, used for cooking instead of wood (Source I)</w:t>
+        <w:t xml:space="preserve">LPG, gas in a bottle, used for cooking instead of wood (Source I)</w:t>
       </w:r>
     </w:p>
     <w:p>
@@ -4766,7 +4766,7 @@
           <w:sz w:val="22"/>
           <w:szCs w:val="22"/>
         </w:rPr>
-        <w:t xml:space="preserve">monsoon — the season of very heavy rain (Source B)</w:t>
+        <w:t xml:space="preserve">monsoon, the season of very heavy rain (Source B)</w:t>
       </w:r>
     </w:p>
     <w:p>
@@ -4783,7 +4783,7 @@
           <w:sz w:val="22"/>
           <w:szCs w:val="22"/>
         </w:rPr>
-        <w:t xml:space="preserve">native plants — plants that grow naturally in a place (Source B)</w:t>
+        <w:t xml:space="preserve">native plants, plants that grow naturally in a place (Source B)</w:t>
       </w:r>
     </w:p>
     <w:p>
@@ -4800,7 +4800,7 @@
           <w:sz w:val="22"/>
           <w:szCs w:val="22"/>
         </w:rPr>
-        <w:t xml:space="preserve">network — a group of people who join together to work on something (Source F)</w:t>
+        <w:t xml:space="preserve">network, a group of people who join together to work on something (Source F)</w:t>
       </w:r>
     </w:p>
     <w:p>
@@ -4817,7 +4817,7 @@
           <w:sz w:val="22"/>
           <w:szCs w:val="22"/>
         </w:rPr>
-        <w:t xml:space="preserve">nursery — a place where young plants are grown until big enough to plant out (Source C)</w:t>
+        <w:t xml:space="preserve">nursery, a place where young plants are grown until big enough to plant out (Source C)</w:t>
       </w:r>
     </w:p>
     <w:p>
@@ -4834,7 +4834,7 @@
           <w:sz w:val="22"/>
           <w:szCs w:val="22"/>
         </w:rPr>
-        <w:t xml:space="preserve">percent — a part of one hundred (Source A)</w:t>
+        <w:t xml:space="preserve">percent, a part of one hundred (Source A)</w:t>
       </w:r>
     </w:p>
     <w:p>
@@ -4851,7 +4851,7 @@
           <w:sz w:val="22"/>
           <w:szCs w:val="22"/>
         </w:rPr>
-        <w:t xml:space="preserve">plantation guardian — a person whose job is to look after young trees (Source H)</w:t>
+        <w:t xml:space="preserve">plantation guardian, a person whose job is to look after young trees (Source H)</w:t>
       </w:r>
     </w:p>
     <w:p>
@@ -4868,7 +4868,7 @@
           <w:sz w:val="22"/>
           <w:szCs w:val="22"/>
         </w:rPr>
-        <w:t xml:space="preserve">refugee — a person who has had to leave their own country to be safe (Source C)</w:t>
+        <w:t xml:space="preserve">refugee, a person who has had to leave their own country to be safe (Source C)</w:t>
       </w:r>
     </w:p>
     <w:p>
@@ -4885,7 +4885,7 @@
           <w:sz w:val="22"/>
           <w:szCs w:val="22"/>
         </w:rPr>
-        <w:t xml:space="preserve">restore — to bring something back to how it was before (Source J)</w:t>
+        <w:t xml:space="preserve">restore, to bring something back to how it was before (Source J)</w:t>
       </w:r>
     </w:p>
     <w:p>
@@ -4902,7 +4902,7 @@
           <w:sz w:val="22"/>
           <w:szCs w:val="22"/>
         </w:rPr>
-        <w:t xml:space="preserve">roots — the part of a plant that grows under the ground and holds it in place (Source B)</w:t>
+        <w:t xml:space="preserve">roots, the part of a plant that grows under the ground and holds it in place (Source B)</w:t>
       </w:r>
     </w:p>
     <w:p>
@@ -4919,7 +4919,7 @@
           <w:sz w:val="22"/>
           <w:szCs w:val="22"/>
         </w:rPr>
-        <w:t xml:space="preserve">runoff — rain water that runs off the top of the ground instead of soaking in (Source E)</w:t>
+        <w:t xml:space="preserve">runoff, rain water that runs off the top of the ground instead of soaking in (Source E)</w:t>
       </w:r>
     </w:p>
     <w:p>
@@ -4936,7 +4936,7 @@
           <w:sz w:val="22"/>
           <w:szCs w:val="22"/>
         </w:rPr>
-        <w:t xml:space="preserve">SAFE Plus — a United Nations project in the camps, short for Safe Access to Fuel and Energy Plus (Source C)</w:t>
+        <w:t xml:space="preserve">SAFE Plus, a United Nations project in the camps, short for Safe Access to Fuel and Energy Plus (Source C)</w:t>
       </w:r>
     </w:p>
     <w:p>
@@ -4953,7 +4953,7 @@
           <w:sz w:val="22"/>
           <w:szCs w:val="22"/>
         </w:rPr>
-        <w:t xml:space="preserve">satellite — a machine high above the Earth that can take pictures of the ground (Source A)</w:t>
+        <w:t xml:space="preserve">satellite, a machine high above the Earth that can take pictures of the ground (Source A)</w:t>
       </w:r>
     </w:p>
     <w:p>
@@ -4970,7 +4970,7 @@
           <w:sz w:val="22"/>
           <w:szCs w:val="22"/>
         </w:rPr>
-        <w:t xml:space="preserve">scientist — a person who studies the world carefully to find out how it works (Source A)</w:t>
+        <w:t xml:space="preserve">scientist, a person who studies the world carefully to find out how it works (Source A)</w:t>
       </w:r>
     </w:p>
     <w:p>
@@ -4987,7 +4987,7 @@
           <w:sz w:val="22"/>
           <w:szCs w:val="22"/>
         </w:rPr>
-        <w:t xml:space="preserve">shade — the cooler, darker place under a tree or a roof, out of the sun (Source K)</w:t>
+        <w:t xml:space="preserve">shade, the cooler, darker place under a tree or a roof, out of the sun (Source K)</w:t>
       </w:r>
     </w:p>
     <w:p>
@@ -5004,7 +5004,7 @@
           <w:sz w:val="22"/>
           <w:szCs w:val="22"/>
         </w:rPr>
-        <w:t xml:space="preserve">slope — the sloping side of a hill (Source B)</w:t>
+        <w:t xml:space="preserve">slope, the sloping side of a hill (Source B)</w:t>
       </w:r>
     </w:p>
     <w:p>
@@ -5021,7 +5021,7 @@
           <w:sz w:val="22"/>
           <w:szCs w:val="22"/>
         </w:rPr>
-        <w:t xml:space="preserve">study — careful work by scientists to find something out (Source G)</w:t>
+        <w:t xml:space="preserve">study, careful work by scientists to find something out (Source G)</w:t>
       </w:r>
     </w:p>
     <w:p>
@@ -5038,7 +5038,7 @@
           <w:sz w:val="22"/>
           <w:szCs w:val="22"/>
         </w:rPr>
-        <w:t xml:space="preserve">United Nations (UN) — a group of most of the world's countries that work together (Sources B and C)</w:t>
+        <w:t xml:space="preserve">United Nations (UN), a group of most of the world's countries that work together (Sources B and C)</w:t>
       </w:r>
     </w:p>
     <w:p>
@@ -5055,7 +5055,7 @@
           <w:sz w:val="22"/>
           <w:szCs w:val="22"/>
         </w:rPr>
-        <w:t xml:space="preserve">UNHCR — the United Nations agency that helps refugees (Source H)</w:t>
+        <w:t xml:space="preserve">UNHCR, the United Nations agency that helps refugees (Source H)</w:t>
       </w:r>
     </w:p>
     <w:p>
@@ -5072,7 +5072,7 @@
           <w:sz w:val="22"/>
           <w:szCs w:val="22"/>
         </w:rPr>
-        <w:t xml:space="preserve">vapour — water that has turned into a gas in the air (Source A)</w:t>
+        <w:t xml:space="preserve">vapour, water that has turned into a gas in the air (Source A)</w:t>
       </w:r>
     </w:p>
     <w:p>
@@ -5089,7 +5089,7 @@
           <w:sz w:val="22"/>
           <w:szCs w:val="22"/>
         </w:rPr>
-        <w:t xml:space="preserve">website — a page on the internet (Source D)</w:t>
+        <w:t xml:space="preserve">website, a page on the internet (Source D)</w:t>
       </w:r>
     </w:p>
     <w:p>
@@ -6428,7 +6428,7 @@
           <w:sz w:val="38"/>
           <w:szCs w:val="38"/>
         </w:rPr>
-        <w:t xml:space="preserve">My research book — cover and how I use it</w:t>
+        <w:t xml:space="preserve">My research book, cover and how I use it</w:t>
       </w:r>
     </w:p>
     <w:tbl>
@@ -7027,7 +7027,7 @@
           <w:sz w:val="24"/>
           <w:szCs w:val="24"/>
         </w:rPr>
-        <w:t xml:space="preserve">Anything you want to keep from this step. Words, marks, or a drawing — it is your page, and no one marks it.</w:t>
+        <w:t xml:space="preserve">Anything you want to keep from this step. Words, marks, or a drawing, it is your page, and no one marks it.</w:t>
       </w:r>
     </w:p>
     <w:tbl>
@@ -7641,7 +7641,7 @@
           <w:sz w:val="24"/>
           <w:szCs w:val="24"/>
         </w:rPr>
-        <w:t xml:space="preserve">What I SEE on our hills — draw it:</w:t>
+        <w:t xml:space="preserve">What I SEE on our hills, draw it:</w:t>
       </w:r>
     </w:p>
     <w:tbl>
@@ -8009,7 +8009,7 @@
           <w:sz w:val="24"/>
           <w:szCs w:val="24"/>
         </w:rPr>
-        <w:t xml:space="preserve">Anything you want to keep from this step. Words, marks, or a drawing — it is your page, and no one marks it.</w:t>
+        <w:t xml:space="preserve">Anything you want to keep from this step. Words, marks, or a drawing, it is your page, and no one marks it.</w:t>
       </w:r>
     </w:p>
     <w:tbl>
@@ -8578,7 +8578,7 @@
           <w:sz w:val="22"/>
           <w:szCs w:val="22"/>
         </w:rPr>
-        <w:t xml:space="preserve">Asks a clear question — small enough to actually answer.</w:t>
+        <w:t xml:space="preserve">Asks a clear question, small enough to actually answer.</w:t>
       </w:r>
     </w:p>
     <w:p>
@@ -8595,7 +8595,7 @@
           <w:sz w:val="22"/>
           <w:szCs w:val="22"/>
         </w:rPr>
-        <w:t xml:space="preserve">Goes and finds out — asks people, looks carefully, reads what others found. Fairly and</w:t>
+        <w:t xml:space="preserve">Goes and finds out, asks people, looks carefully, reads what others found. Fairly and</w:t>
       </w:r>
     </w:p>
     <w:p>
@@ -8624,7 +8624,7 @@
           <w:sz w:val="22"/>
           <w:szCs w:val="22"/>
         </w:rPr>
-        <w:t xml:space="preserve">Weighs what they find — how much can we trust this? Does anything else agree?</w:t>
+        <w:t xml:space="preserve">Weighs what they find, how much can we trust this? Does anything else agree?</w:t>
       </w:r>
     </w:p>
     <w:p>
@@ -8641,7 +8641,7 @@
           <w:sz w:val="22"/>
           <w:szCs w:val="22"/>
         </w:rPr>
-        <w:t xml:space="preserve">Says what it means — and shares it with people who need to know.</w:t>
+        <w:t xml:space="preserve">Says what it means, and shares it with people who need to know.</w:t>
       </w:r>
     </w:p>
     <w:p>
@@ -8682,7 +8682,7 @@
           <w:sz w:val="22"/>
           <w:szCs w:val="22"/>
         </w:rPr>
-        <w:t xml:space="preserve">1. I am not sure how to find out about something. I would just guess. 2. I can say how I would find out — who I would ask, or where I would look — but I have not done it. 3. I went and found out. I asked people or looked at sources, and I kept a record. 4. I found out, and I can say what it means, and which of my sources I trust more, and why. 5. I have done this more than once, and the second time I did it better because of the first.</w:t>
+        <w:t xml:space="preserve">1. I am not sure how to find out about something. I would just guess. 2. I can say how I would find out, who I would ask, or where I would look, but I have not done it. 3. I went and found out. I asked people or looked at sources, and I kept a record. 4. I found out, and I can say what it means, and which of my sources I trust more, and why. 5. I have done this more than once, and the second time I did it better because of the first.</w:t>
       </w:r>
     </w:p>
     <w:p>
@@ -8723,7 +8723,7 @@
           <w:sz w:val="22"/>
           <w:szCs w:val="22"/>
         </w:rPr>
-        <w:t xml:space="preserve">Almost everyone is near the bottom at the start, and that is exactly right — it is the beginning of the course. If you were already at the top there would be nothing here for you.</w:t>
+        <w:t xml:space="preserve">Almost everyone is near the bottom at the start, and that is exactly right. It is the beginning of the course. If you were already at the top there would be nothing here for you.</w:t>
       </w:r>
     </w:p>
     <w:p>
@@ -8830,7 +8830,7 @@
                 <w:sz w:val="21"/>
                 <w:szCs w:val="21"/>
               </w:rPr>
-              <w:t xml:space="preserve">researcher — someone who finds things out carefully and fairly, instead of guessing</w:t>
+              <w:t xml:space="preserve">researcher, someone who finds things out carefully and fairly, instead of guessing</w:t>
             </w:r>
           </w:p>
           <w:p>
@@ -8842,7 +8842,7 @@
                 <w:sz w:val="21"/>
                 <w:szCs w:val="21"/>
               </w:rPr>
-              <w:t xml:space="preserve">proof — something that shows a thing is true, not just that we believe it</w:t>
+              <w:t xml:space="preserve">proof, something that shows a thing is true, not just that we believe it</w:t>
             </w:r>
           </w:p>
         </w:tc>
@@ -8895,7 +8895,7 @@
           <w:sz w:val="24"/>
           <w:szCs w:val="24"/>
         </w:rPr>
-        <w:t xml:space="preserve">A researcher grows from guessing to finding out. Put a mark where you are — at the start, and again at the end.</w:t>
+        <w:t xml:space="preserve">A researcher grows from guessing to finding out. Put a mark where you are, at the start, and again at the end.</w:t>
       </w:r>
     </w:p>
     <w:tbl>
@@ -8950,7 +8950,7 @@
                 <w:sz w:val="21"/>
                 <w:szCs w:val="21"/>
               </w:rPr>
-              <w:t xml:space="preserve">guess  —  ask  —  check  —  FIND OUT</w:t>
+              <w:t xml:space="preserve">guess,  ask,  check,  FIND OUT</w:t>
             </w:r>
           </w:p>
           <w:p>
@@ -8993,7 +8993,7 @@
           <w:sz w:val="30"/>
           <w:szCs w:val="30"/>
         </w:rPr>
-        <w:t xml:space="preserve">guess  —  ask  —  check  —  find out</w:t>
+        <w:t xml:space="preserve">guess,  ask,  check,  find out</w:t>
       </w:r>
     </w:p>
     <w:tbl>
@@ -9106,7 +9106,7 @@
           <w:sz w:val="30"/>
           <w:szCs w:val="30"/>
         </w:rPr>
-        <w:t xml:space="preserve">guess  —  ask  —  check  —  find out</w:t>
+        <w:t xml:space="preserve">guess,  ask,  check, find out</w:t>
       </w:r>
     </w:p>
     <w:tbl>
@@ -9242,7 +9242,7 @@
           <w:sz w:val="24"/>
           <w:szCs w:val="24"/>
         </w:rPr>
-        <w:t xml:space="preserve">Anything you want to keep from this step. Words, marks, or a drawing — it is your page, and no one marks it.</w:t>
+        <w:t xml:space="preserve">Anything you want to keep from this step. Words, marks, or a drawing, it is your page, and no one marks it.</w:t>
       </w:r>
     </w:p>
     <w:tbl>
@@ -9863,7 +9863,7 @@
           <w:sz w:val="22"/>
           <w:szCs w:val="22"/>
         </w:rPr>
-        <w:t xml:space="preserve">WE KNOW IT — somebody saw it, or many people say the same thing.</w:t>
+        <w:t xml:space="preserve">WE KNOW IT, somebody saw it, or many people say the same thing.</w:t>
       </w:r>
     </w:p>
     <w:p>
@@ -9909,7 +9909,7 @@
           <w:sz w:val="22"/>
           <w:szCs w:val="22"/>
         </w:rPr>
-        <w:t xml:space="preserve">WE ONLY THINK IT — we heard it, or it seems obvious, or everyone says so.</w:t>
+        <w:t xml:space="preserve">WE ONLY THINK IT, we heard it, or it seems obvious, or everyone says so.</w:t>
       </w:r>
     </w:p>
     <w:p>
@@ -10042,7 +10042,7 @@
           <w:sz w:val="22"/>
           <w:szCs w:val="22"/>
         </w:rPr>
-        <w:t xml:space="preserve">Something goes in the THINK pile because we have not checked it yet — not because it is false. Plenty of things in that pile will turn out to be true.</w:t>
+        <w:t xml:space="preserve">Something goes in the THINK pile because we have not checked it yet, not because it is false. Plenty of things in that pile will turn out to be true.</w:t>
       </w:r>
     </w:p>
     <w:p>
@@ -10083,7 +10083,7 @@
           <w:sz w:val="22"/>
           <w:szCs w:val="22"/>
         </w:rPr>
-        <w:t xml:space="preserve">Sometimes, weeks from now, we will find real evidence for something in the THINK pile — and we will move it across to KNOW.</w:t>
+        <w:t xml:space="preserve">Sometimes, weeks from now, we will find real evidence for something in the THINK pile, and we will move it across to KNOW.</w:t>
       </w:r>
     </w:p>
     <w:p>
@@ -10178,7 +10178,7 @@
                 <w:sz w:val="21"/>
                 <w:szCs w:val="21"/>
               </w:rPr>
-              <w:t xml:space="preserve">know — something we saw, or that many people say the same way</w:t>
+              <w:t xml:space="preserve">know, something we saw, or that many people say the same way</w:t>
             </w:r>
           </w:p>
           <w:p>
@@ -10190,7 +10190,7 @@
                 <w:sz w:val="21"/>
                 <w:szCs w:val="21"/>
               </w:rPr>
-              <w:t xml:space="preserve">assume — to believe something without having checked it</w:t>
+              <w:t xml:space="preserve">assume, to believe something without having checked it</w:t>
             </w:r>
           </w:p>
           <w:p>
@@ -10202,7 +10202,7 @@
                 <w:sz w:val="21"/>
                 <w:szCs w:val="21"/>
               </w:rPr>
-              <w:t xml:space="preserve">check — to go and find out whether something is really true</w:t>
+              <w:t xml:space="preserve">check, to go and find out whether something is really true</w:t>
             </w:r>
           </w:p>
         </w:tc>
@@ -10440,7 +10440,7 @@
           <w:sz w:val="24"/>
           <w:szCs w:val="24"/>
         </w:rPr>
-        <w:t xml:space="preserve">Now add two of your own to our wall — one for each pile. Be honest about which pile yours goes in.</w:t>
+        <w:t xml:space="preserve">Now add two of your own to our wall, one for each pile. Be honest about which pile yours goes in.</w:t>
       </w:r>
     </w:p>
     <w:p>
@@ -10455,7 +10455,7 @@
           <w:sz w:val="20"/>
           <w:szCs w:val="20"/>
         </w:rPr>
-        <w:t xml:space="preserve">The answers are at the back of your book, on the "Answers — try it yourself" page. Try it first, then check.</w:t>
+        <w:t xml:space="preserve">The answers are at the back of your book, on the "Answers, try it yourself" page. Try it first, then check.</w:t>
       </w:r>
     </w:p>
     <w:p>
@@ -10784,7 +10784,7 @@
           <w:sz w:val="24"/>
           <w:szCs w:val="24"/>
         </w:rPr>
-        <w:t xml:space="preserve">Anything you want to keep from this step. Words, marks, or a drawing — it is your page, and no one marks it.</w:t>
+        <w:t xml:space="preserve">Anything you want to keep from this step. Words, marks, or a drawing, it is your page, and no one marks it.</w:t>
       </w:r>
     </w:p>
     <w:tbl>
@@ -11353,7 +11353,7 @@
           <w:sz w:val="24"/>
           <w:szCs w:val="24"/>
         </w:rPr>
-        <w:t xml:space="preserve">Not just people — things and places too</w:t>
+        <w:t xml:space="preserve">Not just people: things and places too</w:t>
       </w:r>
     </w:p>
     <w:p>
@@ -11440,7 +11440,7 @@
           <w:sz w:val="22"/>
           <w:szCs w:val="22"/>
         </w:rPr>
-        <w:t xml:space="preserve">The rain is not a person and it did not choose anything — but it has more power over our hills than most people do. It goes on the map.</w:t>
+        <w:t xml:space="preserve">The rain is not a person and it did not choose anything, but it has more power over our hills than most people do. It goes on the map.</w:t>
       </w:r>
     </w:p>
     <w:p>
@@ -11457,7 +11457,7 @@
           <w:sz w:val="24"/>
           <w:szCs w:val="24"/>
         </w:rPr>
-        <w:t xml:space="preserve">Then draw the arrows — this is the important part</w:t>
+        <w:t xml:space="preserve">Then draw the arrows: this is the important part</w:t>
       </w:r>
     </w:p>
     <w:p>
@@ -11597,7 +11597,7 @@
           <w:sz w:val="22"/>
           <w:szCs w:val="22"/>
         </w:rPr>
-        <w:t xml:space="preserve">Some people know a great deal — an elder who remembers, a person who works on the slopes. Some are not ours to approach, or should be asked with a facilitator there. Your facilitator will go round the map with you and mark which is which.</w:t>
+        <w:t xml:space="preserve">Some people know a great deal. An elder who remembers, a person who works on the slopes. Some are not ours to approach, or should be asked with a facilitator there. Your facilitator will go round the map with you and mark which is which.</w:t>
       </w:r>
     </w:p>
     <w:p>
@@ -11638,7 +11638,7 @@
           <w:sz w:val="22"/>
           <w:szCs w:val="22"/>
         </w:rPr>
-        <w:t xml:space="preserve">We will use it all through the course — when we decide who to ask, when someone we planned to ask is not there, and later when we look at who has power and who is hurt.</w:t>
+        <w:t xml:space="preserve">We will use it all through the course, when we decide who to ask, when someone we planned to ask is not there, and later when we look at who has power and who is hurt.</w:t>
       </w:r>
     </w:p>
     <w:tbl>
@@ -11692,7 +11692,7 @@
                 <w:sz w:val="21"/>
                 <w:szCs w:val="21"/>
               </w:rPr>
-              <w:t xml:space="preserve">map — a picture of everyone and everything connected to our challenge</w:t>
+              <w:t xml:space="preserve">map, a picture of everyone and everything connected to our challenge</w:t>
             </w:r>
           </w:p>
           <w:p>
@@ -11704,7 +11704,7 @@
                 <w:sz w:val="21"/>
                 <w:szCs w:val="21"/>
               </w:rPr>
-              <w:t xml:space="preserve">connected — joined to our challenge — either affecting it, or affected by it</w:t>
+              <w:t xml:space="preserve">connected, joined to our challenge, either affecting it, or affected by it</w:t>
             </w:r>
           </w:p>
         </w:tc>
@@ -11856,7 +11856,7 @@
                 <w:sz w:val="18"/>
                 <w:szCs w:val="18"/>
               </w:rPr>
-              <w:t xml:space="preserve">Our map — draw or write here</w:t>
+              <w:t xml:space="preserve">Our map, draw or write here</w:t>
             </w:r>
           </w:p>
         </w:tc>
@@ -12227,7 +12227,7 @@
           <w:sz w:val="24"/>
           <w:szCs w:val="24"/>
         </w:rPr>
-        <w:t xml:space="preserve">Someone who plants — or an agency helping</w:t>
+        <w:t xml:space="preserve">Someone who plants, or an agency helping</w:t>
       </w:r>
     </w:p>
     <w:p>
@@ -12297,7 +12297,7 @@
           <w:sz w:val="24"/>
           <w:szCs w:val="24"/>
         </w:rPr>
-        <w:t xml:space="preserve">Anything you want to keep from this step. Words, marks, or a drawing — it is your page, and no one marks it.</w:t>
+        <w:t xml:space="preserve">Anything you want to keep from this step. Words, marks, or a drawing, it is your page, and no one marks it.</w:t>
       </w:r>
     </w:p>
     <w:tbl>
@@ -12931,7 +12931,7 @@
           <w:sz w:val="22"/>
           <w:szCs w:val="22"/>
         </w:rPr>
-        <w:t xml:space="preserve">"Why is the world getting hotter?" — no. Who would you even ask?</w:t>
+        <w:t xml:space="preserve">"Why is the world getting hotter?": no. Who would you even ask?</w:t>
       </w:r>
     </w:p>
     <w:p>
@@ -12948,7 +12948,7 @@
           <w:sz w:val="22"/>
           <w:szCs w:val="22"/>
         </w:rPr>
-        <w:t xml:space="preserve">"What did this hill look like when my grandmother was young?" — yes. You would ask her, and</w:t>
+        <w:t xml:space="preserve">"What did this hill look like when my grandmother was young?": yes. You would ask her, and</w:t>
       </w:r>
     </w:p>
     <w:p>
@@ -13001,7 +13001,7 @@
           <w:sz w:val="22"/>
           <w:szCs w:val="22"/>
         </w:rPr>
-        <w:t xml:space="preserve">1. What were our hills like before, and what are they like now? 2. What happens to a bare hill when it rains, and in the hot sun? 3. What do trees, grass and roots do for the soil, and for us? 4. What are people doing to help our hills — and is it working?</w:t>
+        <w:t xml:space="preserve">1. What were our hills like before, and what are they like now? 2. What happens to a bare hill when it rains, and in the hot sun? 3. What do trees, grass and roots do for the soil, and for us? 4. What are people doing to help our hills, and is it working?</w:t>
       </w:r>
     </w:p>
     <w:p>
@@ -13047,7 +13047,7 @@
           <w:sz w:val="22"/>
           <w:szCs w:val="22"/>
         </w:rPr>
-        <w:t xml:space="preserve">Ask and look here — for things only people here know. Nothing in any book can tell us what</w:t>
+        <w:t xml:space="preserve">Ask and look here, for things only people here know. Nothing in any book can tell us what</w:t>
       </w:r>
     </w:p>
     <w:p>
@@ -13076,7 +13076,7 @@
           <w:sz w:val="22"/>
           <w:szCs w:val="22"/>
         </w:rPr>
-        <w:t xml:space="preserve">The source pack — for things that have already been studied. Nobody here measured why a bare</w:t>
+        <w:t xml:space="preserve">The source pack, for things that have already been studied. Nobody here measured why a bare</w:t>
       </w:r>
     </w:p>
     <w:p>
@@ -13105,7 +13105,7 @@
           <w:sz w:val="22"/>
           <w:szCs w:val="22"/>
         </w:rPr>
-        <w:t xml:space="preserve">Both — question 4 is like this. We can look and ask around us, AND read what has been written.</w:t>
+        <w:t xml:space="preserve">Both, question 4 is like this. We can look and ask around us, AND read what has been written.</w:t>
       </w:r>
     </w:p>
     <w:p>
@@ -13212,7 +13212,7 @@
                 <w:sz w:val="21"/>
                 <w:szCs w:val="21"/>
               </w:rPr>
-              <w:t xml:space="preserve">research question — the big thing we are trying to find out</w:t>
+              <w:t xml:space="preserve">research question, the big thing we are trying to find out</w:t>
             </w:r>
           </w:p>
           <w:p>
@@ -13224,7 +13224,7 @@
                 <w:sz w:val="21"/>
                 <w:szCs w:val="21"/>
               </w:rPr>
-              <w:t xml:space="preserve">sub-question — one smaller piece of the big question, that we can actually go and answer</w:t>
+              <w:t xml:space="preserve">sub-question, one smaller piece of the big question, that we can actually go and answer</w:t>
             </w:r>
           </w:p>
           <w:p>
@@ -13236,7 +13236,7 @@
                 <w:sz w:val="21"/>
                 <w:szCs w:val="21"/>
               </w:rPr>
-              <w:t xml:space="preserve">primary — finding out by asking people and looking ourselves</w:t>
+              <w:t xml:space="preserve">primary, finding out by asking people and looking ourselves</w:t>
             </w:r>
           </w:p>
         </w:tc>
@@ -13489,7 +13489,7 @@
           <w:sz w:val="20"/>
           <w:szCs w:val="20"/>
         </w:rPr>
-        <w:t xml:space="preserve">The answers are at the back of your book, on the "Answers — try it yourself" page. Try it first, then check.</w:t>
+        <w:t xml:space="preserve">The answers are at the back of your book, on the "Answers, try it yourself" page. Try it first, then check.</w:t>
       </w:r>
     </w:p>
     <w:p>
@@ -13569,7 +13569,7 @@
           <w:sz w:val="24"/>
           <w:szCs w:val="24"/>
         </w:rPr>
-        <w:t xml:space="preserve">Our four sub-questions — for each, circle how we will find out:</w:t>
+        <w:t xml:space="preserve">Our four sub-questions, for each, circle how we will find out:</w:t>
       </w:r>
     </w:p>
     <w:p>
@@ -13581,7 +13581,7 @@
           <w:sz w:val="24"/>
           <w:szCs w:val="24"/>
         </w:rPr>
-        <w:t xml:space="preserve">1.  Before, and now — what changed?</w:t>
+        <w:t xml:space="preserve">1.  Before, and now. What changed?</w:t>
       </w:r>
     </w:p>
     <w:p>
@@ -13794,7 +13794,7 @@
           <w:sz w:val="24"/>
           <w:szCs w:val="24"/>
         </w:rPr>
-        <w:t xml:space="preserve">4.  What people are doing to help — and is it working?</w:t>
+        <w:t xml:space="preserve">4.  What people are doing to help, and is it working?</w:t>
       </w:r>
     </w:p>
     <w:p>
@@ -13903,7 +13903,7 @@
           <w:sz w:val="24"/>
           <w:szCs w:val="24"/>
         </w:rPr>
-        <w:t xml:space="preserve">Anything you want to keep from this step. Words, marks, or a drawing — it is your page, and no one marks it.</w:t>
+        <w:t xml:space="preserve">Anything you want to keep from this step. Words, marks, or a drawing, it is your page, and no one marks it.</w:t>
       </w:r>
     </w:p>
     <w:tbl>
@@ -14660,7 +14660,7 @@
           <w:sz w:val="22"/>
           <w:szCs w:val="22"/>
         </w:rPr>
-        <w:t xml:space="preserve">We write down what people really said — not what we hoped. If only three people said something, we do not later say "everyone thinks this."</w:t>
+        <w:t xml:space="preserve">We write down what people really said, not what we hoped. If only three people said something, we do not later say "everyone thinks this."</w:t>
       </w:r>
     </w:p>
     <w:p>
@@ -14726,7 +14726,7 @@
                 <w:sz w:val="21"/>
                 <w:szCs w:val="21"/>
               </w:rPr>
-              <w:t xml:space="preserve">permission — asking someone first, and waiting for their answer</w:t>
+              <w:t xml:space="preserve">permission, asking someone first, and waiting for their answer</w:t>
             </w:r>
           </w:p>
           <w:p>
@@ -14738,7 +14738,7 @@
                 <w:sz w:val="21"/>
                 <w:szCs w:val="21"/>
               </w:rPr>
-              <w:t xml:space="preserve">fair — writing down what people really said, not what we hoped</w:t>
+              <w:t xml:space="preserve">fair, writing down what people really said, not what we hoped</w:t>
             </w:r>
           </w:p>
           <w:p>
@@ -14750,7 +14750,7 @@
                 <w:sz w:val="21"/>
                 <w:szCs w:val="21"/>
               </w:rPr>
-              <w:t xml:space="preserve">safe — no one is put in danger, or made to feel bad, by our questions</w:t>
+              <w:t xml:space="preserve">safe, no one is put in danger, or made to feel bad, by our questions</w:t>
             </w:r>
           </w:p>
         </w:tc>
@@ -15003,7 +15003,7 @@
           <w:sz w:val="20"/>
           <w:szCs w:val="20"/>
         </w:rPr>
-        <w:t xml:space="preserve">The answers are at the back of your book, on the "Answers — try it yourself" page. Try it first, then check.</w:t>
+        <w:t xml:space="preserve">The answers are at the back of your book, on the "Answers, try it yourself" page. Try it first, then check.</w:t>
       </w:r>
     </w:p>
     <w:p>
@@ -15041,7 +15041,7 @@
           <w:sz w:val="38"/>
           <w:szCs w:val="38"/>
         </w:rPr>
-        <w:t xml:space="preserve">Asking permission — our reminder</w:t>
+        <w:t xml:space="preserve">Asking permission, our reminder</w:t>
       </w:r>
     </w:p>
     <w:p>
@@ -15055,7 +15055,7 @@
           <w:sz w:val="24"/>
           <w:szCs w:val="24"/>
         </w:rPr>
-        <w:t xml:space="preserve">Our asking words — say them every time:</w:t>
+        <w:t xml:space="preserve">Our asking words, say them every time:</w:t>
       </w:r>
     </w:p>
     <w:tbl>
@@ -15238,7 +15238,7 @@
           <w:sz w:val="24"/>
           <w:szCs w:val="24"/>
         </w:rPr>
-        <w:t xml:space="preserve">The rules — keep them every time:</w:t>
+        <w:t xml:space="preserve">The rules, keep them every time:</w:t>
       </w:r>
     </w:p>
     <w:p>
@@ -15388,7 +15388,7 @@
           <w:sz w:val="24"/>
           <w:szCs w:val="24"/>
         </w:rPr>
-        <w:t xml:space="preserve">Anything you want to keep from this step. Words, marks, or a drawing — it is your page, and no one marks it.</w:t>
+        <w:t xml:space="preserve">Anything you want to keep from this step. Words, marks, or a drawing, it is your page, and no one marks it.</w:t>
       </w:r>
     </w:p>
     <w:tbl>
@@ -15928,7 +15928,7 @@
           <w:sz w:val="22"/>
           <w:szCs w:val="22"/>
         </w:rPr>
-        <w:t xml:space="preserve">We are going to ask people in our community. A good question makes a person tell us what they know. A weak question makes them say only yes or no — or it puts our own words in their mouth.</w:t>
+        <w:t xml:space="preserve">We are going to ask people in our community. A good question makes a person tell us what they know. A weak question makes them say only yes or no, or it puts our own words in their mouth.</w:t>
       </w:r>
     </w:p>
     <w:p>
@@ -15962,7 +15962,7 @@
           <w:sz w:val="22"/>
           <w:szCs w:val="22"/>
         </w:rPr>
-        <w:t xml:space="preserve">Open — "What happens to this slope when it rains?" The person tells us a lot. Use these.</w:t>
+        <w:t xml:space="preserve">Open, "What happens to this slope when it rains?" The person tells us a lot. Use these.</w:t>
       </w:r>
     </w:p>
     <w:p>
@@ -15979,7 +15979,7 @@
           <w:sz w:val="22"/>
           <w:szCs w:val="22"/>
         </w:rPr>
-        <w:t xml:space="preserve">Closed — "Do the hills slide?" The person says yes or no. Good only for our short survey, when we want to count.</w:t>
+        <w:t xml:space="preserve">Closed, "Do the hills slide?" The person says yes or no. Good only for our short survey, when we want to count.</w:t>
       </w:r>
     </w:p>
     <w:p>
@@ -15996,7 +15996,7 @@
           <w:sz w:val="22"/>
           <w:szCs w:val="22"/>
         </w:rPr>
-        <w:t xml:space="preserve">Leading — "The rain ruins it, doesn't it?" We already said the answer. The person only agrees. Never use these.</w:t>
+        <w:t xml:space="preserve">Leading, "The rain ruins it, doesn't it?" We already said the answer. The person only agrees. Never use these.</w:t>
       </w:r>
     </w:p>
     <w:p>
@@ -16013,7 +16013,7 @@
           <w:sz w:val="22"/>
           <w:szCs w:val="22"/>
         </w:rPr>
-        <w:t xml:space="preserve">Two-in-one — "What happens in the rain and in the hot sun?" The person answers one part and forgets the other. Cut it into two questions.</w:t>
+        <w:t xml:space="preserve">Two-in-one, "What happens in the rain and in the hot sun?" The person answers one part and forgets the other. Cut it into two questions.</w:t>
       </w:r>
     </w:p>
     <w:p>
@@ -16054,7 +16054,7 @@
           <w:sz w:val="22"/>
           <w:szCs w:val="22"/>
         </w:rPr>
-        <w:t xml:space="preserve">What · When · Who · Where · How · Why — or "Tell me about…"</w:t>
+        <w:t xml:space="preserve">What · When · Who · Where · How · Why, or "Tell me about…"</w:t>
       </w:r>
     </w:p>
     <w:p>
@@ -16175,7 +16175,7 @@
           <w:sz w:val="24"/>
           <w:szCs w:val="24"/>
         </w:rPr>
-        <w:t xml:space="preserve">After they answer — the three follow-ups</w:t>
+        <w:t xml:space="preserve">After they answer: the three follow-ups</w:t>
       </w:r>
     </w:p>
     <w:p>
@@ -16357,7 +16357,7 @@
           <w:sz w:val="22"/>
           <w:szCs w:val="22"/>
         </w:rPr>
-        <w:t xml:space="preserve">Interview — a few people. Long answers. Open questions. We learn why.</w:t>
+        <w:t xml:space="preserve">Interview, a few people. Long answers. Open questions. We learn why.</w:t>
       </w:r>
     </w:p>
     <w:p>
@@ -16374,7 +16374,7 @@
           <w:sz w:val="22"/>
           <w:szCs w:val="22"/>
         </w:rPr>
-        <w:t xml:space="preserve">Survey — many people. One or two closed questions. We learn how many.</w:t>
+        <w:t xml:space="preserve">Survey, many people. One or two closed questions. We learn how many.</w:t>
       </w:r>
     </w:p>
     <w:p>
@@ -16386,7 +16386,7 @@
           <w:sz w:val="22"/>
           <w:szCs w:val="22"/>
         </w:rPr>
-        <w:t xml:space="preserve">A survey question must offer people a small number of answers to choose from — usually two or three — or there is nothing to count. "Where is it cooler — on the bare hill, or under the trees?" offers three: *on the bare hill*, *the same*, *under the trees*.</w:t>
+        <w:t xml:space="preserve">A survey question must offer people a small number of answers to choose from, usually two or three, or there is nothing to count. "Where is it cooler, on the bare hill, or under the trees?" offers three: *on the bare hill*, *the same*, *under the trees*.</w:t>
       </w:r>
     </w:p>
     <w:p>
@@ -16461,7 +16461,7 @@
           <w:sz w:val="22"/>
           <w:szCs w:val="22"/>
         </w:rPr>
-        <w:t xml:space="preserve">If our question asks whether something is good or bad, the three answers can be three faces — a smiling face, a flat face and a sad face. Only then.</w:t>
+        <w:t xml:space="preserve">If our question asks whether something is good or bad, the three answers can be three faces. A smiling face, a flat face and a sad face. Only then.</w:t>
       </w:r>
     </w:p>
     <w:p>
@@ -16665,7 +16665,7 @@
                 <w:sz w:val="21"/>
                 <w:szCs w:val="21"/>
               </w:rPr>
-              <w:t xml:space="preserve">open question — a question that lets a person tell us a lot</w:t>
+              <w:t xml:space="preserve">open question, a question that lets a person tell us a lot</w:t>
             </w:r>
           </w:p>
           <w:p>
@@ -16677,7 +16677,7 @@
                 <w:sz w:val="21"/>
                 <w:szCs w:val="21"/>
               </w:rPr>
-              <w:t xml:space="preserve">closed question — a question answered with yes or no, or one word — good for counting</w:t>
+              <w:t xml:space="preserve">closed question, a question answered with yes or no, or one word. Good for counting</w:t>
             </w:r>
           </w:p>
           <w:p>
@@ -16689,7 +16689,7 @@
                 <w:sz w:val="21"/>
                 <w:szCs w:val="21"/>
               </w:rPr>
-              <w:t xml:space="preserve">leading question — a question that already says the answer we want</w:t>
+              <w:t xml:space="preserve">leading question, a question that already says the answer we want</w:t>
             </w:r>
           </w:p>
           <w:p>
@@ -16701,7 +16701,7 @@
                 <w:sz w:val="21"/>
                 <w:szCs w:val="21"/>
               </w:rPr>
-              <w:t xml:space="preserve">follow-up — what we say after the first answer, to hear more</w:t>
+              <w:t xml:space="preserve">follow-up, what we say after the first answer, to hear more</w:t>
             </w:r>
           </w:p>
           <w:p>
@@ -16713,7 +16713,7 @@
                 <w:sz w:val="21"/>
                 <w:szCs w:val="21"/>
               </w:rPr>
-              <w:t xml:space="preserve">interview — asking a few people open questions, to learn why</w:t>
+              <w:t xml:space="preserve">interview, asking a few people open questions, to learn why</w:t>
             </w:r>
           </w:p>
           <w:p>
@@ -16725,7 +16725,7 @@
                 <w:sz w:val="21"/>
                 <w:szCs w:val="21"/>
               </w:rPr>
-              <w:t xml:space="preserve">survey — asking many people one small question, so we can count</w:t>
+              <w:t xml:space="preserve">survey, asking many people one small question, so we can count</w:t>
             </w:r>
           </w:p>
           <w:p>
@@ -16737,7 +16737,7 @@
                 <w:sz w:val="21"/>
                 <w:szCs w:val="21"/>
               </w:rPr>
-              <w:t xml:space="preserve">tally — a mark we make each time, so we can count without writing</w:t>
+              <w:t xml:space="preserve">tally, a mark we make each time, so we can count without writing</w:t>
             </w:r>
           </w:p>
         </w:tc>
@@ -17050,7 +17050,7 @@
           <w:sz w:val="20"/>
           <w:szCs w:val="20"/>
         </w:rPr>
-        <w:t xml:space="preserve">The answers are at the back of your book, on the "Answers — try it yourself" page. Try it first, then check.</w:t>
+        <w:t xml:space="preserve">The answers are at the back of your book, on the "Answers, try it yourself" page. Try it first, then check.</w:t>
       </w:r>
     </w:p>
     <w:p>
@@ -17201,7 +17201,7 @@
           <w:sz w:val="24"/>
           <w:szCs w:val="24"/>
         </w:rPr>
-        <w:t xml:space="preserve">Sub-question 1:  Before, and now — what changed?</w:t>
+        <w:t xml:space="preserve">Sub-question 1:  Before, and now. What changed?</w:t>
       </w:r>
     </w:p>
     <w:p>
@@ -18017,7 +18017,7 @@
           <w:sz w:val="24"/>
           <w:szCs w:val="24"/>
         </w:rPr>
-        <w:t xml:space="preserve">Sub-question 4:  What people are doing to help — and is it working?</w:t>
+        <w:t xml:space="preserve">Sub-question 4:  What people are doing to help, and is it working?</w:t>
       </w:r>
     </w:p>
     <w:p>
@@ -18365,7 +18365,7 @@
                 <w:sz w:val="21"/>
                 <w:szCs w:val="21"/>
               </w:rPr>
-              <w:t xml:space="preserve">Our survey question:  "Where is it cooler — on the bare hill, or under the trees?"</w:t>
+              <w:t xml:space="preserve">Our survey question:  "Where is it cooler, on the bare hill, or under the trees?"</w:t>
             </w:r>
           </w:p>
           <w:p>
@@ -19715,7 +19715,7 @@
           <w:sz w:val="24"/>
           <w:szCs w:val="24"/>
         </w:rPr>
-        <w:t xml:space="preserve">Anything you want to keep from this step. Words, marks, or a drawing — it is your page, and no one marks it.</w:t>
+        <w:t xml:space="preserve">Anything you want to keep from this step. Words, marks, or a drawing, it is your page, and no one marks it.</w:t>
       </w:r>
     </w:p>
     <w:tbl>
@@ -20432,7 +20432,7 @@
           <w:sz w:val="24"/>
           <w:szCs w:val="24"/>
         </w:rPr>
-        <w:t xml:space="preserve">Three hard moments — and what to do</w:t>
+        <w:t xml:space="preserve">Three hard moments: and what to do</w:t>
       </w:r>
     </w:p>
     <w:p>
@@ -20672,7 +20672,7 @@
           <w:sz w:val="22"/>
           <w:szCs w:val="22"/>
         </w:rPr>
-        <w:t xml:space="preserve">We never go somewhere that is not safe, and we go in our pair — never alone.</w:t>
+        <w:t xml:space="preserve">We never go somewhere that is not safe, and we go in our pair. Never alone.</w:t>
       </w:r>
     </w:p>
     <w:tbl>
@@ -20726,7 +20726,7 @@
                 <w:sz w:val="21"/>
                 <w:szCs w:val="21"/>
               </w:rPr>
-              <w:t xml:space="preserve">rehearse — to practise the whole thing before you do it for real</w:t>
+              <w:t xml:space="preserve">rehearse, to practise the whole thing before you do it for real</w:t>
             </w:r>
           </w:p>
           <w:p>
@@ -20738,7 +20738,7 @@
                 <w:sz w:val="21"/>
                 <w:szCs w:val="21"/>
               </w:rPr>
-              <w:t xml:space="preserve">consent — the person says yes, freely, before we ask them anything</w:t>
+              <w:t xml:space="preserve">consent, the person says yes, freely, before we ask them anything</w:t>
             </w:r>
           </w:p>
           <w:p>
@@ -20750,7 +20750,7 @@
                 <w:sz w:val="21"/>
                 <w:szCs w:val="21"/>
               </w:rPr>
-              <w:t xml:space="preserve">refuse — when someone says no — and that is always allowed</w:t>
+              <w:t xml:space="preserve">refuse, when someone says no, and that is always allowed</w:t>
             </w:r>
           </w:p>
         </w:tc>
@@ -20792,7 +20792,7 @@
           <w:sz w:val="24"/>
           <w:szCs w:val="24"/>
         </w:rPr>
-        <w:t xml:space="preserve">Now do it again — and this time your partner says no. Practise thanking them and walking away warmly. There is no right answer to check for this one: the practice IS the answer.</w:t>
+        <w:t xml:space="preserve">Now do it again, and this time your partner says no. Practise thanking them and walking away warmly. There is no right answer to check for this one: the practice IS the answer.</w:t>
       </w:r>
     </w:p>
     <w:p>
@@ -21042,7 +21042,7 @@
           <w:sz w:val="24"/>
           <w:szCs w:val="24"/>
         </w:rPr>
-        <w:t xml:space="preserve">Our ONE most important question — the one we ask if they only have a moment:</w:t>
+        <w:t xml:space="preserve">Our ONE most important question, the one we ask if they only have a moment:</w:t>
       </w:r>
     </w:p>
     <w:tbl>
@@ -21381,7 +21381,7 @@
           <w:sz w:val="24"/>
           <w:szCs w:val="24"/>
         </w:rPr>
-        <w:t xml:space="preserve">Anything you want to keep from this step. Words, marks, or a drawing — it is your page, and no one marks it.</w:t>
+        <w:t xml:space="preserve">Anything you want to keep from this step. Words, marks, or a drawing, it is your page, and no one marks it.</w:t>
       </w:r>
     </w:p>
     <w:tbl>
@@ -22111,7 +22111,7 @@
           <w:sz w:val="22"/>
           <w:szCs w:val="22"/>
         </w:rPr>
-        <w:t xml:space="preserve">Take the one you can hold today. There is no shame in any of them, and no prize for the hard one. But if you can stretch, stretch — the English in these is meant to be a little above you, because that is how you get better at it.</w:t>
+        <w:t xml:space="preserve">Take the one you can hold today. There is no shame in any of them, and no prize for the hard one. But if you can stretch, stretch. The English in these is meant to be a little above you, because that is how you get better at it.</w:t>
       </w:r>
     </w:p>
     <w:p>
@@ -22286,7 +22286,7 @@
                 <w:sz w:val="21"/>
                 <w:szCs w:val="21"/>
               </w:rPr>
-              <w:t xml:space="preserve">source — something already written or made by someone else, that we can learn from</w:t>
+              <w:t xml:space="preserve">source, something already written or made by someone else, that we can learn from</w:t>
             </w:r>
           </w:p>
           <w:p>
@@ -22298,7 +22298,7 @@
                 <w:sz w:val="21"/>
                 <w:szCs w:val="21"/>
               </w:rPr>
-              <w:t xml:space="preserve">secondary research — finding out by studying what others have already found out</w:t>
+              <w:t xml:space="preserve">secondary research, finding out by studying what others have already found out</w:t>
             </w:r>
           </w:p>
           <w:p>
@@ -22310,7 +22310,7 @@
                 <w:sz w:val="21"/>
                 <w:szCs w:val="21"/>
               </w:rPr>
-              <w:t xml:space="preserve">evidence log — where we record what each source tells us, so we do not lose it</w:t>
+              <w:t xml:space="preserve">evidence log, where we record what each source tells us, so we do not lose it</w:t>
             </w:r>
           </w:p>
         </w:tc>
@@ -22500,7 +22500,7 @@
           <w:sz w:val="24"/>
           <w:szCs w:val="24"/>
         </w:rPr>
-        <w:t xml:space="preserve">4.   We should ask how they know — and they tell us: they measured it for two years.</w:t>
+        <w:t xml:space="preserve">4.   We should ask how they know, and they tell us: they measured it for two years.</w:t>
       </w:r>
     </w:p>
     <w:p>
@@ -22563,7 +22563,7 @@
           <w:sz w:val="20"/>
           <w:szCs w:val="20"/>
         </w:rPr>
-        <w:t xml:space="preserve">The answers are at the back of your book, on the "Answers — try it yourself" page. Try it first, then check.</w:t>
+        <w:t xml:space="preserve">The answers are at the back of your book, on the "Answers, try it yourself" page. Try it first, then check.</w:t>
       </w:r>
     </w:p>
     <w:p>
@@ -22601,7 +22601,7 @@
           <w:sz w:val="38"/>
           <w:szCs w:val="38"/>
         </w:rPr>
-        <w:t xml:space="preserve">What our sources tell us — evidence log</w:t>
+        <w:t xml:space="preserve">What our sources tell us, evidence log</w:t>
       </w:r>
     </w:p>
     <w:p>
@@ -22614,7 +22614,7 @@
           <w:sz w:val="20"/>
           <w:szCs w:val="20"/>
         </w:rPr>
-        <w:t xml:space="preserve">For each source, write or draw what it tells us — the first row is done as an example.</w:t>
+        <w:t xml:space="preserve">For each source, write or draw what it tells us, the first row is done as an example.</w:t>
       </w:r>
     </w:p>
     <w:tbl>
@@ -22837,7 +22837,7 @@
                 <w:sz w:val="17"/>
                 <w:szCs w:val="17"/>
               </w:rPr>
-              <w:t xml:space="preserve">a lot — UN, with numbers</w:t>
+              <w:t xml:space="preserve">a lot. UN, with numbers</w:t>
             </w:r>
           </w:p>
         </w:tc>
@@ -23160,7 +23160,7 @@
           <w:sz w:val="24"/>
           <w:szCs w:val="24"/>
         </w:rPr>
-        <w:t xml:space="preserve">Anything you want to keep from this step. Words, marks, or a drawing — it is your page, and no one marks it.</w:t>
+        <w:t xml:space="preserve">Anything you want to keep from this step. Words, marks, or a drawing, it is your page, and no one marks it.</w:t>
       </w:r>
     </w:p>
     <w:tbl>
@@ -23835,7 +23835,7 @@
           <w:sz w:val="22"/>
           <w:szCs w:val="22"/>
         </w:rPr>
-        <w:t xml:space="preserve">This feels rude. It is not — and it is the difference between real evidence and a vague memory.</w:t>
+        <w:t xml:space="preserve">This feels rude. It is not, and it is the difference between real evidence and a vague memory.</w:t>
       </w:r>
     </w:p>
     <w:p>
@@ -24062,7 +24062,7 @@
           <w:sz w:val="22"/>
           <w:szCs w:val="22"/>
         </w:rPr>
-        <w:t xml:space="preserve">Picking it up again is part of the work. Tell your facilitator what happened and make a new plan — that is what a researcher does.</w:t>
+        <w:t xml:space="preserve">Picking it up again is part of the work. Tell your facilitator what happened and make a new plan, that is what a researcher does.</w:t>
       </w:r>
     </w:p>
     <w:tbl>
@@ -24116,7 +24116,7 @@
                 <w:sz w:val="21"/>
                 <w:szCs w:val="21"/>
               </w:rPr>
-              <w:t xml:space="preserve">consent — asking permission first, and accepting the answer</w:t>
+              <w:t xml:space="preserve">consent, asking permission first, and accepting the answer</w:t>
             </w:r>
           </w:p>
           <w:p>
@@ -24128,7 +24128,7 @@
                 <w:sz w:val="21"/>
                 <w:szCs w:val="21"/>
               </w:rPr>
-              <w:t xml:space="preserve">gather — to go and collect evidence by asking and looking</w:t>
+              <w:t xml:space="preserve">gather, to go and collect evidence by asking and looking</w:t>
             </w:r>
           </w:p>
           <w:p>
@@ -24140,7 +24140,7 @@
                 <w:sz w:val="21"/>
                 <w:szCs w:val="21"/>
               </w:rPr>
-              <w:t xml:space="preserve">follow-up — a short question you ask after their first answer, to hear more</w:t>
+              <w:t xml:space="preserve">follow-up, a short question you ask after their first answer, to hear more</w:t>
             </w:r>
           </w:p>
         </w:tc>
@@ -24288,7 +24288,7 @@
                 <w:sz w:val="21"/>
                 <w:szCs w:val="21"/>
               </w:rPr>
-              <w:t xml:space="preserve">One thing that surprised me:  how fast the trees went — she said only a few years.</w:t>
+              <w:t xml:space="preserve">One thing that surprised me:  how fast the trees went, she said only a few years.</w:t>
             </w:r>
           </w:p>
         </w:tc>
@@ -24394,7 +24394,7 @@
                 <w:sz w:val="18"/>
                 <w:szCs w:val="18"/>
               </w:rPr>
-              <w:t xml:space="preserve">1.  Before, and now — what changed?  —  what they said (draw, mark, or write):</w:t>
+              <w:t xml:space="preserve">1.  Before, and now. What changed?, what they said (draw, mark, or write):</w:t>
             </w:r>
           </w:p>
         </w:tc>
@@ -24513,7 +24513,7 @@
                 <w:sz w:val="18"/>
                 <w:szCs w:val="18"/>
               </w:rPr>
-              <w:t xml:space="preserve">2.  A bare hill in the rain and the hot sun  —  what they said (draw, mark, or write):</w:t>
+              <w:t xml:space="preserve">2.  A bare hill in the rain and the hot sun, what they said (draw, mark, or write):</w:t>
             </w:r>
           </w:p>
         </w:tc>
@@ -24632,7 +24632,7 @@
                 <w:sz w:val="18"/>
                 <w:szCs w:val="18"/>
               </w:rPr>
-              <w:t xml:space="preserve">3.  What trees, grass and roots do for the soil and for us  —  what they said (draw, mark, or write):</w:t>
+              <w:t xml:space="preserve">3.  What trees, grass and roots do for the soil and for us, what they said (draw, mark, or write):</w:t>
             </w:r>
           </w:p>
         </w:tc>
@@ -24751,7 +24751,7 @@
                 <w:sz w:val="18"/>
                 <w:szCs w:val="18"/>
               </w:rPr>
-              <w:t xml:space="preserve">4.  What people are doing to help — and is it working?  —  what they said (draw, mark, or write):</w:t>
+              <w:t xml:space="preserve">4.  What people are doing to help, and is it working?, what they said (draw, mark, or write):</w:t>
             </w:r>
           </w:p>
         </w:tc>
@@ -24996,7 +24996,7 @@
                 <w:sz w:val="18"/>
                 <w:szCs w:val="18"/>
               </w:rPr>
-              <w:t xml:space="preserve">1.  Before, and now — what changed?  —  what they said (draw, mark, or write):</w:t>
+              <w:t xml:space="preserve">1.  Before, and now. What changed?, what they said (draw, mark, or write):</w:t>
             </w:r>
           </w:p>
         </w:tc>
@@ -25115,7 +25115,7 @@
                 <w:sz w:val="18"/>
                 <w:szCs w:val="18"/>
               </w:rPr>
-              <w:t xml:space="preserve">2.  A bare hill in the rain and the hot sun  —  what they said (draw, mark, or write):</w:t>
+              <w:t xml:space="preserve">2.  A bare hill in the rain and the hot sun, what they said (draw, mark, or write):</w:t>
             </w:r>
           </w:p>
         </w:tc>
@@ -25234,7 +25234,7 @@
                 <w:sz w:val="18"/>
                 <w:szCs w:val="18"/>
               </w:rPr>
-              <w:t xml:space="preserve">3.  What trees, grass and roots do for the soil and for us  —  what they said (draw, mark, or write):</w:t>
+              <w:t xml:space="preserve">3.  What trees, grass and roots do for the soil and for us, what they said (draw, mark, or write):</w:t>
             </w:r>
           </w:p>
         </w:tc>
@@ -25353,7 +25353,7 @@
                 <w:sz w:val="18"/>
                 <w:szCs w:val="18"/>
               </w:rPr>
-              <w:t xml:space="preserve">4.  What people are doing to help — and is it working?  —  what they said (draw, mark, or write):</w:t>
+              <w:t xml:space="preserve">4.  What people are doing to help, and is it working?, what they said (draw, mark, or write):</w:t>
             </w:r>
           </w:p>
         </w:tc>
@@ -25598,7 +25598,7 @@
                 <w:sz w:val="18"/>
                 <w:szCs w:val="18"/>
               </w:rPr>
-              <w:t xml:space="preserve">1.  Before, and now — what changed?  —  what they said (draw, mark, or write):</w:t>
+              <w:t xml:space="preserve">1.  Before, and now. What changed?, what they said (draw, mark, or write):</w:t>
             </w:r>
           </w:p>
         </w:tc>
@@ -25717,7 +25717,7 @@
                 <w:sz w:val="18"/>
                 <w:szCs w:val="18"/>
               </w:rPr>
-              <w:t xml:space="preserve">2.  A bare hill in the rain and the hot sun  —  what they said (draw, mark, or write):</w:t>
+              <w:t xml:space="preserve">2.  A bare hill in the rain and the hot sun, what they said (draw, mark, or write):</w:t>
             </w:r>
           </w:p>
         </w:tc>
@@ -25836,7 +25836,7 @@
                 <w:sz w:val="18"/>
                 <w:szCs w:val="18"/>
               </w:rPr>
-              <w:t xml:space="preserve">3.  What trees, grass and roots do for the soil and for us  —  what they said (draw, mark, or write):</w:t>
+              <w:t xml:space="preserve">3.  What trees, grass and roots do for the soil and for us, what they said (draw, mark, or write):</w:t>
             </w:r>
           </w:p>
         </w:tc>
@@ -25955,7 +25955,7 @@
                 <w:sz w:val="18"/>
                 <w:szCs w:val="18"/>
               </w:rPr>
-              <w:t xml:space="preserve">4.  What people are doing to help — and is it working?  —  what they said (draw, mark, or write):</w:t>
+              <w:t xml:space="preserve">4.  What people are doing to help, and is it working?, what they said (draw, mark, or write):</w:t>
             </w:r>
           </w:p>
         </w:tc>
@@ -26124,7 +26124,7 @@
           <w:sz w:val="24"/>
           <w:szCs w:val="24"/>
         </w:rPr>
-        <w:t xml:space="preserve">Not everything comes from asking. Go and look — at a bare place, and at a green place. What is different?</w:t>
+        <w:t xml:space="preserve">Not everything comes from asking. Go and look, at a bare place, and at a green place. What is different?</w:t>
       </w:r>
     </w:p>
     <w:tbl>
@@ -26489,7 +26489,7 @@
           <w:sz w:val="24"/>
           <w:szCs w:val="24"/>
         </w:rPr>
-        <w:t xml:space="preserve">Anything you want to keep from this step. Words, marks, or a drawing — it is your page, and no one marks it.</w:t>
+        <w:t xml:space="preserve">Anything you want to keep from this step. Words, marks, or a drawing, it is your page, and no one marks it.</w:t>
       </w:r>
     </w:p>
     <w:tbl>
@@ -27086,7 +27086,7 @@
           <w:sz w:val="24"/>
           <w:szCs w:val="24"/>
         </w:rPr>
-        <w:t xml:space="preserve">Check 1 — Who said it, and how do they know?</w:t>
+        <w:t xml:space="preserve">Check 1: Who said it, and how do they know?</w:t>
       </w:r>
     </w:p>
     <w:p>
@@ -27178,7 +27178,7 @@
           <w:sz w:val="24"/>
           <w:szCs w:val="24"/>
         </w:rPr>
-        <w:t xml:space="preserve">Check 2 — Do they have a reason to tell it one way?</w:t>
+        <w:t xml:space="preserve">Check 2: Do they have a reason to tell it one way?</w:t>
       </w:r>
     </w:p>
     <w:p>
@@ -27202,7 +27202,7 @@
           <w:sz w:val="22"/>
           <w:szCs w:val="22"/>
         </w:rPr>
-        <w:t xml:space="preserve">But if a company sells trees, it will tell you the good things about trees. If an organisation reports on its own work, it will tell you the parts that went well. That does not make them useless — it means we check them against someone else.</w:t>
+        <w:t xml:space="preserve">But if a company sells trees, it will tell you the good things about trees. If an organisation reports on its own work, it will tell you the parts that went well. That does not make them useless. It means we check them against someone else.</w:t>
       </w:r>
     </w:p>
     <w:p>
@@ -27219,7 +27219,7 @@
           <w:sz w:val="24"/>
           <w:szCs w:val="24"/>
         </w:rPr>
-        <w:t xml:space="preserve">Check 3 — Does anything else agree?</w:t>
+        <w:t xml:space="preserve">Check 3: Does anything else agree?</w:t>
       </w:r>
     </w:p>
     <w:p>
@@ -27352,7 +27352,7 @@
           <w:sz w:val="22"/>
           <w:szCs w:val="22"/>
         </w:rPr>
-        <w:t xml:space="preserve">Weighing does not mean trusting nothing. A weak source can still be useful — it can show us what to ask about next. We are working out how hard to lean on something, not throwing it away.</w:t>
+        <w:t xml:space="preserve">Weighing does not mean trusting nothing. A weak source can still be useful. It can show us what to ask about next. We are working out how hard to lean on something, not throwing it away.</w:t>
       </w:r>
     </w:p>
     <w:tbl>
@@ -27406,7 +27406,7 @@
                 <w:sz w:val="21"/>
                 <w:szCs w:val="21"/>
               </w:rPr>
-              <w:t xml:space="preserve">weigh — to work out how much we can trust something, and how much to lean on it</w:t>
+              <w:t xml:space="preserve">weigh, to work out how much we can trust something, and how much to lean on it</w:t>
             </w:r>
           </w:p>
           <w:p>
@@ -27418,7 +27418,7 @@
                 <w:sz w:val="21"/>
                 <w:szCs w:val="21"/>
               </w:rPr>
-              <w:t xml:space="preserve">source — anywhere our information comes from — a person, a book, a report, what we saw</w:t>
+              <w:t xml:space="preserve">source, anywhere our information comes from, a person, a book, a report, what we saw</w:t>
             </w:r>
           </w:p>
           <w:p>
@@ -27430,7 +27430,7 @@
                 <w:sz w:val="21"/>
                 <w:szCs w:val="21"/>
               </w:rPr>
-              <w:t xml:space="preserve">agree — when two different sources say the same thing</w:t>
+              <w:t xml:space="preserve">agree, when two different sources say the same thing</w:t>
             </w:r>
           </w:p>
         </w:tc>
@@ -27460,7 +27460,7 @@
           <w:sz w:val="24"/>
           <w:szCs w:val="24"/>
         </w:rPr>
-        <w:t xml:space="preserve">How much weight can each of these carry? Circle strong, medium, or weak — and be ready to say why. Then check at the back of the book.</w:t>
+        <w:t xml:space="preserve">How much weight can each of these carry? Circle strong, medium, or weak, and be ready to say why. Then check at the back of the book.</w:t>
       </w:r>
     </w:p>
     <w:p>
@@ -27743,7 +27743,7 @@
           <w:sz w:val="20"/>
           <w:szCs w:val="20"/>
         </w:rPr>
-        <w:t xml:space="preserve">The answers are at the back of your book, on the "Answers — try it yourself" page. Try it first, then check.</w:t>
+        <w:t xml:space="preserve">The answers are at the back of your book, on the "Answers, try it yourself" page. Try it first, then check.</w:t>
       </w:r>
     </w:p>
     <w:p>
@@ -27849,7 +27849,7 @@
                 <w:sz w:val="21"/>
                 <w:szCs w:val="21"/>
               </w:rPr>
-              <w:t xml:space="preserve">Who &amp; why?  a company — it sells trees.</w:t>
+              <w:t xml:space="preserve">Who &amp; why?  a company, it sells trees.</w:t>
             </w:r>
           </w:p>
           <w:p>
@@ -27982,7 +27982,7 @@
           <w:sz w:val="24"/>
           <w:szCs w:val="24"/>
         </w:rPr>
-        <w:t xml:space="preserve">How do they know — is it still true?</w:t>
+        <w:t xml:space="preserve">How do they know, is it still true?</w:t>
       </w:r>
     </w:p>
     <w:tbl>
@@ -28228,7 +28228,7 @@
           <w:sz w:val="24"/>
           <w:szCs w:val="24"/>
         </w:rPr>
-        <w:t xml:space="preserve">Anything you want to keep from this step. Words, marks, or a drawing — it is your page, and no one marks it.</w:t>
+        <w:t xml:space="preserve">Anything you want to keep from this step. Words, marks, or a drawing, it is your page, and no one marks it.</w:t>
       </w:r>
     </w:p>
     <w:tbl>
@@ -28768,7 +28768,7 @@
           <w:sz w:val="22"/>
           <w:szCs w:val="22"/>
         </w:rPr>
-        <w:t xml:space="preserve">We have a lot of separate answers. On their own they are just a pile. Our job now is to find what KEEPS COMING UP — because something many people said is much stronger than something one person said.</w:t>
+        <w:t xml:space="preserve">We have a lot of separate answers. On their own they are just a pile. Our job now is to find what KEEPS COMING UP, because something many people said is much stronger than something one person said.</w:t>
       </w:r>
     </w:p>
     <w:p>
@@ -28838,7 +28838,7 @@
           <w:sz w:val="22"/>
           <w:szCs w:val="22"/>
         </w:rPr>
-        <w:t xml:space="preserve">Put together the cards that are saying a similar thing. Move them with your hands. If you change your mind, move them again — that costs nothing, and changing your mind is what this is for.</w:t>
+        <w:t xml:space="preserve">Put together the cards that are saying a similar thing. Move them with your hands. If you change your mind, move them again. That costs nothing, and changing your mind is what this is for.</w:t>
       </w:r>
     </w:p>
     <w:p>
@@ -28908,7 +28908,7 @@
           <w:sz w:val="22"/>
           <w:szCs w:val="22"/>
         </w:rPr>
-        <w:t xml:space="preserve">"Trees" — not a theme. It is a topic. Nobody can disagree with the word "trees".</w:t>
+        <w:t xml:space="preserve">"Trees": not a theme. It is a topic. Nobody can disagree with the word "trees".</w:t>
       </w:r>
     </w:p>
     <w:p>
@@ -28925,7 +28925,7 @@
           <w:sz w:val="22"/>
           <w:szCs w:val="22"/>
         </w:rPr>
-        <w:t xml:space="preserve">"The hill got hotter after the trees went" — a theme. Someone could say "no it did not", and</w:t>
+        <w:t xml:space="preserve">"The hill got hotter after the trees went": a theme. Someone could say "no it did not", and</w:t>
       </w:r>
     </w:p>
     <w:p>
@@ -29019,7 +29019,7 @@
           <w:sz w:val="22"/>
           <w:szCs w:val="22"/>
         </w:rPr>
-        <w:t xml:space="preserve">The odd card is often the most interesting thing we have — the one person who said something different, the thing that happened only once. Come back to it.</w:t>
+        <w:t xml:space="preserve">The odd card is often the most interesting thing we have, the one person who said something different, the thing that happened only once. Come back to it.</w:t>
       </w:r>
     </w:p>
     <w:p>
@@ -29114,7 +29114,7 @@
                 <w:sz w:val="21"/>
                 <w:szCs w:val="21"/>
               </w:rPr>
-              <w:t xml:space="preserve">theme — something that came up more than once, from more than one person</w:t>
+              <w:t xml:space="preserve">theme, something that came up more than once, from more than one person</w:t>
             </w:r>
           </w:p>
           <w:p>
@@ -29126,7 +29126,7 @@
                 <w:sz w:val="21"/>
                 <w:szCs w:val="21"/>
               </w:rPr>
-              <w:t xml:space="preserve">pattern — something that keeps happening, or keeps being said</w:t>
+              <w:t xml:space="preserve">pattern, something that keeps happening, or keeps being said</w:t>
             </w:r>
           </w:p>
           <w:p>
@@ -29138,7 +29138,7 @@
                 <w:sz w:val="21"/>
                 <w:szCs w:val="21"/>
               </w:rPr>
-              <w:t xml:space="preserve">sort — to put things into groups so we can see what they have in common</w:t>
+              <w:t xml:space="preserve">sort, to put things into groups so we can see what they have in common</w:t>
             </w:r>
           </w:p>
         </w:tc>
@@ -29391,7 +29391,7 @@
           <w:sz w:val="20"/>
           <w:szCs w:val="20"/>
         </w:rPr>
-        <w:t xml:space="preserve">The answers are at the back of your book, on the "Answers — try it yourself" page. Try it first, then check.</w:t>
+        <w:t xml:space="preserve">The answers are at the back of your book, on the "Answers, try it yourself" page. Try it first, then check.</w:t>
       </w:r>
     </w:p>
     <w:p>
@@ -29429,7 +29429,7 @@
           <w:sz w:val="38"/>
           <w:szCs w:val="38"/>
         </w:rPr>
-        <w:t xml:space="preserve">Our themes — what keeps coming up</w:t>
+        <w:t xml:space="preserve">Our themes, what keeps coming up</w:t>
       </w:r>
     </w:p>
     <w:tbl>
@@ -29992,7 +29992,7 @@
           <w:sz w:val="24"/>
           <w:szCs w:val="24"/>
         </w:rPr>
-        <w:t xml:space="preserve">Anything you want to keep from this step. Words, marks, or a drawing — it is your page, and no one marks it.</w:t>
+        <w:t xml:space="preserve">Anything you want to keep from this step. Words, marks, or a drawing, it is your page, and no one marks it.</w:t>
       </w:r>
     </w:p>
     <w:tbl>
@@ -30573,7 +30573,7 @@
           <w:sz w:val="22"/>
           <w:szCs w:val="22"/>
         </w:rPr>
-        <w:t xml:space="preserve">Take a problem the evidence shows us. Then ask why? — and keep asking.</w:t>
+        <w:t xml:space="preserve">Take a problem the evidence shows us. Then ask why?, and keep asking.</w:t>
       </w:r>
     </w:p>
     <w:p>
@@ -30815,7 +30815,7 @@
           <w:sz w:val="22"/>
           <w:szCs w:val="22"/>
         </w:rPr>
-        <w:t xml:space="preserve">We are looking for what caused this, not who is at fault. Some of us have family who cut those trees. Some of us still need the wood. This is not about blame — it is about understanding.</w:t>
+        <w:t xml:space="preserve">We are looking for what caused this, not who is at fault. Some of us have family who cut those trees. Some of us still need the wood. This is not about blame. It is about understanding.</w:t>
       </w:r>
     </w:p>
     <w:p>
@@ -30856,7 +30856,7 @@
           <w:sz w:val="22"/>
           <w:szCs w:val="22"/>
         </w:rPr>
-        <w:t xml:space="preserve">If we found something, good. If we are guessing, say so and mark it — a guess is fine as long as we know it is a guess. An honest chain with a gap in it is better research than a confident chain we made up.</w:t>
+        <w:t xml:space="preserve">If we found something, good. If we are guessing, say so and mark it. A guess is fine as long as we know it is a guess. An honest chain with a gap in it is better research than a confident chain we made up.</w:t>
       </w:r>
     </w:p>
     <w:tbl>
@@ -30910,7 +30910,7 @@
                 <w:sz w:val="21"/>
                 <w:szCs w:val="21"/>
               </w:rPr>
-              <w:t xml:space="preserve">root cause — the problem underneath the problem — the one that makes it keep coming back</w:t>
+              <w:t xml:space="preserve">root cause, the problem underneath the problem, the one that makes it keep coming back</w:t>
             </w:r>
           </w:p>
           <w:p>
@@ -30922,7 +30922,7 @@
                 <w:sz w:val="21"/>
                 <w:szCs w:val="21"/>
               </w:rPr>
-              <w:t xml:space="preserve">symptom — the part of a problem we can see, on the surface</w:t>
+              <w:t xml:space="preserve">symptom, the part of a problem we can see, on the surface</w:t>
             </w:r>
           </w:p>
           <w:p>
@@ -30934,7 +30934,7 @@
                 <w:sz w:val="21"/>
                 <w:szCs w:val="21"/>
               </w:rPr>
-              <w:t xml:space="preserve">chain — the line of causes, each one underneath the last</w:t>
+              <w:t xml:space="preserve">chain, the line of causes, each one underneath the last</w:t>
             </w:r>
           </w:p>
         </w:tc>
@@ -31187,7 +31187,7 @@
           <w:sz w:val="20"/>
           <w:szCs w:val="20"/>
         </w:rPr>
-        <w:t xml:space="preserve">The answers are at the back of your book, on the "Answers — try it yourself" page. Try it first, then check.</w:t>
+        <w:t xml:space="preserve">The answers are at the back of your book, on the "Answers, try it yourself" page. Try it first, then check.</w:t>
       </w:r>
     </w:p>
     <w:p>
@@ -31834,7 +31834,7 @@
           <w:sz w:val="24"/>
           <w:szCs w:val="24"/>
         </w:rPr>
-        <w:t xml:space="preserve">Anything you want to keep from this step. Words, marks, or a drawing — it is your page, and no one marks it.</w:t>
+        <w:t xml:space="preserve">Anything you want to keep from this step. Words, marks, or a drawing, it is your page, and no one marks it.</w:t>
       </w:r>
     </w:p>
     <w:tbl>
@@ -32345,7 +32345,7 @@
           <w:sz w:val="16"/>
           <w:szCs w:val="16"/>
         </w:rPr>
-        <w:t xml:space="preserve">   WHO, WHAT, AND WHY — LOOKING DEEPER</w:t>
+        <w:t xml:space="preserve">   WHO, WHAT, AND WHY, LOOKING DEEPER</w:t>
       </w:r>
     </w:p>
     <w:p>
@@ -32362,7 +32362,7 @@
           <w:sz w:val="38"/>
           <w:szCs w:val="38"/>
         </w:rPr>
-        <w:t xml:space="preserve">How to see the whole picture — power, beliefs, and who is hurt</w:t>
+        <w:t xml:space="preserve">How to see the whole picture, power, beliefs, and who is hurt</w:t>
       </w:r>
     </w:p>
     <w:p>
@@ -32374,7 +32374,7 @@
           <w:sz w:val="22"/>
           <w:szCs w:val="22"/>
         </w:rPr>
-        <w:t xml:space="preserve">A problem is not only about soil and rain. It is about people — what they can do, what they believe, and what happens to them. Three questions help us see the whole thing.</w:t>
+        <w:t xml:space="preserve">A problem is not only about soil and rain. It is about people, what they can do, what they believe, and what happens to them. Three questions help us see the whole thing.</w:t>
       </w:r>
     </w:p>
     <w:p>
@@ -32391,7 +32391,7 @@
           <w:sz w:val="24"/>
           <w:szCs w:val="24"/>
         </w:rPr>
-        <w:t xml:space="preserve">Question 1 — Who or what has power here?</w:t>
+        <w:t xml:space="preserve">Question 1: Who or what has power here?</w:t>
       </w:r>
     </w:p>
     <w:p>
@@ -32415,7 +32415,7 @@
           <w:sz w:val="22"/>
           <w:szCs w:val="22"/>
         </w:rPr>
-        <w:t xml:space="preserve">Think widely. Families. People who cut wood. People who plant. Organisations working here. And things that are not people at all — the monsoon has huge power over our hills, and it wants nothing.</w:t>
+        <w:t xml:space="preserve">Think widely. Families. People who cut wood. People who plant. Organisations working here. And things that are not people at all, the monsoon has huge power over our hills, and it wants nothing.</w:t>
       </w:r>
     </w:p>
     <w:p>
@@ -32444,7 +32444,7 @@
           <w:sz w:val="24"/>
           <w:szCs w:val="24"/>
         </w:rPr>
-        <w:t xml:space="preserve">Question 2 — What do people believe or feel?</w:t>
+        <w:t xml:space="preserve">Question 2: What do people believe or feel?</w:t>
       </w:r>
     </w:p>
     <w:p>
@@ -32531,7 +32531,7 @@
           <w:sz w:val="22"/>
           <w:szCs w:val="22"/>
         </w:rPr>
-        <w:t xml:space="preserve">"Some people think the trees are not theirs to plant" — this is a finding.</w:t>
+        <w:t xml:space="preserve">"Some people think the trees are not theirs to plant": this is a finding.</w:t>
       </w:r>
     </w:p>
     <w:p>
@@ -32548,7 +32548,7 @@
           <w:sz w:val="22"/>
           <w:szCs w:val="22"/>
         </w:rPr>
-        <w:t xml:space="preserve">"Some people are selfish" — this is name-calling, and it teaches us nothing.</w:t>
+        <w:t xml:space="preserve">"Some people are selfish": this is name-calling, and it teaches us nothing.</w:t>
       </w:r>
     </w:p>
     <w:p>
@@ -32565,7 +32565,7 @@
           <w:sz w:val="24"/>
           <w:szCs w:val="24"/>
         </w:rPr>
-        <w:t xml:space="preserve">Question 3 — Who is helped, and who is hurt?</w:t>
+        <w:t xml:space="preserve">Question 3: Who is helped, and who is hurt?</w:t>
       </w:r>
     </w:p>
     <w:p>
@@ -32686,7 +32686,7 @@
           <w:sz w:val="22"/>
           <w:szCs w:val="22"/>
         </w:rPr>
-        <w:t xml:space="preserve">Now look at all three lists together. Often something appears that nobody had noticed — a person with power who is also being hurt, or a belief that explains what everyone is doing.</w:t>
+        <w:t xml:space="preserve">Now look at all three lists together. Often something appears that nobody had noticed, a person with power who is also being hurt, or a belief that explains what everyone is doing.</w:t>
       </w:r>
     </w:p>
     <w:p>
@@ -32769,7 +32769,7 @@
                 <w:sz w:val="21"/>
                 <w:szCs w:val="21"/>
               </w:rPr>
-              <w:t xml:space="preserve">power — being able to make something better or worse</w:t>
+              <w:t xml:space="preserve">power, being able to make something better or worse</w:t>
             </w:r>
           </w:p>
           <w:p>
@@ -32781,7 +32781,7 @@
                 <w:sz w:val="21"/>
                 <w:szCs w:val="21"/>
               </w:rPr>
-              <w:t xml:space="preserve">belief — something a person thinks is true, which changes what they do</w:t>
+              <w:t xml:space="preserve">belief, something a person thinks is true, which changes what they do</w:t>
             </w:r>
           </w:p>
           <w:p>
@@ -32793,7 +32793,7 @@
                 <w:sz w:val="21"/>
                 <w:szCs w:val="21"/>
               </w:rPr>
-              <w:t xml:space="preserve">system — the people, things and beliefs that are all connected to one problem</w:t>
+              <w:t xml:space="preserve">system, the people, things and beliefs that are all connected to one problem</w:t>
             </w:r>
           </w:p>
         </w:tc>
@@ -32983,7 +32983,7 @@
           <w:sz w:val="24"/>
           <w:szCs w:val="24"/>
         </w:rPr>
-        <w:t xml:space="preserve">4.   Power: us — we can plant, and we can tell people what we found.</w:t>
+        <w:t xml:space="preserve">4.   Power: us. We can plant, and we can tell people what we found.</w:t>
       </w:r>
     </w:p>
     <w:p>
@@ -33046,7 +33046,7 @@
           <w:sz w:val="20"/>
           <w:szCs w:val="20"/>
         </w:rPr>
-        <w:t xml:space="preserve">The answers are at the back of your book, on the "Answers — try it yourself" page. Try it first, then check.</w:t>
+        <w:t xml:space="preserve">The answers are at the back of your book, on the "Answers, try it yourself" page. Try it first, then check.</w:t>
       </w:r>
     </w:p>
     <w:p>
@@ -33067,7 +33067,7 @@
           <w:sz w:val="16"/>
           <w:szCs w:val="16"/>
         </w:rPr>
-        <w:t xml:space="preserve">SHEET 15  ·  WHO, WHAT, AND WHY — LOOKING DEEPER</w:t>
+        <w:t xml:space="preserve">SHEET 15  ·  WHO, WHAT, AND WHY, LOOKING DEEPER</w:t>
       </w:r>
     </w:p>
     <w:p>
@@ -33084,7 +33084,7 @@
           <w:sz w:val="38"/>
           <w:szCs w:val="38"/>
         </w:rPr>
-        <w:t xml:space="preserve">Looking deeper — power, beliefs, who is helped and hurt</w:t>
+        <w:t xml:space="preserve">Looking deeper, power, beliefs, who is helped and hurt</w:t>
       </w:r>
     </w:p>
     <w:tbl>
@@ -33396,7 +33396,7 @@
           <w:sz w:val="16"/>
           <w:szCs w:val="16"/>
         </w:rPr>
-        <w:t xml:space="preserve">WHO, WHAT, AND WHY — LOOKING DEEPER</w:t>
+        <w:t xml:space="preserve">WHO, WHAT, AND WHY, LOOKING DEEPER</w:t>
       </w:r>
     </w:p>
     <w:p>
@@ -33425,7 +33425,7 @@
           <w:sz w:val="24"/>
           <w:szCs w:val="24"/>
         </w:rPr>
-        <w:t xml:space="preserve">Anything you want to keep from this step. Words, marks, or a drawing — it is your page, and no one marks it.</w:t>
+        <w:t xml:space="preserve">Anything you want to keep from this step. Words, marks, or a drawing, it is your page, and no one marks it.</w:t>
       </w:r>
     </w:p>
     <w:tbl>
@@ -33965,7 +33965,7 @@
           <w:sz w:val="22"/>
           <w:szCs w:val="22"/>
         </w:rPr>
-        <w:t xml:space="preserve">We have gathered a lot. Now we have to work out what it means. This is the most important thing we will do, and it is the part only WE can do — nobody can do it for us.</w:t>
+        <w:t xml:space="preserve">We have gathered a lot. Now we have to work out what it means. This is the most important thing we will do, and it is the part only WE can do. Nobody can do it for us.</w:t>
       </w:r>
     </w:p>
     <w:p>
@@ -34030,7 +34030,7 @@
           <w:sz w:val="22"/>
           <w:szCs w:val="22"/>
         </w:rPr>
-        <w:t xml:space="preserve">Insight: "The flooding got worse after the trees went, so the water is not the real problem — the bare slope is. That means planting on the slope would help more than digging a bigger drain."</w:t>
+        <w:t xml:space="preserve">Insight: "The flooding got worse after the trees went, so the water is not the real problem. The bare slope is. That means planting on the slope would help more than digging a bigger drain."</w:t>
       </w:r>
     </w:p>
     <w:p>
@@ -34076,7 +34076,7 @@
           <w:sz w:val="22"/>
           <w:szCs w:val="22"/>
         </w:rPr>
-        <w:t xml:space="preserve">so — what this means.</w:t>
+        <w:t xml:space="preserve">so, what this means.</w:t>
       </w:r>
     </w:p>
     <w:p>
@@ -34093,7 +34093,7 @@
           <w:sz w:val="22"/>
           <w:szCs w:val="22"/>
         </w:rPr>
-        <w:t xml:space="preserve">because — the evidence it stands on.</w:t>
+        <w:t xml:space="preserve">because, the evidence it stands on.</w:t>
       </w:r>
     </w:p>
     <w:p>
@@ -34134,7 +34134,7 @@
           <w:sz w:val="22"/>
           <w:szCs w:val="22"/>
         </w:rPr>
-        <w:t xml:space="preserve">Many people said / I saw ______ , so I think ______ , because ______ .</w:t>
+        <w:t xml:space="preserve">Many people said / I saw ______, so I think ______, because ______.</w:t>
       </w:r>
     </w:p>
     <w:p>
@@ -34180,7 +34180,7 @@
           <w:sz w:val="22"/>
           <w:szCs w:val="22"/>
         </w:rPr>
-        <w:t xml:space="preserve">"The people we asked said…" — not "everyone says…"</w:t>
+        <w:t xml:space="preserve">"The people we asked said…", not "everyone says…"</w:t>
       </w:r>
     </w:p>
     <w:p>
@@ -34197,7 +34197,7 @@
           <w:sz w:val="22"/>
           <w:szCs w:val="22"/>
         </w:rPr>
-        <w:t xml:space="preserve">"On the slope we looked at…" — not "on all the hills…"</w:t>
+        <w:t xml:space="preserve">"On the slope we looked at…", not "on all the hills…"</w:t>
       </w:r>
     </w:p>
     <w:p>
@@ -34250,7 +34250,7 @@
           <w:sz w:val="22"/>
           <w:szCs w:val="22"/>
         </w:rPr>
-        <w:t xml:space="preserve">An insight is something the EVIDENCE taught us. Ask yourself: which piece of what we found made me think this? If the answer is nothing, it is an opinion. Keep it — but keep it in a different place.</w:t>
+        <w:t xml:space="preserve">An insight is something the EVIDENCE taught us. Ask yourself: which piece of what we found made me think this? If the answer is nothing, it is an opinion. Keep it, but keep it in a different place.</w:t>
       </w:r>
     </w:p>
     <w:tbl>
@@ -34304,7 +34304,7 @@
                 <w:sz w:val="21"/>
                 <w:szCs w:val="21"/>
               </w:rPr>
-              <w:t xml:space="preserve">finding — what our evidence says — a report of what we found</w:t>
+              <w:t xml:space="preserve">finding, what our evidence says, a report of what we found</w:t>
             </w:r>
           </w:p>
           <w:p>
@@ -34316,7 +34316,7 @@
                 <w:sz w:val="21"/>
                 <w:szCs w:val="21"/>
               </w:rPr>
-              <w:t xml:space="preserve">insight — what our evidence MEANS, and why it matters</w:t>
+              <w:t xml:space="preserve">insight, what our evidence MEANS, and why it matters</w:t>
             </w:r>
           </w:p>
           <w:p>
@@ -34328,7 +34328,7 @@
                 <w:sz w:val="21"/>
                 <w:szCs w:val="21"/>
               </w:rPr>
-              <w:t xml:space="preserve">opinion — what someone thinks, without evidence for it</w:t>
+              <w:t xml:space="preserve">opinion, what someone thinks, without evidence for it</w:t>
             </w:r>
           </w:p>
           <w:p>
@@ -34340,7 +34340,7 @@
                 <w:sz w:val="21"/>
                 <w:szCs w:val="21"/>
               </w:rPr>
-              <w:t xml:space="preserve">overclaim — to say we know more than our evidence really shows</w:t>
+              <w:t xml:space="preserve">overclaim, to say we know more than our evidence really shows</w:t>
             </w:r>
           </w:p>
         </w:tc>
@@ -34511,7 +34511,7 @@
           <w:sz w:val="24"/>
           <w:szCs w:val="24"/>
         </w:rPr>
-        <w:t xml:space="preserve">3.   The people we asked remember trees on the hill, so the hill has changed within one lifetime — which means it could change back, because grass and roots grow fast.</w:t>
+        <w:t xml:space="preserve">3.   The people we asked remember trees on the hill, so the hill has changed within one lifetime, which means it could change back, because grass and roots grow fast.</w:t>
       </w:r>
     </w:p>
     <w:p>
@@ -34653,7 +34653,7 @@
           <w:sz w:val="20"/>
           <w:szCs w:val="20"/>
         </w:rPr>
-        <w:t xml:space="preserve">The answers are at the back of your book, on the "Answers — try it yourself" page. Try it first, then check.</w:t>
+        <w:t xml:space="preserve">The answers are at the back of your book, on the "Answers, try it yourself" page. Try it first, then check.</w:t>
       </w:r>
     </w:p>
     <w:p>
@@ -34691,7 +34691,7 @@
           <w:sz w:val="38"/>
           <w:szCs w:val="38"/>
         </w:rPr>
-        <w:t xml:space="preserve">Our insights — what we found and why it matters</w:t>
+        <w:t xml:space="preserve">Our insights, what we found and why it matters</w:t>
       </w:r>
     </w:p>
     <w:tbl>
@@ -35227,7 +35227,7 @@
           <w:sz w:val="24"/>
           <w:szCs w:val="24"/>
         </w:rPr>
-        <w:t xml:space="preserve">Anything you want to keep from this step. Words, marks, or a drawing — it is your page, and no one marks it.</w:t>
+        <w:t xml:space="preserve">Anything you want to keep from this step. Words, marks, or a drawing, it is your page, and no one marks it.</w:t>
       </w:r>
     </w:p>
     <w:tbl>
@@ -35795,7 +35795,7 @@
           <w:sz w:val="22"/>
           <w:szCs w:val="22"/>
         </w:rPr>
-        <w:t xml:space="preserve">We have found things out. Now we have to tell someone — because research nobody hears is not finished.</w:t>
+        <w:t xml:space="preserve">We have found things out. Now we have to tell someone, because research nobody hears is not finished.</w:t>
       </w:r>
     </w:p>
     <w:p>
@@ -36027,7 +36027,7 @@
           <w:sz w:val="22"/>
           <w:szCs w:val="22"/>
         </w:rPr>
-        <w:t xml:space="preserve">Now — and only now — choose the shape.</w:t>
+        <w:t xml:space="preserve">Now, and only now, choose the shape.</w:t>
       </w:r>
     </w:p>
     <w:p>
@@ -36044,7 +36044,7 @@
           <w:sz w:val="22"/>
           <w:szCs w:val="22"/>
         </w:rPr>
-        <w:t xml:space="preserve">A poster — good for showing a comparison. Before and now. With roots and without.</w:t>
+        <w:t xml:space="preserve">A poster, good for showing a comparison. Before and now. With roots and without.</w:t>
       </w:r>
     </w:p>
     <w:p>
@@ -36061,7 +36061,7 @@
           <w:sz w:val="22"/>
           <w:szCs w:val="22"/>
         </w:rPr>
-        <w:t xml:space="preserve">A talk with pictures — good when you want to explain something step by step.</w:t>
+        <w:t xml:space="preserve">A talk with pictures, good when you want to explain something step by step.</w:t>
       </w:r>
     </w:p>
     <w:p>
@@ -36078,7 +36078,7 @@
           <w:sz w:val="22"/>
           <w:szCs w:val="22"/>
         </w:rPr>
-        <w:t xml:space="preserve">A role-play — good when you want people to FEEL it, not just know it.</w:t>
+        <w:t xml:space="preserve">A role-play, good when you want people to FEEL it, not just know it.</w:t>
       </w:r>
     </w:p>
     <w:p>
@@ -36095,7 +36095,7 @@
           <w:sz w:val="22"/>
           <w:szCs w:val="22"/>
         </w:rPr>
-        <w:t xml:space="preserve">A story — good for something that happened to a person.</w:t>
+        <w:t xml:space="preserve">A story, good for something that happened to a person.</w:t>
       </w:r>
     </w:p>
     <w:p>
@@ -36112,7 +36112,7 @@
           <w:sz w:val="22"/>
           <w:szCs w:val="22"/>
         </w:rPr>
-        <w:t xml:space="preserve">A picture-chart — good for numbers, or for "many people said this".</w:t>
+        <w:t xml:space="preserve">A picture-chart, good for numbers, or for "many people said this".</w:t>
       </w:r>
     </w:p>
     <w:p>
@@ -36165,7 +36165,7 @@
           <w:sz w:val="22"/>
           <w:szCs w:val="22"/>
         </w:rPr>
-        <w:t xml:space="preserve">What do we actually have? Paper, colours, our voices, our bodies, the wall. That is enough — but plan for what exists, not for what you wish existed.</w:t>
+        <w:t xml:space="preserve">What do we actually have? Paper, colours, our voices, our bodies, the wall. That is enough, but plan for what exists, not for what you wish existed.</w:t>
       </w:r>
     </w:p>
     <w:p>
@@ -36194,7 +36194,7 @@
           <w:sz w:val="22"/>
           <w:szCs w:val="22"/>
         </w:rPr>
-        <w:t xml:space="preserve">You will share this at our showcase, and each of us is inviting someone. So think about that room now, while you are choosing — not at the end.</w:t>
+        <w:t xml:space="preserve">You will share this at our showcase, and each of us is inviting someone. So think about that room now, while you are choosing, not at the end.</w:t>
       </w:r>
     </w:p>
     <w:tbl>
@@ -36248,7 +36248,7 @@
                 <w:sz w:val="21"/>
                 <w:szCs w:val="21"/>
               </w:rPr>
-              <w:t xml:space="preserve">audience — the people you want to hear what you found</w:t>
+              <w:t xml:space="preserve">audience, the people you want to hear what you found</w:t>
             </w:r>
           </w:p>
           <w:p>
@@ -36260,7 +36260,7 @@
                 <w:sz w:val="21"/>
                 <w:szCs w:val="21"/>
               </w:rPr>
-              <w:t xml:space="preserve">format — the shape you give it — a poster, a talk, a play, a story</w:t>
+              <w:t xml:space="preserve">format, the shape you give it, a poster, a talk, a play, a story</w:t>
             </w:r>
           </w:p>
           <w:p>
@@ -36272,7 +36272,7 @@
                 <w:sz w:val="21"/>
                 <w:szCs w:val="21"/>
               </w:rPr>
-              <w:t xml:space="preserve">message — the one thing you want people to understand</w:t>
+              <w:t xml:space="preserve">message, the one thing you want people to understand</w:t>
             </w:r>
           </w:p>
         </w:tc>
@@ -36510,7 +36510,7 @@
           <w:sz w:val="24"/>
           <w:szCs w:val="24"/>
         </w:rPr>
-        <w:t xml:space="preserve">Now do it for our research, in order. Who? What should they understand? Only then — how?</w:t>
+        <w:t xml:space="preserve">Now do it for our research, in order. Who? What should they understand? Only then, how?</w:t>
       </w:r>
     </w:p>
     <w:p>
@@ -36525,7 +36525,7 @@
           <w:sz w:val="20"/>
           <w:szCs w:val="20"/>
         </w:rPr>
-        <w:t xml:space="preserve">The answers are at the back of your book, on the "Answers — try it yourself" page. Try it first, then check.</w:t>
+        <w:t xml:space="preserve">The answers are at the back of your book, on the "Answers, try it yourself" page. Try it first, then check.</w:t>
       </w:r>
     </w:p>
     <w:p>
@@ -36563,7 +36563,7 @@
           <w:sz w:val="38"/>
           <w:szCs w:val="38"/>
         </w:rPr>
-        <w:t xml:space="preserve">Who we will tell, and how — our plan</w:t>
+        <w:t xml:space="preserve">Who we will tell, and how. Our plan</w:t>
       </w:r>
     </w:p>
     <w:tbl>
@@ -36906,7 +36906,7 @@
           <w:sz w:val="24"/>
           <w:szCs w:val="24"/>
         </w:rPr>
-        <w:t xml:space="preserve">How we will show it — draw or write our plan</w:t>
+        <w:t xml:space="preserve">How we will show it, draw or write our plan</w:t>
       </w:r>
     </w:p>
     <w:tbl>
@@ -37035,7 +37035,7 @@
           <w:sz w:val="24"/>
           <w:szCs w:val="24"/>
         </w:rPr>
-        <w:t xml:space="preserve">Anything you want to keep from this step. Words, marks, or a drawing — it is your page, and no one marks it.</w:t>
+        <w:t xml:space="preserve">Anything you want to keep from this step. Words, marks, or a drawing, it is your page, and no one marks it.</w:t>
       </w:r>
     </w:p>
     <w:tbl>
@@ -37616,7 +37616,7 @@
           <w:sz w:val="22"/>
           <w:szCs w:val="22"/>
         </w:rPr>
-        <w:t xml:space="preserve">2. What we think it means. Your insight — with the "so" and the "because".</w:t>
+        <w:t xml:space="preserve">2. What we think it means. Your insight, with the "so" and the "because".</w:t>
       </w:r>
     </w:p>
     <w:p>
@@ -37640,7 +37640,7 @@
           <w:sz w:val="22"/>
           <w:szCs w:val="22"/>
         </w:rPr>
-        <w:t xml:space="preserve">Most groups do the first one. Some do the second. Almost nobody does the third — and the third is the one that makes someone actually do something.</w:t>
+        <w:t xml:space="preserve">Most groups do the first one. Some do the second. Almost nobody does the third, and the third is the one that makes someone actually do something.</w:t>
       </w:r>
     </w:p>
     <w:p>
@@ -37814,7 +37814,7 @@
           <w:sz w:val="24"/>
           <w:szCs w:val="24"/>
         </w:rPr>
-        <w:t xml:space="preserve">Get ready for questions — this is the real test</w:t>
+        <w:t xml:space="preserve">Get ready for questions: this is the real test</w:t>
       </w:r>
     </w:p>
     <w:p>
@@ -37954,7 +37954,7 @@
           <w:sz w:val="22"/>
           <w:szCs w:val="22"/>
         </w:rPr>
-        <w:t xml:space="preserve">Do not let one person do all the talking. Every one of you should have something you say or show — even if it is one sentence. It is your research too.</w:t>
+        <w:t xml:space="preserve">Do not let one person do all the talking. Every one of you should have something you say or show, even if it is one sentence. It is your research too.</w:t>
       </w:r>
     </w:p>
     <w:tbl>
@@ -38008,7 +38008,7 @@
                 <w:sz w:val="21"/>
                 <w:szCs w:val="21"/>
               </w:rPr>
-              <w:t xml:space="preserve">output — the thing you make to share what you found — a poster, a talk, a play</w:t>
+              <w:t xml:space="preserve">output, the thing you make to share what you found, a poster, a talk, a play</w:t>
             </w:r>
           </w:p>
           <w:p>
@@ -38020,7 +38020,7 @@
                 <w:sz w:val="21"/>
                 <w:szCs w:val="21"/>
               </w:rPr>
-              <w:t xml:space="preserve">limit — what your research could not find out, said honestly</w:t>
+              <w:t xml:space="preserve">limit, what your research could not find out, said honestly</w:t>
             </w:r>
           </w:p>
           <w:p>
@@ -38032,7 +38032,7 @@
                 <w:sz w:val="21"/>
                 <w:szCs w:val="21"/>
               </w:rPr>
-              <w:t xml:space="preserve">overclaim — to say you know more than your evidence really shows</w:t>
+              <w:t xml:space="preserve">overclaim, to say you know more than your evidence really shows</w:t>
             </w:r>
           </w:p>
         </w:tc>
@@ -38173,7 +38173,7 @@
           <w:sz w:val="24"/>
           <w:szCs w:val="24"/>
         </w:rPr>
-        <w:t xml:space="preserve">3.   Someone asks how we know, and we say: we do not know that part — it is something we would need to find out.</w:t>
+        <w:t xml:space="preserve">3.   Someone asks how we know, and we say: we do not know that part. It is something we would need to find out.</w:t>
       </w:r>
     </w:p>
     <w:p>
@@ -38285,7 +38285,7 @@
           <w:sz w:val="20"/>
           <w:szCs w:val="20"/>
         </w:rPr>
-        <w:t xml:space="preserve">The answers are at the back of your book, on the "Answers — try it yourself" page. Try it first, then check.</w:t>
+        <w:t xml:space="preserve">The answers are at the back of your book, on the "Answers, try it yourself" page. Try it first, then check.</w:t>
       </w:r>
     </w:p>
     <w:p>
@@ -38323,7 +38323,7 @@
           <w:sz w:val="38"/>
           <w:szCs w:val="38"/>
         </w:rPr>
-        <w:t xml:space="preserve">Building our output — our main message and our evidence</w:t>
+        <w:t xml:space="preserve">Building our output, our main message and our evidence</w:t>
       </w:r>
     </w:p>
     <w:tbl>
@@ -38497,7 +38497,7 @@
           <w:sz w:val="24"/>
           <w:szCs w:val="24"/>
         </w:rPr>
-        <w:t xml:space="preserve">Our evidence for it — one, two, three</w:t>
+        <w:t xml:space="preserve">Our evidence for it, one, two, three</w:t>
       </w:r>
     </w:p>
     <w:tbl>
@@ -38754,7 +38754,7 @@
           <w:sz w:val="24"/>
           <w:szCs w:val="24"/>
         </w:rPr>
-        <w:t xml:space="preserve">Anything you want to keep from this step. Words, marks, or a drawing — it is your page, and no one marks it.</w:t>
+        <w:t xml:space="preserve">Anything you want to keep from this step. Words, marks, or a drawing, it is your page, and no one marks it.</w:t>
       </w:r>
     </w:p>
     <w:tbl>
@@ -39322,7 +39322,7 @@
           <w:sz w:val="22"/>
           <w:szCs w:val="22"/>
         </w:rPr>
-        <w:t xml:space="preserve">We have shared what we found. Now we look back at ourselves — and this is not a small thing at the end of the course. It is part of the work.</w:t>
+        <w:t xml:space="preserve">We have shared what we found. Now we look back at ourselves, and this is not a small thing at the end of the course. It is part of the work.</w:t>
       </w:r>
     </w:p>
     <w:p>
@@ -39457,7 +39457,7 @@
           <w:sz w:val="22"/>
           <w:szCs w:val="22"/>
         </w:rPr>
-        <w:t xml:space="preserve">Mark it again — with a different mark, so you can see both.</w:t>
+        <w:t xml:space="preserve">Mark it again, with a different mark, so you can see both.</w:t>
       </w:r>
     </w:p>
     <w:p>
@@ -39510,7 +39510,7 @@
           <w:sz w:val="22"/>
           <w:szCs w:val="22"/>
         </w:rPr>
-        <w:t xml:space="preserve">1. What can I do now that I could not do at the start? 2. What was hard — and what did I DO about it? 3. What would I still like to find out?</w:t>
+        <w:t xml:space="preserve">1. What can I do now that I could not do at the start? 2. What was hard, and what did I DO about it? 3. What would I still like to find out?</w:t>
       </w:r>
     </w:p>
     <w:p>
@@ -39522,7 +39522,7 @@
           <w:sz w:val="22"/>
           <w:szCs w:val="22"/>
         </w:rPr>
-        <w:t xml:space="preserve">The second one matters most. Anyone can have an easy week. What shows you have really become a researcher is what you did when it went wrong — when someone said no, when the rain stopped you, when the evidence did not agree.</w:t>
+        <w:t xml:space="preserve">The second one matters most. Anyone can have an easy week. What shows you have really become a researcher is what you did when it went wrong, when someone said no, when the rain stopped you, when the evidence did not agree.</w:t>
       </w:r>
     </w:p>
     <w:p>
@@ -39617,7 +39617,7 @@
                 <w:sz w:val="21"/>
                 <w:szCs w:val="21"/>
               </w:rPr>
-              <w:t xml:space="preserve">reflect — to look back at what you did and work out what changed</w:t>
+              <w:t xml:space="preserve">reflect, to look back at what you did and work out what changed</w:t>
             </w:r>
           </w:p>
           <w:p>
@@ -39629,7 +39629,7 @@
                 <w:sz w:val="21"/>
                 <w:szCs w:val="21"/>
               </w:rPr>
-              <w:t xml:space="preserve">growth — the distance between what you could do before and what you can do now</w:t>
+              <w:t xml:space="preserve">growth, the distance between what you could do before and what you can do now</w:t>
             </w:r>
           </w:p>
         </w:tc>
@@ -39855,7 +39855,7 @@
           <w:sz w:val="24"/>
           <w:szCs w:val="24"/>
         </w:rPr>
-        <w:t xml:space="preserve">I got to here as a researcher — put a ✓ on the path:</w:t>
+        <w:t xml:space="preserve">I got to here as a researcher, put a ✓ on the path:</w:t>
       </w:r>
     </w:p>
     <w:p>
@@ -39868,7 +39868,7 @@
           <w:sz w:val="30"/>
           <w:szCs w:val="30"/>
         </w:rPr>
-        <w:t xml:space="preserve">guess  —  ask  —  check  —  find out</w:t>
+        <w:t xml:space="preserve">guess,  ask,  check,  find out</w:t>
       </w:r>
     </w:p>
     <w:tbl>
@@ -40237,7 +40237,7 @@
           <w:sz w:val="24"/>
           <w:szCs w:val="24"/>
         </w:rPr>
-        <w:t xml:space="preserve">Anything you want to keep from this step. Words, marks, or a drawing — it is your page, and no one marks it.</w:t>
+        <w:t xml:space="preserve">Anything you want to keep from this step. Words, marks, or a drawing, it is your page, and no one marks it.</w:t>
       </w:r>
     </w:p>
     <w:tbl>
@@ -40737,7 +40737,7 @@
           <w:sz w:val="36"/>
           <w:szCs w:val="36"/>
         </w:rPr>
-        <w:t xml:space="preserve">Answers — try it yourself</w:t>
+        <w:t xml:space="preserve">Answers, try it yourself</w:t>
       </w:r>
     </w:p>
     <w:p>
@@ -40749,7 +40749,7 @@
           <w:sz w:val="24"/>
           <w:szCs w:val="24"/>
         </w:rPr>
-        <w:t xml:space="preserve">Do the "Try it yourself" on the Learn it page first, then look here. Getting one wrong is useful — go back and read that page again, and see why.</w:t>
+        <w:t xml:space="preserve">Do the "Try it yourself" on the Learn it page first, then look here. Getting one wrong is useful, go back and read that page again, and see why.</w:t>
       </w:r>
     </w:p>
     <w:p>
@@ -40847,7 +40847,7 @@
           <w:sz w:val="21"/>
           <w:szCs w:val="21"/>
         </w:rPr>
-        <w:t xml:space="preserve">We know it — she saw it herself. One person's memory is not proof of everything, but a person who was there is real evidence.</w:t>
+        <w:t xml:space="preserve">We know it, she saw it herself. One person's memory is not proof of everything, but a person who was there is real evidence.</w:t>
       </w:r>
     </w:p>
     <w:p>
@@ -40980,7 +40980,7 @@
           <w:sz w:val="21"/>
           <w:szCs w:val="21"/>
         </w:rPr>
-        <w:t xml:space="preserve">Ask and look. This is about our own place, right now — go and see, and ask people who live there.</w:t>
+        <w:t xml:space="preserve">Ask and look. This is about our own place, right now. Go and see, and ask people who live there.</w:t>
       </w:r>
     </w:p>
     <w:p>
@@ -41059,7 +41059,7 @@
           <w:sz w:val="21"/>
           <w:szCs w:val="21"/>
         </w:rPr>
-        <w:t xml:space="preserve">Not all right. She has told you she is busy — that is a no. Thank her, and go to the next person.</w:t>
+        <w:t xml:space="preserve">Not all right. She has told you she is busy. That is a no. Thank her, and go to the next person.</w:t>
       </w:r>
     </w:p>
     <w:p>
@@ -41273,7 +41273,7 @@
           <w:sz w:val="21"/>
           <w:szCs w:val="21"/>
         </w:rPr>
-        <w:t xml:space="preserve">Open, and the strongest kind — it asks about something they really saw, on a day they remember.</w:t>
+        <w:t xml:space="preserve">Open, and the strongest kind. It asks about something they really saw, on a day they remember.</w:t>
       </w:r>
     </w:p>
     <w:p>
@@ -41325,7 +41325,7 @@
           <w:sz w:val="21"/>
           <w:szCs w:val="21"/>
         </w:rPr>
-        <w:t xml:space="preserve">True. It is about the same THING — what happens to land when trees go. We still have to check it against what we see here, but it helps.</w:t>
+        <w:t xml:space="preserve">True. It is about the same THING, what happens to land when trees go. We still have to check it against what we see here, but it helps.</w:t>
       </w:r>
     </w:p>
     <w:p>
@@ -41379,7 +41379,7 @@
           <w:sz w:val="21"/>
           <w:szCs w:val="21"/>
         </w:rPr>
-        <w:t xml:space="preserve">Not true — and this is the question 4 answer. It tells us about heat, not about our hills or how many trees went. Knowing that gap is useful.</w:t>
+        <w:t xml:space="preserve">Not true, and this is the question 4 answer. It tells us about heat, not about our hills or how many trees went. Knowing that gap is useful.</w:t>
       </w:r>
     </w:p>
     <w:p>
@@ -41393,7 +41393,7 @@
           <w:sz w:val="21"/>
           <w:szCs w:val="21"/>
         </w:rPr>
-        <w:t xml:space="preserve">4.   We should ask how they know — and they tell us: they measured it for two years.</w:t>
+        <w:t xml:space="preserve">4.   We should ask how they know, and they tell us: they measured it for two years.</w:t>
       </w:r>
     </w:p>
     <w:p>
@@ -41485,7 +41485,7 @@
           <w:sz w:val="21"/>
           <w:szCs w:val="21"/>
         </w:rPr>
-        <w:t xml:space="preserve">Weak. They are selling trees, so they tell the good half — and "completely" is a warning sign. Useful for finding out what to check, not for building on.</w:t>
+        <w:t xml:space="preserve">Weak. They are selling trees, so they tell the good half, and "completely" is a warning sign. Useful for finding out what to check, not for building on.</w:t>
       </w:r>
     </w:p>
     <w:p>
@@ -41512,7 +41512,7 @@
           <w:sz w:val="21"/>
           <w:szCs w:val="21"/>
         </w:rPr>
-        <w:t xml:space="preserve">Strong. They measured it, they say how, and they say who paid — which lets us judge for ourselves. Saying how you know is what makes a source strong.</w:t>
+        <w:t xml:space="preserve">Strong. They measured it, they say how, and they say who paid, which lets us judge for ourselves. Saying how you know is what makes a source strong.</w:t>
       </w:r>
     </w:p>
     <w:p>
@@ -41539,7 +41539,7 @@
           <w:sz w:val="21"/>
           <w:szCs w:val="21"/>
         </w:rPr>
-        <w:t xml:space="preserve">Weak. He heard it from someone who heard it. Nobody saw it, and it is about the future, which nobody can see. Worth asking about — not worth building on.</w:t>
+        <w:t xml:space="preserve">Weak. He heard it from someone who heard it. Nobody saw it, and it is about the future, which nobody can see. Worth asking about, not worth building on.</w:t>
       </w:r>
     </w:p>
     <w:p>
@@ -41618,7 +41618,7 @@
           <w:sz w:val="21"/>
           <w:szCs w:val="21"/>
         </w:rPr>
-        <w:t xml:space="preserve">A good theme. Someone could say "no it does not" — and then we could go and check. That is what makes it a theme.</w:t>
+        <w:t xml:space="preserve">A good theme. Someone could say "no it does not", and then we could go and check. That is what makes it a theme.</w:t>
       </w:r>
     </w:p>
     <w:p>
@@ -41724,7 +41724,7 @@
           <w:sz w:val="21"/>
           <w:szCs w:val="21"/>
         </w:rPr>
-        <w:t xml:space="preserve">Good step. It is true and it follows from the problem. But it lands on people, so we must keep asking why — do not stop here.</w:t>
+        <w:t xml:space="preserve">Good step. It is true and it follows from the problem. But it lands on people, so we must keep asking why. Do not stop here.</w:t>
       </w:r>
     </w:p>
     <w:p>
@@ -41805,7 +41805,7 @@
           <w:sz w:val="21"/>
           <w:szCs w:val="21"/>
         </w:rPr>
-        <w:t xml:space="preserve">Good step — and an honest one. Saying "I do not know, we would have to find out" is proper research. Mark it as a gap and move on.</w:t>
+        <w:t xml:space="preserve">Good step, and an honest one. Saying "I do not know, we would have to find out" is proper research. Mark it as a gap and move on.</w:t>
       </w:r>
     </w:p>
     <w:p>
@@ -41830,7 +41830,7 @@
           <w:sz w:val="28"/>
           <w:szCs w:val="28"/>
         </w:rPr>
-        <w:t xml:space="preserve">How to see the whole picture — power, beliefs, and who is hurt</w:t>
+        <w:t xml:space="preserve">How to see the whole picture, power, beliefs, and who is hurt</w:t>
       </w:r>
     </w:p>
     <w:p>
@@ -41884,7 +41884,7 @@
           <w:sz w:val="21"/>
           <w:szCs w:val="21"/>
         </w:rPr>
-        <w:t xml:space="preserve">Needs fixing. This is name-calling, not a belief. Try: "some people believe there is no other fuel they can get" — that is something we could check, and it explains more.</w:t>
+        <w:t xml:space="preserve">Needs fixing. This is name-calling, not a belief. Try: "some people believe there is no other fuel they can get". That is something we could check, and it explains more.</w:t>
       </w:r>
     </w:p>
     <w:p>
@@ -41925,7 +41925,7 @@
           <w:sz w:val="21"/>
           <w:szCs w:val="21"/>
         </w:rPr>
-        <w:t xml:space="preserve">4.   Power: us — we can plant, and we can tell people what we found.</w:t>
+        <w:t xml:space="preserve">4.   Power: us. We can plant, and we can tell people what we found.</w:t>
       </w:r>
     </w:p>
     <w:p>
@@ -41938,7 +41938,7 @@
           <w:sz w:val="21"/>
           <w:szCs w:val="21"/>
         </w:rPr>
-        <w:t xml:space="preserve">Written well — and easy to forget. We are part of this system, and naming our own power is the point of asking.</w:t>
+        <w:t xml:space="preserve">Written well, and easy to forget. We are part of this system, and naming our own power is the point of asking.</w:t>
       </w:r>
     </w:p>
     <w:p>
@@ -41990,7 +41990,7 @@
           <w:sz w:val="21"/>
           <w:szCs w:val="21"/>
         </w:rPr>
-        <w:t xml:space="preserve">Finding. It reports what our evidence says. It is true and useful — but it does not tell us what it MEANS yet.</w:t>
+        <w:t xml:space="preserve">Finding. It reports what our evidence says. It is true and useful, but it does not tell us what it MEANS yet.</w:t>
       </w:r>
     </w:p>
     <w:p>
@@ -42031,7 +42031,7 @@
           <w:sz w:val="21"/>
           <w:szCs w:val="21"/>
         </w:rPr>
-        <w:t xml:space="preserve">3.   The people we asked remember trees on the hill, so the hill has changed within one lifetime — which means it could change back, because grass and roots grow fast.</w:t>
+        <w:t xml:space="preserve">3.   The people we asked remember trees on the hill, so the hill has changed within one lifetime, which means it could change back, because grass and roots grow fast.</w:t>
       </w:r>
     </w:p>
     <w:p>
@@ -42044,7 +42044,7 @@
           <w:sz w:val="21"/>
           <w:szCs w:val="21"/>
         </w:rPr>
-        <w:t xml:space="preserve">Insight. It has a 'so' (the hill changed in one lifetime) and a 'because' (grass and roots grow fast). It also stays honest — 'the people we asked'.</w:t>
+        <w:t xml:space="preserve">Insight. It has a 'so' (the hill changed in one lifetime) and a 'because' (grass and roots grow fast). It also stays honest, 'the people we asked'.</w:t>
       </w:r>
     </w:p>
     <w:p>
@@ -42177,7 +42177,7 @@
           <w:sz w:val="21"/>
           <w:szCs w:val="21"/>
         </w:rPr>
-        <w:t xml:space="preserve">Wrong way round — and too big. Which people in the community? What should they understand? Get specific first.</w:t>
+        <w:t xml:space="preserve">Wrong way round, and too big. Which people in the community? What should they understand? Get specific first.</w:t>
       </w:r>
     </w:p>
     <w:p>
@@ -42297,7 +42297,7 @@
           <w:sz w:val="21"/>
           <w:szCs w:val="21"/>
         </w:rPr>
-        <w:t xml:space="preserve">3.   Someone asks how we know, and we say: we do not know that part — it is something we would need to find out.</w:t>
+        <w:t xml:space="preserve">3.   Someone asks how we know, and we say: we do not know that part. It is something we would need to find out.</w:t>
       </w:r>
     </w:p>
     <w:p>
@@ -42310,7 +42310,7 @@
           <w:sz w:val="21"/>
           <w:szCs w:val="21"/>
         </w:rPr>
-        <w:t xml:space="preserve">Strong — and it is what real researchers say. Admitting a gap makes everything else you said more believable, not less.</w:t>
+        <w:t xml:space="preserve">Strong, and it is what real researchers say. Admitting a gap makes everything else you said more believable, not less.</w:t>
       </w:r>
     </w:p>
     <w:p>

--- a/public/downloads/research-project-student-workbook.docx
+++ b/public/downloads/research-project-student-workbook.docx
@@ -29,7 +29,7 @@
           <w:sz w:val="30"/>
           <w:szCs w:val="30"/>
         </w:rPr>
-        <w:t xml:space="preserve">Student Workbook, Our Research Book</w:t>
+        <w:t xml:space="preserve">Student Workbook - Our Research Book</w:t>
       </w:r>
     </w:p>
     <w:p>
@@ -76,7 +76,7 @@
           <w:sz w:val="22"/>
           <w:szCs w:val="22"/>
         </w:rPr>
-        <w:t xml:space="preserve">A4 paper, portrait. Do not let the printer "shrink to fit", the writing lines are sized for A4.</w:t>
+        <w:t xml:space="preserve">A4 paper, portrait. Do not let the printer "shrink to fit" - the writing lines are sized for A4.</w:t>
       </w:r>
     </w:p>
     <w:p>
@@ -127,7 +127,7 @@
           <w:sz w:val="22"/>
           <w:szCs w:val="22"/>
         </w:rPr>
-        <w:t xml:space="preserve">One book per learner. This is the one thing worth spending the paper on, the learner writes in it and keeps it.</w:t>
+        <w:t xml:space="preserve">One book per learner. This is the one thing worth spending the paper on - the learner writes in it and keeps it.</w:t>
       </w:r>
     </w:p>
     <w:p>
@@ -161,7 +161,7 @@
           <w:sz w:val="22"/>
           <w:szCs w:val="22"/>
         </w:rPr>
-        <w:t xml:space="preserve">If you cannot print the whole book, print in this order: the Learn it pages and the pages the learners write on, then the source pack, then the answers page (one copy for the group is enough, it does not have to be in every book).</w:t>
+        <w:t xml:space="preserve">If you cannot print the whole book, print in this order: the Learn it pages and the pages the learners write on, then the source pack, then the answers page (one copy for the group is enough - it does not have to be in every book).</w:t>
       </w:r>
     </w:p>
     <w:p>
@@ -248,7 +248,7 @@
           <w:sz w:val="24"/>
           <w:szCs w:val="24"/>
         </w:rPr>
-        <w:t xml:space="preserve">This is your research book. It has the sources we read, a page for each week of our research, and pages for each step of our investigation. Before each step there is a LEARN IT page: it teaches you how to do that step, how to ask a good question, how to weigh a source, how to find what our evidence means. Read it again any time, even after our session; it stays in your book. Some Learn it pages end with a TRY IT YOURSELF, you can do it on your own, and the answers are at the back of this book, so you can check them yourself. Then comes an example, and then a place for you to add your own. You can draw, make marks, or use a few words, no neat writing needed.</w:t>
+        <w:t xml:space="preserve">This is your research book. It has the sources we read, a page for each week of our research, and pages for each step of our investigation. Before each step there is a LEARN IT page: it teaches you how to do that step - how to ask a good question, how to weigh a source, how to find what our evidence means. Read it again any time, even after our session; it stays in your book. Some Learn it pages end with a TRY IT YOURSELF - you can do it on your own, and the answers are at the back of this book, so you can check them yourself. Then comes an example, and then a place for you to add your own. You can draw, make marks, or use a few words - no neat writing needed.</w:t>
       </w:r>
     </w:p>
     <w:p>
@@ -288,7 +288,7 @@
           <w:sz w:val="21"/>
           <w:szCs w:val="21"/>
         </w:rPr>
-        <w:t xml:space="preserve">Sheet 1   My research book, cover and how I use it</w:t>
+        <w:t xml:space="preserve">Sheet 1   My research book - cover and how I use it</w:t>
       </w:r>
     </w:p>
     <w:p>
@@ -360,7 +360,7 @@
           <w:sz w:val="21"/>
           <w:szCs w:val="21"/>
         </w:rPr>
-        <w:t xml:space="preserve">Sheet 7   Asking permission, our reminder</w:t>
+        <w:t xml:space="preserve">Sheet 7   Asking permission - our reminder</w:t>
       </w:r>
     </w:p>
     <w:p>
@@ -396,7 +396,7 @@
           <w:sz w:val="21"/>
           <w:szCs w:val="21"/>
         </w:rPr>
-        <w:t xml:space="preserve">Sheet 10   What our sources tell us, evidence log</w:t>
+        <w:t xml:space="preserve">Sheet 10   What our sources tell us - evidence log</w:t>
       </w:r>
     </w:p>
     <w:p>
@@ -432,7 +432,7 @@
           <w:sz w:val="21"/>
           <w:szCs w:val="21"/>
         </w:rPr>
-        <w:t xml:space="preserve">Sheet 13   Our themes, what keeps coming up</w:t>
+        <w:t xml:space="preserve">Sheet 13   Our themes - what keeps coming up</w:t>
       </w:r>
     </w:p>
     <w:p>
@@ -456,7 +456,7 @@
           <w:sz w:val="21"/>
           <w:szCs w:val="21"/>
         </w:rPr>
-        <w:t xml:space="preserve">Sheet 15   Looking deeper, power, beliefs, who is helped and hurt</w:t>
+        <w:t xml:space="preserve">Sheet 15   Looking deeper - power, beliefs, who is helped and hurt</w:t>
       </w:r>
     </w:p>
     <w:p>
@@ -468,7 +468,7 @@
           <w:sz w:val="21"/>
           <w:szCs w:val="21"/>
         </w:rPr>
-        <w:t xml:space="preserve">Sheet 16   Our insights, what we found and why it matters</w:t>
+        <w:t xml:space="preserve">Sheet 16   Our insights - what we found and why it matters</w:t>
       </w:r>
     </w:p>
     <w:p>
@@ -480,7 +480,7 @@
           <w:sz w:val="21"/>
           <w:szCs w:val="21"/>
         </w:rPr>
-        <w:t xml:space="preserve">Sheet 17   Who we will tell, and how. Our plan</w:t>
+        <w:t xml:space="preserve">Sheet 17   Who we will tell, and how - our plan</w:t>
       </w:r>
     </w:p>
     <w:p>
@@ -492,7 +492,7 @@
           <w:sz w:val="21"/>
           <w:szCs w:val="21"/>
         </w:rPr>
-        <w:t xml:space="preserve">Sheet 18   Building our output, our main message and our evidence</w:t>
+        <w:t xml:space="preserve">Sheet 18   Building our output - our main message and our evidence</w:t>
       </w:r>
     </w:p>
     <w:p>
@@ -606,7 +606,7 @@
           <w:sz w:val="22"/>
           <w:szCs w:val="22"/>
         </w:rPr>
-        <w:t xml:space="preserve">and why? How do they know, and is it still true? And the big one: does it agree with the OTHER sources, and with what WE found by asking and looking?</w:t>
+        <w:t xml:space="preserve">and why? How do they know - and is it still true? And the big one: does it agree with the OTHER sources, and with what WE found by asking and looking?</w:t>
       </w:r>
     </w:p>
     <w:p>
@@ -635,7 +635,7 @@
           <w:sz w:val="22"/>
           <w:szCs w:val="22"/>
         </w:rPr>
-        <w:t xml:space="preserve">research agree on. One source on its own, even a good one, is only a start.</w:t>
+        <w:t xml:space="preserve">research agree on. One source on its own - even a good one - is only a start.</w:t>
       </w:r>
     </w:p>
     <w:p>
@@ -664,7 +664,7 @@
           <w:sz w:val="22"/>
           <w:szCs w:val="22"/>
         </w:rPr>
-        <w:t xml:space="preserve">Each sub-question has several sources, so a group can take one sub-question, read its sources, compare them, and check one against another, then teach the rest of us what they found.</w:t>
+        <w:t xml:space="preserve">Each sub-question has several sources, so a group can take one sub-question, read its sources, compare them, and check one against another - then teach the rest of us what they found.</w:t>
       </w:r>
     </w:p>
     <w:p>
@@ -681,7 +681,7 @@
           <w:sz w:val="22"/>
           <w:szCs w:val="22"/>
         </w:rPr>
-        <w:t xml:space="preserve">Sub-question 1, before and now (what changed?): Sources B, C, F, G, H</w:t>
+        <w:t xml:space="preserve">Sub-question 1 - before and now (what changed?): Sources B, C, F, G, H</w:t>
       </w:r>
     </w:p>
     <w:p>
@@ -698,7 +698,7 @@
           <w:sz w:val="22"/>
           <w:szCs w:val="22"/>
         </w:rPr>
-        <w:t xml:space="preserve">Sub-question 2, a bare hill in the rain and the hot sun: Sources A, B, D, E, G, K</w:t>
+        <w:t xml:space="preserve">Sub-question 2 - a bare hill in the rain and the hot sun: Sources A, B, D, E, G, K</w:t>
       </w:r>
     </w:p>
     <w:p>
@@ -715,7 +715,7 @@
           <w:sz w:val="22"/>
           <w:szCs w:val="22"/>
         </w:rPr>
-        <w:t xml:space="preserve">Sub-question 3, what trees, grass, and roots do for the soil and for us: Sources A, D, E, G, K</w:t>
+        <w:t xml:space="preserve">Sub-question 3 - what trees, grass, and roots do for the soil and for us: Sources A, D, E, G, K</w:t>
       </w:r>
     </w:p>
     <w:p>
@@ -732,7 +732,7 @@
           <w:sz w:val="22"/>
           <w:szCs w:val="22"/>
         </w:rPr>
-        <w:t xml:space="preserve">Sub-question 4, what people are doing to help, and is it working: Sources B, C, F, H, I, J</w:t>
+        <w:t xml:space="preserve">Sub-question 4 - what people are doing to help, and is it working: Sources B, C, F, H, I, J</w:t>
       </w:r>
     </w:p>
     <w:p>
@@ -744,7 +744,7 @@
           <w:sz w:val="22"/>
           <w:szCs w:val="22"/>
         </w:rPr>
-        <w:t xml:space="preserve">Source D (the company's website) is our weak source on purpose, use it to practise checking, not as strong evidence.</w:t>
+        <w:t xml:space="preserve">Source D (the company's website) is our weak source on purpose - use it to practise checking, not as strong evidence.</w:t>
       </w:r>
     </w:p>
     <w:p>
@@ -761,7 +761,7 @@
           <w:sz w:val="28"/>
           <w:szCs w:val="28"/>
         </w:rPr>
-        <w:t xml:space="preserve">Source A: Trees keep the land cool</w:t>
+        <w:t xml:space="preserve">Source A - Trees keep the land cool</w:t>
       </w:r>
     </w:p>
     <w:p>
@@ -831,7 +831,7 @@
           <w:sz w:val="22"/>
           <w:szCs w:val="22"/>
         </w:rPr>
-        <w:t xml:space="preserve">Trees help keep the land cool, and cutting them down makes a place hotter. A tree pulls water up from the soil, through its body, and out of its leaves into the air. When the water changes into vapour, it carries heat away with it. The same way your skin feels cold when you step out of the water. This is called evaporation. Scientists at a university in Australia say that one tree in a hot country can cool the air around it about as much as two air-coolers running all day.</w:t>
+        <w:t xml:space="preserve">Trees help keep the land cool, and cutting them down makes a place hotter. A tree pulls water up from the soil, through its body, and out of its leaves into the air. When the water changes into vapour, it carries heat away with it - the same way your skin feels cold when you step out of the water. This is called evaporation. Scientists at a university in Australia say that one tree in a hot country can cool the air around it about as much as two air-coolers running all day.</w:t>
       </w:r>
     </w:p>
     <w:p>
@@ -843,7 +843,7 @@
           <w:sz w:val="22"/>
           <w:szCs w:val="22"/>
         </w:rPr>
-        <w:t xml:space="preserve">When many trees are cut down, this cooling stops and the land heats up. The scientists used pictures from satellites, cameras high above the Earth, to measure the heat. They found that cutting the forest can make a place up to 4.5 degrees Celsius hotter. The heat even reaches nearby forest that was not cut down, up to 6 kilometres away. Hotter land is also harder for farming: for every 1 degree hotter, farmers grow about 3 to 7 percent less food.</w:t>
+        <w:t xml:space="preserve">When many trees are cut down, this cooling stops and the land heats up. The scientists used pictures from satellites - cameras high above the Earth - to measure the heat. They found that cutting the forest can make a place up to 4.5 degrees Celsius hotter. The heat even reaches nearby forest that was not cut down, up to 6 kilometres away. Hotter land is also harder for farming: for every 1 degree hotter, farmers grow about 3 to 7 percent less food.</w:t>
       </w:r>
     </w:p>
     <w:p>
@@ -872,7 +872,7 @@
           <w:sz w:val="22"/>
           <w:szCs w:val="22"/>
         </w:rPr>
-        <w:t xml:space="preserve">Trees keep the land cool. A tree takes water from the ground and lets it out through its leaves into the air. This makes the air cooler. When people cut the trees, the land gets hot. Scientists say a place with no trees can be much hotter, up to 4.5 degrees hotter. Hot land is also hard for growing food.</w:t>
+        <w:t xml:space="preserve">Trees keep the land cool. A tree takes water from the ground and lets it out through its leaves into the air. This makes the air cooler. When people cut the trees, the land gets hot. Scientists say a place with no trees can be much hotter - up to 4.5 degrees hotter. Hot land is also hard for growing food.</w:t>
       </w:r>
     </w:p>
     <w:p>
@@ -906,7 +906,7 @@
           <w:sz w:val="22"/>
           <w:szCs w:val="22"/>
         </w:rPr>
-        <w:t xml:space="preserve">vapour, water that has turned into a gas in the air</w:t>
+        <w:t xml:space="preserve">vapour - water that has turned into a gas in the air</w:t>
       </w:r>
     </w:p>
     <w:p>
@@ -923,7 +923,7 @@
           <w:sz w:val="22"/>
           <w:szCs w:val="22"/>
         </w:rPr>
-        <w:t xml:space="preserve">evaporation, when water changes into vapour and rises into the air</w:t>
+        <w:t xml:space="preserve">evaporation - when water changes into vapour and rises into the air</w:t>
       </w:r>
     </w:p>
     <w:p>
@@ -940,7 +940,7 @@
           <w:sz w:val="22"/>
           <w:szCs w:val="22"/>
         </w:rPr>
-        <w:t xml:space="preserve">satellite, a machine high above the Earth that can take pictures of the ground</w:t>
+        <w:t xml:space="preserve">satellite - a machine high above the Earth that can take pictures of the ground</w:t>
       </w:r>
     </w:p>
     <w:p>
@@ -957,7 +957,7 @@
           <w:sz w:val="22"/>
           <w:szCs w:val="22"/>
         </w:rPr>
-        <w:t xml:space="preserve">degree Celsius, the unit we use to measure how hot or cold something is</w:t>
+        <w:t xml:space="preserve">degree Celsius - the unit we use to measure how hot or cold something is</w:t>
       </w:r>
     </w:p>
     <w:p>
@@ -974,7 +974,7 @@
           <w:sz w:val="22"/>
           <w:szCs w:val="22"/>
         </w:rPr>
-        <w:t xml:space="preserve">percent, a part of one hundred</w:t>
+        <w:t xml:space="preserve">percent - a part of one hundred</w:t>
       </w:r>
     </w:p>
     <w:p>
@@ -991,7 +991,7 @@
           <w:sz w:val="22"/>
           <w:szCs w:val="22"/>
         </w:rPr>
-        <w:t xml:space="preserve">scientist, a person who studies the world carefully to find out how it works</w:t>
+        <w:t xml:space="preserve">scientist - a person who studies the world carefully to find out how it works</w:t>
       </w:r>
     </w:p>
     <w:p>
@@ -1076,7 +1076,7 @@
           <w:sz w:val="22"/>
           <w:szCs w:val="22"/>
         </w:rPr>
-        <w:t xml:space="preserve">Do they show how they know? Yes, a study other scientists checked, and they say who paid for it.</w:t>
+        <w:t xml:space="preserve">Do they show how they know? Yes - a study other scientists checked, and they say who paid for it.</w:t>
       </w:r>
     </w:p>
     <w:p>
@@ -1110,7 +1110,7 @@
           <w:sz w:val="28"/>
           <w:szCs w:val="28"/>
         </w:rPr>
-        <w:t xml:space="preserve">Source B: Making the bare hills safe again</w:t>
+        <w:t xml:space="preserve">Source B - Making the bare hills safe again</w:t>
       </w:r>
     </w:p>
     <w:p>
@@ -1192,7 +1192,7 @@
           <w:sz w:val="22"/>
           <w:szCs w:val="22"/>
         </w:rPr>
-        <w:t xml:space="preserve">On the hills where the camps stand, the forest was cut down to make room for people, and the hills became bare. When the heavy monsoon rain falls, the soil slides down the bare slopes. These landslides are dangerous. They can bury shelters, block escape routes, and hurt people.</w:t>
+        <w:t xml:space="preserve">On the hills where the camps stand, the forest was cut down to make room for people, and the hills became bare. When the heavy monsoon rain falls, the soil slides down the bare slopes. These landslides are dangerous - they can bury shelters, block escape routes, and hurt people.</w:t>
       </w:r>
     </w:p>
     <w:p>
@@ -1291,7 +1291,7 @@
           <w:sz w:val="22"/>
           <w:szCs w:val="22"/>
         </w:rPr>
-        <w:t xml:space="preserve">Food and Agriculture Organization (FAO), a part of the United Nations that helps countries with food, farming, and land</w:t>
+        <w:t xml:space="preserve">Food and Agriculture Organization (FAO) - a part of the United Nations that helps countries with food, farming, and land</w:t>
       </w:r>
     </w:p>
     <w:p>
@@ -1308,7 +1308,7 @@
           <w:sz w:val="22"/>
           <w:szCs w:val="22"/>
         </w:rPr>
-        <w:t xml:space="preserve">monsoon, the season of very heavy rain</w:t>
+        <w:t xml:space="preserve">monsoon - the season of very heavy rain</w:t>
       </w:r>
     </w:p>
     <w:p>
@@ -1325,7 +1325,7 @@
           <w:sz w:val="22"/>
           <w:szCs w:val="22"/>
         </w:rPr>
-        <w:t xml:space="preserve">landslide, when soil and rock slide down a hill</w:t>
+        <w:t xml:space="preserve">landslide - when soil and rock slide down a hill</w:t>
       </w:r>
     </w:p>
     <w:p>
@@ -1342,7 +1342,7 @@
           <w:sz w:val="22"/>
           <w:szCs w:val="22"/>
         </w:rPr>
-        <w:t xml:space="preserve">slope, the sloping side of a hill</w:t>
+        <w:t xml:space="preserve">slope - the sloping side of a hill</w:t>
       </w:r>
     </w:p>
     <w:p>
@@ -1359,7 +1359,7 @@
           <w:sz w:val="22"/>
           <w:szCs w:val="22"/>
         </w:rPr>
-        <w:t xml:space="preserve">native plants, plants that grow naturally in a place</w:t>
+        <w:t xml:space="preserve">native plants - plants that grow naturally in a place</w:t>
       </w:r>
     </w:p>
     <w:p>
@@ -1376,7 +1376,7 @@
           <w:sz w:val="22"/>
           <w:szCs w:val="22"/>
         </w:rPr>
-        <w:t xml:space="preserve">roots, the part of a plant that grows under the ground and holds it in place</w:t>
+        <w:t xml:space="preserve">roots - the part of a plant that grows under the ground and holds it in place</w:t>
       </w:r>
     </w:p>
     <w:p>
@@ -1393,7 +1393,7 @@
           <w:sz w:val="22"/>
           <w:szCs w:val="22"/>
         </w:rPr>
-        <w:t xml:space="preserve">bamboo, a tall, strong plant with hard, hollow stems</w:t>
+        <w:t xml:space="preserve">bamboo - a tall, strong plant with hard, hollow stems</w:t>
       </w:r>
     </w:p>
     <w:p>
@@ -1410,7 +1410,7 @@
           <w:sz w:val="22"/>
           <w:szCs w:val="22"/>
         </w:rPr>
-        <w:t xml:space="preserve">crib wall, a low wall, here made of bamboo, built across a slope to hold the soil</w:t>
+        <w:t xml:space="preserve">crib wall - a low wall, here made of bamboo, built across a slope to hold the soil</w:t>
       </w:r>
     </w:p>
     <w:p>
@@ -1427,7 +1427,7 @@
           <w:sz w:val="22"/>
           <w:szCs w:val="22"/>
         </w:rPr>
-        <w:t xml:space="preserve">contour trench, a long, shallow ditch dug across a hill to slow rain water</w:t>
+        <w:t xml:space="preserve">contour trench - a long, shallow ditch dug across a hill to slow rain water</w:t>
       </w:r>
     </w:p>
     <w:p>
@@ -1444,7 +1444,7 @@
           <w:sz w:val="22"/>
           <w:szCs w:val="22"/>
         </w:rPr>
-        <w:t xml:space="preserve">hectare, a unit for measuring land, about the size of a large sports field</w:t>
+        <w:t xml:space="preserve">hectare - a unit for measuring land, about the size of a large sports field</w:t>
       </w:r>
     </w:p>
     <w:p>
@@ -1461,7 +1461,7 @@
           <w:sz w:val="22"/>
           <w:szCs w:val="22"/>
         </w:rPr>
-        <w:t xml:space="preserve">Cash-for-Work. Paid work given to community members on a local project</w:t>
+        <w:t xml:space="preserve">Cash-for-Work - paid work given to community members on a local project</w:t>
       </w:r>
     </w:p>
     <w:p>
@@ -1495,7 +1495,7 @@
           <w:sz w:val="22"/>
           <w:szCs w:val="22"/>
         </w:rPr>
-        <w:t xml:space="preserve">Who? A United Nations agency, experts.</w:t>
+        <w:t xml:space="preserve">Who? A United Nations agency - experts.</w:t>
       </w:r>
     </w:p>
     <w:p>
@@ -1512,7 +1512,7 @@
           <w:sz w:val="22"/>
           <w:szCs w:val="22"/>
         </w:rPr>
-        <w:t xml:space="preserve">When? 2026. This is new.</w:t>
+        <w:t xml:space="preserve">When? 2026 - this is new.</w:t>
       </w:r>
     </w:p>
     <w:p>
@@ -1546,7 +1546,7 @@
           <w:sz w:val="22"/>
           <w:szCs w:val="22"/>
         </w:rPr>
-        <w:t xml:space="preserve">Do they show how they know? Yes, clear numbers and a named spokesperson.</w:t>
+        <w:t xml:space="preserve">Do they show how they know? Yes - clear numbers and a named spokesperson.</w:t>
       </w:r>
     </w:p>
     <w:p>
@@ -1580,7 +1580,7 @@
           <w:sz w:val="28"/>
           <w:szCs w:val="28"/>
         </w:rPr>
-        <w:t xml:space="preserve">Source C: Half a million trees</w:t>
+        <w:t xml:space="preserve">Source C - Half a million trees</w:t>
       </w:r>
     </w:p>
     <w:p>
@@ -1662,7 +1662,7 @@
           <w:sz w:val="22"/>
           <w:szCs w:val="22"/>
         </w:rPr>
-        <w:t xml:space="preserve">A few years ago, in 2020, a large tree-planting took place near the camps. In just two months, in October and November, workers planted 475,000 young trees, nearly half a million, on 571 hectares of bare land. With more trees planted inside and around the camps, the total reached about one million trees. The planting was meant to bring back the forest that was cut down when the camps were built and when families cut wood to cook.</w:t>
+        <w:t xml:space="preserve">A few years ago, in 2020, a large tree-planting took place near the camps. In just two months, in October and November, workers planted 475,000 young trees - nearly half a million - on 571 hectares of bare land. With more trees planted inside and around the camps, the total reached about one million trees. The planting was meant to bring back the forest that was cut down when the camps were built and when families cut wood to cook.</w:t>
       </w:r>
     </w:p>
     <w:p>
@@ -1674,7 +1674,7 @@
           <w:sz w:val="22"/>
           <w:szCs w:val="22"/>
         </w:rPr>
-        <w:t xml:space="preserve">The work was done by the Food and Agriculture Organization (FAO) together with two other United Nations groups, under a project called SAFE Plus. Most of the planting was done by local Bangladeshi workers from poor villages nearby, not by Rohingya refugees. The project also started 16 new tree nurseries, places where young trees are grown, to keep a supply of trees and to give local people work. The new forests sit on the high land that catches rain water for the rivers. Forests like these hold the soil, stop landslides, and keep the water clean.</w:t>
+        <w:t xml:space="preserve">The work was done by the Food and Agriculture Organization (FAO) together with two other United Nations groups, under a project called SAFE Plus. Most of the planting was done by local Bangladeshi workers from poor villages nearby - not by Rohingya refugees. The project also started 16 new tree nurseries - places where young trees are grown - to keep a supply of trees and to give local people work. The new forests sit on the high land that catches rain water for the rivers. Forests like these hold the soil, stop landslides, and keep the water clean.</w:t>
       </w:r>
     </w:p>
     <w:p>
@@ -1737,7 +1737,7 @@
           <w:sz w:val="22"/>
           <w:szCs w:val="22"/>
         </w:rPr>
-        <w:t xml:space="preserve">hectare, a unit for measuring land, about the size of a large sports field (see Source B)</w:t>
+        <w:t xml:space="preserve">hectare - a unit for measuring land, about the size of a large sports field (see Source B)</w:t>
       </w:r>
     </w:p>
     <w:p>
@@ -1754,7 +1754,7 @@
           <w:sz w:val="22"/>
           <w:szCs w:val="22"/>
         </w:rPr>
-        <w:t xml:space="preserve">nursery, a place where young plants are grown until they are big enough to plant out</w:t>
+        <w:t xml:space="preserve">nursery - a place where young plants are grown until they are big enough to plant out</w:t>
       </w:r>
     </w:p>
     <w:p>
@@ -1771,7 +1771,7 @@
           <w:sz w:val="22"/>
           <w:szCs w:val="22"/>
         </w:rPr>
-        <w:t xml:space="preserve">refugee, a person who has had to leave their own country to be safe</w:t>
+        <w:t xml:space="preserve">refugee - a person who has had to leave their own country to be safe</w:t>
       </w:r>
     </w:p>
     <w:p>
@@ -1788,7 +1788,7 @@
           <w:sz w:val="22"/>
           <w:szCs w:val="22"/>
         </w:rPr>
-        <w:t xml:space="preserve">Food and Agriculture Organization (FAO), see Source B</w:t>
+        <w:t xml:space="preserve">Food and Agriculture Organization (FAO) - see Source B</w:t>
       </w:r>
     </w:p>
     <w:p>
@@ -1805,7 +1805,7 @@
           <w:sz w:val="22"/>
           <w:szCs w:val="22"/>
         </w:rPr>
-        <w:t xml:space="preserve">SAFE Plus, the name of a United Nations project in the camps (Safe Access to Fuel and Energy Plus)</w:t>
+        <w:t xml:space="preserve">SAFE Plus - the name of a United Nations project in the camps (Safe Access to Fuel and Energy Plus)</w:t>
       </w:r>
     </w:p>
     <w:p>
@@ -1822,7 +1822,7 @@
           <w:sz w:val="22"/>
           <w:szCs w:val="22"/>
         </w:rPr>
-        <w:t xml:space="preserve">forest, a large area of land covered with many trees</w:t>
+        <w:t xml:space="preserve">forest - a large area of land covered with many trees</w:t>
       </w:r>
     </w:p>
     <w:p>
@@ -1856,7 +1856,7 @@
           <w:sz w:val="22"/>
           <w:szCs w:val="22"/>
         </w:rPr>
-        <w:t xml:space="preserve">Who? The UN and FAO, experts.</w:t>
+        <w:t xml:space="preserve">Who? The UN and FAO - experts.</w:t>
       </w:r>
     </w:p>
     <w:p>
@@ -1873,7 +1873,7 @@
           <w:sz w:val="22"/>
           <w:szCs w:val="22"/>
         </w:rPr>
-        <w:t xml:space="preserve">When? 2020. This is old, five or more years ago. Does Source B tell a newer story?</w:t>
+        <w:t xml:space="preserve">When? 2020 - this is old, five or more years ago. Does Source B tell a newer story?</w:t>
       </w:r>
     </w:p>
     <w:p>
@@ -1907,7 +1907,7 @@
           <w:sz w:val="22"/>
           <w:szCs w:val="22"/>
         </w:rPr>
-        <w:t xml:space="preserve">Do they show how they know? Yes, clear numbers.</w:t>
+        <w:t xml:space="preserve">Do they show how they know? Yes - clear numbers.</w:t>
       </w:r>
     </w:p>
     <w:p>
@@ -1924,7 +1924,7 @@
           <w:sz w:val="22"/>
           <w:szCs w:val="22"/>
         </w:rPr>
-        <w:t xml:space="preserve">One thing to notice: the planters were local villagers, not refugees. Easy to misread.</w:t>
+        <w:t xml:space="preserve">One thing to notice: the planters were local villagers, not refugees - easy to misread.</w:t>
       </w:r>
     </w:p>
     <w:p>
@@ -1958,7 +1958,7 @@
           <w:sz w:val="28"/>
           <w:szCs w:val="28"/>
         </w:rPr>
-        <w:t xml:space="preserve">Source D: "Trees stop erosion" (a company's website)</w:t>
+        <w:t xml:space="preserve">Source D - "Trees stop erosion" (a company's website)</w:t>
       </w:r>
     </w:p>
     <w:p>
@@ -1999,7 +1999,7 @@
           <w:sz w:val="22"/>
           <w:szCs w:val="22"/>
         </w:rPr>
-        <w:t xml:space="preserve">Not reproduced. This is a company's website (all rights reserved), so we may read it and name it, but not copy it into the pack, and that limit is itself worth noticing. Grow Billion Trees (no named author), "How Can Trees Help Prevent Soil Erosion?" at growbilliontrees.com.</w:t>
+        <w:t xml:space="preserve">Not reproduced. This is a company's website (all rights reserved), so we may read it and name it, but not copy it into the pack - and that limit is itself worth noticing. Grow Billion Trees (no named author), "How Can Trees Help Prevent Soil Erosion?" at growbilliontrees.com.</w:t>
       </w:r>
     </w:p>
     <w:p>
@@ -2028,7 +2028,7 @@
           <w:sz w:val="22"/>
           <w:szCs w:val="22"/>
         </w:rPr>
-        <w:t xml:space="preserve">A tree-planting company writes on its website that trees stop soil from being washed away. When rain falls on a bare hill, the water runs down fast and carries the soil with it. This is called erosion. The company says that tree roots hold the soil in place, and that the leaves of the trees slow the rain before it hits the ground, so less soil is lost. The website gives numbers, for example, that trees can cut soil loss by a large amount, but it does not say where these numbers come from, and no writer's name is given. The company sells a service: people pay it to plant trees.</w:t>
+        <w:t xml:space="preserve">A tree-planting company writes on its website that trees stop soil from being washed away. When rain falls on a bare hill, the water runs down fast and carries the soil with it. This is called erosion. The company says that tree roots hold the soil in place, and that the leaves of the trees slow the rain before it hits the ground, so less soil is lost. The website gives numbers - for example, that trees can cut soil loss by a large amount - but it does not say where these numbers come from, and no writer's name is given. The company sells a service: people pay it to plant trees.</w:t>
       </w:r>
     </w:p>
     <w:p>
@@ -2091,7 +2091,7 @@
           <w:sz w:val="22"/>
           <w:szCs w:val="22"/>
         </w:rPr>
-        <w:t xml:space="preserve">company, a business that sells something to make money</w:t>
+        <w:t xml:space="preserve">company - a business that sells something to make money</w:t>
       </w:r>
     </w:p>
     <w:p>
@@ -2108,7 +2108,7 @@
           <w:sz w:val="22"/>
           <w:szCs w:val="22"/>
         </w:rPr>
-        <w:t xml:space="preserve">website, a page on the internet</w:t>
+        <w:t xml:space="preserve">website - a page on the internet</w:t>
       </w:r>
     </w:p>
     <w:p>
@@ -2125,7 +2125,7 @@
           <w:sz w:val="22"/>
           <w:szCs w:val="22"/>
         </w:rPr>
-        <w:t xml:space="preserve">erosion, when soil is slowly worn away and carried off by water or wind</w:t>
+        <w:t xml:space="preserve">erosion - when soil is slowly worn away and carried off by water or wind</w:t>
       </w:r>
     </w:p>
     <w:p>
@@ -2142,7 +2142,7 @@
           <w:sz w:val="22"/>
           <w:szCs w:val="22"/>
         </w:rPr>
-        <w:t xml:space="preserve">roots, the part of a plant that grows under the ground and holds it in place (see Source B)</w:t>
+        <w:t xml:space="preserve">roots - the part of a plant that grows under the ground and holds it in place (see Source B)</w:t>
       </w:r>
     </w:p>
     <w:p>
@@ -2176,7 +2176,7 @@
           <w:sz w:val="22"/>
           <w:szCs w:val="22"/>
         </w:rPr>
-        <w:t xml:space="preserve">Who? A company, no writer's name.</w:t>
+        <w:t xml:space="preserve">Who? A company - no writer's name.</w:t>
       </w:r>
     </w:p>
     <w:p>
@@ -2227,7 +2227,7 @@
           <w:sz w:val="22"/>
           <w:szCs w:val="22"/>
         </w:rPr>
-        <w:t xml:space="preserve">Do they show how they know? No, numbers with no source.</w:t>
+        <w:t xml:space="preserve">Do they show how they know? No - numbers with no source.</w:t>
       </w:r>
     </w:p>
     <w:p>
@@ -2273,7 +2273,7 @@
           <w:sz w:val="28"/>
           <w:szCs w:val="28"/>
         </w:rPr>
-        <w:t xml:space="preserve">Source E: What happens to rain on a bare hill</w:t>
+        <w:t xml:space="preserve">Source E - What happens to rain on a bare hill</w:t>
       </w:r>
     </w:p>
     <w:p>
@@ -2367,7 +2367,7 @@
           <w:sz w:val="22"/>
           <w:szCs w:val="22"/>
         </w:rPr>
-        <w:t xml:space="preserve">On ground covered with grass and trees, the plants slow the rain down. The water has time to soak into the soil. This is called infiltration. The roots make small channels in the soil that help the water go down, and the roots hold the soil together.</w:t>
+        <w:t xml:space="preserve">On ground covered with grass and trees, the plants slow the rain down. The water has time to soak into the soil - this is called infiltration. The roots make small channels in the soil that help the water go down, and the roots hold the soil together.</w:t>
       </w:r>
     </w:p>
     <w:p>
@@ -2379,7 +2379,7 @@
           <w:sz w:val="22"/>
           <w:szCs w:val="22"/>
         </w:rPr>
-        <w:t xml:space="preserve">On bare ground it is different. The raindrops hit the soil hard and break it up. The water cannot soak in fast enough, so it runs off the top and carries the soil with it. The faster the water runs, the more soil it takes away. This is erosion. So plants do two jobs at once: they help the rain soak in, and they hold the soil in place. This is why a bare hill loses its soil and floods more easily than a hill covered in plants.</w:t>
+        <w:t xml:space="preserve">On bare ground it is different. The raindrops hit the soil hard and break it up. The water cannot soak in fast enough, so it runs off the top and carries the soil with it. The faster the water runs, the more soil it takes away - this is erosion. So plants do two jobs at once: they help the rain soak in, and they hold the soil in place. This is why a bare hill loses its soil and floods more easily than a hill covered in plants.</w:t>
       </w:r>
     </w:p>
     <w:p>
@@ -2442,7 +2442,7 @@
           <w:sz w:val="22"/>
           <w:szCs w:val="22"/>
         </w:rPr>
-        <w:t xml:space="preserve">infiltration, when water soaks down into the soil instead of running off</w:t>
+        <w:t xml:space="preserve">infiltration - when water soaks down into the soil instead of running off</w:t>
       </w:r>
     </w:p>
     <w:p>
@@ -2459,7 +2459,7 @@
           <w:sz w:val="22"/>
           <w:szCs w:val="22"/>
         </w:rPr>
-        <w:t xml:space="preserve">runoff, rain water that runs off the top of the ground instead of soaking in</w:t>
+        <w:t xml:space="preserve">runoff - rain water that runs off the top of the ground instead of soaking in</w:t>
       </w:r>
     </w:p>
     <w:p>
@@ -2476,7 +2476,7 @@
           <w:sz w:val="22"/>
           <w:szCs w:val="22"/>
         </w:rPr>
-        <w:t xml:space="preserve">channel, a small path that water flows along</w:t>
+        <w:t xml:space="preserve">channel - a small path that water flows along</w:t>
       </w:r>
     </w:p>
     <w:p>
@@ -2493,7 +2493,7 @@
           <w:sz w:val="22"/>
           <w:szCs w:val="22"/>
         </w:rPr>
-        <w:t xml:space="preserve">erosion, when soil is worn away and carried off by water (see Source D)</w:t>
+        <w:t xml:space="preserve">erosion - when soil is worn away and carried off by water (see Source D)</w:t>
       </w:r>
     </w:p>
     <w:p>
@@ -2561,7 +2561,7 @@
           <w:sz w:val="22"/>
           <w:szCs w:val="22"/>
         </w:rPr>
-        <w:t xml:space="preserve">Why? To teach everyone about water, for free. There is nothing to sell.</w:t>
+        <w:t xml:space="preserve">Why? To teach everyone about water, for free - there is nothing to sell.</w:t>
       </w:r>
     </w:p>
     <w:p>
@@ -2578,7 +2578,7 @@
           <w:sz w:val="22"/>
           <w:szCs w:val="22"/>
         </w:rPr>
-        <w:t xml:space="preserve">Do they show how they know? Yes. This is well-known, tested science.</w:t>
+        <w:t xml:space="preserve">Do they show how they know? Yes - this is well-known, tested science.</w:t>
       </w:r>
     </w:p>
     <w:p>
@@ -2612,7 +2612,7 @@
           <w:sz w:val="28"/>
           <w:szCs w:val="28"/>
         </w:rPr>
-        <w:t xml:space="preserve">Source F: Young people protect the camp</w:t>
+        <w:t xml:space="preserve">Source F - Young people protect the camp</w:t>
       </w:r>
     </w:p>
     <w:p>
@@ -2624,7 +2624,7 @@
           <w:sz w:val="22"/>
           <w:szCs w:val="22"/>
         </w:rPr>
-        <w:t xml:space="preserve">Helps with sub-questions 1 and 4 (what is happening now; what people are doing), and shows a local voice. A community news story, low authority. Reading level: A2 to B1.</w:t>
+        <w:t xml:space="preserve">Helps with sub-questions 1 and 4 (what is happening now; what people are doing), and shows a local voice. A community news story - low authority. Reading level: A2 to B1.</w:t>
       </w:r>
     </w:p>
     <w:p>
@@ -2769,7 +2769,7 @@
           <w:sz w:val="22"/>
           <w:szCs w:val="22"/>
         </w:rPr>
-        <w:t xml:space="preserve">network, a group of people who join together to work on something</w:t>
+        <w:t xml:space="preserve">network - a group of people who join together to work on something</w:t>
       </w:r>
     </w:p>
     <w:p>
@@ -2786,7 +2786,7 @@
           <w:sz w:val="22"/>
           <w:szCs w:val="22"/>
         </w:rPr>
-        <w:t xml:space="preserve">environment, the natural world around us: land, water, air, plants, and animals</w:t>
+        <w:t xml:space="preserve">environment - the natural world around us: land, water, air, plants, and animals</w:t>
       </w:r>
     </w:p>
     <w:p>
@@ -2803,7 +2803,7 @@
           <w:sz w:val="22"/>
           <w:szCs w:val="22"/>
         </w:rPr>
-        <w:t xml:space="preserve">drains. The channels that carry rain and dirty water away</w:t>
+        <w:t xml:space="preserve">drains - the channels that carry rain and dirty water away</w:t>
       </w:r>
     </w:p>
     <w:p>
@@ -2837,7 +2837,7 @@
           <w:sz w:val="22"/>
           <w:szCs w:val="22"/>
         </w:rPr>
-        <w:t xml:space="preserve">Who? A Rohingya community news website, written by people in the community, not scientists or a big organisation.</w:t>
+        <w:t xml:space="preserve">Who? A Rohingya community news website - written by people in the community, not scientists or a big organisation.</w:t>
       </w:r>
     </w:p>
     <w:p>
@@ -2854,7 +2854,7 @@
           <w:sz w:val="22"/>
           <w:szCs w:val="22"/>
         </w:rPr>
-        <w:t xml:space="preserve">When? 2025. This is new.</w:t>
+        <w:t xml:space="preserve">When? 2025 - this is new.</w:t>
       </w:r>
     </w:p>
     <w:p>
@@ -2871,7 +2871,7 @@
           <w:sz w:val="22"/>
           <w:szCs w:val="22"/>
         </w:rPr>
-        <w:t xml:space="preserve">Why? To support and celebrate local young people. It is on their side.</w:t>
+        <w:t xml:space="preserve">Why? To support and celebrate local young people - it is on their side.</w:t>
       </w:r>
     </w:p>
     <w:p>
@@ -2888,7 +2888,7 @@
           <w:sz w:val="22"/>
           <w:szCs w:val="22"/>
         </w:rPr>
-        <w:t xml:space="preserve">Do they show how they know? Not really, no numbers, no other people quoted, no sources.</w:t>
+        <w:t xml:space="preserve">Do they show how they know? Not really - no numbers, no other people quoted, no sources.</w:t>
       </w:r>
     </w:p>
     <w:p>
@@ -2922,7 +2922,7 @@
           <w:sz w:val="28"/>
           <w:szCs w:val="28"/>
         </w:rPr>
-        <w:t xml:space="preserve">Source G: What the satellites show about our hills</w:t>
+        <w:t xml:space="preserve">Source G - What the satellites show about our hills</w:t>
       </w:r>
     </w:p>
     <w:p>
@@ -2963,7 +2963,7 @@
           <w:sz w:val="22"/>
           <w:szCs w:val="22"/>
         </w:rPr>
-        <w:t xml:space="preserve">A study in the science journal Atmosphere used pictures taken from satellites over our camps from 2013 to 2024. Read it (open access, free to read and share) at the journal. (The paper's authors are listed at the source, to confirm when we print the pack.)</w:t>
+        <w:t xml:space="preserve">A study in the science journal Atmosphere used pictures taken from satellites over our camps from 2013 to 2024. Read it (open access, free to read and share) at the journal. (The paper's authors are listed at the source - to confirm when we print the pack.)</w:t>
       </w:r>
     </w:p>
     <w:p>
@@ -2992,7 +2992,7 @@
           <w:sz w:val="22"/>
           <w:szCs w:val="22"/>
         </w:rPr>
-        <w:t xml:space="preserve">Scientists used pictures taken from satellites, cameras far above the Earth, to measure how the land around our camps changed from 2013 to 2024. They measured two things: how much of the land was covered in forest, and how hot the ground was.</w:t>
+        <w:t xml:space="preserve">Scientists used pictures taken from satellites - cameras far above the Earth - to measure how the land around our camps changed from 2013 to 2024. They measured two things: how much of the land was covered in forest, and how hot the ground was.</w:t>
       </w:r>
     </w:p>
     <w:p>
@@ -3004,7 +3004,7 @@
           <w:sz w:val="22"/>
           <w:szCs w:val="22"/>
         </w:rPr>
-        <w:t xml:space="preserve">They found a big change. Between 2013 and 2018, as the camps were built, almost all of the forest was lost, a drop of 97 out of every 100, and the built-up land grew fast. As the trees went, the ground got hotter, and the very hot areas grew much bigger.</w:t>
+        <w:t xml:space="preserve">They found a big change. Between 2013 and 2018, as the camps were built, almost all of the forest was lost - a drop of 97 out of every 100 - and the built-up land grew fast. As the trees went, the ground got hotter, and the very hot areas grew much bigger.</w:t>
       </w:r>
     </w:p>
     <w:p>
@@ -3079,7 +3079,7 @@
           <w:sz w:val="22"/>
           <w:szCs w:val="22"/>
         </w:rPr>
-        <w:t xml:space="preserve">satellite, a machine far above the Earth that takes pictures of the ground (see Source A)</w:t>
+        <w:t xml:space="preserve">satellite - a machine far above the Earth that takes pictures of the ground (see Source A)</w:t>
       </w:r>
     </w:p>
     <w:p>
@@ -3096,7 +3096,7 @@
           <w:sz w:val="22"/>
           <w:szCs w:val="22"/>
         </w:rPr>
-        <w:t xml:space="preserve">study, careful work by scientists to find something out</w:t>
+        <w:t xml:space="preserve">study - careful work by scientists to find something out</w:t>
       </w:r>
     </w:p>
     <w:p>
@@ -3113,7 +3113,7 @@
           <w:sz w:val="22"/>
           <w:szCs w:val="22"/>
         </w:rPr>
-        <w:t xml:space="preserve">journal, a book where scientists share studies that other scientists have checked</w:t>
+        <w:t xml:space="preserve">journal - a book where scientists share studies that other scientists have checked</w:t>
       </w:r>
     </w:p>
     <w:p>
@@ -3130,7 +3130,7 @@
           <w:sz w:val="22"/>
           <w:szCs w:val="22"/>
         </w:rPr>
-        <w:t xml:space="preserve">forest, a large area of land covered with many trees (see Source C)</w:t>
+        <w:t xml:space="preserve">forest - a large area of land covered with many trees (see Source C)</w:t>
       </w:r>
     </w:p>
     <w:p>
@@ -3181,7 +3181,7 @@
           <w:sz w:val="22"/>
           <w:szCs w:val="22"/>
         </w:rPr>
-        <w:t xml:space="preserve">When? 2024–2025, new, and about our own area.</w:t>
+        <w:t xml:space="preserve">When? 2024–2025 - new, and about our own area.</w:t>
       </w:r>
     </w:p>
     <w:p>
@@ -3198,7 +3198,7 @@
           <w:sz w:val="22"/>
           <w:szCs w:val="22"/>
         </w:rPr>
-        <w:t xml:space="preserve">Why? To measure and understand what happened to our land, not to sell anything.</w:t>
+        <w:t xml:space="preserve">Why? To measure and understand what happened to our land - not to sell anything.</w:t>
       </w:r>
     </w:p>
     <w:p>
@@ -3215,7 +3215,7 @@
           <w:sz w:val="22"/>
           <w:szCs w:val="22"/>
         </w:rPr>
-        <w:t xml:space="preserve">Do they show how they know? Yes, they measured it from satellite pictures, with numbers.</w:t>
+        <w:t xml:space="preserve">Do they show how they know? Yes - they measured it from satellite pictures, with numbers.</w:t>
       </w:r>
     </w:p>
     <w:p>
@@ -3249,7 +3249,7 @@
           <w:sz w:val="28"/>
           <w:szCs w:val="28"/>
         </w:rPr>
-        <w:t xml:space="preserve">Source H: A tree guardian's story</w:t>
+        <w:t xml:space="preserve">Source H - A tree guardian's story</w:t>
       </w:r>
     </w:p>
     <w:p>
@@ -3261,7 +3261,7 @@
           <w:sz w:val="22"/>
           <w:szCs w:val="22"/>
         </w:rPr>
-        <w:t xml:space="preserve">Helps with sub-questions 1 and 4 (what is happening now; what people are doing). A refugee's own voice, one person's story. Reading level: A2 to B1.</w:t>
+        <w:t xml:space="preserve">Helps with sub-questions 1 and 4 (what is happening now; what people are doing). A refugee's own voice - one person's story. Reading level: A2 to B1.</w:t>
       </w:r>
     </w:p>
     <w:p>
@@ -3290,7 +3290,7 @@
           <w:sz w:val="22"/>
           <w:szCs w:val="22"/>
         </w:rPr>
-        <w:t xml:space="preserve">Not reproduced here. This is a story from UNHCR, the United Nations refugee agency, about a Rohingya man who cares for young trees in the camps. Find it at unhcr.org. (Published around 2021, the exact date is to be confirmed at the source.)</w:t>
+        <w:t xml:space="preserve">Not reproduced here. This is a story from UNHCR, the United Nations refugee agency, about a Rohingya man who cares for young trees in the camps. Find it at unhcr.org. (Published around 2021 - the exact date is to be confirmed at the source.)</w:t>
       </w:r>
     </w:p>
     <w:p>
@@ -3319,7 +3319,7 @@
           <w:sz w:val="22"/>
           <w:szCs w:val="22"/>
         </w:rPr>
-        <w:t xml:space="preserve">This is the story of a Rohingya man who works as a "plantation guardian" in the camps, he looks after the young trees that have been planted on the bare hills. He waters them and cares for them, and when a landslide tears young trees out of the ground, he plants them again. He also talks to his neighbours about why the trees matter.</w:t>
+        <w:t xml:space="preserve">This is the story of a Rohingya man who works as a "plantation guardian" in the camps - he looks after the young trees that have been planted on the bare hills. He waters them and cares for them, and when a landslide tears young trees out of the ground, he plants them again. He also talks to his neighbours about why the trees matter.</w:t>
       </w:r>
     </w:p>
     <w:p>
@@ -3331,7 +3331,7 @@
           <w:sz w:val="22"/>
           <w:szCs w:val="22"/>
         </w:rPr>
-        <w:t xml:space="preserve">A story like this is powerful because it comes from someone who is really there, doing the work. But it is one person's story. It tells us what he sees and feels, not what is true for the whole camp, so we listen to it, and we also check it against what other people and other sources say.</w:t>
+        <w:t xml:space="preserve">A story like this is powerful because it comes from someone who is really there, doing the work. But it is one person's story. It tells us what he sees and feels, not what is true for the whole camp - so we listen to it, and we also check it against what other people and other sources say.</w:t>
       </w:r>
     </w:p>
     <w:p>
@@ -3360,7 +3360,7 @@
           <w:sz w:val="22"/>
           <w:szCs w:val="22"/>
         </w:rPr>
-        <w:t xml:space="preserve">This is the story of a Rohingya man who looks after young trees in the camps. He waters them, and when a landslide pulls them out, he plants them again. He tells his neighbours why trees matter. It is one person's story. It tells us what he sees, but it is only one voice.</w:t>
+        <w:t xml:space="preserve">This is the story of a Rohingya man who looks after young trees in the camps. He waters them, and when a landslide pulls them out, he plants them again. He tells his neighbours why trees matter. It is one person's story - it tells us what he sees, but it is only one voice.</w:t>
       </w:r>
     </w:p>
     <w:p>
@@ -3394,7 +3394,7 @@
           <w:sz w:val="22"/>
           <w:szCs w:val="22"/>
         </w:rPr>
-        <w:t xml:space="preserve">plantation guardian, a person whose job is to look after young trees</w:t>
+        <w:t xml:space="preserve">plantation guardian - a person whose job is to look after young trees</w:t>
       </w:r>
     </w:p>
     <w:p>
@@ -3411,7 +3411,7 @@
           <w:sz w:val="22"/>
           <w:szCs w:val="22"/>
         </w:rPr>
-        <w:t xml:space="preserve">UNHCR, the United Nations agency that helps refugees</w:t>
+        <w:t xml:space="preserve">UNHCR - the United Nations agency that helps refugees</w:t>
       </w:r>
     </w:p>
     <w:p>
@@ -3428,7 +3428,7 @@
           <w:sz w:val="22"/>
           <w:szCs w:val="22"/>
         </w:rPr>
-        <w:t xml:space="preserve">landslide. When soil and rock slide down a hill (see Source B)</w:t>
+        <w:t xml:space="preserve">landslide - when soil and rock slide down a hill (see Source B)</w:t>
       </w:r>
     </w:p>
     <w:p>
@@ -3513,7 +3513,7 @@
           <w:sz w:val="22"/>
           <w:szCs w:val="22"/>
         </w:rPr>
-        <w:t xml:space="preserve">Do they show how they know? It is what one person sees and does, true for him, but only one voice.</w:t>
+        <w:t xml:space="preserve">Do they show how they know? It is what one person sees and does - true for him, but only one voice.</w:t>
       </w:r>
     </w:p>
     <w:p>
@@ -3547,7 +3547,7 @@
           <w:sz w:val="28"/>
           <w:szCs w:val="28"/>
         </w:rPr>
-        <w:t xml:space="preserve">Source I: Cooking with gas, not wood</w:t>
+        <w:t xml:space="preserve">Source I - Cooking with gas, not wood</w:t>
       </w:r>
     </w:p>
     <w:p>
@@ -3617,7 +3617,7 @@
           <w:sz w:val="22"/>
           <w:szCs w:val="22"/>
         </w:rPr>
-        <w:t xml:space="preserve">When the camps were new, families cut wood from the hills to cook their food. So much wood was cut, about four football fields of trees every day, that the hills were soon bare. To stop this, aid groups and the government gave families gas to cook with instead of wood. The gas is called LPG. In 2024 alone, they gave out nearly two million bottles of it.</w:t>
+        <w:t xml:space="preserve">When the camps were new, families cut wood from the hills to cook their food. So much wood was cut - about four football fields of trees every day - that the hills were soon bare. To stop this, aid groups and the government gave families gas to cook with instead of wood. The gas is called LPG. In 2024 alone, they gave out nearly two million bottles of it.</w:t>
       </w:r>
     </w:p>
     <w:p>
@@ -3629,7 +3629,7 @@
           <w:sz w:val="22"/>
           <w:szCs w:val="22"/>
         </w:rPr>
-        <w:t xml:space="preserve">The change helped in more ways than one. The hills stopped being stripped for firewood, so the grass and small trees could start to grow back on their own. Women and girls, who used to walk far into the forest to collect wood, a dangerous job, no longer had to. And the air inside the shelters was cleaner, because there was less smoke.</w:t>
+        <w:t xml:space="preserve">The change helped in more ways than one. The hills stopped being stripped for firewood, so the grass and small trees could start to grow back on their own. Women and girls, who used to walk far into the forest to collect wood - a dangerous job - no longer had to. And the air inside the shelters was cleaner, because there was less smoke.</w:t>
       </w:r>
     </w:p>
     <w:p>
@@ -3692,7 +3692,7 @@
           <w:sz w:val="22"/>
           <w:szCs w:val="22"/>
         </w:rPr>
-        <w:t xml:space="preserve">LPG, gas in a bottle, used for cooking instead of wood</w:t>
+        <w:t xml:space="preserve">LPG - gas in a bottle, used for cooking instead of wood</w:t>
       </w:r>
     </w:p>
     <w:p>
@@ -3709,7 +3709,7 @@
           <w:sz w:val="22"/>
           <w:szCs w:val="22"/>
         </w:rPr>
-        <w:t xml:space="preserve">firewood, wood that is burned to cook or keep warm</w:t>
+        <w:t xml:space="preserve">firewood - wood that is burned to cook or keep warm</w:t>
       </w:r>
     </w:p>
     <w:p>
@@ -3794,7 +3794,7 @@
           <w:sz w:val="22"/>
           <w:szCs w:val="22"/>
         </w:rPr>
-        <w:t xml:space="preserve">Do they show how they know? yes, a clear number (nearly two million bottles).</w:t>
+        <w:t xml:space="preserve">Do they show how they know? yes - a clear number (nearly two million bottles).</w:t>
       </w:r>
     </w:p>
     <w:p>
@@ -3828,7 +3828,7 @@
           <w:sz w:val="28"/>
           <w:szCs w:val="28"/>
         </w:rPr>
-        <w:t xml:space="preserve">Source J: Bringing the green back: is it working?</w:t>
+        <w:t xml:space="preserve">Source J - Bringing the green back: is it working?</w:t>
       </w:r>
     </w:p>
     <w:p>
@@ -3840,7 +3840,7 @@
           <w:sz w:val="22"/>
           <w:szCs w:val="22"/>
         </w:rPr>
-        <w:t xml:space="preserve">Helps with sub-question 4 (is it working). A "did it work?" source, read it carefully. Reading level: B1.</w:t>
+        <w:t xml:space="preserve">Helps with sub-question 4 (is it working). A "did it work?" source - read it carefully. Reading level: B1.</w:t>
       </w:r>
     </w:p>
     <w:p>
@@ -3898,7 +3898,7 @@
           <w:sz w:val="22"/>
           <w:szCs w:val="22"/>
         </w:rPr>
-        <w:t xml:space="preserve">The groups working in the camps say the hills are coming back to life. They have planted grass and trees on the bare slopes, and given families gas so fewer trees are cut. They report that the green is returning, one study found the green cover grew by almost half (about 43 in every 100 more) between 2018 and 2024, and that there are fewer landslides than in the first years.</w:t>
+        <w:t xml:space="preserve">The groups working in the camps say the hills are coming back to life. They have planted grass and trees on the bare slopes, and given families gas so fewer trees are cut. They report that the green is returning - one study found the green cover grew by almost half (about 43 in every 100 more) between 2018 and 2024 - and that there are fewer landslides than in the first years.</w:t>
       </w:r>
     </w:p>
     <w:p>
@@ -3910,7 +3910,7 @@
           <w:sz w:val="22"/>
           <w:szCs w:val="22"/>
         </w:rPr>
-        <w:t xml:space="preserve">But read this carefully. This good news comes from the same groups that did the work, so of course they want it to sound good. And the fuller story is harder: when the camps were built, almost all of the forest on the hills was lost. Inside the camps it fell from more than half the land to almost none. Bringing it back is slow, and it is not finished. So the honest answer to "is it working?" is: it is helping, but the hills are not healed yet, and the best way to know is to look with our own eyes and ask the people who live here.</w:t>
+        <w:t xml:space="preserve">But read this carefully. This good news comes from the same groups that did the work, so of course they want it to sound good. And the fuller story is harder: when the camps were built, almost all of the forest on the hills was lost - inside the camps it fell from more than half the land to almost none. Bringing it back is slow, and it is not finished. So the honest answer to "is it working?" is: it is helping, but the hills are not healed yet - and the best way to know is to look with our own eyes and ask the people who live here.</w:t>
       </w:r>
     </w:p>
     <w:p>
@@ -3939,7 +3939,7 @@
           <w:sz w:val="22"/>
           <w:szCs w:val="22"/>
         </w:rPr>
-        <w:t xml:space="preserve">The groups say the hills are getting greener again. They planted trees and gave families gas. Some green has come back, and there are fewer landslides than before. But the forest is not back to how it was. This takes a long time. So it is helping, but it is not finished. Look at our own hills to see.</w:t>
+        <w:t xml:space="preserve">The groups say the hills are getting greener again. They planted trees and gave families gas. Some green has come back, and there are fewer landslides than before. But the forest is not back to how it was - this takes a long time. So it is helping, but it is not finished. Look at our own hills to see.</w:t>
       </w:r>
     </w:p>
     <w:p>
@@ -3973,7 +3973,7 @@
           <w:sz w:val="22"/>
           <w:szCs w:val="22"/>
         </w:rPr>
-        <w:t xml:space="preserve">restore, to bring something back to how it was before</w:t>
+        <w:t xml:space="preserve">restore - to bring something back to how it was before</w:t>
       </w:r>
     </w:p>
     <w:p>
@@ -3990,7 +3990,7 @@
           <w:sz w:val="22"/>
           <w:szCs w:val="22"/>
         </w:rPr>
-        <w:t xml:space="preserve">green cover, how much of the land is covered by plants and trees</w:t>
+        <w:t xml:space="preserve">green cover - how much of the land is covered by plants and trees</w:t>
       </w:r>
     </w:p>
     <w:p>
@@ -4024,7 +4024,7 @@
           <w:sz w:val="22"/>
           <w:szCs w:val="22"/>
         </w:rPr>
-        <w:t xml:space="preserve">Who? FAO and the other groups, the ones who did the work.</w:t>
+        <w:t xml:space="preserve">Who? FAO and the other groups - the ones who did the work.</w:t>
       </w:r>
     </w:p>
     <w:p>
@@ -4116,7 +4116,7 @@
           <w:sz w:val="22"/>
           <w:szCs w:val="22"/>
         </w:rPr>
-        <w:t xml:space="preserve">good news from the people who did the good thing, so weigh it, do not just believe it.</w:t>
+        <w:t xml:space="preserve">good news from the people who did the good thing - so weigh it, do not just believe it.</w:t>
       </w:r>
     </w:p>
     <w:p>
@@ -4133,7 +4133,7 @@
           <w:sz w:val="28"/>
           <w:szCs w:val="28"/>
         </w:rPr>
-        <w:t xml:space="preserve">Source K: What trees give us</w:t>
+        <w:t xml:space="preserve">Source K - What trees give us</w:t>
       </w:r>
     </w:p>
     <w:p>
@@ -4203,7 +4203,7 @@
           <w:sz w:val="22"/>
           <w:szCs w:val="22"/>
         </w:rPr>
-        <w:t xml:space="preserve">Trees give us more than wood. Their roots hold the soil together and stop it washing away. Their fallen leaves rot into the ground and make the soil richer, so more can grow. Their branches give shade, which keeps the ground, and the people and shelters under them, cooler in the hot sun. And growing plants help clean the air we breathe. So bringing trees back to a bare hill does many good things at once: it holds the soil, cools the ground, and feeds the land.</w:t>
+        <w:t xml:space="preserve">Trees give us more than wood. Their roots hold the soil together and stop it washing away. Their fallen leaves rot into the ground and make the soil richer, so more can grow. Their branches give shade, which keeps the ground - and the people and shelters under them - cooler in the hot sun. And growing plants help clean the air we breathe. So bringing trees back to a bare hill does many good things at once: it holds the soil, cools the ground, and feeds the land.</w:t>
       </w:r>
     </w:p>
     <w:p>
@@ -4266,7 +4266,7 @@
           <w:sz w:val="22"/>
           <w:szCs w:val="22"/>
         </w:rPr>
-        <w:t xml:space="preserve">shade, the cooler, darker place under a tree or a roof, out of the sun</w:t>
+        <w:t xml:space="preserve">shade - the cooler, darker place under a tree or a roof, out of the sun</w:t>
       </w:r>
     </w:p>
     <w:p>
@@ -4368,7 +4368,7 @@
           <w:sz w:val="22"/>
           <w:szCs w:val="22"/>
         </w:rPr>
-        <w:t xml:space="preserve">Check it another way: do the strong science sources (A and E) say the same? And do we feel it, is it</w:t>
+        <w:t xml:space="preserve">Check it another way: do the strong science sources (A and E) say the same? And do we feel it - is it</w:t>
       </w:r>
     </w:p>
     <w:p>
@@ -4409,7 +4409,7 @@
           <w:sz w:val="22"/>
           <w:szCs w:val="22"/>
         </w:rPr>
-        <w:t xml:space="preserve">Every word explained in this pack collects here. These are our research words, we build them onto the word wall and keep using them.</w:t>
+        <w:t xml:space="preserve">Every word explained in this pack collects here. These are our research words - we build them onto the word wall and keep using them.</w:t>
       </w:r>
     </w:p>
     <w:p>
@@ -4426,7 +4426,7 @@
           <w:sz w:val="22"/>
           <w:szCs w:val="22"/>
         </w:rPr>
-        <w:t xml:space="preserve">bamboo, a tall, strong plant with hard, hollow stems (Source B)</w:t>
+        <w:t xml:space="preserve">bamboo - a tall, strong plant with hard, hollow stems (Source B)</w:t>
       </w:r>
     </w:p>
     <w:p>
@@ -4443,7 +4443,7 @@
           <w:sz w:val="22"/>
           <w:szCs w:val="22"/>
         </w:rPr>
-        <w:t xml:space="preserve">Cash-for-Work, paid work given to community members on a local project (Source B)</w:t>
+        <w:t xml:space="preserve">Cash-for-Work - paid work given to community members on a local project (Source B)</w:t>
       </w:r>
     </w:p>
     <w:p>
@@ -4460,7 +4460,7 @@
           <w:sz w:val="22"/>
           <w:szCs w:val="22"/>
         </w:rPr>
-        <w:t xml:space="preserve">channel, a small path that water flows along (Source E)</w:t>
+        <w:t xml:space="preserve">channel - a small path that water flows along (Source E)</w:t>
       </w:r>
     </w:p>
     <w:p>
@@ -4477,7 +4477,7 @@
           <w:sz w:val="22"/>
           <w:szCs w:val="22"/>
         </w:rPr>
-        <w:t xml:space="preserve">company, a business that sells something to make money (Source D)</w:t>
+        <w:t xml:space="preserve">company - a business that sells something to make money (Source D)</w:t>
       </w:r>
     </w:p>
     <w:p>
@@ -4494,7 +4494,7 @@
           <w:sz w:val="22"/>
           <w:szCs w:val="22"/>
         </w:rPr>
-        <w:t xml:space="preserve">contour trench, a long, shallow ditch dug across a hill to slow rain water (Source B)</w:t>
+        <w:t xml:space="preserve">contour trench - a long, shallow ditch dug across a hill to slow rain water (Source B)</w:t>
       </w:r>
     </w:p>
     <w:p>
@@ -4511,7 +4511,7 @@
           <w:sz w:val="22"/>
           <w:szCs w:val="22"/>
         </w:rPr>
-        <w:t xml:space="preserve">crib wall, a low wall, here of bamboo, built across a slope to hold the soil (Source B)</w:t>
+        <w:t xml:space="preserve">crib wall - a low wall, here of bamboo, built across a slope to hold the soil (Source B)</w:t>
       </w:r>
     </w:p>
     <w:p>
@@ -4528,7 +4528,7 @@
           <w:sz w:val="22"/>
           <w:szCs w:val="22"/>
         </w:rPr>
-        <w:t xml:space="preserve">degree Celsius, the unit we use to measure how hot or cold something is (Source A)</w:t>
+        <w:t xml:space="preserve">degree Celsius - the unit we use to measure how hot or cold something is (Source A)</w:t>
       </w:r>
     </w:p>
     <w:p>
@@ -4545,7 +4545,7 @@
           <w:sz w:val="22"/>
           <w:szCs w:val="22"/>
         </w:rPr>
-        <w:t xml:space="preserve">drains, the channels that carry rain and dirty water away (Source F)</w:t>
+        <w:t xml:space="preserve">drains - the channels that carry rain and dirty water away (Source F)</w:t>
       </w:r>
     </w:p>
     <w:p>
@@ -4562,7 +4562,7 @@
           <w:sz w:val="22"/>
           <w:szCs w:val="22"/>
         </w:rPr>
-        <w:t xml:space="preserve">environment, the natural world around us: land, water, air, plants, and animals (Source F)</w:t>
+        <w:t xml:space="preserve">environment - the natural world around us: land, water, air, plants, and animals (Source F)</w:t>
       </w:r>
     </w:p>
     <w:p>
@@ -4579,7 +4579,7 @@
           <w:sz w:val="22"/>
           <w:szCs w:val="22"/>
         </w:rPr>
-        <w:t xml:space="preserve">erosion, when soil is slowly worn away and carried off by water or wind (Source D)</w:t>
+        <w:t xml:space="preserve">erosion - when soil is slowly worn away and carried off by water or wind (Source D)</w:t>
       </w:r>
     </w:p>
     <w:p>
@@ -4596,7 +4596,7 @@
           <w:sz w:val="22"/>
           <w:szCs w:val="22"/>
         </w:rPr>
-        <w:t xml:space="preserve">evaporation, when water changes into vapour and rises into the air (Source A)</w:t>
+        <w:t xml:space="preserve">evaporation - when water changes into vapour and rises into the air (Source A)</w:t>
       </w:r>
     </w:p>
     <w:p>
@@ -4613,7 +4613,7 @@
           <w:sz w:val="22"/>
           <w:szCs w:val="22"/>
         </w:rPr>
-        <w:t xml:space="preserve">firewood, wood that is burned to cook or keep warm (Source I)</w:t>
+        <w:t xml:space="preserve">firewood - wood that is burned to cook or keep warm (Source I)</w:t>
       </w:r>
     </w:p>
     <w:p>
@@ -4630,7 +4630,7 @@
           <w:sz w:val="22"/>
           <w:szCs w:val="22"/>
         </w:rPr>
-        <w:t xml:space="preserve">Food and Agriculture Organization (FAO), a part of the United Nations that helps with food, farming, and land (Source B)</w:t>
+        <w:t xml:space="preserve">Food and Agriculture Organization (FAO) - a part of the United Nations that helps with food, farming, and land (Source B)</w:t>
       </w:r>
     </w:p>
     <w:p>
@@ -4647,7 +4647,7 @@
           <w:sz w:val="22"/>
           <w:szCs w:val="22"/>
         </w:rPr>
-        <w:t xml:space="preserve">forest, a large area of land covered with many trees (Source C)</w:t>
+        <w:t xml:space="preserve">forest - a large area of land covered with many trees (Source C)</w:t>
       </w:r>
     </w:p>
     <w:p>
@@ -4664,7 +4664,7 @@
           <w:sz w:val="22"/>
           <w:szCs w:val="22"/>
         </w:rPr>
-        <w:t xml:space="preserve">green cover, how much of the land is covered by plants and trees (Source J)</w:t>
+        <w:t xml:space="preserve">green cover - how much of the land is covered by plants and trees (Source J)</w:t>
       </w:r>
     </w:p>
     <w:p>
@@ -4681,7 +4681,7 @@
           <w:sz w:val="22"/>
           <w:szCs w:val="22"/>
         </w:rPr>
-        <w:t xml:space="preserve">hectare, a unit for measuring land, about the size of a large sports field (Source B)</w:t>
+        <w:t xml:space="preserve">hectare - a unit for measuring land, about the size of a large sports field (Source B)</w:t>
       </w:r>
     </w:p>
     <w:p>
@@ -4698,7 +4698,7 @@
           <w:sz w:val="22"/>
           <w:szCs w:val="22"/>
         </w:rPr>
-        <w:t xml:space="preserve">infiltration, when water soaks down into the soil instead of running off (Source E)</w:t>
+        <w:t xml:space="preserve">infiltration - when water soaks down into the soil instead of running off (Source E)</w:t>
       </w:r>
     </w:p>
     <w:p>
@@ -4715,7 +4715,7 @@
           <w:sz w:val="22"/>
           <w:szCs w:val="22"/>
         </w:rPr>
-        <w:t xml:space="preserve">journal, a book where scientists share studies that other scientists have checked (Source G)</w:t>
+        <w:t xml:space="preserve">journal - a book where scientists share studies that other scientists have checked (Source G)</w:t>
       </w:r>
     </w:p>
     <w:p>
@@ -4732,7 +4732,7 @@
           <w:sz w:val="22"/>
           <w:szCs w:val="22"/>
         </w:rPr>
-        <w:t xml:space="preserve">landslide, when soil and rock slide down a hill (Source B)</w:t>
+        <w:t xml:space="preserve">landslide - when soil and rock slide down a hill (Source B)</w:t>
       </w:r>
     </w:p>
     <w:p>
@@ -4749,7 +4749,7 @@
           <w:sz w:val="22"/>
           <w:szCs w:val="22"/>
         </w:rPr>
-        <w:t xml:space="preserve">LPG, gas in a bottle, used for cooking instead of wood (Source I)</w:t>
+        <w:t xml:space="preserve">LPG - gas in a bottle, used for cooking instead of wood (Source I)</w:t>
       </w:r>
     </w:p>
     <w:p>
@@ -4766,7 +4766,7 @@
           <w:sz w:val="22"/>
           <w:szCs w:val="22"/>
         </w:rPr>
-        <w:t xml:space="preserve">monsoon, the season of very heavy rain (Source B)</w:t>
+        <w:t xml:space="preserve">monsoon - the season of very heavy rain (Source B)</w:t>
       </w:r>
     </w:p>
     <w:p>
@@ -4783,7 +4783,7 @@
           <w:sz w:val="22"/>
           <w:szCs w:val="22"/>
         </w:rPr>
-        <w:t xml:space="preserve">native plants, plants that grow naturally in a place (Source B)</w:t>
+        <w:t xml:space="preserve">native plants - plants that grow naturally in a place (Source B)</w:t>
       </w:r>
     </w:p>
     <w:p>
@@ -4800,7 +4800,7 @@
           <w:sz w:val="22"/>
           <w:szCs w:val="22"/>
         </w:rPr>
-        <w:t xml:space="preserve">network, a group of people who join together to work on something (Source F)</w:t>
+        <w:t xml:space="preserve">network - a group of people who join together to work on something (Source F)</w:t>
       </w:r>
     </w:p>
     <w:p>
@@ -4817,7 +4817,7 @@
           <w:sz w:val="22"/>
           <w:szCs w:val="22"/>
         </w:rPr>
-        <w:t xml:space="preserve">nursery, a place where young plants are grown until big enough to plant out (Source C)</w:t>
+        <w:t xml:space="preserve">nursery - a place where young plants are grown until big enough to plant out (Source C)</w:t>
       </w:r>
     </w:p>
     <w:p>
@@ -4834,7 +4834,7 @@
           <w:sz w:val="22"/>
           <w:szCs w:val="22"/>
         </w:rPr>
-        <w:t xml:space="preserve">percent, a part of one hundred (Source A)</w:t>
+        <w:t xml:space="preserve">percent - a part of one hundred (Source A)</w:t>
       </w:r>
     </w:p>
     <w:p>
@@ -4851,7 +4851,7 @@
           <w:sz w:val="22"/>
           <w:szCs w:val="22"/>
         </w:rPr>
-        <w:t xml:space="preserve">plantation guardian, a person whose job is to look after young trees (Source H)</w:t>
+        <w:t xml:space="preserve">plantation guardian - a person whose job is to look after young trees (Source H)</w:t>
       </w:r>
     </w:p>
     <w:p>
@@ -4868,7 +4868,7 @@
           <w:sz w:val="22"/>
           <w:szCs w:val="22"/>
         </w:rPr>
-        <w:t xml:space="preserve">refugee, a person who has had to leave their own country to be safe (Source C)</w:t>
+        <w:t xml:space="preserve">refugee - a person who has had to leave their own country to be safe (Source C)</w:t>
       </w:r>
     </w:p>
     <w:p>
@@ -4885,7 +4885,7 @@
           <w:sz w:val="22"/>
           <w:szCs w:val="22"/>
         </w:rPr>
-        <w:t xml:space="preserve">restore, to bring something back to how it was before (Source J)</w:t>
+        <w:t xml:space="preserve">restore - to bring something back to how it was before (Source J)</w:t>
       </w:r>
     </w:p>
     <w:p>
@@ -4902,7 +4902,7 @@
           <w:sz w:val="22"/>
           <w:szCs w:val="22"/>
         </w:rPr>
-        <w:t xml:space="preserve">roots, the part of a plant that grows under the ground and holds it in place (Source B)</w:t>
+        <w:t xml:space="preserve">roots - the part of a plant that grows under the ground and holds it in place (Source B)</w:t>
       </w:r>
     </w:p>
     <w:p>
@@ -4919,7 +4919,7 @@
           <w:sz w:val="22"/>
           <w:szCs w:val="22"/>
         </w:rPr>
-        <w:t xml:space="preserve">runoff, rain water that runs off the top of the ground instead of soaking in (Source E)</w:t>
+        <w:t xml:space="preserve">runoff - rain water that runs off the top of the ground instead of soaking in (Source E)</w:t>
       </w:r>
     </w:p>
     <w:p>
@@ -4936,7 +4936,7 @@
           <w:sz w:val="22"/>
           <w:szCs w:val="22"/>
         </w:rPr>
-        <w:t xml:space="preserve">SAFE Plus, a United Nations project in the camps, short for Safe Access to Fuel and Energy Plus (Source C)</w:t>
+        <w:t xml:space="preserve">SAFE Plus - a United Nations project in the camps, short for Safe Access to Fuel and Energy Plus (Source C)</w:t>
       </w:r>
     </w:p>
     <w:p>
@@ -4953,7 +4953,7 @@
           <w:sz w:val="22"/>
           <w:szCs w:val="22"/>
         </w:rPr>
-        <w:t xml:space="preserve">satellite, a machine high above the Earth that can take pictures of the ground (Source A)</w:t>
+        <w:t xml:space="preserve">satellite - a machine high above the Earth that can take pictures of the ground (Source A)</w:t>
       </w:r>
     </w:p>
     <w:p>
@@ -4970,7 +4970,7 @@
           <w:sz w:val="22"/>
           <w:szCs w:val="22"/>
         </w:rPr>
-        <w:t xml:space="preserve">scientist, a person who studies the world carefully to find out how it works (Source A)</w:t>
+        <w:t xml:space="preserve">scientist - a person who studies the world carefully to find out how it works (Source A)</w:t>
       </w:r>
     </w:p>
     <w:p>
@@ -4987,7 +4987,7 @@
           <w:sz w:val="22"/>
           <w:szCs w:val="22"/>
         </w:rPr>
-        <w:t xml:space="preserve">shade, the cooler, darker place under a tree or a roof, out of the sun (Source K)</w:t>
+        <w:t xml:space="preserve">shade - the cooler, darker place under a tree or a roof, out of the sun (Source K)</w:t>
       </w:r>
     </w:p>
     <w:p>
@@ -5004,7 +5004,7 @@
           <w:sz w:val="22"/>
           <w:szCs w:val="22"/>
         </w:rPr>
-        <w:t xml:space="preserve">slope, the sloping side of a hill (Source B)</w:t>
+        <w:t xml:space="preserve">slope - the sloping side of a hill (Source B)</w:t>
       </w:r>
     </w:p>
     <w:p>
@@ -5021,7 +5021,7 @@
           <w:sz w:val="22"/>
           <w:szCs w:val="22"/>
         </w:rPr>
-        <w:t xml:space="preserve">study, careful work by scientists to find something out (Source G)</w:t>
+        <w:t xml:space="preserve">study - careful work by scientists to find something out (Source G)</w:t>
       </w:r>
     </w:p>
     <w:p>
@@ -5038,7 +5038,7 @@
           <w:sz w:val="22"/>
           <w:szCs w:val="22"/>
         </w:rPr>
-        <w:t xml:space="preserve">United Nations (UN), a group of most of the world's countries that work together (Sources B and C)</w:t>
+        <w:t xml:space="preserve">United Nations (UN) - a group of most of the world's countries that work together (Sources B and C)</w:t>
       </w:r>
     </w:p>
     <w:p>
@@ -5055,7 +5055,7 @@
           <w:sz w:val="22"/>
           <w:szCs w:val="22"/>
         </w:rPr>
-        <w:t xml:space="preserve">UNHCR, the United Nations agency that helps refugees (Source H)</w:t>
+        <w:t xml:space="preserve">UNHCR - the United Nations agency that helps refugees (Source H)</w:t>
       </w:r>
     </w:p>
     <w:p>
@@ -5072,7 +5072,7 @@
           <w:sz w:val="22"/>
           <w:szCs w:val="22"/>
         </w:rPr>
-        <w:t xml:space="preserve">vapour, water that has turned into a gas in the air (Source A)</w:t>
+        <w:t xml:space="preserve">vapour - water that has turned into a gas in the air (Source A)</w:t>
       </w:r>
     </w:p>
     <w:p>
@@ -5089,7 +5089,7 @@
           <w:sz w:val="22"/>
           <w:szCs w:val="22"/>
         </w:rPr>
-        <w:t xml:space="preserve">website, a page on the internet (Source D)</w:t>
+        <w:t xml:space="preserve">website - a page on the internet (Source D)</w:t>
       </w:r>
     </w:p>
     <w:p>
@@ -6428,7 +6428,7 @@
           <w:sz w:val="38"/>
           <w:szCs w:val="38"/>
         </w:rPr>
-        <w:t xml:space="preserve">My research book, cover and how I use it</w:t>
+        <w:t xml:space="preserve">My research book - cover and how I use it</w:t>
       </w:r>
     </w:p>
     <w:tbl>
@@ -7027,7 +7027,7 @@
           <w:sz w:val="24"/>
           <w:szCs w:val="24"/>
         </w:rPr>
-        <w:t xml:space="preserve">Anything you want to keep from this step. Words, marks, or a drawing, it is your page, and no one marks it.</w:t>
+        <w:t xml:space="preserve">Anything you want to keep from this step. Words, marks, or a drawing - it is your page, and no one marks it.</w:t>
       </w:r>
     </w:p>
     <w:tbl>
@@ -7641,7 +7641,7 @@
           <w:sz w:val="24"/>
           <w:szCs w:val="24"/>
         </w:rPr>
-        <w:t xml:space="preserve">What I SEE on our hills, draw it:</w:t>
+        <w:t xml:space="preserve">What I SEE on our hills - draw it:</w:t>
       </w:r>
     </w:p>
     <w:tbl>
@@ -8009,7 +8009,7 @@
           <w:sz w:val="24"/>
           <w:szCs w:val="24"/>
         </w:rPr>
-        <w:t xml:space="preserve">Anything you want to keep from this step. Words, marks, or a drawing, it is your page, and no one marks it.</w:t>
+        <w:t xml:space="preserve">Anything you want to keep from this step. Words, marks, or a drawing - it is your page, and no one marks it.</w:t>
       </w:r>
     </w:p>
     <w:tbl>
@@ -8578,7 +8578,7 @@
           <w:sz w:val="22"/>
           <w:szCs w:val="22"/>
         </w:rPr>
-        <w:t xml:space="preserve">Asks a clear question, small enough to actually answer.</w:t>
+        <w:t xml:space="preserve">Asks a clear question - small enough to actually answer.</w:t>
       </w:r>
     </w:p>
     <w:p>
@@ -8595,7 +8595,7 @@
           <w:sz w:val="22"/>
           <w:szCs w:val="22"/>
         </w:rPr>
-        <w:t xml:space="preserve">Goes and finds out, asks people, looks carefully, reads what others found. Fairly and</w:t>
+        <w:t xml:space="preserve">Goes and finds out - asks people, looks carefully, reads what others found. Fairly and</w:t>
       </w:r>
     </w:p>
     <w:p>
@@ -8624,7 +8624,7 @@
           <w:sz w:val="22"/>
           <w:szCs w:val="22"/>
         </w:rPr>
-        <w:t xml:space="preserve">Weighs what they find, how much can we trust this? Does anything else agree?</w:t>
+        <w:t xml:space="preserve">Weighs what they find - how much can we trust this? Does anything else agree?</w:t>
       </w:r>
     </w:p>
     <w:p>
@@ -8641,7 +8641,7 @@
           <w:sz w:val="22"/>
           <w:szCs w:val="22"/>
         </w:rPr>
-        <w:t xml:space="preserve">Says what it means, and shares it with people who need to know.</w:t>
+        <w:t xml:space="preserve">Says what it means - and shares it with people who need to know.</w:t>
       </w:r>
     </w:p>
     <w:p>
@@ -8682,7 +8682,7 @@
           <w:sz w:val="22"/>
           <w:szCs w:val="22"/>
         </w:rPr>
-        <w:t xml:space="preserve">1. I am not sure how to find out about something. I would just guess. 2. I can say how I would find out, who I would ask, or where I would look, but I have not done it. 3. I went and found out. I asked people or looked at sources, and I kept a record. 4. I found out, and I can say what it means, and which of my sources I trust more, and why. 5. I have done this more than once, and the second time I did it better because of the first.</w:t>
+        <w:t xml:space="preserve">1. I am not sure how to find out about something. I would just guess. 2. I can say how I would find out - who I would ask, or where I would look - but I have not done it. 3. I went and found out. I asked people or looked at sources, and I kept a record. 4. I found out, and I can say what it means, and which of my sources I trust more, and why. 5. I have done this more than once, and the second time I did it better because of the first.</w:t>
       </w:r>
     </w:p>
     <w:p>
@@ -8723,7 +8723,7 @@
           <w:sz w:val="22"/>
           <w:szCs w:val="22"/>
         </w:rPr>
-        <w:t xml:space="preserve">Almost everyone is near the bottom at the start, and that is exactly right. It is the beginning of the course. If you were already at the top there would be nothing here for you.</w:t>
+        <w:t xml:space="preserve">Almost everyone is near the bottom at the start, and that is exactly right - it is the beginning of the course. If you were already at the top there would be nothing here for you.</w:t>
       </w:r>
     </w:p>
     <w:p>
@@ -8830,7 +8830,7 @@
                 <w:sz w:val="21"/>
                 <w:szCs w:val="21"/>
               </w:rPr>
-              <w:t xml:space="preserve">researcher, someone who finds things out carefully and fairly, instead of guessing</w:t>
+              <w:t xml:space="preserve">researcher - someone who finds things out carefully and fairly, instead of guessing</w:t>
             </w:r>
           </w:p>
           <w:p>
@@ -8842,7 +8842,7 @@
                 <w:sz w:val="21"/>
                 <w:szCs w:val="21"/>
               </w:rPr>
-              <w:t xml:space="preserve">proof, something that shows a thing is true, not just that we believe it</w:t>
+              <w:t xml:space="preserve">proof - something that shows a thing is true, not just that we believe it</w:t>
             </w:r>
           </w:p>
         </w:tc>
@@ -8895,7 +8895,7 @@
           <w:sz w:val="24"/>
           <w:szCs w:val="24"/>
         </w:rPr>
-        <w:t xml:space="preserve">A researcher grows from guessing to finding out. Put a mark where you are, at the start, and again at the end.</w:t>
+        <w:t xml:space="preserve">A researcher grows from guessing to finding out. Put a mark where you are - at the start, and again at the end.</w:t>
       </w:r>
     </w:p>
     <w:tbl>
@@ -8950,7 +8950,7 @@
                 <w:sz w:val="21"/>
                 <w:szCs w:val="21"/>
               </w:rPr>
-              <w:t xml:space="preserve">guess,  ask,  check,  FIND OUT</w:t>
+              <w:t xml:space="preserve">guess  -  ask  -  check  -  FIND OUT</w:t>
             </w:r>
           </w:p>
           <w:p>
@@ -8993,7 +8993,7 @@
           <w:sz w:val="30"/>
           <w:szCs w:val="30"/>
         </w:rPr>
-        <w:t xml:space="preserve">guess,  ask,  check,  find out</w:t>
+        <w:t xml:space="preserve">guess  -  ask  -  check  -  find out</w:t>
       </w:r>
     </w:p>
     <w:tbl>
@@ -9106,7 +9106,7 @@
           <w:sz w:val="30"/>
           <w:szCs w:val="30"/>
         </w:rPr>
-        <w:t xml:space="preserve">guess,  ask,  check, find out</w:t>
+        <w:t xml:space="preserve">guess  -  ask  -  check  -  find out</w:t>
       </w:r>
     </w:p>
     <w:tbl>
@@ -9242,7 +9242,7 @@
           <w:sz w:val="24"/>
           <w:szCs w:val="24"/>
         </w:rPr>
-        <w:t xml:space="preserve">Anything you want to keep from this step. Words, marks, or a drawing, it is your page, and no one marks it.</w:t>
+        <w:t xml:space="preserve">Anything you want to keep from this step. Words, marks, or a drawing - it is your page, and no one marks it.</w:t>
       </w:r>
     </w:p>
     <w:tbl>
@@ -9863,7 +9863,7 @@
           <w:sz w:val="22"/>
           <w:szCs w:val="22"/>
         </w:rPr>
-        <w:t xml:space="preserve">WE KNOW IT, somebody saw it, or many people say the same thing.</w:t>
+        <w:t xml:space="preserve">WE KNOW IT - somebody saw it, or many people say the same thing.</w:t>
       </w:r>
     </w:p>
     <w:p>
@@ -9909,7 +9909,7 @@
           <w:sz w:val="22"/>
           <w:szCs w:val="22"/>
         </w:rPr>
-        <w:t xml:space="preserve">WE ONLY THINK IT, we heard it, or it seems obvious, or everyone says so.</w:t>
+        <w:t xml:space="preserve">WE ONLY THINK IT - we heard it, or it seems obvious, or everyone says so.</w:t>
       </w:r>
     </w:p>
     <w:p>
@@ -10042,7 +10042,7 @@
           <w:sz w:val="22"/>
           <w:szCs w:val="22"/>
         </w:rPr>
-        <w:t xml:space="preserve">Something goes in the THINK pile because we have not checked it yet, not because it is false. Plenty of things in that pile will turn out to be true.</w:t>
+        <w:t xml:space="preserve">Something goes in the THINK pile because we have not checked it yet - not because it is false. Plenty of things in that pile will turn out to be true.</w:t>
       </w:r>
     </w:p>
     <w:p>
@@ -10083,7 +10083,7 @@
           <w:sz w:val="22"/>
           <w:szCs w:val="22"/>
         </w:rPr>
-        <w:t xml:space="preserve">Sometimes, weeks from now, we will find real evidence for something in the THINK pile, and we will move it across to KNOW.</w:t>
+        <w:t xml:space="preserve">Sometimes, weeks from now, we will find real evidence for something in the THINK pile - and we will move it across to KNOW.</w:t>
       </w:r>
     </w:p>
     <w:p>
@@ -10178,7 +10178,7 @@
                 <w:sz w:val="21"/>
                 <w:szCs w:val="21"/>
               </w:rPr>
-              <w:t xml:space="preserve">know, something we saw, or that many people say the same way</w:t>
+              <w:t xml:space="preserve">know - something we saw, or that many people say the same way</w:t>
             </w:r>
           </w:p>
           <w:p>
@@ -10190,7 +10190,7 @@
                 <w:sz w:val="21"/>
                 <w:szCs w:val="21"/>
               </w:rPr>
-              <w:t xml:space="preserve">assume, to believe something without having checked it</w:t>
+              <w:t xml:space="preserve">assume - to believe something without having checked it</w:t>
             </w:r>
           </w:p>
           <w:p>
@@ -10202,7 +10202,7 @@
                 <w:sz w:val="21"/>
                 <w:szCs w:val="21"/>
               </w:rPr>
-              <w:t xml:space="preserve">check, to go and find out whether something is really true</w:t>
+              <w:t xml:space="preserve">check - to go and find out whether something is really true</w:t>
             </w:r>
           </w:p>
         </w:tc>
@@ -10440,7 +10440,7 @@
           <w:sz w:val="24"/>
           <w:szCs w:val="24"/>
         </w:rPr>
-        <w:t xml:space="preserve">Now add two of your own to our wall, one for each pile. Be honest about which pile yours goes in.</w:t>
+        <w:t xml:space="preserve">Now add two of your own to our wall - one for each pile. Be honest about which pile yours goes in.</w:t>
       </w:r>
     </w:p>
     <w:p>
@@ -10455,7 +10455,7 @@
           <w:sz w:val="20"/>
           <w:szCs w:val="20"/>
         </w:rPr>
-        <w:t xml:space="preserve">The answers are at the back of your book, on the "Answers, try it yourself" page. Try it first, then check.</w:t>
+        <w:t xml:space="preserve">The answers are at the back of your book, on the "Answers - try it yourself" page. Try it first, then check.</w:t>
       </w:r>
     </w:p>
     <w:p>
@@ -10784,7 +10784,7 @@
           <w:sz w:val="24"/>
           <w:szCs w:val="24"/>
         </w:rPr>
-        <w:t xml:space="preserve">Anything you want to keep from this step. Words, marks, or a drawing, it is your page, and no one marks it.</w:t>
+        <w:t xml:space="preserve">Anything you want to keep from this step. Words, marks, or a drawing - it is your page, and no one marks it.</w:t>
       </w:r>
     </w:p>
     <w:tbl>
@@ -11353,7 +11353,7 @@
           <w:sz w:val="24"/>
           <w:szCs w:val="24"/>
         </w:rPr>
-        <w:t xml:space="preserve">Not just people: things and places too</w:t>
+        <w:t xml:space="preserve">Not just people - things and places too</w:t>
       </w:r>
     </w:p>
     <w:p>
@@ -11440,7 +11440,7 @@
           <w:sz w:val="22"/>
           <w:szCs w:val="22"/>
         </w:rPr>
-        <w:t xml:space="preserve">The rain is not a person and it did not choose anything, but it has more power over our hills than most people do. It goes on the map.</w:t>
+        <w:t xml:space="preserve">The rain is not a person and it did not choose anything - but it has more power over our hills than most people do. It goes on the map.</w:t>
       </w:r>
     </w:p>
     <w:p>
@@ -11457,7 +11457,7 @@
           <w:sz w:val="24"/>
           <w:szCs w:val="24"/>
         </w:rPr>
-        <w:t xml:space="preserve">Then draw the arrows: this is the important part</w:t>
+        <w:t xml:space="preserve">Then draw the arrows - this is the important part</w:t>
       </w:r>
     </w:p>
     <w:p>
@@ -11597,7 +11597,7 @@
           <w:sz w:val="22"/>
           <w:szCs w:val="22"/>
         </w:rPr>
-        <w:t xml:space="preserve">Some people know a great deal. An elder who remembers, a person who works on the slopes. Some are not ours to approach, or should be asked with a facilitator there. Your facilitator will go round the map with you and mark which is which.</w:t>
+        <w:t xml:space="preserve">Some people know a great deal - an elder who remembers, a person who works on the slopes. Some are not ours to approach, or should be asked with a facilitator there. Your facilitator will go round the map with you and mark which is which.</w:t>
       </w:r>
     </w:p>
     <w:p>
@@ -11638,7 +11638,7 @@
           <w:sz w:val="22"/>
           <w:szCs w:val="22"/>
         </w:rPr>
-        <w:t xml:space="preserve">We will use it all through the course, when we decide who to ask, when someone we planned to ask is not there, and later when we look at who has power and who is hurt.</w:t>
+        <w:t xml:space="preserve">We will use it all through the course - when we decide who to ask, when someone we planned to ask is not there, and later when we look at who has power and who is hurt.</w:t>
       </w:r>
     </w:p>
     <w:tbl>
@@ -11692,7 +11692,7 @@
                 <w:sz w:val="21"/>
                 <w:szCs w:val="21"/>
               </w:rPr>
-              <w:t xml:space="preserve">map, a picture of everyone and everything connected to our challenge</w:t>
+              <w:t xml:space="preserve">map - a picture of everyone and everything connected to our challenge</w:t>
             </w:r>
           </w:p>
           <w:p>
@@ -11704,7 +11704,7 @@
                 <w:sz w:val="21"/>
                 <w:szCs w:val="21"/>
               </w:rPr>
-              <w:t xml:space="preserve">connected, joined to our challenge, either affecting it, or affected by it</w:t>
+              <w:t xml:space="preserve">connected - joined to our challenge - either affecting it, or affected by it</w:t>
             </w:r>
           </w:p>
         </w:tc>
@@ -11856,7 +11856,7 @@
                 <w:sz w:val="18"/>
                 <w:szCs w:val="18"/>
               </w:rPr>
-              <w:t xml:space="preserve">Our map, draw or write here</w:t>
+              <w:t xml:space="preserve">Our map - draw or write here</w:t>
             </w:r>
           </w:p>
         </w:tc>
@@ -12227,7 +12227,7 @@
           <w:sz w:val="24"/>
           <w:szCs w:val="24"/>
         </w:rPr>
-        <w:t xml:space="preserve">Someone who plants, or an agency helping</w:t>
+        <w:t xml:space="preserve">Someone who plants - or an agency helping</w:t>
       </w:r>
     </w:p>
     <w:p>
@@ -12297,7 +12297,7 @@
           <w:sz w:val="24"/>
           <w:szCs w:val="24"/>
         </w:rPr>
-        <w:t xml:space="preserve">Anything you want to keep from this step. Words, marks, or a drawing, it is your page, and no one marks it.</w:t>
+        <w:t xml:space="preserve">Anything you want to keep from this step. Words, marks, or a drawing - it is your page, and no one marks it.</w:t>
       </w:r>
     </w:p>
     <w:tbl>
@@ -12931,7 +12931,7 @@
           <w:sz w:val="22"/>
           <w:szCs w:val="22"/>
         </w:rPr>
-        <w:t xml:space="preserve">"Why is the world getting hotter?": no. Who would you even ask?</w:t>
+        <w:t xml:space="preserve">"Why is the world getting hotter?" - no. Who would you even ask?</w:t>
       </w:r>
     </w:p>
     <w:p>
@@ -12948,7 +12948,7 @@
           <w:sz w:val="22"/>
           <w:szCs w:val="22"/>
         </w:rPr>
-        <w:t xml:space="preserve">"What did this hill look like when my grandmother was young?": yes. You would ask her, and</w:t>
+        <w:t xml:space="preserve">"What did this hill look like when my grandmother was young?" - yes. You would ask her, and</w:t>
       </w:r>
     </w:p>
     <w:p>
@@ -13001,7 +13001,7 @@
           <w:sz w:val="22"/>
           <w:szCs w:val="22"/>
         </w:rPr>
-        <w:t xml:space="preserve">1. What were our hills like before, and what are they like now? 2. What happens to a bare hill when it rains, and in the hot sun? 3. What do trees, grass and roots do for the soil, and for us? 4. What are people doing to help our hills, and is it working?</w:t>
+        <w:t xml:space="preserve">1. What were our hills like before, and what are they like now? 2. What happens to a bare hill when it rains, and in the hot sun? 3. What do trees, grass and roots do for the soil, and for us? 4. What are people doing to help our hills - and is it working?</w:t>
       </w:r>
     </w:p>
     <w:p>
@@ -13047,7 +13047,7 @@
           <w:sz w:val="22"/>
           <w:szCs w:val="22"/>
         </w:rPr>
-        <w:t xml:space="preserve">Ask and look here, for things only people here know. Nothing in any book can tell us what</w:t>
+        <w:t xml:space="preserve">Ask and look here - for things only people here know. Nothing in any book can tell us what</w:t>
       </w:r>
     </w:p>
     <w:p>
@@ -13076,7 +13076,7 @@
           <w:sz w:val="22"/>
           <w:szCs w:val="22"/>
         </w:rPr>
-        <w:t xml:space="preserve">The source pack, for things that have already been studied. Nobody here measured why a bare</w:t>
+        <w:t xml:space="preserve">The source pack - for things that have already been studied. Nobody here measured why a bare</w:t>
       </w:r>
     </w:p>
     <w:p>
@@ -13105,7 +13105,7 @@
           <w:sz w:val="22"/>
           <w:szCs w:val="22"/>
         </w:rPr>
-        <w:t xml:space="preserve">Both, question 4 is like this. We can look and ask around us, AND read what has been written.</w:t>
+        <w:t xml:space="preserve">Both - question 4 is like this. We can look and ask around us, AND read what has been written.</w:t>
       </w:r>
     </w:p>
     <w:p>
@@ -13212,7 +13212,7 @@
                 <w:sz w:val="21"/>
                 <w:szCs w:val="21"/>
               </w:rPr>
-              <w:t xml:space="preserve">research question, the big thing we are trying to find out</w:t>
+              <w:t xml:space="preserve">research question - the big thing we are trying to find out</w:t>
             </w:r>
           </w:p>
           <w:p>
@@ -13224,7 +13224,7 @@
                 <w:sz w:val="21"/>
                 <w:szCs w:val="21"/>
               </w:rPr>
-              <w:t xml:space="preserve">sub-question, one smaller piece of the big question, that we can actually go and answer</w:t>
+              <w:t xml:space="preserve">sub-question - one smaller piece of the big question, that we can actually go and answer</w:t>
             </w:r>
           </w:p>
           <w:p>
@@ -13236,7 +13236,7 @@
                 <w:sz w:val="21"/>
                 <w:szCs w:val="21"/>
               </w:rPr>
-              <w:t xml:space="preserve">primary, finding out by asking people and looking ourselves</w:t>
+              <w:t xml:space="preserve">primary - finding out by asking people and looking ourselves</w:t>
             </w:r>
           </w:p>
         </w:tc>
@@ -13489,7 +13489,7 @@
           <w:sz w:val="20"/>
           <w:szCs w:val="20"/>
         </w:rPr>
-        <w:t xml:space="preserve">The answers are at the back of your book, on the "Answers, try it yourself" page. Try it first, then check.</w:t>
+        <w:t xml:space="preserve">The answers are at the back of your book, on the "Answers - try it yourself" page. Try it first, then check.</w:t>
       </w:r>
     </w:p>
     <w:p>
@@ -13569,7 +13569,7 @@
           <w:sz w:val="24"/>
           <w:szCs w:val="24"/>
         </w:rPr>
-        <w:t xml:space="preserve">Our four sub-questions, for each, circle how we will find out:</w:t>
+        <w:t xml:space="preserve">Our four sub-questions - for each, circle how we will find out:</w:t>
       </w:r>
     </w:p>
     <w:p>
@@ -13581,7 +13581,7 @@
           <w:sz w:val="24"/>
           <w:szCs w:val="24"/>
         </w:rPr>
-        <w:t xml:space="preserve">1.  Before, and now. What changed?</w:t>
+        <w:t xml:space="preserve">1.  Before, and now - what changed?</w:t>
       </w:r>
     </w:p>
     <w:p>
@@ -13794,7 +13794,7 @@
           <w:sz w:val="24"/>
           <w:szCs w:val="24"/>
         </w:rPr>
-        <w:t xml:space="preserve">4.  What people are doing to help, and is it working?</w:t>
+        <w:t xml:space="preserve">4.  What people are doing to help - and is it working?</w:t>
       </w:r>
     </w:p>
     <w:p>
@@ -13903,7 +13903,7 @@
           <w:sz w:val="24"/>
           <w:szCs w:val="24"/>
         </w:rPr>
-        <w:t xml:space="preserve">Anything you want to keep from this step. Words, marks, or a drawing, it is your page, and no one marks it.</w:t>
+        <w:t xml:space="preserve">Anything you want to keep from this step. Words, marks, or a drawing - it is your page, and no one marks it.</w:t>
       </w:r>
     </w:p>
     <w:tbl>
@@ -14660,7 +14660,7 @@
           <w:sz w:val="22"/>
           <w:szCs w:val="22"/>
         </w:rPr>
-        <w:t xml:space="preserve">We write down what people really said, not what we hoped. If only three people said something, we do not later say "everyone thinks this."</w:t>
+        <w:t xml:space="preserve">We write down what people really said - not what we hoped. If only three people said something, we do not later say "everyone thinks this."</w:t>
       </w:r>
     </w:p>
     <w:p>
@@ -14726,7 +14726,7 @@
                 <w:sz w:val="21"/>
                 <w:szCs w:val="21"/>
               </w:rPr>
-              <w:t xml:space="preserve">permission, asking someone first, and waiting for their answer</w:t>
+              <w:t xml:space="preserve">permission - asking someone first, and waiting for their answer</w:t>
             </w:r>
           </w:p>
           <w:p>
@@ -14738,7 +14738,7 @@
                 <w:sz w:val="21"/>
                 <w:szCs w:val="21"/>
               </w:rPr>
-              <w:t xml:space="preserve">fair, writing down what people really said, not what we hoped</w:t>
+              <w:t xml:space="preserve">fair - writing down what people really said, not what we hoped</w:t>
             </w:r>
           </w:p>
           <w:p>
@@ -14750,7 +14750,7 @@
                 <w:sz w:val="21"/>
                 <w:szCs w:val="21"/>
               </w:rPr>
-              <w:t xml:space="preserve">safe, no one is put in danger, or made to feel bad, by our questions</w:t>
+              <w:t xml:space="preserve">safe - no one is put in danger, or made to feel bad, by our questions</w:t>
             </w:r>
           </w:p>
         </w:tc>
@@ -15003,7 +15003,7 @@
           <w:sz w:val="20"/>
           <w:szCs w:val="20"/>
         </w:rPr>
-        <w:t xml:space="preserve">The answers are at the back of your book, on the "Answers, try it yourself" page. Try it first, then check.</w:t>
+        <w:t xml:space="preserve">The answers are at the back of your book, on the "Answers - try it yourself" page. Try it first, then check.</w:t>
       </w:r>
     </w:p>
     <w:p>
@@ -15041,7 +15041,7 @@
           <w:sz w:val="38"/>
           <w:szCs w:val="38"/>
         </w:rPr>
-        <w:t xml:space="preserve">Asking permission, our reminder</w:t>
+        <w:t xml:space="preserve">Asking permission - our reminder</w:t>
       </w:r>
     </w:p>
     <w:p>
@@ -15055,7 +15055,7 @@
           <w:sz w:val="24"/>
           <w:szCs w:val="24"/>
         </w:rPr>
-        <w:t xml:space="preserve">Our asking words, say them every time:</w:t>
+        <w:t xml:space="preserve">Our asking words - say them every time:</w:t>
       </w:r>
     </w:p>
     <w:tbl>
@@ -15238,7 +15238,7 @@
           <w:sz w:val="24"/>
           <w:szCs w:val="24"/>
         </w:rPr>
-        <w:t xml:space="preserve">The rules, keep them every time:</w:t>
+        <w:t xml:space="preserve">The rules - keep them every time:</w:t>
       </w:r>
     </w:p>
     <w:p>
@@ -15388,7 +15388,7 @@
           <w:sz w:val="24"/>
           <w:szCs w:val="24"/>
         </w:rPr>
-        <w:t xml:space="preserve">Anything you want to keep from this step. Words, marks, or a drawing, it is your page, and no one marks it.</w:t>
+        <w:t xml:space="preserve">Anything you want to keep from this step. Words, marks, or a drawing - it is your page, and no one marks it.</w:t>
       </w:r>
     </w:p>
     <w:tbl>
@@ -15928,7 +15928,7 @@
           <w:sz w:val="22"/>
           <w:szCs w:val="22"/>
         </w:rPr>
-        <w:t xml:space="preserve">We are going to ask people in our community. A good question makes a person tell us what they know. A weak question makes them say only yes or no, or it puts our own words in their mouth.</w:t>
+        <w:t xml:space="preserve">We are going to ask people in our community. A good question makes a person tell us what they know. A weak question makes them say only yes or no - or it puts our own words in their mouth.</w:t>
       </w:r>
     </w:p>
     <w:p>
@@ -15962,7 +15962,7 @@
           <w:sz w:val="22"/>
           <w:szCs w:val="22"/>
         </w:rPr>
-        <w:t xml:space="preserve">Open, "What happens to this slope when it rains?" The person tells us a lot. Use these.</w:t>
+        <w:t xml:space="preserve">Open - "What happens to this slope when it rains?" The person tells us a lot. Use these.</w:t>
       </w:r>
     </w:p>
     <w:p>
@@ -15979,7 +15979,7 @@
           <w:sz w:val="22"/>
           <w:szCs w:val="22"/>
         </w:rPr>
-        <w:t xml:space="preserve">Closed, "Do the hills slide?" The person says yes or no. Good only for our short survey, when we want to count.</w:t>
+        <w:t xml:space="preserve">Closed - "Do the hills slide?" The person says yes or no. Good only for our short survey, when we want to count.</w:t>
       </w:r>
     </w:p>
     <w:p>
@@ -15996,7 +15996,7 @@
           <w:sz w:val="22"/>
           <w:szCs w:val="22"/>
         </w:rPr>
-        <w:t xml:space="preserve">Leading, "The rain ruins it, doesn't it?" We already said the answer. The person only agrees. Never use these.</w:t>
+        <w:t xml:space="preserve">Leading - "The rain ruins it, doesn't it?" We already said the answer. The person only agrees. Never use these.</w:t>
       </w:r>
     </w:p>
     <w:p>
@@ -16013,7 +16013,7 @@
           <w:sz w:val="22"/>
           <w:szCs w:val="22"/>
         </w:rPr>
-        <w:t xml:space="preserve">Two-in-one, "What happens in the rain and in the hot sun?" The person answers one part and forgets the other. Cut it into two questions.</w:t>
+        <w:t xml:space="preserve">Two-in-one - "What happens in the rain and in the hot sun?" The person answers one part and forgets the other. Cut it into two questions.</w:t>
       </w:r>
     </w:p>
     <w:p>
@@ -16054,7 +16054,7 @@
           <w:sz w:val="22"/>
           <w:szCs w:val="22"/>
         </w:rPr>
-        <w:t xml:space="preserve">What · When · Who · Where · How · Why, or "Tell me about…"</w:t>
+        <w:t xml:space="preserve">What · When · Who · Where · How · Why - or "Tell me about…"</w:t>
       </w:r>
     </w:p>
     <w:p>
@@ -16175,7 +16175,7 @@
           <w:sz w:val="24"/>
           <w:szCs w:val="24"/>
         </w:rPr>
-        <w:t xml:space="preserve">After they answer: the three follow-ups</w:t>
+        <w:t xml:space="preserve">After they answer - the three follow-ups</w:t>
       </w:r>
     </w:p>
     <w:p>
@@ -16357,7 +16357,7 @@
           <w:sz w:val="22"/>
           <w:szCs w:val="22"/>
         </w:rPr>
-        <w:t xml:space="preserve">Interview, a few people. Long answers. Open questions. We learn why.</w:t>
+        <w:t xml:space="preserve">Interview - a few people. Long answers. Open questions. We learn why.</w:t>
       </w:r>
     </w:p>
     <w:p>
@@ -16374,7 +16374,7 @@
           <w:sz w:val="22"/>
           <w:szCs w:val="22"/>
         </w:rPr>
-        <w:t xml:space="preserve">Survey, many people. One or two closed questions. We learn how many.</w:t>
+        <w:t xml:space="preserve">Survey - many people. One or two closed questions. We learn how many.</w:t>
       </w:r>
     </w:p>
     <w:p>
@@ -16386,7 +16386,7 @@
           <w:sz w:val="22"/>
           <w:szCs w:val="22"/>
         </w:rPr>
-        <w:t xml:space="preserve">A survey question must offer people a small number of answers to choose from, usually two or three, or there is nothing to count. "Where is it cooler, on the bare hill, or under the trees?" offers three: *on the bare hill*, *the same*, *under the trees*.</w:t>
+        <w:t xml:space="preserve">A survey question must offer people a small number of answers to choose from - usually two or three - or there is nothing to count. "Where is it cooler - on the bare hill, or under the trees?" offers three: *on the bare hill*, *the same*, *under the trees*.</w:t>
       </w:r>
     </w:p>
     <w:p>
@@ -16461,7 +16461,7 @@
           <w:sz w:val="22"/>
           <w:szCs w:val="22"/>
         </w:rPr>
-        <w:t xml:space="preserve">If our question asks whether something is good or bad, the three answers can be three faces. A smiling face, a flat face and a sad face. Only then.</w:t>
+        <w:t xml:space="preserve">If our question asks whether something is good or bad, the three answers can be three faces - a smiling face, a flat face and a sad face. Only then.</w:t>
       </w:r>
     </w:p>
     <w:p>
@@ -16665,7 +16665,7 @@
                 <w:sz w:val="21"/>
                 <w:szCs w:val="21"/>
               </w:rPr>
-              <w:t xml:space="preserve">open question, a question that lets a person tell us a lot</w:t>
+              <w:t xml:space="preserve">open question - a question that lets a person tell us a lot</w:t>
             </w:r>
           </w:p>
           <w:p>
@@ -16677,7 +16677,7 @@
                 <w:sz w:val="21"/>
                 <w:szCs w:val="21"/>
               </w:rPr>
-              <w:t xml:space="preserve">closed question, a question answered with yes or no, or one word. Good for counting</w:t>
+              <w:t xml:space="preserve">closed question - a question answered with yes or no, or one word - good for counting</w:t>
             </w:r>
           </w:p>
           <w:p>
@@ -16689,7 +16689,7 @@
                 <w:sz w:val="21"/>
                 <w:szCs w:val="21"/>
               </w:rPr>
-              <w:t xml:space="preserve">leading question, a question that already says the answer we want</w:t>
+              <w:t xml:space="preserve">leading question - a question that already says the answer we want</w:t>
             </w:r>
           </w:p>
           <w:p>
@@ -16701,7 +16701,7 @@
                 <w:sz w:val="21"/>
                 <w:szCs w:val="21"/>
               </w:rPr>
-              <w:t xml:space="preserve">follow-up, what we say after the first answer, to hear more</w:t>
+              <w:t xml:space="preserve">follow-up - what we say after the first answer, to hear more</w:t>
             </w:r>
           </w:p>
           <w:p>
@@ -16713,7 +16713,7 @@
                 <w:sz w:val="21"/>
                 <w:szCs w:val="21"/>
               </w:rPr>
-              <w:t xml:space="preserve">interview, asking a few people open questions, to learn why</w:t>
+              <w:t xml:space="preserve">interview - asking a few people open questions, to learn why</w:t>
             </w:r>
           </w:p>
           <w:p>
@@ -16725,7 +16725,7 @@
                 <w:sz w:val="21"/>
                 <w:szCs w:val="21"/>
               </w:rPr>
-              <w:t xml:space="preserve">survey, asking many people one small question, so we can count</w:t>
+              <w:t xml:space="preserve">survey - asking many people one small question, so we can count</w:t>
             </w:r>
           </w:p>
           <w:p>
@@ -16737,7 +16737,7 @@
                 <w:sz w:val="21"/>
                 <w:szCs w:val="21"/>
               </w:rPr>
-              <w:t xml:space="preserve">tally, a mark we make each time, so we can count without writing</w:t>
+              <w:t xml:space="preserve">tally - a mark we make each time, so we can count without writing</w:t>
             </w:r>
           </w:p>
         </w:tc>
@@ -17050,7 +17050,7 @@
           <w:sz w:val="20"/>
           <w:szCs w:val="20"/>
         </w:rPr>
-        <w:t xml:space="preserve">The answers are at the back of your book, on the "Answers, try it yourself" page. Try it first, then check.</w:t>
+        <w:t xml:space="preserve">The answers are at the back of your book, on the "Answers - try it yourself" page. Try it first, then check.</w:t>
       </w:r>
     </w:p>
     <w:p>
@@ -17201,7 +17201,7 @@
           <w:sz w:val="24"/>
           <w:szCs w:val="24"/>
         </w:rPr>
-        <w:t xml:space="preserve">Sub-question 1:  Before, and now. What changed?</w:t>
+        <w:t xml:space="preserve">Sub-question 1:  Before, and now - what changed?</w:t>
       </w:r>
     </w:p>
     <w:p>
@@ -18017,7 +18017,7 @@
           <w:sz w:val="24"/>
           <w:szCs w:val="24"/>
         </w:rPr>
-        <w:t xml:space="preserve">Sub-question 4:  What people are doing to help, and is it working?</w:t>
+        <w:t xml:space="preserve">Sub-question 4:  What people are doing to help - and is it working?</w:t>
       </w:r>
     </w:p>
     <w:p>
@@ -18365,7 +18365,7 @@
                 <w:sz w:val="21"/>
                 <w:szCs w:val="21"/>
               </w:rPr>
-              <w:t xml:space="preserve">Our survey question:  "Where is it cooler, on the bare hill, or under the trees?"</w:t>
+              <w:t xml:space="preserve">Our survey question:  "Where is it cooler - on the bare hill, or under the trees?"</w:t>
             </w:r>
           </w:p>
           <w:p>
@@ -19715,7 +19715,7 @@
           <w:sz w:val="24"/>
           <w:szCs w:val="24"/>
         </w:rPr>
-        <w:t xml:space="preserve">Anything you want to keep from this step. Words, marks, or a drawing, it is your page, and no one marks it.</w:t>
+        <w:t xml:space="preserve">Anything you want to keep from this step. Words, marks, or a drawing - it is your page, and no one marks it.</w:t>
       </w:r>
     </w:p>
     <w:tbl>
@@ -20432,7 +20432,7 @@
           <w:sz w:val="24"/>
           <w:szCs w:val="24"/>
         </w:rPr>
-        <w:t xml:space="preserve">Three hard moments: and what to do</w:t>
+        <w:t xml:space="preserve">Three hard moments - and what to do</w:t>
       </w:r>
     </w:p>
     <w:p>
@@ -20672,7 +20672,7 @@
           <w:sz w:val="22"/>
           <w:szCs w:val="22"/>
         </w:rPr>
-        <w:t xml:space="preserve">We never go somewhere that is not safe, and we go in our pair. Never alone.</w:t>
+        <w:t xml:space="preserve">We never go somewhere that is not safe, and we go in our pair - never alone.</w:t>
       </w:r>
     </w:p>
     <w:tbl>
@@ -20726,7 +20726,7 @@
                 <w:sz w:val="21"/>
                 <w:szCs w:val="21"/>
               </w:rPr>
-              <w:t xml:space="preserve">rehearse, to practise the whole thing before you do it for real</w:t>
+              <w:t xml:space="preserve">rehearse - to practise the whole thing before you do it for real</w:t>
             </w:r>
           </w:p>
           <w:p>
@@ -20738,7 +20738,7 @@
                 <w:sz w:val="21"/>
                 <w:szCs w:val="21"/>
               </w:rPr>
-              <w:t xml:space="preserve">consent, the person says yes, freely, before we ask them anything</w:t>
+              <w:t xml:space="preserve">consent - the person says yes, freely, before we ask them anything</w:t>
             </w:r>
           </w:p>
           <w:p>
@@ -20750,7 +20750,7 @@
                 <w:sz w:val="21"/>
                 <w:szCs w:val="21"/>
               </w:rPr>
-              <w:t xml:space="preserve">refuse, when someone says no, and that is always allowed</w:t>
+              <w:t xml:space="preserve">refuse - when someone says no - and that is always allowed</w:t>
             </w:r>
           </w:p>
         </w:tc>
@@ -20792,7 +20792,7 @@
           <w:sz w:val="24"/>
           <w:szCs w:val="24"/>
         </w:rPr>
-        <w:t xml:space="preserve">Now do it again, and this time your partner says no. Practise thanking them and walking away warmly. There is no right answer to check for this one: the practice IS the answer.</w:t>
+        <w:t xml:space="preserve">Now do it again - and this time your partner says no. Practise thanking them and walking away warmly. There is no right answer to check for this one: the practice IS the answer.</w:t>
       </w:r>
     </w:p>
     <w:p>
@@ -21042,7 +21042,7 @@
           <w:sz w:val="24"/>
           <w:szCs w:val="24"/>
         </w:rPr>
-        <w:t xml:space="preserve">Our ONE most important question, the one we ask if they only have a moment:</w:t>
+        <w:t xml:space="preserve">Our ONE most important question - the one we ask if they only have a moment:</w:t>
       </w:r>
     </w:p>
     <w:tbl>
@@ -21381,7 +21381,7 @@
           <w:sz w:val="24"/>
           <w:szCs w:val="24"/>
         </w:rPr>
-        <w:t xml:space="preserve">Anything you want to keep from this step. Words, marks, or a drawing, it is your page, and no one marks it.</w:t>
+        <w:t xml:space="preserve">Anything you want to keep from this step. Words, marks, or a drawing - it is your page, and no one marks it.</w:t>
       </w:r>
     </w:p>
     <w:tbl>
@@ -22111,7 +22111,7 @@
           <w:sz w:val="22"/>
           <w:szCs w:val="22"/>
         </w:rPr>
-        <w:t xml:space="preserve">Take the one you can hold today. There is no shame in any of them, and no prize for the hard one. But if you can stretch, stretch. The English in these is meant to be a little above you, because that is how you get better at it.</w:t>
+        <w:t xml:space="preserve">Take the one you can hold today. There is no shame in any of them, and no prize for the hard one. But if you can stretch, stretch - the English in these is meant to be a little above you, because that is how you get better at it.</w:t>
       </w:r>
     </w:p>
     <w:p>
@@ -22286,7 +22286,7 @@
                 <w:sz w:val="21"/>
                 <w:szCs w:val="21"/>
               </w:rPr>
-              <w:t xml:space="preserve">source, something already written or made by someone else, that we can learn from</w:t>
+              <w:t xml:space="preserve">source - something already written or made by someone else, that we can learn from</w:t>
             </w:r>
           </w:p>
           <w:p>
@@ -22298,7 +22298,7 @@
                 <w:sz w:val="21"/>
                 <w:szCs w:val="21"/>
               </w:rPr>
-              <w:t xml:space="preserve">secondary research, finding out by studying what others have already found out</w:t>
+              <w:t xml:space="preserve">secondary research - finding out by studying what others have already found out</w:t>
             </w:r>
           </w:p>
           <w:p>
@@ -22310,7 +22310,7 @@
                 <w:sz w:val="21"/>
                 <w:szCs w:val="21"/>
               </w:rPr>
-              <w:t xml:space="preserve">evidence log, where we record what each source tells us, so we do not lose it</w:t>
+              <w:t xml:space="preserve">evidence log - where we record what each source tells us, so we do not lose it</w:t>
             </w:r>
           </w:p>
         </w:tc>
@@ -22500,7 +22500,7 @@
           <w:sz w:val="24"/>
           <w:szCs w:val="24"/>
         </w:rPr>
-        <w:t xml:space="preserve">4.   We should ask how they know, and they tell us: they measured it for two years.</w:t>
+        <w:t xml:space="preserve">4.   We should ask how they know - and they tell us: they measured it for two years.</w:t>
       </w:r>
     </w:p>
     <w:p>
@@ -22563,7 +22563,7 @@
           <w:sz w:val="20"/>
           <w:szCs w:val="20"/>
         </w:rPr>
-        <w:t xml:space="preserve">The answers are at the back of your book, on the "Answers, try it yourself" page. Try it first, then check.</w:t>
+        <w:t xml:space="preserve">The answers are at the back of your book, on the "Answers - try it yourself" page. Try it first, then check.</w:t>
       </w:r>
     </w:p>
     <w:p>
@@ -22601,7 +22601,7 @@
           <w:sz w:val="38"/>
           <w:szCs w:val="38"/>
         </w:rPr>
-        <w:t xml:space="preserve">What our sources tell us, evidence log</w:t>
+        <w:t xml:space="preserve">What our sources tell us - evidence log</w:t>
       </w:r>
     </w:p>
     <w:p>
@@ -22614,7 +22614,7 @@
           <w:sz w:val="20"/>
           <w:szCs w:val="20"/>
         </w:rPr>
-        <w:t xml:space="preserve">For each source, write or draw what it tells us, the first row is done as an example.</w:t>
+        <w:t xml:space="preserve">For each source, write or draw what it tells us - the first row is done as an example.</w:t>
       </w:r>
     </w:p>
     <w:tbl>
@@ -22837,7 +22837,7 @@
                 <w:sz w:val="17"/>
                 <w:szCs w:val="17"/>
               </w:rPr>
-              <w:t xml:space="preserve">a lot. UN, with numbers</w:t>
+              <w:t xml:space="preserve">a lot - UN, with numbers</w:t>
             </w:r>
           </w:p>
         </w:tc>
@@ -23160,7 +23160,7 @@
           <w:sz w:val="24"/>
           <w:szCs w:val="24"/>
         </w:rPr>
-        <w:t xml:space="preserve">Anything you want to keep from this step. Words, marks, or a drawing, it is your page, and no one marks it.</w:t>
+        <w:t xml:space="preserve">Anything you want to keep from this step. Words, marks, or a drawing - it is your page, and no one marks it.</w:t>
       </w:r>
     </w:p>
     <w:tbl>
@@ -23835,7 +23835,7 @@
           <w:sz w:val="22"/>
           <w:szCs w:val="22"/>
         </w:rPr>
-        <w:t xml:space="preserve">This feels rude. It is not, and it is the difference between real evidence and a vague memory.</w:t>
+        <w:t xml:space="preserve">This feels rude. It is not - and it is the difference between real evidence and a vague memory.</w:t>
       </w:r>
     </w:p>
     <w:p>
@@ -24062,7 +24062,7 @@
           <w:sz w:val="22"/>
           <w:szCs w:val="22"/>
         </w:rPr>
-        <w:t xml:space="preserve">Picking it up again is part of the work. Tell your facilitator what happened and make a new plan, that is what a researcher does.</w:t>
+        <w:t xml:space="preserve">Picking it up again is part of the work. Tell your facilitator what happened and make a new plan - that is what a researcher does.</w:t>
       </w:r>
     </w:p>
     <w:tbl>
@@ -24116,7 +24116,7 @@
                 <w:sz w:val="21"/>
                 <w:szCs w:val="21"/>
               </w:rPr>
-              <w:t xml:space="preserve">consent, asking permission first, and accepting the answer</w:t>
+              <w:t xml:space="preserve">consent - asking permission first, and accepting the answer</w:t>
             </w:r>
           </w:p>
           <w:p>
@@ -24128,7 +24128,7 @@
                 <w:sz w:val="21"/>
                 <w:szCs w:val="21"/>
               </w:rPr>
-              <w:t xml:space="preserve">gather, to go and collect evidence by asking and looking</w:t>
+              <w:t xml:space="preserve">gather - to go and collect evidence by asking and looking</w:t>
             </w:r>
           </w:p>
           <w:p>
@@ -24140,7 +24140,7 @@
                 <w:sz w:val="21"/>
                 <w:szCs w:val="21"/>
               </w:rPr>
-              <w:t xml:space="preserve">follow-up, a short question you ask after their first answer, to hear more</w:t>
+              <w:t xml:space="preserve">follow-up - a short question you ask after their first answer, to hear more</w:t>
             </w:r>
           </w:p>
         </w:tc>
@@ -24288,7 +24288,7 @@
                 <w:sz w:val="21"/>
                 <w:szCs w:val="21"/>
               </w:rPr>
-              <w:t xml:space="preserve">One thing that surprised me:  how fast the trees went, she said only a few years.</w:t>
+              <w:t xml:space="preserve">One thing that surprised me:  how fast the trees went - she said only a few years.</w:t>
             </w:r>
           </w:p>
         </w:tc>
@@ -24394,7 +24394,7 @@
                 <w:sz w:val="18"/>
                 <w:szCs w:val="18"/>
               </w:rPr>
-              <w:t xml:space="preserve">1.  Before, and now. What changed?, what they said (draw, mark, or write):</w:t>
+              <w:t xml:space="preserve">1.  Before, and now - what changed?  -  what they said (draw, mark, or write):</w:t>
             </w:r>
           </w:p>
         </w:tc>
@@ -24513,7 +24513,7 @@
                 <w:sz w:val="18"/>
                 <w:szCs w:val="18"/>
               </w:rPr>
-              <w:t xml:space="preserve">2.  A bare hill in the rain and the hot sun, what they said (draw, mark, or write):</w:t>
+              <w:t xml:space="preserve">2.  A bare hill in the rain and the hot sun  -  what they said (draw, mark, or write):</w:t>
             </w:r>
           </w:p>
         </w:tc>
@@ -24632,7 +24632,7 @@
                 <w:sz w:val="18"/>
                 <w:szCs w:val="18"/>
               </w:rPr>
-              <w:t xml:space="preserve">3.  What trees, grass and roots do for the soil and for us, what they said (draw, mark, or write):</w:t>
+              <w:t xml:space="preserve">3.  What trees, grass and roots do for the soil and for us  -  what they said (draw, mark, or write):</w:t>
             </w:r>
           </w:p>
         </w:tc>
@@ -24751,7 +24751,7 @@
                 <w:sz w:val="18"/>
                 <w:szCs w:val="18"/>
               </w:rPr>
-              <w:t xml:space="preserve">4.  What people are doing to help, and is it working?, what they said (draw, mark, or write):</w:t>
+              <w:t xml:space="preserve">4.  What people are doing to help - and is it working?  -  what they said (draw, mark, or write):</w:t>
             </w:r>
           </w:p>
         </w:tc>
@@ -24996,7 +24996,7 @@
                 <w:sz w:val="18"/>
                 <w:szCs w:val="18"/>
               </w:rPr>
-              <w:t xml:space="preserve">1.  Before, and now. What changed?, what they said (draw, mark, or write):</w:t>
+              <w:t xml:space="preserve">1.  Before, and now - what changed?  -  what they said (draw, mark, or write):</w:t>
             </w:r>
           </w:p>
         </w:tc>
@@ -25115,7 +25115,7 @@
                 <w:sz w:val="18"/>
                 <w:szCs w:val="18"/>
               </w:rPr>
-              <w:t xml:space="preserve">2.  A bare hill in the rain and the hot sun, what they said (draw, mark, or write):</w:t>
+              <w:t xml:space="preserve">2.  A bare hill in the rain and the hot sun  -  what they said (draw, mark, or write):</w:t>
             </w:r>
           </w:p>
         </w:tc>
@@ -25234,7 +25234,7 @@
                 <w:sz w:val="18"/>
                 <w:szCs w:val="18"/>
               </w:rPr>
-              <w:t xml:space="preserve">3.  What trees, grass and roots do for the soil and for us, what they said (draw, mark, or write):</w:t>
+              <w:t xml:space="preserve">3.  What trees, grass and roots do for the soil and for us  -  what they said (draw, mark, or write):</w:t>
             </w:r>
           </w:p>
         </w:tc>
@@ -25353,7 +25353,7 @@
                 <w:sz w:val="18"/>
                 <w:szCs w:val="18"/>
               </w:rPr>
-              <w:t xml:space="preserve">4.  What people are doing to help, and is it working?, what they said (draw, mark, or write):</w:t>
+              <w:t xml:space="preserve">4.  What people are doing to help - and is it working?  -  what they said (draw, mark, or write):</w:t>
             </w:r>
           </w:p>
         </w:tc>
@@ -25598,7 +25598,7 @@
                 <w:sz w:val="18"/>
                 <w:szCs w:val="18"/>
               </w:rPr>
-              <w:t xml:space="preserve">1.  Before, and now. What changed?, what they said (draw, mark, or write):</w:t>
+              <w:t xml:space="preserve">1.  Before, and now - what changed?  -  what they said (draw, mark, or write):</w:t>
             </w:r>
           </w:p>
         </w:tc>
@@ -25717,7 +25717,7 @@
                 <w:sz w:val="18"/>
                 <w:szCs w:val="18"/>
               </w:rPr>
-              <w:t xml:space="preserve">2.  A bare hill in the rain and the hot sun, what they said (draw, mark, or write):</w:t>
+              <w:t xml:space="preserve">2.  A bare hill in the rain and the hot sun  -  what they said (draw, mark, or write):</w:t>
             </w:r>
           </w:p>
         </w:tc>
@@ -25836,7 +25836,7 @@
                 <w:sz w:val="18"/>
                 <w:szCs w:val="18"/>
               </w:rPr>
-              <w:t xml:space="preserve">3.  What trees, grass and roots do for the soil and for us, what they said (draw, mark, or write):</w:t>
+              <w:t xml:space="preserve">3.  What trees, grass and roots do for the soil and for us  -  what they said (draw, mark, or write):</w:t>
             </w:r>
           </w:p>
         </w:tc>
@@ -25955,7 +25955,7 @@
                 <w:sz w:val="18"/>
                 <w:szCs w:val="18"/>
               </w:rPr>
-              <w:t xml:space="preserve">4.  What people are doing to help, and is it working?, what they said (draw, mark, or write):</w:t>
+              <w:t xml:space="preserve">4.  What people are doing to help - and is it working?  -  what they said (draw, mark, or write):</w:t>
             </w:r>
           </w:p>
         </w:tc>
@@ -26124,7 +26124,7 @@
           <w:sz w:val="24"/>
           <w:szCs w:val="24"/>
         </w:rPr>
-        <w:t xml:space="preserve">Not everything comes from asking. Go and look, at a bare place, and at a green place. What is different?</w:t>
+        <w:t xml:space="preserve">Not everything comes from asking. Go and look - at a bare place, and at a green place. What is different?</w:t>
       </w:r>
     </w:p>
     <w:tbl>
@@ -26489,7 +26489,7 @@
           <w:sz w:val="24"/>
           <w:szCs w:val="24"/>
         </w:rPr>
-        <w:t xml:space="preserve">Anything you want to keep from this step. Words, marks, or a drawing, it is your page, and no one marks it.</w:t>
+        <w:t xml:space="preserve">Anything you want to keep from this step. Words, marks, or a drawing - it is your page, and no one marks it.</w:t>
       </w:r>
     </w:p>
     <w:tbl>
@@ -27086,7 +27086,7 @@
           <w:sz w:val="24"/>
           <w:szCs w:val="24"/>
         </w:rPr>
-        <w:t xml:space="preserve">Check 1: Who said it, and how do they know?</w:t>
+        <w:t xml:space="preserve">Check 1 - Who said it, and how do they know?</w:t>
       </w:r>
     </w:p>
     <w:p>
@@ -27178,7 +27178,7 @@
           <w:sz w:val="24"/>
           <w:szCs w:val="24"/>
         </w:rPr>
-        <w:t xml:space="preserve">Check 2: Do they have a reason to tell it one way?</w:t>
+        <w:t xml:space="preserve">Check 2 - Do they have a reason to tell it one way?</w:t>
       </w:r>
     </w:p>
     <w:p>
@@ -27202,7 +27202,7 @@
           <w:sz w:val="22"/>
           <w:szCs w:val="22"/>
         </w:rPr>
-        <w:t xml:space="preserve">But if a company sells trees, it will tell you the good things about trees. If an organisation reports on its own work, it will tell you the parts that went well. That does not make them useless. It means we check them against someone else.</w:t>
+        <w:t xml:space="preserve">But if a company sells trees, it will tell you the good things about trees. If an organisation reports on its own work, it will tell you the parts that went well. That does not make them useless - it means we check them against someone else.</w:t>
       </w:r>
     </w:p>
     <w:p>
@@ -27219,7 +27219,7 @@
           <w:sz w:val="24"/>
           <w:szCs w:val="24"/>
         </w:rPr>
-        <w:t xml:space="preserve">Check 3: Does anything else agree?</w:t>
+        <w:t xml:space="preserve">Check 3 - Does anything else agree?</w:t>
       </w:r>
     </w:p>
     <w:p>
@@ -27352,7 +27352,7 @@
           <w:sz w:val="22"/>
           <w:szCs w:val="22"/>
         </w:rPr>
-        <w:t xml:space="preserve">Weighing does not mean trusting nothing. A weak source can still be useful. It can show us what to ask about next. We are working out how hard to lean on something, not throwing it away.</w:t>
+        <w:t xml:space="preserve">Weighing does not mean trusting nothing. A weak source can still be useful - it can show us what to ask about next. We are working out how hard to lean on something, not throwing it away.</w:t>
       </w:r>
     </w:p>
     <w:tbl>
@@ -27406,7 +27406,7 @@
                 <w:sz w:val="21"/>
                 <w:szCs w:val="21"/>
               </w:rPr>
-              <w:t xml:space="preserve">weigh, to work out how much we can trust something, and how much to lean on it</w:t>
+              <w:t xml:space="preserve">weigh - to work out how much we can trust something, and how much to lean on it</w:t>
             </w:r>
           </w:p>
           <w:p>
@@ -27418,7 +27418,7 @@
                 <w:sz w:val="21"/>
                 <w:szCs w:val="21"/>
               </w:rPr>
-              <w:t xml:space="preserve">source, anywhere our information comes from, a person, a book, a report, what we saw</w:t>
+              <w:t xml:space="preserve">source - anywhere our information comes from - a person, a book, a report, what we saw</w:t>
             </w:r>
           </w:p>
           <w:p>
@@ -27430,7 +27430,7 @@
                 <w:sz w:val="21"/>
                 <w:szCs w:val="21"/>
               </w:rPr>
-              <w:t xml:space="preserve">agree, when two different sources say the same thing</w:t>
+              <w:t xml:space="preserve">agree - when two different sources say the same thing</w:t>
             </w:r>
           </w:p>
         </w:tc>
@@ -27460,7 +27460,7 @@
           <w:sz w:val="24"/>
           <w:szCs w:val="24"/>
         </w:rPr>
-        <w:t xml:space="preserve">How much weight can each of these carry? Circle strong, medium, or weak, and be ready to say why. Then check at the back of the book.</w:t>
+        <w:t xml:space="preserve">How much weight can each of these carry? Circle strong, medium, or weak - and be ready to say why. Then check at the back of the book.</w:t>
       </w:r>
     </w:p>
     <w:p>
@@ -27743,7 +27743,7 @@
           <w:sz w:val="20"/>
           <w:szCs w:val="20"/>
         </w:rPr>
-        <w:t xml:space="preserve">The answers are at the back of your book, on the "Answers, try it yourself" page. Try it first, then check.</w:t>
+        <w:t xml:space="preserve">The answers are at the back of your book, on the "Answers - try it yourself" page. Try it first, then check.</w:t>
       </w:r>
     </w:p>
     <w:p>
@@ -27849,7 +27849,7 @@
                 <w:sz w:val="21"/>
                 <w:szCs w:val="21"/>
               </w:rPr>
-              <w:t xml:space="preserve">Who &amp; why?  a company, it sells trees.</w:t>
+              <w:t xml:space="preserve">Who &amp; why?  a company - it sells trees.</w:t>
             </w:r>
           </w:p>
           <w:p>
@@ -27982,7 +27982,7 @@
           <w:sz w:val="24"/>
           <w:szCs w:val="24"/>
         </w:rPr>
-        <w:t xml:space="preserve">How do they know, is it still true?</w:t>
+        <w:t xml:space="preserve">How do they know - is it still true?</w:t>
       </w:r>
     </w:p>
     <w:tbl>
@@ -28228,7 +28228,7 @@
           <w:sz w:val="24"/>
           <w:szCs w:val="24"/>
         </w:rPr>
-        <w:t xml:space="preserve">Anything you want to keep from this step. Words, marks, or a drawing, it is your page, and no one marks it.</w:t>
+        <w:t xml:space="preserve">Anything you want to keep from this step. Words, marks, or a drawing - it is your page, and no one marks it.</w:t>
       </w:r>
     </w:p>
     <w:tbl>
@@ -28768,7 +28768,7 @@
           <w:sz w:val="22"/>
           <w:szCs w:val="22"/>
         </w:rPr>
-        <w:t xml:space="preserve">We have a lot of separate answers. On their own they are just a pile. Our job now is to find what KEEPS COMING UP, because something many people said is much stronger than something one person said.</w:t>
+        <w:t xml:space="preserve">We have a lot of separate answers. On their own they are just a pile. Our job now is to find what KEEPS COMING UP - because something many people said is much stronger than something one person said.</w:t>
       </w:r>
     </w:p>
     <w:p>
@@ -28838,7 +28838,7 @@
           <w:sz w:val="22"/>
           <w:szCs w:val="22"/>
         </w:rPr>
-        <w:t xml:space="preserve">Put together the cards that are saying a similar thing. Move them with your hands. If you change your mind, move them again. That costs nothing, and changing your mind is what this is for.</w:t>
+        <w:t xml:space="preserve">Put together the cards that are saying a similar thing. Move them with your hands. If you change your mind, move them again - that costs nothing, and changing your mind is what this is for.</w:t>
       </w:r>
     </w:p>
     <w:p>
@@ -28908,7 +28908,7 @@
           <w:sz w:val="22"/>
           <w:szCs w:val="22"/>
         </w:rPr>
-        <w:t xml:space="preserve">"Trees": not a theme. It is a topic. Nobody can disagree with the word "trees".</w:t>
+        <w:t xml:space="preserve">"Trees" - not a theme. It is a topic. Nobody can disagree with the word "trees".</w:t>
       </w:r>
     </w:p>
     <w:p>
@@ -28925,7 +28925,7 @@
           <w:sz w:val="22"/>
           <w:szCs w:val="22"/>
         </w:rPr>
-        <w:t xml:space="preserve">"The hill got hotter after the trees went": a theme. Someone could say "no it did not", and</w:t>
+        <w:t xml:space="preserve">"The hill got hotter after the trees went" - a theme. Someone could say "no it did not", and</w:t>
       </w:r>
     </w:p>
     <w:p>
@@ -29019,7 +29019,7 @@
           <w:sz w:val="22"/>
           <w:szCs w:val="22"/>
         </w:rPr>
-        <w:t xml:space="preserve">The odd card is often the most interesting thing we have, the one person who said something different, the thing that happened only once. Come back to it.</w:t>
+        <w:t xml:space="preserve">The odd card is often the most interesting thing we have - the one person who said something different, the thing that happened only once. Come back to it.</w:t>
       </w:r>
     </w:p>
     <w:p>
@@ -29114,7 +29114,7 @@
                 <w:sz w:val="21"/>
                 <w:szCs w:val="21"/>
               </w:rPr>
-              <w:t xml:space="preserve">theme, something that came up more than once, from more than one person</w:t>
+              <w:t xml:space="preserve">theme - something that came up more than once, from more than one person</w:t>
             </w:r>
           </w:p>
           <w:p>
@@ -29126,7 +29126,7 @@
                 <w:sz w:val="21"/>
                 <w:szCs w:val="21"/>
               </w:rPr>
-              <w:t xml:space="preserve">pattern, something that keeps happening, or keeps being said</w:t>
+              <w:t xml:space="preserve">pattern - something that keeps happening, or keeps being said</w:t>
             </w:r>
           </w:p>
           <w:p>
@@ -29138,7 +29138,7 @@
                 <w:sz w:val="21"/>
                 <w:szCs w:val="21"/>
               </w:rPr>
-              <w:t xml:space="preserve">sort, to put things into groups so we can see what they have in common</w:t>
+              <w:t xml:space="preserve">sort - to put things into groups so we can see what they have in common</w:t>
             </w:r>
           </w:p>
         </w:tc>
@@ -29391,7 +29391,7 @@
           <w:sz w:val="20"/>
           <w:szCs w:val="20"/>
         </w:rPr>
-        <w:t xml:space="preserve">The answers are at the back of your book, on the "Answers, try it yourself" page. Try it first, then check.</w:t>
+        <w:t xml:space="preserve">The answers are at the back of your book, on the "Answers - try it yourself" page. Try it first, then check.</w:t>
       </w:r>
     </w:p>
     <w:p>
@@ -29429,7 +29429,7 @@
           <w:sz w:val="38"/>
           <w:szCs w:val="38"/>
         </w:rPr>
-        <w:t xml:space="preserve">Our themes, what keeps coming up</w:t>
+        <w:t xml:space="preserve">Our themes - what keeps coming up</w:t>
       </w:r>
     </w:p>
     <w:tbl>
@@ -29992,7 +29992,7 @@
           <w:sz w:val="24"/>
           <w:szCs w:val="24"/>
         </w:rPr>
-        <w:t xml:space="preserve">Anything you want to keep from this step. Words, marks, or a drawing, it is your page, and no one marks it.</w:t>
+        <w:t xml:space="preserve">Anything you want to keep from this step. Words, marks, or a drawing - it is your page, and no one marks it.</w:t>
       </w:r>
     </w:p>
     <w:tbl>
@@ -30573,7 +30573,7 @@
           <w:sz w:val="22"/>
           <w:szCs w:val="22"/>
         </w:rPr>
-        <w:t xml:space="preserve">Take a problem the evidence shows us. Then ask why?, and keep asking.</w:t>
+        <w:t xml:space="preserve">Take a problem the evidence shows us. Then ask why? - and keep asking.</w:t>
       </w:r>
     </w:p>
     <w:p>
@@ -30815,7 +30815,7 @@
           <w:sz w:val="22"/>
           <w:szCs w:val="22"/>
         </w:rPr>
-        <w:t xml:space="preserve">We are looking for what caused this, not who is at fault. Some of us have family who cut those trees. Some of us still need the wood. This is not about blame. It is about understanding.</w:t>
+        <w:t xml:space="preserve">We are looking for what caused this, not who is at fault. Some of us have family who cut those trees. Some of us still need the wood. This is not about blame - it is about understanding.</w:t>
       </w:r>
     </w:p>
     <w:p>
@@ -30856,7 +30856,7 @@
           <w:sz w:val="22"/>
           <w:szCs w:val="22"/>
         </w:rPr>
-        <w:t xml:space="preserve">If we found something, good. If we are guessing, say so and mark it. A guess is fine as long as we know it is a guess. An honest chain with a gap in it is better research than a confident chain we made up.</w:t>
+        <w:t xml:space="preserve">If we found something, good. If we are guessing, say so and mark it - a guess is fine as long as we know it is a guess. An honest chain with a gap in it is better research than a confident chain we made up.</w:t>
       </w:r>
     </w:p>
     <w:tbl>
@@ -30910,7 +30910,7 @@
                 <w:sz w:val="21"/>
                 <w:szCs w:val="21"/>
               </w:rPr>
-              <w:t xml:space="preserve">root cause, the problem underneath the problem, the one that makes it keep coming back</w:t>
+              <w:t xml:space="preserve">root cause - the problem underneath the problem - the one that makes it keep coming back</w:t>
             </w:r>
           </w:p>
           <w:p>
@@ -30922,7 +30922,7 @@
                 <w:sz w:val="21"/>
                 <w:szCs w:val="21"/>
               </w:rPr>
-              <w:t xml:space="preserve">symptom, the part of a problem we can see, on the surface</w:t>
+              <w:t xml:space="preserve">symptom - the part of a problem we can see, on the surface</w:t>
             </w:r>
           </w:p>
           <w:p>
@@ -30934,7 +30934,7 @@
                 <w:sz w:val="21"/>
                 <w:szCs w:val="21"/>
               </w:rPr>
-              <w:t xml:space="preserve">chain, the line of causes, each one underneath the last</w:t>
+              <w:t xml:space="preserve">chain - the line of causes, each one underneath the last</w:t>
             </w:r>
           </w:p>
         </w:tc>
@@ -31187,7 +31187,7 @@
           <w:sz w:val="20"/>
           <w:szCs w:val="20"/>
         </w:rPr>
-        <w:t xml:space="preserve">The answers are at the back of your book, on the "Answers, try it yourself" page. Try it first, then check.</w:t>
+        <w:t xml:space="preserve">The answers are at the back of your book, on the "Answers - try it yourself" page. Try it first, then check.</w:t>
       </w:r>
     </w:p>
     <w:p>
@@ -31834,7 +31834,7 @@
           <w:sz w:val="24"/>
           <w:szCs w:val="24"/>
         </w:rPr>
-        <w:t xml:space="preserve">Anything you want to keep from this step. Words, marks, or a drawing, it is your page, and no one marks it.</w:t>
+        <w:t xml:space="preserve">Anything you want to keep from this step. Words, marks, or a drawing - it is your page, and no one marks it.</w:t>
       </w:r>
     </w:p>
     <w:tbl>
@@ -32345,7 +32345,7 @@
           <w:sz w:val="16"/>
           <w:szCs w:val="16"/>
         </w:rPr>
-        <w:t xml:space="preserve">   WHO, WHAT, AND WHY, LOOKING DEEPER</w:t>
+        <w:t xml:space="preserve">   WHO, WHAT, AND WHY - LOOKING DEEPER</w:t>
       </w:r>
     </w:p>
     <w:p>
@@ -32362,7 +32362,7 @@
           <w:sz w:val="38"/>
           <w:szCs w:val="38"/>
         </w:rPr>
-        <w:t xml:space="preserve">How to see the whole picture, power, beliefs, and who is hurt</w:t>
+        <w:t xml:space="preserve">How to see the whole picture - power, beliefs, and who is hurt</w:t>
       </w:r>
     </w:p>
     <w:p>
@@ -32374,7 +32374,7 @@
           <w:sz w:val="22"/>
           <w:szCs w:val="22"/>
         </w:rPr>
-        <w:t xml:space="preserve">A problem is not only about soil and rain. It is about people, what they can do, what they believe, and what happens to them. Three questions help us see the whole thing.</w:t>
+        <w:t xml:space="preserve">A problem is not only about soil and rain. It is about people - what they can do, what they believe, and what happens to them. Three questions help us see the whole thing.</w:t>
       </w:r>
     </w:p>
     <w:p>
@@ -32391,7 +32391,7 @@
           <w:sz w:val="24"/>
           <w:szCs w:val="24"/>
         </w:rPr>
-        <w:t xml:space="preserve">Question 1: Who or what has power here?</w:t>
+        <w:t xml:space="preserve">Question 1 - Who or what has power here?</w:t>
       </w:r>
     </w:p>
     <w:p>
@@ -32415,7 +32415,7 @@
           <w:sz w:val="22"/>
           <w:szCs w:val="22"/>
         </w:rPr>
-        <w:t xml:space="preserve">Think widely. Families. People who cut wood. People who plant. Organisations working here. And things that are not people at all, the monsoon has huge power over our hills, and it wants nothing.</w:t>
+        <w:t xml:space="preserve">Think widely. Families. People who cut wood. People who plant. Organisations working here. And things that are not people at all - the monsoon has huge power over our hills, and it wants nothing.</w:t>
       </w:r>
     </w:p>
     <w:p>
@@ -32444,7 +32444,7 @@
           <w:sz w:val="24"/>
           <w:szCs w:val="24"/>
         </w:rPr>
-        <w:t xml:space="preserve">Question 2: What do people believe or feel?</w:t>
+        <w:t xml:space="preserve">Question 2 - What do people believe or feel?</w:t>
       </w:r>
     </w:p>
     <w:p>
@@ -32531,7 +32531,7 @@
           <w:sz w:val="22"/>
           <w:szCs w:val="22"/>
         </w:rPr>
-        <w:t xml:space="preserve">"Some people think the trees are not theirs to plant": this is a finding.</w:t>
+        <w:t xml:space="preserve">"Some people think the trees are not theirs to plant" - this is a finding.</w:t>
       </w:r>
     </w:p>
     <w:p>
@@ -32548,7 +32548,7 @@
           <w:sz w:val="22"/>
           <w:szCs w:val="22"/>
         </w:rPr>
-        <w:t xml:space="preserve">"Some people are selfish": this is name-calling, and it teaches us nothing.</w:t>
+        <w:t xml:space="preserve">"Some people are selfish" - this is name-calling, and it teaches us nothing.</w:t>
       </w:r>
     </w:p>
     <w:p>
@@ -32565,7 +32565,7 @@
           <w:sz w:val="24"/>
           <w:szCs w:val="24"/>
         </w:rPr>
-        <w:t xml:space="preserve">Question 3: Who is helped, and who is hurt?</w:t>
+        <w:t xml:space="preserve">Question 3 - Who is helped, and who is hurt?</w:t>
       </w:r>
     </w:p>
     <w:p>
@@ -32686,7 +32686,7 @@
           <w:sz w:val="22"/>
           <w:szCs w:val="22"/>
         </w:rPr>
-        <w:t xml:space="preserve">Now look at all three lists together. Often something appears that nobody had noticed, a person with power who is also being hurt, or a belief that explains what everyone is doing.</w:t>
+        <w:t xml:space="preserve">Now look at all three lists together. Often something appears that nobody had noticed - a person with power who is also being hurt, or a belief that explains what everyone is doing.</w:t>
       </w:r>
     </w:p>
     <w:p>
@@ -32769,7 +32769,7 @@
                 <w:sz w:val="21"/>
                 <w:szCs w:val="21"/>
               </w:rPr>
-              <w:t xml:space="preserve">power, being able to make something better or worse</w:t>
+              <w:t xml:space="preserve">power - being able to make something better or worse</w:t>
             </w:r>
           </w:p>
           <w:p>
@@ -32781,7 +32781,7 @@
                 <w:sz w:val="21"/>
                 <w:szCs w:val="21"/>
               </w:rPr>
-              <w:t xml:space="preserve">belief, something a person thinks is true, which changes what they do</w:t>
+              <w:t xml:space="preserve">belief - something a person thinks is true, which changes what they do</w:t>
             </w:r>
           </w:p>
           <w:p>
@@ -32793,7 +32793,7 @@
                 <w:sz w:val="21"/>
                 <w:szCs w:val="21"/>
               </w:rPr>
-              <w:t xml:space="preserve">system, the people, things and beliefs that are all connected to one problem</w:t>
+              <w:t xml:space="preserve">system - the people, things and beliefs that are all connected to one problem</w:t>
             </w:r>
           </w:p>
         </w:tc>
@@ -32983,7 +32983,7 @@
           <w:sz w:val="24"/>
           <w:szCs w:val="24"/>
         </w:rPr>
-        <w:t xml:space="preserve">4.   Power: us. We can plant, and we can tell people what we found.</w:t>
+        <w:t xml:space="preserve">4.   Power: us - we can plant, and we can tell people what we found.</w:t>
       </w:r>
     </w:p>
     <w:p>
@@ -33046,7 +33046,7 @@
           <w:sz w:val="20"/>
           <w:szCs w:val="20"/>
         </w:rPr>
-        <w:t xml:space="preserve">The answers are at the back of your book, on the "Answers, try it yourself" page. Try it first, then check.</w:t>
+        <w:t xml:space="preserve">The answers are at the back of your book, on the "Answers - try it yourself" page. Try it first, then check.</w:t>
       </w:r>
     </w:p>
     <w:p>
@@ -33067,7 +33067,7 @@
           <w:sz w:val="16"/>
           <w:szCs w:val="16"/>
         </w:rPr>
-        <w:t xml:space="preserve">SHEET 15  ·  WHO, WHAT, AND WHY, LOOKING DEEPER</w:t>
+        <w:t xml:space="preserve">SHEET 15  ·  WHO, WHAT, AND WHY - LOOKING DEEPER</w:t>
       </w:r>
     </w:p>
     <w:p>
@@ -33084,7 +33084,7 @@
           <w:sz w:val="38"/>
           <w:szCs w:val="38"/>
         </w:rPr>
-        <w:t xml:space="preserve">Looking deeper, power, beliefs, who is helped and hurt</w:t>
+        <w:t xml:space="preserve">Looking deeper - power, beliefs, who is helped and hurt</w:t>
       </w:r>
     </w:p>
     <w:tbl>
@@ -33396,7 +33396,7 @@
           <w:sz w:val="16"/>
           <w:szCs w:val="16"/>
         </w:rPr>
-        <w:t xml:space="preserve">WHO, WHAT, AND WHY, LOOKING DEEPER</w:t>
+        <w:t xml:space="preserve">WHO, WHAT, AND WHY - LOOKING DEEPER</w:t>
       </w:r>
     </w:p>
     <w:p>
@@ -33425,7 +33425,7 @@
           <w:sz w:val="24"/>
           <w:szCs w:val="24"/>
         </w:rPr>
-        <w:t xml:space="preserve">Anything you want to keep from this step. Words, marks, or a drawing, it is your page, and no one marks it.</w:t>
+        <w:t xml:space="preserve">Anything you want to keep from this step. Words, marks, or a drawing - it is your page, and no one marks it.</w:t>
       </w:r>
     </w:p>
     <w:tbl>
@@ -33965,7 +33965,7 @@
           <w:sz w:val="22"/>
           <w:szCs w:val="22"/>
         </w:rPr>
-        <w:t xml:space="preserve">We have gathered a lot. Now we have to work out what it means. This is the most important thing we will do, and it is the part only WE can do. Nobody can do it for us.</w:t>
+        <w:t xml:space="preserve">We have gathered a lot. Now we have to work out what it means. This is the most important thing we will do, and it is the part only WE can do - nobody can do it for us.</w:t>
       </w:r>
     </w:p>
     <w:p>
@@ -34030,7 +34030,7 @@
           <w:sz w:val="22"/>
           <w:szCs w:val="22"/>
         </w:rPr>
-        <w:t xml:space="preserve">Insight: "The flooding got worse after the trees went, so the water is not the real problem. The bare slope is. That means planting on the slope would help more than digging a bigger drain."</w:t>
+        <w:t xml:space="preserve">Insight: "The flooding got worse after the trees went, so the water is not the real problem - the bare slope is. That means planting on the slope would help more than digging a bigger drain."</w:t>
       </w:r>
     </w:p>
     <w:p>
@@ -34076,7 +34076,7 @@
           <w:sz w:val="22"/>
           <w:szCs w:val="22"/>
         </w:rPr>
-        <w:t xml:space="preserve">so, what this means.</w:t>
+        <w:t xml:space="preserve">so - what this means.</w:t>
       </w:r>
     </w:p>
     <w:p>
@@ -34093,7 +34093,7 @@
           <w:sz w:val="22"/>
           <w:szCs w:val="22"/>
         </w:rPr>
-        <w:t xml:space="preserve">because, the evidence it stands on.</w:t>
+        <w:t xml:space="preserve">because - the evidence it stands on.</w:t>
       </w:r>
     </w:p>
     <w:p>
@@ -34134,7 +34134,7 @@
           <w:sz w:val="22"/>
           <w:szCs w:val="22"/>
         </w:rPr>
-        <w:t xml:space="preserve">Many people said / I saw ______, so I think ______, because ______.</w:t>
+        <w:t xml:space="preserve">Many people said / I saw ______ , so I think ______ , because ______ .</w:t>
       </w:r>
     </w:p>
     <w:p>
@@ -34180,7 +34180,7 @@
           <w:sz w:val="22"/>
           <w:szCs w:val="22"/>
         </w:rPr>
-        <w:t xml:space="preserve">"The people we asked said…", not "everyone says…"</w:t>
+        <w:t xml:space="preserve">"The people we asked said…" - not "everyone says…"</w:t>
       </w:r>
     </w:p>
     <w:p>
@@ -34197,7 +34197,7 @@
           <w:sz w:val="22"/>
           <w:szCs w:val="22"/>
         </w:rPr>
-        <w:t xml:space="preserve">"On the slope we looked at…", not "on all the hills…"</w:t>
+        <w:t xml:space="preserve">"On the slope we looked at…" - not "on all the hills…"</w:t>
       </w:r>
     </w:p>
     <w:p>
@@ -34250,7 +34250,7 @@
           <w:sz w:val="22"/>
           <w:szCs w:val="22"/>
         </w:rPr>
-        <w:t xml:space="preserve">An insight is something the EVIDENCE taught us. Ask yourself: which piece of what we found made me think this? If the answer is nothing, it is an opinion. Keep it, but keep it in a different place.</w:t>
+        <w:t xml:space="preserve">An insight is something the EVIDENCE taught us. Ask yourself: which piece of what we found made me think this? If the answer is nothing, it is an opinion. Keep it - but keep it in a different place.</w:t>
       </w:r>
     </w:p>
     <w:tbl>
@@ -34304,7 +34304,7 @@
                 <w:sz w:val="21"/>
                 <w:szCs w:val="21"/>
               </w:rPr>
-              <w:t xml:space="preserve">finding, what our evidence says, a report of what we found</w:t>
+              <w:t xml:space="preserve">finding - what our evidence says - a report of what we found</w:t>
             </w:r>
           </w:p>
           <w:p>
@@ -34316,7 +34316,7 @@
                 <w:sz w:val="21"/>
                 <w:szCs w:val="21"/>
               </w:rPr>
-              <w:t xml:space="preserve">insight, what our evidence MEANS, and why it matters</w:t>
+              <w:t xml:space="preserve">insight - what our evidence MEANS, and why it matters</w:t>
             </w:r>
           </w:p>
           <w:p>
@@ -34328,7 +34328,7 @@
                 <w:sz w:val="21"/>
                 <w:szCs w:val="21"/>
               </w:rPr>
-              <w:t xml:space="preserve">opinion, what someone thinks, without evidence for it</w:t>
+              <w:t xml:space="preserve">opinion - what someone thinks, without evidence for it</w:t>
             </w:r>
           </w:p>
           <w:p>
@@ -34340,7 +34340,7 @@
                 <w:sz w:val="21"/>
                 <w:szCs w:val="21"/>
               </w:rPr>
-              <w:t xml:space="preserve">overclaim, to say we know more than our evidence really shows</w:t>
+              <w:t xml:space="preserve">overclaim - to say we know more than our evidence really shows</w:t>
             </w:r>
           </w:p>
         </w:tc>
@@ -34511,7 +34511,7 @@
           <w:sz w:val="24"/>
           <w:szCs w:val="24"/>
         </w:rPr>
-        <w:t xml:space="preserve">3.   The people we asked remember trees on the hill, so the hill has changed within one lifetime, which means it could change back, because grass and roots grow fast.</w:t>
+        <w:t xml:space="preserve">3.   The people we asked remember trees on the hill, so the hill has changed within one lifetime - which means it could change back, because grass and roots grow fast.</w:t>
       </w:r>
     </w:p>
     <w:p>
@@ -34653,7 +34653,7 @@
           <w:sz w:val="20"/>
           <w:szCs w:val="20"/>
         </w:rPr>
-        <w:t xml:space="preserve">The answers are at the back of your book, on the "Answers, try it yourself" page. Try it first, then check.</w:t>
+        <w:t xml:space="preserve">The answers are at the back of your book, on the "Answers - try it yourself" page. Try it first, then check.</w:t>
       </w:r>
     </w:p>
     <w:p>
@@ -34691,7 +34691,7 @@
           <w:sz w:val="38"/>
           <w:szCs w:val="38"/>
         </w:rPr>
-        <w:t xml:space="preserve">Our insights, what we found and why it matters</w:t>
+        <w:t xml:space="preserve">Our insights - what we found and why it matters</w:t>
       </w:r>
     </w:p>
     <w:tbl>
@@ -35227,7 +35227,7 @@
           <w:sz w:val="24"/>
           <w:szCs w:val="24"/>
         </w:rPr>
-        <w:t xml:space="preserve">Anything you want to keep from this step. Words, marks, or a drawing, it is your page, and no one marks it.</w:t>
+        <w:t xml:space="preserve">Anything you want to keep from this step. Words, marks, or a drawing - it is your page, and no one marks it.</w:t>
       </w:r>
     </w:p>
     <w:tbl>
@@ -35795,7 +35795,7 @@
           <w:sz w:val="22"/>
           <w:szCs w:val="22"/>
         </w:rPr>
-        <w:t xml:space="preserve">We have found things out. Now we have to tell someone, because research nobody hears is not finished.</w:t>
+        <w:t xml:space="preserve">We have found things out. Now we have to tell someone - because research nobody hears is not finished.</w:t>
       </w:r>
     </w:p>
     <w:p>
@@ -36027,7 +36027,7 @@
           <w:sz w:val="22"/>
           <w:szCs w:val="22"/>
         </w:rPr>
-        <w:t xml:space="preserve">Now, and only now, choose the shape.</w:t>
+        <w:t xml:space="preserve">Now - and only now - choose the shape.</w:t>
       </w:r>
     </w:p>
     <w:p>
@@ -36044,7 +36044,7 @@
           <w:sz w:val="22"/>
           <w:szCs w:val="22"/>
         </w:rPr>
-        <w:t xml:space="preserve">A poster, good for showing a comparison. Before and now. With roots and without.</w:t>
+        <w:t xml:space="preserve">A poster - good for showing a comparison. Before and now. With roots and without.</w:t>
       </w:r>
     </w:p>
     <w:p>
@@ -36061,7 +36061,7 @@
           <w:sz w:val="22"/>
           <w:szCs w:val="22"/>
         </w:rPr>
-        <w:t xml:space="preserve">A talk with pictures, good when you want to explain something step by step.</w:t>
+        <w:t xml:space="preserve">A talk with pictures - good when you want to explain something step by step.</w:t>
       </w:r>
     </w:p>
     <w:p>
@@ -36078,7 +36078,7 @@
           <w:sz w:val="22"/>
           <w:szCs w:val="22"/>
         </w:rPr>
-        <w:t xml:space="preserve">A role-play, good when you want people to FEEL it, not just know it.</w:t>
+        <w:t xml:space="preserve">A role-play - good when you want people to FEEL it, not just know it.</w:t>
       </w:r>
     </w:p>
     <w:p>
@@ -36095,7 +36095,7 @@
           <w:sz w:val="22"/>
           <w:szCs w:val="22"/>
         </w:rPr>
-        <w:t xml:space="preserve">A story, good for something that happened to a person.</w:t>
+        <w:t xml:space="preserve">A story - good for something that happened to a person.</w:t>
       </w:r>
     </w:p>
     <w:p>
@@ -36112,7 +36112,7 @@
           <w:sz w:val="22"/>
           <w:szCs w:val="22"/>
         </w:rPr>
-        <w:t xml:space="preserve">A picture-chart, good for numbers, or for "many people said this".</w:t>
+        <w:t xml:space="preserve">A picture-chart - good for numbers, or for "many people said this".</w:t>
       </w:r>
     </w:p>
     <w:p>
@@ -36165,7 +36165,7 @@
           <w:sz w:val="22"/>
           <w:szCs w:val="22"/>
         </w:rPr>
-        <w:t xml:space="preserve">What do we actually have? Paper, colours, our voices, our bodies, the wall. That is enough, but plan for what exists, not for what you wish existed.</w:t>
+        <w:t xml:space="preserve">What do we actually have? Paper, colours, our voices, our bodies, the wall. That is enough - but plan for what exists, not for what you wish existed.</w:t>
       </w:r>
     </w:p>
     <w:p>
@@ -36194,7 +36194,7 @@
           <w:sz w:val="22"/>
           <w:szCs w:val="22"/>
         </w:rPr>
-        <w:t xml:space="preserve">You will share this at our showcase, and each of us is inviting someone. So think about that room now, while you are choosing, not at the end.</w:t>
+        <w:t xml:space="preserve">You will share this at our showcase, and each of us is inviting someone. So think about that room now, while you are choosing - not at the end.</w:t>
       </w:r>
     </w:p>
     <w:tbl>
@@ -36248,7 +36248,7 @@
                 <w:sz w:val="21"/>
                 <w:szCs w:val="21"/>
               </w:rPr>
-              <w:t xml:space="preserve">audience, the people you want to hear what you found</w:t>
+              <w:t xml:space="preserve">audience - the people you want to hear what you found</w:t>
             </w:r>
           </w:p>
           <w:p>
@@ -36260,7 +36260,7 @@
                 <w:sz w:val="21"/>
                 <w:szCs w:val="21"/>
               </w:rPr>
-              <w:t xml:space="preserve">format, the shape you give it, a poster, a talk, a play, a story</w:t>
+              <w:t xml:space="preserve">format - the shape you give it - a poster, a talk, a play, a story</w:t>
             </w:r>
           </w:p>
           <w:p>
@@ -36272,7 +36272,7 @@
                 <w:sz w:val="21"/>
                 <w:szCs w:val="21"/>
               </w:rPr>
-              <w:t xml:space="preserve">message, the one thing you want people to understand</w:t>
+              <w:t xml:space="preserve">message - the one thing you want people to understand</w:t>
             </w:r>
           </w:p>
         </w:tc>
@@ -36510,7 +36510,7 @@
           <w:sz w:val="24"/>
           <w:szCs w:val="24"/>
         </w:rPr>
-        <w:t xml:space="preserve">Now do it for our research, in order. Who? What should they understand? Only then, how?</w:t>
+        <w:t xml:space="preserve">Now do it for our research, in order. Who? What should they understand? Only then - how?</w:t>
       </w:r>
     </w:p>
     <w:p>
@@ -36525,7 +36525,7 @@
           <w:sz w:val="20"/>
           <w:szCs w:val="20"/>
         </w:rPr>
-        <w:t xml:space="preserve">The answers are at the back of your book, on the "Answers, try it yourself" page. Try it first, then check.</w:t>
+        <w:t xml:space="preserve">The answers are at the back of your book, on the "Answers - try it yourself" page. Try it first, then check.</w:t>
       </w:r>
     </w:p>
     <w:p>
@@ -36563,7 +36563,7 @@
           <w:sz w:val="38"/>
           <w:szCs w:val="38"/>
         </w:rPr>
-        <w:t xml:space="preserve">Who we will tell, and how. Our plan</w:t>
+        <w:t xml:space="preserve">Who we will tell, and how - our plan</w:t>
       </w:r>
     </w:p>
     <w:tbl>
@@ -36906,7 +36906,7 @@
           <w:sz w:val="24"/>
           <w:szCs w:val="24"/>
         </w:rPr>
-        <w:t xml:space="preserve">How we will show it, draw or write our plan</w:t>
+        <w:t xml:space="preserve">How we will show it - draw or write our plan</w:t>
       </w:r>
     </w:p>
     <w:tbl>
@@ -37035,7 +37035,7 @@
           <w:sz w:val="24"/>
           <w:szCs w:val="24"/>
         </w:rPr>
-        <w:t xml:space="preserve">Anything you want to keep from this step. Words, marks, or a drawing, it is your page, and no one marks it.</w:t>
+        <w:t xml:space="preserve">Anything you want to keep from this step. Words, marks, or a drawing - it is your page, and no one marks it.</w:t>
       </w:r>
     </w:p>
     <w:tbl>
@@ -37616,7 +37616,7 @@
           <w:sz w:val="22"/>
           <w:szCs w:val="22"/>
         </w:rPr>
-        <w:t xml:space="preserve">2. What we think it means. Your insight, with the "so" and the "because".</w:t>
+        <w:t xml:space="preserve">2. What we think it means. Your insight - with the "so" and the "because".</w:t>
       </w:r>
     </w:p>
     <w:p>
@@ -37640,7 +37640,7 @@
           <w:sz w:val="22"/>
           <w:szCs w:val="22"/>
         </w:rPr>
-        <w:t xml:space="preserve">Most groups do the first one. Some do the second. Almost nobody does the third, and the third is the one that makes someone actually do something.</w:t>
+        <w:t xml:space="preserve">Most groups do the first one. Some do the second. Almost nobody does the third - and the third is the one that makes someone actually do something.</w:t>
       </w:r>
     </w:p>
     <w:p>
@@ -37814,7 +37814,7 @@
           <w:sz w:val="24"/>
           <w:szCs w:val="24"/>
         </w:rPr>
-        <w:t xml:space="preserve">Get ready for questions: this is the real test</w:t>
+        <w:t xml:space="preserve">Get ready for questions - this is the real test</w:t>
       </w:r>
     </w:p>
     <w:p>
@@ -37954,7 +37954,7 @@
           <w:sz w:val="22"/>
           <w:szCs w:val="22"/>
         </w:rPr>
-        <w:t xml:space="preserve">Do not let one person do all the talking. Every one of you should have something you say or show, even if it is one sentence. It is your research too.</w:t>
+        <w:t xml:space="preserve">Do not let one person do all the talking. Every one of you should have something you say or show - even if it is one sentence. It is your research too.</w:t>
       </w:r>
     </w:p>
     <w:tbl>
@@ -38008,7 +38008,7 @@
                 <w:sz w:val="21"/>
                 <w:szCs w:val="21"/>
               </w:rPr>
-              <w:t xml:space="preserve">output, the thing you make to share what you found, a poster, a talk, a play</w:t>
+              <w:t xml:space="preserve">output - the thing you make to share what you found - a poster, a talk, a play</w:t>
             </w:r>
           </w:p>
           <w:p>
@@ -38020,7 +38020,7 @@
                 <w:sz w:val="21"/>
                 <w:szCs w:val="21"/>
               </w:rPr>
-              <w:t xml:space="preserve">limit, what your research could not find out, said honestly</w:t>
+              <w:t xml:space="preserve">limit - what your research could not find out, said honestly</w:t>
             </w:r>
           </w:p>
           <w:p>
@@ -38032,7 +38032,7 @@
                 <w:sz w:val="21"/>
                 <w:szCs w:val="21"/>
               </w:rPr>
-              <w:t xml:space="preserve">overclaim, to say you know more than your evidence really shows</w:t>
+              <w:t xml:space="preserve">overclaim - to say you know more than your evidence really shows</w:t>
             </w:r>
           </w:p>
         </w:tc>
@@ -38173,7 +38173,7 @@
           <w:sz w:val="24"/>
           <w:szCs w:val="24"/>
         </w:rPr>
-        <w:t xml:space="preserve">3.   Someone asks how we know, and we say: we do not know that part. It is something we would need to find out.</w:t>
+        <w:t xml:space="preserve">3.   Someone asks how we know, and we say: we do not know that part - it is something we would need to find out.</w:t>
       </w:r>
     </w:p>
     <w:p>
@@ -38285,7 +38285,7 @@
           <w:sz w:val="20"/>
           <w:szCs w:val="20"/>
         </w:rPr>
-        <w:t xml:space="preserve">The answers are at the back of your book, on the "Answers, try it yourself" page. Try it first, then check.</w:t>
+        <w:t xml:space="preserve">The answers are at the back of your book, on the "Answers - try it yourself" page. Try it first, then check.</w:t>
       </w:r>
     </w:p>
     <w:p>
@@ -38323,7 +38323,7 @@
           <w:sz w:val="38"/>
           <w:szCs w:val="38"/>
         </w:rPr>
-        <w:t xml:space="preserve">Building our output, our main message and our evidence</w:t>
+        <w:t xml:space="preserve">Building our output - our main message and our evidence</w:t>
       </w:r>
     </w:p>
     <w:tbl>
@@ -38497,7 +38497,7 @@
           <w:sz w:val="24"/>
           <w:szCs w:val="24"/>
         </w:rPr>
-        <w:t xml:space="preserve">Our evidence for it, one, two, three</w:t>
+        <w:t xml:space="preserve">Our evidence for it - one, two, three</w:t>
       </w:r>
     </w:p>
     <w:tbl>
@@ -38754,7 +38754,7 @@
           <w:sz w:val="24"/>
           <w:szCs w:val="24"/>
         </w:rPr>
-        <w:t xml:space="preserve">Anything you want to keep from this step. Words, marks, or a drawing, it is your page, and no one marks it.</w:t>
+        <w:t xml:space="preserve">Anything you want to keep from this step. Words, marks, or a drawing - it is your page, and no one marks it.</w:t>
       </w:r>
     </w:p>
     <w:tbl>
@@ -39322,7 +39322,7 @@
           <w:sz w:val="22"/>
           <w:szCs w:val="22"/>
         </w:rPr>
-        <w:t xml:space="preserve">We have shared what we found. Now we look back at ourselves, and this is not a small thing at the end of the course. It is part of the work.</w:t>
+        <w:t xml:space="preserve">We have shared what we found. Now we look back at ourselves - and this is not a small thing at the end of the course. It is part of the work.</w:t>
       </w:r>
     </w:p>
     <w:p>
@@ -39457,7 +39457,7 @@
           <w:sz w:val="22"/>
           <w:szCs w:val="22"/>
         </w:rPr>
-        <w:t xml:space="preserve">Mark it again, with a different mark, so you can see both.</w:t>
+        <w:t xml:space="preserve">Mark it again - with a different mark, so you can see both.</w:t>
       </w:r>
     </w:p>
     <w:p>
@@ -39510,7 +39510,7 @@
           <w:sz w:val="22"/>
           <w:szCs w:val="22"/>
         </w:rPr>
-        <w:t xml:space="preserve">1. What can I do now that I could not do at the start? 2. What was hard, and what did I DO about it? 3. What would I still like to find out?</w:t>
+        <w:t xml:space="preserve">1. What can I do now that I could not do at the start? 2. What was hard - and what did I DO about it? 3. What would I still like to find out?</w:t>
       </w:r>
     </w:p>
     <w:p>
@@ -39522,7 +39522,7 @@
           <w:sz w:val="22"/>
           <w:szCs w:val="22"/>
         </w:rPr>
-        <w:t xml:space="preserve">The second one matters most. Anyone can have an easy week. What shows you have really become a researcher is what you did when it went wrong, when someone said no, when the rain stopped you, when the evidence did not agree.</w:t>
+        <w:t xml:space="preserve">The second one matters most. Anyone can have an easy week. What shows you have really become a researcher is what you did when it went wrong - when someone said no, when the rain stopped you, when the evidence did not agree.</w:t>
       </w:r>
     </w:p>
     <w:p>
@@ -39617,7 +39617,7 @@
                 <w:sz w:val="21"/>
                 <w:szCs w:val="21"/>
               </w:rPr>
-              <w:t xml:space="preserve">reflect, to look back at what you did and work out what changed</w:t>
+              <w:t xml:space="preserve">reflect - to look back at what you did and work out what changed</w:t>
             </w:r>
           </w:p>
           <w:p>
@@ -39629,7 +39629,7 @@
                 <w:sz w:val="21"/>
                 <w:szCs w:val="21"/>
               </w:rPr>
-              <w:t xml:space="preserve">growth, the distance between what you could do before and what you can do now</w:t>
+              <w:t xml:space="preserve">growth - the distance between what you could do before and what you can do now</w:t>
             </w:r>
           </w:p>
         </w:tc>
@@ -39855,7 +39855,7 @@
           <w:sz w:val="24"/>
           <w:szCs w:val="24"/>
         </w:rPr>
-        <w:t xml:space="preserve">I got to here as a researcher, put a ✓ on the path:</w:t>
+        <w:t xml:space="preserve">I got to here as a researcher - put a ✓ on the path:</w:t>
       </w:r>
     </w:p>
     <w:p>
@@ -39868,7 +39868,7 @@
           <w:sz w:val="30"/>
           <w:szCs w:val="30"/>
         </w:rPr>
-        <w:t xml:space="preserve">guess,  ask,  check,  find out</w:t>
+        <w:t xml:space="preserve">guess  -  ask  -  check  -  find out</w:t>
       </w:r>
     </w:p>
     <w:tbl>
@@ -40237,7 +40237,7 @@
           <w:sz w:val="24"/>
           <w:szCs w:val="24"/>
         </w:rPr>
-        <w:t xml:space="preserve">Anything you want to keep from this step. Words, marks, or a drawing, it is your page, and no one marks it.</w:t>
+        <w:t xml:space="preserve">Anything you want to keep from this step. Words, marks, or a drawing - it is your page, and no one marks it.</w:t>
       </w:r>
     </w:p>
     <w:tbl>
@@ -40737,7 +40737,7 @@
           <w:sz w:val="36"/>
           <w:szCs w:val="36"/>
         </w:rPr>
-        <w:t xml:space="preserve">Answers, try it yourself</w:t>
+        <w:t xml:space="preserve">Answers - try it yourself</w:t>
       </w:r>
     </w:p>
     <w:p>
@@ -40749,7 +40749,7 @@
           <w:sz w:val="24"/>
           <w:szCs w:val="24"/>
         </w:rPr>
-        <w:t xml:space="preserve">Do the "Try it yourself" on the Learn it page first, then look here. Getting one wrong is useful, go back and read that page again, and see why.</w:t>
+        <w:t xml:space="preserve">Do the "Try it yourself" on the Learn it page first, then look here. Getting one wrong is useful - go back and read that page again, and see why.</w:t>
       </w:r>
     </w:p>
     <w:p>
@@ -40847,7 +40847,7 @@
           <w:sz w:val="21"/>
           <w:szCs w:val="21"/>
         </w:rPr>
-        <w:t xml:space="preserve">We know it, she saw it herself. One person's memory is not proof of everything, but a person who was there is real evidence.</w:t>
+        <w:t xml:space="preserve">We know it - she saw it herself. One person's memory is not proof of everything, but a person who was there is real evidence.</w:t>
       </w:r>
     </w:p>
     <w:p>
@@ -40980,7 +40980,7 @@
           <w:sz w:val="21"/>
           <w:szCs w:val="21"/>
         </w:rPr>
-        <w:t xml:space="preserve">Ask and look. This is about our own place, right now. Go and see, and ask people who live there.</w:t>
+        <w:t xml:space="preserve">Ask and look. This is about our own place, right now - go and see, and ask people who live there.</w:t>
       </w:r>
     </w:p>
     <w:p>
@@ -41059,7 +41059,7 @@
           <w:sz w:val="21"/>
           <w:szCs w:val="21"/>
         </w:rPr>
-        <w:t xml:space="preserve">Not all right. She has told you she is busy. That is a no. Thank her, and go to the next person.</w:t>
+        <w:t xml:space="preserve">Not all right. She has told you she is busy - that is a no. Thank her, and go to the next person.</w:t>
       </w:r>
     </w:p>
     <w:p>
@@ -41273,7 +41273,7 @@
           <w:sz w:val="21"/>
           <w:szCs w:val="21"/>
         </w:rPr>
-        <w:t xml:space="preserve">Open, and the strongest kind. It asks about something they really saw, on a day they remember.</w:t>
+        <w:t xml:space="preserve">Open, and the strongest kind - it asks about something they really saw, on a day they remember.</w:t>
       </w:r>
     </w:p>
     <w:p>
@@ -41325,7 +41325,7 @@
           <w:sz w:val="21"/>
           <w:szCs w:val="21"/>
         </w:rPr>
-        <w:t xml:space="preserve">True. It is about the same THING, what happens to land when trees go. We still have to check it against what we see here, but it helps.</w:t>
+        <w:t xml:space="preserve">True. It is about the same THING - what happens to land when trees go. We still have to check it against what we see here, but it helps.</w:t>
       </w:r>
     </w:p>
     <w:p>
@@ -41379,7 +41379,7 @@
           <w:sz w:val="21"/>
           <w:szCs w:val="21"/>
         </w:rPr>
-        <w:t xml:space="preserve">Not true, and this is the question 4 answer. It tells us about heat, not about our hills or how many trees went. Knowing that gap is useful.</w:t>
+        <w:t xml:space="preserve">Not true - and this is the question 4 answer. It tells us about heat, not about our hills or how many trees went. Knowing that gap is useful.</w:t>
       </w:r>
     </w:p>
     <w:p>
@@ -41393,7 +41393,7 @@
           <w:sz w:val="21"/>
           <w:szCs w:val="21"/>
         </w:rPr>
-        <w:t xml:space="preserve">4.   We should ask how they know, and they tell us: they measured it for two years.</w:t>
+        <w:t xml:space="preserve">4.   We should ask how they know - and they tell us: they measured it for two years.</w:t>
       </w:r>
     </w:p>
     <w:p>
@@ -41485,7 +41485,7 @@
           <w:sz w:val="21"/>
           <w:szCs w:val="21"/>
         </w:rPr>
-        <w:t xml:space="preserve">Weak. They are selling trees, so they tell the good half, and "completely" is a warning sign. Useful for finding out what to check, not for building on.</w:t>
+        <w:t xml:space="preserve">Weak. They are selling trees, so they tell the good half - and "completely" is a warning sign. Useful for finding out what to check, not for building on.</w:t>
       </w:r>
     </w:p>
     <w:p>
@@ -41512,7 +41512,7 @@
           <w:sz w:val="21"/>
           <w:szCs w:val="21"/>
         </w:rPr>
-        <w:t xml:space="preserve">Strong. They measured it, they say how, and they say who paid, which lets us judge for ourselves. Saying how you know is what makes a source strong.</w:t>
+        <w:t xml:space="preserve">Strong. They measured it, they say how, and they say who paid - which lets us judge for ourselves. Saying how you know is what makes a source strong.</w:t>
       </w:r>
     </w:p>
     <w:p>
@@ -41539,7 +41539,7 @@
           <w:sz w:val="21"/>
           <w:szCs w:val="21"/>
         </w:rPr>
-        <w:t xml:space="preserve">Weak. He heard it from someone who heard it. Nobody saw it, and it is about the future, which nobody can see. Worth asking about, not worth building on.</w:t>
+        <w:t xml:space="preserve">Weak. He heard it from someone who heard it. Nobody saw it, and it is about the future, which nobody can see. Worth asking about - not worth building on.</w:t>
       </w:r>
     </w:p>
     <w:p>
@@ -41618,7 +41618,7 @@
           <w:sz w:val="21"/>
           <w:szCs w:val="21"/>
         </w:rPr>
-        <w:t xml:space="preserve">A good theme. Someone could say "no it does not", and then we could go and check. That is what makes it a theme.</w:t>
+        <w:t xml:space="preserve">A good theme. Someone could say "no it does not" - and then we could go and check. That is what makes it a theme.</w:t>
       </w:r>
     </w:p>
     <w:p>
@@ -41724,7 +41724,7 @@
           <w:sz w:val="21"/>
           <w:szCs w:val="21"/>
         </w:rPr>
-        <w:t xml:space="preserve">Good step. It is true and it follows from the problem. But it lands on people, so we must keep asking why. Do not stop here.</w:t>
+        <w:t xml:space="preserve">Good step. It is true and it follows from the problem. But it lands on people, so we must keep asking why - do not stop here.</w:t>
       </w:r>
     </w:p>
     <w:p>
@@ -41805,7 +41805,7 @@
           <w:sz w:val="21"/>
           <w:szCs w:val="21"/>
         </w:rPr>
-        <w:t xml:space="preserve">Good step, and an honest one. Saying "I do not know, we would have to find out" is proper research. Mark it as a gap and move on.</w:t>
+        <w:t xml:space="preserve">Good step - and an honest one. Saying "I do not know, we would have to find out" is proper research. Mark it as a gap and move on.</w:t>
       </w:r>
     </w:p>
     <w:p>
@@ -41830,7 +41830,7 @@
           <w:sz w:val="28"/>
           <w:szCs w:val="28"/>
         </w:rPr>
-        <w:t xml:space="preserve">How to see the whole picture, power, beliefs, and who is hurt</w:t>
+        <w:t xml:space="preserve">How to see the whole picture - power, beliefs, and who is hurt</w:t>
       </w:r>
     </w:p>
     <w:p>
@@ -41884,7 +41884,7 @@
           <w:sz w:val="21"/>
           <w:szCs w:val="21"/>
         </w:rPr>
-        <w:t xml:space="preserve">Needs fixing. This is name-calling, not a belief. Try: "some people believe there is no other fuel they can get". That is something we could check, and it explains more.</w:t>
+        <w:t xml:space="preserve">Needs fixing. This is name-calling, not a belief. Try: "some people believe there is no other fuel they can get" - that is something we could check, and it explains more.</w:t>
       </w:r>
     </w:p>
     <w:p>
@@ -41925,7 +41925,7 @@
           <w:sz w:val="21"/>
           <w:szCs w:val="21"/>
         </w:rPr>
-        <w:t xml:space="preserve">4.   Power: us. We can plant, and we can tell people what we found.</w:t>
+        <w:t xml:space="preserve">4.   Power: us - we can plant, and we can tell people what we found.</w:t>
       </w:r>
     </w:p>
     <w:p>
@@ -41938,7 +41938,7 @@
           <w:sz w:val="21"/>
           <w:szCs w:val="21"/>
         </w:rPr>
-        <w:t xml:space="preserve">Written well, and easy to forget. We are part of this system, and naming our own power is the point of asking.</w:t>
+        <w:t xml:space="preserve">Written well - and easy to forget. We are part of this system, and naming our own power is the point of asking.</w:t>
       </w:r>
     </w:p>
     <w:p>
@@ -41990,7 +41990,7 @@
           <w:sz w:val="21"/>
           <w:szCs w:val="21"/>
         </w:rPr>
-        <w:t xml:space="preserve">Finding. It reports what our evidence says. It is true and useful, but it does not tell us what it MEANS yet.</w:t>
+        <w:t xml:space="preserve">Finding. It reports what our evidence says. It is true and useful - but it does not tell us what it MEANS yet.</w:t>
       </w:r>
     </w:p>
     <w:p>
@@ -42031,7 +42031,7 @@
           <w:sz w:val="21"/>
           <w:szCs w:val="21"/>
         </w:rPr>
-        <w:t xml:space="preserve">3.   The people we asked remember trees on the hill, so the hill has changed within one lifetime, which means it could change back, because grass and roots grow fast.</w:t>
+        <w:t xml:space="preserve">3.   The people we asked remember trees on the hill, so the hill has changed within one lifetime - which means it could change back, because grass and roots grow fast.</w:t>
       </w:r>
     </w:p>
     <w:p>
@@ -42044,7 +42044,7 @@
           <w:sz w:val="21"/>
           <w:szCs w:val="21"/>
         </w:rPr>
-        <w:t xml:space="preserve">Insight. It has a 'so' (the hill changed in one lifetime) and a 'because' (grass and roots grow fast). It also stays honest, 'the people we asked'.</w:t>
+        <w:t xml:space="preserve">Insight. It has a 'so' (the hill changed in one lifetime) and a 'because' (grass and roots grow fast). It also stays honest - 'the people we asked'.</w:t>
       </w:r>
     </w:p>
     <w:p>
@@ -42177,7 +42177,7 @@
           <w:sz w:val="21"/>
           <w:szCs w:val="21"/>
         </w:rPr>
-        <w:t xml:space="preserve">Wrong way round, and too big. Which people in the community? What should they understand? Get specific first.</w:t>
+        <w:t xml:space="preserve">Wrong way round - and too big. Which people in the community? What should they understand? Get specific first.</w:t>
       </w:r>
     </w:p>
     <w:p>
@@ -42297,7 +42297,7 @@
           <w:sz w:val="21"/>
           <w:szCs w:val="21"/>
         </w:rPr>
-        <w:t xml:space="preserve">3.   Someone asks how we know, and we say: we do not know that part. It is something we would need to find out.</w:t>
+        <w:t xml:space="preserve">3.   Someone asks how we know, and we say: we do not know that part - it is something we would need to find out.</w:t>
       </w:r>
     </w:p>
     <w:p>
@@ -42310,7 +42310,7 @@
           <w:sz w:val="21"/>
           <w:szCs w:val="21"/>
         </w:rPr>
-        <w:t xml:space="preserve">Strong, and it is what real researchers say. Admitting a gap makes everything else you said more believable, not less.</w:t>
+        <w:t xml:space="preserve">Strong - and it is what real researchers say. Admitting a gap makes everything else you said more believable, not less.</w:t>
       </w:r>
     </w:p>
     <w:p>

--- a/public/downloads/research-project-student-workbook.docx
+++ b/public/downloads/research-project-student-workbook.docx
@@ -8723,7 +8723,7 @@
           <w:sz w:val="22"/>
           <w:szCs w:val="22"/>
         </w:rPr>
-        <w:t xml:space="preserve">Almost everyone is near the bottom at the start, and that is exactly right - it is the beginning of the course. If you were already at the top there would be nothing here for you.</w:t>
+        <w:t xml:space="preserve">Almost everyone is near the bottom at the start, which is what the beginning of a course looks like. If you were already at the top there would be nothing here for you.</w:t>
       </w:r>
     </w:p>
     <w:p>

--- a/public/downloads/research-project-student-workbook.docx
+++ b/public/downloads/research-project-student-workbook.docx
@@ -60,6 +60,21 @@
           <w:szCs w:val="28"/>
         </w:rPr>
         <w:t xml:space="preserve">How to print this</w:t>
+      </w:r>
+    </w:p>
+    <w:p>
+      <w:pPr>
+        <w:spacing w:after="100" w:before="0" w:line="300"/>
+      </w:pPr>
+      <w:r>
+        <w:rPr>
+          <w:b/>
+          <w:bCs/>
+          <w:color w:val="5A6473"/>
+          <w:sz w:val="22"/>
+          <w:szCs w:val="22"/>
+        </w:rPr>
+        <w:t xml:space="preserve">This page is for whoever prints the book. Learners do not need to read it.</w:t>
       </w:r>
     </w:p>
     <w:p>
@@ -93,7 +108,7 @@
           <w:sz w:val="22"/>
           <w:szCs w:val="22"/>
         </w:rPr>
-        <w:t xml:space="preserve">Black and white is fine. Nothing here needs colour to make sense.</w:t>
+        <w:t xml:space="preserve">Black and white is fine - the book can still be read and used without printing in colour.</w:t>
       </w:r>
     </w:p>
     <w:p>
@@ -174,20 +189,38 @@
     </w:p>
     <w:p>
       <w:pPr>
-        <w:pStyle w:val="Heading1"/>
-        <w:keepNext/>
-        <w:spacing w:after="140" w:before="320"/>
+        <w:spacing w:after="60" w:before="0" w:line="300"/>
       </w:pPr>
       <w:r>
         <w:rPr>
           <w:b/>
           <w:bCs/>
           <w:color w:val="1F3A5F"/>
-          <w:sz w:val="36"/>
-          <w:szCs w:val="36"/>
-        </w:rPr>
-        <w:t xml:space="preserve">Contents</w:t>
-      </w:r>
+          <w:sz w:val="26"/>
+          <w:szCs w:val="26"/>
+        </w:rPr>
+        <w:t xml:space="preserve">This book is yours</w:t>
+      </w:r>
+    </w:p>
+    <w:p>
+      <w:pPr>
+        <w:spacing w:after="100" w:before="0" w:line="300"/>
+      </w:pPr>
+      <w:r>
+        <w:rPr>
+          <w:sz w:val="24"/>
+          <w:szCs w:val="24"/>
+        </w:rPr>
+        <w:t xml:space="preserve">This is your book. Write in it, draw in it, and keep it. Nobody else writes in it, and nobody grades it.</w:t>
+      </w:r>
+    </w:p>
+    <w:p>
+      <w:pPr>
+        <w:pBdr>
+          <w:bottom w:val="single" w:color="B9B3A6" w:sz="4"/>
+        </w:pBdr>
+        <w:spacing w:after="180" w:before="60"/>
+      </w:pPr>
     </w:p>
     <w:p>
       <w:pPr>
@@ -195,60 +228,10 @@
       </w:pPr>
       <w:r>
         <w:rPr>
-          <w:color w:val="5A6473"/>
-          <w:sz w:val="22"/>
-          <w:szCs w:val="22"/>
-        </w:rPr>
-        <w:t xml:space="preserve">The parts of your book, and the page each one starts on. Word fills the numbers in when this file is opened.</w:t>
-      </w:r>
-    </w:p>
-    <w:sdt>
-      <w:sdtPr>
-        <w:alias w:val="Contents"/>
-      </w:sdtPr>
-      <w:sdtContent>
-        <w:p>
-          <w:r>
-            <w:fldChar w:fldCharType="begin" w:dirty="true"/>
-            <w:instrText xml:space="preserve">TOC \h \o "1-1"</w:instrText>
-            <w:fldChar w:fldCharType="separate"/>
-          </w:r>
-        </w:p>
-        <w:p>
-          <w:r>
-            <w:fldChar w:fldCharType="end"/>
-          </w:r>
-        </w:p>
-      </w:sdtContent>
-    </w:sdt>
-    <w:p>
-      <w:pPr>
-        <w:spacing w:after="140" w:before="200" w:line="300"/>
-      </w:pPr>
-      <w:r>
-        <w:rPr>
-          <w:color w:val="5A6473"/>
-          <w:sz w:val="17"/>
-          <w:szCs w:val="17"/>
-        </w:rPr>
-        <w:t xml:space="preserve">If this page is empty, right-click here and choose "Update field" (in LibreOffice, press F9).</w:t>
-      </w:r>
-    </w:p>
-    <w:p>
-      <w:r>
-        <w:br w:type="page"/>
-      </w:r>
-    </w:p>
-    <w:p>
-      <w:pPr>
-        <w:spacing w:after="140" w:before="0" w:line="300"/>
-      </w:pPr>
-      <w:r>
-        <w:rPr>
-          <w:sz w:val="24"/>
-          <w:szCs w:val="24"/>
-        </w:rPr>
-        <w:t xml:space="preserve">This is your research book. It has the sources we read, a page for each week of our research, and pages for each step of our investigation. Before each step there is a LEARN IT page: it teaches you how to do that step - how to ask a good question, how to weigh a source, how to find what our evidence means. Read it again any time, even after our session; it stays in your book. Some Learn it pages end with a TRY IT YOURSELF - you can do it on your own, and the answers are at the back of this book, so you can check them yourself. Then comes an example, and then a place for you to add your own. You can draw, make marks, or use a few words - no neat writing needed.</w:t>
+          <w:sz w:val="24"/>
+          <w:szCs w:val="24"/>
+        </w:rPr>
+        <w:t xml:space="preserve">This is your research book. It has the sources we read, a page for each week of our research, and pages for each step of our investigation. Before each step there is a LEARN IT page: it teaches you how to do that step - how to ask a good question, how to check a source, how to find what our evidence means. Read it again any time, even after our session; it stays in your book. Some Learn it pages end with a TRY IT YOURSELF - you can do it on your own, and the answers are at the back of this book, so you can check them yourself. Then comes an example, and then a place for you to add your own. You can draw, make marks, or use a few words - no neat writing needed.</w:t>
       </w:r>
     </w:p>
     <w:p>
@@ -565,7 +548,7 @@
           <w:sz w:val="22"/>
           <w:szCs w:val="22"/>
         </w:rPr>
-        <w:t xml:space="preserve">Each source has three versions: the real article, an easier B1 version, and a simplest A1/A2</w:t>
+        <w:t xml:space="preserve">Each source has three versions: the original article, an easier B1 version, and a simplest A1/A2</w:t>
       </w:r>
     </w:p>
     <w:p>
@@ -1633,7 +1616,7 @@
           <w:sz w:val="22"/>
           <w:szCs w:val="22"/>
         </w:rPr>
-        <w:t xml:space="preserve">Through the SAFE Plus project, a collaboration between FAO, IOM and WFP, nearly half a million tree seedlings were planted near the Rohingya camps. During October and November, local workers from poor communities planted 475,000 seedlings across 571 hectares; with more inside and around the camps, the total reached one million trees, replacing losses from building the camps and from firewood. The project also started 16 new nurseries. The new forests sit on high land that catches rainwater for rivers and streams, and forests like these hold the soil, stop landslides, and keep water clean. Your facilitator has the whole article, in the real English, if you want to see it.</w:t>
+        <w:t xml:space="preserve">Through the SAFE Plus project, a collaboration between FAO, IOM and WFP, nearly half a million tree seedlings were planted near the Rohingya camps. During October and November, local workers from nearby communities planted 475,000 seedlings across 571 hectares; with more inside and around the camps, the total reached one million trees, replacing losses from building the camps and from firewood. The project also started 16 new nurseries. The new forests sit on high land that catches rainwater for rivers and streams, and forests like these hold the soil, stop landslides, and keep water clean. Your facilitator has the whole article, in the real English, if you want to see it.</w:t>
       </w:r>
     </w:p>
     <w:p>
@@ -1674,7 +1657,7 @@
           <w:sz w:val="22"/>
           <w:szCs w:val="22"/>
         </w:rPr>
-        <w:t xml:space="preserve">The work was done by the Food and Agriculture Organization (FAO) together with two other United Nations groups, under a project called SAFE Plus. Most of the planting was done by local Bangladeshi workers from poor villages nearby - not by Rohingya refugees. The project also started 16 new tree nurseries - places where young trees are grown - to keep a supply of trees and to give local people work. The new forests sit on the high land that catches rain water for the rivers. Forests like these hold the soil, stop landslides, and keep the water clean.</w:t>
+        <w:t xml:space="preserve">The work was done by the Food and Agriculture Organization (FAO) together with two other United Nations groups, under a project called SAFE Plus. Most of the planting was done by local Bangladeshi workers from villages nearby - not by Rohingya refugees. The project also started 16 new tree nurseries - places where young trees are grown - to keep a supply of trees and to give local people work. The new forests sit on the high land that catches rain water for the rivers. Forests like these hold the soil, stop landslides, and keep the water clean.</w:t>
       </w:r>
     </w:p>
     <w:p>
@@ -2694,7 +2677,7 @@
           <w:sz w:val="22"/>
           <w:szCs w:val="22"/>
         </w:rPr>
-        <w:t xml:space="preserve">The young people pick up rubbish, clear the drains so the water can flow, and talk to their neighbours about caring for the camp. The writer says they are working hard to repair an environment damaged by years of crowding and displacement. The story is proud of them and wants others to support them.</w:t>
+        <w:t xml:space="preserve">The young people pick up rubbish, clear the drains so the water can flow, and talk to their neighbours about caring for the camp. The writer says they are working hard to repair an environment damaged by years of crowding and displacement. The writer is proud of them and wants others to support them.</w:t>
       </w:r>
     </w:p>
     <w:p>
@@ -2735,7 +2718,7 @@
           <w:sz w:val="22"/>
           <w:szCs w:val="22"/>
         </w:rPr>
-        <w:t xml:space="preserve">Some young Rohingya people have made a group to look after the camp. They pick up rubbish, clear the drains, and tell their neighbours to care for the environment. A small Rohingya news website wrote this story about them. The story is proud of them. It does not give numbers or say where its facts come from.</w:t>
+        <w:t xml:space="preserve">Some young Rohingya people have made a group to look after the camp. They pick up rubbish, clear the drains, and tell their neighbours to care for the environment. A small Rohingya news website wrote this story about them. The writer is proud of them. It does not give numbers or say where its facts come from.</w:t>
       </w:r>
     </w:p>
     <w:p>
@@ -4116,7 +4099,7 @@
           <w:sz w:val="22"/>
           <w:szCs w:val="22"/>
         </w:rPr>
-        <w:t xml:space="preserve">good news from the people who did the good thing - so weigh it, do not just believe it.</w:t>
+        <w:t xml:space="preserve">good news from the people who did the good thing - so check it, do not just believe it.</w:t>
       </w:r>
     </w:p>
     <w:p>
@@ -5193,7 +5176,7 @@
                 <w:sz w:val="21"/>
                 <w:szCs w:val="21"/>
               </w:rPr>
-              <w:t xml:space="preserve">This week I will:  ask my grandmother what the hills looked like before.</w:t>
+              <w:t xml:space="preserve">This week I will:  ask an elder in my family what the hills looked like before.</w:t>
             </w:r>
           </w:p>
           <w:p>
@@ -5219,7 +5202,7 @@
                 <w:sz w:val="21"/>
                 <w:szCs w:val="21"/>
               </w:rPr>
-              <w:t xml:space="preserve">What happened:  she said there used to be big trees and shade.</w:t>
+              <w:t xml:space="preserve">What happened:  they said there used to be big trees and shade.</w:t>
             </w:r>
           </w:p>
           <w:p>
@@ -5245,7 +5228,7 @@
                 <w:sz w:val="21"/>
                 <w:szCs w:val="21"/>
               </w:rPr>
-              <w:t xml:space="preserve">If I cannot find her, then I will:  ask another elder.</w:t>
+              <w:t xml:space="preserve">If I cannot find them, then I will:  ask another elder.</w:t>
             </w:r>
           </w:p>
           <w:p>
@@ -5258,7 +5241,7 @@
                 <w:sz w:val="21"/>
                 <w:szCs w:val="21"/>
               </w:rPr>
-              <w:t xml:space="preserve">Next week I will:  draw what she told me for our wall.</w:t>
+              <w:t xml:space="preserve">Next week I will:  draw what they told me for our wall.</w:t>
             </w:r>
           </w:p>
         </w:tc>
@@ -6977,7 +6960,7 @@
           <w:sz w:val="24"/>
           <w:szCs w:val="24"/>
         </w:rPr>
-        <w:t xml:space="preserve">No one marks my book right or wrong</w:t>
+        <w:t xml:space="preserve">No one grades my book right or wrong</w:t>
       </w:r>
     </w:p>
     <w:p>
@@ -7027,7 +7010,7 @@
           <w:sz w:val="24"/>
           <w:szCs w:val="24"/>
         </w:rPr>
-        <w:t xml:space="preserve">Anything you want to keep from this step. Words, marks, or a drawing - it is your page, and no one marks it.</w:t>
+        <w:t xml:space="preserve">Anything you want to keep from this step. Words, drawings, or scribbles - it is your page, and no one grades it.</w:t>
       </w:r>
     </w:p>
     <w:tbl>
@@ -8009,7 +7992,7 @@
           <w:sz w:val="24"/>
           <w:szCs w:val="24"/>
         </w:rPr>
-        <w:t xml:space="preserve">Anything you want to keep from this step. Words, marks, or a drawing - it is your page, and no one marks it.</w:t>
+        <w:t xml:space="preserve">Anything you want to keep from this step. Words, drawings, or scribbles - it is your page, and no one grades it.</w:t>
       </w:r>
     </w:p>
     <w:tbl>
@@ -8549,7 +8532,7 @@
           <w:sz w:val="22"/>
           <w:szCs w:val="22"/>
         </w:rPr>
-        <w:t xml:space="preserve">This whole course grows one skill: finding things out properly, instead of guessing.</w:t>
+        <w:t xml:space="preserve">This course grows one skill: finding things out properly, instead of guessing.</w:t>
       </w:r>
     </w:p>
     <w:p>
@@ -8624,7 +8607,7 @@
           <w:sz w:val="22"/>
           <w:szCs w:val="22"/>
         </w:rPr>
-        <w:t xml:space="preserve">Weighs what they find - how much can we trust this? Does anything else agree?</w:t>
+        <w:t xml:space="preserve">Checks what they find - how much can we trust this? Do other sources agree?</w:t>
       </w:r>
     </w:p>
     <w:p>
@@ -8670,7 +8653,7 @@
           <w:sz w:val="22"/>
           <w:szCs w:val="22"/>
         </w:rPr>
-        <w:t xml:space="preserve">Like any skill, you can be a beginner and get better. Here is the path. Read it from the bottom.</w:t>
+        <w:t xml:space="preserve">Like any skill, you can be a beginner and get better. Here is the path. It starts at number 1 and grows to number 5.</w:t>
       </w:r>
     </w:p>
     <w:p>
@@ -8723,7 +8706,7 @@
           <w:sz w:val="22"/>
           <w:szCs w:val="22"/>
         </w:rPr>
-        <w:t xml:space="preserve">Almost everyone is near the bottom at the start, which is what the beginning of a course looks like. If you were already at the top there would be nothing here for you.</w:t>
+        <w:t xml:space="preserve">Almost everyone is near number 1 at the start, which is what the beginning of a course looks like. If you were already at number 5 there would be nothing new here for you to learn.</w:t>
       </w:r>
     </w:p>
     <w:p>
@@ -8735,7 +8718,7 @@
           <w:sz w:val="22"/>
           <w:szCs w:val="22"/>
         </w:rPr>
-        <w:t xml:space="preserve">This is not a test. Nobody is marking it.</w:t>
+        <w:t xml:space="preserve">This is not a test. Nobody is grading it.</w:t>
       </w:r>
     </w:p>
     <w:p>
@@ -9242,7 +9225,7 @@
           <w:sz w:val="24"/>
           <w:szCs w:val="24"/>
         </w:rPr>
-        <w:t xml:space="preserve">Anything you want to keep from this step. Words, marks, or a drawing - it is your page, and no one marks it.</w:t>
+        <w:t xml:space="preserve">Anything you want to keep from this step. Words, drawings, or scribbles - it is your page, and no one grades it.</w:t>
       </w:r>
     </w:p>
     <w:tbl>
@@ -9798,7 +9781,7 @@
           <w:sz w:val="38"/>
           <w:szCs w:val="38"/>
         </w:rPr>
-        <w:t xml:space="preserve">How to tell what we KNOW from what we only THINK</w:t>
+        <w:t xml:space="preserve">How to tell what we KNOW from what we THINK we know</w:t>
       </w:r>
     </w:p>
     <w:p>
@@ -9880,7 +9863,7 @@
           <w:sz w:val="22"/>
           <w:szCs w:val="22"/>
         </w:rPr>
-        <w:t xml:space="preserve">"There were trees on that slope. My grandmother saw them."</w:t>
+        <w:t xml:space="preserve">"There were trees on that slope. An elder in my family saw them."</w:t>
       </w:r>
     </w:p>
     <w:p>
@@ -10343,7 +10326,7 @@
           <w:sz w:val="24"/>
           <w:szCs w:val="24"/>
         </w:rPr>
-        <w:t xml:space="preserve">3.   My grandmother says there were big trees on that slope when she was young.</w:t>
+        <w:t xml:space="preserve">3.   An elder in my family says there were big trees on that slope when they were young.</w:t>
       </w:r>
     </w:p>
     <w:p>
@@ -10784,7 +10767,7 @@
           <w:sz w:val="24"/>
           <w:szCs w:val="24"/>
         </w:rPr>
-        <w:t xml:space="preserve">Anything you want to keep from this step. Words, marks, or a drawing - it is your page, and no one marks it.</w:t>
+        <w:t xml:space="preserve">Anything you want to keep from this step. Words, drawings, or scribbles - it is your page, and no one grades it.</w:t>
       </w:r>
     </w:p>
     <w:tbl>
@@ -12297,7 +12280,7 @@
           <w:sz w:val="24"/>
           <w:szCs w:val="24"/>
         </w:rPr>
-        <w:t xml:space="preserve">Anything you want to keep from this step. Words, marks, or a drawing - it is your page, and no one marks it.</w:t>
+        <w:t xml:space="preserve">Anything you want to keep from this step. Words, drawings, or scribbles - it is your page, and no one grades it.</w:t>
       </w:r>
     </w:p>
     <w:tbl>
@@ -12948,7 +12931,7 @@
           <w:sz w:val="22"/>
           <w:szCs w:val="22"/>
         </w:rPr>
-        <w:t xml:space="preserve">"What did this hill look like when my grandmother was young?" - yes. You would ask her, and</w:t>
+        <w:t xml:space="preserve">"What did this hill look like when the elders in my family were young?" - yes. You would ask</w:t>
       </w:r>
     </w:p>
     <w:p>
@@ -12960,7 +12943,7 @@
           <w:sz w:val="22"/>
           <w:szCs w:val="22"/>
         </w:rPr>
-        <w:t xml:space="preserve">people her age.</w:t>
+        <w:t xml:space="preserve">them, and people their age.</w:t>
       </w:r>
     </w:p>
     <w:p>
@@ -13903,7 +13886,7 @@
           <w:sz w:val="24"/>
           <w:szCs w:val="24"/>
         </w:rPr>
-        <w:t xml:space="preserve">Anything you want to keep from this step. Words, marks, or a drawing - it is your page, and no one marks it.</w:t>
+        <w:t xml:space="preserve">Anything you want to keep from this step. Words, drawings, or scribbles - it is your page, and no one grades it.</w:t>
       </w:r>
     </w:p>
     <w:tbl>
@@ -15388,7 +15371,7 @@
           <w:sz w:val="24"/>
           <w:szCs w:val="24"/>
         </w:rPr>
-        <w:t xml:space="preserve">Anything you want to keep from this step. Words, marks, or a drawing - it is your page, and no one marks it.</w:t>
+        <w:t xml:space="preserve">Anything you want to keep from this step. Words, drawings, or scribbles - it is your page, and no one grades it.</w:t>
       </w:r>
     </w:p>
     <w:tbl>
@@ -15928,7 +15911,7 @@
           <w:sz w:val="22"/>
           <w:szCs w:val="22"/>
         </w:rPr>
-        <w:t xml:space="preserve">We are going to ask people in our community. A good question makes a person tell us what they know. A weak question makes them say only yes or no - or it puts our own words in their mouth.</w:t>
+        <w:t xml:space="preserve">We are going to ask people in our community. A good question helps a person tell us what they know. A weak question makes them say only yes or no - or it puts our own words in their mouth.</w:t>
       </w:r>
     </w:p>
     <w:p>
@@ -19715,7 +19698,7 @@
           <w:sz w:val="24"/>
           <w:szCs w:val="24"/>
         </w:rPr>
-        <w:t xml:space="preserve">Anything you want to keep from this step. Words, marks, or a drawing - it is your page, and no one marks it.</w:t>
+        <w:t xml:space="preserve">Anything you want to keep from this step. Words, drawings, or scribbles - it is your page, and no one grades it.</w:t>
       </w:r>
     </w:p>
     <w:tbl>
@@ -21381,7 +21364,7 @@
           <w:sz w:val="24"/>
           <w:szCs w:val="24"/>
         </w:rPr>
-        <w:t xml:space="preserve">Anything you want to keep from this step. Words, marks, or a drawing - it is your page, and no one marks it.</w:t>
+        <w:t xml:space="preserve">Anything you want to keep from this step. Words, drawings, or scribbles - it is your page, and no one grades it.</w:t>
       </w:r>
     </w:p>
     <w:tbl>
@@ -22099,7 +22082,7 @@
           <w:sz w:val="22"/>
           <w:szCs w:val="22"/>
         </w:rPr>
-        <w:t xml:space="preserve">Every source comes three ways: the real article, an easier one, and a simplest one.</w:t>
+        <w:t xml:space="preserve">Every source comes three ways: the original article, an easier one, and a simplest one.</w:t>
       </w:r>
     </w:p>
     <w:p>
@@ -22111,7 +22094,7 @@
           <w:sz w:val="22"/>
           <w:szCs w:val="22"/>
         </w:rPr>
-        <w:t xml:space="preserve">Take the one you can hold today. There is no shame in any of them, and no prize for the hard one. But if you can stretch, stretch - the English in these is meant to be a little above you, because that is how you get better at it.</w:t>
+        <w:t xml:space="preserve">Use the version that is most helpful for you today. They are all useful, and there is no prize for using the hardest one. But if you can stretch, stretch - the English is meant to be a little above you, because that is how you get better at it.</w:t>
       </w:r>
     </w:p>
     <w:p>
@@ -23160,7 +23143,7 @@
           <w:sz w:val="24"/>
           <w:szCs w:val="24"/>
         </w:rPr>
-        <w:t xml:space="preserve">Anything you want to keep from this step. Words, marks, or a drawing - it is your page, and no one marks it.</w:t>
+        <w:t xml:space="preserve">Anything you want to keep from this step. Words, drawings, or scribbles - it is your page, and no one grades it.</w:t>
       </w:r>
     </w:p>
     <w:tbl>
@@ -23741,7 +23724,7 @@
           <w:sz w:val="22"/>
           <w:szCs w:val="22"/>
         </w:rPr>
-        <w:t xml:space="preserve">"May I ask you some questions about our hills? It is for our school project. You do not have to, and you can stop whenever you like."</w:t>
+        <w:t xml:space="preserve">"May I ask you some questions about our hills? It is for our research project. You do not have to, and you can stop whenever you like."</w:t>
       </w:r>
     </w:p>
     <w:p>
@@ -26489,7 +26472,7 @@
           <w:sz w:val="24"/>
           <w:szCs w:val="24"/>
         </w:rPr>
-        <w:t xml:space="preserve">Anything you want to keep from this step. Words, marks, or a drawing - it is your page, and no one marks it.</w:t>
+        <w:t xml:space="preserve">Anything you want to keep from this step. Words, drawings, or scribbles - it is your page, and no one grades it.</w:t>
       </w:r>
     </w:p>
     <w:tbl>
@@ -27028,7 +27011,7 @@
           <w:sz w:val="16"/>
           <w:szCs w:val="16"/>
         </w:rPr>
-        <w:t xml:space="preserve">   CAN WE TRUST IT? WEIGHING OUR SOURCES</w:t>
+        <w:t xml:space="preserve">   CAN WE TRUST IT? CHECKING OUR SOURCES</w:t>
       </w:r>
     </w:p>
     <w:p>
@@ -27045,7 +27028,7 @@
           <w:sz w:val="38"/>
           <w:szCs w:val="38"/>
         </w:rPr>
-        <w:t xml:space="preserve">How to weigh a source</w:t>
+        <w:t xml:space="preserve">How to check a source</w:t>
       </w:r>
     </w:p>
     <w:p>
@@ -27057,7 +27040,7 @@
           <w:sz w:val="22"/>
           <w:szCs w:val="22"/>
         </w:rPr>
-        <w:t xml:space="preserve">Not everything we are told is equally strong. A researcher does not ask "is this true or false?" A researcher asks: how much weight can this carry?</w:t>
+        <w:t xml:space="preserve">Not everything we are told is equally strong. A researcher does not ask "is this true or false?" A researcher asks: how much can we lean on this?</w:t>
       </w:r>
     </w:p>
     <w:p>
@@ -27311,7 +27294,7 @@
           <w:sz w:val="22"/>
           <w:szCs w:val="22"/>
         </w:rPr>
-        <w:t xml:space="preserve">A printed report is not automatically stronger than your grandmother. If she watched that hill for forty years, she SAW it. The report may just be repeating a number from somewhere else.</w:t>
+        <w:t xml:space="preserve">A printed report is not automatically stronger than an elder in your family. If they watched that hill for forty years, they SAW it. The report may just be repeating a number from somewhere else.</w:t>
       </w:r>
     </w:p>
     <w:p>
@@ -27352,7 +27335,7 @@
           <w:sz w:val="22"/>
           <w:szCs w:val="22"/>
         </w:rPr>
-        <w:t xml:space="preserve">Weighing does not mean trusting nothing. A weak source can still be useful - it can show us what to ask about next. We are working out how hard to lean on something, not throwing it away.</w:t>
+        <w:t xml:space="preserve">Checking does not mean trusting nothing. A weak source can still be useful - it can show us what to ask about next. We are working out how hard to lean on something, not throwing it away.</w:t>
       </w:r>
     </w:p>
     <w:tbl>
@@ -27406,7 +27389,7 @@
                 <w:sz w:val="21"/>
                 <w:szCs w:val="21"/>
               </w:rPr>
-              <w:t xml:space="preserve">weigh - to work out how much we can trust something, and how much to lean on it</w:t>
+              <w:t xml:space="preserve">check - to work out how much we can trust something, and how much to lean on it</w:t>
             </w:r>
           </w:p>
           <w:p>
@@ -27460,7 +27443,7 @@
           <w:sz w:val="24"/>
           <w:szCs w:val="24"/>
         </w:rPr>
-        <w:t xml:space="preserve">How much weight can each of these carry? Circle strong, medium, or weak - and be ready to say why. Then check at the back of the book.</w:t>
+        <w:t xml:space="preserve">How much can we lean on each of these? Circle strong, medium, or weak - and be ready to say why. Then check at the back of the book.</w:t>
       </w:r>
     </w:p>
     <w:p>
@@ -27764,7 +27747,7 @@
           <w:sz w:val="16"/>
           <w:szCs w:val="16"/>
         </w:rPr>
-        <w:t xml:space="preserve">SHEET 12  ·  CAN WE TRUST IT? WEIGHING OUR SOURCES</w:t>
+        <w:t xml:space="preserve">SHEET 12  ·  CAN WE TRUST IT? CHECKING OUR SOURCES</w:t>
       </w:r>
     </w:p>
     <w:p>
@@ -28199,7 +28182,7 @@
           <w:sz w:val="16"/>
           <w:szCs w:val="16"/>
         </w:rPr>
-        <w:t xml:space="preserve">CAN WE TRUST IT? WEIGHING OUR SOURCES</w:t>
+        <w:t xml:space="preserve">CAN WE TRUST IT? CHECKING OUR SOURCES</w:t>
       </w:r>
     </w:p>
     <w:p>
@@ -28228,7 +28211,7 @@
           <w:sz w:val="24"/>
           <w:szCs w:val="24"/>
         </w:rPr>
-        <w:t xml:space="preserve">Anything you want to keep from this step. Words, marks, or a drawing - it is your page, and no one marks it.</w:t>
+        <w:t xml:space="preserve">Anything you want to keep from this step. Words, drawings, or scribbles - it is your page, and no one grades it.</w:t>
       </w:r>
     </w:p>
     <w:tbl>
@@ -29992,7 +29975,7 @@
           <w:sz w:val="24"/>
           <w:szCs w:val="24"/>
         </w:rPr>
-        <w:t xml:space="preserve">Anything you want to keep from this step. Words, marks, or a drawing - it is your page, and no one marks it.</w:t>
+        <w:t xml:space="preserve">Anything you want to keep from this step. Words, drawings, or scribbles - it is your page, and no one grades it.</w:t>
       </w:r>
     </w:p>
     <w:tbl>
@@ -31834,7 +31817,7 @@
           <w:sz w:val="24"/>
           <w:szCs w:val="24"/>
         </w:rPr>
-        <w:t xml:space="preserve">Anything you want to keep from this step. Words, marks, or a drawing - it is your page, and no one marks it.</w:t>
+        <w:t xml:space="preserve">Anything you want to keep from this step. Words, drawings, or scribbles - it is your page, and no one grades it.</w:t>
       </w:r>
     </w:p>
     <w:tbl>
@@ -33425,7 +33408,7 @@
           <w:sz w:val="24"/>
           <w:szCs w:val="24"/>
         </w:rPr>
-        <w:t xml:space="preserve">Anything you want to keep from this step. Words, marks, or a drawing - it is your page, and no one marks it.</w:t>
+        <w:t xml:space="preserve">Anything you want to keep from this step. Words, drawings, or scribbles - it is your page, and no one grades it.</w:t>
       </w:r>
     </w:p>
     <w:tbl>
@@ -35227,7 +35210,7 @@
           <w:sz w:val="24"/>
           <w:szCs w:val="24"/>
         </w:rPr>
-        <w:t xml:space="preserve">Anything you want to keep from this step. Words, marks, or a drawing - it is your page, and no one marks it.</w:t>
+        <w:t xml:space="preserve">Anything you want to keep from this step. Words, drawings, or scribbles - it is your page, and no one grades it.</w:t>
       </w:r>
     </w:p>
     <w:tbl>
@@ -37035,7 +37018,7 @@
           <w:sz w:val="24"/>
           <w:szCs w:val="24"/>
         </w:rPr>
-        <w:t xml:space="preserve">Anything you want to keep from this step. Words, marks, or a drawing - it is your page, and no one marks it.</w:t>
+        <w:t xml:space="preserve">Anything you want to keep from this step. Words, drawings, or scribbles - it is your page, and no one grades it.</w:t>
       </w:r>
     </w:p>
     <w:tbl>
@@ -37575,7 +37558,7 @@
           <w:sz w:val="22"/>
           <w:szCs w:val="22"/>
         </w:rPr>
-        <w:t xml:space="preserve">You know what you found. The person listening does not. Everything here is about crossing that gap.</w:t>
+        <w:t xml:space="preserve">You know what you found. The person listening does not. Everything here is about closing that gap.</w:t>
       </w:r>
     </w:p>
     <w:p>
@@ -38754,7 +38737,7 @@
           <w:sz w:val="24"/>
           <w:szCs w:val="24"/>
         </w:rPr>
-        <w:t xml:space="preserve">Anything you want to keep from this step. Words, marks, or a drawing - it is your page, and no one marks it.</w:t>
+        <w:t xml:space="preserve">Anything you want to keep from this step. Words, drawings, or scribbles - it is your page, and no one grades it.</w:t>
       </w:r>
     </w:p>
     <w:tbl>
@@ -39551,7 +39534,7 @@
           <w:sz w:val="22"/>
           <w:szCs w:val="22"/>
         </w:rPr>
-        <w:t xml:space="preserve">You started this course finding things out by guessing or by asking around. You are leaving it able to ask a real question, go and find out, weigh what you find, and say what it means.</w:t>
+        <w:t xml:space="preserve">You started this course finding things out by guessing or by asking around. You are leaving it able to ask a real question, go and find out, check what you find, and say what it means.</w:t>
       </w:r>
     </w:p>
     <w:p>
@@ -40237,7 +40220,7 @@
           <w:sz w:val="24"/>
           <w:szCs w:val="24"/>
         </w:rPr>
-        <w:t xml:space="preserve">Anything you want to keep from this step. Words, marks, or a drawing - it is your page, and no one marks it.</w:t>
+        <w:t xml:space="preserve">Anything you want to keep from this step. Words, drawings, or scribbles - it is your page, and no one grades it.</w:t>
       </w:r>
     </w:p>
     <w:tbl>
@@ -40766,7 +40749,7 @@
           <w:sz w:val="28"/>
           <w:szCs w:val="28"/>
         </w:rPr>
-        <w:t xml:space="preserve">How to tell what we KNOW from what we only THINK</w:t>
+        <w:t xml:space="preserve">How to tell what we KNOW from what we THINK we know</w:t>
       </w:r>
     </w:p>
     <w:p>
@@ -40834,7 +40817,7 @@
           <w:sz w:val="21"/>
           <w:szCs w:val="21"/>
         </w:rPr>
-        <w:t xml:space="preserve">3.   My grandmother says there were big trees on that slope when she was young.</w:t>
+        <w:t xml:space="preserve">3.   An elder in my family says there were big trees on that slope when they were young.</w:t>
       </w:r>
     </w:p>
     <w:p>
@@ -41431,7 +41414,7 @@
           <w:sz w:val="28"/>
           <w:szCs w:val="28"/>
         </w:rPr>
-        <w:t xml:space="preserve">How to weigh a source</w:t>
+        <w:t xml:space="preserve">How to check a source</w:t>
       </w:r>
     </w:p>
     <w:p>
